--- a/docs/module04.docx
+++ b/docs/module04.docx
@@ -117,7 +117,7 @@
       </w:r>
     </w:p>
     <w:bookmarkEnd w:id="20"/>
-    <w:bookmarkStart w:id="24" w:name="scenario-update"/>
+    <w:bookmarkStart w:id="27" w:name="scenario-update"/>
     <w:p>
       <w:pPr>
         <w:pStyle w:val="Heading2"/>
@@ -207,15 +207,35 @@
         <w:pStyle w:val="FirstParagraph"/>
       </w:pPr>
       <w:r>
-        <w:t xml:space="preserve">You decide to talk to the ship’s cook about menu items served on February 9th. Maybe something there is responsible for the illnesses observed?</w:t>
-      </w:r>
-    </w:p>
-    <w:p>
-      <w:pPr>
-        <w:pStyle w:val="BodyText"/>
-      </w:pPr>
-      <w:r>
-        <w:t xml:space="preserve">You can’t be certain, but something seems a little… off about the cook. Regardless, however, Sam shares with you the menu from the evening of February 9th.</w:t>
+        <w:t xml:space="preserve">You decide to talk to the ship’s cook about menu items served on February 9th. Maybe something there is responsible for the illnesses observed? The staff point you in the direction of the galley of the S. S. Rainbow Cake, where you meet the head chef:</w:t>
+      </w:r>
+      <w:r>
+        <w:t xml:space="preserve"> </w:t>
+      </w:r>
+      <w:r>
+        <w:rPr>
+          <w:b/>
+          <w:bCs/>
+        </w:rPr>
+        <w:t xml:space="preserve">Sam Stewpot</w:t>
+      </w:r>
+      <w:r>
+        <w:t xml:space="preserve"> </w:t>
+      </w:r>
+      <w:r>
+        <w:t xml:space="preserve">(or</w:t>
+      </w:r>
+      <w:r>
+        <w:t xml:space="preserve"> </w:t>
+      </w:r>
+      <w:r>
+        <w:t xml:space="preserve">‘Salty Sam’</w:t>
+      </w:r>
+      <w:r>
+        <w:t xml:space="preserve"> </w:t>
+      </w:r>
+      <w:r>
+        <w:t xml:space="preserve">according to the crew).</w:t>
       </w:r>
     </w:p>
     <w:p>
@@ -225,20 +245,94 @@
       <w:r>
         <w:drawing>
           <wp:inline>
-            <wp:extent cx="5162550" cy="6858000"/>
+            <wp:extent cx="5334000" cy="6786799"/>
             <wp:effectExtent b="0" l="0" r="0" t="0"/>
-            <wp:docPr descr="The menu from the night of February 9th" title="" id="22" name="Picture"/>
+            <wp:docPr descr="“Salty Sam Stewpot”. (No.4 Cook. Thomas Rowlandson, 1799. National Maritime Museum, Greenwich, London.)" title="" id="22" name="Picture"/>
             <a:graphic>
               <a:graphicData uri="http://schemas.openxmlformats.org/drawingml/2006/picture">
                 <pic:pic>
                   <pic:nvPicPr>
-                    <pic:cNvPr descr="pics/module04_menu.jpg" id="23" name="Picture"/>
+                    <pic:cNvPr descr="pics/module04_cook.jpg" id="23" name="Picture"/>
                     <pic:cNvPicPr>
                       <a:picLocks noChangeArrowheads="1" noChangeAspect="1"/>
                     </pic:cNvPicPr>
                   </pic:nvPicPr>
                   <pic:blipFill>
                     <a:blip r:embed="rId21"/>
+                    <a:stretch>
+                      <a:fillRect/>
+                    </a:stretch>
+                  </pic:blipFill>
+                  <pic:spPr bwMode="auto">
+                    <a:xfrm>
+                      <a:off x="0" y="0"/>
+                      <a:ext cx="5334000" cy="6786799"/>
+                    </a:xfrm>
+                    <a:prstGeom prst="rect">
+                      <a:avLst/>
+                    </a:prstGeom>
+                    <a:noFill/>
+                    <a:ln w="9525">
+                      <a:noFill/>
+                      <a:headEnd/>
+                      <a:tailEnd/>
+                    </a:ln>
+                  </pic:spPr>
+                </pic:pic>
+              </a:graphicData>
+            </a:graphic>
+          </wp:inline>
+        </w:drawing>
+      </w:r>
+    </w:p>
+    <w:p>
+      <w:pPr>
+        <w:pStyle w:val="ImageCaption"/>
+      </w:pPr>
+      <w:r>
+        <w:t xml:space="preserve">“Salty Sam Stewpot”</w:t>
+      </w:r>
+      <w:r>
+        <w:t xml:space="preserve">. (No.4 Cook. Thomas Rowlandson, 1799. National Maritime Museum, Greenwich, London.)</w:t>
+      </w:r>
+    </w:p>
+    <w:p>
+      <w:pPr>
+        <w:pStyle w:val="BodyText"/>
+      </w:pPr>
+      <w:r>
+        <w:t xml:space="preserve">You can’t be certain, but something seems a little… off about Sam. Not what you expected, at least. Regardless, after speaking about the dining services offered on the evening of February 9th, you ask for information about the menu items offered, and recruit several members of the crew to interview passengers and record which menu items they ordered.</w:t>
+      </w:r>
+    </w:p>
+    <w:p>
+      <w:pPr>
+        <w:pStyle w:val="BodyText"/>
+      </w:pPr>
+      <w:r>
+        <w:t xml:space="preserve">The first piece of information comes directly from Salty Sam, who proudly tells you that in addition to their culinary expertise, they in fact wrote up the menu themselves, complete with chef’s notes.</w:t>
+      </w:r>
+    </w:p>
+    <w:p>
+      <w:pPr>
+        <w:pStyle w:val="CaptionedFigure"/>
+      </w:pPr>
+      <w:r>
+        <w:drawing>
+          <wp:inline>
+            <wp:extent cx="5162550" cy="6858000"/>
+            <wp:effectExtent b="0" l="0" r="0" t="0"/>
+            <wp:docPr descr="The menu from the night of February 9th" title="" id="25" name="Picture"/>
+            <a:graphic>
+              <a:graphicData uri="http://schemas.openxmlformats.org/drawingml/2006/picture">
+                <pic:pic>
+                  <pic:nvPicPr>
+                    <pic:cNvPr descr="pics/module04_menu.jpg" id="26" name="Picture"/>
+                    <pic:cNvPicPr>
+                      <a:picLocks noChangeArrowheads="1" noChangeAspect="1"/>
+                    </pic:cNvPicPr>
+                  </pic:nvPicPr>
+                  <pic:blipFill>
+                    <a:blip r:embed="rId24"/>
                     <a:stretch>
                       <a:fillRect/>
                     </a:stretch>
@@ -273,7 +367,139 @@
         <w:t xml:space="preserve">The menu from the night of February 9th</w:t>
       </w:r>
     </w:p>
-    <w:bookmarkEnd w:id="24"/>
+    <w:p>
+      <w:pPr>
+        <w:pStyle w:val="BodyText"/>
+      </w:pPr>
+      <w:r>
+        <w:t xml:space="preserve">You see that certain menu items are restricted to the higher tier memberships only. Will this change which food items you decide to include in your analysis? Why or why not?</w:t>
+      </w:r>
+    </w:p>
+    <w:p>
+      <w:pPr>
+        <w:pStyle w:val="BodyText"/>
+      </w:pPr>
+      <w:r>
+        <w:t xml:space="preserve">After a short time, you receive the following email from the ship’s steward:</w:t>
+      </w:r>
+    </w:p>
+    <w:p>
+      <w:pPr>
+        <w:pStyle w:val="BodyText"/>
+      </w:pPr>
+      <w:r>
+        <w:rPr>
+          <w:rStyle w:val="VerbatimChar"/>
+        </w:rPr>
+        <w:t xml:space="preserve">Dear [ship's epidemiologist],</w:t>
+      </w:r>
+    </w:p>
+    <w:p>
+      <w:pPr>
+        <w:pStyle w:val="BodyText"/>
+      </w:pPr>
+      <w:r>
+        <w:rPr>
+          <w:rStyle w:val="VerbatimChar"/>
+        </w:rPr>
+        <w:t xml:space="preserve">Please find attached the results of the interrogation o' the passengers, as per yer request.</w:t>
+      </w:r>
+    </w:p>
+    <w:p>
+      <w:pPr>
+        <w:pStyle w:val="BodyText"/>
+      </w:pPr>
+      <w:r>
+        <w:rPr>
+          <w:rStyle w:val="VerbatimChar"/>
+        </w:rPr>
+        <w:t xml:space="preserve">I'll be notin as well, the cap'n is a reel Kate Winslet fan, and was watchin' a film called Contaygeon last night. He says they had some real nice looking tables and reports that were getting passed around in that film, and would like it if you could pass him something ta make it easy to read and understand whats been going on.</w:t>
+      </w:r>
+    </w:p>
+    <w:p>
+      <w:pPr>
+        <w:pStyle w:val="BodyText"/>
+      </w:pPr>
+      <w:r>
+        <w:rPr>
+          <w:rStyle w:val="VerbatimChar"/>
+        </w:rPr>
+        <w:t xml:space="preserve">Thanks,</w:t>
+      </w:r>
+    </w:p>
+    <w:p>
+      <w:pPr>
+        <w:pStyle w:val="BodyText"/>
+      </w:pPr>
+      <w:r>
+        <w:rPr>
+          <w:rStyle w:val="VerbatimChar"/>
+        </w:rPr>
+        <w:t xml:space="preserve">Patrick the Steward</w:t>
+      </w:r>
+    </w:p>
+    <w:p>
+      <w:r>
+        <w:pict>
+          <v:rect style="width:0;height:1.5pt" o:hralign="center" o:hrstd="t" o:hr="t"/>
+        </w:pict>
+      </w:r>
+    </w:p>
+    <w:p>
+      <w:pPr>
+        <w:pStyle w:val="FirstParagraph"/>
+      </w:pPr>
+      <w:r>
+        <w:t xml:space="preserve">Another busy day ahead of you! Let’s recap on what we need to do:</w:t>
+      </w:r>
+    </w:p>
+    <w:p>
+      <w:pPr>
+        <w:pStyle w:val="Compact"/>
+        <w:numPr>
+          <w:ilvl w:val="0"/>
+          <w:numId w:val="1003"/>
+        </w:numPr>
+      </w:pPr>
+      <w:r>
+        <w:t xml:space="preserve">First and foremost - we should check out this dataset provided to us containing food item exposures of the passengers who dined aboard the ship on February 9th. Given our strong clues that the ship experienced a point-source outbreak, we want to be sure that any implicated food items don’t wind up on the menu again!</w:t>
+      </w:r>
+    </w:p>
+    <w:p>
+      <w:pPr>
+        <w:pStyle w:val="Compact"/>
+        <w:numPr>
+          <w:ilvl w:val="0"/>
+          <w:numId w:val="1003"/>
+        </w:numPr>
+      </w:pPr>
+      <w:r>
+        <w:t xml:space="preserve">The captain has requested an epidemiological update from you, in a nicely formatted report. Up until now, we’ve just been reading off the outputs provided in R, and while this is fine for us as a working-method, we should recognize that it is important to make sure our results and recommendations are as easy to interpret as possible. Therefore, we’ll explore some ways to create custom, easy-to-read tables.</w:t>
+      </w:r>
+    </w:p>
+    <w:p>
+      <w:pPr>
+        <w:pStyle w:val="Compact"/>
+        <w:numPr>
+          <w:ilvl w:val="0"/>
+          <w:numId w:val="1003"/>
+        </w:numPr>
+      </w:pPr>
+      <w:r>
+        <w:t xml:space="preserve">(If we have time for it). We’ll introduce R markdown documents - which can be used in a variety of ways to create nice, convenient reports that combine your code, outputs, and notes, all in one place!</w:t>
+      </w:r>
+    </w:p>
+    <w:bookmarkEnd w:id="27"/>
+    <w:bookmarkStart w:id="28" w:name="Xc7c71463ec5844cbfed2c5976ce19f5531e66d5"/>
+    <w:p>
+      <w:pPr>
+        <w:pStyle w:val="Heading2"/>
+      </w:pPr>
+      <w:r>
+        <w:t xml:space="preserve">Part A: Exploring the food exposure dataset</w:t>
+      </w:r>
+    </w:p>
+    <w:bookmarkEnd w:id="28"/>
     <w:sectPr>
       <w:footnotePr>
         <w:numRestart w:val="eachSect"/>
@@ -503,6 +729,36 @@
     </w:lvlOverride>
   </w:num>
   <w:num w:numId="1002">
+    <w:abstractNumId w:val="99411"/>
+    <w:lvlOverride w:ilvl="0">
+      <w:startOverride w:val="1"/>
+    </w:lvlOverride>
+    <w:lvlOverride w:ilvl="1">
+      <w:startOverride w:val="1"/>
+    </w:lvlOverride>
+    <w:lvlOverride w:ilvl="2">
+      <w:startOverride w:val="1"/>
+    </w:lvlOverride>
+    <w:lvlOverride w:ilvl="3">
+      <w:startOverride w:val="1"/>
+    </w:lvlOverride>
+    <w:lvlOverride w:ilvl="4">
+      <w:startOverride w:val="1"/>
+    </w:lvlOverride>
+    <w:lvlOverride w:ilvl="5">
+      <w:startOverride w:val="1"/>
+    </w:lvlOverride>
+    <w:lvlOverride w:ilvl="6">
+      <w:startOverride w:val="1"/>
+    </w:lvlOverride>
+    <w:lvlOverride w:ilvl="7">
+      <w:startOverride w:val="1"/>
+    </w:lvlOverride>
+    <w:lvlOverride w:ilvl="8">
+      <w:startOverride w:val="1"/>
+    </w:lvlOverride>
+  </w:num>
+  <w:num w:numId="1003">
     <w:abstractNumId w:val="99411"/>
     <w:lvlOverride w:ilvl="0">
       <w:startOverride w:val="1"/>

--- a/docs/module04.docx
+++ b/docs/module04.docx
@@ -402,7 +402,7 @@
         <w:rPr>
           <w:rStyle w:val="VerbatimChar"/>
         </w:rPr>
-        <w:t xml:space="preserve">Please find attached the results of the interrogation o' the passengers, as per yer request.</w:t>
+        <w:t xml:space="preserve">Please find attached the results of the interrogation, err, I mean interviewin' o' the passengers, as per yer request.</w:t>
       </w:r>
     </w:p>
     <w:p>

--- a/docs/module04.docx
+++ b/docs/module04.docx
@@ -499,7 +499,585 @@
         <w:t xml:space="preserve">Part A: Exploring the food exposure dataset</w:t>
       </w:r>
     </w:p>
+    <w:p>
+      <w:pPr>
+        <w:pStyle w:val="FirstParagraph"/>
+      </w:pPr>
+      <w:r>
+        <w:t xml:space="preserve">What we have to work with</w:t>
+      </w:r>
+    </w:p>
+    <w:p>
+      <w:pPr>
+        <w:pStyle w:val="Compact"/>
+        <w:numPr>
+          <w:ilvl w:val="0"/>
+          <w:numId w:val="1004"/>
+        </w:numPr>
+      </w:pPr>
+      <w:r>
+        <w:t xml:space="preserve">Food exposures for those who boarded Feb 9th</w:t>
+      </w:r>
+    </w:p>
+    <w:p>
+      <w:pPr>
+        <w:pStyle w:val="Compact"/>
+        <w:numPr>
+          <w:ilvl w:val="0"/>
+          <w:numId w:val="1004"/>
+        </w:numPr>
+      </w:pPr>
+      <w:r>
+        <w:t xml:space="preserve">Symptoms of illness</w:t>
+      </w:r>
+    </w:p>
+    <w:p>
+      <w:pPr>
+        <w:pStyle w:val="FirstParagraph"/>
+      </w:pPr>
+      <w:r>
+        <w:t xml:space="preserve">Tasks:</w:t>
+      </w:r>
+    </w:p>
+    <w:p>
+      <w:pPr>
+        <w:numPr>
+          <w:ilvl w:val="0"/>
+          <w:numId w:val="1005"/>
+        </w:numPr>
+      </w:pPr>
+      <w:r>
+        <w:t xml:space="preserve">Decide on how we want to treat Y/N/P/DK entries. No completely right answer but generally lump Y/P = 1, N = 0, DK = NA</w:t>
+      </w:r>
+    </w:p>
+    <w:p>
+      <w:pPr>
+        <w:numPr>
+          <w:ilvl w:val="0"/>
+          <w:numId w:val="1005"/>
+        </w:numPr>
+      </w:pPr>
+      <w:r>
+        <w:t xml:space="preserve">Decide on case definition(s) - might be worth doing 2 - one for symptomatic, one for severe symptoms</w:t>
+      </w:r>
+    </w:p>
+    <w:p>
+      <w:pPr>
+        <w:numPr>
+          <w:ilvl w:val="0"/>
+          <w:numId w:val="1005"/>
+        </w:numPr>
+      </w:pPr>
+      <w:r>
+        <w:t xml:space="preserve">Can also do odds ratios</w:t>
+      </w:r>
+    </w:p>
+    <w:p>
+      <w:pPr>
+        <w:numPr>
+          <w:ilvl w:val="0"/>
+          <w:numId w:val="1005"/>
+        </w:numPr>
+      </w:pPr>
+      <w:r>
+        <w:t xml:space="preserve">Calculate attack rates</w:t>
+      </w:r>
+    </w:p>
+    <w:p>
+      <w:pPr>
+        <w:numPr>
+          <w:ilvl w:val="0"/>
+          <w:numId w:val="1005"/>
+        </w:numPr>
+      </w:pPr>
+      <w:r>
+        <w:t xml:space="preserve">Decide on nice tabular format</w:t>
+      </w:r>
+    </w:p>
+    <w:p>
+      <w:pPr>
+        <w:numPr>
+          <w:ilvl w:val="0"/>
+          <w:numId w:val="1005"/>
+        </w:numPr>
+      </w:pPr>
+      <w:r>
+        <w:t xml:space="preserve">implement in flextable using calculations directly in the table</w:t>
+      </w:r>
+    </w:p>
+    <w:p>
+      <w:pPr>
+        <w:numPr>
+          <w:ilvl w:val="0"/>
+          <w:numId w:val="1005"/>
+        </w:numPr>
+      </w:pPr>
+      <w:r>
+        <w:t xml:space="preserve">Rmd documents</w:t>
+      </w:r>
+    </w:p>
     <w:bookmarkEnd w:id="28"/>
+    <w:bookmarkStart w:id="32" w:name="exploring-the-food-exposure-dataset"/>
+    <w:p>
+      <w:pPr>
+        <w:pStyle w:val="Heading2"/>
+      </w:pPr>
+      <w:r>
+        <w:t xml:space="preserve">Exploring the food exposure dataset</w:t>
+      </w:r>
+    </w:p>
+    <w:p>
+      <w:pPr>
+        <w:pStyle w:val="FirstParagraph"/>
+      </w:pPr>
+      <w:r>
+        <w:t xml:space="preserve">Let’s start by exploring the food exposure data extract that was provided to us.</w:t>
+      </w:r>
+    </w:p>
+    <w:p>
+      <w:pPr>
+        <w:pStyle w:val="SourceCode"/>
+      </w:pPr>
+      <w:r>
+        <w:br/>
+      </w:r>
+      <w:r>
+        <w:rPr>
+          <w:rStyle w:val="NormalTok"/>
+        </w:rPr>
+        <w:t xml:space="preserve">foodexp </w:t>
+      </w:r>
+      <w:r>
+        <w:rPr>
+          <w:rStyle w:val="OtherTok"/>
+        </w:rPr>
+        <w:t xml:space="preserve">&lt;-</w:t>
+      </w:r>
+      <w:r>
+        <w:rPr>
+          <w:rStyle w:val="NormalTok"/>
+        </w:rPr>
+        <w:t xml:space="preserve"> </w:t>
+      </w:r>
+      <w:r>
+        <w:rPr>
+          <w:rStyle w:val="FunctionTok"/>
+        </w:rPr>
+        <w:t xml:space="preserve">read_tsv</w:t>
+      </w:r>
+      <w:r>
+        <w:rPr>
+          <w:rStyle w:val="NormalTok"/>
+        </w:rPr>
+        <w:t xml:space="preserve">(</w:t>
+      </w:r>
+      <w:r>
+        <w:rPr>
+          <w:rStyle w:val="StringTok"/>
+        </w:rPr>
+        <w:t xml:space="preserve">"participant_data/module4/foodexposures_feb9.txt"</w:t>
+      </w:r>
+      <w:r>
+        <w:rPr>
+          <w:rStyle w:val="NormalTok"/>
+        </w:rPr>
+        <w:t xml:space="preserve">)</w:t>
+      </w:r>
+    </w:p>
+    <w:tbl>
+      <w:tblPr>
+        <w:tblStyle w:val="Table"/>
+        <w:tblLook w:firstRow="0" w:lastRow="0" w:firstColumn="0" w:lastColumn="0" w:noHBand="0" w:noVBand="0" w:val="0000"/>
+        <w:tblBorders>
+          <w:top w:val="single" w:sz="4" w:space="0" w:color="0758E5"/>
+          <w:left w:val="single" w:sz="24" w:space="0" w:color="0758E5"/>
+          <w:bottom w:val="single" w:sz="4" w:space="0" w:color="0758E5"/>
+          <w:right w:val="single" w:sz="4" w:space="0" w:color="0758E5"/>
+        </w:tblBorders>
+        <w:tblCellMar>
+          <w:left w:w="144" w:type="dxa"/>
+          <w:right w:w="144" w:type="dxa"/>
+        </w:tblCellMar>
+        <w:tblLook w:firstRow="0" w:lastRow="0" w:firstColumn="0" w:lastColumn="0" w:noHBand="0" w:noVBand="0" w:val="0000"/>
+      </w:tblPr>
+      <w:tr>
+        <w:trPr>
+          <w:cantSplit/>
+        </w:trPr>
+        <w:tc>
+          <w:tcPr>
+            <w:shd w:color="auto" w:fill="dae6fb" w:val="clear"/>
+            <w:tcMar>
+              <w:top w:w="92" w:type="dxa"/>
+              <w:bottom w:w="92" w:type="dxa"/>
+            </w:tcMar>
+          </w:tcPr>
+          <w:p>
+            <w:pPr>
+              <w:pStyle w:val="FirstParagraph"/>
+            </w:pPr>
+            <w:pPr>
+              <w:spacing w:before="0" w:after="0"/>
+              <w:textAlignment w:val="center"/>
+            </w:pPr>
+            <w:r>
+              <w:drawing>
+                <wp:inline>
+                  <wp:extent cx="152400" cy="152400"/>
+                  <wp:effectExtent b="0" l="0" r="0" t="0"/>
+                  <wp:docPr descr="" title="" id="30" name="Picture"/>
+                  <a:graphic>
+                    <a:graphicData uri="http://schemas.openxmlformats.org/drawingml/2006/picture">
+                      <pic:pic>
+                        <pic:nvPicPr>
+                          <pic:cNvPr descr="C:\Users\BHETMAN\AppData\Local\Programs\Quarto\share\formats\docx\note.png" id="31" name="Picture"/>
+                          <pic:cNvPicPr>
+                            <a:picLocks noChangeArrowheads="1" noChangeAspect="1"/>
+                          </pic:cNvPicPr>
+                        </pic:nvPicPr>
+                        <pic:blipFill>
+                          <a:blip r:embed="rId29"/>
+                          <a:stretch>
+                            <a:fillRect/>
+                          </a:stretch>
+                        </pic:blipFill>
+                        <pic:spPr bwMode="auto">
+                          <a:xfrm>
+                            <a:off x="0" y="0"/>
+                            <a:ext cx="152400" cy="152400"/>
+                          </a:xfrm>
+                          <a:prstGeom prst="rect">
+                            <a:avLst/>
+                          </a:prstGeom>
+                          <a:noFill/>
+                          <a:ln w="9525">
+                            <a:noFill/>
+                            <a:headEnd/>
+                            <a:tailEnd/>
+                          </a:ln>
+                        </pic:spPr>
+                      </pic:pic>
+                    </a:graphicData>
+                  </a:graphic>
+                </wp:inline>
+              </w:drawing>
+            </w:r>
+            <w:r>
+              <w:t xml:space="preserve"> </w:t>
+            </w:r>
+            <w:r>
+              <w:t xml:space="preserve"> </w:t>
+            </w:r>
+            <w:r>
+              <w:t xml:space="preserve">Note</w:t>
+            </w:r>
+          </w:p>
+        </w:tc>
+      </w:tr>
+      <w:tr>
+        <w:trPr>
+          <w:cantSplit/>
+        </w:trPr>
+        <w:tc>
+          <w:tcPr>
+            <w:tcMar>
+              <w:top w:w="108" w:type="dxa"/>
+              <w:bottom w:w="108" w:type="dxa"/>
+            </w:tcMar>
+          </w:tcPr>
+          <w:p>
+            <w:pPr>
+              <w:pStyle w:val="BodyText"/>
+            </w:pPr>
+            <w:pPr>
+              <w:spacing w:before="16"/>
+            </w:pPr>
+            <w:r>
+              <w:t xml:space="preserve">As you review the food exposures data, what do you notice about the values under each of the exposures? Are they a simple dichotomous value? How do you propose to work with these?</w:t>
+            </w:r>
+          </w:p>
+          <w:p>
+            <w:pPr>
+              <w:pStyle w:val="BodyText"/>
+            </w:pPr>
+            <w:r>
+              <w:t xml:space="preserve">For reference, the following responses were recorded:</w:t>
+            </w:r>
+          </w:p>
+          <w:p>
+            <w:pPr>
+              <w:pStyle w:val="Compact"/>
+              <w:numPr>
+                <w:ilvl w:val="0"/>
+                <w:numId w:val="1006"/>
+              </w:numPr>
+            </w:pPr>
+            <w:r>
+              <w:rPr>
+                <w:b/>
+                <w:bCs/>
+              </w:rPr>
+              <w:t xml:space="preserve">Y</w:t>
+            </w:r>
+            <w:r>
+              <w:t xml:space="preserve"> </w:t>
+            </w:r>
+            <w:r>
+              <w:t xml:space="preserve">=</w:t>
+            </w:r>
+            <w:r>
+              <w:t xml:space="preserve"> </w:t>
+            </w:r>
+            <w:r>
+              <w:rPr>
+                <w:b/>
+                <w:bCs/>
+              </w:rPr>
+              <w:t xml:space="preserve">Yes</w:t>
+            </w:r>
+            <w:r>
+              <w:t xml:space="preserve">, the passenger recalls eating the food item.</w:t>
+            </w:r>
+          </w:p>
+          <w:p>
+            <w:pPr>
+              <w:pStyle w:val="Compact"/>
+              <w:numPr>
+                <w:ilvl w:val="0"/>
+                <w:numId w:val="1006"/>
+              </w:numPr>
+            </w:pPr>
+            <w:r>
+              <w:rPr>
+                <w:b/>
+                <w:bCs/>
+              </w:rPr>
+              <w:t xml:space="preserve">N</w:t>
+            </w:r>
+            <w:r>
+              <w:t xml:space="preserve"> </w:t>
+            </w:r>
+            <w:r>
+              <w:t xml:space="preserve">=</w:t>
+            </w:r>
+            <w:r>
+              <w:t xml:space="preserve"> </w:t>
+            </w:r>
+            <w:r>
+              <w:rPr>
+                <w:b/>
+                <w:bCs/>
+              </w:rPr>
+              <w:t xml:space="preserve">No</w:t>
+            </w:r>
+            <w:r>
+              <w:t xml:space="preserve">, the passenger recalls specifically NOT eating the food item.</w:t>
+            </w:r>
+          </w:p>
+          <w:p>
+            <w:pPr>
+              <w:pStyle w:val="Compact"/>
+              <w:numPr>
+                <w:ilvl w:val="0"/>
+                <w:numId w:val="1006"/>
+              </w:numPr>
+            </w:pPr>
+            <w:r>
+              <w:rPr>
+                <w:b/>
+                <w:bCs/>
+              </w:rPr>
+              <w:t xml:space="preserve">P</w:t>
+            </w:r>
+            <w:r>
+              <w:t xml:space="preserve"> </w:t>
+            </w:r>
+            <w:r>
+              <w:t xml:space="preserve">=</w:t>
+            </w:r>
+            <w:r>
+              <w:t xml:space="preserve"> </w:t>
+            </w:r>
+            <w:r>
+              <w:rPr>
+                <w:b/>
+                <w:bCs/>
+              </w:rPr>
+              <w:t xml:space="preserve">Possibly</w:t>
+            </w:r>
+            <w:r>
+              <w:t xml:space="preserve">, the passenger recalls that they may have eaten the food item, either from their own plate or from a spouses or someone at the same table.</w:t>
+            </w:r>
+          </w:p>
+          <w:p>
+            <w:pPr>
+              <w:pStyle w:val="Compact"/>
+              <w:numPr>
+                <w:ilvl w:val="0"/>
+                <w:numId w:val="1006"/>
+              </w:numPr>
+            </w:pPr>
+            <w:r>
+              <w:rPr>
+                <w:b/>
+                <w:bCs/>
+              </w:rPr>
+              <w:t xml:space="preserve">DK</w:t>
+            </w:r>
+            <w:r>
+              <w:t xml:space="preserve"> </w:t>
+            </w:r>
+            <w:r>
+              <w:t xml:space="preserve">=</w:t>
+            </w:r>
+            <w:r>
+              <w:t xml:space="preserve"> </w:t>
+            </w:r>
+            <w:r>
+              <w:rPr>
+                <w:b/>
+                <w:bCs/>
+              </w:rPr>
+              <w:t xml:space="preserve">Doesn’t know</w:t>
+            </w:r>
+            <w:r>
+              <w:t xml:space="preserve"> </w:t>
+            </w:r>
+            <w:r>
+              <w:t xml:space="preserve">or</w:t>
+            </w:r>
+            <w:r>
+              <w:t xml:space="preserve"> </w:t>
+            </w:r>
+            <w:r>
+              <w:rPr>
+                <w:b/>
+                <w:bCs/>
+              </w:rPr>
+              <w:t xml:space="preserve">doesn’t recall</w:t>
+            </w:r>
+            <w:r>
+              <w:t xml:space="preserve">, the passenger does not recall whether they consumed the food item or not.</w:t>
+            </w:r>
+          </w:p>
+          <w:p/>
+        </w:tc>
+      </w:tr>
+    </w:tbl>
+    <w:p>
+      <w:pPr>
+        <w:pStyle w:val="FirstParagraph"/>
+      </w:pPr>
+      <w:r>
+        <w:t xml:space="preserve">You may choose to do differently for your analysis, but for this module, we’ll use the following guidelines to recode these values into something we can use:</w:t>
+      </w:r>
+    </w:p>
+    <w:p>
+      <w:pPr>
+        <w:pStyle w:val="Compact"/>
+        <w:numPr>
+          <w:ilvl w:val="0"/>
+          <w:numId w:val="1007"/>
+        </w:numPr>
+      </w:pPr>
+      <w:r>
+        <w:rPr>
+          <w:b/>
+          <w:bCs/>
+        </w:rPr>
+        <w:t xml:space="preserve">1</w:t>
+      </w:r>
+      <w:r>
+        <w:t xml:space="preserve"> </w:t>
+      </w:r>
+      <w:r>
+        <w:t xml:space="preserve">=</w:t>
+      </w:r>
+      <w:r>
+        <w:t xml:space="preserve"> </w:t>
+      </w:r>
+      <w:r>
+        <w:rPr>
+          <w:b/>
+          <w:bCs/>
+        </w:rPr>
+        <w:t xml:space="preserve">Y or P</w:t>
+      </w:r>
+      <w:r>
+        <w:t xml:space="preserve">. Since there’s a possibility that the passenger consumed the food item, we’ll group them together with those who can confirm that they consumed they item. This approach may be slightly more sensitive than excluding them, but we’ll accept that for now.</w:t>
+      </w:r>
+    </w:p>
+    <w:p>
+      <w:pPr>
+        <w:pStyle w:val="Compact"/>
+        <w:numPr>
+          <w:ilvl w:val="0"/>
+          <w:numId w:val="1007"/>
+        </w:numPr>
+      </w:pPr>
+      <w:r>
+        <w:rPr>
+          <w:b/>
+          <w:bCs/>
+        </w:rPr>
+        <w:t xml:space="preserve">0</w:t>
+      </w:r>
+      <w:r>
+        <w:t xml:space="preserve"> </w:t>
+      </w:r>
+      <w:r>
+        <w:t xml:space="preserve">=</w:t>
+      </w:r>
+      <w:r>
+        <w:t xml:space="preserve"> </w:t>
+      </w:r>
+      <w:r>
+        <w:rPr>
+          <w:b/>
+          <w:bCs/>
+        </w:rPr>
+        <w:t xml:space="preserve">N</w:t>
+      </w:r>
+      <w:r>
+        <w:t xml:space="preserve">. Only passengers who recall that they specifically did not consume the food item will be treated as a confirmed negative, since those with poor recall may have been exposed and not reported it.</w:t>
+      </w:r>
+    </w:p>
+    <w:p>
+      <w:pPr>
+        <w:pStyle w:val="Compact"/>
+        <w:numPr>
+          <w:ilvl w:val="0"/>
+          <w:numId w:val="1007"/>
+        </w:numPr>
+      </w:pPr>
+      <w:r>
+        <w:rPr>
+          <w:b/>
+          <w:bCs/>
+        </w:rPr>
+        <w:t xml:space="preserve">NA</w:t>
+      </w:r>
+      <w:r>
+        <w:t xml:space="preserve"> </w:t>
+      </w:r>
+      <w:r>
+        <w:t xml:space="preserve">=</w:t>
+      </w:r>
+      <w:r>
+        <w:t xml:space="preserve"> </w:t>
+      </w:r>
+      <w:r>
+        <w:rPr>
+          <w:b/>
+          <w:bCs/>
+        </w:rPr>
+        <w:t xml:space="preserve">DK</w:t>
+      </w:r>
+      <w:r>
+        <w:t xml:space="preserve">. Passengers without adequate recall are dropped from the calculations on that food exposure.</w:t>
+      </w:r>
+    </w:p>
+    <w:bookmarkEnd w:id="32"/>
     <w:sectPr>
       <w:footnotePr>
         <w:numRestart w:val="eachSect"/>
@@ -695,6 +1273,109 @@
       </w:pPr>
     </w:lvl>
   </w:abstractNum>
+  <w:abstractNum w:abstractNumId="991">
+    <w:nsid w:val="0000A991"/>
+    <w:multiLevelType w:val="multilevel"/>
+    <w:lvl w:ilvl="0">
+      <w:numFmt w:val="bullet"/>
+      <w:lvlText w:val=""/>
+      <w:lvlJc w:val="left"/>
+      <w:pPr>
+        <w:ind w:left="720" w:hanging="360"/>
+      </w:pPr>
+      <w:rPr>
+        <w:rFonts w:ascii="Symbol" w:hAnsi="Symbol" w:cs="Symbol" w:hint="default"/>
+      </w:rPr>
+    </w:lvl>
+    <w:lvl w:ilvl="1">
+      <w:numFmt w:val="bullet"/>
+      <w:lvlText w:val="o"/>
+      <w:lvlJc w:val="left"/>
+      <w:pPr>
+        <w:ind w:left="1440" w:hanging="360"/>
+      </w:pPr>
+      <w:rPr>
+        <w:rFonts w:ascii="Courier New" w:hAnsi="Courier New" w:cs="Courier New" w:hint="default"/>
+      </w:rPr>
+    </w:lvl>
+    <w:lvl w:ilvl="2">
+      <w:numFmt w:val="bullet"/>
+      <w:lvlText w:val=""/>
+      <w:lvlJc w:val="left"/>
+      <w:pPr>
+        <w:ind w:left="2160" w:hanging="360"/>
+      </w:pPr>
+      <w:rPr>
+        <w:rFonts w:ascii="Wingdings" w:hAnsi="Wingdings" w:cs="Wingdings" w:hint="default"/>
+      </w:rPr>
+    </w:lvl>
+    <w:lvl w:ilvl="3">
+      <w:numFmt w:val="bullet"/>
+      <w:lvlText w:val=""/>
+      <w:lvlJc w:val="left"/>
+      <w:pPr>
+        <w:ind w:left="2880" w:hanging="360"/>
+      </w:pPr>
+      <w:rPr>
+        <w:rFonts w:ascii="Symbol" w:hAnsi="Symbol" w:cs="Symbol" w:hint="default"/>
+      </w:rPr>
+    </w:lvl>
+    <w:lvl w:ilvl="4">
+      <w:numFmt w:val="bullet"/>
+      <w:lvlText w:val="o"/>
+      <w:lvlJc w:val="left"/>
+      <w:pPr>
+        <w:ind w:left="3600" w:hanging="360"/>
+      </w:pPr>
+      <w:rPr>
+        <w:rFonts w:ascii="Courier New" w:hAnsi="Courier New" w:cs="Courier New" w:hint="default"/>
+      </w:rPr>
+    </w:lvl>
+    <w:lvl w:ilvl="5">
+      <w:numFmt w:val="bullet"/>
+      <w:lvlText w:val=""/>
+      <w:lvlJc w:val="left"/>
+      <w:pPr>
+        <w:ind w:left="4320" w:hanging="360"/>
+      </w:pPr>
+      <w:rPr>
+        <w:rFonts w:ascii="Wingdings" w:hAnsi="Wingdings" w:cs="Wingdings" w:hint="default"/>
+      </w:rPr>
+    </w:lvl>
+    <w:lvl w:ilvl="6">
+      <w:numFmt w:val="bullet"/>
+      <w:lvlText w:val=""/>
+      <w:lvlJc w:val="left"/>
+      <w:pPr>
+        <w:ind w:left="5040" w:hanging="360"/>
+      </w:pPr>
+      <w:rPr>
+        <w:rFonts w:ascii="Symbol" w:hAnsi="Symbol" w:cs="Symbol" w:hint="default"/>
+      </w:rPr>
+    </w:lvl>
+    <w:lvl w:ilvl="7">
+      <w:numFmt w:val="bullet"/>
+      <w:lvlText w:val="o"/>
+      <w:lvlJc w:val="left"/>
+      <w:pPr>
+        <w:ind w:left="5760" w:hanging="360"/>
+      </w:pPr>
+      <w:rPr>
+        <w:rFonts w:ascii="Courier New" w:hAnsi="Courier New" w:cs="Courier New" w:hint="default"/>
+      </w:rPr>
+    </w:lvl>
+    <w:lvl w:ilvl="8">
+      <w:numFmt w:val="bullet"/>
+      <w:lvlText w:val=""/>
+      <w:lvlJc w:val="left"/>
+      <w:pPr>
+        <w:ind w:left="6480" w:hanging="360"/>
+      </w:pPr>
+      <w:rPr>
+        <w:rFonts w:ascii="Wingdings" w:hAnsi="Wingdings" w:cs="Wingdings" w:hint="default"/>
+      </w:rPr>
+    </w:lvl>
+  </w:abstractNum>
   <w:num w:numId="1000">
     <w:abstractNumId w:val="990"/>
   </w:num>
@@ -787,6 +1468,45 @@
     <w:lvlOverride w:ilvl="8">
       <w:startOverride w:val="1"/>
     </w:lvlOverride>
+  </w:num>
+  <w:num w:numId="1004">
+    <w:abstractNumId w:val="99411"/>
+    <w:lvlOverride w:ilvl="0">
+      <w:startOverride w:val="1"/>
+    </w:lvlOverride>
+    <w:lvlOverride w:ilvl="1">
+      <w:startOverride w:val="1"/>
+    </w:lvlOverride>
+    <w:lvlOverride w:ilvl="2">
+      <w:startOverride w:val="1"/>
+    </w:lvlOverride>
+    <w:lvlOverride w:ilvl="3">
+      <w:startOverride w:val="1"/>
+    </w:lvlOverride>
+    <w:lvlOverride w:ilvl="4">
+      <w:startOverride w:val="1"/>
+    </w:lvlOverride>
+    <w:lvlOverride w:ilvl="5">
+      <w:startOverride w:val="1"/>
+    </w:lvlOverride>
+    <w:lvlOverride w:ilvl="6">
+      <w:startOverride w:val="1"/>
+    </w:lvlOverride>
+    <w:lvlOverride w:ilvl="7">
+      <w:startOverride w:val="1"/>
+    </w:lvlOverride>
+    <w:lvlOverride w:ilvl="8">
+      <w:startOverride w:val="1"/>
+    </w:lvlOverride>
+  </w:num>
+  <w:num w:numId="1005">
+    <w:abstractNumId w:val="991"/>
+  </w:num>
+  <w:num w:numId="1006">
+    <w:abstractNumId w:val="991"/>
+  </w:num>
+  <w:num w:numId="1007">
+    <w:abstractNumId w:val="991"/>
   </w:num>
 </w:numbering>
 </file>

--- a/docs/module04.docx
+++ b/docs/module04.docx
@@ -376,261 +376,27 @@
       </w:r>
     </w:p>
     <w:p>
-      <w:pPr>
-        <w:pStyle w:val="BodyText"/>
-      </w:pPr>
-      <w:r>
-        <w:t xml:space="preserve">After a short time, you receive the following email from the ship’s steward:</w:t>
-      </w:r>
-    </w:p>
-    <w:p>
-      <w:pPr>
-        <w:pStyle w:val="BodyText"/>
-      </w:pPr>
-      <w:r>
-        <w:rPr>
-          <w:rStyle w:val="VerbatimChar"/>
-        </w:rPr>
-        <w:t xml:space="preserve">Dear [ship's epidemiologist],</w:t>
-      </w:r>
-    </w:p>
-    <w:p>
-      <w:pPr>
-        <w:pStyle w:val="BodyText"/>
-      </w:pPr>
-      <w:r>
-        <w:rPr>
-          <w:rStyle w:val="VerbatimChar"/>
-        </w:rPr>
-        <w:t xml:space="preserve">Please find attached the results of the interrogation, err, I mean interviewin' o' the passengers, as per yer request.</w:t>
-      </w:r>
-    </w:p>
-    <w:p>
-      <w:pPr>
-        <w:pStyle w:val="BodyText"/>
-      </w:pPr>
-      <w:r>
-        <w:rPr>
-          <w:rStyle w:val="VerbatimChar"/>
-        </w:rPr>
-        <w:t xml:space="preserve">I'll be notin as well, the cap'n is a reel Kate Winslet fan, and was watchin' a film called Contaygeon last night. He says they had some real nice looking tables and reports that were getting passed around in that film, and would like it if you could pass him something ta make it easy to read and understand whats been going on.</w:t>
-      </w:r>
-    </w:p>
-    <w:p>
-      <w:pPr>
-        <w:pStyle w:val="BodyText"/>
-      </w:pPr>
-      <w:r>
-        <w:rPr>
-          <w:rStyle w:val="VerbatimChar"/>
-        </w:rPr>
-        <w:t xml:space="preserve">Thanks,</w:t>
-      </w:r>
-    </w:p>
-    <w:p>
-      <w:pPr>
-        <w:pStyle w:val="BodyText"/>
-      </w:pPr>
-      <w:r>
-        <w:rPr>
-          <w:rStyle w:val="VerbatimChar"/>
-        </w:rPr>
-        <w:t xml:space="preserve">Patrick the Steward</w:t>
-      </w:r>
-    </w:p>
-    <w:p>
       <w:r>
         <w:pict>
           <v:rect style="width:0;height:1.5pt" o:hralign="center" o:hrstd="t" o:hr="t"/>
         </w:pict>
       </w:r>
     </w:p>
+    <w:bookmarkEnd w:id="27"/>
+    <w:bookmarkStart w:id="32" w:name="Xc7c71463ec5844cbfed2c5976ce19f5531e66d5"/>
+    <w:p>
+      <w:pPr>
+        <w:pStyle w:val="Heading2"/>
+      </w:pPr>
+      <w:r>
+        <w:t xml:space="preserve">Part A: Exploring the food exposure dataset</w:t>
+      </w:r>
+    </w:p>
     <w:p>
       <w:pPr>
         <w:pStyle w:val="FirstParagraph"/>
       </w:pPr>
       <w:r>
-        <w:t xml:space="preserve">Another busy day ahead of you! Let’s recap on what we need to do:</w:t>
-      </w:r>
-    </w:p>
-    <w:p>
-      <w:pPr>
-        <w:pStyle w:val="Compact"/>
-        <w:numPr>
-          <w:ilvl w:val="0"/>
-          <w:numId w:val="1003"/>
-        </w:numPr>
-      </w:pPr>
-      <w:r>
-        <w:t xml:space="preserve">First and foremost - we should check out this dataset provided to us containing food item exposures of the passengers who dined aboard the ship on February 9th. Given our strong clues that the ship experienced a point-source outbreak, we want to be sure that any implicated food items don’t wind up on the menu again!</w:t>
-      </w:r>
-    </w:p>
-    <w:p>
-      <w:pPr>
-        <w:pStyle w:val="Compact"/>
-        <w:numPr>
-          <w:ilvl w:val="0"/>
-          <w:numId w:val="1003"/>
-        </w:numPr>
-      </w:pPr>
-      <w:r>
-        <w:t xml:space="preserve">The captain has requested an epidemiological update from you, in a nicely formatted report. Up until now, we’ve just been reading off the outputs provided in R, and while this is fine for us as a working-method, we should recognize that it is important to make sure our results and recommendations are as easy to interpret as possible. Therefore, we’ll explore some ways to create custom, easy-to-read tables.</w:t>
-      </w:r>
-    </w:p>
-    <w:p>
-      <w:pPr>
-        <w:pStyle w:val="Compact"/>
-        <w:numPr>
-          <w:ilvl w:val="0"/>
-          <w:numId w:val="1003"/>
-        </w:numPr>
-      </w:pPr>
-      <w:r>
-        <w:t xml:space="preserve">(If we have time for it). We’ll introduce R markdown documents - which can be used in a variety of ways to create nice, convenient reports that combine your code, outputs, and notes, all in one place!</w:t>
-      </w:r>
-    </w:p>
-    <w:bookmarkEnd w:id="27"/>
-    <w:bookmarkStart w:id="28" w:name="Xc7c71463ec5844cbfed2c5976ce19f5531e66d5"/>
-    <w:p>
-      <w:pPr>
-        <w:pStyle w:val="Heading2"/>
-      </w:pPr>
-      <w:r>
-        <w:t xml:space="preserve">Part A: Exploring the food exposure dataset</w:t>
-      </w:r>
-    </w:p>
-    <w:p>
-      <w:pPr>
-        <w:pStyle w:val="FirstParagraph"/>
-      </w:pPr>
-      <w:r>
-        <w:t xml:space="preserve">What we have to work with</w:t>
-      </w:r>
-    </w:p>
-    <w:p>
-      <w:pPr>
-        <w:pStyle w:val="Compact"/>
-        <w:numPr>
-          <w:ilvl w:val="0"/>
-          <w:numId w:val="1004"/>
-        </w:numPr>
-      </w:pPr>
-      <w:r>
-        <w:t xml:space="preserve">Food exposures for those who boarded Feb 9th</w:t>
-      </w:r>
-    </w:p>
-    <w:p>
-      <w:pPr>
-        <w:pStyle w:val="Compact"/>
-        <w:numPr>
-          <w:ilvl w:val="0"/>
-          <w:numId w:val="1004"/>
-        </w:numPr>
-      </w:pPr>
-      <w:r>
-        <w:t xml:space="preserve">Symptoms of illness</w:t>
-      </w:r>
-    </w:p>
-    <w:p>
-      <w:pPr>
-        <w:pStyle w:val="FirstParagraph"/>
-      </w:pPr>
-      <w:r>
-        <w:t xml:space="preserve">Tasks:</w:t>
-      </w:r>
-    </w:p>
-    <w:p>
-      <w:pPr>
-        <w:numPr>
-          <w:ilvl w:val="0"/>
-          <w:numId w:val="1005"/>
-        </w:numPr>
-      </w:pPr>
-      <w:r>
-        <w:t xml:space="preserve">Decide on how we want to treat Y/N/P/DK entries. No completely right answer but generally lump Y/P = 1, N = 0, DK = NA</w:t>
-      </w:r>
-    </w:p>
-    <w:p>
-      <w:pPr>
-        <w:numPr>
-          <w:ilvl w:val="0"/>
-          <w:numId w:val="1005"/>
-        </w:numPr>
-      </w:pPr>
-      <w:r>
-        <w:t xml:space="preserve">Decide on case definition(s) - might be worth doing 2 - one for symptomatic, one for severe symptoms</w:t>
-      </w:r>
-    </w:p>
-    <w:p>
-      <w:pPr>
-        <w:numPr>
-          <w:ilvl w:val="0"/>
-          <w:numId w:val="1005"/>
-        </w:numPr>
-      </w:pPr>
-      <w:r>
-        <w:t xml:space="preserve">Can also do odds ratios</w:t>
-      </w:r>
-    </w:p>
-    <w:p>
-      <w:pPr>
-        <w:numPr>
-          <w:ilvl w:val="0"/>
-          <w:numId w:val="1005"/>
-        </w:numPr>
-      </w:pPr>
-      <w:r>
-        <w:t xml:space="preserve">Calculate attack rates</w:t>
-      </w:r>
-    </w:p>
-    <w:p>
-      <w:pPr>
-        <w:numPr>
-          <w:ilvl w:val="0"/>
-          <w:numId w:val="1005"/>
-        </w:numPr>
-      </w:pPr>
-      <w:r>
-        <w:t xml:space="preserve">Decide on nice tabular format</w:t>
-      </w:r>
-    </w:p>
-    <w:p>
-      <w:pPr>
-        <w:numPr>
-          <w:ilvl w:val="0"/>
-          <w:numId w:val="1005"/>
-        </w:numPr>
-      </w:pPr>
-      <w:r>
-        <w:t xml:space="preserve">implement in flextable using calculations directly in the table</w:t>
-      </w:r>
-    </w:p>
-    <w:p>
-      <w:pPr>
-        <w:numPr>
-          <w:ilvl w:val="0"/>
-          <w:numId w:val="1005"/>
-        </w:numPr>
-      </w:pPr>
-      <w:r>
-        <w:t xml:space="preserve">Rmd documents</w:t>
-      </w:r>
-    </w:p>
-    <w:bookmarkEnd w:id="28"/>
-    <w:bookmarkStart w:id="32" w:name="exploring-the-food-exposure-dataset"/>
-    <w:p>
-      <w:pPr>
-        <w:pStyle w:val="Heading2"/>
-      </w:pPr>
-      <w:r>
-        <w:t xml:space="preserve">Exploring the food exposure dataset</w:t>
-      </w:r>
-    </w:p>
-    <w:p>
-      <w:pPr>
-        <w:pStyle w:val="FirstParagraph"/>
-      </w:pPr>
-      <w:r>
         <w:t xml:space="preserve">Let’s start by exploring the food exposure data extract that was provided to us.</w:t>
       </w:r>
     </w:p>
@@ -638,9 +404,6 @@
       <w:pPr>
         <w:pStyle w:val="SourceCode"/>
       </w:pPr>
-      <w:r>
-        <w:br/>
-      </w:r>
       <w:r>
         <w:rPr>
           <w:rStyle w:val="NormalTok"/>
@@ -725,18 +488,18 @@
                 <wp:inline>
                   <wp:extent cx="152400" cy="152400"/>
                   <wp:effectExtent b="0" l="0" r="0" t="0"/>
-                  <wp:docPr descr="" title="" id="30" name="Picture"/>
+                  <wp:docPr descr="" title="" id="29" name="Picture"/>
                   <a:graphic>
                     <a:graphicData uri="http://schemas.openxmlformats.org/drawingml/2006/picture">
                       <pic:pic>
                         <pic:nvPicPr>
-                          <pic:cNvPr descr="C:\Users\BHETMAN\AppData\Local\Programs\Quarto\share\formats\docx\note.png" id="31" name="Picture"/>
+                          <pic:cNvPr descr="C:\Users\BHETMAN\AppData\Local\Programs\Quarto\share\formats\docx\note.png" id="30" name="Picture"/>
                           <pic:cNvPicPr>
                             <a:picLocks noChangeArrowheads="1" noChangeAspect="1"/>
                           </pic:cNvPicPr>
                         </pic:nvPicPr>
                         <pic:blipFill>
-                          <a:blip r:embed="rId29"/>
+                          <a:blip r:embed="rId28"/>
                           <a:stretch>
                             <a:fillRect/>
                           </a:stretch>
@@ -801,7 +564,7 @@
               <w:pStyle w:val="BodyText"/>
             </w:pPr>
             <w:r>
-              <w:t xml:space="preserve">For reference, the following responses were recorded:</w:t>
+              <w:t xml:space="preserve">For your reference, the following responses were recorded:</w:t>
             </w:r>
           </w:p>
           <w:p>
@@ -809,7 +572,7 @@
               <w:pStyle w:val="Compact"/>
               <w:numPr>
                 <w:ilvl w:val="0"/>
-                <w:numId w:val="1006"/>
+                <w:numId w:val="1003"/>
               </w:numPr>
             </w:pPr>
             <w:r>
@@ -844,7 +607,7 @@
               <w:pStyle w:val="Compact"/>
               <w:numPr>
                 <w:ilvl w:val="0"/>
-                <w:numId w:val="1006"/>
+                <w:numId w:val="1003"/>
               </w:numPr>
             </w:pPr>
             <w:r>
@@ -879,7 +642,7 @@
               <w:pStyle w:val="Compact"/>
               <w:numPr>
                 <w:ilvl w:val="0"/>
-                <w:numId w:val="1006"/>
+                <w:numId w:val="1003"/>
               </w:numPr>
             </w:pPr>
             <w:r>
@@ -914,7 +677,7 @@
               <w:pStyle w:val="Compact"/>
               <w:numPr>
                 <w:ilvl w:val="0"/>
-                <w:numId w:val="1006"/>
+                <w:numId w:val="1003"/>
               </w:numPr>
             </w:pPr>
             <w:r>
@@ -969,7 +732,7 @@
         <w:pStyle w:val="FirstParagraph"/>
       </w:pPr>
       <w:r>
-        <w:t xml:space="preserve">You may choose to do differently for your analysis, but for this module, we’ll use the following guidelines to recode these values into something we can use:</w:t>
+        <w:t xml:space="preserve">You may choose to do differently for your analysis, but for our walkthrough of this module, we’ll use the following guidelines to recode these values into something we can use:</w:t>
       </w:r>
     </w:p>
     <w:p>
@@ -977,7 +740,7 @@
         <w:pStyle w:val="Compact"/>
         <w:numPr>
           <w:ilvl w:val="0"/>
-          <w:numId w:val="1007"/>
+          <w:numId w:val="1004"/>
         </w:numPr>
       </w:pPr>
       <w:r>
@@ -1012,7 +775,7 @@
         <w:pStyle w:val="Compact"/>
         <w:numPr>
           <w:ilvl w:val="0"/>
-          <w:numId w:val="1007"/>
+          <w:numId w:val="1004"/>
         </w:numPr>
       </w:pPr>
       <w:r>
@@ -1047,7 +810,7 @@
         <w:pStyle w:val="Compact"/>
         <w:numPr>
           <w:ilvl w:val="0"/>
-          <w:numId w:val="1007"/>
+          <w:numId w:val="1004"/>
         </w:numPr>
       </w:pPr>
       <w:r>
@@ -1077,7 +840,737 @@
         <w:t xml:space="preserve">. Passengers without adequate recall are dropped from the calculations on that food exposure.</w:t>
       </w:r>
     </w:p>
+    <w:p>
+      <w:pPr>
+        <w:pStyle w:val="FirstParagraph"/>
+      </w:pPr>
+      <w:r>
+        <w:t xml:space="preserve">Let’s go ahead recode the food exposures, then save this as a new object. Since we’re performing the</w:t>
+      </w:r>
+      <w:r>
+        <w:t xml:space="preserve"> </w:t>
+      </w:r>
+      <w:r>
+        <w:rPr>
+          <w:i/>
+          <w:iCs/>
+        </w:rPr>
+        <w:t xml:space="preserve">exact same operation</w:t>
+      </w:r>
+      <w:r>
+        <w:t xml:space="preserve"> </w:t>
+      </w:r>
+      <w:r>
+        <w:t xml:space="preserve">across a number of variables (see what we did there?), then this is another perfect use-case for our new favorite function:</w:t>
+      </w:r>
+      <w:r>
+        <w:t xml:space="preserve"> </w:t>
+      </w:r>
+      <w:r>
+        <w:rPr>
+          <w:rStyle w:val="VerbatimChar"/>
+        </w:rPr>
+        <w:t xml:space="preserve">across()</w:t>
+      </w:r>
+      <w:r>
+        <w:t xml:space="preserve">!</w:t>
+      </w:r>
+    </w:p>
+    <w:p>
+      <w:pPr>
+        <w:pStyle w:val="BodyText"/>
+      </w:pPr>
+      <w:r>
+        <w:t xml:space="preserve">Since we’ve already covered this function, take a minute to try to piece together how you would use mutate(), across(), and case_when() to recode all of the Y/N/P/DK values in the dataset. When you’re finished, see how your code compares to ours below.</w:t>
+      </w:r>
+    </w:p>
+    <w:p>
+      <w:pPr>
+        <w:pStyle w:val="BodyText"/>
+      </w:pPr>
+      <w:r>
+        <w:t xml:space="preserve">Click to see the R code</w:t>
+      </w:r>
+      <w:r>
+        <w:t xml:space="preserve"> </w:t>
+      </w:r>
+    </w:p>
+    <w:p>
+      <w:pPr>
+        <w:pStyle w:val="SourceCode"/>
+      </w:pPr>
+      <w:r>
+        <w:rPr>
+          <w:rStyle w:val="NormalTok"/>
+        </w:rPr>
+        <w:t xml:space="preserve">foodexp_recoded </w:t>
+      </w:r>
+      <w:r>
+        <w:rPr>
+          <w:rStyle w:val="OtherTok"/>
+        </w:rPr>
+        <w:t xml:space="preserve">&lt;-</w:t>
+      </w:r>
+      <w:r>
+        <w:rPr>
+          <w:rStyle w:val="NormalTok"/>
+        </w:rPr>
+        <w:t xml:space="preserve"> </w:t>
+      </w:r>
+      <w:r>
+        <w:br/>
+      </w:r>
+      <w:r>
+        <w:rPr>
+          <w:rStyle w:val="NormalTok"/>
+        </w:rPr>
+        <w:t xml:space="preserve">foodexp </w:t>
+      </w:r>
+      <w:r>
+        <w:rPr>
+          <w:rStyle w:val="SpecialCharTok"/>
+        </w:rPr>
+        <w:t xml:space="preserve">%&gt;%</w:t>
+      </w:r>
+      <w:r>
+        <w:rPr>
+          <w:rStyle w:val="NormalTok"/>
+        </w:rPr>
+        <w:t xml:space="preserve"> </w:t>
+      </w:r>
+      <w:r>
+        <w:br/>
+      </w:r>
+      <w:r>
+        <w:rPr>
+          <w:rStyle w:val="NormalTok"/>
+        </w:rPr>
+        <w:t xml:space="preserve">  </w:t>
+      </w:r>
+      <w:r>
+        <w:rPr>
+          <w:rStyle w:val="FunctionTok"/>
+        </w:rPr>
+        <w:t xml:space="preserve">mutate</w:t>
+      </w:r>
+      <w:r>
+        <w:rPr>
+          <w:rStyle w:val="NormalTok"/>
+        </w:rPr>
+        <w:t xml:space="preserve">(</w:t>
+      </w:r>
+      <w:r>
+        <w:br/>
+      </w:r>
+      <w:r>
+        <w:rPr>
+          <w:rStyle w:val="NormalTok"/>
+        </w:rPr>
+        <w:t xml:space="preserve">    </w:t>
+      </w:r>
+      <w:r>
+        <w:rPr>
+          <w:rStyle w:val="FunctionTok"/>
+        </w:rPr>
+        <w:t xml:space="preserve">across</w:t>
+      </w:r>
+      <w:r>
+        <w:rPr>
+          <w:rStyle w:val="NormalTok"/>
+        </w:rPr>
+        <w:t xml:space="preserve">(</w:t>
+      </w:r>
+      <w:r>
+        <w:br/>
+      </w:r>
+      <w:r>
+        <w:rPr>
+          <w:rStyle w:val="NormalTok"/>
+        </w:rPr>
+        <w:t xml:space="preserve">      gsalad</w:t>
+      </w:r>
+      <w:r>
+        <w:rPr>
+          <w:rStyle w:val="SpecialCharTok"/>
+        </w:rPr>
+        <w:t xml:space="preserve">:</w:t>
+      </w:r>
+      <w:r>
+        <w:rPr>
+          <w:rStyle w:val="NormalTok"/>
+        </w:rPr>
+        <w:t xml:space="preserve">vanicecr, </w:t>
+      </w:r>
+      <w:r>
+        <w:rPr>
+          <w:rStyle w:val="CommentTok"/>
+        </w:rPr>
+        <w:t xml:space="preserve"># This selects every variable in order from gsalad to vanicecr</w:t>
+      </w:r>
+      <w:r>
+        <w:br/>
+      </w:r>
+      <w:r>
+        <w:rPr>
+          <w:rStyle w:val="NormalTok"/>
+        </w:rPr>
+        <w:t xml:space="preserve">    </w:t>
+      </w:r>
+      <w:r>
+        <w:rPr>
+          <w:rStyle w:val="SpecialCharTok"/>
+        </w:rPr>
+        <w:t xml:space="preserve">~</w:t>
+      </w:r>
+      <w:r>
+        <w:rPr>
+          <w:rStyle w:val="NormalTok"/>
+        </w:rPr>
+        <w:t xml:space="preserve"> </w:t>
+      </w:r>
+      <w:r>
+        <w:rPr>
+          <w:rStyle w:val="FunctionTok"/>
+        </w:rPr>
+        <w:t xml:space="preserve">case_when</w:t>
+      </w:r>
+      <w:r>
+        <w:rPr>
+          <w:rStyle w:val="NormalTok"/>
+        </w:rPr>
+        <w:t xml:space="preserve">(</w:t>
+      </w:r>
+      <w:r>
+        <w:br/>
+      </w:r>
+      <w:r>
+        <w:rPr>
+          <w:rStyle w:val="NormalTok"/>
+        </w:rPr>
+        <w:t xml:space="preserve">      .x </w:t>
+      </w:r>
+      <w:r>
+        <w:rPr>
+          <w:rStyle w:val="SpecialCharTok"/>
+        </w:rPr>
+        <w:t xml:space="preserve">==</w:t>
+      </w:r>
+      <w:r>
+        <w:rPr>
+          <w:rStyle w:val="NormalTok"/>
+        </w:rPr>
+        <w:t xml:space="preserve"> </w:t>
+      </w:r>
+      <w:r>
+        <w:rPr>
+          <w:rStyle w:val="StringTok"/>
+        </w:rPr>
+        <w:t xml:space="preserve">"Y"</w:t>
+      </w:r>
+      <w:r>
+        <w:rPr>
+          <w:rStyle w:val="NormalTok"/>
+        </w:rPr>
+        <w:t xml:space="preserve"> </w:t>
+      </w:r>
+      <w:r>
+        <w:rPr>
+          <w:rStyle w:val="SpecialCharTok"/>
+        </w:rPr>
+        <w:t xml:space="preserve">~</w:t>
+      </w:r>
+      <w:r>
+        <w:rPr>
+          <w:rStyle w:val="NormalTok"/>
+        </w:rPr>
+        <w:t xml:space="preserve"> </w:t>
+      </w:r>
+      <w:r>
+        <w:rPr>
+          <w:rStyle w:val="DecValTok"/>
+        </w:rPr>
+        <w:t xml:space="preserve">1</w:t>
+      </w:r>
+      <w:r>
+        <w:rPr>
+          <w:rStyle w:val="NormalTok"/>
+        </w:rPr>
+        <w:t xml:space="preserve">, </w:t>
+      </w:r>
+      <w:r>
+        <w:rPr>
+          <w:rStyle w:val="CommentTok"/>
+        </w:rPr>
+        <w:t xml:space="preserve"># We use the .x as a dummy for each variable</w:t>
+      </w:r>
+      <w:r>
+        <w:br/>
+      </w:r>
+      <w:r>
+        <w:rPr>
+          <w:rStyle w:val="NormalTok"/>
+        </w:rPr>
+        <w:t xml:space="preserve">      .x </w:t>
+      </w:r>
+      <w:r>
+        <w:rPr>
+          <w:rStyle w:val="SpecialCharTok"/>
+        </w:rPr>
+        <w:t xml:space="preserve">==</w:t>
+      </w:r>
+      <w:r>
+        <w:rPr>
+          <w:rStyle w:val="NormalTok"/>
+        </w:rPr>
+        <w:t xml:space="preserve"> </w:t>
+      </w:r>
+      <w:r>
+        <w:rPr>
+          <w:rStyle w:val="StringTok"/>
+        </w:rPr>
+        <w:t xml:space="preserve">"P"</w:t>
+      </w:r>
+      <w:r>
+        <w:rPr>
+          <w:rStyle w:val="NormalTok"/>
+        </w:rPr>
+        <w:t xml:space="preserve"> </w:t>
+      </w:r>
+      <w:r>
+        <w:rPr>
+          <w:rStyle w:val="SpecialCharTok"/>
+        </w:rPr>
+        <w:t xml:space="preserve">~</w:t>
+      </w:r>
+      <w:r>
+        <w:rPr>
+          <w:rStyle w:val="NormalTok"/>
+        </w:rPr>
+        <w:t xml:space="preserve"> </w:t>
+      </w:r>
+      <w:r>
+        <w:rPr>
+          <w:rStyle w:val="DecValTok"/>
+        </w:rPr>
+        <w:t xml:space="preserve">1</w:t>
+      </w:r>
+      <w:r>
+        <w:rPr>
+          <w:rStyle w:val="NormalTok"/>
+        </w:rPr>
+        <w:t xml:space="preserve">,</w:t>
+      </w:r>
+      <w:r>
+        <w:br/>
+      </w:r>
+      <w:r>
+        <w:rPr>
+          <w:rStyle w:val="NormalTok"/>
+        </w:rPr>
+        <w:t xml:space="preserve">      .x </w:t>
+      </w:r>
+      <w:r>
+        <w:rPr>
+          <w:rStyle w:val="SpecialCharTok"/>
+        </w:rPr>
+        <w:t xml:space="preserve">==</w:t>
+      </w:r>
+      <w:r>
+        <w:rPr>
+          <w:rStyle w:val="NormalTok"/>
+        </w:rPr>
+        <w:t xml:space="preserve"> </w:t>
+      </w:r>
+      <w:r>
+        <w:rPr>
+          <w:rStyle w:val="StringTok"/>
+        </w:rPr>
+        <w:t xml:space="preserve">"N"</w:t>
+      </w:r>
+      <w:r>
+        <w:rPr>
+          <w:rStyle w:val="NormalTok"/>
+        </w:rPr>
+        <w:t xml:space="preserve"> </w:t>
+      </w:r>
+      <w:r>
+        <w:rPr>
+          <w:rStyle w:val="SpecialCharTok"/>
+        </w:rPr>
+        <w:t xml:space="preserve">~</w:t>
+      </w:r>
+      <w:r>
+        <w:rPr>
+          <w:rStyle w:val="NormalTok"/>
+        </w:rPr>
+        <w:t xml:space="preserve"> </w:t>
+      </w:r>
+      <w:r>
+        <w:rPr>
+          <w:rStyle w:val="DecValTok"/>
+        </w:rPr>
+        <w:t xml:space="preserve">0</w:t>
+      </w:r>
+      <w:r>
+        <w:rPr>
+          <w:rStyle w:val="NormalTok"/>
+        </w:rPr>
+        <w:t xml:space="preserve">,</w:t>
+      </w:r>
+      <w:r>
+        <w:br/>
+      </w:r>
+      <w:r>
+        <w:rPr>
+          <w:rStyle w:val="NormalTok"/>
+        </w:rPr>
+        <w:t xml:space="preserve">      .x </w:t>
+      </w:r>
+      <w:r>
+        <w:rPr>
+          <w:rStyle w:val="SpecialCharTok"/>
+        </w:rPr>
+        <w:t xml:space="preserve">==</w:t>
+      </w:r>
+      <w:r>
+        <w:rPr>
+          <w:rStyle w:val="NormalTok"/>
+        </w:rPr>
+        <w:t xml:space="preserve"> </w:t>
+      </w:r>
+      <w:r>
+        <w:rPr>
+          <w:rStyle w:val="StringTok"/>
+        </w:rPr>
+        <w:t xml:space="preserve">"DK"</w:t>
+      </w:r>
+      <w:r>
+        <w:rPr>
+          <w:rStyle w:val="NormalTok"/>
+        </w:rPr>
+        <w:t xml:space="preserve"> </w:t>
+      </w:r>
+      <w:r>
+        <w:rPr>
+          <w:rStyle w:val="SpecialCharTok"/>
+        </w:rPr>
+        <w:t xml:space="preserve">~</w:t>
+      </w:r>
+      <w:r>
+        <w:rPr>
+          <w:rStyle w:val="NormalTok"/>
+        </w:rPr>
+        <w:t xml:space="preserve"> </w:t>
+      </w:r>
+      <w:r>
+        <w:rPr>
+          <w:rStyle w:val="ConstantTok"/>
+        </w:rPr>
+        <w:t xml:space="preserve">NA_real_</w:t>
+      </w:r>
+      <w:r>
+        <w:rPr>
+          <w:rStyle w:val="NormalTok"/>
+        </w:rPr>
+        <w:t xml:space="preserve">, </w:t>
+      </w:r>
+      <w:r>
+        <w:rPr>
+          <w:rStyle w:val="CommentTok"/>
+        </w:rPr>
+        <w:t xml:space="preserve"># NA_real_ keeps the NA as an integer class</w:t>
+      </w:r>
+      <w:r>
+        <w:br/>
+      </w:r>
+      <w:r>
+        <w:rPr>
+          <w:rStyle w:val="NormalTok"/>
+        </w:rPr>
+        <w:t xml:space="preserve">      </w:t>
+      </w:r>
+      <w:r>
+        <w:rPr>
+          <w:rStyle w:val="ConstantTok"/>
+        </w:rPr>
+        <w:t xml:space="preserve">TRUE</w:t>
+      </w:r>
+      <w:r>
+        <w:rPr>
+          <w:rStyle w:val="NormalTok"/>
+        </w:rPr>
+        <w:t xml:space="preserve"> </w:t>
+      </w:r>
+      <w:r>
+        <w:rPr>
+          <w:rStyle w:val="SpecialCharTok"/>
+        </w:rPr>
+        <w:t xml:space="preserve">~</w:t>
+      </w:r>
+      <w:r>
+        <w:rPr>
+          <w:rStyle w:val="NormalTok"/>
+        </w:rPr>
+        <w:t xml:space="preserve"> </w:t>
+      </w:r>
+      <w:r>
+        <w:rPr>
+          <w:rStyle w:val="ConstantTok"/>
+        </w:rPr>
+        <w:t xml:space="preserve">NA_real_</w:t>
+      </w:r>
+      <w:r>
+        <w:br/>
+      </w:r>
+      <w:r>
+        <w:rPr>
+          <w:rStyle w:val="NormalTok"/>
+        </w:rPr>
+        <w:t xml:space="preserve">    )</w:t>
+      </w:r>
+      <w:r>
+        <w:br/>
+      </w:r>
+      <w:r>
+        <w:rPr>
+          <w:rStyle w:val="NormalTok"/>
+        </w:rPr>
+        <w:t xml:space="preserve">  )</w:t>
+      </w:r>
+      <w:r>
+        <w:br/>
+      </w:r>
+      <w:r>
+        <w:rPr>
+          <w:rStyle w:val="NormalTok"/>
+        </w:rPr>
+        <w:t xml:space="preserve">  )</w:t>
+      </w:r>
+    </w:p>
+    <w:bookmarkStart w:id="31" w:name="the-symptoms-dataset"/>
+    <w:p>
+      <w:pPr>
+        <w:pStyle w:val="Heading3"/>
+      </w:pPr>
+      <w:r>
+        <w:t xml:space="preserve">The symptoms dataset</w:t>
+      </w:r>
+    </w:p>
+    <w:p>
+      <w:pPr>
+        <w:pStyle w:val="FirstParagraph"/>
+      </w:pPr>
+      <w:r>
+        <w:t xml:space="preserve">These data should look quite familiar to you after completing Module 3, however, we’ve removed some variables and provided a simpler version of the dataset for you to work with in Module 4. Read the data into your R instance and review the structure and contents.</w:t>
+      </w:r>
+    </w:p>
+    <w:p>
+      <w:pPr>
+        <w:pStyle w:val="SourceCode"/>
+      </w:pPr>
+      <w:r>
+        <w:rPr>
+          <w:rStyle w:val="NormalTok"/>
+        </w:rPr>
+        <w:t xml:space="preserve">symptoms </w:t>
+      </w:r>
+      <w:r>
+        <w:rPr>
+          <w:rStyle w:val="OtherTok"/>
+        </w:rPr>
+        <w:t xml:space="preserve">&lt;-</w:t>
+      </w:r>
+      <w:r>
+        <w:rPr>
+          <w:rStyle w:val="NormalTok"/>
+        </w:rPr>
+        <w:t xml:space="preserve"> </w:t>
+      </w:r>
+      <w:r>
+        <w:rPr>
+          <w:rStyle w:val="FunctionTok"/>
+        </w:rPr>
+        <w:t xml:space="preserve">read_tsv</w:t>
+      </w:r>
+      <w:r>
+        <w:rPr>
+          <w:rStyle w:val="NormalTok"/>
+        </w:rPr>
+        <w:t xml:space="preserve">(</w:t>
+      </w:r>
+      <w:r>
+        <w:rPr>
+          <w:rStyle w:val="StringTok"/>
+        </w:rPr>
+        <w:t xml:space="preserve">"participant_data/module4/symptoms_feb14.txt"</w:t>
+      </w:r>
+      <w:r>
+        <w:rPr>
+          <w:rStyle w:val="NormalTok"/>
+        </w:rPr>
+        <w:t xml:space="preserve">)</w:t>
+      </w:r>
+    </w:p>
+    <w:p>
+      <w:pPr>
+        <w:pStyle w:val="FirstParagraph"/>
+      </w:pPr>
+      <w:r>
+        <w:t xml:space="preserve">You’ll notice that the food exposures dataset includes all passengers who dined onboard the ship on February 9th and doesn’t differentiate between ill and healthy passengers, and the symptoms dataset doesn’t include any of the food exposures information. It looks like you’re going to have to join these two datasets together using the skills you practiced in Module 3!</w:t>
+      </w:r>
+    </w:p>
+    <w:bookmarkEnd w:id="31"/>
     <w:bookmarkEnd w:id="32"/>
+    <w:bookmarkStart w:id="33" w:name="part-b-flextable"/>
+    <w:p>
+      <w:pPr>
+        <w:pStyle w:val="Heading2"/>
+      </w:pPr>
+      <w:r>
+        <w:t xml:space="preserve">Part B: Flextable</w:t>
+      </w:r>
+    </w:p>
+    <w:p>
+      <w:pPr>
+        <w:pStyle w:val="FirstParagraph"/>
+      </w:pPr>
+      <w:r>
+        <w:t xml:space="preserve">After working through your calculations for the food exposures, you receive the following email from the ship’s steward:</w:t>
+      </w:r>
+    </w:p>
+    <w:p>
+      <w:pPr>
+        <w:pStyle w:val="BodyText"/>
+      </w:pPr>
+      <w:r>
+        <w:rPr>
+          <w:rStyle w:val="VerbatimChar"/>
+        </w:rPr>
+        <w:t xml:space="preserve">Dear [ship's epidemiologist],</w:t>
+      </w:r>
+    </w:p>
+    <w:p>
+      <w:pPr>
+        <w:pStyle w:val="BodyText"/>
+      </w:pPr>
+      <w:r>
+        <w:rPr>
+          <w:rStyle w:val="VerbatimChar"/>
+        </w:rPr>
+        <w:t xml:space="preserve">Please find attached the results of the interrogation, err, I mean interviewin' o' the passengers, as per yer request.</w:t>
+      </w:r>
+    </w:p>
+    <w:p>
+      <w:pPr>
+        <w:pStyle w:val="BodyText"/>
+      </w:pPr>
+      <w:r>
+        <w:rPr>
+          <w:rStyle w:val="VerbatimChar"/>
+        </w:rPr>
+        <w:t xml:space="preserve">I'll be notin as well, the cap'n is a reel Kate Winslet fan, and was watchin' a film called Contaygeon last night. He says they had some real nice looking tables and reports that were getting passed around in that film, and would like it if you could pass him something ta make it easy to read and understand whats been going on.</w:t>
+      </w:r>
+    </w:p>
+    <w:p>
+      <w:pPr>
+        <w:pStyle w:val="BodyText"/>
+      </w:pPr>
+      <w:r>
+        <w:rPr>
+          <w:rStyle w:val="VerbatimChar"/>
+        </w:rPr>
+        <w:t xml:space="preserve">Thanks,</w:t>
+      </w:r>
+    </w:p>
+    <w:p>
+      <w:pPr>
+        <w:pStyle w:val="BodyText"/>
+      </w:pPr>
+      <w:r>
+        <w:rPr>
+          <w:rStyle w:val="VerbatimChar"/>
+        </w:rPr>
+        <w:t xml:space="preserve">Patrick the Steward</w:t>
+      </w:r>
+    </w:p>
+    <w:p>
+      <w:pPr>
+        <w:pStyle w:val="BodyText"/>
+      </w:pPr>
+      <w:r>
+        <w:t xml:space="preserve">Another busy day ahead of you! Let’s recap on what we need to do:</w:t>
+      </w:r>
+    </w:p>
+    <w:p>
+      <w:pPr>
+        <w:pStyle w:val="Compact"/>
+        <w:numPr>
+          <w:ilvl w:val="0"/>
+          <w:numId w:val="1005"/>
+        </w:numPr>
+      </w:pPr>
+      <w:r>
+        <w:t xml:space="preserve">First and foremost - we should check out this dataset provided to us containing food item exposures of the passengers who dined aboard the ship on February 9th. Given our strong clues that the ship experienced a point-source outbreak, we want to be sure that any implicated food items don’t wind up on the menu again!</w:t>
+      </w:r>
+    </w:p>
+    <w:p>
+      <w:pPr>
+        <w:pStyle w:val="Compact"/>
+        <w:numPr>
+          <w:ilvl w:val="0"/>
+          <w:numId w:val="1005"/>
+        </w:numPr>
+      </w:pPr>
+      <w:r>
+        <w:t xml:space="preserve">The captain has requested an epidemiological update from you, in a nicely formatted report. Up until now, we’ve just been reading off the outputs provided in R, and while this is fine for us as a working-method, we should recognize that it is important to make sure our results and recommendations are as easy to interpret as possible. Therefore, we’ll explore some ways to create custom, easy-to-read tables.</w:t>
+      </w:r>
+    </w:p>
+    <w:p>
+      <w:pPr>
+        <w:pStyle w:val="Compact"/>
+        <w:numPr>
+          <w:ilvl w:val="0"/>
+          <w:numId w:val="1005"/>
+        </w:numPr>
+      </w:pPr>
+      <w:r>
+        <w:t xml:space="preserve">(If we have time for it). We’ll introduce R markdown documents - which can be used in a variety of ways to create nice, convenient reports that combine your code, outputs, and notes, all in one place!</w:t>
+      </w:r>
+    </w:p>
+    <w:p>
+      <w:pPr>
+        <w:numPr>
+          <w:ilvl w:val="0"/>
+          <w:numId w:val="1006"/>
+        </w:numPr>
+      </w:pPr>
+      <w:r>
+        <w:t xml:space="preserve">Decide on nice tabular format</w:t>
+      </w:r>
+    </w:p>
+    <w:p>
+      <w:pPr>
+        <w:numPr>
+          <w:ilvl w:val="0"/>
+          <w:numId w:val="1006"/>
+        </w:numPr>
+      </w:pPr>
+      <w:r>
+        <w:t xml:space="preserve">implement in flextable using calculations directly in the table</w:t>
+      </w:r>
+    </w:p>
+    <w:p>
+      <w:pPr>
+        <w:numPr>
+          <w:ilvl w:val="0"/>
+          <w:numId w:val="1006"/>
+        </w:numPr>
+      </w:pPr>
+      <w:r>
+        <w:t xml:space="preserve">Rmd documents</w:t>
+      </w:r>
+    </w:p>
+    <w:bookmarkEnd w:id="33"/>
     <w:sectPr>
       <w:footnotePr>
         <w:numRestart w:val="eachSect"/>
@@ -1440,6 +1933,12 @@
     </w:lvlOverride>
   </w:num>
   <w:num w:numId="1003">
+    <w:abstractNumId w:val="991"/>
+  </w:num>
+  <w:num w:numId="1004">
+    <w:abstractNumId w:val="991"/>
+  </w:num>
+  <w:num w:numId="1005">
     <w:abstractNumId w:val="99411"/>
     <w:lvlOverride w:ilvl="0">
       <w:startOverride w:val="1"/>
@@ -1469,43 +1968,7 @@
       <w:startOverride w:val="1"/>
     </w:lvlOverride>
   </w:num>
-  <w:num w:numId="1004">
-    <w:abstractNumId w:val="99411"/>
-    <w:lvlOverride w:ilvl="0">
-      <w:startOverride w:val="1"/>
-    </w:lvlOverride>
-    <w:lvlOverride w:ilvl="1">
-      <w:startOverride w:val="1"/>
-    </w:lvlOverride>
-    <w:lvlOverride w:ilvl="2">
-      <w:startOverride w:val="1"/>
-    </w:lvlOverride>
-    <w:lvlOverride w:ilvl="3">
-      <w:startOverride w:val="1"/>
-    </w:lvlOverride>
-    <w:lvlOverride w:ilvl="4">
-      <w:startOverride w:val="1"/>
-    </w:lvlOverride>
-    <w:lvlOverride w:ilvl="5">
-      <w:startOverride w:val="1"/>
-    </w:lvlOverride>
-    <w:lvlOverride w:ilvl="6">
-      <w:startOverride w:val="1"/>
-    </w:lvlOverride>
-    <w:lvlOverride w:ilvl="7">
-      <w:startOverride w:val="1"/>
-    </w:lvlOverride>
-    <w:lvlOverride w:ilvl="8">
-      <w:startOverride w:val="1"/>
-    </w:lvlOverride>
-  </w:num>
-  <w:num w:numId="1005">
-    <w:abstractNumId w:val="991"/>
-  </w:num>
   <w:num w:numId="1006">
-    <w:abstractNumId w:val="991"/>
-  </w:num>
-  <w:num w:numId="1007">
     <w:abstractNumId w:val="991"/>
   </w:num>
 </w:numbering>

--- a/docs/module04.docx
+++ b/docs/module04.docx
@@ -7,7 +7,13 @@
         <w:pStyle w:val="Title"/>
       </w:pPr>
       <w:r>
-        <w:t xml:space="preserve">Module 4</w:t>
+        <w:t xml:space="preserve">Module</w:t>
+      </w:r>
+      <w:r>
+        <w:t xml:space="preserve"> </w:t>
+      </w:r>
+      <w:r>
+        <w:t xml:space="preserve">4</w:t>
       </w:r>
     </w:p>
     <w:p>
@@ -38,8 +44,8 @@
       </w:r>
       <w:r>
         <w:rPr>
+          <w:bCs/>
           <w:b/>
-          <w:bCs/>
         </w:rPr>
         <w:t xml:space="preserve">S. S. Rainbow Cake</w:t>
       </w:r>
@@ -66,11 +72,11 @@
     </w:p>
     <w:p>
       <w:pPr>
-        <w:pStyle w:val="Compact"/>
         <w:numPr>
           <w:ilvl w:val="0"/>
           <w:numId w:val="1001"/>
         </w:numPr>
+        <w:pStyle w:val="Compact"/>
       </w:pPr>
       <w:r>
         <w:t xml:space="preserve">Calculate common outbreak statistics based on food exposure data</w:t>
@@ -78,11 +84,11 @@
     </w:p>
     <w:p>
       <w:pPr>
-        <w:pStyle w:val="Compact"/>
         <w:numPr>
           <w:ilvl w:val="0"/>
           <w:numId w:val="1001"/>
         </w:numPr>
+        <w:pStyle w:val="Compact"/>
       </w:pPr>
       <w:r>
         <w:t xml:space="preserve">Create attractive tables using the</w:t>
@@ -92,8 +98,8 @@
       </w:r>
       <w:r>
         <w:rPr>
+          <w:bCs/>
           <w:b/>
-          <w:bCs/>
         </w:rPr>
         <w:t xml:space="preserve">flextable</w:t>
       </w:r>
@@ -106,11 +112,11 @@
     </w:p>
     <w:p>
       <w:pPr>
-        <w:pStyle w:val="Compact"/>
         <w:numPr>
           <w:ilvl w:val="0"/>
           <w:numId w:val="1001"/>
         </w:numPr>
+        <w:pStyle w:val="Compact"/>
       </w:pPr>
       <w:r>
         <w:t xml:space="preserve">Create a convenient report using markdown language</w:t>
@@ -138,24 +144,24 @@
       </w:r>
       <w:r>
         <w:rPr>
+          <w:bCs/>
           <w:b/>
+        </w:rPr>
+        <w:t xml:space="preserve">bloody stool</w:t>
+      </w:r>
+      <w:r>
+        <w:t xml:space="preserve"> </w:t>
+      </w:r>
+      <w:r>
+        <w:t xml:space="preserve">and</w:t>
+      </w:r>
+      <w:r>
+        <w:t xml:space="preserve"> </w:t>
+      </w:r>
+      <w:r>
+        <w:rPr>
           <w:bCs/>
-        </w:rPr>
-        <w:t xml:space="preserve">bloody stool</w:t>
-      </w:r>
-      <w:r>
-        <w:t xml:space="preserve"> </w:t>
-      </w:r>
-      <w:r>
-        <w:t xml:space="preserve">and</w:t>
-      </w:r>
-      <w:r>
-        <w:t xml:space="preserve"> </w:t>
-      </w:r>
-      <w:r>
-        <w:rPr>
           <w:b/>
-          <w:bCs/>
         </w:rPr>
         <w:t xml:space="preserve">fever</w:t>
       </w:r>
@@ -169,7 +175,13 @@
         <w:t xml:space="preserve"> </w:t>
       </w:r>
       <w:r>
-        <w:t xml:space="preserve">“Silver”</w:t>
+        <w:t xml:space="preserve">“</w:t>
+      </w:r>
+      <w:r>
+        <w:t xml:space="preserve">Silver</w:t>
+      </w:r>
+      <w:r>
+        <w:t xml:space="preserve">”</w:t>
       </w:r>
       <w:r>
         <w:t xml:space="preserve"> </w:t>
@@ -180,11 +192,11 @@
     </w:p>
     <w:p>
       <w:pPr>
-        <w:pStyle w:val="Compact"/>
         <w:numPr>
           <w:ilvl w:val="0"/>
           <w:numId w:val="1002"/>
         </w:numPr>
+        <w:pStyle w:val="Compact"/>
       </w:pPr>
       <w:r>
         <w:t xml:space="preserve">A certain proportion of passengers boarded the ship the day prior to departure: the same time that the bulk of the ship’s crew were arriving on board. As a result of lessened staff capacity, passengers who pre-boarded had access to reduced à-la-carte dining services only.</w:t>
@@ -192,11 +204,11 @@
     </w:p>
     <w:p>
       <w:pPr>
-        <w:pStyle w:val="Compact"/>
         <w:numPr>
           <w:ilvl w:val="0"/>
           <w:numId w:val="1002"/>
         </w:numPr>
+        <w:pStyle w:val="Compact"/>
       </w:pPr>
       <w:r>
         <w:t xml:space="preserve">Member status (e.g., Silver, Gold, and Platinum) provides certain benefits to passengers based on their membership status. The higher tiers enable access to certain amenities aboard the ship, including premium gym and spa services, dedicated guest services concierge, enhanced in-room comforts, and exclusive access to premium dining items.</w:t>
@@ -214,8 +226,8 @@
       </w:r>
       <w:r>
         <w:rPr>
+          <w:bCs/>
           <w:b/>
-          <w:bCs/>
         </w:rPr>
         <w:t xml:space="preserve">Sam Stewpot</w:t>
       </w:r>
@@ -229,7 +241,13 @@
         <w:t xml:space="preserve"> </w:t>
       </w:r>
       <w:r>
-        <w:t xml:space="preserve">‘Salty Sam’</w:t>
+        <w:t xml:space="preserve">‘</w:t>
+      </w:r>
+      <w:r>
+        <w:t xml:space="preserve">Salty Sam</w:t>
+      </w:r>
+      <w:r>
+        <w:t xml:space="preserve">’</w:t>
       </w:r>
       <w:r>
         <w:t xml:space="preserve"> </w:t>
@@ -290,7 +308,13 @@
         <w:pStyle w:val="ImageCaption"/>
       </w:pPr>
       <w:r>
-        <w:t xml:space="preserve">“Salty Sam Stewpot”</w:t>
+        <w:t xml:space="preserve">“</w:t>
+      </w:r>
+      <w:r>
+        <w:t xml:space="preserve">Salty Sam Stewpot</w:t>
+      </w:r>
+      <w:r>
+        <w:t xml:space="preserve">”</w:t>
       </w:r>
       <w:r>
         <w:t xml:space="preserve">. (No.4 Cook. Thomas Rowlandson, 1799. National Maritime Museum, Greenwich, London.)</w:t>
@@ -375,21 +399,23 @@
         <w:t xml:space="preserve">You see that certain menu items are restricted to the higher tier memberships only. Will this change which food items you decide to include in your analysis? Why or why not?</w:t>
       </w:r>
     </w:p>
-    <w:p>
-      <w:r>
-        <w:pict>
-          <v:rect style="width:0;height:1.5pt" o:hralign="center" o:hrstd="t" o:hr="t"/>
-        </w:pict>
-      </w:r>
-    </w:p>
     <w:bookmarkEnd w:id="27"/>
-    <w:bookmarkStart w:id="32" w:name="Xc7c71463ec5844cbfed2c5976ce19f5531e66d5"/>
+    <w:bookmarkStart w:id="33" w:name="part-a-prepping-the-data"/>
     <w:p>
       <w:pPr>
         <w:pStyle w:val="Heading2"/>
       </w:pPr>
       <w:r>
-        <w:t xml:space="preserve">Part A: Exploring the food exposure dataset</w:t>
+        <w:t xml:space="preserve">Part A: Prepping the data</w:t>
+      </w:r>
+    </w:p>
+    <w:bookmarkStart w:id="31" w:name="food-exposures-dataset"/>
+    <w:p>
+      <w:pPr>
+        <w:pStyle w:val="Heading3"/>
+      </w:pPr>
+      <w:r>
+        <w:t xml:space="preserve">Food exposures dataset</w:t>
       </w:r>
     </w:p>
     <w:p>
@@ -452,16 +478,17 @@
         <w:tblStyle w:val="Table"/>
         <w:tblLook w:firstRow="0" w:lastRow="0" w:firstColumn="0" w:lastColumn="0" w:noHBand="0" w:noVBand="0" w:val="0000"/>
         <w:tblBorders>
+          <w:left w:val="single" w:sz="24" w:space="0" w:color="0758E5"/>
+          <w:right w:val="single" w:sz="4" w:space="0" w:color="0758E5"/>
           <w:top w:val="single" w:sz="4" w:space="0" w:color="0758E5"/>
-          <w:left w:val="single" w:sz="24" w:space="0" w:color="0758E5"/>
           <w:bottom w:val="single" w:sz="4" w:space="0" w:color="0758E5"/>
-          <w:right w:val="single" w:sz="4" w:space="0" w:color="0758E5"/>
         </w:tblBorders>
         <w:tblCellMar>
           <w:left w:w="144" w:type="dxa"/>
           <w:right w:w="144" w:type="dxa"/>
         </w:tblCellMar>
-        <w:tblLook w:firstRow="0" w:lastRow="0" w:firstColumn="0" w:lastColumn="0" w:noHBand="0" w:noVBand="0" w:val="0000"/>
+        <w:tblInd w:w="164" w:type="dxa"/>
+        <w:tblW w:type="pct" w:w="100%"/>
       </w:tblPr>
       <w:tr>
         <w:trPr>
@@ -493,7 +520,7 @@
                     <a:graphicData uri="http://schemas.openxmlformats.org/drawingml/2006/picture">
                       <pic:pic>
                         <pic:nvPicPr>
-                          <pic:cNvPr descr="C:\Users\BHETMAN\AppData\Local\Programs\Quarto\share\formats\docx\note.png" id="30" name="Picture"/>
+                          <pic:cNvPr descr="C:\PROGRA~1\RStudio\RESOUR~1\app\bin\quarto\share\formats\docx\note.png" id="30" name="Picture"/>
                           <pic:cNvPicPr>
                             <a:picLocks noChangeArrowheads="1" noChangeAspect="1"/>
                           </pic:cNvPicPr>
@@ -569,16 +596,16 @@
           </w:p>
           <w:p>
             <w:pPr>
-              <w:pStyle w:val="Compact"/>
               <w:numPr>
                 <w:ilvl w:val="0"/>
                 <w:numId w:val="1003"/>
               </w:numPr>
+              <w:pStyle w:val="Compact"/>
             </w:pPr>
             <w:r>
               <w:rPr>
+                <w:bCs/>
                 <w:b/>
-                <w:bCs/>
               </w:rPr>
               <w:t xml:space="preserve">Y</w:t>
             </w:r>
@@ -593,8 +620,8 @@
             </w:r>
             <w:r>
               <w:rPr>
+                <w:bCs/>
                 <w:b/>
-                <w:bCs/>
               </w:rPr>
               <w:t xml:space="preserve">Yes</w:t>
             </w:r>
@@ -604,16 +631,16 @@
           </w:p>
           <w:p>
             <w:pPr>
-              <w:pStyle w:val="Compact"/>
               <w:numPr>
                 <w:ilvl w:val="0"/>
                 <w:numId w:val="1003"/>
               </w:numPr>
+              <w:pStyle w:val="Compact"/>
             </w:pPr>
             <w:r>
               <w:rPr>
+                <w:bCs/>
                 <w:b/>
-                <w:bCs/>
               </w:rPr>
               <w:t xml:space="preserve">N</w:t>
             </w:r>
@@ -628,8 +655,8 @@
             </w:r>
             <w:r>
               <w:rPr>
+                <w:bCs/>
                 <w:b/>
-                <w:bCs/>
               </w:rPr>
               <w:t xml:space="preserve">No</w:t>
             </w:r>
@@ -639,16 +666,16 @@
           </w:p>
           <w:p>
             <w:pPr>
-              <w:pStyle w:val="Compact"/>
               <w:numPr>
                 <w:ilvl w:val="0"/>
                 <w:numId w:val="1003"/>
               </w:numPr>
+              <w:pStyle w:val="Compact"/>
             </w:pPr>
             <w:r>
               <w:rPr>
+                <w:bCs/>
                 <w:b/>
-                <w:bCs/>
               </w:rPr>
               <w:t xml:space="preserve">P</w:t>
             </w:r>
@@ -663,8 +690,8 @@
             </w:r>
             <w:r>
               <w:rPr>
+                <w:bCs/>
                 <w:b/>
-                <w:bCs/>
               </w:rPr>
               <w:t xml:space="preserve">Possibly</w:t>
             </w:r>
@@ -674,16 +701,16 @@
           </w:p>
           <w:p>
             <w:pPr>
-              <w:pStyle w:val="Compact"/>
               <w:numPr>
                 <w:ilvl w:val="0"/>
                 <w:numId w:val="1003"/>
               </w:numPr>
+              <w:pStyle w:val="Compact"/>
             </w:pPr>
             <w:r>
               <w:rPr>
+                <w:bCs/>
                 <w:b/>
-                <w:bCs/>
               </w:rPr>
               <w:t xml:space="preserve">DK</w:t>
             </w:r>
@@ -698,8 +725,8 @@
             </w:r>
             <w:r>
               <w:rPr>
+                <w:bCs/>
                 <w:b/>
-                <w:bCs/>
               </w:rPr>
               <w:t xml:space="preserve">Doesn’t know</w:t>
             </w:r>
@@ -714,8 +741,8 @@
             </w:r>
             <w:r>
               <w:rPr>
+                <w:bCs/>
                 <w:b/>
-                <w:bCs/>
               </w:rPr>
               <w:t xml:space="preserve">doesn’t recall</w:t>
             </w:r>
@@ -723,7 +750,6 @@
               <w:t xml:space="preserve">, the passenger does not recall whether they consumed the food item or not.</w:t>
             </w:r>
           </w:p>
-          <w:p/>
         </w:tc>
       </w:tr>
     </w:tbl>
@@ -732,37 +758,37 @@
         <w:pStyle w:val="FirstParagraph"/>
       </w:pPr>
       <w:r>
-        <w:t xml:space="preserve">You may choose to do differently for your analysis, but for our walkthrough of this module, we’ll use the following guidelines to recode these values into something we can use:</w:t>
-      </w:r>
-    </w:p>
-    <w:p>
-      <w:pPr>
-        <w:pStyle w:val="Compact"/>
+        <w:t xml:space="preserve">You may choose to do differently for your analysis, but for our walk-through of this module, we’ll use the following guidelines to recode these values into something we can use:</w:t>
+      </w:r>
+    </w:p>
+    <w:p>
+      <w:pPr>
         <w:numPr>
           <w:ilvl w:val="0"/>
           <w:numId w:val="1004"/>
         </w:numPr>
-      </w:pPr>
-      <w:r>
-        <w:rPr>
+        <w:pStyle w:val="Compact"/>
+      </w:pPr>
+      <w:r>
+        <w:rPr>
+          <w:bCs/>
           <w:b/>
+        </w:rPr>
+        <w:t xml:space="preserve">1</w:t>
+      </w:r>
+      <w:r>
+        <w:t xml:space="preserve"> </w:t>
+      </w:r>
+      <w:r>
+        <w:t xml:space="preserve">=</w:t>
+      </w:r>
+      <w:r>
+        <w:t xml:space="preserve"> </w:t>
+      </w:r>
+      <w:r>
+        <w:rPr>
           <w:bCs/>
-        </w:rPr>
-        <w:t xml:space="preserve">1</w:t>
-      </w:r>
-      <w:r>
-        <w:t xml:space="preserve"> </w:t>
-      </w:r>
-      <w:r>
-        <w:t xml:space="preserve">=</w:t>
-      </w:r>
-      <w:r>
-        <w:t xml:space="preserve"> </w:t>
-      </w:r>
-      <w:r>
-        <w:rPr>
           <w:b/>
-          <w:bCs/>
         </w:rPr>
         <w:t xml:space="preserve">Y or P</w:t>
       </w:r>
@@ -772,32 +798,32 @@
     </w:p>
     <w:p>
       <w:pPr>
-        <w:pStyle w:val="Compact"/>
         <w:numPr>
           <w:ilvl w:val="0"/>
           <w:numId w:val="1004"/>
         </w:numPr>
-      </w:pPr>
-      <w:r>
-        <w:rPr>
+        <w:pStyle w:val="Compact"/>
+      </w:pPr>
+      <w:r>
+        <w:rPr>
+          <w:bCs/>
           <w:b/>
+        </w:rPr>
+        <w:t xml:space="preserve">0</w:t>
+      </w:r>
+      <w:r>
+        <w:t xml:space="preserve"> </w:t>
+      </w:r>
+      <w:r>
+        <w:t xml:space="preserve">=</w:t>
+      </w:r>
+      <w:r>
+        <w:t xml:space="preserve"> </w:t>
+      </w:r>
+      <w:r>
+        <w:rPr>
           <w:bCs/>
-        </w:rPr>
-        <w:t xml:space="preserve">0</w:t>
-      </w:r>
-      <w:r>
-        <w:t xml:space="preserve"> </w:t>
-      </w:r>
-      <w:r>
-        <w:t xml:space="preserve">=</w:t>
-      </w:r>
-      <w:r>
-        <w:t xml:space="preserve"> </w:t>
-      </w:r>
-      <w:r>
-        <w:rPr>
           <w:b/>
-          <w:bCs/>
         </w:rPr>
         <w:t xml:space="preserve">N</w:t>
       </w:r>
@@ -807,32 +833,32 @@
     </w:p>
     <w:p>
       <w:pPr>
-        <w:pStyle w:val="Compact"/>
         <w:numPr>
           <w:ilvl w:val="0"/>
           <w:numId w:val="1004"/>
         </w:numPr>
-      </w:pPr>
-      <w:r>
-        <w:rPr>
+        <w:pStyle w:val="Compact"/>
+      </w:pPr>
+      <w:r>
+        <w:rPr>
+          <w:bCs/>
           <w:b/>
+        </w:rPr>
+        <w:t xml:space="preserve">NA</w:t>
+      </w:r>
+      <w:r>
+        <w:t xml:space="preserve"> </w:t>
+      </w:r>
+      <w:r>
+        <w:t xml:space="preserve">=</w:t>
+      </w:r>
+      <w:r>
+        <w:t xml:space="preserve"> </w:t>
+      </w:r>
+      <w:r>
+        <w:rPr>
           <w:bCs/>
-        </w:rPr>
-        <w:t xml:space="preserve">NA</w:t>
-      </w:r>
-      <w:r>
-        <w:t xml:space="preserve"> </w:t>
-      </w:r>
-      <w:r>
-        <w:t xml:space="preserve">=</w:t>
-      </w:r>
-      <w:r>
-        <w:t xml:space="preserve"> </w:t>
-      </w:r>
-      <w:r>
-        <w:rPr>
           <w:b/>
-          <w:bCs/>
         </w:rPr>
         <w:t xml:space="preserve">DK</w:t>
       </w:r>
@@ -852,8 +878,8 @@
       </w:r>
       <w:r>
         <w:rPr>
+          <w:iCs/>
           <w:i/>
-          <w:iCs/>
         </w:rPr>
         <w:t xml:space="preserve">exact same operation</w:t>
       </w:r>
@@ -1347,7 +1373,16 @@
         <w:t xml:space="preserve">  )</w:t>
       </w:r>
     </w:p>
-    <w:bookmarkStart w:id="31" w:name="the-symptoms-dataset"/>
+    <w:p>
+      <w:pPr>
+        <w:pStyle w:val="FirstParagraph"/>
+      </w:pPr>
+      <w:r>
+        <w:t xml:space="preserve">Great! Now that you’ve got this dataset recoded and ready to use, let’s turn to our simplified symptoms dataset and have a look at how we’ll be able to use these together.</w:t>
+      </w:r>
+    </w:p>
+    <w:bookmarkEnd w:id="31"/>
+    <w:bookmarkStart w:id="32" w:name="the-symptoms-dataset"/>
     <w:p>
       <w:pPr>
         <w:pStyle w:val="Heading3"/>
@@ -1419,9 +1454,9 @@
         <w:t xml:space="preserve">You’ll notice that the food exposures dataset includes all passengers who dined onboard the ship on February 9th and doesn’t differentiate between ill and healthy passengers, and the symptoms dataset doesn’t include any of the food exposures information. It looks like you’re going to have to join these two datasets together using the skills you practiced in Module 3!</w:t>
       </w:r>
     </w:p>
-    <w:bookmarkEnd w:id="31"/>
     <w:bookmarkEnd w:id="32"/>
-    <w:bookmarkStart w:id="33" w:name="part-b-flextable"/>
+    <w:bookmarkEnd w:id="33"/>
+    <w:bookmarkStart w:id="34" w:name="part-b-flextable"/>
     <w:p>
       <w:pPr>
         <w:pStyle w:val="Heading2"/>
@@ -1503,11 +1538,11 @@
     </w:p>
     <w:p>
       <w:pPr>
-        <w:pStyle w:val="Compact"/>
         <w:numPr>
           <w:ilvl w:val="0"/>
           <w:numId w:val="1005"/>
         </w:numPr>
+        <w:pStyle w:val="Compact"/>
       </w:pPr>
       <w:r>
         <w:t xml:space="preserve">First and foremost - we should check out this dataset provided to us containing food item exposures of the passengers who dined aboard the ship on February 9th. Given our strong clues that the ship experienced a point-source outbreak, we want to be sure that any implicated food items don’t wind up on the menu again!</w:t>
@@ -1515,11 +1550,11 @@
     </w:p>
     <w:p>
       <w:pPr>
-        <w:pStyle w:val="Compact"/>
         <w:numPr>
           <w:ilvl w:val="0"/>
           <w:numId w:val="1005"/>
         </w:numPr>
+        <w:pStyle w:val="Compact"/>
       </w:pPr>
       <w:r>
         <w:t xml:space="preserve">The captain has requested an epidemiological update from you, in a nicely formatted report. Up until now, we’ve just been reading off the outputs provided in R, and while this is fine for us as a working-method, we should recognize that it is important to make sure our results and recommendations are as easy to interpret as possible. Therefore, we’ll explore some ways to create custom, easy-to-read tables.</w:t>
@@ -1527,11 +1562,11 @@
     </w:p>
     <w:p>
       <w:pPr>
-        <w:pStyle w:val="Compact"/>
         <w:numPr>
           <w:ilvl w:val="0"/>
           <w:numId w:val="1005"/>
         </w:numPr>
+        <w:pStyle w:val="Compact"/>
       </w:pPr>
       <w:r>
         <w:t xml:space="preserve">(If we have time for it). We’ll introduce R markdown documents - which can be used in a variety of ways to create nice, convenient reports that combine your code, outputs, and notes, all in one place!</w:t>
@@ -1570,12 +1605,8 @@
         <w:t xml:space="preserve">Rmd documents</w:t>
       </w:r>
     </w:p>
-    <w:bookmarkEnd w:id="33"/>
-    <w:sectPr>
-      <w:footnotePr>
-        <w:numRestart w:val="eachSect"/>
-      </w:footnotePr>
-    </w:sectPr>
+    <w:bookmarkEnd w:id="34"/>
+    <w:sectPr/>
   </w:body>
 </w:document>
 </file>
@@ -1606,14 +1637,14 @@
 <file path=word/numbering.xml><?xml version="1.0" encoding="utf-8"?>
 <w:numbering xmlns:w="http://schemas.openxmlformats.org/wordprocessingml/2006/main">
   <w:abstractNum w:abstractNumId="990">
-    <w:nsid w:val="0000A990"/>
+    <w:nsid w:val="A990"/>
     <w:multiLevelType w:val="multilevel"/>
     <w:lvl w:ilvl="0">
       <w:numFmt w:val="bullet"/>
       <w:lvlText w:val=" "/>
       <w:lvlJc w:val="left"/>
       <w:pPr>
-        <w:ind w:left="720" w:hanging="360"/>
+        <w:ind w:left="720" w:hanging="480"/>
       </w:pPr>
     </w:lvl>
     <w:lvl w:ilvl="1">
@@ -1621,7 +1652,7 @@
       <w:lvlText w:val=" "/>
       <w:lvlJc w:val="left"/>
       <w:pPr>
-        <w:ind w:left="1440" w:hanging="360"/>
+        <w:ind w:left="1440" w:hanging="480"/>
       </w:pPr>
     </w:lvl>
     <w:lvl w:ilvl="2">
@@ -1629,7 +1660,7 @@
       <w:lvlText w:val=" "/>
       <w:lvlJc w:val="left"/>
       <w:pPr>
-        <w:ind w:left="2160" w:hanging="360"/>
+        <w:ind w:left="2160" w:hanging="480"/>
       </w:pPr>
     </w:lvl>
     <w:lvl w:ilvl="3">
@@ -1637,7 +1668,7 @@
       <w:lvlText w:val=" "/>
       <w:lvlJc w:val="left"/>
       <w:pPr>
-        <w:ind w:left="2880" w:hanging="360"/>
+        <w:ind w:left="2880" w:hanging="480"/>
       </w:pPr>
     </w:lvl>
     <w:lvl w:ilvl="4">
@@ -1645,7 +1676,7 @@
       <w:lvlText w:val=" "/>
       <w:lvlJc w:val="left"/>
       <w:pPr>
-        <w:ind w:left="3600" w:hanging="360"/>
+        <w:ind w:left="3600" w:hanging="480"/>
       </w:pPr>
     </w:lvl>
     <w:lvl w:ilvl="5">
@@ -1653,7 +1684,7 @@
       <w:lvlText w:val=" "/>
       <w:lvlJc w:val="left"/>
       <w:pPr>
-        <w:ind w:left="4320" w:hanging="360"/>
+        <w:ind w:left="4320" w:hanging="480"/>
       </w:pPr>
     </w:lvl>
     <w:lvl w:ilvl="6">
@@ -1661,7 +1692,7 @@
       <w:lvlText w:val=" "/>
       <w:lvlJc w:val="left"/>
       <w:pPr>
-        <w:ind w:left="5040" w:hanging="360"/>
+        <w:ind w:left="5040" w:hanging="480"/>
       </w:pPr>
     </w:lvl>
     <w:lvl w:ilvl="7">
@@ -1669,7 +1700,7 @@
       <w:lvlText w:val=" "/>
       <w:lvlJc w:val="left"/>
       <w:pPr>
-        <w:ind w:left="5760" w:hanging="360"/>
+        <w:ind w:left="5760" w:hanging="480"/>
       </w:pPr>
     </w:lvl>
     <w:lvl w:ilvl="8">
@@ -1677,12 +1708,12 @@
       <w:lvlText w:val=" "/>
       <w:lvlJc w:val="left"/>
       <w:pPr>
-        <w:ind w:left="6480" w:hanging="360"/>
+        <w:ind w:left="6480" w:hanging="480"/>
       </w:pPr>
     </w:lvl>
   </w:abstractNum>
   <w:abstractNum w:abstractNumId="99411">
-    <w:nsid w:val="00A99411"/>
+    <w:nsid w:val="A99411"/>
     <w:multiLevelType w:val="multilevel"/>
     <w:lvl w:ilvl="0">
       <w:start w:val="1"/>
@@ -1690,7 +1721,7 @@
       <w:lvlText w:val="%1."/>
       <w:lvlJc w:val="left"/>
       <w:pPr>
-        <w:ind w:left="720" w:hanging="360"/>
+        <w:ind w:left="720" w:hanging="480"/>
       </w:pPr>
     </w:lvl>
     <w:lvl w:ilvl="1">
@@ -1699,7 +1730,7 @@
       <w:lvlText w:val="%2."/>
       <w:lvlJc w:val="left"/>
       <w:pPr>
-        <w:ind w:left="1440" w:hanging="360"/>
+        <w:ind w:left="1440" w:hanging="480"/>
       </w:pPr>
     </w:lvl>
     <w:lvl w:ilvl="2">
@@ -1708,7 +1739,7 @@
       <w:lvlText w:val="%3."/>
       <w:lvlJc w:val="left"/>
       <w:pPr>
-        <w:ind w:left="2160" w:hanging="360"/>
+        <w:ind w:left="2160" w:hanging="480"/>
       </w:pPr>
     </w:lvl>
     <w:lvl w:ilvl="3">
@@ -1717,7 +1748,7 @@
       <w:lvlText w:val="%4."/>
       <w:lvlJc w:val="left"/>
       <w:pPr>
-        <w:ind w:left="2880" w:hanging="360"/>
+        <w:ind w:left="2880" w:hanging="480"/>
       </w:pPr>
     </w:lvl>
     <w:lvl w:ilvl="4">
@@ -1726,7 +1757,7 @@
       <w:lvlText w:val="%5."/>
       <w:lvlJc w:val="left"/>
       <w:pPr>
-        <w:ind w:left="3600" w:hanging="360"/>
+        <w:ind w:left="3600" w:hanging="480"/>
       </w:pPr>
     </w:lvl>
     <w:lvl w:ilvl="5">
@@ -1735,7 +1766,7 @@
       <w:lvlText w:val="%6."/>
       <w:lvlJc w:val="left"/>
       <w:pPr>
-        <w:ind w:left="4320" w:hanging="360"/>
+        <w:ind w:left="4320" w:hanging="480"/>
       </w:pPr>
     </w:lvl>
     <w:lvl w:ilvl="6">
@@ -1744,7 +1775,7 @@
       <w:lvlText w:val="%7."/>
       <w:lvlJc w:val="left"/>
       <w:pPr>
-        <w:ind w:left="5040" w:hanging="360"/>
+        <w:ind w:left="5040" w:hanging="480"/>
       </w:pPr>
     </w:lvl>
     <w:lvl w:ilvl="7">
@@ -1753,7 +1784,7 @@
       <w:lvlText w:val="%8."/>
       <w:lvlJc w:val="left"/>
       <w:pPr>
-        <w:ind w:left="5760" w:hanging="360"/>
+        <w:ind w:left="5760" w:hanging="480"/>
       </w:pPr>
     </w:lvl>
     <w:lvl w:ilvl="8">
@@ -1762,111 +1793,84 @@
       <w:lvlText w:val="%9."/>
       <w:lvlJc w:val="left"/>
       <w:pPr>
-        <w:ind w:left="6480" w:hanging="360"/>
+        <w:ind w:left="6480" w:hanging="480"/>
       </w:pPr>
     </w:lvl>
   </w:abstractNum>
   <w:abstractNum w:abstractNumId="991">
-    <w:nsid w:val="0000A991"/>
+    <w:nsid w:val="A991"/>
     <w:multiLevelType w:val="multilevel"/>
     <w:lvl w:ilvl="0">
       <w:numFmt w:val="bullet"/>
-      <w:lvlText w:val=""/>
+      <w:lvlText w:val="•"/>
       <w:lvlJc w:val="left"/>
       <w:pPr>
-        <w:ind w:left="720" w:hanging="360"/>
-      </w:pPr>
-      <w:rPr>
-        <w:rFonts w:ascii="Symbol" w:hAnsi="Symbol" w:cs="Symbol" w:hint="default"/>
-      </w:rPr>
+        <w:ind w:left="720" w:hanging="480"/>
+      </w:pPr>
     </w:lvl>
     <w:lvl w:ilvl="1">
       <w:numFmt w:val="bullet"/>
-      <w:lvlText w:val="o"/>
+      <w:lvlText w:val="–"/>
       <w:lvlJc w:val="left"/>
       <w:pPr>
-        <w:ind w:left="1440" w:hanging="360"/>
-      </w:pPr>
-      <w:rPr>
-        <w:rFonts w:ascii="Courier New" w:hAnsi="Courier New" w:cs="Courier New" w:hint="default"/>
-      </w:rPr>
+        <w:ind w:left="1440" w:hanging="480"/>
+      </w:pPr>
     </w:lvl>
     <w:lvl w:ilvl="2">
       <w:numFmt w:val="bullet"/>
-      <w:lvlText w:val=""/>
+      <w:lvlText w:val="•"/>
       <w:lvlJc w:val="left"/>
       <w:pPr>
-        <w:ind w:left="2160" w:hanging="360"/>
-      </w:pPr>
-      <w:rPr>
-        <w:rFonts w:ascii="Wingdings" w:hAnsi="Wingdings" w:cs="Wingdings" w:hint="default"/>
-      </w:rPr>
+        <w:ind w:left="2160" w:hanging="480"/>
+      </w:pPr>
     </w:lvl>
     <w:lvl w:ilvl="3">
       <w:numFmt w:val="bullet"/>
-      <w:lvlText w:val=""/>
+      <w:lvlText w:val="–"/>
       <w:lvlJc w:val="left"/>
       <w:pPr>
-        <w:ind w:left="2880" w:hanging="360"/>
-      </w:pPr>
-      <w:rPr>
-        <w:rFonts w:ascii="Symbol" w:hAnsi="Symbol" w:cs="Symbol" w:hint="default"/>
-      </w:rPr>
+        <w:ind w:left="2880" w:hanging="480"/>
+      </w:pPr>
     </w:lvl>
     <w:lvl w:ilvl="4">
       <w:numFmt w:val="bullet"/>
-      <w:lvlText w:val="o"/>
+      <w:lvlText w:val="•"/>
       <w:lvlJc w:val="left"/>
       <w:pPr>
-        <w:ind w:left="3600" w:hanging="360"/>
-      </w:pPr>
-      <w:rPr>
-        <w:rFonts w:ascii="Courier New" w:hAnsi="Courier New" w:cs="Courier New" w:hint="default"/>
-      </w:rPr>
+        <w:ind w:left="3600" w:hanging="480"/>
+      </w:pPr>
     </w:lvl>
     <w:lvl w:ilvl="5">
       <w:numFmt w:val="bullet"/>
-      <w:lvlText w:val=""/>
+      <w:lvlText w:val="–"/>
       <w:lvlJc w:val="left"/>
       <w:pPr>
-        <w:ind w:left="4320" w:hanging="360"/>
-      </w:pPr>
-      <w:rPr>
-        <w:rFonts w:ascii="Wingdings" w:hAnsi="Wingdings" w:cs="Wingdings" w:hint="default"/>
-      </w:rPr>
+        <w:ind w:left="4320" w:hanging="480"/>
+      </w:pPr>
     </w:lvl>
     <w:lvl w:ilvl="6">
       <w:numFmt w:val="bullet"/>
-      <w:lvlText w:val=""/>
+      <w:lvlText w:val="•"/>
       <w:lvlJc w:val="left"/>
       <w:pPr>
-        <w:ind w:left="5040" w:hanging="360"/>
-      </w:pPr>
-      <w:rPr>
-        <w:rFonts w:ascii="Symbol" w:hAnsi="Symbol" w:cs="Symbol" w:hint="default"/>
-      </w:rPr>
+        <w:ind w:left="5040" w:hanging="480"/>
+      </w:pPr>
     </w:lvl>
     <w:lvl w:ilvl="7">
       <w:numFmt w:val="bullet"/>
-      <w:lvlText w:val="o"/>
+      <w:lvlText w:val="–"/>
       <w:lvlJc w:val="left"/>
       <w:pPr>
-        <w:ind w:left="5760" w:hanging="360"/>
-      </w:pPr>
-      <w:rPr>
-        <w:rFonts w:ascii="Courier New" w:hAnsi="Courier New" w:cs="Courier New" w:hint="default"/>
-      </w:rPr>
+        <w:ind w:left="5760" w:hanging="480"/>
+      </w:pPr>
     </w:lvl>
     <w:lvl w:ilvl="8">
       <w:numFmt w:val="bullet"/>
-      <w:lvlText w:val=""/>
+      <w:lvlText w:val="•"/>
       <w:lvlJc w:val="left"/>
       <w:pPr>
-        <w:ind w:left="6480" w:hanging="360"/>
-      </w:pPr>
-      <w:rPr>
-        <w:rFonts w:ascii="Wingdings" w:hAnsi="Wingdings" w:cs="Wingdings" w:hint="default"/>
-      </w:rPr>
+        <w:ind w:left="6480" w:hanging="480"/>
+      </w:pPr>
     </w:lvl>
   </w:abstractNum>
   <w:num w:numId="1000">
@@ -2000,10 +2004,10 @@
     <w:name w:val="Body Text"/>
     <w:basedOn w:val="Normal"/>
     <w:link w:val="BodyTextChar"/>
-    <w:qFormat/>
     <w:pPr>
       <w:spacing w:after="180" w:before="180"/>
     </w:pPr>
+    <w:qFormat/>
   </w:style>
   <w:style w:customStyle="1" w:styleId="FirstParagraph" w:type="paragraph">
     <w:name w:val="First Paragraph"/>
@@ -2023,94 +2027,57 @@
     <w:name w:val="Title"/>
     <w:basedOn w:val="Normal"/>
     <w:next w:val="BodyText"/>
-    <w:link w:val="TitleChar"/>
-    <w:uiPriority w:val="10"/>
     <w:qFormat/>
-    <w:rsid w:val="00A10FD9"/>
     <w:pPr>
-      <w:spacing w:after="80" w:line="240" w:lineRule="auto"/>
-      <w:contextualSpacing/>
+      <w:keepNext/>
+      <w:keepLines/>
+      <w:spacing w:after="240" w:before="480"/>
       <w:jc w:val="center"/>
     </w:pPr>
     <w:rPr>
       <w:rFonts w:asciiTheme="majorHAnsi" w:cstheme="majorBidi" w:eastAsiaTheme="majorEastAsia" w:hAnsiTheme="majorHAnsi"/>
-      <w:sz w:val="56"/>
-      <w:szCs w:val="56"/>
-    </w:rPr>
-  </w:style>
-  <w:style w:customStyle="1" w:styleId="TitleChar" w:type="character">
-    <w:name w:val="Title Char"/>
-    <w:basedOn w:val="DefaultParagraphFont"/>
-    <w:link w:val="Title"/>
-    <w:uiPriority w:val="10"/>
-    <w:rsid w:val="00A10FD9"/>
-    <w:rPr>
-      <w:rFonts w:asciiTheme="majorHAnsi" w:cstheme="majorBidi" w:eastAsiaTheme="majorEastAsia" w:hAnsiTheme="majorHAnsi"/>
-      <w:sz w:val="56"/>
-      <w:szCs w:val="56"/>
+      <w:b/>
+      <w:bCs/>
+      <w:color w:themeColor="accent1" w:themeShade="B5" w:val="345A8A"/>
+      <w:sz w:val="36"/>
+      <w:szCs w:val="36"/>
     </w:rPr>
   </w:style>
   <w:style w:styleId="Subtitle" w:type="paragraph">
     <w:name w:val="Subtitle"/>
-    <w:basedOn w:val="Title"/>
-    <w:next w:val="BodyText"/>
-    <w:link w:val="SubtitleChar"/>
-    <w:uiPriority w:val="11"/>
-    <w:qFormat/>
-    <w:rsid w:val="00A10FD9"/>
-    <w:pPr>
-      <w:numPr>
-        <w:ilvl w:val="1"/>
-      </w:numPr>
-    </w:pPr>
-    <w:rPr>
-      <w:rFonts w:cstheme="majorBidi" w:eastAsiaTheme="majorEastAsia"/>
-      <w:spacing w:val="15"/>
-      <w:sz w:val="28"/>
-      <w:szCs w:val="28"/>
-    </w:rPr>
-  </w:style>
-  <w:style w:customStyle="1" w:styleId="SubtitleChar" w:type="character">
-    <w:name w:val="Subtitle Char"/>
-    <w:basedOn w:val="DefaultParagraphFont"/>
-    <w:link w:val="Subtitle"/>
-    <w:uiPriority w:val="11"/>
-    <w:rsid w:val="00A10FD9"/>
-    <w:rPr>
-      <w:rFonts w:cstheme="majorBidi" w:eastAsiaTheme="majorEastAsia"/>
-      <w:color w:themeColor="text1" w:themeTint="A6" w:val="595959"/>
-      <w:spacing w:val="15"/>
-      <w:sz w:val="28"/>
-      <w:szCs w:val="28"/>
-    </w:rPr>
-  </w:style>
-  <w:style w:customStyle="1" w:styleId="Author" w:type="paragraph">
-    <w:name w:val="Author"/>
     <w:basedOn w:val="Title"/>
     <w:next w:val="BodyText"/>
     <w:qFormat/>
     <w:pPr>
       <w:keepNext/>
       <w:keepLines/>
+      <w:spacing w:after="240" w:before="240"/>
+      <w:jc w:val="center"/>
     </w:pPr>
     <w:rPr>
-      <w:sz w:val="24"/>
-      <w:szCs w:val="24"/>
-    </w:rPr>
-  </w:style>
-  <w:style w:styleId="Date" w:type="paragraph">
-    <w:name w:val="Date"/>
-    <w:basedOn w:val="Title"/>
+      <w:sz w:val="30"/>
+      <w:szCs w:val="30"/>
+    </w:rPr>
+  </w:style>
+  <w:style w:customStyle="1" w:styleId="Author" w:type="paragraph">
+    <w:name w:val="Author"/>
     <w:next w:val="BodyText"/>
     <w:qFormat/>
     <w:pPr>
       <w:keepNext/>
       <w:keepLines/>
+      <w:jc w:val="center"/>
     </w:pPr>
-    <w:rPr>
-      <w:sz w:val="24"/>
-      <w:szCs w:val="24"/>
-    </w:rPr>
+  </w:style>
+  <w:style w:styleId="Date" w:type="paragraph">
+    <w:name w:val="Date"/>
+    <w:next w:val="BodyText"/>
+    <w:qFormat/>
+    <w:pPr>
+      <w:keepNext/>
+      <w:keepLines/>
+      <w:jc w:val="center"/>
+    </w:pPr>
   </w:style>
   <w:style w:customStyle="1" w:styleId="AbstractTitle" w:type="paragraph">
     <w:name w:val="Abstract Title"/>
@@ -2120,13 +2087,15 @@
     <w:pPr>
       <w:keepNext/>
       <w:keepLines/>
+      <w:jc w:val="center"/>
       <w:spacing w:after="0" w:before="300"/>
-      <w:jc w:val="center"/>
     </w:pPr>
     <w:rPr>
-      <w:b/>
       <w:sz w:val="20"/>
       <w:szCs w:val="20"/>
+      <w:b/>
+      <w:color w:val="345A8A"/>
+      &gt;
     </w:rPr>
   </w:style>
   <w:style w:customStyle="1" w:styleId="Abstract" w:type="paragraph">
@@ -2153,321 +2122,191 @@
     <w:rPr/>
   </w:style>
   <w:style w:styleId="Heading1" w:type="paragraph">
-    <w:name w:val="heading 1"/>
+    <w:name w:val="Heading 1"/>
     <w:basedOn w:val="Normal"/>
     <w:next w:val="BodyText"/>
-    <w:link w:val="Heading1Char"/>
     <w:uiPriority w:val="9"/>
     <w:qFormat/>
-    <w:rsid w:val="00A10FD9"/>
     <w:pPr>
       <w:keepNext/>
       <w:keepLines/>
-      <w:spacing w:after="80" w:before="360"/>
+      <w:spacing w:after="0" w:before="480"/>
       <w:outlineLvl w:val="0"/>
     </w:pPr>
     <w:rPr>
       <w:rFonts w:asciiTheme="majorHAnsi" w:cstheme="majorBidi" w:eastAsiaTheme="majorEastAsia" w:hAnsiTheme="majorHAnsi"/>
-      <w:color w:themeColor="accent1" w:themeShade="BF" w:val="0F4761"/>
-      <w:sz w:val="40"/>
-      <w:szCs w:val="40"/>
+      <w:b/>
+      <w:bCs/>
+      <w:color w:themeColor="accent1" w:val="4F81BD"/>
+      <w:sz w:val="32"/>
+      <w:szCs w:val="32"/>
     </w:rPr>
   </w:style>
   <w:style w:styleId="Heading2" w:type="paragraph">
-    <w:name w:val="heading 2"/>
+    <w:name w:val="Heading 2"/>
     <w:basedOn w:val="Normal"/>
     <w:next w:val="BodyText"/>
-    <w:link w:val="Heading2Char"/>
     <w:uiPriority w:val="9"/>
-    <w:semiHidden/>
     <w:unhideWhenUsed/>
     <w:qFormat/>
-    <w:rsid w:val="00A10FD9"/>
     <w:pPr>
       <w:keepNext/>
       <w:keepLines/>
-      <w:spacing w:after="80" w:before="160"/>
+      <w:spacing w:after="0" w:before="200"/>
       <w:outlineLvl w:val="1"/>
     </w:pPr>
     <w:rPr>
       <w:rFonts w:asciiTheme="majorHAnsi" w:cstheme="majorBidi" w:eastAsiaTheme="majorEastAsia" w:hAnsiTheme="majorHAnsi"/>
-      <w:color w:themeColor="accent1" w:themeShade="BF" w:val="0F4761"/>
-      <w:sz w:val="32"/>
-      <w:szCs w:val="32"/>
+      <w:b/>
+      <w:bCs/>
+      <w:color w:themeColor="accent1" w:val="4F81BD"/>
+      <w:sz w:val="28"/>
+      <w:szCs w:val="28"/>
     </w:rPr>
   </w:style>
   <w:style w:styleId="Heading3" w:type="paragraph">
-    <w:name w:val="heading 3"/>
+    <w:name w:val="Heading 3"/>
     <w:basedOn w:val="Normal"/>
     <w:next w:val="BodyText"/>
-    <w:link w:val="Heading3Char"/>
     <w:uiPriority w:val="9"/>
-    <w:semiHidden/>
     <w:unhideWhenUsed/>
     <w:qFormat/>
-    <w:rsid w:val="00A10FD9"/>
     <w:pPr>
       <w:keepNext/>
       <w:keepLines/>
-      <w:spacing w:after="80" w:before="160"/>
+      <w:spacing w:after="0" w:before="200"/>
       <w:outlineLvl w:val="2"/>
     </w:pPr>
     <w:rPr>
-      <w:rFonts w:cstheme="majorBidi" w:eastAsiaTheme="majorEastAsia"/>
-      <w:color w:themeColor="accent1" w:themeShade="BF" w:val="0F4761"/>
-      <w:sz w:val="28"/>
-      <w:szCs w:val="28"/>
+      <w:rFonts w:asciiTheme="majorHAnsi" w:cstheme="majorBidi" w:eastAsiaTheme="majorEastAsia" w:hAnsiTheme="majorHAnsi"/>
+      <w:b/>
+      <w:bCs/>
+      <w:color w:themeColor="accent1" w:val="4F81BD"/>
+      <w:sz w:val="24"/>
+      <w:szCs w:val="24"/>
     </w:rPr>
   </w:style>
   <w:style w:styleId="Heading4" w:type="paragraph">
-    <w:name w:val="heading 4"/>
+    <w:name w:val="Heading 4"/>
     <w:basedOn w:val="Normal"/>
     <w:next w:val="BodyText"/>
-    <w:link w:val="Heading4Char"/>
     <w:uiPriority w:val="9"/>
-    <w:semiHidden/>
     <w:unhideWhenUsed/>
     <w:qFormat/>
-    <w:rsid w:val="00A10FD9"/>
     <w:pPr>
       <w:keepNext/>
       <w:keepLines/>
-      <w:spacing w:after="40" w:before="80"/>
+      <w:spacing w:after="0" w:before="200"/>
       <w:outlineLvl w:val="3"/>
     </w:pPr>
     <w:rPr>
-      <w:rFonts w:cstheme="majorBidi" w:eastAsiaTheme="majorEastAsia"/>
+      <w:rFonts w:asciiTheme="majorHAnsi" w:cstheme="majorBidi" w:eastAsiaTheme="majorEastAsia" w:hAnsiTheme="majorHAnsi"/>
       <w:i/>
-      <w:iCs/>
-      <w:color w:themeColor="accent1" w:themeShade="BF" w:val="0F4761"/>
+      <w:bCs/>
+      <w:color w:themeColor="accent1" w:val="4F81BD"/>
+      <w:sz w:val="24"/>
+      <w:szCs w:val="24"/>
     </w:rPr>
   </w:style>
   <w:style w:styleId="Heading5" w:type="paragraph">
-    <w:name w:val="heading 5"/>
+    <w:name w:val="Heading 5"/>
     <w:basedOn w:val="Normal"/>
     <w:next w:val="BodyText"/>
-    <w:link w:val="Heading5Char"/>
     <w:uiPriority w:val="9"/>
-    <w:semiHidden/>
     <w:unhideWhenUsed/>
     <w:qFormat/>
-    <w:rsid w:val="00A10FD9"/>
     <w:pPr>
       <w:keepNext/>
       <w:keepLines/>
-      <w:spacing w:after="40" w:before="80"/>
+      <w:spacing w:after="0" w:before="200"/>
       <w:outlineLvl w:val="4"/>
     </w:pPr>
     <w:rPr>
-      <w:rFonts w:cstheme="majorBidi" w:eastAsiaTheme="majorEastAsia"/>
-      <w:color w:themeColor="accent1" w:themeShade="BF" w:val="0F4761"/>
+      <w:rFonts w:asciiTheme="majorHAnsi" w:cstheme="majorBidi" w:eastAsiaTheme="majorEastAsia" w:hAnsiTheme="majorHAnsi"/>
+      <w:iCs/>
+      <w:color w:themeColor="accent1" w:val="4F81BD"/>
+      <w:sz w:val="24"/>
+      <w:szCs w:val="24"/>
     </w:rPr>
   </w:style>
   <w:style w:styleId="Heading6" w:type="paragraph">
-    <w:name w:val="heading 6"/>
+    <w:name w:val="Heading 6"/>
     <w:basedOn w:val="Normal"/>
     <w:next w:val="BodyText"/>
-    <w:link w:val="Heading6Char"/>
     <w:uiPriority w:val="9"/>
-    <w:semiHidden/>
     <w:unhideWhenUsed/>
     <w:qFormat/>
-    <w:rsid w:val="00A10FD9"/>
     <w:pPr>
       <w:keepNext/>
       <w:keepLines/>
-      <w:spacing w:after="0" w:before="40"/>
+      <w:spacing w:after="0" w:before="200"/>
       <w:outlineLvl w:val="5"/>
     </w:pPr>
     <w:rPr>
-      <w:rFonts w:cstheme="majorBidi" w:eastAsiaTheme="majorEastAsia"/>
-      <w:i/>
-      <w:iCs/>
-      <w:color w:themeColor="text1" w:themeTint="A6" w:val="595959"/>
+      <w:rFonts w:asciiTheme="majorHAnsi" w:cstheme="majorBidi" w:eastAsiaTheme="majorEastAsia" w:hAnsiTheme="majorHAnsi"/>
+      <w:color w:themeColor="accent1" w:val="4F81BD"/>
+      <w:sz w:val="24"/>
+      <w:szCs w:val="24"/>
     </w:rPr>
   </w:style>
   <w:style w:styleId="Heading7" w:type="paragraph">
-    <w:name w:val="heading 7"/>
+    <w:name w:val="Heading 7"/>
     <w:basedOn w:val="Normal"/>
     <w:next w:val="BodyText"/>
-    <w:link w:val="Heading7Char"/>
     <w:uiPriority w:val="9"/>
-    <w:semiHidden/>
     <w:unhideWhenUsed/>
     <w:qFormat/>
-    <w:rsid w:val="00A10FD9"/>
     <w:pPr>
       <w:keepNext/>
       <w:keepLines/>
-      <w:spacing w:after="0" w:before="40"/>
+      <w:spacing w:after="0" w:before="200"/>
       <w:outlineLvl w:val="6"/>
     </w:pPr>
     <w:rPr>
-      <w:rFonts w:cstheme="majorBidi" w:eastAsiaTheme="majorEastAsia"/>
-      <w:color w:themeColor="text1" w:themeTint="A6" w:val="595959"/>
+      <w:rFonts w:asciiTheme="majorHAnsi" w:cstheme="majorBidi" w:eastAsiaTheme="majorEastAsia" w:hAnsiTheme="majorHAnsi"/>
+      <w:color w:themeColor="accent1" w:val="4F81BD"/>
+      <w:sz w:val="24"/>
+      <w:szCs w:val="24"/>
     </w:rPr>
   </w:style>
   <w:style w:styleId="Heading8" w:type="paragraph">
-    <w:name w:val="heading 8"/>
+    <w:name w:val="Heading 8"/>
     <w:basedOn w:val="Normal"/>
     <w:next w:val="BodyText"/>
-    <w:link w:val="Heading8Char"/>
     <w:uiPriority w:val="9"/>
-    <w:semiHidden/>
     <w:unhideWhenUsed/>
     <w:qFormat/>
-    <w:rsid w:val="00A10FD9"/>
     <w:pPr>
       <w:keepNext/>
       <w:keepLines/>
-      <w:spacing w:after="0"/>
+      <w:spacing w:after="0" w:before="200"/>
       <w:outlineLvl w:val="7"/>
     </w:pPr>
     <w:rPr>
-      <w:rFonts w:cstheme="majorBidi" w:eastAsiaTheme="majorEastAsia"/>
-      <w:i/>
-      <w:iCs/>
-      <w:color w:themeColor="text1" w:themeTint="D8" w:val="272727"/>
+      <w:rFonts w:asciiTheme="majorHAnsi" w:cstheme="majorBidi" w:eastAsiaTheme="majorEastAsia" w:hAnsiTheme="majorHAnsi"/>
+      <w:color w:themeColor="accent1" w:val="4F81BD"/>
+      <w:sz w:val="24"/>
+      <w:szCs w:val="24"/>
     </w:rPr>
   </w:style>
   <w:style w:styleId="Heading9" w:type="paragraph">
-    <w:name w:val="heading 9"/>
+    <w:name w:val="Heading 9"/>
     <w:basedOn w:val="Normal"/>
     <w:next w:val="BodyText"/>
-    <w:link w:val="Heading9Char"/>
     <w:uiPriority w:val="9"/>
-    <w:semiHidden/>
     <w:unhideWhenUsed/>
     <w:qFormat/>
-    <w:rsid w:val="00A10FD9"/>
     <w:pPr>
       <w:keepNext/>
       <w:keepLines/>
-      <w:spacing w:after="0"/>
+      <w:spacing w:after="0" w:before="200"/>
       <w:outlineLvl w:val="8"/>
     </w:pPr>
     <w:rPr>
-      <w:rFonts w:cstheme="majorBidi" w:eastAsiaTheme="majorEastAsia"/>
-      <w:color w:themeColor="text1" w:themeTint="D8" w:val="272727"/>
-    </w:rPr>
-  </w:style>
-  <w:style w:customStyle="1" w:styleId="Heading1Char" w:type="character">
-    <w:name w:val="Heading 1 Char"/>
-    <w:basedOn w:val="DefaultParagraphFont"/>
-    <w:link w:val="Heading1"/>
-    <w:uiPriority w:val="9"/>
-    <w:rsid w:val="00A10FD9"/>
-    <w:rPr>
       <w:rFonts w:asciiTheme="majorHAnsi" w:cstheme="majorBidi" w:eastAsiaTheme="majorEastAsia" w:hAnsiTheme="majorHAnsi"/>
-      <w:color w:themeColor="accent1" w:themeShade="BF" w:val="0F4761"/>
-      <w:sz w:val="40"/>
-      <w:szCs w:val="40"/>
-    </w:rPr>
-  </w:style>
-  <w:style w:customStyle="1" w:styleId="Heading2Char" w:type="character">
-    <w:name w:val="Heading 2 Char"/>
-    <w:basedOn w:val="DefaultParagraphFont"/>
-    <w:link w:val="Heading2"/>
-    <w:uiPriority w:val="9"/>
-    <w:semiHidden/>
-    <w:rsid w:val="00A10FD9"/>
-    <w:rPr>
-      <w:rFonts w:asciiTheme="majorHAnsi" w:cstheme="majorBidi" w:eastAsiaTheme="majorEastAsia" w:hAnsiTheme="majorHAnsi"/>
-      <w:color w:themeColor="accent1" w:themeShade="BF" w:val="0F4761"/>
-      <w:sz w:val="32"/>
-      <w:szCs w:val="32"/>
-    </w:rPr>
-  </w:style>
-  <w:style w:customStyle="1" w:styleId="Heading3Char" w:type="character">
-    <w:name w:val="Heading 3 Char"/>
-    <w:basedOn w:val="DefaultParagraphFont"/>
-    <w:link w:val="Heading3"/>
-    <w:uiPriority w:val="9"/>
-    <w:semiHidden/>
-    <w:rsid w:val="00A10FD9"/>
-    <w:rPr>
-      <w:rFonts w:cstheme="majorBidi" w:eastAsiaTheme="majorEastAsia"/>
-      <w:color w:themeColor="accent1" w:themeShade="BF" w:val="0F4761"/>
-      <w:sz w:val="28"/>
-      <w:szCs w:val="28"/>
-    </w:rPr>
-  </w:style>
-  <w:style w:customStyle="1" w:styleId="Heading4Char" w:type="character">
-    <w:name w:val="Heading 4 Char"/>
-    <w:basedOn w:val="DefaultParagraphFont"/>
-    <w:link w:val="Heading4"/>
-    <w:uiPriority w:val="9"/>
-    <w:semiHidden/>
-    <w:rsid w:val="00A10FD9"/>
-    <w:rPr>
-      <w:rFonts w:cstheme="majorBidi" w:eastAsiaTheme="majorEastAsia"/>
-      <w:i/>
-      <w:iCs/>
-      <w:color w:themeColor="accent1" w:themeShade="BF" w:val="0F4761"/>
-    </w:rPr>
-  </w:style>
-  <w:style w:customStyle="1" w:styleId="Heading5Char" w:type="character">
-    <w:name w:val="Heading 5 Char"/>
-    <w:basedOn w:val="DefaultParagraphFont"/>
-    <w:link w:val="Heading5"/>
-    <w:uiPriority w:val="9"/>
-    <w:semiHidden/>
-    <w:rsid w:val="00A10FD9"/>
-    <w:rPr>
-      <w:rFonts w:cstheme="majorBidi" w:eastAsiaTheme="majorEastAsia"/>
-      <w:color w:themeColor="accent1" w:themeShade="BF" w:val="0F4761"/>
-    </w:rPr>
-  </w:style>
-  <w:style w:customStyle="1" w:styleId="Heading6Char" w:type="character">
-    <w:name w:val="Heading 6 Char"/>
-    <w:basedOn w:val="DefaultParagraphFont"/>
-    <w:link w:val="Heading6"/>
-    <w:uiPriority w:val="9"/>
-    <w:semiHidden/>
-    <w:rsid w:val="00A10FD9"/>
-    <w:rPr>
-      <w:rFonts w:cstheme="majorBidi" w:eastAsiaTheme="majorEastAsia"/>
-      <w:i/>
-      <w:iCs/>
-      <w:color w:themeColor="text1" w:themeTint="A6" w:val="595959"/>
-    </w:rPr>
-  </w:style>
-  <w:style w:customStyle="1" w:styleId="Heading7Char" w:type="character">
-    <w:name w:val="Heading 7 Char"/>
-    <w:basedOn w:val="DefaultParagraphFont"/>
-    <w:link w:val="Heading7"/>
-    <w:uiPriority w:val="9"/>
-    <w:semiHidden/>
-    <w:rsid w:val="00A10FD9"/>
-    <w:rPr>
-      <w:rFonts w:cstheme="majorBidi" w:eastAsiaTheme="majorEastAsia"/>
-      <w:color w:themeColor="text1" w:themeTint="A6" w:val="595959"/>
-    </w:rPr>
-  </w:style>
-  <w:style w:customStyle="1" w:styleId="Heading8Char" w:type="character">
-    <w:name w:val="Heading 8 Char"/>
-    <w:basedOn w:val="DefaultParagraphFont"/>
-    <w:link w:val="Heading8"/>
-    <w:uiPriority w:val="9"/>
-    <w:semiHidden/>
-    <w:rsid w:val="00A10FD9"/>
-    <w:rPr>
-      <w:rFonts w:cstheme="majorBidi" w:eastAsiaTheme="majorEastAsia"/>
-      <w:i/>
-      <w:iCs/>
-      <w:color w:themeColor="text1" w:themeTint="D8" w:val="272727"/>
-    </w:rPr>
-  </w:style>
-  <w:style w:customStyle="1" w:styleId="Heading9Char" w:type="character">
-    <w:name w:val="Heading 9 Char"/>
-    <w:basedOn w:val="DefaultParagraphFont"/>
-    <w:link w:val="Heading9"/>
-    <w:uiPriority w:val="9"/>
-    <w:semiHidden/>
-    <w:rsid w:val="00A10FD9"/>
-    <w:rPr>
-      <w:rFonts w:cstheme="majorBidi" w:eastAsiaTheme="majorEastAsia"/>
-      <w:color w:themeColor="text1" w:themeTint="D8" w:val="272727"/>
+      <w:color w:themeColor="accent1" w:val="4F81BD"/>
+      <w:sz w:val="24"/>
+      <w:szCs w:val="24"/>
     </w:rPr>
   </w:style>
   <w:style w:styleId="BlockText" w:type="paragraph">
@@ -2492,8 +2331,8 @@
   </w:style>
   <w:style w:styleId="FootnoteBlockText" w:type="paragraph">
     <w:name w:val="Footnote Block Text"/>
-    <w:basedOn w:val="FootnoteText"/>
-    <w:next w:val="FootnoteText"/>
+    <w:basedOn w:val="Footnote Text"/>
+    <w:next w:val="Footnote Text"/>
     <w:uiPriority w:val="9"/>
     <w:unhideWhenUsed/>
     <w:qFormat/>
@@ -2531,10 +2370,10 @@
         <w:jc w:val="left"/>
       </w:trPr>
       <w:tcPr>
+        <w:vAlign w:val="bottom"/>
         <w:tcBorders>
           <w:bottom w:val="single"/>
         </w:tcBorders>
-        <w:vAlign w:val="bottom"/>
       </w:tcPr>
     </w:tblStylePr>
   </w:style>
@@ -2650,7 +2489,6 @@
     <w:name w:val="KeywordTok"/>
     <w:basedOn w:val="VerbatimChar"/>
     <w:rPr>
-      <w:b/>
       <w:color w:val="003b4f"/>
       <w:shd w:val="clear" w:fill="f1f3f5"/>
     </w:rPr>
@@ -2755,9 +2593,9 @@
     <w:name w:val="DocumentationTok"/>
     <w:basedOn w:val="VerbatimChar"/>
     <w:rPr>
+      <w:color w:val="5e5e5e"/>
+      <w:shd w:val="clear" w:fill="f1f3f5"/>
       <w:i/>
-      <w:color w:val="5e5e5e"/>
-      <w:shd w:val="clear" w:fill="f1f3f5"/>
     </w:rPr>
   </w:style>
   <w:style w:type="character" w:customStyle="1" w:styleId="AnnotationTok">
@@ -2772,9 +2610,9 @@
     <w:name w:val="CommentVarTok"/>
     <w:basedOn w:val="VerbatimChar"/>
     <w:rPr>
+      <w:color w:val="5e5e5e"/>
+      <w:shd w:val="clear" w:fill="f1f3f5"/>
       <w:i/>
-      <w:color w:val="5e5e5e"/>
-      <w:shd w:val="clear" w:fill="f1f3f5"/>
     </w:rPr>
   </w:style>
   <w:style w:type="character" w:customStyle="1" w:styleId="OtherTok">
@@ -2805,7 +2643,6 @@
     <w:name w:val="ControlFlowTok"/>
     <w:basedOn w:val="VerbatimChar"/>
     <w:rPr>
-      <w:b/>
       <w:color w:val="003b4f"/>
       <w:shd w:val="clear" w:fill="f1f3f5"/>
     </w:rPr>
@@ -2870,9 +2707,9 @@
     <w:name w:val="WarningTok"/>
     <w:basedOn w:val="VerbatimChar"/>
     <w:rPr>
+      <w:color w:val="5e5e5e"/>
+      <w:shd w:val="clear" w:fill="f1f3f5"/>
       <w:i/>
-      <w:color w:val="5e5e5e"/>
-      <w:shd w:val="clear" w:fill="f1f3f5"/>
     </w:rPr>
   </w:style>
   <w:style w:type="character" w:customStyle="1" w:styleId="AlertTok">
@@ -2913,44 +2750,44 @@
         <a:sysClr val="window" lastClr="FFFFFF"/>
       </a:lt1>
       <a:dk2>
-        <a:srgbClr val="0E2841"/>
+        <a:srgbClr val="1F497D"/>
       </a:dk2>
       <a:lt2>
-        <a:srgbClr val="E8E8E8"/>
+        <a:srgbClr val="EEECE1"/>
       </a:lt2>
       <a:accent1>
-        <a:srgbClr val="156082"/>
+        <a:srgbClr val="4F81BD"/>
       </a:accent1>
       <a:accent2>
-        <a:srgbClr val="E97132"/>
+        <a:srgbClr val="C0504D"/>
       </a:accent2>
       <a:accent3>
-        <a:srgbClr val="196B24"/>
+        <a:srgbClr val="9BBB59"/>
       </a:accent3>
       <a:accent4>
-        <a:srgbClr val="0F9ED5"/>
+        <a:srgbClr val="8064A2"/>
       </a:accent4>
       <a:accent5>
-        <a:srgbClr val="A02B93"/>
+        <a:srgbClr val="4BACC6"/>
       </a:accent5>
       <a:accent6>
-        <a:srgbClr val="4EA72E"/>
+        <a:srgbClr val="F79646"/>
       </a:accent6>
       <a:hlink>
-        <a:srgbClr val="467886"/>
+        <a:srgbClr val="0000FF"/>
       </a:hlink>
       <a:folHlink>
-        <a:srgbClr val="96607D"/>
+        <a:srgbClr val="800080"/>
       </a:folHlink>
     </a:clrScheme>
     <a:fontScheme name="Office">
       <a:majorFont>
-        <a:latin typeface="Aptos Display" panose="02110004020202020204"/>
+        <a:latin typeface="Calibri"/>
         <a:ea typeface=""/>
         <a:cs typeface=""/>
-        <a:font script="Jpan" typeface="游ゴシック Light"/>
+        <a:font script="Jpan" typeface="ＭＳ ゴシック"/>
         <a:font script="Hang" typeface="맑은 고딕"/>
-        <a:font script="Hans" typeface="等线 Light"/>
+        <a:font script="Hans" typeface="宋体"/>
         <a:font script="Hant" typeface="新細明體"/>
         <a:font script="Arab" typeface="Times New Roman"/>
         <a:font script="Hebr" typeface="Times New Roman"/>
@@ -2977,32 +2814,14 @@
         <a:font script="Mong" typeface="Mongolian Baiti"/>
         <a:font script="Viet" typeface="Times New Roman"/>
         <a:font script="Uigh" typeface="Microsoft Uighur"/>
-        <a:font script="Geor" typeface="Sylfaen"/>
-        <a:font script="Armn" typeface="Arial"/>
-        <a:font script="Bugi" typeface="Leelawadee UI"/>
-        <a:font script="Bopo" typeface="Microsoft JhengHei"/>
-        <a:font script="Java" typeface="Javanese Text"/>
-        <a:font script="Lisu" typeface="Segoe UI"/>
-        <a:font script="Mymr" typeface="Myanmar Text"/>
-        <a:font script="Nkoo" typeface="Ebrima"/>
-        <a:font script="Olck" typeface="Nirmala UI"/>
-        <a:font script="Osma" typeface="Ebrima"/>
-        <a:font script="Phag" typeface="Phagspa"/>
-        <a:font script="Syrn" typeface="Estrangelo Edessa"/>
-        <a:font script="Syrj" typeface="Estrangelo Edessa"/>
-        <a:font script="Syre" typeface="Estrangelo Edessa"/>
-        <a:font script="Sora" typeface="Nirmala UI"/>
-        <a:font script="Tale" typeface="Microsoft Tai Le"/>
-        <a:font script="Talu" typeface="Microsoft New Tai Lue"/>
-        <a:font script="Tfng" typeface="Ebrima"/>
       </a:majorFont>
       <a:minorFont>
-        <a:latin typeface="Aptos" panose="02110004020202020204"/>
+        <a:latin typeface="Cambria"/>
         <a:ea typeface=""/>
         <a:cs typeface=""/>
-        <a:font script="Jpan" typeface="游明朝"/>
+        <a:font script="Jpan" typeface="ＭＳ 明朝"/>
         <a:font script="Hang" typeface="맑은 고딕"/>
-        <a:font script="Hans" typeface="等线"/>
+        <a:font script="Hans" typeface="宋体"/>
         <a:font script="Hant" typeface="新細明體"/>
         <a:font script="Arab" typeface="Arial"/>
         <a:font script="Hebr" typeface="Arial"/>
@@ -3029,24 +2848,6 @@
         <a:font script="Mong" typeface="Mongolian Baiti"/>
         <a:font script="Viet" typeface="Arial"/>
         <a:font script="Uigh" typeface="Microsoft Uighur"/>
-        <a:font script="Geor" typeface="Sylfaen"/>
-        <a:font script="Armn" typeface="Arial"/>
-        <a:font script="Bugi" typeface="Leelawadee UI"/>
-        <a:font script="Bopo" typeface="Microsoft JhengHei"/>
-        <a:font script="Java" typeface="Javanese Text"/>
-        <a:font script="Lisu" typeface="Segoe UI"/>
-        <a:font script="Mymr" typeface="Myanmar Text"/>
-        <a:font script="Nkoo" typeface="Ebrima"/>
-        <a:font script="Olck" typeface="Nirmala UI"/>
-        <a:font script="Osma" typeface="Ebrima"/>
-        <a:font script="Phag" typeface="Phagspa"/>
-        <a:font script="Syrn" typeface="Estrangelo Edessa"/>
-        <a:font script="Syrj" typeface="Estrangelo Edessa"/>
-        <a:font script="Syre" typeface="Estrangelo Edessa"/>
-        <a:font script="Sora" typeface="Nirmala UI"/>
-        <a:font script="Tale" typeface="Microsoft Tai Le"/>
-        <a:font script="Talu" typeface="Microsoft New Tai Lue"/>
-        <a:font script="Tfng" typeface="Ebrima"/>
       </a:minorFont>
     </a:fontScheme>
     <a:fmtScheme name="Office">
@@ -3058,141 +2859,200 @@
           <a:gsLst>
             <a:gs pos="0">
               <a:schemeClr val="phClr">
-                <a:lumMod val="110000"/>
-                <a:satMod val="105000"/>
-                <a:tint val="67000"/>
+                <a:tint val="50000"/>
+                <a:satMod val="300000"/>
               </a:schemeClr>
             </a:gs>
-            <a:gs pos="50000">
+            <a:gs pos="35000">
               <a:schemeClr val="phClr">
-                <a:lumMod val="105000"/>
-                <a:satMod val="103000"/>
-                <a:tint val="73000"/>
+                <a:tint val="37000"/>
+                <a:satMod val="300000"/>
               </a:schemeClr>
             </a:gs>
             <a:gs pos="100000">
               <a:schemeClr val="phClr">
-                <a:lumMod val="105000"/>
-                <a:satMod val="109000"/>
-                <a:tint val="81000"/>
+                <a:tint val="15000"/>
+                <a:satMod val="350000"/>
               </a:schemeClr>
             </a:gs>
           </a:gsLst>
-          <a:lin ang="5400000" scaled="0"/>
+          <a:lin ang="16200000" scaled="1"/>
         </a:gradFill>
         <a:gradFill rotWithShape="1">
           <a:gsLst>
             <a:gs pos="0">
               <a:schemeClr val="phClr">
-                <a:satMod val="103000"/>
-                <a:lumMod val="102000"/>
-                <a:tint val="94000"/>
-              </a:schemeClr>
-            </a:gs>
-            <a:gs pos="50000">
-              <a:schemeClr val="phClr">
-                <a:satMod val="110000"/>
-                <a:lumMod val="100000"/>
+                <a:tint val="100000"/>
                 <a:shade val="100000"/>
+                <a:satMod val="130000"/>
               </a:schemeClr>
             </a:gs>
             <a:gs pos="100000">
               <a:schemeClr val="phClr">
-                <a:lumMod val="99000"/>
-                <a:satMod val="120000"/>
-                <a:shade val="78000"/>
+                <a:tint val="50000"/>
+                <a:shade val="100000"/>
+                <a:satMod val="350000"/>
               </a:schemeClr>
             </a:gs>
           </a:gsLst>
-          <a:lin ang="5400000" scaled="0"/>
+          <a:lin ang="16200000" scaled="0"/>
         </a:gradFill>
       </a:fillStyleLst>
       <a:lnStyleLst>
-        <a:ln w="6350" cap="flat" cmpd="sng" algn="ctr">
+        <a:ln w="9525" cap="flat" cmpd="sng" algn="ctr">
+          <a:solidFill>
+            <a:schemeClr val="phClr">
+              <a:shade val="95000"/>
+              <a:satMod val="105000"/>
+            </a:schemeClr>
+          </a:solidFill>
+          <a:prstDash val="solid"/>
+        </a:ln>
+        <a:ln w="25400" cap="flat" cmpd="sng" algn="ctr">
           <a:solidFill>
             <a:schemeClr val="phClr"/>
           </a:solidFill>
           <a:prstDash val="solid"/>
-          <a:miter lim="800000"/>
         </a:ln>
-        <a:ln w="12700" cap="flat" cmpd="sng" algn="ctr">
+        <a:ln w="38100" cap="flat" cmpd="sng" algn="ctr">
           <a:solidFill>
             <a:schemeClr val="phClr"/>
           </a:solidFill>
           <a:prstDash val="solid"/>
-          <a:miter lim="800000"/>
-        </a:ln>
-        <a:ln w="19050" cap="flat" cmpd="sng" algn="ctr">
-          <a:solidFill>
-            <a:schemeClr val="phClr"/>
-          </a:solidFill>
-          <a:prstDash val="solid"/>
-          <a:miter lim="800000"/>
         </a:ln>
       </a:lnStyleLst>
       <a:effectStyleLst>
         <a:effectStyle>
-          <a:effectLst/>
-        </a:effectStyle>
-        <a:effectStyle>
-          <a:effectLst/>
+          <a:effectLst>
+            <a:outerShdw blurRad="40000" dist="20000" dir="5400000" rotWithShape="0">
+              <a:srgbClr val="000000">
+                <a:alpha val="38000"/>
+              </a:srgbClr>
+            </a:outerShdw>
+          </a:effectLst>
         </a:effectStyle>
         <a:effectStyle>
           <a:effectLst>
-            <a:outerShdw blurRad="57150" dist="19050" dir="5400000" algn="ctr" rotWithShape="0">
+            <a:outerShdw blurRad="40000" dist="23000" dir="5400000" rotWithShape="0">
               <a:srgbClr val="000000">
-                <a:alpha val="63000"/>
+                <a:alpha val="35000"/>
               </a:srgbClr>
             </a:outerShdw>
           </a:effectLst>
+        </a:effectStyle>
+        <a:effectStyle>
+          <a:effectLst>
+            <a:outerShdw blurRad="40000" dist="23000" dir="5400000" rotWithShape="0">
+              <a:srgbClr val="000000">
+                <a:alpha val="35000"/>
+              </a:srgbClr>
+            </a:outerShdw>
+          </a:effectLst>
+          <a:scene3d>
+            <a:camera prst="orthographicFront">
+              <a:rot lat="0" lon="0" rev="0"/>
+            </a:camera>
+            <a:lightRig rig="threePt" dir="t">
+              <a:rot lat="0" lon="0" rev="1200000"/>
+            </a:lightRig>
+          </a:scene3d>
+          <a:sp3d>
+            <a:bevelT w="63500" h="25400"/>
+          </a:sp3d>
         </a:effectStyle>
       </a:effectStyleLst>
       <a:bgFillStyleLst>
         <a:solidFill>
           <a:schemeClr val="phClr"/>
         </a:solidFill>
-        <a:solidFill>
-          <a:schemeClr val="phClr">
-            <a:tint val="95000"/>
-            <a:satMod val="170000"/>
-          </a:schemeClr>
-        </a:solidFill>
         <a:gradFill rotWithShape="1">
           <a:gsLst>
             <a:gs pos="0">
               <a:schemeClr val="phClr">
-                <a:tint val="93000"/>
-                <a:satMod val="150000"/>
-                <a:shade val="98000"/>
-                <a:lumMod val="102000"/>
+                <a:tint val="40000"/>
+                <a:satMod val="350000"/>
               </a:schemeClr>
             </a:gs>
-            <a:gs pos="50000">
+            <a:gs pos="40000">
               <a:schemeClr val="phClr">
-                <a:tint val="98000"/>
-                <a:satMod val="130000"/>
-                <a:shade val="90000"/>
-                <a:lumMod val="103000"/>
+                <a:tint val="45000"/>
+                <a:shade val="99000"/>
+                <a:satMod val="350000"/>
               </a:schemeClr>
             </a:gs>
             <a:gs pos="100000">
               <a:schemeClr val="phClr">
-                <a:shade val="63000"/>
-                <a:satMod val="120000"/>
+                <a:shade val="20000"/>
+                <a:satMod val="255000"/>
               </a:schemeClr>
             </a:gs>
           </a:gsLst>
-          <a:lin ang="5400000" scaled="0"/>
+          <a:path path="circle">
+            <a:fillToRect l="50000" t="-80000" r="50000" b="180000"/>
+          </a:path>
+        </a:gradFill>
+        <a:gradFill rotWithShape="1">
+          <a:gsLst>
+            <a:gs pos="0">
+              <a:schemeClr val="phClr">
+                <a:tint val="80000"/>
+                <a:satMod val="300000"/>
+              </a:schemeClr>
+            </a:gs>
+            <a:gs pos="100000">
+              <a:schemeClr val="phClr">
+                <a:shade val="30000"/>
+                <a:satMod val="200000"/>
+              </a:schemeClr>
+            </a:gs>
+          </a:gsLst>
+          <a:path path="circle">
+            <a:fillToRect l="50000" t="50000" r="50000" b="50000"/>
+          </a:path>
         </a:gradFill>
       </a:bgFillStyleLst>
     </a:fmtScheme>
   </a:themeElements>
-  <a:objectDefaults/>
+  <a:objectDefaults>
+    <a:spDef>
+      <a:spPr/>
+      <a:bodyPr/>
+      <a:lstStyle/>
+      <a:style>
+        <a:lnRef idx="1">
+          <a:schemeClr val="accent1"/>
+        </a:lnRef>
+        <a:fillRef idx="3">
+          <a:schemeClr val="accent1"/>
+        </a:fillRef>
+        <a:effectRef idx="2">
+          <a:schemeClr val="accent1"/>
+        </a:effectRef>
+        <a:fontRef idx="minor">
+          <a:schemeClr val="lt1"/>
+        </a:fontRef>
+      </a:style>
+    </a:spDef>
+    <a:lnDef>
+      <a:spPr/>
+      <a:bodyPr/>
+      <a:lstStyle/>
+      <a:style>
+        <a:lnRef idx="2">
+          <a:schemeClr val="accent1"/>
+        </a:lnRef>
+        <a:fillRef idx="0">
+          <a:schemeClr val="accent1"/>
+        </a:fillRef>
+        <a:effectRef idx="1">
+          <a:schemeClr val="accent1"/>
+        </a:effectRef>
+        <a:fontRef idx="minor">
+          <a:schemeClr val="tx1"/>
+        </a:fontRef>
+      </a:style>
+    </a:lnDef>
+  </a:objectDefaults>
   <a:extraClrSchemeLst/>
-  <a:extLst>
-    <a:ext uri="{05A4C25C-085E-4340-85A3-A5531E510DB2}">
-      <thm15:themeFamily xmlns:thm15="http://schemas.microsoft.com/office/thememl/2012/main" name="Office Theme" id="{2E142A2C-CD16-42D6-873A-C26D2A0506FA}" vid="{1BDDFF52-6CD6-40A5-AB3C-68EB2F1E4D0A}"/>
-    </a:ext>
-  </a:extLst>
 </a:theme>
 </file>
--- a/docs/module04.docx
+++ b/docs/module04.docx
@@ -263,7 +263,7 @@
       <w:r>
         <w:drawing>
           <wp:inline>
-            <wp:extent cx="5334000" cy="6786799"/>
+            <wp:extent cx="4791075" cy="6096000"/>
             <wp:effectExtent b="0" l="0" r="0" t="0"/>
             <wp:docPr descr="“Salty Sam Stewpot”. (No.4 Cook. Thomas Rowlandson, 1799. National Maritime Museum, Greenwich, London.)" title="" id="22" name="Picture"/>
             <a:graphic>
@@ -284,7 +284,7 @@
                   <pic:spPr bwMode="auto">
                     <a:xfrm>
                       <a:off x="0" y="0"/>
-                      <a:ext cx="5334000" cy="6786799"/>
+                      <a:ext cx="4791075" cy="6096000"/>
                     </a:xfrm>
                     <a:prstGeom prst="rect">
                       <a:avLst/>
@@ -400,13 +400,13 @@
       </w:r>
     </w:p>
     <w:bookmarkEnd w:id="27"/>
-    <w:bookmarkStart w:id="33" w:name="part-a-prepping-the-data"/>
+    <w:bookmarkStart w:id="33" w:name="part-a-exploring-and-preparing-the-data"/>
     <w:p>
       <w:pPr>
         <w:pStyle w:val="Heading2"/>
       </w:pPr>
       <w:r>
-        <w:t xml:space="preserve">Part A: Prepping the data</w:t>
+        <w:t xml:space="preserve">Part A: Exploring and preparing the data</w:t>
       </w:r>
     </w:p>
     <w:bookmarkStart w:id="31" w:name="food-exposures-dataset"/>
@@ -915,7 +915,10 @@
         <w:pStyle w:val="BodyText"/>
       </w:pPr>
       <w:r>
-        <w:t xml:space="preserve">Click to see the R code</w:t>
+        <w:t xml:space="preserve"> </w:t>
+      </w:r>
+      <w:r>
+        <w:t xml:space="preserve">Click to see the R code we used to recode the food exposures</w:t>
       </w:r>
       <w:r>
         <w:t xml:space="preserve"> </w:t>
@@ -1361,7 +1364,7 @@
         <w:rPr>
           <w:rStyle w:val="NormalTok"/>
         </w:rPr>
-        <w:t xml:space="preserve">  )</w:t>
+        <w:t xml:space="preserve">    )</w:t>
       </w:r>
       <w:r>
         <w:br/>
@@ -1370,7 +1373,7 @@
         <w:rPr>
           <w:rStyle w:val="NormalTok"/>
         </w:rPr>
-        <w:t xml:space="preserve">  )</w:t>
+        <w:t xml:space="preserve">    )</w:t>
       </w:r>
     </w:p>
     <w:p>
@@ -1378,7 +1381,15 @@
         <w:pStyle w:val="FirstParagraph"/>
       </w:pPr>
       <w:r>
-        <w:t xml:space="preserve">Great! Now that you’ve got this dataset recoded and ready to use, let’s turn to our simplified symptoms dataset and have a look at how we’ll be able to use these together.</w:t>
+        <w:t xml:space="preserve">Great! Now that you’ve got this dataset recoded and have spent a minute reviewing the data, you’ll notice that the food exposures data includes all the passengers who dined onboard the ship on February 9th and doesn’t differentiate between ill and healthy passengers.</w:t>
+      </w:r>
+    </w:p>
+    <w:p>
+      <w:pPr>
+        <w:pStyle w:val="BodyText"/>
+      </w:pPr>
+      <w:r>
+        <w:t xml:space="preserve">We’ll want to develop a case definition using the reported symptoms so that we can determine who got sick, and what they ate. In order to do this, we’ll require the symptoms dataset from Module 3, however we’ll introduce a simplified version that already has the variables created that we need.</w:t>
       </w:r>
     </w:p>
     <w:bookmarkEnd w:id="31"/>
@@ -1451,18 +1462,18 @@
         <w:pStyle w:val="FirstParagraph"/>
       </w:pPr>
       <w:r>
-        <w:t xml:space="preserve">You’ll notice that the food exposures dataset includes all passengers who dined onboard the ship on February 9th and doesn’t differentiate between ill and healthy passengers, and the symptoms dataset doesn’t include any of the food exposures information. It looks like you’re going to have to join these two datasets together using the skills you practiced in Module 3!</w:t>
+        <w:t xml:space="preserve">As you can see, the symptoms dataset has been simplified from the previous module, and already contains a variable for fever. You’ll need to use your skills from Module 3 to join this with the food exposures dataset, but first let’s make a plan for what we want to do with these.</w:t>
       </w:r>
     </w:p>
     <w:bookmarkEnd w:id="32"/>
     <w:bookmarkEnd w:id="33"/>
-    <w:bookmarkStart w:id="34" w:name="part-b-flextable"/>
+    <w:bookmarkStart w:id="42" w:name="part-b-calculating-attack-rates"/>
     <w:p>
       <w:pPr>
         <w:pStyle w:val="Heading2"/>
       </w:pPr>
       <w:r>
-        <w:t xml:space="preserve">Part B: Flextable</w:t>
+        <w:t xml:space="preserve">Part B: Calculating attack rates</w:t>
       </w:r>
     </w:p>
     <w:p>
@@ -1470,7 +1481,65 @@
         <w:pStyle w:val="FirstParagraph"/>
       </w:pPr>
       <w:r>
-        <w:t xml:space="preserve">After working through your calculations for the food exposures, you receive the following email from the ship’s steward:</w:t>
+        <w:t xml:space="preserve">A common practice in foodborne outbreak epidemiology is calculating attack rates for menu items. A food-specific attack rate is a measurement of incidence proportion (or incidence risk) that is specific to a certain food item consumed during an event or otherwise defined time period. It includes the number of persons who</w:t>
+      </w:r>
+      <w:r>
+        <w:t xml:space="preserve"> </w:t>
+      </w:r>
+      <w:r>
+        <w:rPr>
+          <w:bCs/>
+          <w:b/>
+        </w:rPr>
+        <w:t xml:space="preserve">ate the food item of interest and became ill</w:t>
+      </w:r>
+      <w:r>
+        <w:t xml:space="preserve"> </w:t>
+      </w:r>
+      <w:r>
+        <w:t xml:space="preserve">in the</w:t>
+      </w:r>
+      <w:r>
+        <w:t xml:space="preserve"> </w:t>
+      </w:r>
+      <w:r>
+        <w:rPr>
+          <w:bCs/>
+          <w:b/>
+        </w:rPr>
+        <w:t xml:space="preserve">numerator</w:t>
+      </w:r>
+      <w:r>
+        <w:t xml:space="preserve">, and the</w:t>
+      </w:r>
+      <w:r>
+        <w:t xml:space="preserve"> </w:t>
+      </w:r>
+      <w:r>
+        <w:rPr>
+          <w:bCs/>
+          <w:b/>
+        </w:rPr>
+        <w:t xml:space="preserve">total number of persons who consumed the food item</w:t>
+      </w:r>
+      <w:r>
+        <w:t xml:space="preserve"> </w:t>
+      </w:r>
+      <w:r>
+        <w:t xml:space="preserve">in the</w:t>
+      </w:r>
+      <w:r>
+        <w:t xml:space="preserve"> </w:t>
+      </w:r>
+      <w:r>
+        <w:rPr>
+          <w:bCs/>
+          <w:b/>
+        </w:rPr>
+        <w:t xml:space="preserve">denominator</w:t>
+      </w:r>
+      <w:r>
+        <w:t xml:space="preserve">.</w:t>
       </w:r>
     </w:p>
     <w:p>
@@ -1478,62 +1547,7 @@
         <w:pStyle w:val="BodyText"/>
       </w:pPr>
       <w:r>
-        <w:rPr>
-          <w:rStyle w:val="VerbatimChar"/>
-        </w:rPr>
-        <w:t xml:space="preserve">Dear [ship's epidemiologist],</w:t>
-      </w:r>
-    </w:p>
-    <w:p>
-      <w:pPr>
-        <w:pStyle w:val="BodyText"/>
-      </w:pPr>
-      <w:r>
-        <w:rPr>
-          <w:rStyle w:val="VerbatimChar"/>
-        </w:rPr>
-        <w:t xml:space="preserve">Please find attached the results of the interrogation, err, I mean interviewin' o' the passengers, as per yer request.</w:t>
-      </w:r>
-    </w:p>
-    <w:p>
-      <w:pPr>
-        <w:pStyle w:val="BodyText"/>
-      </w:pPr>
-      <w:r>
-        <w:rPr>
-          <w:rStyle w:val="VerbatimChar"/>
-        </w:rPr>
-        <w:t xml:space="preserve">I'll be notin as well, the cap'n is a reel Kate Winslet fan, and was watchin' a film called Contaygeon last night. He says they had some real nice looking tables and reports that were getting passed around in that film, and would like it if you could pass him something ta make it easy to read and understand whats been going on.</w:t>
-      </w:r>
-    </w:p>
-    <w:p>
-      <w:pPr>
-        <w:pStyle w:val="BodyText"/>
-      </w:pPr>
-      <w:r>
-        <w:rPr>
-          <w:rStyle w:val="VerbatimChar"/>
-        </w:rPr>
-        <w:t xml:space="preserve">Thanks,</w:t>
-      </w:r>
-    </w:p>
-    <w:p>
-      <w:pPr>
-        <w:pStyle w:val="BodyText"/>
-      </w:pPr>
-      <w:r>
-        <w:rPr>
-          <w:rStyle w:val="VerbatimChar"/>
-        </w:rPr>
-        <w:t xml:space="preserve">Patrick the Steward</w:t>
-      </w:r>
-    </w:p>
-    <w:p>
-      <w:pPr>
-        <w:pStyle w:val="BodyText"/>
-      </w:pPr>
-      <w:r>
-        <w:t xml:space="preserve">Another busy day ahead of you! Let’s recap on what we need to do:</w:t>
+        <w:t xml:space="preserve">Before we can calculate attack rates from our food exposures information, we’ll need to do two things.</w:t>
       </w:r>
     </w:p>
     <w:p>
@@ -1542,10 +1556,9 @@
           <w:ilvl w:val="0"/>
           <w:numId w:val="1005"/>
         </w:numPr>
-        <w:pStyle w:val="Compact"/>
-      </w:pPr>
-      <w:r>
-        <w:t xml:space="preserve">First and foremost - we should check out this dataset provided to us containing food item exposures of the passengers who dined aboard the ship on February 9th. Given our strong clues that the ship experienced a point-source outbreak, we want to be sure that any implicated food items don’t wind up on the menu again!</w:t>
+      </w:pPr>
+      <w:r>
+        <w:t xml:space="preserve">We’ll want to join our symptoms and food exposures datasets using one of the joins that we practiced in Module 3. You’ll notice in this module that we have datasets that are quite different in terms of the numbers of observations. You’ll need to decide what you want to do with the additional passenger data in the food exposures dataset. You may elect to use a join type that either drops observations that do not have a match (i.e., left join, right join, inner join) or use one that keeps all observations (e.g., full join) and filter/perform calculations accordingly.</w:t>
       </w:r>
     </w:p>
     <w:p>
@@ -1554,58 +1567,4933 @@
           <w:ilvl w:val="0"/>
           <w:numId w:val="1005"/>
         </w:numPr>
-        <w:pStyle w:val="Compact"/>
-      </w:pPr>
-      <w:r>
-        <w:t xml:space="preserve">The captain has requested an epidemiological update from you, in a nicely formatted report. Up until now, we’ve just been reading off the outputs provided in R, and while this is fine for us as a working-method, we should recognize that it is important to make sure our results and recommendations are as easy to interpret as possible. Therefore, we’ll explore some ways to create custom, easy-to-read tables.</w:t>
-      </w:r>
-    </w:p>
-    <w:p>
-      <w:pPr>
-        <w:numPr>
-          <w:ilvl w:val="0"/>
-          <w:numId w:val="1005"/>
-        </w:numPr>
-        <w:pStyle w:val="Compact"/>
-      </w:pPr>
-      <w:r>
-        <w:t xml:space="preserve">(If we have time for it). We’ll introduce R markdown documents - which can be used in a variety of ways to create nice, convenient reports that combine your code, outputs, and notes, all in one place!</w:t>
-      </w:r>
-    </w:p>
-    <w:p>
-      <w:pPr>
-        <w:numPr>
-          <w:ilvl w:val="0"/>
-          <w:numId w:val="1006"/>
-        </w:numPr>
-      </w:pPr>
-      <w:r>
-        <w:t xml:space="preserve">Decide on nice tabular format</w:t>
-      </w:r>
-    </w:p>
-    <w:p>
-      <w:pPr>
-        <w:numPr>
-          <w:ilvl w:val="0"/>
-          <w:numId w:val="1006"/>
-        </w:numPr>
-      </w:pPr>
-      <w:r>
-        <w:t xml:space="preserve">implement in flextable using calculations directly in the table</w:t>
-      </w:r>
-    </w:p>
-    <w:p>
-      <w:pPr>
-        <w:numPr>
-          <w:ilvl w:val="0"/>
-          <w:numId w:val="1006"/>
-        </w:numPr>
-      </w:pPr>
-      <w:r>
-        <w:t xml:space="preserve">Rmd documents</w:t>
-      </w:r>
-    </w:p>
-    <w:bookmarkEnd w:id="34"/>
+      </w:pPr>
+      <w:r>
+        <w:t xml:space="preserve">We’ll also need to figure out who we consider as ill from our symptoms dataset, in other words, we’ll want to make a</w:t>
+      </w:r>
+      <w:r>
+        <w:t xml:space="preserve"> </w:t>
+      </w:r>
+      <w:r>
+        <w:rPr>
+          <w:bCs/>
+          <w:b/>
+        </w:rPr>
+        <w:t xml:space="preserve">case definition</w:t>
+      </w:r>
+      <w:r>
+        <w:t xml:space="preserve">. We saw in Module 3 that our symptoms dataset included individuals with dates of illness onset from February 10th up to February 14th, and that some individuals had worse symptoms than others (e.g., bloody stool and fever). For our analysis here, let’s start by just including</w:t>
+      </w:r>
+      <w:r>
+        <w:t xml:space="preserve"> </w:t>
+      </w:r>
+      <w:r>
+        <w:rPr>
+          <w:bCs/>
+          <w:b/>
+        </w:rPr>
+        <w:t xml:space="preserve">all passengers aboard the S. S. Rainbow Cake</w:t>
+      </w:r>
+      <w:r>
+        <w:t xml:space="preserve">, with</w:t>
+      </w:r>
+      <w:r>
+        <w:t xml:space="preserve"> </w:t>
+      </w:r>
+      <w:r>
+        <w:rPr>
+          <w:bCs/>
+          <w:b/>
+        </w:rPr>
+        <w:t xml:space="preserve">symptoms of bloody stool OR fever</w:t>
+      </w:r>
+      <w:r>
+        <w:t xml:space="preserve">,</w:t>
+      </w:r>
+      <w:r>
+        <w:t xml:space="preserve"> </w:t>
+      </w:r>
+      <w:r>
+        <w:rPr>
+          <w:bCs/>
+          <w:b/>
+        </w:rPr>
+        <w:t xml:space="preserve">symptom onset dates between February 9th and 14th</w:t>
+      </w:r>
+      <w:r>
+        <w:t xml:space="preserve">, and who</w:t>
+      </w:r>
+      <w:r>
+        <w:t xml:space="preserve"> </w:t>
+      </w:r>
+      <w:r>
+        <w:rPr>
+          <w:bCs/>
+          <w:b/>
+        </w:rPr>
+        <w:t xml:space="preserve">attended the à-la-carte meal service on the evening of February 9th</w:t>
+      </w:r>
+      <w:r>
+        <w:t xml:space="preserve">.</w:t>
+      </w:r>
+    </w:p>
+    <w:p>
+      <w:pPr>
+        <w:pStyle w:val="FirstParagraph"/>
+      </w:pPr>
+      <w:r>
+        <w:t xml:space="preserve">Alright, let’s start getting into the data then! Since we’ve spent so much time practicing these operations already - we’d like you to try your hand at the R code by yourself first. If you get stuck, or finish and want to compare to how we did things - click the drop-down to see our code.</w:t>
+      </w:r>
+    </w:p>
+    <w:p>
+      <w:pPr>
+        <w:pStyle w:val="BodyText"/>
+      </w:pPr>
+      <w:r>
+        <w:t xml:space="preserve">Think about the two operations that we just listed above, and how, and in what order you would go about doing these. Remember, there’s really no wrong answer to how you decide to code things - over time, everyone develops their own personal style for what works best for them. If you’re not sure whether you’re doing things in a sensible way, or you’re worried someone won’t be able to follow your code, then just use lots of #comments so its easy to figure out later!</w:t>
+      </w:r>
+    </w:p>
+    <w:p>
+      <w:pPr>
+        <w:pStyle w:val="BodyText"/>
+      </w:pPr>
+      <w:r>
+        <w:t xml:space="preserve"> </w:t>
+      </w:r>
+      <w:r>
+        <w:t xml:space="preserve">Click to see how we joined the tables and created a case definition</w:t>
+      </w:r>
+      <w:r>
+        <w:t xml:space="preserve"> </w:t>
+      </w:r>
+    </w:p>
+    <w:p>
+      <w:pPr>
+        <w:pStyle w:val="BodyText"/>
+      </w:pPr>
+      <w:r>
+        <w:t xml:space="preserve">We’re actually going to start with the symptoms dataset, and create our case definition first, then drop the additional symptom variables that we don’t need before joining with the food exposures dataset. Let’s create one case definition for the more serious symptomatic passengers (bloody stool OR fever), and then a general case definition for anyone reporting symptoms. Then we’ll drop the additional variables, and join with the food exposure dataset.</w:t>
+      </w:r>
+    </w:p>
+    <w:p>
+      <w:pPr>
+        <w:pStyle w:val="SourceCode"/>
+      </w:pPr>
+      <w:r>
+        <w:rPr>
+          <w:rStyle w:val="NormalTok"/>
+        </w:rPr>
+        <w:t xml:space="preserve">symptoms_def </w:t>
+      </w:r>
+      <w:r>
+        <w:rPr>
+          <w:rStyle w:val="OtherTok"/>
+        </w:rPr>
+        <w:t xml:space="preserve">&lt;-</w:t>
+      </w:r>
+      <w:r>
+        <w:rPr>
+          <w:rStyle w:val="NormalTok"/>
+        </w:rPr>
+        <w:t xml:space="preserve"> </w:t>
+      </w:r>
+      <w:r>
+        <w:br/>
+      </w:r>
+      <w:r>
+        <w:rPr>
+          <w:rStyle w:val="NormalTok"/>
+        </w:rPr>
+        <w:t xml:space="preserve">  symptoms </w:t>
+      </w:r>
+      <w:r>
+        <w:rPr>
+          <w:rStyle w:val="SpecialCharTok"/>
+        </w:rPr>
+        <w:t xml:space="preserve">%&gt;%</w:t>
+      </w:r>
+      <w:r>
+        <w:rPr>
+          <w:rStyle w:val="NormalTok"/>
+        </w:rPr>
+        <w:t xml:space="preserve"> </w:t>
+      </w:r>
+      <w:r>
+        <w:br/>
+      </w:r>
+      <w:r>
+        <w:rPr>
+          <w:rStyle w:val="NormalTok"/>
+        </w:rPr>
+        <w:t xml:space="preserve">  </w:t>
+      </w:r>
+      <w:r>
+        <w:rPr>
+          <w:rStyle w:val="FunctionTok"/>
+        </w:rPr>
+        <w:t xml:space="preserve">mutate</w:t>
+      </w:r>
+      <w:r>
+        <w:rPr>
+          <w:rStyle w:val="NormalTok"/>
+        </w:rPr>
+        <w:t xml:space="preserve">(</w:t>
+      </w:r>
+      <w:r>
+        <w:rPr>
+          <w:rStyle w:val="AttributeTok"/>
+        </w:rPr>
+        <w:t xml:space="preserve">serious.case =</w:t>
+      </w:r>
+      <w:r>
+        <w:rPr>
+          <w:rStyle w:val="NormalTok"/>
+        </w:rPr>
+        <w:t xml:space="preserve"> </w:t>
+      </w:r>
+      <w:r>
+        <w:br/>
+      </w:r>
+      <w:r>
+        <w:rPr>
+          <w:rStyle w:val="NormalTok"/>
+        </w:rPr>
+        <w:t xml:space="preserve">           </w:t>
+      </w:r>
+      <w:r>
+        <w:rPr>
+          <w:rStyle w:val="FunctionTok"/>
+        </w:rPr>
+        <w:t xml:space="preserve">case_when</w:t>
+      </w:r>
+      <w:r>
+        <w:rPr>
+          <w:rStyle w:val="NormalTok"/>
+        </w:rPr>
+        <w:t xml:space="preserve">(</w:t>
+      </w:r>
+      <w:r>
+        <w:br/>
+      </w:r>
+      <w:r>
+        <w:rPr>
+          <w:rStyle w:val="NormalTok"/>
+        </w:rPr>
+        <w:t xml:space="preserve">             bloody.stool </w:t>
+      </w:r>
+      <w:r>
+        <w:rPr>
+          <w:rStyle w:val="SpecialCharTok"/>
+        </w:rPr>
+        <w:t xml:space="preserve">==</w:t>
+      </w:r>
+      <w:r>
+        <w:rPr>
+          <w:rStyle w:val="NormalTok"/>
+        </w:rPr>
+        <w:t xml:space="preserve"> </w:t>
+      </w:r>
+      <w:r>
+        <w:rPr>
+          <w:rStyle w:val="DecValTok"/>
+        </w:rPr>
+        <w:t xml:space="preserve">1</w:t>
+      </w:r>
+      <w:r>
+        <w:rPr>
+          <w:rStyle w:val="NormalTok"/>
+        </w:rPr>
+        <w:t xml:space="preserve"> </w:t>
+      </w:r>
+      <w:r>
+        <w:rPr>
+          <w:rStyle w:val="SpecialCharTok"/>
+        </w:rPr>
+        <w:t xml:space="preserve">~</w:t>
+      </w:r>
+      <w:r>
+        <w:rPr>
+          <w:rStyle w:val="NormalTok"/>
+        </w:rPr>
+        <w:t xml:space="preserve"> </w:t>
+      </w:r>
+      <w:r>
+        <w:rPr>
+          <w:rStyle w:val="DecValTok"/>
+        </w:rPr>
+        <w:t xml:space="preserve">1</w:t>
+      </w:r>
+      <w:r>
+        <w:rPr>
+          <w:rStyle w:val="NormalTok"/>
+        </w:rPr>
+        <w:t xml:space="preserve">,</w:t>
+      </w:r>
+      <w:r>
+        <w:br/>
+      </w:r>
+      <w:r>
+        <w:rPr>
+          <w:rStyle w:val="NormalTok"/>
+        </w:rPr>
+        <w:t xml:space="preserve">             fever </w:t>
+      </w:r>
+      <w:r>
+        <w:rPr>
+          <w:rStyle w:val="SpecialCharTok"/>
+        </w:rPr>
+        <w:t xml:space="preserve">==</w:t>
+      </w:r>
+      <w:r>
+        <w:rPr>
+          <w:rStyle w:val="NormalTok"/>
+        </w:rPr>
+        <w:t xml:space="preserve"> </w:t>
+      </w:r>
+      <w:r>
+        <w:rPr>
+          <w:rStyle w:val="DecValTok"/>
+        </w:rPr>
+        <w:t xml:space="preserve">1</w:t>
+      </w:r>
+      <w:r>
+        <w:rPr>
+          <w:rStyle w:val="NormalTok"/>
+        </w:rPr>
+        <w:t xml:space="preserve"> </w:t>
+      </w:r>
+      <w:r>
+        <w:rPr>
+          <w:rStyle w:val="SpecialCharTok"/>
+        </w:rPr>
+        <w:t xml:space="preserve">~</w:t>
+      </w:r>
+      <w:r>
+        <w:rPr>
+          <w:rStyle w:val="NormalTok"/>
+        </w:rPr>
+        <w:t xml:space="preserve"> </w:t>
+      </w:r>
+      <w:r>
+        <w:rPr>
+          <w:rStyle w:val="DecValTok"/>
+        </w:rPr>
+        <w:t xml:space="preserve">1</w:t>
+      </w:r>
+      <w:r>
+        <w:rPr>
+          <w:rStyle w:val="NormalTok"/>
+        </w:rPr>
+        <w:t xml:space="preserve">,</w:t>
+      </w:r>
+      <w:r>
+        <w:br/>
+      </w:r>
+      <w:r>
+        <w:rPr>
+          <w:rStyle w:val="NormalTok"/>
+        </w:rPr>
+        <w:t xml:space="preserve">             </w:t>
+      </w:r>
+      <w:r>
+        <w:rPr>
+          <w:rStyle w:val="ConstantTok"/>
+        </w:rPr>
+        <w:t xml:space="preserve">TRUE</w:t>
+      </w:r>
+      <w:r>
+        <w:rPr>
+          <w:rStyle w:val="NormalTok"/>
+        </w:rPr>
+        <w:t xml:space="preserve"> </w:t>
+      </w:r>
+      <w:r>
+        <w:rPr>
+          <w:rStyle w:val="SpecialCharTok"/>
+        </w:rPr>
+        <w:t xml:space="preserve">~</w:t>
+      </w:r>
+      <w:r>
+        <w:rPr>
+          <w:rStyle w:val="NormalTok"/>
+        </w:rPr>
+        <w:t xml:space="preserve"> </w:t>
+      </w:r>
+      <w:r>
+        <w:rPr>
+          <w:rStyle w:val="DecValTok"/>
+        </w:rPr>
+        <w:t xml:space="preserve">0</w:t>
+      </w:r>
+      <w:r>
+        <w:rPr>
+          <w:rStyle w:val="NormalTok"/>
+        </w:rPr>
+        <w:t xml:space="preserve">),</w:t>
+      </w:r>
+      <w:r>
+        <w:br/>
+      </w:r>
+      <w:r>
+        <w:rPr>
+          <w:rStyle w:val="NormalTok"/>
+        </w:rPr>
+        <w:t xml:space="preserve">         </w:t>
+      </w:r>
+      <w:r>
+        <w:rPr>
+          <w:rStyle w:val="AttributeTok"/>
+        </w:rPr>
+        <w:t xml:space="preserve">general.case =</w:t>
+      </w:r>
+      <w:r>
+        <w:rPr>
+          <w:rStyle w:val="NormalTok"/>
+        </w:rPr>
+        <w:t xml:space="preserve"> </w:t>
+      </w:r>
+      <w:r>
+        <w:rPr>
+          <w:rStyle w:val="DecValTok"/>
+        </w:rPr>
+        <w:t xml:space="preserve">1</w:t>
+      </w:r>
+      <w:r>
+        <w:rPr>
+          <w:rStyle w:val="NormalTok"/>
+        </w:rPr>
+        <w:t xml:space="preserve">) </w:t>
+      </w:r>
+      <w:r>
+        <w:rPr>
+          <w:rStyle w:val="SpecialCharTok"/>
+        </w:rPr>
+        <w:t xml:space="preserve">%&gt;%</w:t>
+      </w:r>
+      <w:r>
+        <w:br/>
+      </w:r>
+      <w:r>
+        <w:rPr>
+          <w:rStyle w:val="NormalTok"/>
+        </w:rPr>
+        <w:t xml:space="preserve">  </w:t>
+      </w:r>
+      <w:r>
+        <w:rPr>
+          <w:rStyle w:val="FunctionTok"/>
+        </w:rPr>
+        <w:t xml:space="preserve">select</w:t>
+      </w:r>
+      <w:r>
+        <w:rPr>
+          <w:rStyle w:val="NormalTok"/>
+        </w:rPr>
+        <w:t xml:space="preserve">(pass.ID, serious.case, general.case)</w:t>
+      </w:r>
+    </w:p>
+    <w:p>
+      <w:pPr>
+        <w:pStyle w:val="FirstParagraph"/>
+      </w:pPr>
+      <w:r>
+        <w:t xml:space="preserve">Alright, now that we’ve got a simplified dataset with just the cases identified who meet the general versus serious case definitions, let’s join this with the food exposure dataset. Its going to be useful to us to know the how many passengers got sick as well as didn’t get sick from different food items on the night of February 9th.. so we’ll want to use a join that keeps all observations from the food exposures dataset whether or not they match to the symptomatic passengers.</w:t>
+      </w:r>
+    </w:p>
+    <w:p>
+      <w:pPr>
+        <w:pStyle w:val="BodyText"/>
+      </w:pPr>
+      <w:r>
+        <w:t xml:space="preserve">Now, simply using a left_ or right_ join will work fine, so long as you are careful about the</w:t>
+      </w:r>
+      <w:r>
+        <w:t xml:space="preserve"> </w:t>
+      </w:r>
+      <w:r>
+        <w:rPr>
+          <w:iCs/>
+          <w:i/>
+        </w:rPr>
+        <w:t xml:space="preserve">order</w:t>
+      </w:r>
+      <w:r>
+        <w:t xml:space="preserve"> </w:t>
+      </w:r>
+      <w:r>
+        <w:t xml:space="preserve">of the datasets that you input. For example, if you were to use a left join and list the symptoms_def dataset first, then the resulting joined table will only contain observations that were found in the symptoms_def dataset. Conversely, if you used the same left join and listed the food exposures datset first, then the result would keep all observations from the food exposure dataset, and just return NA’s wherever there wasn’t a match.</w:t>
+      </w:r>
+    </w:p>
+    <w:p>
+      <w:pPr>
+        <w:pStyle w:val="BodyText"/>
+      </w:pPr>
+      <w:r>
+        <w:t xml:space="preserve">To keep our lives simple, we’ll apply a full_join, which will keep all observations from both tables regardless of the order.</w:t>
+      </w:r>
+    </w:p>
+    <w:p>
+      <w:pPr>
+        <w:pStyle w:val="SourceCode"/>
+      </w:pPr>
+      <w:r>
+        <w:br/>
+      </w:r>
+      <w:r>
+        <w:rPr>
+          <w:rStyle w:val="NormalTok"/>
+        </w:rPr>
+        <w:t xml:space="preserve">food_symp_joined </w:t>
+      </w:r>
+      <w:r>
+        <w:rPr>
+          <w:rStyle w:val="OtherTok"/>
+        </w:rPr>
+        <w:t xml:space="preserve">&lt;-</w:t>
+      </w:r>
+      <w:r>
+        <w:rPr>
+          <w:rStyle w:val="NormalTok"/>
+        </w:rPr>
+        <w:t xml:space="preserve"> </w:t>
+      </w:r>
+      <w:r>
+        <w:br/>
+      </w:r>
+      <w:r>
+        <w:rPr>
+          <w:rStyle w:val="NormalTok"/>
+        </w:rPr>
+        <w:t xml:space="preserve">foodexp_recoded </w:t>
+      </w:r>
+      <w:r>
+        <w:rPr>
+          <w:rStyle w:val="SpecialCharTok"/>
+        </w:rPr>
+        <w:t xml:space="preserve">%&gt;%</w:t>
+      </w:r>
+      <w:r>
+        <w:rPr>
+          <w:rStyle w:val="NormalTok"/>
+        </w:rPr>
+        <w:t xml:space="preserve"> </w:t>
+      </w:r>
+      <w:r>
+        <w:br/>
+      </w:r>
+      <w:r>
+        <w:rPr>
+          <w:rStyle w:val="NormalTok"/>
+        </w:rPr>
+        <w:t xml:space="preserve">  </w:t>
+      </w:r>
+      <w:r>
+        <w:rPr>
+          <w:rStyle w:val="FunctionTok"/>
+        </w:rPr>
+        <w:t xml:space="preserve">full_join</w:t>
+      </w:r>
+      <w:r>
+        <w:rPr>
+          <w:rStyle w:val="NormalTok"/>
+        </w:rPr>
+        <w:t xml:space="preserve">(symptoms_def, </w:t>
+      </w:r>
+      <w:r>
+        <w:rPr>
+          <w:rStyle w:val="AttributeTok"/>
+        </w:rPr>
+        <w:t xml:space="preserve">by =</w:t>
+      </w:r>
+      <w:r>
+        <w:rPr>
+          <w:rStyle w:val="NormalTok"/>
+        </w:rPr>
+        <w:t xml:space="preserve"> </w:t>
+      </w:r>
+      <w:r>
+        <w:rPr>
+          <w:rStyle w:val="FunctionTok"/>
+        </w:rPr>
+        <w:t xml:space="preserve">c</w:t>
+      </w:r>
+      <w:r>
+        <w:rPr>
+          <w:rStyle w:val="NormalTok"/>
+        </w:rPr>
+        <w:t xml:space="preserve">(</w:t>
+      </w:r>
+      <w:r>
+        <w:rPr>
+          <w:rStyle w:val="StringTok"/>
+        </w:rPr>
+        <w:t xml:space="preserve">"PersonID"</w:t>
+      </w:r>
+      <w:r>
+        <w:rPr>
+          <w:rStyle w:val="NormalTok"/>
+        </w:rPr>
+        <w:t xml:space="preserve"> </w:t>
+      </w:r>
+      <w:r>
+        <w:rPr>
+          <w:rStyle w:val="OtherTok"/>
+        </w:rPr>
+        <w:t xml:space="preserve">=</w:t>
+      </w:r>
+      <w:r>
+        <w:rPr>
+          <w:rStyle w:val="NormalTok"/>
+        </w:rPr>
+        <w:t xml:space="preserve"> </w:t>
+      </w:r>
+      <w:r>
+        <w:rPr>
+          <w:rStyle w:val="StringTok"/>
+        </w:rPr>
+        <w:t xml:space="preserve">"pass.ID"</w:t>
+      </w:r>
+      <w:r>
+        <w:rPr>
+          <w:rStyle w:val="NormalTok"/>
+        </w:rPr>
+        <w:t xml:space="preserve">))</w:t>
+      </w:r>
+    </w:p>
+    <w:p>
+      <w:pPr>
+        <w:pStyle w:val="FirstParagraph"/>
+      </w:pPr>
+      <w:r>
+        <w:t xml:space="preserve">Great! Now we have a dataset we can use to start calculating attack rates of food items!</w:t>
+      </w:r>
+    </w:p>
+    <w:p>
+      <w:pPr>
+        <w:pStyle w:val="BodyText"/>
+      </w:pPr>
+      <w:r>
+        <w:t xml:space="preserve">So, in simple terms, the food-item specific attack rate is the number of passengers who ate the item and got sick divided by the total number of passengers who ate the item. This is simple enough on paper, but will take a little bit of logic to implement the code - something we’ve actually already practiced a lot in this course using the case_when() function!</w:t>
+      </w:r>
+    </w:p>
+    <w:p>
+      <w:pPr>
+        <w:pStyle w:val="BodyText"/>
+      </w:pPr>
+      <w:r>
+        <w:t xml:space="preserve">Since we have</w:t>
+      </w:r>
+      <w:r>
+        <w:t xml:space="preserve"> </w:t>
+      </w:r>
+      <w:r>
+        <w:rPr>
+          <w:bCs/>
+          <w:b/>
+        </w:rPr>
+        <w:t xml:space="preserve">two</w:t>
+      </w:r>
+      <w:r>
+        <w:t xml:space="preserve"> </w:t>
+      </w:r>
+      <w:r>
+        <w:t xml:space="preserve">variables we’re working with for each calculation in this instance (i.e., consumed food item, case status) we’ll need to include</w:t>
+      </w:r>
+      <w:r>
+        <w:t xml:space="preserve"> </w:t>
+      </w:r>
+      <w:r>
+        <w:rPr>
+          <w:bCs/>
+          <w:b/>
+        </w:rPr>
+        <w:t xml:space="preserve">both</w:t>
+      </w:r>
+      <w:r>
+        <w:t xml:space="preserve"> </w:t>
+      </w:r>
+      <w:r>
+        <w:t xml:space="preserve">inside our sum() function when counting up the cases. We’ll use</w:t>
+      </w:r>
+      <w:r>
+        <w:t xml:space="preserve"> </w:t>
+      </w:r>
+      <w:r>
+        <w:rPr>
+          <w:bCs/>
+          <w:b/>
+        </w:rPr>
+        <w:t xml:space="preserve">Boolean logic</w:t>
+      </w:r>
+      <w:r>
+        <w:t xml:space="preserve"> </w:t>
+      </w:r>
+      <w:r>
+        <w:t xml:space="preserve">to do this, and apply the</w:t>
+      </w:r>
+      <w:r>
+        <w:t xml:space="preserve"> </w:t>
+      </w:r>
+      <w:r>
+        <w:rPr>
+          <w:bCs/>
+          <w:b/>
+        </w:rPr>
+        <w:t xml:space="preserve">AND</w:t>
+      </w:r>
+      <w:r>
+        <w:t xml:space="preserve"> </w:t>
+      </w:r>
+      <w:r>
+        <w:t xml:space="preserve">operator (</w:t>
+      </w:r>
+      <w:r>
+        <w:rPr>
+          <w:rStyle w:val="VerbatimChar"/>
+        </w:rPr>
+        <w:t xml:space="preserve">&amp;</w:t>
+      </w:r>
+      <w:r>
+        <w:t xml:space="preserve">).</w:t>
+      </w:r>
+    </w:p>
+    <w:tbl>
+      <w:tblPr>
+        <w:tblStyle w:val="Table"/>
+        <w:tblLook w:firstRow="0" w:lastRow="0" w:firstColumn="0" w:lastColumn="0" w:noHBand="0" w:noVBand="0" w:val="0000"/>
+        <w:tblBorders>
+          <w:left w:val="single" w:sz="24" w:space="0" w:color="0758E5"/>
+          <w:right w:val="single" w:sz="4" w:space="0" w:color="0758E5"/>
+          <w:top w:val="single" w:sz="4" w:space="0" w:color="0758E5"/>
+          <w:bottom w:val="single" w:sz="4" w:space="0" w:color="0758E5"/>
+        </w:tblBorders>
+        <w:tblCellMar>
+          <w:left w:w="144" w:type="dxa"/>
+          <w:right w:w="144" w:type="dxa"/>
+        </w:tblCellMar>
+        <w:tblInd w:w="164" w:type="dxa"/>
+        <w:tblW w:type="pct" w:w="100%"/>
+      </w:tblPr>
+      <w:tr>
+        <w:trPr>
+          <w:cantSplit/>
+        </w:trPr>
+        <w:tc>
+          <w:tcPr>
+            <w:shd w:color="auto" w:fill="dae6fb" w:val="clear"/>
+            <w:tcMar>
+              <w:top w:w="92" w:type="dxa"/>
+              <w:bottom w:w="92" w:type="dxa"/>
+            </w:tcMar>
+          </w:tcPr>
+          <w:p>
+            <w:pPr>
+              <w:pStyle w:val="BodyText"/>
+            </w:pPr>
+            <w:pPr>
+              <w:spacing w:before="0" w:after="0"/>
+              <w:textAlignment w:val="center"/>
+            </w:pPr>
+            <w:r>
+              <w:drawing>
+                <wp:inline>
+                  <wp:extent cx="152400" cy="152400"/>
+                  <wp:effectExtent b="0" l="0" r="0" t="0"/>
+                  <wp:docPr descr="" title="" id="34" name="Picture"/>
+                  <a:graphic>
+                    <a:graphicData uri="http://schemas.openxmlformats.org/drawingml/2006/picture">
+                      <pic:pic>
+                        <pic:nvPicPr>
+                          <pic:cNvPr descr="C:\PROGRA~1\RStudio\RESOUR~1\app\bin\quarto\share\formats\docx\note.png" id="35" name="Picture"/>
+                          <pic:cNvPicPr>
+                            <a:picLocks noChangeArrowheads="1" noChangeAspect="1"/>
+                          </pic:cNvPicPr>
+                        </pic:nvPicPr>
+                        <pic:blipFill>
+                          <a:blip r:embed="rId28"/>
+                          <a:stretch>
+                            <a:fillRect/>
+                          </a:stretch>
+                        </pic:blipFill>
+                        <pic:spPr bwMode="auto">
+                          <a:xfrm>
+                            <a:off x="0" y="0"/>
+                            <a:ext cx="152400" cy="152400"/>
+                          </a:xfrm>
+                          <a:prstGeom prst="rect">
+                            <a:avLst/>
+                          </a:prstGeom>
+                          <a:noFill/>
+                          <a:ln w="9525">
+                            <a:noFill/>
+                            <a:headEnd/>
+                            <a:tailEnd/>
+                          </a:ln>
+                        </pic:spPr>
+                      </pic:pic>
+                    </a:graphicData>
+                  </a:graphic>
+                </wp:inline>
+              </w:drawing>
+            </w:r>
+            <w:r>
+              <w:t xml:space="preserve"> </w:t>
+            </w:r>
+            <w:r>
+              <w:t xml:space="preserve"> </w:t>
+            </w:r>
+            <w:r>
+              <w:t xml:space="preserve">George Boole and Boolean Logic</w:t>
+            </w:r>
+          </w:p>
+        </w:tc>
+      </w:tr>
+      <w:tr>
+        <w:trPr>
+          <w:cantSplit/>
+        </w:trPr>
+        <w:tc>
+          <w:tcPr>
+            <w:tcMar>
+              <w:top w:w="108" w:type="dxa"/>
+              <w:bottom w:w="108" w:type="dxa"/>
+            </w:tcMar>
+          </w:tcPr>
+          <w:tbl>
+            <w:tblPr>
+              <w:tblStyle w:val="FigureTable"/>
+              <w:tblW w:type="auto" w:w="0"/>
+              <w:tblLook w:firstRow="0" w:lastRow="0" w:firstColumn="0" w:lastColumn="0"/>
+              <w:jc w:val="center"/>
+            </w:tblPr>
+            <w:tblGrid>
+              <w:gridCol w:w="7920"/>
+            </w:tblGrid>
+            <w:tr>
+              <w:tc>
+                <w:tcPr/>
+                <w:p>
+                  <w:pPr>
+                    <w:pStyle w:val="Compact"/>
+                    <w:jc w:val="center"/>
+                  </w:pPr>
+                  <w:hyperlink r:id="rId39">
+                    <w:r>
+                      <w:drawing>
+                        <wp:inline>
+                          <wp:extent cx="4572000" cy="6134100"/>
+                          <wp:effectExtent b="0" l="0" r="0" t="0"/>
+                          <wp:docPr descr="George Boole (1815-1864). Portrait by unknown artist." title="" id="37" name="Picture"/>
+                          <a:graphic>
+                            <a:graphicData uri="http://schemas.openxmlformats.org/drawingml/2006/picture">
+                              <pic:pic>
+                                <pic:nvPicPr>
+                                  <pic:cNvPr descr="pics/module04_George_Boole.png" id="38" name="Picture"/>
+                                  <pic:cNvPicPr>
+                                    <a:picLocks noChangeArrowheads="1" noChangeAspect="1"/>
+                                  </pic:cNvPicPr>
+                                </pic:nvPicPr>
+                                <pic:blipFill>
+                                  <a:blip r:embed="rId36"/>
+                                  <a:stretch>
+                                    <a:fillRect/>
+                                  </a:stretch>
+                                </pic:blipFill>
+                                <pic:spPr bwMode="auto">
+                                  <a:xfrm>
+                                    <a:off x="0" y="0"/>
+                                    <a:ext cx="4572000" cy="6134100"/>
+                                  </a:xfrm>
+                                  <a:prstGeom prst="rect">
+                                    <a:avLst/>
+                                  </a:prstGeom>
+                                  <a:noFill/>
+                                  <a:ln w="9525">
+                                    <a:noFill/>
+                                    <a:headEnd/>
+                                    <a:tailEnd/>
+                                  </a:ln>
+                                </pic:spPr>
+                              </pic:pic>
+                            </a:graphicData>
+                          </a:graphic>
+                        </wp:inline>
+                      </w:drawing>
+                    </w:r>
+                  </w:hyperlink>
+                </w:p>
+              </w:tc>
+            </w:tr>
+          </w:tbl>
+          <w:p>
+            <w:pPr>
+              <w:pStyle w:val="ImageCaption"/>
+            </w:pPr>
+            <w:r>
+              <w:t xml:space="preserve">George Boole (1815-1864). Portrait by unknown artist.</w:t>
+            </w:r>
+          </w:p>
+          <w:p>
+            <w:pPr>
+              <w:pStyle w:val="BodyText"/>
+            </w:pPr>
+            <w:r>
+              <w:t xml:space="preserve">Boolean logic (or Boolean Algebra) was developed by an English mathematician named George Boole who lived during the 19th Century. The key idea behind Boolean logic that we use in programming is that statements can be made to evaluate into a dichotomous outcome:</w:t>
+            </w:r>
+            <w:r>
+              <w:t xml:space="preserve"> </w:t>
+            </w:r>
+            <w:r>
+              <w:rPr>
+                <w:bCs/>
+                <w:b/>
+              </w:rPr>
+              <w:t xml:space="preserve">TRUE</w:t>
+            </w:r>
+            <w:r>
+              <w:t xml:space="preserve"> </w:t>
+            </w:r>
+            <w:r>
+              <w:t xml:space="preserve">or</w:t>
+            </w:r>
+            <w:r>
+              <w:t xml:space="preserve"> </w:t>
+            </w:r>
+            <w:r>
+              <w:rPr>
+                <w:bCs/>
+                <w:b/>
+              </w:rPr>
+              <w:t xml:space="preserve">FALSE</w:t>
+            </w:r>
+            <w:r>
+              <w:t xml:space="preserve">. This allows us to evaluate many complex statements and simplify them into a single YES/NO answer.</w:t>
+            </w:r>
+          </w:p>
+          <w:p>
+            <w:pPr>
+              <w:pStyle w:val="BodyText"/>
+            </w:pPr>
+            <w:r>
+              <w:t xml:space="preserve">In R, the main operators that we use to evaluate Boolean expressions are the following:</w:t>
+            </w:r>
+          </w:p>
+          <w:p>
+            <w:pPr>
+              <w:numPr>
+                <w:ilvl w:val="0"/>
+                <w:numId w:val="1006"/>
+              </w:numPr>
+              <w:pStyle w:val="Compact"/>
+            </w:pPr>
+            <w:r>
+              <w:rPr>
+                <w:rStyle w:val="VerbatimChar"/>
+              </w:rPr>
+              <w:t xml:space="preserve">&amp;</w:t>
+            </w:r>
+            <w:r>
+              <w:t xml:space="preserve"> </w:t>
+            </w:r>
+            <w:r>
+              <w:t xml:space="preserve">AND</w:t>
+            </w:r>
+          </w:p>
+          <w:p>
+            <w:pPr>
+              <w:numPr>
+                <w:ilvl w:val="0"/>
+                <w:numId w:val="1006"/>
+              </w:numPr>
+              <w:pStyle w:val="Compact"/>
+            </w:pPr>
+            <w:r>
+              <w:rPr>
+                <w:rStyle w:val="VerbatimChar"/>
+              </w:rPr>
+              <w:t xml:space="preserve">|</w:t>
+            </w:r>
+            <w:r>
+              <w:t xml:space="preserve"> </w:t>
+            </w:r>
+            <w:r>
+              <w:t xml:space="preserve">OR</w:t>
+            </w:r>
+          </w:p>
+          <w:p>
+            <w:pPr>
+              <w:numPr>
+                <w:ilvl w:val="0"/>
+                <w:numId w:val="1006"/>
+              </w:numPr>
+              <w:pStyle w:val="Compact"/>
+            </w:pPr>
+            <w:r>
+              <w:rPr>
+                <w:rStyle w:val="VerbatimChar"/>
+              </w:rPr>
+              <w:t xml:space="preserve">!</w:t>
+            </w:r>
+            <w:r>
+              <w:t xml:space="preserve"> </w:t>
+            </w:r>
+            <w:r>
+              <w:t xml:space="preserve">NOT</w:t>
+            </w:r>
+          </w:p>
+          <w:p>
+            <w:pPr>
+              <w:pStyle w:val="FirstParagraph"/>
+            </w:pPr>
+            <w:r>
+              <w:t xml:space="preserve">On their own, these operators aren’t particularly impressive, but we can combine them with the following</w:t>
+            </w:r>
+            <w:r>
+              <w:t xml:space="preserve"> </w:t>
+            </w:r>
+            <w:r>
+              <w:rPr>
+                <w:bCs/>
+                <w:b/>
+              </w:rPr>
+              <w:t xml:space="preserve">comparison operators</w:t>
+            </w:r>
+            <w:r>
+              <w:t xml:space="preserve"> </w:t>
+            </w:r>
+            <w:r>
+              <w:t xml:space="preserve">to chain some complex statements together.</w:t>
+            </w:r>
+          </w:p>
+          <w:p>
+            <w:pPr>
+              <w:numPr>
+                <w:ilvl w:val="0"/>
+                <w:numId w:val="1007"/>
+              </w:numPr>
+              <w:pStyle w:val="Compact"/>
+            </w:pPr>
+            <w:r>
+              <w:rPr>
+                <w:rStyle w:val="VerbatimChar"/>
+              </w:rPr>
+              <w:t xml:space="preserve">==</w:t>
+            </w:r>
+            <w:r>
+              <w:t xml:space="preserve"> </w:t>
+            </w:r>
+            <w:r>
+              <w:t xml:space="preserve">EQUAL (or EQUIVALENT) TO</w:t>
+            </w:r>
+          </w:p>
+          <w:p>
+            <w:pPr>
+              <w:numPr>
+                <w:ilvl w:val="0"/>
+                <w:numId w:val="1007"/>
+              </w:numPr>
+              <w:pStyle w:val="Compact"/>
+            </w:pPr>
+            <w:r>
+              <w:rPr>
+                <w:rStyle w:val="VerbatimChar"/>
+              </w:rPr>
+              <w:t xml:space="preserve">!=</w:t>
+            </w:r>
+            <w:r>
+              <w:t xml:space="preserve"> </w:t>
+            </w:r>
+            <w:r>
+              <w:t xml:space="preserve">NOT EQUAL (or EQUIVALENT) TO</w:t>
+            </w:r>
+          </w:p>
+          <w:p>
+            <w:pPr>
+              <w:numPr>
+                <w:ilvl w:val="0"/>
+                <w:numId w:val="1007"/>
+              </w:numPr>
+              <w:pStyle w:val="Compact"/>
+            </w:pPr>
+            <w:r>
+              <w:rPr>
+                <w:rStyle w:val="VerbatimChar"/>
+              </w:rPr>
+              <w:t xml:space="preserve">&lt;</w:t>
+            </w:r>
+            <w:r>
+              <w:t xml:space="preserve"> </w:t>
+            </w:r>
+            <w:r>
+              <w:t xml:space="preserve">LESS THAN</w:t>
+            </w:r>
+          </w:p>
+          <w:p>
+            <w:pPr>
+              <w:numPr>
+                <w:ilvl w:val="0"/>
+                <w:numId w:val="1007"/>
+              </w:numPr>
+              <w:pStyle w:val="Compact"/>
+            </w:pPr>
+            <w:r>
+              <w:rPr>
+                <w:rStyle w:val="VerbatimChar"/>
+              </w:rPr>
+              <w:t xml:space="preserve">&gt;</w:t>
+            </w:r>
+            <w:r>
+              <w:t xml:space="preserve"> </w:t>
+            </w:r>
+            <w:r>
+              <w:t xml:space="preserve">GREATER THAN</w:t>
+            </w:r>
+          </w:p>
+          <w:p>
+            <w:pPr>
+              <w:numPr>
+                <w:ilvl w:val="0"/>
+                <w:numId w:val="1007"/>
+              </w:numPr>
+              <w:pStyle w:val="Compact"/>
+            </w:pPr>
+            <w:r>
+              <w:rPr>
+                <w:rStyle w:val="VerbatimChar"/>
+              </w:rPr>
+              <w:t xml:space="preserve">&lt;=</w:t>
+            </w:r>
+            <w:r>
+              <w:t xml:space="preserve"> </w:t>
+            </w:r>
+            <w:r>
+              <w:t xml:space="preserve">LESS THAN OR EQUAL TO</w:t>
+            </w:r>
+          </w:p>
+          <w:p>
+            <w:pPr>
+              <w:numPr>
+                <w:ilvl w:val="0"/>
+                <w:numId w:val="1007"/>
+              </w:numPr>
+              <w:pStyle w:val="Compact"/>
+            </w:pPr>
+            <w:r>
+              <w:rPr>
+                <w:rStyle w:val="VerbatimChar"/>
+              </w:rPr>
+              <w:t xml:space="preserve">&gt;=</w:t>
+            </w:r>
+            <w:r>
+              <w:t xml:space="preserve"> </w:t>
+            </w:r>
+            <w:r>
+              <w:t xml:space="preserve">GREATER THAN OR EQUAL TO</w:t>
+            </w:r>
+          </w:p>
+          <w:p>
+            <w:pPr>
+              <w:pStyle w:val="FirstParagraph"/>
+            </w:pPr>
+            <w:r>
+              <w:t xml:space="preserve">For example, a case that is</w:t>
+            </w:r>
+            <w:r>
+              <w:t xml:space="preserve"> </w:t>
+            </w:r>
+            <w:r>
+              <w:rPr>
+                <w:bCs/>
+                <w:b/>
+              </w:rPr>
+              <w:t xml:space="preserve">GREATER THAN OR EQUAL TO</w:t>
+            </w:r>
+            <w:r>
+              <w:t xml:space="preserve"> </w:t>
+            </w:r>
+            <w:r>
+              <w:t xml:space="preserve">to 33 years of age,</w:t>
+            </w:r>
+            <w:r>
+              <w:t xml:space="preserve"> </w:t>
+            </w:r>
+            <w:r>
+              <w:rPr>
+                <w:bCs/>
+                <w:b/>
+              </w:rPr>
+              <w:t xml:space="preserve">AND</w:t>
+            </w:r>
+            <w:r>
+              <w:t xml:space="preserve"> </w:t>
+            </w:r>
+            <w:r>
+              <w:t xml:space="preserve">has eaten the potato salad,</w:t>
+            </w:r>
+            <w:r>
+              <w:t xml:space="preserve"> </w:t>
+            </w:r>
+            <w:r>
+              <w:rPr>
+                <w:bCs/>
+                <w:b/>
+              </w:rPr>
+              <w:t xml:space="preserve">AND</w:t>
+            </w:r>
+            <w:r>
+              <w:t xml:space="preserve"> </w:t>
+            </w:r>
+            <w:r>
+              <w:t xml:space="preserve">has reported fever</w:t>
+            </w:r>
+            <w:r>
+              <w:t xml:space="preserve"> </w:t>
+            </w:r>
+            <w:r>
+              <w:rPr>
+                <w:bCs/>
+                <w:b/>
+              </w:rPr>
+              <w:t xml:space="preserve">OR</w:t>
+            </w:r>
+            <w:r>
+              <w:t xml:space="preserve"> </w:t>
+            </w:r>
+            <w:r>
+              <w:t xml:space="preserve">bloody stool might look something like this:</w:t>
+            </w:r>
+          </w:p>
+          <w:p>
+            <w:pPr>
+              <w:pStyle w:val="BodyText"/>
+            </w:pPr>
+            <w:r>
+              <w:rPr>
+                <w:rStyle w:val="VerbatimChar"/>
+              </w:rPr>
+              <w:t xml:space="preserve">(age &gt;= 33) &amp; (psalad == 1) &amp; (fever == 1 | bstool == 1)</w:t>
+            </w:r>
+          </w:p>
+          <w:p>
+            <w:pPr>
+              <w:pStyle w:val="BodyText"/>
+            </w:pPr>
+            <w:pPr>
+              <w:spacing w:after="16"/>
+            </w:pPr>
+            <w:r>
+              <w:t xml:space="preserve">Feeling like you just haven’t quite had enough Boolean logic for one day? Check out the chapter on</w:t>
+            </w:r>
+            <w:r>
+              <w:t xml:space="preserve"> </w:t>
+            </w:r>
+            <w:hyperlink r:id="rId40">
+              <w:r>
+                <w:rPr>
+                  <w:rStyle w:val="Hyperlink"/>
+                </w:rPr>
+                <w:t xml:space="preserve">Logical Vectors from the R for Data online textbook!</w:t>
+              </w:r>
+            </w:hyperlink>
+          </w:p>
+        </w:tc>
+      </w:tr>
+    </w:tbl>
+    <w:p>
+      <w:pPr>
+        <w:pStyle w:val="BodyText"/>
+      </w:pPr>
+      <w:r>
+        <w:t xml:space="preserve">Let’s use summarise() to try out our Boolean logic within the sum() function using just the first food item, and the</w:t>
+      </w:r>
+      <w:r>
+        <w:t xml:space="preserve"> </w:t>
+      </w:r>
+      <w:r>
+        <w:rPr>
+          <w:bCs/>
+          <w:b/>
+        </w:rPr>
+        <w:t xml:space="preserve">general</w:t>
+      </w:r>
+      <w:r>
+        <w:t xml:space="preserve"> </w:t>
+      </w:r>
+      <w:r>
+        <w:t xml:space="preserve">case definition. Then we’ll test to make sure things are working correctly.</w:t>
+      </w:r>
+    </w:p>
+    <w:p>
+      <w:pPr>
+        <w:pStyle w:val="SourceCode"/>
+      </w:pPr>
+      <w:r>
+        <w:rPr>
+          <w:rStyle w:val="NormalTok"/>
+        </w:rPr>
+        <w:t xml:space="preserve">food_symp_joined </w:t>
+      </w:r>
+      <w:r>
+        <w:rPr>
+          <w:rStyle w:val="SpecialCharTok"/>
+        </w:rPr>
+        <w:t xml:space="preserve">%&gt;%</w:t>
+      </w:r>
+      <w:r>
+        <w:rPr>
+          <w:rStyle w:val="NormalTok"/>
+        </w:rPr>
+        <w:t xml:space="preserve"> </w:t>
+      </w:r>
+      <w:r>
+        <w:br/>
+      </w:r>
+      <w:r>
+        <w:rPr>
+          <w:rStyle w:val="NormalTok"/>
+        </w:rPr>
+        <w:t xml:space="preserve">  </w:t>
+      </w:r>
+      <w:r>
+        <w:rPr>
+          <w:rStyle w:val="FunctionTok"/>
+        </w:rPr>
+        <w:t xml:space="preserve">summarise</w:t>
+      </w:r>
+      <w:r>
+        <w:rPr>
+          <w:rStyle w:val="NormalTok"/>
+        </w:rPr>
+        <w:t xml:space="preserve">(</w:t>
+      </w:r>
+      <w:r>
+        <w:rPr>
+          <w:rStyle w:val="AttributeTok"/>
+        </w:rPr>
+        <w:t xml:space="preserve">gsalad_AR1 =</w:t>
+      </w:r>
+      <w:r>
+        <w:rPr>
+          <w:rStyle w:val="NormalTok"/>
+        </w:rPr>
+        <w:t xml:space="preserve"> </w:t>
+      </w:r>
+      <w:r>
+        <w:rPr>
+          <w:rStyle w:val="FunctionTok"/>
+        </w:rPr>
+        <w:t xml:space="preserve">sum</w:t>
+      </w:r>
+      <w:r>
+        <w:rPr>
+          <w:rStyle w:val="NormalTok"/>
+        </w:rPr>
+        <w:t xml:space="preserve">(gsalad </w:t>
+      </w:r>
+      <w:r>
+        <w:rPr>
+          <w:rStyle w:val="SpecialCharTok"/>
+        </w:rPr>
+        <w:t xml:space="preserve">==</w:t>
+      </w:r>
+      <w:r>
+        <w:rPr>
+          <w:rStyle w:val="NormalTok"/>
+        </w:rPr>
+        <w:t xml:space="preserve"> </w:t>
+      </w:r>
+      <w:r>
+        <w:rPr>
+          <w:rStyle w:val="DecValTok"/>
+        </w:rPr>
+        <w:t xml:space="preserve">1</w:t>
+      </w:r>
+      <w:r>
+        <w:rPr>
+          <w:rStyle w:val="NormalTok"/>
+        </w:rPr>
+        <w:t xml:space="preserve"> </w:t>
+      </w:r>
+      <w:r>
+        <w:rPr>
+          <w:rStyle w:val="SpecialCharTok"/>
+        </w:rPr>
+        <w:t xml:space="preserve">&amp;</w:t>
+      </w:r>
+      <w:r>
+        <w:rPr>
+          <w:rStyle w:val="NormalTok"/>
+        </w:rPr>
+        <w:t xml:space="preserve"> general.case </w:t>
+      </w:r>
+      <w:r>
+        <w:rPr>
+          <w:rStyle w:val="SpecialCharTok"/>
+        </w:rPr>
+        <w:t xml:space="preserve">==</w:t>
+      </w:r>
+      <w:r>
+        <w:rPr>
+          <w:rStyle w:val="NormalTok"/>
+        </w:rPr>
+        <w:t xml:space="preserve"> </w:t>
+      </w:r>
+      <w:r>
+        <w:rPr>
+          <w:rStyle w:val="DecValTok"/>
+        </w:rPr>
+        <w:t xml:space="preserve">1</w:t>
+      </w:r>
+      <w:r>
+        <w:rPr>
+          <w:rStyle w:val="NormalTok"/>
+        </w:rPr>
+        <w:t xml:space="preserve">, </w:t>
+      </w:r>
+      <w:r>
+        <w:rPr>
+          <w:rStyle w:val="AttributeTok"/>
+        </w:rPr>
+        <w:t xml:space="preserve">na.rm =</w:t>
+      </w:r>
+      <w:r>
+        <w:rPr>
+          <w:rStyle w:val="NormalTok"/>
+        </w:rPr>
+        <w:t xml:space="preserve"> </w:t>
+      </w:r>
+      <w:r>
+        <w:rPr>
+          <w:rStyle w:val="ConstantTok"/>
+        </w:rPr>
+        <w:t xml:space="preserve">TRUE</w:t>
+      </w:r>
+      <w:r>
+        <w:rPr>
+          <w:rStyle w:val="NormalTok"/>
+        </w:rPr>
+        <w:t xml:space="preserve">) </w:t>
+      </w:r>
+      <w:r>
+        <w:rPr>
+          <w:rStyle w:val="SpecialCharTok"/>
+        </w:rPr>
+        <w:t xml:space="preserve">/</w:t>
+      </w:r>
+      <w:r>
+        <w:rPr>
+          <w:rStyle w:val="NormalTok"/>
+        </w:rPr>
+        <w:t xml:space="preserve"> </w:t>
+      </w:r>
+      <w:r>
+        <w:rPr>
+          <w:rStyle w:val="FunctionTok"/>
+        </w:rPr>
+        <w:t xml:space="preserve">sum</w:t>
+      </w:r>
+      <w:r>
+        <w:rPr>
+          <w:rStyle w:val="NormalTok"/>
+        </w:rPr>
+        <w:t xml:space="preserve">(gsalad </w:t>
+      </w:r>
+      <w:r>
+        <w:rPr>
+          <w:rStyle w:val="SpecialCharTok"/>
+        </w:rPr>
+        <w:t xml:space="preserve">==</w:t>
+      </w:r>
+      <w:r>
+        <w:rPr>
+          <w:rStyle w:val="NormalTok"/>
+        </w:rPr>
+        <w:t xml:space="preserve"> </w:t>
+      </w:r>
+      <w:r>
+        <w:rPr>
+          <w:rStyle w:val="DecValTok"/>
+        </w:rPr>
+        <w:t xml:space="preserve">1</w:t>
+      </w:r>
+      <w:r>
+        <w:rPr>
+          <w:rStyle w:val="NormalTok"/>
+        </w:rPr>
+        <w:t xml:space="preserve">, </w:t>
+      </w:r>
+      <w:r>
+        <w:rPr>
+          <w:rStyle w:val="AttributeTok"/>
+        </w:rPr>
+        <w:t xml:space="preserve">na.rm =</w:t>
+      </w:r>
+      <w:r>
+        <w:rPr>
+          <w:rStyle w:val="NormalTok"/>
+        </w:rPr>
+        <w:t xml:space="preserve"> </w:t>
+      </w:r>
+      <w:r>
+        <w:rPr>
+          <w:rStyle w:val="ConstantTok"/>
+        </w:rPr>
+        <w:t xml:space="preserve">TRUE</w:t>
+      </w:r>
+      <w:r>
+        <w:rPr>
+          <w:rStyle w:val="NormalTok"/>
+        </w:rPr>
+        <w:t xml:space="preserve">))</w:t>
+      </w:r>
+      <w:r>
+        <w:br/>
+      </w:r>
+      <w:r>
+        <w:rPr>
+          <w:rStyle w:val="DocumentationTok"/>
+        </w:rPr>
+        <w:t xml:space="preserve">## # A tibble: 1 × 1</w:t>
+      </w:r>
+      <w:r>
+        <w:br/>
+      </w:r>
+      <w:r>
+        <w:rPr>
+          <w:rStyle w:val="DocumentationTok"/>
+        </w:rPr>
+        <w:t xml:space="preserve">##   gsalad_AR1</w:t>
+      </w:r>
+      <w:r>
+        <w:br/>
+      </w:r>
+      <w:r>
+        <w:rPr>
+          <w:rStyle w:val="DocumentationTok"/>
+        </w:rPr>
+        <w:t xml:space="preserve">##        &lt;dbl&gt;</w:t>
+      </w:r>
+      <w:r>
+        <w:br/>
+      </w:r>
+      <w:r>
+        <w:rPr>
+          <w:rStyle w:val="DocumentationTok"/>
+        </w:rPr>
+        <w:t xml:space="preserve">## 1      0.174</w:t>
+      </w:r>
+    </w:p>
+    <w:p>
+      <w:pPr>
+        <w:pStyle w:val="FirstParagraph"/>
+      </w:pPr>
+      <w:r>
+        <w:t xml:space="preserve">According to our calculations, the green salad had an attack rate of approximately 17% for serious symptom outcomes. Let’s take a minute though to stop and double check that the calculations are correct. Sometimes using statements with multiple logic operators can get tricky - so it’s always good practice to stop and verify that things are working as intended.</w:t>
+      </w:r>
+    </w:p>
+    <w:p>
+      <w:pPr>
+        <w:pStyle w:val="BodyText"/>
+      </w:pPr>
+      <w:r>
+        <w:t xml:space="preserve">As we learned earlier, the attack rate numerator should be the number of passengers who reported consuming the food item who got sick. So with this in mind let’s check how many individuals that equals by using a different approach and seeing if the numbers come out the same.</w:t>
+      </w:r>
+    </w:p>
+    <w:p>
+      <w:pPr>
+        <w:pStyle w:val="BodyText"/>
+      </w:pPr>
+      <w:r>
+        <w:t xml:space="preserve">We’ll start by calculating the numerator just using tidyverse filter() functions, and count() the number of rows left over. We’ll filter for both serious cases only, then the number of individuals within those that reported green salad exposure.</w:t>
+      </w:r>
+    </w:p>
+    <w:p>
+      <w:pPr>
+        <w:pStyle w:val="SourceCode"/>
+      </w:pPr>
+      <w:r>
+        <w:rPr>
+          <w:rStyle w:val="CommentTok"/>
+        </w:rPr>
+        <w:t xml:space="preserve"># numerator</w:t>
+      </w:r>
+      <w:r>
+        <w:br/>
+      </w:r>
+      <w:r>
+        <w:rPr>
+          <w:rStyle w:val="NormalTok"/>
+        </w:rPr>
+        <w:t xml:space="preserve">food_symp_joined </w:t>
+      </w:r>
+      <w:r>
+        <w:rPr>
+          <w:rStyle w:val="SpecialCharTok"/>
+        </w:rPr>
+        <w:t xml:space="preserve">%&gt;%</w:t>
+      </w:r>
+      <w:r>
+        <w:rPr>
+          <w:rStyle w:val="NormalTok"/>
+        </w:rPr>
+        <w:t xml:space="preserve"> </w:t>
+      </w:r>
+      <w:r>
+        <w:br/>
+      </w:r>
+      <w:r>
+        <w:rPr>
+          <w:rStyle w:val="NormalTok"/>
+        </w:rPr>
+        <w:t xml:space="preserve">  </w:t>
+      </w:r>
+      <w:r>
+        <w:rPr>
+          <w:rStyle w:val="FunctionTok"/>
+        </w:rPr>
+        <w:t xml:space="preserve">filter</w:t>
+      </w:r>
+      <w:r>
+        <w:rPr>
+          <w:rStyle w:val="NormalTok"/>
+        </w:rPr>
+        <w:t xml:space="preserve">(general.case </w:t>
+      </w:r>
+      <w:r>
+        <w:rPr>
+          <w:rStyle w:val="SpecialCharTok"/>
+        </w:rPr>
+        <w:t xml:space="preserve">==</w:t>
+      </w:r>
+      <w:r>
+        <w:rPr>
+          <w:rStyle w:val="NormalTok"/>
+        </w:rPr>
+        <w:t xml:space="preserve"> </w:t>
+      </w:r>
+      <w:r>
+        <w:rPr>
+          <w:rStyle w:val="DecValTok"/>
+        </w:rPr>
+        <w:t xml:space="preserve">1</w:t>
+      </w:r>
+      <w:r>
+        <w:rPr>
+          <w:rStyle w:val="NormalTok"/>
+        </w:rPr>
+        <w:t xml:space="preserve">) </w:t>
+      </w:r>
+      <w:r>
+        <w:rPr>
+          <w:rStyle w:val="SpecialCharTok"/>
+        </w:rPr>
+        <w:t xml:space="preserve">%&gt;%</w:t>
+      </w:r>
+      <w:r>
+        <w:br/>
+      </w:r>
+      <w:r>
+        <w:rPr>
+          <w:rStyle w:val="NormalTok"/>
+        </w:rPr>
+        <w:t xml:space="preserve">  </w:t>
+      </w:r>
+      <w:r>
+        <w:rPr>
+          <w:rStyle w:val="FunctionTok"/>
+        </w:rPr>
+        <w:t xml:space="preserve">filter</w:t>
+      </w:r>
+      <w:r>
+        <w:rPr>
+          <w:rStyle w:val="NormalTok"/>
+        </w:rPr>
+        <w:t xml:space="preserve">(gsalad </w:t>
+      </w:r>
+      <w:r>
+        <w:rPr>
+          <w:rStyle w:val="SpecialCharTok"/>
+        </w:rPr>
+        <w:t xml:space="preserve">==</w:t>
+      </w:r>
+      <w:r>
+        <w:rPr>
+          <w:rStyle w:val="NormalTok"/>
+        </w:rPr>
+        <w:t xml:space="preserve"> </w:t>
+      </w:r>
+      <w:r>
+        <w:rPr>
+          <w:rStyle w:val="DecValTok"/>
+        </w:rPr>
+        <w:t xml:space="preserve">1</w:t>
+      </w:r>
+      <w:r>
+        <w:rPr>
+          <w:rStyle w:val="NormalTok"/>
+        </w:rPr>
+        <w:t xml:space="preserve">) </w:t>
+      </w:r>
+      <w:r>
+        <w:rPr>
+          <w:rStyle w:val="SpecialCharTok"/>
+        </w:rPr>
+        <w:t xml:space="preserve">%&gt;%</w:t>
+      </w:r>
+      <w:r>
+        <w:rPr>
+          <w:rStyle w:val="NormalTok"/>
+        </w:rPr>
+        <w:t xml:space="preserve"> </w:t>
+      </w:r>
+      <w:r>
+        <w:br/>
+      </w:r>
+      <w:r>
+        <w:rPr>
+          <w:rStyle w:val="NormalTok"/>
+        </w:rPr>
+        <w:t xml:space="preserve">  </w:t>
+      </w:r>
+      <w:r>
+        <w:rPr>
+          <w:rStyle w:val="FunctionTok"/>
+        </w:rPr>
+        <w:t xml:space="preserve">count</w:t>
+      </w:r>
+      <w:r>
+        <w:rPr>
+          <w:rStyle w:val="NormalTok"/>
+        </w:rPr>
+        <w:t xml:space="preserve">()</w:t>
+      </w:r>
+      <w:r>
+        <w:br/>
+      </w:r>
+      <w:r>
+        <w:rPr>
+          <w:rStyle w:val="DocumentationTok"/>
+        </w:rPr>
+        <w:t xml:space="preserve">## # A tibble: 1 × 1</w:t>
+      </w:r>
+      <w:r>
+        <w:br/>
+      </w:r>
+      <w:r>
+        <w:rPr>
+          <w:rStyle w:val="DocumentationTok"/>
+        </w:rPr>
+        <w:t xml:space="preserve">##       n</w:t>
+      </w:r>
+      <w:r>
+        <w:br/>
+      </w:r>
+      <w:r>
+        <w:rPr>
+          <w:rStyle w:val="DocumentationTok"/>
+        </w:rPr>
+        <w:t xml:space="preserve">##   &lt;int&gt;</w:t>
+      </w:r>
+      <w:r>
+        <w:br/>
+      </w:r>
+      <w:r>
+        <w:rPr>
+          <w:rStyle w:val="DocumentationTok"/>
+        </w:rPr>
+        <w:t xml:space="preserve">## 1    21</w:t>
+      </w:r>
+    </w:p>
+    <w:p>
+      <w:pPr>
+        <w:pStyle w:val="FirstParagraph"/>
+      </w:pPr>
+      <w:r>
+        <w:t xml:space="preserve">Great, so our numerator should be 21. Now let’s check the denominator: the number of total individuals who consumed the reported food item.</w:t>
+      </w:r>
+    </w:p>
+    <w:p>
+      <w:pPr>
+        <w:pStyle w:val="SourceCode"/>
+      </w:pPr>
+      <w:r>
+        <w:rPr>
+          <w:rStyle w:val="CommentTok"/>
+        </w:rPr>
+        <w:t xml:space="preserve"># denominator</w:t>
+      </w:r>
+      <w:r>
+        <w:br/>
+      </w:r>
+      <w:r>
+        <w:rPr>
+          <w:rStyle w:val="NormalTok"/>
+        </w:rPr>
+        <w:t xml:space="preserve">food_symp_joined </w:t>
+      </w:r>
+      <w:r>
+        <w:rPr>
+          <w:rStyle w:val="SpecialCharTok"/>
+        </w:rPr>
+        <w:t xml:space="preserve">%&gt;%</w:t>
+      </w:r>
+      <w:r>
+        <w:rPr>
+          <w:rStyle w:val="NormalTok"/>
+        </w:rPr>
+        <w:t xml:space="preserve"> </w:t>
+      </w:r>
+      <w:r>
+        <w:br/>
+      </w:r>
+      <w:r>
+        <w:rPr>
+          <w:rStyle w:val="NormalTok"/>
+        </w:rPr>
+        <w:t xml:space="preserve">  </w:t>
+      </w:r>
+      <w:r>
+        <w:rPr>
+          <w:rStyle w:val="FunctionTok"/>
+        </w:rPr>
+        <w:t xml:space="preserve">filter</w:t>
+      </w:r>
+      <w:r>
+        <w:rPr>
+          <w:rStyle w:val="NormalTok"/>
+        </w:rPr>
+        <w:t xml:space="preserve">(gsalad </w:t>
+      </w:r>
+      <w:r>
+        <w:rPr>
+          <w:rStyle w:val="SpecialCharTok"/>
+        </w:rPr>
+        <w:t xml:space="preserve">==</w:t>
+      </w:r>
+      <w:r>
+        <w:rPr>
+          <w:rStyle w:val="NormalTok"/>
+        </w:rPr>
+        <w:t xml:space="preserve"> </w:t>
+      </w:r>
+      <w:r>
+        <w:rPr>
+          <w:rStyle w:val="DecValTok"/>
+        </w:rPr>
+        <w:t xml:space="preserve">1</w:t>
+      </w:r>
+      <w:r>
+        <w:rPr>
+          <w:rStyle w:val="NormalTok"/>
+        </w:rPr>
+        <w:t xml:space="preserve">) </w:t>
+      </w:r>
+      <w:r>
+        <w:rPr>
+          <w:rStyle w:val="SpecialCharTok"/>
+        </w:rPr>
+        <w:t xml:space="preserve">%&gt;%</w:t>
+      </w:r>
+      <w:r>
+        <w:rPr>
+          <w:rStyle w:val="NormalTok"/>
+        </w:rPr>
+        <w:t xml:space="preserve"> </w:t>
+      </w:r>
+      <w:r>
+        <w:br/>
+      </w:r>
+      <w:r>
+        <w:rPr>
+          <w:rStyle w:val="NormalTok"/>
+        </w:rPr>
+        <w:t xml:space="preserve">  </w:t>
+      </w:r>
+      <w:r>
+        <w:rPr>
+          <w:rStyle w:val="FunctionTok"/>
+        </w:rPr>
+        <w:t xml:space="preserve">count</w:t>
+      </w:r>
+      <w:r>
+        <w:rPr>
+          <w:rStyle w:val="NormalTok"/>
+        </w:rPr>
+        <w:t xml:space="preserve">()</w:t>
+      </w:r>
+      <w:r>
+        <w:br/>
+      </w:r>
+      <w:r>
+        <w:rPr>
+          <w:rStyle w:val="DocumentationTok"/>
+        </w:rPr>
+        <w:t xml:space="preserve">## # A tibble: 1 × 1</w:t>
+      </w:r>
+      <w:r>
+        <w:br/>
+      </w:r>
+      <w:r>
+        <w:rPr>
+          <w:rStyle w:val="DocumentationTok"/>
+        </w:rPr>
+        <w:t xml:space="preserve">##       n</w:t>
+      </w:r>
+      <w:r>
+        <w:br/>
+      </w:r>
+      <w:r>
+        <w:rPr>
+          <w:rStyle w:val="DocumentationTok"/>
+        </w:rPr>
+        <w:t xml:space="preserve">##   &lt;int&gt;</w:t>
+      </w:r>
+      <w:r>
+        <w:br/>
+      </w:r>
+      <w:r>
+        <w:rPr>
+          <w:rStyle w:val="DocumentationTok"/>
+        </w:rPr>
+        <w:t xml:space="preserve">## 1   121</w:t>
+      </w:r>
+    </w:p>
+    <w:p>
+      <w:pPr>
+        <w:pStyle w:val="FirstParagraph"/>
+      </w:pPr>
+      <w:r>
+        <w:t xml:space="preserve">Our denominator should be 121. Now, manually calculate the attack rate of 21/121: fingers crossed we get the same result!</w:t>
+      </w:r>
+    </w:p>
+    <w:p>
+      <w:pPr>
+        <w:pStyle w:val="SourceCode"/>
+      </w:pPr>
+      <w:r>
+        <w:rPr>
+          <w:rStyle w:val="CommentTok"/>
+        </w:rPr>
+        <w:t xml:space="preserve">#Green salad attack rate</w:t>
+      </w:r>
+      <w:r>
+        <w:br/>
+      </w:r>
+      <w:r>
+        <w:rPr>
+          <w:rStyle w:val="DecValTok"/>
+        </w:rPr>
+        <w:t xml:space="preserve">21</w:t>
+      </w:r>
+      <w:r>
+        <w:rPr>
+          <w:rStyle w:val="NormalTok"/>
+        </w:rPr>
+        <w:t xml:space="preserve"> </w:t>
+      </w:r>
+      <w:r>
+        <w:rPr>
+          <w:rStyle w:val="SpecialCharTok"/>
+        </w:rPr>
+        <w:t xml:space="preserve">/</w:t>
+      </w:r>
+      <w:r>
+        <w:rPr>
+          <w:rStyle w:val="NormalTok"/>
+        </w:rPr>
+        <w:t xml:space="preserve"> </w:t>
+      </w:r>
+      <w:r>
+        <w:rPr>
+          <w:rStyle w:val="DecValTok"/>
+        </w:rPr>
+        <w:t xml:space="preserve">121</w:t>
+      </w:r>
+      <w:r>
+        <w:br/>
+      </w:r>
+      <w:r>
+        <w:rPr>
+          <w:rStyle w:val="DocumentationTok"/>
+        </w:rPr>
+        <w:t xml:space="preserve">## [1] 0.1735537</w:t>
+      </w:r>
+    </w:p>
+    <w:p>
+      <w:pPr>
+        <w:pStyle w:val="FirstParagraph"/>
+      </w:pPr>
+      <w:r>
+        <w:t xml:space="preserve">Phew! Double checking our calculation ended up with the exact same result, thankfully! It looks like our Boolean logic expression is working just fine. Now we can use the same syntax to calculate the attack rate for general illness of all the food items and see if there are any that stand out as being particularly risky.</w:t>
+      </w:r>
+    </w:p>
+    <w:p>
+      <w:pPr>
+        <w:pStyle w:val="BodyText"/>
+      </w:pPr>
+      <w:r>
+        <w:t xml:space="preserve">Starting with the code that we worked through above, calculate the attack rate of all the food menu items for</w:t>
+      </w:r>
+      <w:r>
+        <w:t xml:space="preserve"> </w:t>
+      </w:r>
+      <w:r>
+        <w:rPr>
+          <w:bCs/>
+          <w:b/>
+        </w:rPr>
+        <w:t xml:space="preserve">general illnesses</w:t>
+      </w:r>
+      <w:r>
+        <w:t xml:space="preserve">. Feel free to use either long-form, and write out a new line for each food item, or go back and review earlier in this module, as well as</w:t>
+      </w:r>
+      <w:r>
+        <w:t xml:space="preserve"> </w:t>
+      </w:r>
+      <w:r>
+        <w:rPr>
+          <w:bCs/>
+          <w:b/>
+        </w:rPr>
+        <w:t xml:space="preserve">Module 3</w:t>
+      </w:r>
+      <w:r>
+        <w:t xml:space="preserve"> </w:t>
+      </w:r>
+      <w:r>
+        <w:t xml:space="preserve">where we practiced with using</w:t>
+      </w:r>
+      <w:r>
+        <w:t xml:space="preserve"> </w:t>
+      </w:r>
+      <w:r>
+        <w:rPr>
+          <w:bCs/>
+          <w:b/>
+        </w:rPr>
+        <w:t xml:space="preserve">across()</w:t>
+      </w:r>
+      <w:r>
+        <w:t xml:space="preserve"> </w:t>
+      </w:r>
+      <w:r>
+        <w:t xml:space="preserve">within the</w:t>
+      </w:r>
+      <w:r>
+        <w:t xml:space="preserve"> </w:t>
+      </w:r>
+      <w:r>
+        <w:rPr>
+          <w:bCs/>
+          <w:b/>
+        </w:rPr>
+        <w:t xml:space="preserve">summarise()</w:t>
+      </w:r>
+      <w:r>
+        <w:t xml:space="preserve"> </w:t>
+      </w:r>
+      <w:r>
+        <w:t xml:space="preserve">function, and try to work out how to do the calculations all in one go! Note: when we used</w:t>
+      </w:r>
+      <w:r>
+        <w:t xml:space="preserve"> </w:t>
+      </w:r>
+      <w:r>
+        <w:rPr>
+          <w:bCs/>
+          <w:b/>
+        </w:rPr>
+        <w:t xml:space="preserve">across()</w:t>
+      </w:r>
+      <w:r>
+        <w:t xml:space="preserve"> </w:t>
+      </w:r>
+      <w:r>
+        <w:t xml:space="preserve">previously, we were calculating based on multiple input variables only, and not outputting multiple variables. You may need to</w:t>
+      </w:r>
+      <w:r>
+        <w:t xml:space="preserve"> </w:t>
+      </w:r>
+      <w:hyperlink r:id="rId41">
+        <w:r>
+          <w:rPr>
+            <w:rStyle w:val="Hyperlink"/>
+          </w:rPr>
+          <w:t xml:space="preserve">check the documentation</w:t>
+        </w:r>
+      </w:hyperlink>
+      <w:r>
+        <w:t xml:space="preserve"> </w:t>
+      </w:r>
+      <w:r>
+        <w:t xml:space="preserve">to read up on how to do this!</w:t>
+      </w:r>
+    </w:p>
+    <w:p>
+      <w:pPr>
+        <w:pStyle w:val="BodyText"/>
+      </w:pPr>
+      <w:r>
+        <w:t xml:space="preserve"> </w:t>
+      </w:r>
+      <w:r>
+        <w:t xml:space="preserve">Click to see the R code</w:t>
+      </w:r>
+      <w:r>
+        <w:t xml:space="preserve"> </w:t>
+      </w:r>
+    </w:p>
+    <w:p>
+      <w:pPr>
+        <w:pStyle w:val="BodyText"/>
+      </w:pPr>
+      <w:r>
+        <w:t xml:space="preserve">Method 1: long form</w:t>
+      </w:r>
+    </w:p>
+    <w:p>
+      <w:pPr>
+        <w:pStyle w:val="SourceCode"/>
+      </w:pPr>
+      <w:r>
+        <w:rPr>
+          <w:rStyle w:val="NormalTok"/>
+        </w:rPr>
+        <w:t xml:space="preserve">food_symp_joined </w:t>
+      </w:r>
+      <w:r>
+        <w:rPr>
+          <w:rStyle w:val="SpecialCharTok"/>
+        </w:rPr>
+        <w:t xml:space="preserve">%&gt;%</w:t>
+      </w:r>
+      <w:r>
+        <w:rPr>
+          <w:rStyle w:val="NormalTok"/>
+        </w:rPr>
+        <w:t xml:space="preserve"> </w:t>
+      </w:r>
+      <w:r>
+        <w:br/>
+      </w:r>
+      <w:r>
+        <w:rPr>
+          <w:rStyle w:val="NormalTok"/>
+        </w:rPr>
+        <w:t xml:space="preserve">  </w:t>
+      </w:r>
+      <w:r>
+        <w:rPr>
+          <w:rStyle w:val="FunctionTok"/>
+        </w:rPr>
+        <w:t xml:space="preserve">summarise</w:t>
+      </w:r>
+      <w:r>
+        <w:rPr>
+          <w:rStyle w:val="NormalTok"/>
+        </w:rPr>
+        <w:t xml:space="preserve">(</w:t>
+      </w:r>
+      <w:r>
+        <w:rPr>
+          <w:rStyle w:val="AttributeTok"/>
+        </w:rPr>
+        <w:t xml:space="preserve">gsalad_AR =</w:t>
+      </w:r>
+      <w:r>
+        <w:rPr>
+          <w:rStyle w:val="NormalTok"/>
+        </w:rPr>
+        <w:t xml:space="preserve"> </w:t>
+      </w:r>
+      <w:r>
+        <w:rPr>
+          <w:rStyle w:val="FunctionTok"/>
+        </w:rPr>
+        <w:t xml:space="preserve">sum</w:t>
+      </w:r>
+      <w:r>
+        <w:rPr>
+          <w:rStyle w:val="NormalTok"/>
+        </w:rPr>
+        <w:t xml:space="preserve">(gsalad </w:t>
+      </w:r>
+      <w:r>
+        <w:rPr>
+          <w:rStyle w:val="SpecialCharTok"/>
+        </w:rPr>
+        <w:t xml:space="preserve">==</w:t>
+      </w:r>
+      <w:r>
+        <w:rPr>
+          <w:rStyle w:val="NormalTok"/>
+        </w:rPr>
+        <w:t xml:space="preserve"> </w:t>
+      </w:r>
+      <w:r>
+        <w:rPr>
+          <w:rStyle w:val="DecValTok"/>
+        </w:rPr>
+        <w:t xml:space="preserve">1</w:t>
+      </w:r>
+      <w:r>
+        <w:rPr>
+          <w:rStyle w:val="NormalTok"/>
+        </w:rPr>
+        <w:t xml:space="preserve"> </w:t>
+      </w:r>
+      <w:r>
+        <w:rPr>
+          <w:rStyle w:val="SpecialCharTok"/>
+        </w:rPr>
+        <w:t xml:space="preserve">&amp;</w:t>
+      </w:r>
+      <w:r>
+        <w:rPr>
+          <w:rStyle w:val="NormalTok"/>
+        </w:rPr>
+        <w:t xml:space="preserve"> general.case </w:t>
+      </w:r>
+      <w:r>
+        <w:rPr>
+          <w:rStyle w:val="SpecialCharTok"/>
+        </w:rPr>
+        <w:t xml:space="preserve">==</w:t>
+      </w:r>
+      <w:r>
+        <w:rPr>
+          <w:rStyle w:val="NormalTok"/>
+        </w:rPr>
+        <w:t xml:space="preserve"> </w:t>
+      </w:r>
+      <w:r>
+        <w:rPr>
+          <w:rStyle w:val="DecValTok"/>
+        </w:rPr>
+        <w:t xml:space="preserve">1</w:t>
+      </w:r>
+      <w:r>
+        <w:rPr>
+          <w:rStyle w:val="NormalTok"/>
+        </w:rPr>
+        <w:t xml:space="preserve">, </w:t>
+      </w:r>
+      <w:r>
+        <w:rPr>
+          <w:rStyle w:val="AttributeTok"/>
+        </w:rPr>
+        <w:t xml:space="preserve">na.rm =</w:t>
+      </w:r>
+      <w:r>
+        <w:rPr>
+          <w:rStyle w:val="NormalTok"/>
+        </w:rPr>
+        <w:t xml:space="preserve"> </w:t>
+      </w:r>
+      <w:r>
+        <w:rPr>
+          <w:rStyle w:val="ConstantTok"/>
+        </w:rPr>
+        <w:t xml:space="preserve">TRUE</w:t>
+      </w:r>
+      <w:r>
+        <w:rPr>
+          <w:rStyle w:val="NormalTok"/>
+        </w:rPr>
+        <w:t xml:space="preserve">) </w:t>
+      </w:r>
+      <w:r>
+        <w:rPr>
+          <w:rStyle w:val="SpecialCharTok"/>
+        </w:rPr>
+        <w:t xml:space="preserve">/</w:t>
+      </w:r>
+      <w:r>
+        <w:rPr>
+          <w:rStyle w:val="NormalTok"/>
+        </w:rPr>
+        <w:t xml:space="preserve"> </w:t>
+      </w:r>
+      <w:r>
+        <w:rPr>
+          <w:rStyle w:val="FunctionTok"/>
+        </w:rPr>
+        <w:t xml:space="preserve">sum</w:t>
+      </w:r>
+      <w:r>
+        <w:rPr>
+          <w:rStyle w:val="NormalTok"/>
+        </w:rPr>
+        <w:t xml:space="preserve">(gsalad </w:t>
+      </w:r>
+      <w:r>
+        <w:rPr>
+          <w:rStyle w:val="SpecialCharTok"/>
+        </w:rPr>
+        <w:t xml:space="preserve">==</w:t>
+      </w:r>
+      <w:r>
+        <w:rPr>
+          <w:rStyle w:val="NormalTok"/>
+        </w:rPr>
+        <w:t xml:space="preserve"> </w:t>
+      </w:r>
+      <w:r>
+        <w:rPr>
+          <w:rStyle w:val="DecValTok"/>
+        </w:rPr>
+        <w:t xml:space="preserve">1</w:t>
+      </w:r>
+      <w:r>
+        <w:rPr>
+          <w:rStyle w:val="NormalTok"/>
+        </w:rPr>
+        <w:t xml:space="preserve">, </w:t>
+      </w:r>
+      <w:r>
+        <w:rPr>
+          <w:rStyle w:val="AttributeTok"/>
+        </w:rPr>
+        <w:t xml:space="preserve">na.rm =</w:t>
+      </w:r>
+      <w:r>
+        <w:rPr>
+          <w:rStyle w:val="NormalTok"/>
+        </w:rPr>
+        <w:t xml:space="preserve"> </w:t>
+      </w:r>
+      <w:r>
+        <w:rPr>
+          <w:rStyle w:val="ConstantTok"/>
+        </w:rPr>
+        <w:t xml:space="preserve">TRUE</w:t>
+      </w:r>
+      <w:r>
+        <w:rPr>
+          <w:rStyle w:val="NormalTok"/>
+        </w:rPr>
+        <w:t xml:space="preserve">),</w:t>
+      </w:r>
+      <w:r>
+        <w:br/>
+      </w:r>
+      <w:r>
+        <w:rPr>
+          <w:rStyle w:val="NormalTok"/>
+        </w:rPr>
+        <w:t xml:space="preserve">            </w:t>
+      </w:r>
+      <w:r>
+        <w:rPr>
+          <w:rStyle w:val="AttributeTok"/>
+        </w:rPr>
+        <w:t xml:space="preserve">csalad_AR =</w:t>
+      </w:r>
+      <w:r>
+        <w:rPr>
+          <w:rStyle w:val="NormalTok"/>
+        </w:rPr>
+        <w:t xml:space="preserve"> </w:t>
+      </w:r>
+      <w:r>
+        <w:rPr>
+          <w:rStyle w:val="FunctionTok"/>
+        </w:rPr>
+        <w:t xml:space="preserve">sum</w:t>
+      </w:r>
+      <w:r>
+        <w:rPr>
+          <w:rStyle w:val="NormalTok"/>
+        </w:rPr>
+        <w:t xml:space="preserve">(csalad </w:t>
+      </w:r>
+      <w:r>
+        <w:rPr>
+          <w:rStyle w:val="SpecialCharTok"/>
+        </w:rPr>
+        <w:t xml:space="preserve">==</w:t>
+      </w:r>
+      <w:r>
+        <w:rPr>
+          <w:rStyle w:val="NormalTok"/>
+        </w:rPr>
+        <w:t xml:space="preserve"> </w:t>
+      </w:r>
+      <w:r>
+        <w:rPr>
+          <w:rStyle w:val="DecValTok"/>
+        </w:rPr>
+        <w:t xml:space="preserve">1</w:t>
+      </w:r>
+      <w:r>
+        <w:rPr>
+          <w:rStyle w:val="NormalTok"/>
+        </w:rPr>
+        <w:t xml:space="preserve"> </w:t>
+      </w:r>
+      <w:r>
+        <w:rPr>
+          <w:rStyle w:val="SpecialCharTok"/>
+        </w:rPr>
+        <w:t xml:space="preserve">&amp;</w:t>
+      </w:r>
+      <w:r>
+        <w:rPr>
+          <w:rStyle w:val="NormalTok"/>
+        </w:rPr>
+        <w:t xml:space="preserve"> general.case </w:t>
+      </w:r>
+      <w:r>
+        <w:rPr>
+          <w:rStyle w:val="SpecialCharTok"/>
+        </w:rPr>
+        <w:t xml:space="preserve">==</w:t>
+      </w:r>
+      <w:r>
+        <w:rPr>
+          <w:rStyle w:val="NormalTok"/>
+        </w:rPr>
+        <w:t xml:space="preserve"> </w:t>
+      </w:r>
+      <w:r>
+        <w:rPr>
+          <w:rStyle w:val="DecValTok"/>
+        </w:rPr>
+        <w:t xml:space="preserve">1</w:t>
+      </w:r>
+      <w:r>
+        <w:rPr>
+          <w:rStyle w:val="NormalTok"/>
+        </w:rPr>
+        <w:t xml:space="preserve">, </w:t>
+      </w:r>
+      <w:r>
+        <w:rPr>
+          <w:rStyle w:val="AttributeTok"/>
+        </w:rPr>
+        <w:t xml:space="preserve">na.rm =</w:t>
+      </w:r>
+      <w:r>
+        <w:rPr>
+          <w:rStyle w:val="NormalTok"/>
+        </w:rPr>
+        <w:t xml:space="preserve"> </w:t>
+      </w:r>
+      <w:r>
+        <w:rPr>
+          <w:rStyle w:val="ConstantTok"/>
+        </w:rPr>
+        <w:t xml:space="preserve">TRUE</w:t>
+      </w:r>
+      <w:r>
+        <w:rPr>
+          <w:rStyle w:val="NormalTok"/>
+        </w:rPr>
+        <w:t xml:space="preserve">) </w:t>
+      </w:r>
+      <w:r>
+        <w:rPr>
+          <w:rStyle w:val="SpecialCharTok"/>
+        </w:rPr>
+        <w:t xml:space="preserve">/</w:t>
+      </w:r>
+      <w:r>
+        <w:rPr>
+          <w:rStyle w:val="NormalTok"/>
+        </w:rPr>
+        <w:t xml:space="preserve"> </w:t>
+      </w:r>
+      <w:r>
+        <w:rPr>
+          <w:rStyle w:val="FunctionTok"/>
+        </w:rPr>
+        <w:t xml:space="preserve">sum</w:t>
+      </w:r>
+      <w:r>
+        <w:rPr>
+          <w:rStyle w:val="NormalTok"/>
+        </w:rPr>
+        <w:t xml:space="preserve">(csalad </w:t>
+      </w:r>
+      <w:r>
+        <w:rPr>
+          <w:rStyle w:val="SpecialCharTok"/>
+        </w:rPr>
+        <w:t xml:space="preserve">==</w:t>
+      </w:r>
+      <w:r>
+        <w:rPr>
+          <w:rStyle w:val="NormalTok"/>
+        </w:rPr>
+        <w:t xml:space="preserve"> </w:t>
+      </w:r>
+      <w:r>
+        <w:rPr>
+          <w:rStyle w:val="DecValTok"/>
+        </w:rPr>
+        <w:t xml:space="preserve">1</w:t>
+      </w:r>
+      <w:r>
+        <w:rPr>
+          <w:rStyle w:val="NormalTok"/>
+        </w:rPr>
+        <w:t xml:space="preserve">, </w:t>
+      </w:r>
+      <w:r>
+        <w:rPr>
+          <w:rStyle w:val="AttributeTok"/>
+        </w:rPr>
+        <w:t xml:space="preserve">na.rm =</w:t>
+      </w:r>
+      <w:r>
+        <w:rPr>
+          <w:rStyle w:val="NormalTok"/>
+        </w:rPr>
+        <w:t xml:space="preserve"> </w:t>
+      </w:r>
+      <w:r>
+        <w:rPr>
+          <w:rStyle w:val="ConstantTok"/>
+        </w:rPr>
+        <w:t xml:space="preserve">TRUE</w:t>
+      </w:r>
+      <w:r>
+        <w:rPr>
+          <w:rStyle w:val="NormalTok"/>
+        </w:rPr>
+        <w:t xml:space="preserve">),</w:t>
+      </w:r>
+      <w:r>
+        <w:br/>
+      </w:r>
+      <w:r>
+        <w:rPr>
+          <w:rStyle w:val="NormalTok"/>
+        </w:rPr>
+        <w:t xml:space="preserve">            </w:t>
+      </w:r>
+      <w:r>
+        <w:rPr>
+          <w:rStyle w:val="AttributeTok"/>
+        </w:rPr>
+        <w:t xml:space="preserve">oyster_AR =</w:t>
+      </w:r>
+      <w:r>
+        <w:rPr>
+          <w:rStyle w:val="NormalTok"/>
+        </w:rPr>
+        <w:t xml:space="preserve"> </w:t>
+      </w:r>
+      <w:r>
+        <w:rPr>
+          <w:rStyle w:val="FunctionTok"/>
+        </w:rPr>
+        <w:t xml:space="preserve">sum</w:t>
+      </w:r>
+      <w:r>
+        <w:rPr>
+          <w:rStyle w:val="NormalTok"/>
+        </w:rPr>
+        <w:t xml:space="preserve">(oyster </w:t>
+      </w:r>
+      <w:r>
+        <w:rPr>
+          <w:rStyle w:val="SpecialCharTok"/>
+        </w:rPr>
+        <w:t xml:space="preserve">==</w:t>
+      </w:r>
+      <w:r>
+        <w:rPr>
+          <w:rStyle w:val="NormalTok"/>
+        </w:rPr>
+        <w:t xml:space="preserve"> </w:t>
+      </w:r>
+      <w:r>
+        <w:rPr>
+          <w:rStyle w:val="DecValTok"/>
+        </w:rPr>
+        <w:t xml:space="preserve">1</w:t>
+      </w:r>
+      <w:r>
+        <w:rPr>
+          <w:rStyle w:val="NormalTok"/>
+        </w:rPr>
+        <w:t xml:space="preserve"> </w:t>
+      </w:r>
+      <w:r>
+        <w:rPr>
+          <w:rStyle w:val="SpecialCharTok"/>
+        </w:rPr>
+        <w:t xml:space="preserve">&amp;</w:t>
+      </w:r>
+      <w:r>
+        <w:rPr>
+          <w:rStyle w:val="NormalTok"/>
+        </w:rPr>
+        <w:t xml:space="preserve"> general.case </w:t>
+      </w:r>
+      <w:r>
+        <w:rPr>
+          <w:rStyle w:val="SpecialCharTok"/>
+        </w:rPr>
+        <w:t xml:space="preserve">==</w:t>
+      </w:r>
+      <w:r>
+        <w:rPr>
+          <w:rStyle w:val="NormalTok"/>
+        </w:rPr>
+        <w:t xml:space="preserve"> </w:t>
+      </w:r>
+      <w:r>
+        <w:rPr>
+          <w:rStyle w:val="DecValTok"/>
+        </w:rPr>
+        <w:t xml:space="preserve">1</w:t>
+      </w:r>
+      <w:r>
+        <w:rPr>
+          <w:rStyle w:val="NormalTok"/>
+        </w:rPr>
+        <w:t xml:space="preserve">, </w:t>
+      </w:r>
+      <w:r>
+        <w:rPr>
+          <w:rStyle w:val="AttributeTok"/>
+        </w:rPr>
+        <w:t xml:space="preserve">na.rm =</w:t>
+      </w:r>
+      <w:r>
+        <w:rPr>
+          <w:rStyle w:val="NormalTok"/>
+        </w:rPr>
+        <w:t xml:space="preserve"> </w:t>
+      </w:r>
+      <w:r>
+        <w:rPr>
+          <w:rStyle w:val="ConstantTok"/>
+        </w:rPr>
+        <w:t xml:space="preserve">TRUE</w:t>
+      </w:r>
+      <w:r>
+        <w:rPr>
+          <w:rStyle w:val="NormalTok"/>
+        </w:rPr>
+        <w:t xml:space="preserve">) </w:t>
+      </w:r>
+      <w:r>
+        <w:rPr>
+          <w:rStyle w:val="SpecialCharTok"/>
+        </w:rPr>
+        <w:t xml:space="preserve">/</w:t>
+      </w:r>
+      <w:r>
+        <w:rPr>
+          <w:rStyle w:val="NormalTok"/>
+        </w:rPr>
+        <w:t xml:space="preserve"> </w:t>
+      </w:r>
+      <w:r>
+        <w:rPr>
+          <w:rStyle w:val="FunctionTok"/>
+        </w:rPr>
+        <w:t xml:space="preserve">sum</w:t>
+      </w:r>
+      <w:r>
+        <w:rPr>
+          <w:rStyle w:val="NormalTok"/>
+        </w:rPr>
+        <w:t xml:space="preserve">(oyster </w:t>
+      </w:r>
+      <w:r>
+        <w:rPr>
+          <w:rStyle w:val="SpecialCharTok"/>
+        </w:rPr>
+        <w:t xml:space="preserve">==</w:t>
+      </w:r>
+      <w:r>
+        <w:rPr>
+          <w:rStyle w:val="NormalTok"/>
+        </w:rPr>
+        <w:t xml:space="preserve"> </w:t>
+      </w:r>
+      <w:r>
+        <w:rPr>
+          <w:rStyle w:val="DecValTok"/>
+        </w:rPr>
+        <w:t xml:space="preserve">1</w:t>
+      </w:r>
+      <w:r>
+        <w:rPr>
+          <w:rStyle w:val="NormalTok"/>
+        </w:rPr>
+        <w:t xml:space="preserve">, </w:t>
+      </w:r>
+      <w:r>
+        <w:rPr>
+          <w:rStyle w:val="AttributeTok"/>
+        </w:rPr>
+        <w:t xml:space="preserve">na.rm =</w:t>
+      </w:r>
+      <w:r>
+        <w:rPr>
+          <w:rStyle w:val="NormalTok"/>
+        </w:rPr>
+        <w:t xml:space="preserve"> </w:t>
+      </w:r>
+      <w:r>
+        <w:rPr>
+          <w:rStyle w:val="ConstantTok"/>
+        </w:rPr>
+        <w:t xml:space="preserve">TRUE</w:t>
+      </w:r>
+      <w:r>
+        <w:rPr>
+          <w:rStyle w:val="NormalTok"/>
+        </w:rPr>
+        <w:t xml:space="preserve">),</w:t>
+      </w:r>
+      <w:r>
+        <w:br/>
+      </w:r>
+      <w:r>
+        <w:rPr>
+          <w:rStyle w:val="NormalTok"/>
+        </w:rPr>
+        <w:t xml:space="preserve">            </w:t>
+      </w:r>
+      <w:r>
+        <w:rPr>
+          <w:rStyle w:val="AttributeTok"/>
+        </w:rPr>
+        <w:t xml:space="preserve">shcocktl_AR =</w:t>
+      </w:r>
+      <w:r>
+        <w:rPr>
+          <w:rStyle w:val="NormalTok"/>
+        </w:rPr>
+        <w:t xml:space="preserve"> </w:t>
+      </w:r>
+      <w:r>
+        <w:rPr>
+          <w:rStyle w:val="FunctionTok"/>
+        </w:rPr>
+        <w:t xml:space="preserve">sum</w:t>
+      </w:r>
+      <w:r>
+        <w:rPr>
+          <w:rStyle w:val="NormalTok"/>
+        </w:rPr>
+        <w:t xml:space="preserve">(shcocktl </w:t>
+      </w:r>
+      <w:r>
+        <w:rPr>
+          <w:rStyle w:val="SpecialCharTok"/>
+        </w:rPr>
+        <w:t xml:space="preserve">==</w:t>
+      </w:r>
+      <w:r>
+        <w:rPr>
+          <w:rStyle w:val="NormalTok"/>
+        </w:rPr>
+        <w:t xml:space="preserve"> </w:t>
+      </w:r>
+      <w:r>
+        <w:rPr>
+          <w:rStyle w:val="DecValTok"/>
+        </w:rPr>
+        <w:t xml:space="preserve">1</w:t>
+      </w:r>
+      <w:r>
+        <w:rPr>
+          <w:rStyle w:val="NormalTok"/>
+        </w:rPr>
+        <w:t xml:space="preserve"> </w:t>
+      </w:r>
+      <w:r>
+        <w:rPr>
+          <w:rStyle w:val="SpecialCharTok"/>
+        </w:rPr>
+        <w:t xml:space="preserve">&amp;</w:t>
+      </w:r>
+      <w:r>
+        <w:rPr>
+          <w:rStyle w:val="NormalTok"/>
+        </w:rPr>
+        <w:t xml:space="preserve"> general.case </w:t>
+      </w:r>
+      <w:r>
+        <w:rPr>
+          <w:rStyle w:val="SpecialCharTok"/>
+        </w:rPr>
+        <w:t xml:space="preserve">==</w:t>
+      </w:r>
+      <w:r>
+        <w:rPr>
+          <w:rStyle w:val="NormalTok"/>
+        </w:rPr>
+        <w:t xml:space="preserve"> </w:t>
+      </w:r>
+      <w:r>
+        <w:rPr>
+          <w:rStyle w:val="DecValTok"/>
+        </w:rPr>
+        <w:t xml:space="preserve">1</w:t>
+      </w:r>
+      <w:r>
+        <w:rPr>
+          <w:rStyle w:val="NormalTok"/>
+        </w:rPr>
+        <w:t xml:space="preserve">, </w:t>
+      </w:r>
+      <w:r>
+        <w:rPr>
+          <w:rStyle w:val="AttributeTok"/>
+        </w:rPr>
+        <w:t xml:space="preserve">na.rm =</w:t>
+      </w:r>
+      <w:r>
+        <w:rPr>
+          <w:rStyle w:val="NormalTok"/>
+        </w:rPr>
+        <w:t xml:space="preserve"> </w:t>
+      </w:r>
+      <w:r>
+        <w:rPr>
+          <w:rStyle w:val="ConstantTok"/>
+        </w:rPr>
+        <w:t xml:space="preserve">TRUE</w:t>
+      </w:r>
+      <w:r>
+        <w:rPr>
+          <w:rStyle w:val="NormalTok"/>
+        </w:rPr>
+        <w:t xml:space="preserve">) </w:t>
+      </w:r>
+      <w:r>
+        <w:rPr>
+          <w:rStyle w:val="SpecialCharTok"/>
+        </w:rPr>
+        <w:t xml:space="preserve">/</w:t>
+      </w:r>
+      <w:r>
+        <w:rPr>
+          <w:rStyle w:val="NormalTok"/>
+        </w:rPr>
+        <w:t xml:space="preserve"> </w:t>
+      </w:r>
+      <w:r>
+        <w:rPr>
+          <w:rStyle w:val="FunctionTok"/>
+        </w:rPr>
+        <w:t xml:space="preserve">sum</w:t>
+      </w:r>
+      <w:r>
+        <w:rPr>
+          <w:rStyle w:val="NormalTok"/>
+        </w:rPr>
+        <w:t xml:space="preserve">(shcocktl </w:t>
+      </w:r>
+      <w:r>
+        <w:rPr>
+          <w:rStyle w:val="SpecialCharTok"/>
+        </w:rPr>
+        <w:t xml:space="preserve">==</w:t>
+      </w:r>
+      <w:r>
+        <w:rPr>
+          <w:rStyle w:val="NormalTok"/>
+        </w:rPr>
+        <w:t xml:space="preserve"> </w:t>
+      </w:r>
+      <w:r>
+        <w:rPr>
+          <w:rStyle w:val="DecValTok"/>
+        </w:rPr>
+        <w:t xml:space="preserve">1</w:t>
+      </w:r>
+      <w:r>
+        <w:rPr>
+          <w:rStyle w:val="NormalTok"/>
+        </w:rPr>
+        <w:t xml:space="preserve">, </w:t>
+      </w:r>
+      <w:r>
+        <w:rPr>
+          <w:rStyle w:val="AttributeTok"/>
+        </w:rPr>
+        <w:t xml:space="preserve">na.rm =</w:t>
+      </w:r>
+      <w:r>
+        <w:rPr>
+          <w:rStyle w:val="NormalTok"/>
+        </w:rPr>
+        <w:t xml:space="preserve"> </w:t>
+      </w:r>
+      <w:r>
+        <w:rPr>
+          <w:rStyle w:val="ConstantTok"/>
+        </w:rPr>
+        <w:t xml:space="preserve">TRUE</w:t>
+      </w:r>
+      <w:r>
+        <w:rPr>
+          <w:rStyle w:val="NormalTok"/>
+        </w:rPr>
+        <w:t xml:space="preserve">),</w:t>
+      </w:r>
+      <w:r>
+        <w:br/>
+      </w:r>
+      <w:r>
+        <w:rPr>
+          <w:rStyle w:val="NormalTok"/>
+        </w:rPr>
+        <w:t xml:space="preserve">            </w:t>
+      </w:r>
+      <w:r>
+        <w:rPr>
+          <w:rStyle w:val="AttributeTok"/>
+        </w:rPr>
+        <w:t xml:space="preserve">deggs_AR =</w:t>
+      </w:r>
+      <w:r>
+        <w:rPr>
+          <w:rStyle w:val="NormalTok"/>
+        </w:rPr>
+        <w:t xml:space="preserve"> </w:t>
+      </w:r>
+      <w:r>
+        <w:rPr>
+          <w:rStyle w:val="FunctionTok"/>
+        </w:rPr>
+        <w:t xml:space="preserve">sum</w:t>
+      </w:r>
+      <w:r>
+        <w:rPr>
+          <w:rStyle w:val="NormalTok"/>
+        </w:rPr>
+        <w:t xml:space="preserve">(deggs </w:t>
+      </w:r>
+      <w:r>
+        <w:rPr>
+          <w:rStyle w:val="SpecialCharTok"/>
+        </w:rPr>
+        <w:t xml:space="preserve">==</w:t>
+      </w:r>
+      <w:r>
+        <w:rPr>
+          <w:rStyle w:val="NormalTok"/>
+        </w:rPr>
+        <w:t xml:space="preserve"> </w:t>
+      </w:r>
+      <w:r>
+        <w:rPr>
+          <w:rStyle w:val="DecValTok"/>
+        </w:rPr>
+        <w:t xml:space="preserve">1</w:t>
+      </w:r>
+      <w:r>
+        <w:rPr>
+          <w:rStyle w:val="NormalTok"/>
+        </w:rPr>
+        <w:t xml:space="preserve"> </w:t>
+      </w:r>
+      <w:r>
+        <w:rPr>
+          <w:rStyle w:val="SpecialCharTok"/>
+        </w:rPr>
+        <w:t xml:space="preserve">&amp;</w:t>
+      </w:r>
+      <w:r>
+        <w:rPr>
+          <w:rStyle w:val="NormalTok"/>
+        </w:rPr>
+        <w:t xml:space="preserve"> general.case </w:t>
+      </w:r>
+      <w:r>
+        <w:rPr>
+          <w:rStyle w:val="SpecialCharTok"/>
+        </w:rPr>
+        <w:t xml:space="preserve">==</w:t>
+      </w:r>
+      <w:r>
+        <w:rPr>
+          <w:rStyle w:val="NormalTok"/>
+        </w:rPr>
+        <w:t xml:space="preserve"> </w:t>
+      </w:r>
+      <w:r>
+        <w:rPr>
+          <w:rStyle w:val="DecValTok"/>
+        </w:rPr>
+        <w:t xml:space="preserve">1</w:t>
+      </w:r>
+      <w:r>
+        <w:rPr>
+          <w:rStyle w:val="NormalTok"/>
+        </w:rPr>
+        <w:t xml:space="preserve">, </w:t>
+      </w:r>
+      <w:r>
+        <w:rPr>
+          <w:rStyle w:val="AttributeTok"/>
+        </w:rPr>
+        <w:t xml:space="preserve">na.rm =</w:t>
+      </w:r>
+      <w:r>
+        <w:rPr>
+          <w:rStyle w:val="NormalTok"/>
+        </w:rPr>
+        <w:t xml:space="preserve"> </w:t>
+      </w:r>
+      <w:r>
+        <w:rPr>
+          <w:rStyle w:val="ConstantTok"/>
+        </w:rPr>
+        <w:t xml:space="preserve">TRUE</w:t>
+      </w:r>
+      <w:r>
+        <w:rPr>
+          <w:rStyle w:val="NormalTok"/>
+        </w:rPr>
+        <w:t xml:space="preserve">) </w:t>
+      </w:r>
+      <w:r>
+        <w:rPr>
+          <w:rStyle w:val="SpecialCharTok"/>
+        </w:rPr>
+        <w:t xml:space="preserve">/</w:t>
+      </w:r>
+      <w:r>
+        <w:rPr>
+          <w:rStyle w:val="NormalTok"/>
+        </w:rPr>
+        <w:t xml:space="preserve"> </w:t>
+      </w:r>
+      <w:r>
+        <w:rPr>
+          <w:rStyle w:val="FunctionTok"/>
+        </w:rPr>
+        <w:t xml:space="preserve">sum</w:t>
+      </w:r>
+      <w:r>
+        <w:rPr>
+          <w:rStyle w:val="NormalTok"/>
+        </w:rPr>
+        <w:t xml:space="preserve">(deggs </w:t>
+      </w:r>
+      <w:r>
+        <w:rPr>
+          <w:rStyle w:val="SpecialCharTok"/>
+        </w:rPr>
+        <w:t xml:space="preserve">==</w:t>
+      </w:r>
+      <w:r>
+        <w:rPr>
+          <w:rStyle w:val="NormalTok"/>
+        </w:rPr>
+        <w:t xml:space="preserve"> </w:t>
+      </w:r>
+      <w:r>
+        <w:rPr>
+          <w:rStyle w:val="DecValTok"/>
+        </w:rPr>
+        <w:t xml:space="preserve">1</w:t>
+      </w:r>
+      <w:r>
+        <w:rPr>
+          <w:rStyle w:val="NormalTok"/>
+        </w:rPr>
+        <w:t xml:space="preserve">, </w:t>
+      </w:r>
+      <w:r>
+        <w:rPr>
+          <w:rStyle w:val="AttributeTok"/>
+        </w:rPr>
+        <w:t xml:space="preserve">na.rm =</w:t>
+      </w:r>
+      <w:r>
+        <w:rPr>
+          <w:rStyle w:val="NormalTok"/>
+        </w:rPr>
+        <w:t xml:space="preserve"> </w:t>
+      </w:r>
+      <w:r>
+        <w:rPr>
+          <w:rStyle w:val="ConstantTok"/>
+        </w:rPr>
+        <w:t xml:space="preserve">TRUE</w:t>
+      </w:r>
+      <w:r>
+        <w:rPr>
+          <w:rStyle w:val="NormalTok"/>
+        </w:rPr>
+        <w:t xml:space="preserve">),</w:t>
+      </w:r>
+      <w:r>
+        <w:br/>
+      </w:r>
+      <w:r>
+        <w:rPr>
+          <w:rStyle w:val="NormalTok"/>
+        </w:rPr>
+        <w:t xml:space="preserve">            </w:t>
+      </w:r>
+      <w:r>
+        <w:rPr>
+          <w:rStyle w:val="AttributeTok"/>
+        </w:rPr>
+        <w:t xml:space="preserve">ssteak_AR =</w:t>
+      </w:r>
+      <w:r>
+        <w:rPr>
+          <w:rStyle w:val="NormalTok"/>
+        </w:rPr>
+        <w:t xml:space="preserve"> </w:t>
+      </w:r>
+      <w:r>
+        <w:rPr>
+          <w:rStyle w:val="FunctionTok"/>
+        </w:rPr>
+        <w:t xml:space="preserve">sum</w:t>
+      </w:r>
+      <w:r>
+        <w:rPr>
+          <w:rStyle w:val="NormalTok"/>
+        </w:rPr>
+        <w:t xml:space="preserve">(ssteak </w:t>
+      </w:r>
+      <w:r>
+        <w:rPr>
+          <w:rStyle w:val="SpecialCharTok"/>
+        </w:rPr>
+        <w:t xml:space="preserve">==</w:t>
+      </w:r>
+      <w:r>
+        <w:rPr>
+          <w:rStyle w:val="NormalTok"/>
+        </w:rPr>
+        <w:t xml:space="preserve"> </w:t>
+      </w:r>
+      <w:r>
+        <w:rPr>
+          <w:rStyle w:val="DecValTok"/>
+        </w:rPr>
+        <w:t xml:space="preserve">1</w:t>
+      </w:r>
+      <w:r>
+        <w:rPr>
+          <w:rStyle w:val="NormalTok"/>
+        </w:rPr>
+        <w:t xml:space="preserve"> </w:t>
+      </w:r>
+      <w:r>
+        <w:rPr>
+          <w:rStyle w:val="SpecialCharTok"/>
+        </w:rPr>
+        <w:t xml:space="preserve">&amp;</w:t>
+      </w:r>
+      <w:r>
+        <w:rPr>
+          <w:rStyle w:val="NormalTok"/>
+        </w:rPr>
+        <w:t xml:space="preserve"> general.case </w:t>
+      </w:r>
+      <w:r>
+        <w:rPr>
+          <w:rStyle w:val="SpecialCharTok"/>
+        </w:rPr>
+        <w:t xml:space="preserve">==</w:t>
+      </w:r>
+      <w:r>
+        <w:rPr>
+          <w:rStyle w:val="NormalTok"/>
+        </w:rPr>
+        <w:t xml:space="preserve"> </w:t>
+      </w:r>
+      <w:r>
+        <w:rPr>
+          <w:rStyle w:val="DecValTok"/>
+        </w:rPr>
+        <w:t xml:space="preserve">1</w:t>
+      </w:r>
+      <w:r>
+        <w:rPr>
+          <w:rStyle w:val="NormalTok"/>
+        </w:rPr>
+        <w:t xml:space="preserve">, </w:t>
+      </w:r>
+      <w:r>
+        <w:rPr>
+          <w:rStyle w:val="AttributeTok"/>
+        </w:rPr>
+        <w:t xml:space="preserve">na.rm =</w:t>
+      </w:r>
+      <w:r>
+        <w:rPr>
+          <w:rStyle w:val="NormalTok"/>
+        </w:rPr>
+        <w:t xml:space="preserve"> </w:t>
+      </w:r>
+      <w:r>
+        <w:rPr>
+          <w:rStyle w:val="ConstantTok"/>
+        </w:rPr>
+        <w:t xml:space="preserve">TRUE</w:t>
+      </w:r>
+      <w:r>
+        <w:rPr>
+          <w:rStyle w:val="NormalTok"/>
+        </w:rPr>
+        <w:t xml:space="preserve">) </w:t>
+      </w:r>
+      <w:r>
+        <w:rPr>
+          <w:rStyle w:val="SpecialCharTok"/>
+        </w:rPr>
+        <w:t xml:space="preserve">/</w:t>
+      </w:r>
+      <w:r>
+        <w:rPr>
+          <w:rStyle w:val="NormalTok"/>
+        </w:rPr>
+        <w:t xml:space="preserve"> </w:t>
+      </w:r>
+      <w:r>
+        <w:rPr>
+          <w:rStyle w:val="FunctionTok"/>
+        </w:rPr>
+        <w:t xml:space="preserve">sum</w:t>
+      </w:r>
+      <w:r>
+        <w:rPr>
+          <w:rStyle w:val="NormalTok"/>
+        </w:rPr>
+        <w:t xml:space="preserve">(ssteak </w:t>
+      </w:r>
+      <w:r>
+        <w:rPr>
+          <w:rStyle w:val="SpecialCharTok"/>
+        </w:rPr>
+        <w:t xml:space="preserve">==</w:t>
+      </w:r>
+      <w:r>
+        <w:rPr>
+          <w:rStyle w:val="NormalTok"/>
+        </w:rPr>
+        <w:t xml:space="preserve"> </w:t>
+      </w:r>
+      <w:r>
+        <w:rPr>
+          <w:rStyle w:val="DecValTok"/>
+        </w:rPr>
+        <w:t xml:space="preserve">1</w:t>
+      </w:r>
+      <w:r>
+        <w:rPr>
+          <w:rStyle w:val="NormalTok"/>
+        </w:rPr>
+        <w:t xml:space="preserve">, </w:t>
+      </w:r>
+      <w:r>
+        <w:rPr>
+          <w:rStyle w:val="AttributeTok"/>
+        </w:rPr>
+        <w:t xml:space="preserve">na.rm =</w:t>
+      </w:r>
+      <w:r>
+        <w:rPr>
+          <w:rStyle w:val="NormalTok"/>
+        </w:rPr>
+        <w:t xml:space="preserve"> </w:t>
+      </w:r>
+      <w:r>
+        <w:rPr>
+          <w:rStyle w:val="ConstantTok"/>
+        </w:rPr>
+        <w:t xml:space="preserve">TRUE</w:t>
+      </w:r>
+      <w:r>
+        <w:rPr>
+          <w:rStyle w:val="NormalTok"/>
+        </w:rPr>
+        <w:t xml:space="preserve">),</w:t>
+      </w:r>
+      <w:r>
+        <w:br/>
+      </w:r>
+      <w:r>
+        <w:rPr>
+          <w:rStyle w:val="NormalTok"/>
+        </w:rPr>
+        <w:t xml:space="preserve">            </w:t>
+      </w:r>
+      <w:r>
+        <w:rPr>
+          <w:rStyle w:val="AttributeTok"/>
+        </w:rPr>
+        <w:t xml:space="preserve">fcbreast_AR =</w:t>
+      </w:r>
+      <w:r>
+        <w:rPr>
+          <w:rStyle w:val="NormalTok"/>
+        </w:rPr>
+        <w:t xml:space="preserve"> </w:t>
+      </w:r>
+      <w:r>
+        <w:rPr>
+          <w:rStyle w:val="FunctionTok"/>
+        </w:rPr>
+        <w:t xml:space="preserve">sum</w:t>
+      </w:r>
+      <w:r>
+        <w:rPr>
+          <w:rStyle w:val="NormalTok"/>
+        </w:rPr>
+        <w:t xml:space="preserve">(fcbreast </w:t>
+      </w:r>
+      <w:r>
+        <w:rPr>
+          <w:rStyle w:val="SpecialCharTok"/>
+        </w:rPr>
+        <w:t xml:space="preserve">==</w:t>
+      </w:r>
+      <w:r>
+        <w:rPr>
+          <w:rStyle w:val="NormalTok"/>
+        </w:rPr>
+        <w:t xml:space="preserve"> </w:t>
+      </w:r>
+      <w:r>
+        <w:rPr>
+          <w:rStyle w:val="DecValTok"/>
+        </w:rPr>
+        <w:t xml:space="preserve">1</w:t>
+      </w:r>
+      <w:r>
+        <w:rPr>
+          <w:rStyle w:val="NormalTok"/>
+        </w:rPr>
+        <w:t xml:space="preserve"> </w:t>
+      </w:r>
+      <w:r>
+        <w:rPr>
+          <w:rStyle w:val="SpecialCharTok"/>
+        </w:rPr>
+        <w:t xml:space="preserve">&amp;</w:t>
+      </w:r>
+      <w:r>
+        <w:rPr>
+          <w:rStyle w:val="NormalTok"/>
+        </w:rPr>
+        <w:t xml:space="preserve"> general.case </w:t>
+      </w:r>
+      <w:r>
+        <w:rPr>
+          <w:rStyle w:val="SpecialCharTok"/>
+        </w:rPr>
+        <w:t xml:space="preserve">==</w:t>
+      </w:r>
+      <w:r>
+        <w:rPr>
+          <w:rStyle w:val="NormalTok"/>
+        </w:rPr>
+        <w:t xml:space="preserve"> </w:t>
+      </w:r>
+      <w:r>
+        <w:rPr>
+          <w:rStyle w:val="DecValTok"/>
+        </w:rPr>
+        <w:t xml:space="preserve">1</w:t>
+      </w:r>
+      <w:r>
+        <w:rPr>
+          <w:rStyle w:val="NormalTok"/>
+        </w:rPr>
+        <w:t xml:space="preserve">, </w:t>
+      </w:r>
+      <w:r>
+        <w:rPr>
+          <w:rStyle w:val="AttributeTok"/>
+        </w:rPr>
+        <w:t xml:space="preserve">na.rm =</w:t>
+      </w:r>
+      <w:r>
+        <w:rPr>
+          <w:rStyle w:val="NormalTok"/>
+        </w:rPr>
+        <w:t xml:space="preserve"> </w:t>
+      </w:r>
+      <w:r>
+        <w:rPr>
+          <w:rStyle w:val="ConstantTok"/>
+        </w:rPr>
+        <w:t xml:space="preserve">TRUE</w:t>
+      </w:r>
+      <w:r>
+        <w:rPr>
+          <w:rStyle w:val="NormalTok"/>
+        </w:rPr>
+        <w:t xml:space="preserve">) </w:t>
+      </w:r>
+      <w:r>
+        <w:rPr>
+          <w:rStyle w:val="SpecialCharTok"/>
+        </w:rPr>
+        <w:t xml:space="preserve">/</w:t>
+      </w:r>
+      <w:r>
+        <w:rPr>
+          <w:rStyle w:val="NormalTok"/>
+        </w:rPr>
+        <w:t xml:space="preserve"> </w:t>
+      </w:r>
+      <w:r>
+        <w:rPr>
+          <w:rStyle w:val="FunctionTok"/>
+        </w:rPr>
+        <w:t xml:space="preserve">sum</w:t>
+      </w:r>
+      <w:r>
+        <w:rPr>
+          <w:rStyle w:val="NormalTok"/>
+        </w:rPr>
+        <w:t xml:space="preserve">(fcbreast </w:t>
+      </w:r>
+      <w:r>
+        <w:rPr>
+          <w:rStyle w:val="SpecialCharTok"/>
+        </w:rPr>
+        <w:t xml:space="preserve">==</w:t>
+      </w:r>
+      <w:r>
+        <w:rPr>
+          <w:rStyle w:val="NormalTok"/>
+        </w:rPr>
+        <w:t xml:space="preserve"> </w:t>
+      </w:r>
+      <w:r>
+        <w:rPr>
+          <w:rStyle w:val="DecValTok"/>
+        </w:rPr>
+        <w:t xml:space="preserve">1</w:t>
+      </w:r>
+      <w:r>
+        <w:rPr>
+          <w:rStyle w:val="NormalTok"/>
+        </w:rPr>
+        <w:t xml:space="preserve">, </w:t>
+      </w:r>
+      <w:r>
+        <w:rPr>
+          <w:rStyle w:val="AttributeTok"/>
+        </w:rPr>
+        <w:t xml:space="preserve">na.rm =</w:t>
+      </w:r>
+      <w:r>
+        <w:rPr>
+          <w:rStyle w:val="NormalTok"/>
+        </w:rPr>
+        <w:t xml:space="preserve"> </w:t>
+      </w:r>
+      <w:r>
+        <w:rPr>
+          <w:rStyle w:val="ConstantTok"/>
+        </w:rPr>
+        <w:t xml:space="preserve">TRUE</w:t>
+      </w:r>
+      <w:r>
+        <w:rPr>
+          <w:rStyle w:val="NormalTok"/>
+        </w:rPr>
+        <w:t xml:space="preserve">),</w:t>
+      </w:r>
+      <w:r>
+        <w:br/>
+      </w:r>
+      <w:r>
+        <w:rPr>
+          <w:rStyle w:val="NormalTok"/>
+        </w:rPr>
+        <w:t xml:space="preserve">            </w:t>
+      </w:r>
+      <w:r>
+        <w:rPr>
+          <w:rStyle w:val="AttributeTok"/>
+        </w:rPr>
+        <w:t xml:space="preserve">pchsalmon_AR =</w:t>
+      </w:r>
+      <w:r>
+        <w:rPr>
+          <w:rStyle w:val="NormalTok"/>
+        </w:rPr>
+        <w:t xml:space="preserve"> </w:t>
+      </w:r>
+      <w:r>
+        <w:rPr>
+          <w:rStyle w:val="FunctionTok"/>
+        </w:rPr>
+        <w:t xml:space="preserve">sum</w:t>
+      </w:r>
+      <w:r>
+        <w:rPr>
+          <w:rStyle w:val="NormalTok"/>
+        </w:rPr>
+        <w:t xml:space="preserve">(pchsalmon </w:t>
+      </w:r>
+      <w:r>
+        <w:rPr>
+          <w:rStyle w:val="SpecialCharTok"/>
+        </w:rPr>
+        <w:t xml:space="preserve">==</w:t>
+      </w:r>
+      <w:r>
+        <w:rPr>
+          <w:rStyle w:val="NormalTok"/>
+        </w:rPr>
+        <w:t xml:space="preserve"> </w:t>
+      </w:r>
+      <w:r>
+        <w:rPr>
+          <w:rStyle w:val="DecValTok"/>
+        </w:rPr>
+        <w:t xml:space="preserve">1</w:t>
+      </w:r>
+      <w:r>
+        <w:rPr>
+          <w:rStyle w:val="NormalTok"/>
+        </w:rPr>
+        <w:t xml:space="preserve"> </w:t>
+      </w:r>
+      <w:r>
+        <w:rPr>
+          <w:rStyle w:val="SpecialCharTok"/>
+        </w:rPr>
+        <w:t xml:space="preserve">&amp;</w:t>
+      </w:r>
+      <w:r>
+        <w:rPr>
+          <w:rStyle w:val="NormalTok"/>
+        </w:rPr>
+        <w:t xml:space="preserve"> general.case </w:t>
+      </w:r>
+      <w:r>
+        <w:rPr>
+          <w:rStyle w:val="SpecialCharTok"/>
+        </w:rPr>
+        <w:t xml:space="preserve">==</w:t>
+      </w:r>
+      <w:r>
+        <w:rPr>
+          <w:rStyle w:val="NormalTok"/>
+        </w:rPr>
+        <w:t xml:space="preserve"> </w:t>
+      </w:r>
+      <w:r>
+        <w:rPr>
+          <w:rStyle w:val="DecValTok"/>
+        </w:rPr>
+        <w:t xml:space="preserve">1</w:t>
+      </w:r>
+      <w:r>
+        <w:rPr>
+          <w:rStyle w:val="NormalTok"/>
+        </w:rPr>
+        <w:t xml:space="preserve">, </w:t>
+      </w:r>
+      <w:r>
+        <w:rPr>
+          <w:rStyle w:val="AttributeTok"/>
+        </w:rPr>
+        <w:t xml:space="preserve">na.rm =</w:t>
+      </w:r>
+      <w:r>
+        <w:rPr>
+          <w:rStyle w:val="NormalTok"/>
+        </w:rPr>
+        <w:t xml:space="preserve"> </w:t>
+      </w:r>
+      <w:r>
+        <w:rPr>
+          <w:rStyle w:val="ConstantTok"/>
+        </w:rPr>
+        <w:t xml:space="preserve">TRUE</w:t>
+      </w:r>
+      <w:r>
+        <w:rPr>
+          <w:rStyle w:val="NormalTok"/>
+        </w:rPr>
+        <w:t xml:space="preserve">) </w:t>
+      </w:r>
+      <w:r>
+        <w:rPr>
+          <w:rStyle w:val="SpecialCharTok"/>
+        </w:rPr>
+        <w:t xml:space="preserve">/</w:t>
+      </w:r>
+      <w:r>
+        <w:rPr>
+          <w:rStyle w:val="NormalTok"/>
+        </w:rPr>
+        <w:t xml:space="preserve"> </w:t>
+      </w:r>
+      <w:r>
+        <w:rPr>
+          <w:rStyle w:val="FunctionTok"/>
+        </w:rPr>
+        <w:t xml:space="preserve">sum</w:t>
+      </w:r>
+      <w:r>
+        <w:rPr>
+          <w:rStyle w:val="NormalTok"/>
+        </w:rPr>
+        <w:t xml:space="preserve">(pchsalmon </w:t>
+      </w:r>
+      <w:r>
+        <w:rPr>
+          <w:rStyle w:val="SpecialCharTok"/>
+        </w:rPr>
+        <w:t xml:space="preserve">==</w:t>
+      </w:r>
+      <w:r>
+        <w:rPr>
+          <w:rStyle w:val="NormalTok"/>
+        </w:rPr>
+        <w:t xml:space="preserve"> </w:t>
+      </w:r>
+      <w:r>
+        <w:rPr>
+          <w:rStyle w:val="DecValTok"/>
+        </w:rPr>
+        <w:t xml:space="preserve">1</w:t>
+      </w:r>
+      <w:r>
+        <w:rPr>
+          <w:rStyle w:val="NormalTok"/>
+        </w:rPr>
+        <w:t xml:space="preserve">, </w:t>
+      </w:r>
+      <w:r>
+        <w:rPr>
+          <w:rStyle w:val="AttributeTok"/>
+        </w:rPr>
+        <w:t xml:space="preserve">na.rm =</w:t>
+      </w:r>
+      <w:r>
+        <w:rPr>
+          <w:rStyle w:val="NormalTok"/>
+        </w:rPr>
+        <w:t xml:space="preserve"> </w:t>
+      </w:r>
+      <w:r>
+        <w:rPr>
+          <w:rStyle w:val="ConstantTok"/>
+        </w:rPr>
+        <w:t xml:space="preserve">TRUE</w:t>
+      </w:r>
+      <w:r>
+        <w:rPr>
+          <w:rStyle w:val="NormalTok"/>
+        </w:rPr>
+        <w:t xml:space="preserve">),</w:t>
+      </w:r>
+      <w:r>
+        <w:br/>
+      </w:r>
+      <w:r>
+        <w:rPr>
+          <w:rStyle w:val="NormalTok"/>
+        </w:rPr>
+        <w:t xml:space="preserve">            </w:t>
+      </w:r>
+      <w:r>
+        <w:rPr>
+          <w:rStyle w:val="AttributeTok"/>
+        </w:rPr>
+        <w:t xml:space="preserve">ppasta_AR =</w:t>
+      </w:r>
+      <w:r>
+        <w:rPr>
+          <w:rStyle w:val="NormalTok"/>
+        </w:rPr>
+        <w:t xml:space="preserve"> </w:t>
+      </w:r>
+      <w:r>
+        <w:rPr>
+          <w:rStyle w:val="FunctionTok"/>
+        </w:rPr>
+        <w:t xml:space="preserve">sum</w:t>
+      </w:r>
+      <w:r>
+        <w:rPr>
+          <w:rStyle w:val="NormalTok"/>
+        </w:rPr>
+        <w:t xml:space="preserve">(ppasta </w:t>
+      </w:r>
+      <w:r>
+        <w:rPr>
+          <w:rStyle w:val="SpecialCharTok"/>
+        </w:rPr>
+        <w:t xml:space="preserve">==</w:t>
+      </w:r>
+      <w:r>
+        <w:rPr>
+          <w:rStyle w:val="NormalTok"/>
+        </w:rPr>
+        <w:t xml:space="preserve"> </w:t>
+      </w:r>
+      <w:r>
+        <w:rPr>
+          <w:rStyle w:val="DecValTok"/>
+        </w:rPr>
+        <w:t xml:space="preserve">1</w:t>
+      </w:r>
+      <w:r>
+        <w:rPr>
+          <w:rStyle w:val="NormalTok"/>
+        </w:rPr>
+        <w:t xml:space="preserve"> </w:t>
+      </w:r>
+      <w:r>
+        <w:rPr>
+          <w:rStyle w:val="SpecialCharTok"/>
+        </w:rPr>
+        <w:t xml:space="preserve">&amp;</w:t>
+      </w:r>
+      <w:r>
+        <w:rPr>
+          <w:rStyle w:val="NormalTok"/>
+        </w:rPr>
+        <w:t xml:space="preserve"> general.case </w:t>
+      </w:r>
+      <w:r>
+        <w:rPr>
+          <w:rStyle w:val="SpecialCharTok"/>
+        </w:rPr>
+        <w:t xml:space="preserve">==</w:t>
+      </w:r>
+      <w:r>
+        <w:rPr>
+          <w:rStyle w:val="NormalTok"/>
+        </w:rPr>
+        <w:t xml:space="preserve"> </w:t>
+      </w:r>
+      <w:r>
+        <w:rPr>
+          <w:rStyle w:val="DecValTok"/>
+        </w:rPr>
+        <w:t xml:space="preserve">1</w:t>
+      </w:r>
+      <w:r>
+        <w:rPr>
+          <w:rStyle w:val="NormalTok"/>
+        </w:rPr>
+        <w:t xml:space="preserve">, </w:t>
+      </w:r>
+      <w:r>
+        <w:rPr>
+          <w:rStyle w:val="AttributeTok"/>
+        </w:rPr>
+        <w:t xml:space="preserve">na.rm =</w:t>
+      </w:r>
+      <w:r>
+        <w:rPr>
+          <w:rStyle w:val="NormalTok"/>
+        </w:rPr>
+        <w:t xml:space="preserve"> </w:t>
+      </w:r>
+      <w:r>
+        <w:rPr>
+          <w:rStyle w:val="ConstantTok"/>
+        </w:rPr>
+        <w:t xml:space="preserve">TRUE</w:t>
+      </w:r>
+      <w:r>
+        <w:rPr>
+          <w:rStyle w:val="NormalTok"/>
+        </w:rPr>
+        <w:t xml:space="preserve">) </w:t>
+      </w:r>
+      <w:r>
+        <w:rPr>
+          <w:rStyle w:val="SpecialCharTok"/>
+        </w:rPr>
+        <w:t xml:space="preserve">/</w:t>
+      </w:r>
+      <w:r>
+        <w:rPr>
+          <w:rStyle w:val="NormalTok"/>
+        </w:rPr>
+        <w:t xml:space="preserve"> </w:t>
+      </w:r>
+      <w:r>
+        <w:rPr>
+          <w:rStyle w:val="FunctionTok"/>
+        </w:rPr>
+        <w:t xml:space="preserve">sum</w:t>
+      </w:r>
+      <w:r>
+        <w:rPr>
+          <w:rStyle w:val="NormalTok"/>
+        </w:rPr>
+        <w:t xml:space="preserve">(ppasta </w:t>
+      </w:r>
+      <w:r>
+        <w:rPr>
+          <w:rStyle w:val="SpecialCharTok"/>
+        </w:rPr>
+        <w:t xml:space="preserve">==</w:t>
+      </w:r>
+      <w:r>
+        <w:rPr>
+          <w:rStyle w:val="NormalTok"/>
+        </w:rPr>
+        <w:t xml:space="preserve"> </w:t>
+      </w:r>
+      <w:r>
+        <w:rPr>
+          <w:rStyle w:val="DecValTok"/>
+        </w:rPr>
+        <w:t xml:space="preserve">1</w:t>
+      </w:r>
+      <w:r>
+        <w:rPr>
+          <w:rStyle w:val="NormalTok"/>
+        </w:rPr>
+        <w:t xml:space="preserve">, </w:t>
+      </w:r>
+      <w:r>
+        <w:rPr>
+          <w:rStyle w:val="AttributeTok"/>
+        </w:rPr>
+        <w:t xml:space="preserve">na.rm =</w:t>
+      </w:r>
+      <w:r>
+        <w:rPr>
+          <w:rStyle w:val="NormalTok"/>
+        </w:rPr>
+        <w:t xml:space="preserve"> </w:t>
+      </w:r>
+      <w:r>
+        <w:rPr>
+          <w:rStyle w:val="ConstantTok"/>
+        </w:rPr>
+        <w:t xml:space="preserve">TRUE</w:t>
+      </w:r>
+      <w:r>
+        <w:rPr>
+          <w:rStyle w:val="NormalTok"/>
+        </w:rPr>
+        <w:t xml:space="preserve">),</w:t>
+      </w:r>
+      <w:r>
+        <w:br/>
+      </w:r>
+      <w:r>
+        <w:rPr>
+          <w:rStyle w:val="NormalTok"/>
+        </w:rPr>
+        <w:t xml:space="preserve">            </w:t>
+      </w:r>
+      <w:r>
+        <w:rPr>
+          <w:rStyle w:val="AttributeTok"/>
+        </w:rPr>
+        <w:t xml:space="preserve">choclava_AR =</w:t>
+      </w:r>
+      <w:r>
+        <w:rPr>
+          <w:rStyle w:val="NormalTok"/>
+        </w:rPr>
+        <w:t xml:space="preserve"> </w:t>
+      </w:r>
+      <w:r>
+        <w:rPr>
+          <w:rStyle w:val="FunctionTok"/>
+        </w:rPr>
+        <w:t xml:space="preserve">sum</w:t>
+      </w:r>
+      <w:r>
+        <w:rPr>
+          <w:rStyle w:val="NormalTok"/>
+        </w:rPr>
+        <w:t xml:space="preserve">(choclava </w:t>
+      </w:r>
+      <w:r>
+        <w:rPr>
+          <w:rStyle w:val="SpecialCharTok"/>
+        </w:rPr>
+        <w:t xml:space="preserve">==</w:t>
+      </w:r>
+      <w:r>
+        <w:rPr>
+          <w:rStyle w:val="NormalTok"/>
+        </w:rPr>
+        <w:t xml:space="preserve"> </w:t>
+      </w:r>
+      <w:r>
+        <w:rPr>
+          <w:rStyle w:val="DecValTok"/>
+        </w:rPr>
+        <w:t xml:space="preserve">1</w:t>
+      </w:r>
+      <w:r>
+        <w:rPr>
+          <w:rStyle w:val="NormalTok"/>
+        </w:rPr>
+        <w:t xml:space="preserve"> </w:t>
+      </w:r>
+      <w:r>
+        <w:rPr>
+          <w:rStyle w:val="SpecialCharTok"/>
+        </w:rPr>
+        <w:t xml:space="preserve">&amp;</w:t>
+      </w:r>
+      <w:r>
+        <w:rPr>
+          <w:rStyle w:val="NormalTok"/>
+        </w:rPr>
+        <w:t xml:space="preserve"> general.case </w:t>
+      </w:r>
+      <w:r>
+        <w:rPr>
+          <w:rStyle w:val="SpecialCharTok"/>
+        </w:rPr>
+        <w:t xml:space="preserve">==</w:t>
+      </w:r>
+      <w:r>
+        <w:rPr>
+          <w:rStyle w:val="NormalTok"/>
+        </w:rPr>
+        <w:t xml:space="preserve"> </w:t>
+      </w:r>
+      <w:r>
+        <w:rPr>
+          <w:rStyle w:val="DecValTok"/>
+        </w:rPr>
+        <w:t xml:space="preserve">1</w:t>
+      </w:r>
+      <w:r>
+        <w:rPr>
+          <w:rStyle w:val="NormalTok"/>
+        </w:rPr>
+        <w:t xml:space="preserve">, </w:t>
+      </w:r>
+      <w:r>
+        <w:rPr>
+          <w:rStyle w:val="AttributeTok"/>
+        </w:rPr>
+        <w:t xml:space="preserve">na.rm =</w:t>
+      </w:r>
+      <w:r>
+        <w:rPr>
+          <w:rStyle w:val="NormalTok"/>
+        </w:rPr>
+        <w:t xml:space="preserve"> </w:t>
+      </w:r>
+      <w:r>
+        <w:rPr>
+          <w:rStyle w:val="ConstantTok"/>
+        </w:rPr>
+        <w:t xml:space="preserve">TRUE</w:t>
+      </w:r>
+      <w:r>
+        <w:rPr>
+          <w:rStyle w:val="NormalTok"/>
+        </w:rPr>
+        <w:t xml:space="preserve">) </w:t>
+      </w:r>
+      <w:r>
+        <w:rPr>
+          <w:rStyle w:val="SpecialCharTok"/>
+        </w:rPr>
+        <w:t xml:space="preserve">/</w:t>
+      </w:r>
+      <w:r>
+        <w:rPr>
+          <w:rStyle w:val="NormalTok"/>
+        </w:rPr>
+        <w:t xml:space="preserve"> </w:t>
+      </w:r>
+      <w:r>
+        <w:rPr>
+          <w:rStyle w:val="FunctionTok"/>
+        </w:rPr>
+        <w:t xml:space="preserve">sum</w:t>
+      </w:r>
+      <w:r>
+        <w:rPr>
+          <w:rStyle w:val="NormalTok"/>
+        </w:rPr>
+        <w:t xml:space="preserve">(choclava </w:t>
+      </w:r>
+      <w:r>
+        <w:rPr>
+          <w:rStyle w:val="SpecialCharTok"/>
+        </w:rPr>
+        <w:t xml:space="preserve">==</w:t>
+      </w:r>
+      <w:r>
+        <w:rPr>
+          <w:rStyle w:val="NormalTok"/>
+        </w:rPr>
+        <w:t xml:space="preserve"> </w:t>
+      </w:r>
+      <w:r>
+        <w:rPr>
+          <w:rStyle w:val="DecValTok"/>
+        </w:rPr>
+        <w:t xml:space="preserve">1</w:t>
+      </w:r>
+      <w:r>
+        <w:rPr>
+          <w:rStyle w:val="NormalTok"/>
+        </w:rPr>
+        <w:t xml:space="preserve">, </w:t>
+      </w:r>
+      <w:r>
+        <w:rPr>
+          <w:rStyle w:val="AttributeTok"/>
+        </w:rPr>
+        <w:t xml:space="preserve">na.rm =</w:t>
+      </w:r>
+      <w:r>
+        <w:rPr>
+          <w:rStyle w:val="NormalTok"/>
+        </w:rPr>
+        <w:t xml:space="preserve"> </w:t>
+      </w:r>
+      <w:r>
+        <w:rPr>
+          <w:rStyle w:val="ConstantTok"/>
+        </w:rPr>
+        <w:t xml:space="preserve">TRUE</w:t>
+      </w:r>
+      <w:r>
+        <w:rPr>
+          <w:rStyle w:val="NormalTok"/>
+        </w:rPr>
+        <w:t xml:space="preserve">),</w:t>
+      </w:r>
+      <w:r>
+        <w:br/>
+      </w:r>
+      <w:r>
+        <w:rPr>
+          <w:rStyle w:val="NormalTok"/>
+        </w:rPr>
+        <w:t xml:space="preserve">            </w:t>
+      </w:r>
+      <w:r>
+        <w:rPr>
+          <w:rStyle w:val="AttributeTok"/>
+        </w:rPr>
+        <w:t xml:space="preserve">nycake_AR =</w:t>
+      </w:r>
+      <w:r>
+        <w:rPr>
+          <w:rStyle w:val="NormalTok"/>
+        </w:rPr>
+        <w:t xml:space="preserve"> </w:t>
+      </w:r>
+      <w:r>
+        <w:rPr>
+          <w:rStyle w:val="FunctionTok"/>
+        </w:rPr>
+        <w:t xml:space="preserve">sum</w:t>
+      </w:r>
+      <w:r>
+        <w:rPr>
+          <w:rStyle w:val="NormalTok"/>
+        </w:rPr>
+        <w:t xml:space="preserve">(nycake </w:t>
+      </w:r>
+      <w:r>
+        <w:rPr>
+          <w:rStyle w:val="SpecialCharTok"/>
+        </w:rPr>
+        <w:t xml:space="preserve">==</w:t>
+      </w:r>
+      <w:r>
+        <w:rPr>
+          <w:rStyle w:val="NormalTok"/>
+        </w:rPr>
+        <w:t xml:space="preserve"> </w:t>
+      </w:r>
+      <w:r>
+        <w:rPr>
+          <w:rStyle w:val="DecValTok"/>
+        </w:rPr>
+        <w:t xml:space="preserve">1</w:t>
+      </w:r>
+      <w:r>
+        <w:rPr>
+          <w:rStyle w:val="NormalTok"/>
+        </w:rPr>
+        <w:t xml:space="preserve"> </w:t>
+      </w:r>
+      <w:r>
+        <w:rPr>
+          <w:rStyle w:val="SpecialCharTok"/>
+        </w:rPr>
+        <w:t xml:space="preserve">&amp;</w:t>
+      </w:r>
+      <w:r>
+        <w:rPr>
+          <w:rStyle w:val="NormalTok"/>
+        </w:rPr>
+        <w:t xml:space="preserve"> general.case </w:t>
+      </w:r>
+      <w:r>
+        <w:rPr>
+          <w:rStyle w:val="SpecialCharTok"/>
+        </w:rPr>
+        <w:t xml:space="preserve">==</w:t>
+      </w:r>
+      <w:r>
+        <w:rPr>
+          <w:rStyle w:val="NormalTok"/>
+        </w:rPr>
+        <w:t xml:space="preserve"> </w:t>
+      </w:r>
+      <w:r>
+        <w:rPr>
+          <w:rStyle w:val="DecValTok"/>
+        </w:rPr>
+        <w:t xml:space="preserve">1</w:t>
+      </w:r>
+      <w:r>
+        <w:rPr>
+          <w:rStyle w:val="NormalTok"/>
+        </w:rPr>
+        <w:t xml:space="preserve">, </w:t>
+      </w:r>
+      <w:r>
+        <w:rPr>
+          <w:rStyle w:val="AttributeTok"/>
+        </w:rPr>
+        <w:t xml:space="preserve">na.rm =</w:t>
+      </w:r>
+      <w:r>
+        <w:rPr>
+          <w:rStyle w:val="NormalTok"/>
+        </w:rPr>
+        <w:t xml:space="preserve"> </w:t>
+      </w:r>
+      <w:r>
+        <w:rPr>
+          <w:rStyle w:val="ConstantTok"/>
+        </w:rPr>
+        <w:t xml:space="preserve">TRUE</w:t>
+      </w:r>
+      <w:r>
+        <w:rPr>
+          <w:rStyle w:val="NormalTok"/>
+        </w:rPr>
+        <w:t xml:space="preserve">) </w:t>
+      </w:r>
+      <w:r>
+        <w:rPr>
+          <w:rStyle w:val="SpecialCharTok"/>
+        </w:rPr>
+        <w:t xml:space="preserve">/</w:t>
+      </w:r>
+      <w:r>
+        <w:rPr>
+          <w:rStyle w:val="NormalTok"/>
+        </w:rPr>
+        <w:t xml:space="preserve"> </w:t>
+      </w:r>
+      <w:r>
+        <w:rPr>
+          <w:rStyle w:val="FunctionTok"/>
+        </w:rPr>
+        <w:t xml:space="preserve">sum</w:t>
+      </w:r>
+      <w:r>
+        <w:rPr>
+          <w:rStyle w:val="NormalTok"/>
+        </w:rPr>
+        <w:t xml:space="preserve">(nycake </w:t>
+      </w:r>
+      <w:r>
+        <w:rPr>
+          <w:rStyle w:val="SpecialCharTok"/>
+        </w:rPr>
+        <w:t xml:space="preserve">==</w:t>
+      </w:r>
+      <w:r>
+        <w:rPr>
+          <w:rStyle w:val="NormalTok"/>
+        </w:rPr>
+        <w:t xml:space="preserve"> </w:t>
+      </w:r>
+      <w:r>
+        <w:rPr>
+          <w:rStyle w:val="DecValTok"/>
+        </w:rPr>
+        <w:t xml:space="preserve">1</w:t>
+      </w:r>
+      <w:r>
+        <w:rPr>
+          <w:rStyle w:val="NormalTok"/>
+        </w:rPr>
+        <w:t xml:space="preserve">, </w:t>
+      </w:r>
+      <w:r>
+        <w:rPr>
+          <w:rStyle w:val="AttributeTok"/>
+        </w:rPr>
+        <w:t xml:space="preserve">na.rm =</w:t>
+      </w:r>
+      <w:r>
+        <w:rPr>
+          <w:rStyle w:val="NormalTok"/>
+        </w:rPr>
+        <w:t xml:space="preserve"> </w:t>
+      </w:r>
+      <w:r>
+        <w:rPr>
+          <w:rStyle w:val="ConstantTok"/>
+        </w:rPr>
+        <w:t xml:space="preserve">TRUE</w:t>
+      </w:r>
+      <w:r>
+        <w:rPr>
+          <w:rStyle w:val="NormalTok"/>
+        </w:rPr>
+        <w:t xml:space="preserve">),</w:t>
+      </w:r>
+      <w:r>
+        <w:br/>
+      </w:r>
+      <w:r>
+        <w:rPr>
+          <w:rStyle w:val="NormalTok"/>
+        </w:rPr>
+        <w:t xml:space="preserve">            </w:t>
+      </w:r>
+      <w:r>
+        <w:rPr>
+          <w:rStyle w:val="AttributeTok"/>
+        </w:rPr>
+        <w:t xml:space="preserve">vanicecr_AR =</w:t>
+      </w:r>
+      <w:r>
+        <w:rPr>
+          <w:rStyle w:val="NormalTok"/>
+        </w:rPr>
+        <w:t xml:space="preserve"> </w:t>
+      </w:r>
+      <w:r>
+        <w:rPr>
+          <w:rStyle w:val="FunctionTok"/>
+        </w:rPr>
+        <w:t xml:space="preserve">sum</w:t>
+      </w:r>
+      <w:r>
+        <w:rPr>
+          <w:rStyle w:val="NormalTok"/>
+        </w:rPr>
+        <w:t xml:space="preserve">(vanicecr </w:t>
+      </w:r>
+      <w:r>
+        <w:rPr>
+          <w:rStyle w:val="SpecialCharTok"/>
+        </w:rPr>
+        <w:t xml:space="preserve">==</w:t>
+      </w:r>
+      <w:r>
+        <w:rPr>
+          <w:rStyle w:val="NormalTok"/>
+        </w:rPr>
+        <w:t xml:space="preserve"> </w:t>
+      </w:r>
+      <w:r>
+        <w:rPr>
+          <w:rStyle w:val="DecValTok"/>
+        </w:rPr>
+        <w:t xml:space="preserve">1</w:t>
+      </w:r>
+      <w:r>
+        <w:rPr>
+          <w:rStyle w:val="NormalTok"/>
+        </w:rPr>
+        <w:t xml:space="preserve"> </w:t>
+      </w:r>
+      <w:r>
+        <w:rPr>
+          <w:rStyle w:val="SpecialCharTok"/>
+        </w:rPr>
+        <w:t xml:space="preserve">&amp;</w:t>
+      </w:r>
+      <w:r>
+        <w:rPr>
+          <w:rStyle w:val="NormalTok"/>
+        </w:rPr>
+        <w:t xml:space="preserve"> general.case </w:t>
+      </w:r>
+      <w:r>
+        <w:rPr>
+          <w:rStyle w:val="SpecialCharTok"/>
+        </w:rPr>
+        <w:t xml:space="preserve">==</w:t>
+      </w:r>
+      <w:r>
+        <w:rPr>
+          <w:rStyle w:val="NormalTok"/>
+        </w:rPr>
+        <w:t xml:space="preserve"> </w:t>
+      </w:r>
+      <w:r>
+        <w:rPr>
+          <w:rStyle w:val="DecValTok"/>
+        </w:rPr>
+        <w:t xml:space="preserve">1</w:t>
+      </w:r>
+      <w:r>
+        <w:rPr>
+          <w:rStyle w:val="NormalTok"/>
+        </w:rPr>
+        <w:t xml:space="preserve">, </w:t>
+      </w:r>
+      <w:r>
+        <w:rPr>
+          <w:rStyle w:val="AttributeTok"/>
+        </w:rPr>
+        <w:t xml:space="preserve">na.rm =</w:t>
+      </w:r>
+      <w:r>
+        <w:rPr>
+          <w:rStyle w:val="NormalTok"/>
+        </w:rPr>
+        <w:t xml:space="preserve"> </w:t>
+      </w:r>
+      <w:r>
+        <w:rPr>
+          <w:rStyle w:val="ConstantTok"/>
+        </w:rPr>
+        <w:t xml:space="preserve">TRUE</w:t>
+      </w:r>
+      <w:r>
+        <w:rPr>
+          <w:rStyle w:val="NormalTok"/>
+        </w:rPr>
+        <w:t xml:space="preserve">) </w:t>
+      </w:r>
+      <w:r>
+        <w:rPr>
+          <w:rStyle w:val="SpecialCharTok"/>
+        </w:rPr>
+        <w:t xml:space="preserve">/</w:t>
+      </w:r>
+      <w:r>
+        <w:rPr>
+          <w:rStyle w:val="NormalTok"/>
+        </w:rPr>
+        <w:t xml:space="preserve"> </w:t>
+      </w:r>
+      <w:r>
+        <w:rPr>
+          <w:rStyle w:val="FunctionTok"/>
+        </w:rPr>
+        <w:t xml:space="preserve">sum</w:t>
+      </w:r>
+      <w:r>
+        <w:rPr>
+          <w:rStyle w:val="NormalTok"/>
+        </w:rPr>
+        <w:t xml:space="preserve">(vanicecr </w:t>
+      </w:r>
+      <w:r>
+        <w:rPr>
+          <w:rStyle w:val="SpecialCharTok"/>
+        </w:rPr>
+        <w:t xml:space="preserve">==</w:t>
+      </w:r>
+      <w:r>
+        <w:rPr>
+          <w:rStyle w:val="NormalTok"/>
+        </w:rPr>
+        <w:t xml:space="preserve"> </w:t>
+      </w:r>
+      <w:r>
+        <w:rPr>
+          <w:rStyle w:val="DecValTok"/>
+        </w:rPr>
+        <w:t xml:space="preserve">1</w:t>
+      </w:r>
+      <w:r>
+        <w:rPr>
+          <w:rStyle w:val="NormalTok"/>
+        </w:rPr>
+        <w:t xml:space="preserve">, </w:t>
+      </w:r>
+      <w:r>
+        <w:rPr>
+          <w:rStyle w:val="AttributeTok"/>
+        </w:rPr>
+        <w:t xml:space="preserve">na.rm =</w:t>
+      </w:r>
+      <w:r>
+        <w:rPr>
+          <w:rStyle w:val="NormalTok"/>
+        </w:rPr>
+        <w:t xml:space="preserve"> </w:t>
+      </w:r>
+      <w:r>
+        <w:rPr>
+          <w:rStyle w:val="ConstantTok"/>
+        </w:rPr>
+        <w:t xml:space="preserve">TRUE</w:t>
+      </w:r>
+      <w:r>
+        <w:rPr>
+          <w:rStyle w:val="NormalTok"/>
+        </w:rPr>
+        <w:t xml:space="preserve">))</w:t>
+      </w:r>
+      <w:r>
+        <w:br/>
+      </w:r>
+      <w:r>
+        <w:rPr>
+          <w:rStyle w:val="DocumentationTok"/>
+        </w:rPr>
+        <w:t xml:space="preserve">## # A tibble: 1 × 12</w:t>
+      </w:r>
+      <w:r>
+        <w:br/>
+      </w:r>
+      <w:r>
+        <w:rPr>
+          <w:rStyle w:val="DocumentationTok"/>
+        </w:rPr>
+        <w:t xml:space="preserve">##   gsalad_AR csalad_AR oyster_AR shcocktl_AR deggs_AR ssteak_AR fcbreast_AR</w:t>
+      </w:r>
+      <w:r>
+        <w:br/>
+      </w:r>
+      <w:r>
+        <w:rPr>
+          <w:rStyle w:val="DocumentationTok"/>
+        </w:rPr>
+        <w:t xml:space="preserve">##       &lt;dbl&gt;     &lt;dbl&gt;     &lt;dbl&gt;       &lt;dbl&gt;    &lt;dbl&gt;     &lt;dbl&gt;       &lt;dbl&gt;</w:t>
+      </w:r>
+      <w:r>
+        <w:br/>
+      </w:r>
+      <w:r>
+        <w:rPr>
+          <w:rStyle w:val="DocumentationTok"/>
+        </w:rPr>
+        <w:t xml:space="preserve">## 1     0.174     0.246     0.375       0.222    0.588     0.127       0.132</w:t>
+      </w:r>
+      <w:r>
+        <w:br/>
+      </w:r>
+      <w:r>
+        <w:rPr>
+          <w:rStyle w:val="DocumentationTok"/>
+        </w:rPr>
+        <w:t xml:space="preserve">## # ℹ 5 more variables: pchsalmon_AR &lt;dbl&gt;, ppasta_AR &lt;dbl&gt;, choclava_AR &lt;dbl&gt;,</w:t>
+      </w:r>
+      <w:r>
+        <w:br/>
+      </w:r>
+      <w:r>
+        <w:rPr>
+          <w:rStyle w:val="DocumentationTok"/>
+        </w:rPr>
+        <w:t xml:space="preserve">## #   nycake_AR &lt;dbl&gt;, vanicecr_AR &lt;dbl&gt;</w:t>
+      </w:r>
+    </w:p>
+    <w:p>
+      <w:pPr>
+        <w:pStyle w:val="FirstParagraph"/>
+      </w:pPr>
+      <w:r>
+        <w:t xml:space="preserve">Method 2: using across()</w:t>
+      </w:r>
+    </w:p>
+    <w:p>
+      <w:pPr>
+        <w:pStyle w:val="SourceCode"/>
+      </w:pPr>
+      <w:r>
+        <w:br/>
+      </w:r>
+      <w:r>
+        <w:rPr>
+          <w:rStyle w:val="NormalTok"/>
+        </w:rPr>
+        <w:t xml:space="preserve">food_symp_joined </w:t>
+      </w:r>
+      <w:r>
+        <w:rPr>
+          <w:rStyle w:val="SpecialCharTok"/>
+        </w:rPr>
+        <w:t xml:space="preserve">%&gt;%</w:t>
+      </w:r>
+      <w:r>
+        <w:rPr>
+          <w:rStyle w:val="NormalTok"/>
+        </w:rPr>
+        <w:t xml:space="preserve"> </w:t>
+      </w:r>
+      <w:r>
+        <w:br/>
+      </w:r>
+      <w:r>
+        <w:rPr>
+          <w:rStyle w:val="NormalTok"/>
+        </w:rPr>
+        <w:t xml:space="preserve">  </w:t>
+      </w:r>
+      <w:r>
+        <w:rPr>
+          <w:rStyle w:val="FunctionTok"/>
+        </w:rPr>
+        <w:t xml:space="preserve">summarise</w:t>
+      </w:r>
+      <w:r>
+        <w:rPr>
+          <w:rStyle w:val="NormalTok"/>
+        </w:rPr>
+        <w:t xml:space="preserve">(</w:t>
+      </w:r>
+      <w:r>
+        <w:br/>
+      </w:r>
+      <w:r>
+        <w:rPr>
+          <w:rStyle w:val="NormalTok"/>
+        </w:rPr>
+        <w:t xml:space="preserve">    </w:t>
+      </w:r>
+      <w:r>
+        <w:rPr>
+          <w:rStyle w:val="FunctionTok"/>
+        </w:rPr>
+        <w:t xml:space="preserve">across</w:t>
+      </w:r>
+      <w:r>
+        <w:rPr>
+          <w:rStyle w:val="NormalTok"/>
+        </w:rPr>
+        <w:t xml:space="preserve">(</w:t>
+      </w:r>
+      <w:r>
+        <w:br/>
+      </w:r>
+      <w:r>
+        <w:rPr>
+          <w:rStyle w:val="NormalTok"/>
+        </w:rPr>
+        <w:t xml:space="preserve">      gsalad</w:t>
+      </w:r>
+      <w:r>
+        <w:rPr>
+          <w:rStyle w:val="SpecialCharTok"/>
+        </w:rPr>
+        <w:t xml:space="preserve">:</w:t>
+      </w:r>
+      <w:r>
+        <w:rPr>
+          <w:rStyle w:val="NormalTok"/>
+        </w:rPr>
+        <w:t xml:space="preserve">vanicecr,</w:t>
+      </w:r>
+      <w:r>
+        <w:br/>
+      </w:r>
+      <w:r>
+        <w:rPr>
+          <w:rStyle w:val="NormalTok"/>
+        </w:rPr>
+        <w:t xml:space="preserve">      </w:t>
+      </w:r>
+      <w:r>
+        <w:rPr>
+          <w:rStyle w:val="SpecialCharTok"/>
+        </w:rPr>
+        <w:t xml:space="preserve">~</w:t>
+      </w:r>
+      <w:r>
+        <w:rPr>
+          <w:rStyle w:val="NormalTok"/>
+        </w:rPr>
+        <w:t xml:space="preserve"> </w:t>
+      </w:r>
+      <w:r>
+        <w:rPr>
+          <w:rStyle w:val="FunctionTok"/>
+        </w:rPr>
+        <w:t xml:space="preserve">sum</w:t>
+      </w:r>
+      <w:r>
+        <w:rPr>
+          <w:rStyle w:val="NormalTok"/>
+        </w:rPr>
+        <w:t xml:space="preserve">(.x </w:t>
+      </w:r>
+      <w:r>
+        <w:rPr>
+          <w:rStyle w:val="SpecialCharTok"/>
+        </w:rPr>
+        <w:t xml:space="preserve">==</w:t>
+      </w:r>
+      <w:r>
+        <w:rPr>
+          <w:rStyle w:val="NormalTok"/>
+        </w:rPr>
+        <w:t xml:space="preserve"> </w:t>
+      </w:r>
+      <w:r>
+        <w:rPr>
+          <w:rStyle w:val="DecValTok"/>
+        </w:rPr>
+        <w:t xml:space="preserve">1</w:t>
+      </w:r>
+      <w:r>
+        <w:rPr>
+          <w:rStyle w:val="NormalTok"/>
+        </w:rPr>
+        <w:t xml:space="preserve"> </w:t>
+      </w:r>
+      <w:r>
+        <w:rPr>
+          <w:rStyle w:val="SpecialCharTok"/>
+        </w:rPr>
+        <w:t xml:space="preserve">&amp;</w:t>
+      </w:r>
+      <w:r>
+        <w:rPr>
+          <w:rStyle w:val="NormalTok"/>
+        </w:rPr>
+        <w:t xml:space="preserve"> general.case </w:t>
+      </w:r>
+      <w:r>
+        <w:rPr>
+          <w:rStyle w:val="SpecialCharTok"/>
+        </w:rPr>
+        <w:t xml:space="preserve">==</w:t>
+      </w:r>
+      <w:r>
+        <w:rPr>
+          <w:rStyle w:val="NormalTok"/>
+        </w:rPr>
+        <w:t xml:space="preserve"> </w:t>
+      </w:r>
+      <w:r>
+        <w:rPr>
+          <w:rStyle w:val="DecValTok"/>
+        </w:rPr>
+        <w:t xml:space="preserve">1</w:t>
+      </w:r>
+      <w:r>
+        <w:rPr>
+          <w:rStyle w:val="NormalTok"/>
+        </w:rPr>
+        <w:t xml:space="preserve">, </w:t>
+      </w:r>
+      <w:r>
+        <w:rPr>
+          <w:rStyle w:val="AttributeTok"/>
+        </w:rPr>
+        <w:t xml:space="preserve">na.rm =</w:t>
+      </w:r>
+      <w:r>
+        <w:rPr>
+          <w:rStyle w:val="NormalTok"/>
+        </w:rPr>
+        <w:t xml:space="preserve"> </w:t>
+      </w:r>
+      <w:r>
+        <w:rPr>
+          <w:rStyle w:val="ConstantTok"/>
+        </w:rPr>
+        <w:t xml:space="preserve">TRUE</w:t>
+      </w:r>
+      <w:r>
+        <w:rPr>
+          <w:rStyle w:val="NormalTok"/>
+        </w:rPr>
+        <w:t xml:space="preserve">) </w:t>
+      </w:r>
+      <w:r>
+        <w:rPr>
+          <w:rStyle w:val="SpecialCharTok"/>
+        </w:rPr>
+        <w:t xml:space="preserve">/</w:t>
+      </w:r>
+      <w:r>
+        <w:br/>
+      </w:r>
+      <w:r>
+        <w:rPr>
+          <w:rStyle w:val="NormalTok"/>
+        </w:rPr>
+        <w:t xml:space="preserve">          </w:t>
+      </w:r>
+      <w:r>
+        <w:rPr>
+          <w:rStyle w:val="FunctionTok"/>
+        </w:rPr>
+        <w:t xml:space="preserve">sum</w:t>
+      </w:r>
+      <w:r>
+        <w:rPr>
+          <w:rStyle w:val="NormalTok"/>
+        </w:rPr>
+        <w:t xml:space="preserve">(.x </w:t>
+      </w:r>
+      <w:r>
+        <w:rPr>
+          <w:rStyle w:val="SpecialCharTok"/>
+        </w:rPr>
+        <w:t xml:space="preserve">==</w:t>
+      </w:r>
+      <w:r>
+        <w:rPr>
+          <w:rStyle w:val="NormalTok"/>
+        </w:rPr>
+        <w:t xml:space="preserve"> </w:t>
+      </w:r>
+      <w:r>
+        <w:rPr>
+          <w:rStyle w:val="DecValTok"/>
+        </w:rPr>
+        <w:t xml:space="preserve">1</w:t>
+      </w:r>
+      <w:r>
+        <w:rPr>
+          <w:rStyle w:val="NormalTok"/>
+        </w:rPr>
+        <w:t xml:space="preserve">, </w:t>
+      </w:r>
+      <w:r>
+        <w:rPr>
+          <w:rStyle w:val="AttributeTok"/>
+        </w:rPr>
+        <w:t xml:space="preserve">na.rm =</w:t>
+      </w:r>
+      <w:r>
+        <w:rPr>
+          <w:rStyle w:val="NormalTok"/>
+        </w:rPr>
+        <w:t xml:space="preserve"> </w:t>
+      </w:r>
+      <w:r>
+        <w:rPr>
+          <w:rStyle w:val="ConstantTok"/>
+        </w:rPr>
+        <w:t xml:space="preserve">TRUE</w:t>
+      </w:r>
+      <w:r>
+        <w:rPr>
+          <w:rStyle w:val="NormalTok"/>
+        </w:rPr>
+        <w:t xml:space="preserve">),</w:t>
+      </w:r>
+      <w:r>
+        <w:br/>
+      </w:r>
+      <w:r>
+        <w:rPr>
+          <w:rStyle w:val="NormalTok"/>
+        </w:rPr>
+        <w:t xml:space="preserve">      </w:t>
+      </w:r>
+      <w:r>
+        <w:rPr>
+          <w:rStyle w:val="AttributeTok"/>
+        </w:rPr>
+        <w:t xml:space="preserve">.names =</w:t>
+      </w:r>
+      <w:r>
+        <w:rPr>
+          <w:rStyle w:val="NormalTok"/>
+        </w:rPr>
+        <w:t xml:space="preserve"> </w:t>
+      </w:r>
+      <w:r>
+        <w:rPr>
+          <w:rStyle w:val="StringTok"/>
+        </w:rPr>
+        <w:t xml:space="preserve">"{.col}_AR"</w:t>
+      </w:r>
+      <w:r>
+        <w:br/>
+      </w:r>
+      <w:r>
+        <w:rPr>
+          <w:rStyle w:val="NormalTok"/>
+        </w:rPr>
+        <w:t xml:space="preserve">    )</w:t>
+      </w:r>
+      <w:r>
+        <w:br/>
+      </w:r>
+      <w:r>
+        <w:rPr>
+          <w:rStyle w:val="NormalTok"/>
+        </w:rPr>
+        <w:t xml:space="preserve">  )</w:t>
+      </w:r>
+      <w:r>
+        <w:br/>
+      </w:r>
+      <w:r>
+        <w:rPr>
+          <w:rStyle w:val="DocumentationTok"/>
+        </w:rPr>
+        <w:t xml:space="preserve">## # A tibble: 1 × 12</w:t>
+      </w:r>
+      <w:r>
+        <w:br/>
+      </w:r>
+      <w:r>
+        <w:rPr>
+          <w:rStyle w:val="DocumentationTok"/>
+        </w:rPr>
+        <w:t xml:space="preserve">##   gsalad_AR csalad_AR oyster_AR shcocktl_AR deggs_AR ssteak_AR fcbreast_AR</w:t>
+      </w:r>
+      <w:r>
+        <w:br/>
+      </w:r>
+      <w:r>
+        <w:rPr>
+          <w:rStyle w:val="DocumentationTok"/>
+        </w:rPr>
+        <w:t xml:space="preserve">##       &lt;dbl&gt;     &lt;dbl&gt;     &lt;dbl&gt;       &lt;dbl&gt;    &lt;dbl&gt;     &lt;dbl&gt;       &lt;dbl&gt;</w:t>
+      </w:r>
+      <w:r>
+        <w:br/>
+      </w:r>
+      <w:r>
+        <w:rPr>
+          <w:rStyle w:val="DocumentationTok"/>
+        </w:rPr>
+        <w:t xml:space="preserve">## 1     0.174     0.246     0.375       0.222    0.588     0.127       0.132</w:t>
+      </w:r>
+      <w:r>
+        <w:br/>
+      </w:r>
+      <w:r>
+        <w:rPr>
+          <w:rStyle w:val="DocumentationTok"/>
+        </w:rPr>
+        <w:t xml:space="preserve">## # ℹ 5 more variables: pchsalmon_AR &lt;dbl&gt;, ppasta_AR &lt;dbl&gt;, choclava_AR &lt;dbl&gt;,</w:t>
+      </w:r>
+      <w:r>
+        <w:br/>
+      </w:r>
+      <w:r>
+        <w:rPr>
+          <w:rStyle w:val="DocumentationTok"/>
+        </w:rPr>
+        <w:t xml:space="preserve">## #   nycake_AR &lt;dbl&gt;, vanicecr_AR &lt;dbl&gt;</w:t>
+      </w:r>
+    </w:p>
+    <w:p>
+      <w:pPr>
+        <w:pStyle w:val="FirstParagraph"/>
+      </w:pPr>
+      <w:r>
+        <w:t xml:space="preserve">After reviewing the attack rates of each food item - are there any that stand out as particularly risky to you? Repeat the analysis using the serious illness case definition and compare your results. What are your best epidemiological recommendations at this time? Are there other analyses that you would want to complete to be more confident in your assertions?</w:t>
+      </w:r>
+    </w:p>
+    <w:bookmarkEnd w:id="42"/>
+    <w:bookmarkStart w:id="43" w:name="part-c-enprettification-with-flextable"/>
+    <w:p>
+      <w:pPr>
+        <w:pStyle w:val="Heading2"/>
+      </w:pPr>
+      <w:r>
+        <w:t xml:space="preserve">Part C: Enprettification with flextable</w:t>
+      </w:r>
+    </w:p>
+    <w:p>
+      <w:pPr>
+        <w:pStyle w:val="FirstParagraph"/>
+      </w:pPr>
+      <w:r>
+        <w:t xml:space="preserve">After working through your calculations for the food exposures, you receive the following email from the ship’s steward:</w:t>
+      </w:r>
+    </w:p>
+    <w:p>
+      <w:pPr>
+        <w:pStyle w:val="BlockText"/>
+      </w:pPr>
+      <w:r>
+        <w:t xml:space="preserve">Dear [ship’s epidemiologist],</w:t>
+      </w:r>
+    </w:p>
+    <w:p>
+      <w:pPr>
+        <w:pStyle w:val="BlockText"/>
+      </w:pPr>
+      <w:r>
+        <w:t xml:space="preserve">The cap’n sends his regards and hopes you found the results o’ the passenger</w:t>
+      </w:r>
+      <w:r>
+        <w:t xml:space="preserve"> </w:t>
+      </w:r>
+      <w:r>
+        <w:rPr>
+          <w:strike/>
+        </w:rPr>
+        <w:t xml:space="preserve">interrogation</w:t>
+      </w:r>
+      <w:r>
+        <w:t xml:space="preserve"> </w:t>
+      </w:r>
+      <w:r>
+        <w:t xml:space="preserve">– I mean interviewin’ .. helpful.</w:t>
+      </w:r>
+    </w:p>
+    <w:p>
+      <w:pPr>
+        <w:pStyle w:val="BlockText"/>
+      </w:pPr>
+      <w:r>
+        <w:t xml:space="preserve">I’ll be notin as well, the cap’n is a reel Kate Winslet fan, and was watchin’ a film all about your profession last night. He says they had some real nice looking reports that were getting passed around in that film, and would like it if you could pass him something ta make it easy to read and understand whats been going on.</w:t>
+      </w:r>
+    </w:p>
+    <w:p>
+      <w:pPr>
+        <w:pStyle w:val="BlockText"/>
+      </w:pPr>
+      <w:r>
+        <w:t xml:space="preserve">Thanks,</w:t>
+      </w:r>
+    </w:p>
+    <w:p>
+      <w:pPr>
+        <w:pStyle w:val="BlockText"/>
+      </w:pPr>
+      <w:r>
+        <w:t xml:space="preserve">Patrick the Steward</w:t>
+      </w:r>
+    </w:p>
+    <w:p>
+      <w:pPr>
+        <w:pStyle w:val="FirstParagraph"/>
+      </w:pPr>
+      <w:r>
+        <w:t xml:space="preserve">As if you didn’t have enough things to worry about, the captain has requested an epidemiological update from you, in a nicely formatted report. As much as this is extra work on your plate - the captain and his steward, Patrick, have touched on something really important in public health: if you can’t easily translate the information and evidence that you’ve gathered, then what was the point in collecting it in the first place? The job of an epidemiologist is only one piece of the larger puzzle that goes into serving public health, and we need to make sure that the information and messaging that we provide is as clear as possible to those working in other disciplines - whether that be physicians, administrators, or deck swabbers!</w:t>
+      </w:r>
+    </w:p>
+    <w:p>
+      <w:pPr>
+        <w:pStyle w:val="BodyText"/>
+      </w:pPr>
+      <w:r>
+        <w:t xml:space="preserve">Up until now, we’ve just been reading off the outputs provided in R, and while this is fine for us as a working-method, we should recognize that it is not very accessible for those that haven’t had specialized training in these areas. Therefore, we’ll explore some ways to create custom, easy-to-read tables for our results!</w:t>
+      </w:r>
+    </w:p>
+    <w:bookmarkEnd w:id="43"/>
     <w:sectPr/>
   </w:body>
 </w:document>
@@ -1973,6 +6861,9 @@
     </w:lvlOverride>
   </w:num>
   <w:num w:numId="1006">
+    <w:abstractNumId w:val="991"/>
+  </w:num>
+  <w:num w:numId="1007">
     <w:abstractNumId w:val="991"/>
   </w:num>
 </w:numbering>

--- a/docs/module04.docx
+++ b/docs/module04.docx
@@ -123,7 +123,7 @@
       </w:r>
     </w:p>
     <w:bookmarkEnd w:id="20"/>
-    <w:bookmarkStart w:id="27" w:name="scenario-update"/>
+    <w:bookmarkStart w:id="31" w:name="scenario-update"/>
     <w:p>
       <w:pPr>
         <w:pStyle w:val="Heading2"/>
@@ -396,20 +396,126 @@
         <w:pStyle w:val="BodyText"/>
       </w:pPr>
       <w:r>
-        <w:t xml:space="preserve">You see that certain menu items are restricted to the higher tier memberships only. Will this change which food items you decide to include in your analysis? Why or why not?</w:t>
+        <w:t xml:space="preserve">You notice that certain menu items are restricted to the higher tier memberships only. Will this change which food items you decide to include in your analysis? Why or why not?</w:t>
       </w:r>
     </w:p>
-    <w:bookmarkEnd w:id="27"/>
-    <w:bookmarkStart w:id="33" w:name="part-a-exploring-and-preparing-the-data"/>
+    <w:bookmarkStart w:id="30" w:name="cruise-ship-outbreaks"/>
     <w:p>
       <w:pPr>
+        <w:pStyle w:val="Heading3"/>
+      </w:pPr>
+      <w:r>
+        <w:t xml:space="preserve">Cruise ship outbreaks</w:t>
+      </w:r>
+    </w:p>
+    <w:p>
+      <w:pPr>
+        <w:pStyle w:val="FirstParagraph"/>
+      </w:pPr>
+      <w:r>
+        <w:t xml:space="preserve">By now, you’ve surely come to the conclusion that we’re dealing with a fairly common occurrence related to cruises: outbreaks of gastrointestinal disease. Bringing together a variety of passengers and crew from from diverse regions aboard a semi-enclosed, often crowded vessel, where passengers are in frequent contact with new exposures is a perfect storm for the spread of disease. Further, the convenience and luxury of cruising makes it a favorite past-time for the elderly and family members who may be immunocompromised.</w:t>
+      </w:r>
+    </w:p>
+    <w:p>
+      <w:pPr>
+        <w:pStyle w:val="BodyText"/>
+      </w:pPr>
+      <w:r>
+        <w:t xml:space="preserve">If you haven’t already started guessing about what could be causing illness aboard the</w:t>
+      </w:r>
+      <w:r>
+        <w:t xml:space="preserve"> </w:t>
+      </w:r>
+      <w:r>
+        <w:rPr>
+          <w:bCs/>
+          <w:b/>
+        </w:rPr>
+        <w:t xml:space="preserve">S. S. Rainbow Cake</w:t>
+      </w:r>
+      <w:r>
+        <w:t xml:space="preserve">, have a read through the following resources, and reflect on the menu posted above. Are there any food items that you predict are likely to be the culprit just based on the frequency that they’re implicated as sources of outbreaks? What pathogen are you the most suspicious about?</w:t>
+      </w:r>
+    </w:p>
+    <w:p>
+      <w:pPr>
+        <w:pStyle w:val="BodyText"/>
+      </w:pPr>
+      <w:r>
+        <w:t xml:space="preserve">If you have experience with cruise-ship outbreaks, we encourage you to post on the course discussion boards and share your thoughts and opinions with your classmates. Conversely, if you have questions about cruise-ship outbreaks - try asking on the discussion board to leverage the experience within the virtual classroom.</w:t>
+      </w:r>
+    </w:p>
+    <w:p>
+      <w:pPr>
+        <w:pStyle w:val="BodyText"/>
+      </w:pPr>
+      <w:r>
+        <w:t xml:space="preserve">We’ll leave some resources here all about cruise-ship outbreaks for you to check out when you have time:</w:t>
+      </w:r>
+    </w:p>
+    <w:p>
+      <w:pPr>
+        <w:numPr>
+          <w:ilvl w:val="0"/>
+          <w:numId w:val="1003"/>
+        </w:numPr>
+        <w:pStyle w:val="Compact"/>
+      </w:pPr>
+      <w:hyperlink r:id="rId27">
+        <w:r>
+          <w:rPr>
+            <w:rStyle w:val="Hyperlink"/>
+          </w:rPr>
+          <w:t xml:space="preserve">CDC Yellow Book: Cruise Ship Travel 2026</w:t>
+        </w:r>
+      </w:hyperlink>
+    </w:p>
+    <w:p>
+      <w:pPr>
+        <w:numPr>
+          <w:ilvl w:val="0"/>
+          <w:numId w:val="1003"/>
+        </w:numPr>
+        <w:pStyle w:val="Compact"/>
+      </w:pPr>
+      <w:hyperlink r:id="rId28">
+        <w:r>
+          <w:rPr>
+            <w:rStyle w:val="Hyperlink"/>
+          </w:rPr>
+          <w:t xml:space="preserve">CDC Vessel Sanitation Program (VSP): Outbreaks on Cruise Ships in VSP’s Jurisdiction (2025)</w:t>
+        </w:r>
+      </w:hyperlink>
+    </w:p>
+    <w:p>
+      <w:pPr>
+        <w:numPr>
+          <w:ilvl w:val="0"/>
+          <w:numId w:val="1003"/>
+        </w:numPr>
+        <w:pStyle w:val="Compact"/>
+      </w:pPr>
+      <w:hyperlink r:id="rId29">
+        <w:r>
+          <w:rPr>
+            <w:rStyle w:val="Hyperlink"/>
+          </w:rPr>
+          <w:t xml:space="preserve">Epidemiology of Diarrheal Disease Outbreaks on Cruise Ships, 1986 Through 1993</w:t>
+        </w:r>
+      </w:hyperlink>
+    </w:p>
+    <w:bookmarkEnd w:id="30"/>
+    <w:bookmarkEnd w:id="31"/>
+    <w:bookmarkStart w:id="37" w:name="part-a-exploring-and-preparing-the-data"/>
+    <w:p>
+      <w:pPr>
         <w:pStyle w:val="Heading2"/>
       </w:pPr>
       <w:r>
         <w:t xml:space="preserve">Part A: Exploring and preparing the data</w:t>
       </w:r>
     </w:p>
-    <w:bookmarkStart w:id="31" w:name="food-exposures-dataset"/>
+    <w:bookmarkStart w:id="35" w:name="food-exposures-dataset"/>
     <w:p>
       <w:pPr>
         <w:pStyle w:val="Heading3"/>
@@ -515,18 +621,18 @@
                 <wp:inline>
                   <wp:extent cx="152400" cy="152400"/>
                   <wp:effectExtent b="0" l="0" r="0" t="0"/>
-                  <wp:docPr descr="" title="" id="29" name="Picture"/>
+                  <wp:docPr descr="" title="" id="33" name="Picture"/>
                   <a:graphic>
                     <a:graphicData uri="http://schemas.openxmlformats.org/drawingml/2006/picture">
                       <pic:pic>
                         <pic:nvPicPr>
-                          <pic:cNvPr descr="C:\PROGRA~1\RStudio\RESOUR~1\app\bin\quarto\share\formats\docx\note.png" id="30" name="Picture"/>
+                          <pic:cNvPr descr="C:\PROGRA~1\RStudio\RESOUR~1\app\bin\quarto\share\formats\docx\note.png" id="34" name="Picture"/>
                           <pic:cNvPicPr>
                             <a:picLocks noChangeArrowheads="1" noChangeAspect="1"/>
                           </pic:cNvPicPr>
                         </pic:nvPicPr>
                         <pic:blipFill>
-                          <a:blip r:embed="rId28"/>
+                          <a:blip r:embed="rId32"/>
                           <a:stretch>
                             <a:fillRect/>
                           </a:stretch>
@@ -598,7 +704,7 @@
             <w:pPr>
               <w:numPr>
                 <w:ilvl w:val="0"/>
-                <w:numId w:val="1003"/>
+                <w:numId w:val="1004"/>
               </w:numPr>
               <w:pStyle w:val="Compact"/>
             </w:pPr>
@@ -633,7 +739,7 @@
             <w:pPr>
               <w:numPr>
                 <w:ilvl w:val="0"/>
-                <w:numId w:val="1003"/>
+                <w:numId w:val="1004"/>
               </w:numPr>
               <w:pStyle w:val="Compact"/>
             </w:pPr>
@@ -668,7 +774,7 @@
             <w:pPr>
               <w:numPr>
                 <w:ilvl w:val="0"/>
-                <w:numId w:val="1003"/>
+                <w:numId w:val="1004"/>
               </w:numPr>
               <w:pStyle w:val="Compact"/>
             </w:pPr>
@@ -703,7 +809,7 @@
             <w:pPr>
               <w:numPr>
                 <w:ilvl w:val="0"/>
-                <w:numId w:val="1003"/>
+                <w:numId w:val="1004"/>
               </w:numPr>
               <w:pStyle w:val="Compact"/>
             </w:pPr>
@@ -765,7 +871,7 @@
       <w:pPr>
         <w:numPr>
           <w:ilvl w:val="0"/>
-          <w:numId w:val="1004"/>
+          <w:numId w:val="1005"/>
         </w:numPr>
         <w:pStyle w:val="Compact"/>
       </w:pPr>
@@ -794,760 +900,6 @@
       </w:r>
       <w:r>
         <w:t xml:space="preserve">. Since there’s a possibility that the passenger consumed the food item, we’ll group them together with those who can confirm that they consumed they item. This approach may be slightly more sensitive than excluding them, but we’ll accept that for now.</w:t>
-      </w:r>
-    </w:p>
-    <w:p>
-      <w:pPr>
-        <w:numPr>
-          <w:ilvl w:val="0"/>
-          <w:numId w:val="1004"/>
-        </w:numPr>
-        <w:pStyle w:val="Compact"/>
-      </w:pPr>
-      <w:r>
-        <w:rPr>
-          <w:bCs/>
-          <w:b/>
-        </w:rPr>
-        <w:t xml:space="preserve">0</w:t>
-      </w:r>
-      <w:r>
-        <w:t xml:space="preserve"> </w:t>
-      </w:r>
-      <w:r>
-        <w:t xml:space="preserve">=</w:t>
-      </w:r>
-      <w:r>
-        <w:t xml:space="preserve"> </w:t>
-      </w:r>
-      <w:r>
-        <w:rPr>
-          <w:bCs/>
-          <w:b/>
-        </w:rPr>
-        <w:t xml:space="preserve">N</w:t>
-      </w:r>
-      <w:r>
-        <w:t xml:space="preserve">. Only passengers who recall that they specifically did not consume the food item will be treated as a confirmed negative, since those with poor recall may have been exposed and not reported it.</w:t>
-      </w:r>
-    </w:p>
-    <w:p>
-      <w:pPr>
-        <w:numPr>
-          <w:ilvl w:val="0"/>
-          <w:numId w:val="1004"/>
-        </w:numPr>
-        <w:pStyle w:val="Compact"/>
-      </w:pPr>
-      <w:r>
-        <w:rPr>
-          <w:bCs/>
-          <w:b/>
-        </w:rPr>
-        <w:t xml:space="preserve">NA</w:t>
-      </w:r>
-      <w:r>
-        <w:t xml:space="preserve"> </w:t>
-      </w:r>
-      <w:r>
-        <w:t xml:space="preserve">=</w:t>
-      </w:r>
-      <w:r>
-        <w:t xml:space="preserve"> </w:t>
-      </w:r>
-      <w:r>
-        <w:rPr>
-          <w:bCs/>
-          <w:b/>
-        </w:rPr>
-        <w:t xml:space="preserve">DK</w:t>
-      </w:r>
-      <w:r>
-        <w:t xml:space="preserve">. Passengers without adequate recall are dropped from the calculations on that food exposure.</w:t>
-      </w:r>
-    </w:p>
-    <w:p>
-      <w:pPr>
-        <w:pStyle w:val="FirstParagraph"/>
-      </w:pPr>
-      <w:r>
-        <w:t xml:space="preserve">Let’s go ahead recode the food exposures, then save this as a new object. Since we’re performing the</w:t>
-      </w:r>
-      <w:r>
-        <w:t xml:space="preserve"> </w:t>
-      </w:r>
-      <w:r>
-        <w:rPr>
-          <w:iCs/>
-          <w:i/>
-        </w:rPr>
-        <w:t xml:space="preserve">exact same operation</w:t>
-      </w:r>
-      <w:r>
-        <w:t xml:space="preserve"> </w:t>
-      </w:r>
-      <w:r>
-        <w:t xml:space="preserve">across a number of variables (see what we did there?), then this is another perfect use-case for our new favorite function:</w:t>
-      </w:r>
-      <w:r>
-        <w:t xml:space="preserve"> </w:t>
-      </w:r>
-      <w:r>
-        <w:rPr>
-          <w:rStyle w:val="VerbatimChar"/>
-        </w:rPr>
-        <w:t xml:space="preserve">across()</w:t>
-      </w:r>
-      <w:r>
-        <w:t xml:space="preserve">!</w:t>
-      </w:r>
-    </w:p>
-    <w:p>
-      <w:pPr>
-        <w:pStyle w:val="BodyText"/>
-      </w:pPr>
-      <w:r>
-        <w:t xml:space="preserve">Since we’ve already covered this function, take a minute to try to piece together how you would use mutate(), across(), and case_when() to recode all of the Y/N/P/DK values in the dataset. When you’re finished, see how your code compares to ours below.</w:t>
-      </w:r>
-    </w:p>
-    <w:p>
-      <w:pPr>
-        <w:pStyle w:val="BodyText"/>
-      </w:pPr>
-      <w:r>
-        <w:t xml:space="preserve"> </w:t>
-      </w:r>
-      <w:r>
-        <w:t xml:space="preserve">Click to see the R code we used to recode the food exposures</w:t>
-      </w:r>
-      <w:r>
-        <w:t xml:space="preserve"> </w:t>
-      </w:r>
-    </w:p>
-    <w:p>
-      <w:pPr>
-        <w:pStyle w:val="SourceCode"/>
-      </w:pPr>
-      <w:r>
-        <w:rPr>
-          <w:rStyle w:val="NormalTok"/>
-        </w:rPr>
-        <w:t xml:space="preserve">foodexp_recoded </w:t>
-      </w:r>
-      <w:r>
-        <w:rPr>
-          <w:rStyle w:val="OtherTok"/>
-        </w:rPr>
-        <w:t xml:space="preserve">&lt;-</w:t>
-      </w:r>
-      <w:r>
-        <w:rPr>
-          <w:rStyle w:val="NormalTok"/>
-        </w:rPr>
-        <w:t xml:space="preserve"> </w:t>
-      </w:r>
-      <w:r>
-        <w:br/>
-      </w:r>
-      <w:r>
-        <w:rPr>
-          <w:rStyle w:val="NormalTok"/>
-        </w:rPr>
-        <w:t xml:space="preserve">foodexp </w:t>
-      </w:r>
-      <w:r>
-        <w:rPr>
-          <w:rStyle w:val="SpecialCharTok"/>
-        </w:rPr>
-        <w:t xml:space="preserve">%&gt;%</w:t>
-      </w:r>
-      <w:r>
-        <w:rPr>
-          <w:rStyle w:val="NormalTok"/>
-        </w:rPr>
-        <w:t xml:space="preserve"> </w:t>
-      </w:r>
-      <w:r>
-        <w:br/>
-      </w:r>
-      <w:r>
-        <w:rPr>
-          <w:rStyle w:val="NormalTok"/>
-        </w:rPr>
-        <w:t xml:space="preserve">  </w:t>
-      </w:r>
-      <w:r>
-        <w:rPr>
-          <w:rStyle w:val="FunctionTok"/>
-        </w:rPr>
-        <w:t xml:space="preserve">mutate</w:t>
-      </w:r>
-      <w:r>
-        <w:rPr>
-          <w:rStyle w:val="NormalTok"/>
-        </w:rPr>
-        <w:t xml:space="preserve">(</w:t>
-      </w:r>
-      <w:r>
-        <w:br/>
-      </w:r>
-      <w:r>
-        <w:rPr>
-          <w:rStyle w:val="NormalTok"/>
-        </w:rPr>
-        <w:t xml:space="preserve">    </w:t>
-      </w:r>
-      <w:r>
-        <w:rPr>
-          <w:rStyle w:val="FunctionTok"/>
-        </w:rPr>
-        <w:t xml:space="preserve">across</w:t>
-      </w:r>
-      <w:r>
-        <w:rPr>
-          <w:rStyle w:val="NormalTok"/>
-        </w:rPr>
-        <w:t xml:space="preserve">(</w:t>
-      </w:r>
-      <w:r>
-        <w:br/>
-      </w:r>
-      <w:r>
-        <w:rPr>
-          <w:rStyle w:val="NormalTok"/>
-        </w:rPr>
-        <w:t xml:space="preserve">      gsalad</w:t>
-      </w:r>
-      <w:r>
-        <w:rPr>
-          <w:rStyle w:val="SpecialCharTok"/>
-        </w:rPr>
-        <w:t xml:space="preserve">:</w:t>
-      </w:r>
-      <w:r>
-        <w:rPr>
-          <w:rStyle w:val="NormalTok"/>
-        </w:rPr>
-        <w:t xml:space="preserve">vanicecr, </w:t>
-      </w:r>
-      <w:r>
-        <w:rPr>
-          <w:rStyle w:val="CommentTok"/>
-        </w:rPr>
-        <w:t xml:space="preserve"># This selects every variable in order from gsalad to vanicecr</w:t>
-      </w:r>
-      <w:r>
-        <w:br/>
-      </w:r>
-      <w:r>
-        <w:rPr>
-          <w:rStyle w:val="NormalTok"/>
-        </w:rPr>
-        <w:t xml:space="preserve">    </w:t>
-      </w:r>
-      <w:r>
-        <w:rPr>
-          <w:rStyle w:val="SpecialCharTok"/>
-        </w:rPr>
-        <w:t xml:space="preserve">~</w:t>
-      </w:r>
-      <w:r>
-        <w:rPr>
-          <w:rStyle w:val="NormalTok"/>
-        </w:rPr>
-        <w:t xml:space="preserve"> </w:t>
-      </w:r>
-      <w:r>
-        <w:rPr>
-          <w:rStyle w:val="FunctionTok"/>
-        </w:rPr>
-        <w:t xml:space="preserve">case_when</w:t>
-      </w:r>
-      <w:r>
-        <w:rPr>
-          <w:rStyle w:val="NormalTok"/>
-        </w:rPr>
-        <w:t xml:space="preserve">(</w:t>
-      </w:r>
-      <w:r>
-        <w:br/>
-      </w:r>
-      <w:r>
-        <w:rPr>
-          <w:rStyle w:val="NormalTok"/>
-        </w:rPr>
-        <w:t xml:space="preserve">      .x </w:t>
-      </w:r>
-      <w:r>
-        <w:rPr>
-          <w:rStyle w:val="SpecialCharTok"/>
-        </w:rPr>
-        <w:t xml:space="preserve">==</w:t>
-      </w:r>
-      <w:r>
-        <w:rPr>
-          <w:rStyle w:val="NormalTok"/>
-        </w:rPr>
-        <w:t xml:space="preserve"> </w:t>
-      </w:r>
-      <w:r>
-        <w:rPr>
-          <w:rStyle w:val="StringTok"/>
-        </w:rPr>
-        <w:t xml:space="preserve">"Y"</w:t>
-      </w:r>
-      <w:r>
-        <w:rPr>
-          <w:rStyle w:val="NormalTok"/>
-        </w:rPr>
-        <w:t xml:space="preserve"> </w:t>
-      </w:r>
-      <w:r>
-        <w:rPr>
-          <w:rStyle w:val="SpecialCharTok"/>
-        </w:rPr>
-        <w:t xml:space="preserve">~</w:t>
-      </w:r>
-      <w:r>
-        <w:rPr>
-          <w:rStyle w:val="NormalTok"/>
-        </w:rPr>
-        <w:t xml:space="preserve"> </w:t>
-      </w:r>
-      <w:r>
-        <w:rPr>
-          <w:rStyle w:val="DecValTok"/>
-        </w:rPr>
-        <w:t xml:space="preserve">1</w:t>
-      </w:r>
-      <w:r>
-        <w:rPr>
-          <w:rStyle w:val="NormalTok"/>
-        </w:rPr>
-        <w:t xml:space="preserve">, </w:t>
-      </w:r>
-      <w:r>
-        <w:rPr>
-          <w:rStyle w:val="CommentTok"/>
-        </w:rPr>
-        <w:t xml:space="preserve"># We use the .x as a dummy for each variable</w:t>
-      </w:r>
-      <w:r>
-        <w:br/>
-      </w:r>
-      <w:r>
-        <w:rPr>
-          <w:rStyle w:val="NormalTok"/>
-        </w:rPr>
-        <w:t xml:space="preserve">      .x </w:t>
-      </w:r>
-      <w:r>
-        <w:rPr>
-          <w:rStyle w:val="SpecialCharTok"/>
-        </w:rPr>
-        <w:t xml:space="preserve">==</w:t>
-      </w:r>
-      <w:r>
-        <w:rPr>
-          <w:rStyle w:val="NormalTok"/>
-        </w:rPr>
-        <w:t xml:space="preserve"> </w:t>
-      </w:r>
-      <w:r>
-        <w:rPr>
-          <w:rStyle w:val="StringTok"/>
-        </w:rPr>
-        <w:t xml:space="preserve">"P"</w:t>
-      </w:r>
-      <w:r>
-        <w:rPr>
-          <w:rStyle w:val="NormalTok"/>
-        </w:rPr>
-        <w:t xml:space="preserve"> </w:t>
-      </w:r>
-      <w:r>
-        <w:rPr>
-          <w:rStyle w:val="SpecialCharTok"/>
-        </w:rPr>
-        <w:t xml:space="preserve">~</w:t>
-      </w:r>
-      <w:r>
-        <w:rPr>
-          <w:rStyle w:val="NormalTok"/>
-        </w:rPr>
-        <w:t xml:space="preserve"> </w:t>
-      </w:r>
-      <w:r>
-        <w:rPr>
-          <w:rStyle w:val="DecValTok"/>
-        </w:rPr>
-        <w:t xml:space="preserve">1</w:t>
-      </w:r>
-      <w:r>
-        <w:rPr>
-          <w:rStyle w:val="NormalTok"/>
-        </w:rPr>
-        <w:t xml:space="preserve">,</w:t>
-      </w:r>
-      <w:r>
-        <w:br/>
-      </w:r>
-      <w:r>
-        <w:rPr>
-          <w:rStyle w:val="NormalTok"/>
-        </w:rPr>
-        <w:t xml:space="preserve">      .x </w:t>
-      </w:r>
-      <w:r>
-        <w:rPr>
-          <w:rStyle w:val="SpecialCharTok"/>
-        </w:rPr>
-        <w:t xml:space="preserve">==</w:t>
-      </w:r>
-      <w:r>
-        <w:rPr>
-          <w:rStyle w:val="NormalTok"/>
-        </w:rPr>
-        <w:t xml:space="preserve"> </w:t>
-      </w:r>
-      <w:r>
-        <w:rPr>
-          <w:rStyle w:val="StringTok"/>
-        </w:rPr>
-        <w:t xml:space="preserve">"N"</w:t>
-      </w:r>
-      <w:r>
-        <w:rPr>
-          <w:rStyle w:val="NormalTok"/>
-        </w:rPr>
-        <w:t xml:space="preserve"> </w:t>
-      </w:r>
-      <w:r>
-        <w:rPr>
-          <w:rStyle w:val="SpecialCharTok"/>
-        </w:rPr>
-        <w:t xml:space="preserve">~</w:t>
-      </w:r>
-      <w:r>
-        <w:rPr>
-          <w:rStyle w:val="NormalTok"/>
-        </w:rPr>
-        <w:t xml:space="preserve"> </w:t>
-      </w:r>
-      <w:r>
-        <w:rPr>
-          <w:rStyle w:val="DecValTok"/>
-        </w:rPr>
-        <w:t xml:space="preserve">0</w:t>
-      </w:r>
-      <w:r>
-        <w:rPr>
-          <w:rStyle w:val="NormalTok"/>
-        </w:rPr>
-        <w:t xml:space="preserve">,</w:t>
-      </w:r>
-      <w:r>
-        <w:br/>
-      </w:r>
-      <w:r>
-        <w:rPr>
-          <w:rStyle w:val="NormalTok"/>
-        </w:rPr>
-        <w:t xml:space="preserve">      .x </w:t>
-      </w:r>
-      <w:r>
-        <w:rPr>
-          <w:rStyle w:val="SpecialCharTok"/>
-        </w:rPr>
-        <w:t xml:space="preserve">==</w:t>
-      </w:r>
-      <w:r>
-        <w:rPr>
-          <w:rStyle w:val="NormalTok"/>
-        </w:rPr>
-        <w:t xml:space="preserve"> </w:t>
-      </w:r>
-      <w:r>
-        <w:rPr>
-          <w:rStyle w:val="StringTok"/>
-        </w:rPr>
-        <w:t xml:space="preserve">"DK"</w:t>
-      </w:r>
-      <w:r>
-        <w:rPr>
-          <w:rStyle w:val="NormalTok"/>
-        </w:rPr>
-        <w:t xml:space="preserve"> </w:t>
-      </w:r>
-      <w:r>
-        <w:rPr>
-          <w:rStyle w:val="SpecialCharTok"/>
-        </w:rPr>
-        <w:t xml:space="preserve">~</w:t>
-      </w:r>
-      <w:r>
-        <w:rPr>
-          <w:rStyle w:val="NormalTok"/>
-        </w:rPr>
-        <w:t xml:space="preserve"> </w:t>
-      </w:r>
-      <w:r>
-        <w:rPr>
-          <w:rStyle w:val="ConstantTok"/>
-        </w:rPr>
-        <w:t xml:space="preserve">NA_real_</w:t>
-      </w:r>
-      <w:r>
-        <w:rPr>
-          <w:rStyle w:val="NormalTok"/>
-        </w:rPr>
-        <w:t xml:space="preserve">, </w:t>
-      </w:r>
-      <w:r>
-        <w:rPr>
-          <w:rStyle w:val="CommentTok"/>
-        </w:rPr>
-        <w:t xml:space="preserve"># NA_real_ keeps the NA as an integer class</w:t>
-      </w:r>
-      <w:r>
-        <w:br/>
-      </w:r>
-      <w:r>
-        <w:rPr>
-          <w:rStyle w:val="NormalTok"/>
-        </w:rPr>
-        <w:t xml:space="preserve">      </w:t>
-      </w:r>
-      <w:r>
-        <w:rPr>
-          <w:rStyle w:val="ConstantTok"/>
-        </w:rPr>
-        <w:t xml:space="preserve">TRUE</w:t>
-      </w:r>
-      <w:r>
-        <w:rPr>
-          <w:rStyle w:val="NormalTok"/>
-        </w:rPr>
-        <w:t xml:space="preserve"> </w:t>
-      </w:r>
-      <w:r>
-        <w:rPr>
-          <w:rStyle w:val="SpecialCharTok"/>
-        </w:rPr>
-        <w:t xml:space="preserve">~</w:t>
-      </w:r>
-      <w:r>
-        <w:rPr>
-          <w:rStyle w:val="NormalTok"/>
-        </w:rPr>
-        <w:t xml:space="preserve"> </w:t>
-      </w:r>
-      <w:r>
-        <w:rPr>
-          <w:rStyle w:val="ConstantTok"/>
-        </w:rPr>
-        <w:t xml:space="preserve">NA_real_</w:t>
-      </w:r>
-      <w:r>
-        <w:br/>
-      </w:r>
-      <w:r>
-        <w:rPr>
-          <w:rStyle w:val="NormalTok"/>
-        </w:rPr>
-        <w:t xml:space="preserve">    )</w:t>
-      </w:r>
-      <w:r>
-        <w:br/>
-      </w:r>
-      <w:r>
-        <w:rPr>
-          <w:rStyle w:val="NormalTok"/>
-        </w:rPr>
-        <w:t xml:space="preserve">    )</w:t>
-      </w:r>
-      <w:r>
-        <w:br/>
-      </w:r>
-      <w:r>
-        <w:rPr>
-          <w:rStyle w:val="NormalTok"/>
-        </w:rPr>
-        <w:t xml:space="preserve">    )</w:t>
-      </w:r>
-    </w:p>
-    <w:p>
-      <w:pPr>
-        <w:pStyle w:val="FirstParagraph"/>
-      </w:pPr>
-      <w:r>
-        <w:t xml:space="preserve">Great! Now that you’ve got this dataset recoded and have spent a minute reviewing the data, you’ll notice that the food exposures data includes all the passengers who dined onboard the ship on February 9th and doesn’t differentiate between ill and healthy passengers.</w:t>
-      </w:r>
-    </w:p>
-    <w:p>
-      <w:pPr>
-        <w:pStyle w:val="BodyText"/>
-      </w:pPr>
-      <w:r>
-        <w:t xml:space="preserve">We’ll want to develop a case definition using the reported symptoms so that we can determine who got sick, and what they ate. In order to do this, we’ll require the symptoms dataset from Module 3, however we’ll introduce a simplified version that already has the variables created that we need.</w:t>
-      </w:r>
-    </w:p>
-    <w:bookmarkEnd w:id="31"/>
-    <w:bookmarkStart w:id="32" w:name="the-symptoms-dataset"/>
-    <w:p>
-      <w:pPr>
-        <w:pStyle w:val="Heading3"/>
-      </w:pPr>
-      <w:r>
-        <w:t xml:space="preserve">The symptoms dataset</w:t>
-      </w:r>
-    </w:p>
-    <w:p>
-      <w:pPr>
-        <w:pStyle w:val="FirstParagraph"/>
-      </w:pPr>
-      <w:r>
-        <w:t xml:space="preserve">These data should look quite familiar to you after completing Module 3, however, we’ve removed some variables and provided a simpler version of the dataset for you to work with in Module 4. Read the data into your R instance and review the structure and contents.</w:t>
-      </w:r>
-    </w:p>
-    <w:p>
-      <w:pPr>
-        <w:pStyle w:val="SourceCode"/>
-      </w:pPr>
-      <w:r>
-        <w:rPr>
-          <w:rStyle w:val="NormalTok"/>
-        </w:rPr>
-        <w:t xml:space="preserve">symptoms </w:t>
-      </w:r>
-      <w:r>
-        <w:rPr>
-          <w:rStyle w:val="OtherTok"/>
-        </w:rPr>
-        <w:t xml:space="preserve">&lt;-</w:t>
-      </w:r>
-      <w:r>
-        <w:rPr>
-          <w:rStyle w:val="NormalTok"/>
-        </w:rPr>
-        <w:t xml:space="preserve"> </w:t>
-      </w:r>
-      <w:r>
-        <w:rPr>
-          <w:rStyle w:val="FunctionTok"/>
-        </w:rPr>
-        <w:t xml:space="preserve">read_tsv</w:t>
-      </w:r>
-      <w:r>
-        <w:rPr>
-          <w:rStyle w:val="NormalTok"/>
-        </w:rPr>
-        <w:t xml:space="preserve">(</w:t>
-      </w:r>
-      <w:r>
-        <w:rPr>
-          <w:rStyle w:val="StringTok"/>
-        </w:rPr>
-        <w:t xml:space="preserve">"participant_data/module4/symptoms_feb14.txt"</w:t>
-      </w:r>
-      <w:r>
-        <w:rPr>
-          <w:rStyle w:val="NormalTok"/>
-        </w:rPr>
-        <w:t xml:space="preserve">)</w:t>
-      </w:r>
-    </w:p>
-    <w:p>
-      <w:pPr>
-        <w:pStyle w:val="FirstParagraph"/>
-      </w:pPr>
-      <w:r>
-        <w:t xml:space="preserve">As you can see, the symptoms dataset has been simplified from the previous module, and already contains a variable for fever. You’ll need to use your skills from Module 3 to join this with the food exposures dataset, but first let’s make a plan for what we want to do with these.</w:t>
-      </w:r>
-    </w:p>
-    <w:bookmarkEnd w:id="32"/>
-    <w:bookmarkEnd w:id="33"/>
-    <w:bookmarkStart w:id="42" w:name="part-b-calculating-attack-rates"/>
-    <w:p>
-      <w:pPr>
-        <w:pStyle w:val="Heading2"/>
-      </w:pPr>
-      <w:r>
-        <w:t xml:space="preserve">Part B: Calculating attack rates</w:t>
-      </w:r>
-    </w:p>
-    <w:p>
-      <w:pPr>
-        <w:pStyle w:val="FirstParagraph"/>
-      </w:pPr>
-      <w:r>
-        <w:t xml:space="preserve">A common practice in foodborne outbreak epidemiology is calculating attack rates for menu items. A food-specific attack rate is a measurement of incidence proportion (or incidence risk) that is specific to a certain food item consumed during an event or otherwise defined time period. It includes the number of persons who</w:t>
-      </w:r>
-      <w:r>
-        <w:t xml:space="preserve"> </w:t>
-      </w:r>
-      <w:r>
-        <w:rPr>
-          <w:bCs/>
-          <w:b/>
-        </w:rPr>
-        <w:t xml:space="preserve">ate the food item of interest and became ill</w:t>
-      </w:r>
-      <w:r>
-        <w:t xml:space="preserve"> </w:t>
-      </w:r>
-      <w:r>
-        <w:t xml:space="preserve">in the</w:t>
-      </w:r>
-      <w:r>
-        <w:t xml:space="preserve"> </w:t>
-      </w:r>
-      <w:r>
-        <w:rPr>
-          <w:bCs/>
-          <w:b/>
-        </w:rPr>
-        <w:t xml:space="preserve">numerator</w:t>
-      </w:r>
-      <w:r>
-        <w:t xml:space="preserve">, and the</w:t>
-      </w:r>
-      <w:r>
-        <w:t xml:space="preserve"> </w:t>
-      </w:r>
-      <w:r>
-        <w:rPr>
-          <w:bCs/>
-          <w:b/>
-        </w:rPr>
-        <w:t xml:space="preserve">total number of persons who consumed the food item</w:t>
-      </w:r>
-      <w:r>
-        <w:t xml:space="preserve"> </w:t>
-      </w:r>
-      <w:r>
-        <w:t xml:space="preserve">in the</w:t>
-      </w:r>
-      <w:r>
-        <w:t xml:space="preserve"> </w:t>
-      </w:r>
-      <w:r>
-        <w:rPr>
-          <w:bCs/>
-          <w:b/>
-        </w:rPr>
-        <w:t xml:space="preserve">denominator</w:t>
-      </w:r>
-      <w:r>
-        <w:t xml:space="preserve">.</w:t>
-      </w:r>
-    </w:p>
-    <w:p>
-      <w:pPr>
-        <w:pStyle w:val="BodyText"/>
-      </w:pPr>
-      <w:r>
-        <w:t xml:space="preserve">Before we can calculate attack rates from our food exposures information, we’ll need to do two things.</w:t>
       </w:r>
     </w:p>
     <w:p>
@@ -1556,9 +908,33 @@
           <w:ilvl w:val="0"/>
           <w:numId w:val="1005"/>
         </w:numPr>
-      </w:pPr>
-      <w:r>
-        <w:t xml:space="preserve">We’ll want to join our symptoms and food exposures datasets using one of the joins that we practiced in Module 3. You’ll notice in this module that we have datasets that are quite different in terms of the numbers of observations. You’ll need to decide what you want to do with the additional passenger data in the food exposures dataset. You may elect to use a join type that either drops observations that do not have a match (i.e., left join, right join, inner join) or use one that keeps all observations (e.g., full join) and filter/perform calculations accordingly.</w:t>
+        <w:pStyle w:val="Compact"/>
+      </w:pPr>
+      <w:r>
+        <w:rPr>
+          <w:bCs/>
+          <w:b/>
+        </w:rPr>
+        <w:t xml:space="preserve">0</w:t>
+      </w:r>
+      <w:r>
+        <w:t xml:space="preserve"> </w:t>
+      </w:r>
+      <w:r>
+        <w:t xml:space="preserve">=</w:t>
+      </w:r>
+      <w:r>
+        <w:t xml:space="preserve"> </w:t>
+      </w:r>
+      <w:r>
+        <w:rPr>
+          <w:bCs/>
+          <w:b/>
+        </w:rPr>
+        <w:t xml:space="preserve">N</w:t>
+      </w:r>
+      <w:r>
+        <w:t xml:space="preserve">. Only passengers who recall that they specifically did not consume the food item will be treated as a confirmed negative, since those with poor recall may have been exposed and not reported it.</w:t>
       </w:r>
     </w:p>
     <w:p>
@@ -1566,6 +942,736 @@
         <w:numPr>
           <w:ilvl w:val="0"/>
           <w:numId w:val="1005"/>
+        </w:numPr>
+        <w:pStyle w:val="Compact"/>
+      </w:pPr>
+      <w:r>
+        <w:rPr>
+          <w:bCs/>
+          <w:b/>
+        </w:rPr>
+        <w:t xml:space="preserve">NA</w:t>
+      </w:r>
+      <w:r>
+        <w:t xml:space="preserve"> </w:t>
+      </w:r>
+      <w:r>
+        <w:t xml:space="preserve">=</w:t>
+      </w:r>
+      <w:r>
+        <w:t xml:space="preserve"> </w:t>
+      </w:r>
+      <w:r>
+        <w:rPr>
+          <w:bCs/>
+          <w:b/>
+        </w:rPr>
+        <w:t xml:space="preserve">DK</w:t>
+      </w:r>
+      <w:r>
+        <w:t xml:space="preserve">. Passengers without adequate recall are dropped from the calculations on that food exposure.</w:t>
+      </w:r>
+    </w:p>
+    <w:p>
+      <w:pPr>
+        <w:pStyle w:val="FirstParagraph"/>
+      </w:pPr>
+      <w:r>
+        <w:t xml:space="preserve">Let’s go ahead recode the food exposures, then save this as a new object. Since we’re performing the</w:t>
+      </w:r>
+      <w:r>
+        <w:t xml:space="preserve"> </w:t>
+      </w:r>
+      <w:r>
+        <w:rPr>
+          <w:iCs/>
+          <w:i/>
+        </w:rPr>
+        <w:t xml:space="preserve">exact same operation</w:t>
+      </w:r>
+      <w:r>
+        <w:t xml:space="preserve"> </w:t>
+      </w:r>
+      <w:r>
+        <w:t xml:space="preserve">across a number of variables (see what we did there?), then this is another perfect use-case for our new favorite function:</w:t>
+      </w:r>
+      <w:r>
+        <w:t xml:space="preserve"> </w:t>
+      </w:r>
+      <w:r>
+        <w:rPr>
+          <w:rStyle w:val="VerbatimChar"/>
+        </w:rPr>
+        <w:t xml:space="preserve">across()</w:t>
+      </w:r>
+      <w:r>
+        <w:t xml:space="preserve">!</w:t>
+      </w:r>
+    </w:p>
+    <w:p>
+      <w:pPr>
+        <w:pStyle w:val="BodyText"/>
+      </w:pPr>
+      <w:r>
+        <w:t xml:space="preserve">Since we’ve already covered this function, take a minute to try to piece together how you would use mutate(), across(), and case_when() to recode all of the Y/N/P/DK values in the dataset. When you’re finished, see how your code compares to ours below.</w:t>
+      </w:r>
+    </w:p>
+    <w:p>
+      <w:pPr>
+        <w:pStyle w:val="BodyText"/>
+      </w:pPr>
+      <w:r>
+        <w:t xml:space="preserve"> </w:t>
+      </w:r>
+      <w:r>
+        <w:t xml:space="preserve">Click to see the R code we used to recode the food exposures</w:t>
+      </w:r>
+      <w:r>
+        <w:t xml:space="preserve"> </w:t>
+      </w:r>
+    </w:p>
+    <w:p>
+      <w:pPr>
+        <w:pStyle w:val="SourceCode"/>
+      </w:pPr>
+      <w:r>
+        <w:rPr>
+          <w:rStyle w:val="NormalTok"/>
+        </w:rPr>
+        <w:t xml:space="preserve">foodexp_recoded </w:t>
+      </w:r>
+      <w:r>
+        <w:rPr>
+          <w:rStyle w:val="OtherTok"/>
+        </w:rPr>
+        <w:t xml:space="preserve">&lt;-</w:t>
+      </w:r>
+      <w:r>
+        <w:rPr>
+          <w:rStyle w:val="NormalTok"/>
+        </w:rPr>
+        <w:t xml:space="preserve"> </w:t>
+      </w:r>
+      <w:r>
+        <w:br/>
+      </w:r>
+      <w:r>
+        <w:rPr>
+          <w:rStyle w:val="NormalTok"/>
+        </w:rPr>
+        <w:t xml:space="preserve">foodexp </w:t>
+      </w:r>
+      <w:r>
+        <w:rPr>
+          <w:rStyle w:val="SpecialCharTok"/>
+        </w:rPr>
+        <w:t xml:space="preserve">%&gt;%</w:t>
+      </w:r>
+      <w:r>
+        <w:rPr>
+          <w:rStyle w:val="NormalTok"/>
+        </w:rPr>
+        <w:t xml:space="preserve"> </w:t>
+      </w:r>
+      <w:r>
+        <w:br/>
+      </w:r>
+      <w:r>
+        <w:rPr>
+          <w:rStyle w:val="NormalTok"/>
+        </w:rPr>
+        <w:t xml:space="preserve">  </w:t>
+      </w:r>
+      <w:r>
+        <w:rPr>
+          <w:rStyle w:val="FunctionTok"/>
+        </w:rPr>
+        <w:t xml:space="preserve">mutate</w:t>
+      </w:r>
+      <w:r>
+        <w:rPr>
+          <w:rStyle w:val="NormalTok"/>
+        </w:rPr>
+        <w:t xml:space="preserve">(</w:t>
+      </w:r>
+      <w:r>
+        <w:br/>
+      </w:r>
+      <w:r>
+        <w:rPr>
+          <w:rStyle w:val="NormalTok"/>
+        </w:rPr>
+        <w:t xml:space="preserve">    </w:t>
+      </w:r>
+      <w:r>
+        <w:rPr>
+          <w:rStyle w:val="FunctionTok"/>
+        </w:rPr>
+        <w:t xml:space="preserve">across</w:t>
+      </w:r>
+      <w:r>
+        <w:rPr>
+          <w:rStyle w:val="NormalTok"/>
+        </w:rPr>
+        <w:t xml:space="preserve">(</w:t>
+      </w:r>
+      <w:r>
+        <w:br/>
+      </w:r>
+      <w:r>
+        <w:rPr>
+          <w:rStyle w:val="NormalTok"/>
+        </w:rPr>
+        <w:t xml:space="preserve">      gsalad</w:t>
+      </w:r>
+      <w:r>
+        <w:rPr>
+          <w:rStyle w:val="SpecialCharTok"/>
+        </w:rPr>
+        <w:t xml:space="preserve">:</w:t>
+      </w:r>
+      <w:r>
+        <w:rPr>
+          <w:rStyle w:val="NormalTok"/>
+        </w:rPr>
+        <w:t xml:space="preserve">vanicecr, </w:t>
+      </w:r>
+      <w:r>
+        <w:rPr>
+          <w:rStyle w:val="CommentTok"/>
+        </w:rPr>
+        <w:t xml:space="preserve"># This selects every variable in order from gsalad to vanicecr</w:t>
+      </w:r>
+      <w:r>
+        <w:br/>
+      </w:r>
+      <w:r>
+        <w:rPr>
+          <w:rStyle w:val="NormalTok"/>
+        </w:rPr>
+        <w:t xml:space="preserve">    </w:t>
+      </w:r>
+      <w:r>
+        <w:rPr>
+          <w:rStyle w:val="SpecialCharTok"/>
+        </w:rPr>
+        <w:t xml:space="preserve">~</w:t>
+      </w:r>
+      <w:r>
+        <w:rPr>
+          <w:rStyle w:val="NormalTok"/>
+        </w:rPr>
+        <w:t xml:space="preserve"> </w:t>
+      </w:r>
+      <w:r>
+        <w:rPr>
+          <w:rStyle w:val="FunctionTok"/>
+        </w:rPr>
+        <w:t xml:space="preserve">case_when</w:t>
+      </w:r>
+      <w:r>
+        <w:rPr>
+          <w:rStyle w:val="NormalTok"/>
+        </w:rPr>
+        <w:t xml:space="preserve">(</w:t>
+      </w:r>
+      <w:r>
+        <w:br/>
+      </w:r>
+      <w:r>
+        <w:rPr>
+          <w:rStyle w:val="NormalTok"/>
+        </w:rPr>
+        <w:t xml:space="preserve">      .x </w:t>
+      </w:r>
+      <w:r>
+        <w:rPr>
+          <w:rStyle w:val="SpecialCharTok"/>
+        </w:rPr>
+        <w:t xml:space="preserve">==</w:t>
+      </w:r>
+      <w:r>
+        <w:rPr>
+          <w:rStyle w:val="NormalTok"/>
+        </w:rPr>
+        <w:t xml:space="preserve"> </w:t>
+      </w:r>
+      <w:r>
+        <w:rPr>
+          <w:rStyle w:val="StringTok"/>
+        </w:rPr>
+        <w:t xml:space="preserve">"Y"</w:t>
+      </w:r>
+      <w:r>
+        <w:rPr>
+          <w:rStyle w:val="NormalTok"/>
+        </w:rPr>
+        <w:t xml:space="preserve"> </w:t>
+      </w:r>
+      <w:r>
+        <w:rPr>
+          <w:rStyle w:val="SpecialCharTok"/>
+        </w:rPr>
+        <w:t xml:space="preserve">~</w:t>
+      </w:r>
+      <w:r>
+        <w:rPr>
+          <w:rStyle w:val="NormalTok"/>
+        </w:rPr>
+        <w:t xml:space="preserve"> </w:t>
+      </w:r>
+      <w:r>
+        <w:rPr>
+          <w:rStyle w:val="DecValTok"/>
+        </w:rPr>
+        <w:t xml:space="preserve">1</w:t>
+      </w:r>
+      <w:r>
+        <w:rPr>
+          <w:rStyle w:val="NormalTok"/>
+        </w:rPr>
+        <w:t xml:space="preserve">, </w:t>
+      </w:r>
+      <w:r>
+        <w:rPr>
+          <w:rStyle w:val="CommentTok"/>
+        </w:rPr>
+        <w:t xml:space="preserve"># We use the .x as a dummy for each variable</w:t>
+      </w:r>
+      <w:r>
+        <w:br/>
+      </w:r>
+      <w:r>
+        <w:rPr>
+          <w:rStyle w:val="NormalTok"/>
+        </w:rPr>
+        <w:t xml:space="preserve">      .x </w:t>
+      </w:r>
+      <w:r>
+        <w:rPr>
+          <w:rStyle w:val="SpecialCharTok"/>
+        </w:rPr>
+        <w:t xml:space="preserve">==</w:t>
+      </w:r>
+      <w:r>
+        <w:rPr>
+          <w:rStyle w:val="NormalTok"/>
+        </w:rPr>
+        <w:t xml:space="preserve"> </w:t>
+      </w:r>
+      <w:r>
+        <w:rPr>
+          <w:rStyle w:val="StringTok"/>
+        </w:rPr>
+        <w:t xml:space="preserve">"P"</w:t>
+      </w:r>
+      <w:r>
+        <w:rPr>
+          <w:rStyle w:val="NormalTok"/>
+        </w:rPr>
+        <w:t xml:space="preserve"> </w:t>
+      </w:r>
+      <w:r>
+        <w:rPr>
+          <w:rStyle w:val="SpecialCharTok"/>
+        </w:rPr>
+        <w:t xml:space="preserve">~</w:t>
+      </w:r>
+      <w:r>
+        <w:rPr>
+          <w:rStyle w:val="NormalTok"/>
+        </w:rPr>
+        <w:t xml:space="preserve"> </w:t>
+      </w:r>
+      <w:r>
+        <w:rPr>
+          <w:rStyle w:val="DecValTok"/>
+        </w:rPr>
+        <w:t xml:space="preserve">1</w:t>
+      </w:r>
+      <w:r>
+        <w:rPr>
+          <w:rStyle w:val="NormalTok"/>
+        </w:rPr>
+        <w:t xml:space="preserve">,</w:t>
+      </w:r>
+      <w:r>
+        <w:br/>
+      </w:r>
+      <w:r>
+        <w:rPr>
+          <w:rStyle w:val="NormalTok"/>
+        </w:rPr>
+        <w:t xml:space="preserve">      .x </w:t>
+      </w:r>
+      <w:r>
+        <w:rPr>
+          <w:rStyle w:val="SpecialCharTok"/>
+        </w:rPr>
+        <w:t xml:space="preserve">==</w:t>
+      </w:r>
+      <w:r>
+        <w:rPr>
+          <w:rStyle w:val="NormalTok"/>
+        </w:rPr>
+        <w:t xml:space="preserve"> </w:t>
+      </w:r>
+      <w:r>
+        <w:rPr>
+          <w:rStyle w:val="StringTok"/>
+        </w:rPr>
+        <w:t xml:space="preserve">"N"</w:t>
+      </w:r>
+      <w:r>
+        <w:rPr>
+          <w:rStyle w:val="NormalTok"/>
+        </w:rPr>
+        <w:t xml:space="preserve"> </w:t>
+      </w:r>
+      <w:r>
+        <w:rPr>
+          <w:rStyle w:val="SpecialCharTok"/>
+        </w:rPr>
+        <w:t xml:space="preserve">~</w:t>
+      </w:r>
+      <w:r>
+        <w:rPr>
+          <w:rStyle w:val="NormalTok"/>
+        </w:rPr>
+        <w:t xml:space="preserve"> </w:t>
+      </w:r>
+      <w:r>
+        <w:rPr>
+          <w:rStyle w:val="DecValTok"/>
+        </w:rPr>
+        <w:t xml:space="preserve">0</w:t>
+      </w:r>
+      <w:r>
+        <w:rPr>
+          <w:rStyle w:val="NormalTok"/>
+        </w:rPr>
+        <w:t xml:space="preserve">,</w:t>
+      </w:r>
+      <w:r>
+        <w:br/>
+      </w:r>
+      <w:r>
+        <w:rPr>
+          <w:rStyle w:val="NormalTok"/>
+        </w:rPr>
+        <w:t xml:space="preserve">      .x </w:t>
+      </w:r>
+      <w:r>
+        <w:rPr>
+          <w:rStyle w:val="SpecialCharTok"/>
+        </w:rPr>
+        <w:t xml:space="preserve">==</w:t>
+      </w:r>
+      <w:r>
+        <w:rPr>
+          <w:rStyle w:val="NormalTok"/>
+        </w:rPr>
+        <w:t xml:space="preserve"> </w:t>
+      </w:r>
+      <w:r>
+        <w:rPr>
+          <w:rStyle w:val="StringTok"/>
+        </w:rPr>
+        <w:t xml:space="preserve">"DK"</w:t>
+      </w:r>
+      <w:r>
+        <w:rPr>
+          <w:rStyle w:val="NormalTok"/>
+        </w:rPr>
+        <w:t xml:space="preserve"> </w:t>
+      </w:r>
+      <w:r>
+        <w:rPr>
+          <w:rStyle w:val="SpecialCharTok"/>
+        </w:rPr>
+        <w:t xml:space="preserve">~</w:t>
+      </w:r>
+      <w:r>
+        <w:rPr>
+          <w:rStyle w:val="NormalTok"/>
+        </w:rPr>
+        <w:t xml:space="preserve"> </w:t>
+      </w:r>
+      <w:r>
+        <w:rPr>
+          <w:rStyle w:val="ConstantTok"/>
+        </w:rPr>
+        <w:t xml:space="preserve">NA_real_</w:t>
+      </w:r>
+      <w:r>
+        <w:rPr>
+          <w:rStyle w:val="NormalTok"/>
+        </w:rPr>
+        <w:t xml:space="preserve">, </w:t>
+      </w:r>
+      <w:r>
+        <w:rPr>
+          <w:rStyle w:val="CommentTok"/>
+        </w:rPr>
+        <w:t xml:space="preserve"># NA_real_ keeps the NA as an integer class</w:t>
+      </w:r>
+      <w:r>
+        <w:br/>
+      </w:r>
+      <w:r>
+        <w:rPr>
+          <w:rStyle w:val="NormalTok"/>
+        </w:rPr>
+        <w:t xml:space="preserve">      </w:t>
+      </w:r>
+      <w:r>
+        <w:rPr>
+          <w:rStyle w:val="ConstantTok"/>
+        </w:rPr>
+        <w:t xml:space="preserve">TRUE</w:t>
+      </w:r>
+      <w:r>
+        <w:rPr>
+          <w:rStyle w:val="NormalTok"/>
+        </w:rPr>
+        <w:t xml:space="preserve"> </w:t>
+      </w:r>
+      <w:r>
+        <w:rPr>
+          <w:rStyle w:val="SpecialCharTok"/>
+        </w:rPr>
+        <w:t xml:space="preserve">~</w:t>
+      </w:r>
+      <w:r>
+        <w:rPr>
+          <w:rStyle w:val="NormalTok"/>
+        </w:rPr>
+        <w:t xml:space="preserve"> </w:t>
+      </w:r>
+      <w:r>
+        <w:rPr>
+          <w:rStyle w:val="ConstantTok"/>
+        </w:rPr>
+        <w:t xml:space="preserve">NA_real_</w:t>
+      </w:r>
+      <w:r>
+        <w:br/>
+      </w:r>
+      <w:r>
+        <w:rPr>
+          <w:rStyle w:val="NormalTok"/>
+        </w:rPr>
+        <w:t xml:space="preserve">    )</w:t>
+      </w:r>
+      <w:r>
+        <w:br/>
+      </w:r>
+      <w:r>
+        <w:rPr>
+          <w:rStyle w:val="NormalTok"/>
+        </w:rPr>
+        <w:t xml:space="preserve">    )</w:t>
+      </w:r>
+      <w:r>
+        <w:br/>
+      </w:r>
+      <w:r>
+        <w:rPr>
+          <w:rStyle w:val="NormalTok"/>
+        </w:rPr>
+        <w:t xml:space="preserve">    )</w:t>
+      </w:r>
+    </w:p>
+    <w:p>
+      <w:pPr>
+        <w:pStyle w:val="FirstParagraph"/>
+      </w:pPr>
+      <w:r>
+        <w:t xml:space="preserve">Great! Now that you’ve got this dataset recoded and have spent a minute reviewing the data, you’ll notice that the food exposures data includes all the passengers who dined onboard the ship on February 9th and doesn’t differentiate between ill and healthy passengers.</w:t>
+      </w:r>
+    </w:p>
+    <w:p>
+      <w:pPr>
+        <w:pStyle w:val="BodyText"/>
+      </w:pPr>
+      <w:r>
+        <w:t xml:space="preserve">We’ll want to develop a case definition using the reported symptoms so that we can determine who got sick, and what they ate. In order to do this, we’ll require the symptoms dataset from Module 3, however we’ll introduce a simplified version that already has the variables created that we need.</w:t>
+      </w:r>
+    </w:p>
+    <w:bookmarkEnd w:id="35"/>
+    <w:bookmarkStart w:id="36" w:name="the-symptoms-dataset"/>
+    <w:p>
+      <w:pPr>
+        <w:pStyle w:val="Heading3"/>
+      </w:pPr>
+      <w:r>
+        <w:t xml:space="preserve">The symptoms dataset</w:t>
+      </w:r>
+    </w:p>
+    <w:p>
+      <w:pPr>
+        <w:pStyle w:val="FirstParagraph"/>
+      </w:pPr>
+      <w:r>
+        <w:t xml:space="preserve">These data should look quite familiar to you after completing Module 3, however, we’ve removed some variables and provided a simpler version of the dataset for you to work with in Module 4. Read the data into your R instance and review the structure and contents.</w:t>
+      </w:r>
+    </w:p>
+    <w:p>
+      <w:pPr>
+        <w:pStyle w:val="SourceCode"/>
+      </w:pPr>
+      <w:r>
+        <w:rPr>
+          <w:rStyle w:val="NormalTok"/>
+        </w:rPr>
+        <w:t xml:space="preserve">symptoms </w:t>
+      </w:r>
+      <w:r>
+        <w:rPr>
+          <w:rStyle w:val="OtherTok"/>
+        </w:rPr>
+        <w:t xml:space="preserve">&lt;-</w:t>
+      </w:r>
+      <w:r>
+        <w:rPr>
+          <w:rStyle w:val="NormalTok"/>
+        </w:rPr>
+        <w:t xml:space="preserve"> </w:t>
+      </w:r>
+      <w:r>
+        <w:rPr>
+          <w:rStyle w:val="FunctionTok"/>
+        </w:rPr>
+        <w:t xml:space="preserve">read_tsv</w:t>
+      </w:r>
+      <w:r>
+        <w:rPr>
+          <w:rStyle w:val="NormalTok"/>
+        </w:rPr>
+        <w:t xml:space="preserve">(</w:t>
+      </w:r>
+      <w:r>
+        <w:rPr>
+          <w:rStyle w:val="StringTok"/>
+        </w:rPr>
+        <w:t xml:space="preserve">"participant_data/module4/symptoms_feb14.txt"</w:t>
+      </w:r>
+      <w:r>
+        <w:rPr>
+          <w:rStyle w:val="NormalTok"/>
+        </w:rPr>
+        <w:t xml:space="preserve">)</w:t>
+      </w:r>
+    </w:p>
+    <w:p>
+      <w:pPr>
+        <w:pStyle w:val="FirstParagraph"/>
+      </w:pPr>
+      <w:r>
+        <w:t xml:space="preserve">As you can see, the symptoms dataset has been simplified from the previous module, and already contains a variable for fever. You’ll need to use your skills from Module 3 to join this with the food exposures dataset, but first let’s make a plan for what we want to do with these.</w:t>
+      </w:r>
+    </w:p>
+    <w:bookmarkEnd w:id="36"/>
+    <w:bookmarkEnd w:id="37"/>
+    <w:bookmarkStart w:id="46" w:name="part-b-calculating-attack-rates"/>
+    <w:p>
+      <w:pPr>
+        <w:pStyle w:val="Heading2"/>
+      </w:pPr>
+      <w:r>
+        <w:t xml:space="preserve">Part B: Calculating attack rates</w:t>
+      </w:r>
+    </w:p>
+    <w:p>
+      <w:pPr>
+        <w:pStyle w:val="FirstParagraph"/>
+      </w:pPr>
+      <w:r>
+        <w:t xml:space="preserve">A common practice in foodborne outbreak epidemiology is calculating attack rates for menu items. A food-specific attack rate is a measurement of incidence proportion (or incidence risk) that is specific to a certain food item consumed during an event or otherwise defined time period. It includes the number of persons who</w:t>
+      </w:r>
+      <w:r>
+        <w:t xml:space="preserve"> </w:t>
+      </w:r>
+      <w:r>
+        <w:rPr>
+          <w:bCs/>
+          <w:b/>
+        </w:rPr>
+        <w:t xml:space="preserve">ate the food item of interest and became ill</w:t>
+      </w:r>
+      <w:r>
+        <w:t xml:space="preserve"> </w:t>
+      </w:r>
+      <w:r>
+        <w:t xml:space="preserve">in the</w:t>
+      </w:r>
+      <w:r>
+        <w:t xml:space="preserve"> </w:t>
+      </w:r>
+      <w:r>
+        <w:rPr>
+          <w:bCs/>
+          <w:b/>
+        </w:rPr>
+        <w:t xml:space="preserve">numerator</w:t>
+      </w:r>
+      <w:r>
+        <w:t xml:space="preserve">, and the</w:t>
+      </w:r>
+      <w:r>
+        <w:t xml:space="preserve"> </w:t>
+      </w:r>
+      <w:r>
+        <w:rPr>
+          <w:bCs/>
+          <w:b/>
+        </w:rPr>
+        <w:t xml:space="preserve">total number of persons who consumed the food item</w:t>
+      </w:r>
+      <w:r>
+        <w:t xml:space="preserve"> </w:t>
+      </w:r>
+      <w:r>
+        <w:t xml:space="preserve">in the</w:t>
+      </w:r>
+      <w:r>
+        <w:t xml:space="preserve"> </w:t>
+      </w:r>
+      <w:r>
+        <w:rPr>
+          <w:bCs/>
+          <w:b/>
+        </w:rPr>
+        <w:t xml:space="preserve">denominator</w:t>
+      </w:r>
+      <w:r>
+        <w:t xml:space="preserve">.</w:t>
+      </w:r>
+    </w:p>
+    <w:p>
+      <w:pPr>
+        <w:pStyle w:val="BodyText"/>
+      </w:pPr>
+      <w:r>
+        <w:t xml:space="preserve">Before we can calculate attack rates from our food exposures information, we’ll need to do two things.</w:t>
+      </w:r>
+    </w:p>
+    <w:p>
+      <w:pPr>
+        <w:numPr>
+          <w:ilvl w:val="0"/>
+          <w:numId w:val="1006"/>
+        </w:numPr>
+      </w:pPr>
+      <w:r>
+        <w:t xml:space="preserve">We’ll want to join our symptoms and food exposures datasets using one of the joins that we practiced in Module 3. You’ll notice in this module that we have datasets that are quite different in terms of the numbers of observations. You’ll need to decide what you want to do with the additional passenger data in the food exposures dataset. You may elect to use a join type that either drops observations that do not have a match (i.e., left join, right join, inner join) or use one that keeps all observations (e.g., full join) and filter/perform calculations accordingly.</w:t>
+      </w:r>
+    </w:p>
+    <w:p>
+      <w:pPr>
+        <w:numPr>
+          <w:ilvl w:val="0"/>
+          <w:numId w:val="1006"/>
         </w:numPr>
       </w:pPr>
       <w:r>
@@ -2299,18 +2405,18 @@
                 <wp:inline>
                   <wp:extent cx="152400" cy="152400"/>
                   <wp:effectExtent b="0" l="0" r="0" t="0"/>
-                  <wp:docPr descr="" title="" id="34" name="Picture"/>
+                  <wp:docPr descr="" title="" id="38" name="Picture"/>
                   <a:graphic>
                     <a:graphicData uri="http://schemas.openxmlformats.org/drawingml/2006/picture">
                       <pic:pic>
                         <pic:nvPicPr>
-                          <pic:cNvPr descr="C:\PROGRA~1\RStudio\RESOUR~1\app\bin\quarto\share\formats\docx\note.png" id="35" name="Picture"/>
+                          <pic:cNvPr descr="C:\PROGRA~1\RStudio\RESOUR~1\app\bin\quarto\share\formats\docx\note.png" id="39" name="Picture"/>
                           <pic:cNvPicPr>
                             <a:picLocks noChangeArrowheads="1" noChangeAspect="1"/>
                           </pic:cNvPicPr>
                         </pic:nvPicPr>
                         <pic:blipFill>
-                          <a:blip r:embed="rId28"/>
+                          <a:blip r:embed="rId32"/>
                           <a:stretch>
                             <a:fillRect/>
                           </a:stretch>
@@ -2377,24 +2483,24 @@
                     <w:pStyle w:val="Compact"/>
                     <w:jc w:val="center"/>
                   </w:pPr>
-                  <w:hyperlink r:id="rId39">
+                  <w:hyperlink r:id="rId43">
                     <w:r>
                       <w:drawing>
                         <wp:inline>
                           <wp:extent cx="4572000" cy="6134100"/>
                           <wp:effectExtent b="0" l="0" r="0" t="0"/>
-                          <wp:docPr descr="George Boole (1815-1864). Portrait by unknown artist." title="" id="37" name="Picture"/>
+                          <wp:docPr descr="George Boole (1815-1864). Portrait by unknown artist." title="" id="41" name="Picture"/>
                           <a:graphic>
                             <a:graphicData uri="http://schemas.openxmlformats.org/drawingml/2006/picture">
                               <pic:pic>
                                 <pic:nvPicPr>
-                                  <pic:cNvPr descr="pics/module04_George_Boole.png" id="38" name="Picture"/>
+                                  <pic:cNvPr descr="pics/module04_George_Boole.png" id="42" name="Picture"/>
                                   <pic:cNvPicPr>
                                     <a:picLocks noChangeArrowheads="1" noChangeAspect="1"/>
                                   </pic:cNvPicPr>
                                 </pic:nvPicPr>
                                 <pic:blipFill>
-                                  <a:blip r:embed="rId36"/>
+                                  <a:blip r:embed="rId40"/>
                                   <a:stretch>
                                     <a:fillRect/>
                                   </a:stretch>
@@ -2482,7 +2588,7 @@
             <w:pPr>
               <w:numPr>
                 <w:ilvl w:val="0"/>
-                <w:numId w:val="1006"/>
+                <w:numId w:val="1007"/>
               </w:numPr>
               <w:pStyle w:val="Compact"/>
             </w:pPr>
@@ -2497,72 +2603,6 @@
             </w:r>
             <w:r>
               <w:t xml:space="preserve">AND</w:t>
-            </w:r>
-          </w:p>
-          <w:p>
-            <w:pPr>
-              <w:numPr>
-                <w:ilvl w:val="0"/>
-                <w:numId w:val="1006"/>
-              </w:numPr>
-              <w:pStyle w:val="Compact"/>
-            </w:pPr>
-            <w:r>
-              <w:rPr>
-                <w:rStyle w:val="VerbatimChar"/>
-              </w:rPr>
-              <w:t xml:space="preserve">|</w:t>
-            </w:r>
-            <w:r>
-              <w:t xml:space="preserve"> </w:t>
-            </w:r>
-            <w:r>
-              <w:t xml:space="preserve">OR</w:t>
-            </w:r>
-          </w:p>
-          <w:p>
-            <w:pPr>
-              <w:numPr>
-                <w:ilvl w:val="0"/>
-                <w:numId w:val="1006"/>
-              </w:numPr>
-              <w:pStyle w:val="Compact"/>
-            </w:pPr>
-            <w:r>
-              <w:rPr>
-                <w:rStyle w:val="VerbatimChar"/>
-              </w:rPr>
-              <w:t xml:space="preserve">!</w:t>
-            </w:r>
-            <w:r>
-              <w:t xml:space="preserve"> </w:t>
-            </w:r>
-            <w:r>
-              <w:t xml:space="preserve">NOT</w:t>
-            </w:r>
-          </w:p>
-          <w:p>
-            <w:pPr>
-              <w:pStyle w:val="FirstParagraph"/>
-            </w:pPr>
-            <w:r>
-              <w:t xml:space="preserve">On their own, these operators aren’t particularly impressive, but we can combine them with the following</w:t>
-            </w:r>
-            <w:r>
-              <w:t xml:space="preserve"> </w:t>
-            </w:r>
-            <w:r>
-              <w:rPr>
-                <w:bCs/>
-                <w:b/>
-              </w:rPr>
-              <w:t xml:space="preserve">comparison operators</w:t>
-            </w:r>
-            <w:r>
-              <w:t xml:space="preserve"> </w:t>
-            </w:r>
-            <w:r>
-              <w:t xml:space="preserve">to chain some complex statements together.</w:t>
             </w:r>
           </w:p>
           <w:p>
@@ -2577,13 +2617,13 @@
               <w:rPr>
                 <w:rStyle w:val="VerbatimChar"/>
               </w:rPr>
-              <w:t xml:space="preserve">==</w:t>
+              <w:t xml:space="preserve">|</w:t>
             </w:r>
             <w:r>
               <w:t xml:space="preserve"> </w:t>
             </w:r>
             <w:r>
-              <w:t xml:space="preserve">EQUAL (or EQUIVALENT) TO</w:t>
+              <w:t xml:space="preserve">OR</w:t>
             </w:r>
           </w:p>
           <w:p>
@@ -2598,20 +2638,44 @@
               <w:rPr>
                 <w:rStyle w:val="VerbatimChar"/>
               </w:rPr>
-              <w:t xml:space="preserve">!=</w:t>
+              <w:t xml:space="preserve">!</w:t>
             </w:r>
             <w:r>
               <w:t xml:space="preserve"> </w:t>
             </w:r>
             <w:r>
-              <w:t xml:space="preserve">NOT EQUAL (or EQUIVALENT) TO</w:t>
+              <w:t xml:space="preserve">NOT</w:t>
+            </w:r>
+          </w:p>
+          <w:p>
+            <w:pPr>
+              <w:pStyle w:val="FirstParagraph"/>
+            </w:pPr>
+            <w:r>
+              <w:t xml:space="preserve">On their own, these operators aren’t particularly impressive, but we can combine them with the following</w:t>
+            </w:r>
+            <w:r>
+              <w:t xml:space="preserve"> </w:t>
+            </w:r>
+            <w:r>
+              <w:rPr>
+                <w:bCs/>
+                <w:b/>
+              </w:rPr>
+              <w:t xml:space="preserve">comparison operators</w:t>
+            </w:r>
+            <w:r>
+              <w:t xml:space="preserve"> </w:t>
+            </w:r>
+            <w:r>
+              <w:t xml:space="preserve">to chain some complex statements together.</w:t>
             </w:r>
           </w:p>
           <w:p>
             <w:pPr>
               <w:numPr>
                 <w:ilvl w:val="0"/>
-                <w:numId w:val="1007"/>
+                <w:numId w:val="1008"/>
               </w:numPr>
               <w:pStyle w:val="Compact"/>
             </w:pPr>
@@ -2619,20 +2683,20 @@
               <w:rPr>
                 <w:rStyle w:val="VerbatimChar"/>
               </w:rPr>
-              <w:t xml:space="preserve">&lt;</w:t>
+              <w:t xml:space="preserve">==</w:t>
             </w:r>
             <w:r>
               <w:t xml:space="preserve"> </w:t>
             </w:r>
             <w:r>
-              <w:t xml:space="preserve">LESS THAN</w:t>
+              <w:t xml:space="preserve">EQUAL (or EQUIVALENT) TO</w:t>
             </w:r>
           </w:p>
           <w:p>
             <w:pPr>
               <w:numPr>
                 <w:ilvl w:val="0"/>
-                <w:numId w:val="1007"/>
+                <w:numId w:val="1008"/>
               </w:numPr>
               <w:pStyle w:val="Compact"/>
             </w:pPr>
@@ -2640,20 +2704,20 @@
               <w:rPr>
                 <w:rStyle w:val="VerbatimChar"/>
               </w:rPr>
-              <w:t xml:space="preserve">&gt;</w:t>
+              <w:t xml:space="preserve">!=</w:t>
             </w:r>
             <w:r>
               <w:t xml:space="preserve"> </w:t>
             </w:r>
             <w:r>
-              <w:t xml:space="preserve">GREATER THAN</w:t>
+              <w:t xml:space="preserve">NOT EQUAL (or EQUIVALENT) TO</w:t>
             </w:r>
           </w:p>
           <w:p>
             <w:pPr>
               <w:numPr>
                 <w:ilvl w:val="0"/>
-                <w:numId w:val="1007"/>
+                <w:numId w:val="1008"/>
               </w:numPr>
               <w:pStyle w:val="Compact"/>
             </w:pPr>
@@ -2661,20 +2725,62 @@
               <w:rPr>
                 <w:rStyle w:val="VerbatimChar"/>
               </w:rPr>
-              <w:t xml:space="preserve">&lt;=</w:t>
+              <w:t xml:space="preserve">&lt;</w:t>
             </w:r>
             <w:r>
               <w:t xml:space="preserve"> </w:t>
             </w:r>
             <w:r>
-              <w:t xml:space="preserve">LESS THAN OR EQUAL TO</w:t>
+              <w:t xml:space="preserve">LESS THAN</w:t>
             </w:r>
           </w:p>
           <w:p>
             <w:pPr>
               <w:numPr>
                 <w:ilvl w:val="0"/>
-                <w:numId w:val="1007"/>
+                <w:numId w:val="1008"/>
+              </w:numPr>
+              <w:pStyle w:val="Compact"/>
+            </w:pPr>
+            <w:r>
+              <w:rPr>
+                <w:rStyle w:val="VerbatimChar"/>
+              </w:rPr>
+              <w:t xml:space="preserve">&gt;</w:t>
+            </w:r>
+            <w:r>
+              <w:t xml:space="preserve"> </w:t>
+            </w:r>
+            <w:r>
+              <w:t xml:space="preserve">GREATER THAN</w:t>
+            </w:r>
+          </w:p>
+          <w:p>
+            <w:pPr>
+              <w:numPr>
+                <w:ilvl w:val="0"/>
+                <w:numId w:val="1008"/>
+              </w:numPr>
+              <w:pStyle w:val="Compact"/>
+            </w:pPr>
+            <w:r>
+              <w:rPr>
+                <w:rStyle w:val="VerbatimChar"/>
+              </w:rPr>
+              <w:t xml:space="preserve">&lt;=</w:t>
+            </w:r>
+            <w:r>
+              <w:t xml:space="preserve"> </w:t>
+            </w:r>
+            <w:r>
+              <w:t xml:space="preserve">LESS THAN OR EQUAL TO</w:t>
+            </w:r>
+          </w:p>
+          <w:p>
+            <w:pPr>
+              <w:numPr>
+                <w:ilvl w:val="0"/>
+                <w:numId w:val="1008"/>
               </w:numPr>
               <w:pStyle w:val="Compact"/>
             </w:pPr>
@@ -2787,7 +2893,7 @@
             <w:r>
               <w:t xml:space="preserve"> </w:t>
             </w:r>
-            <w:hyperlink r:id="rId40">
+            <w:hyperlink r:id="rId44">
               <w:r>
                 <w:rPr>
                   <w:rStyle w:val="Hyperlink"/>
@@ -3614,7 +3720,7 @@
       <w:r>
         <w:t xml:space="preserve"> </w:t>
       </w:r>
-      <w:hyperlink r:id="rId41">
+      <w:hyperlink r:id="rId45">
         <w:r>
           <w:rPr>
             <w:rStyle w:val="Hyperlink"/>
@@ -6069,7 +6175,7 @@
         <w:rPr>
           <w:rStyle w:val="NormalTok"/>
         </w:rPr>
-        <w:t xml:space="preserve">    </w:t>
+        <w:t xml:space="preserve">     </w:t>
       </w:r>
       <w:r>
         <w:rPr>
@@ -6090,7 +6196,7 @@
         <w:rPr>
           <w:rStyle w:val="NormalTok"/>
         </w:rPr>
-        <w:t xml:space="preserve">      gsalad</w:t>
+        <w:t xml:space="preserve">       gsalad</w:t>
       </w:r>
       <w:r>
         <w:rPr>
@@ -6111,7 +6217,7 @@
         <w:rPr>
           <w:rStyle w:val="NormalTok"/>
         </w:rPr>
-        <w:t xml:space="preserve">      </w:t>
+        <w:t xml:space="preserve">       </w:t>
       </w:r>
       <w:r>
         <w:rPr>
@@ -6234,7 +6340,7 @@
         <w:rPr>
           <w:rStyle w:val="NormalTok"/>
         </w:rPr>
-        <w:t xml:space="preserve">          </w:t>
+        <w:t xml:space="preserve">           </w:t>
       </w:r>
       <w:r>
         <w:rPr>
@@ -6303,7 +6409,7 @@
         <w:rPr>
           <w:rStyle w:val="NormalTok"/>
         </w:rPr>
-        <w:t xml:space="preserve">      </w:t>
+        <w:t xml:space="preserve">       </w:t>
       </w:r>
       <w:r>
         <w:rPr>
@@ -6330,16 +6436,16 @@
         <w:rPr>
           <w:rStyle w:val="NormalTok"/>
         </w:rPr>
-        <w:t xml:space="preserve">    )</w:t>
-      </w:r>
-      <w:r>
-        <w:br/>
-      </w:r>
-      <w:r>
-        <w:rPr>
-          <w:rStyle w:val="NormalTok"/>
-        </w:rPr>
-        <w:t xml:space="preserve">  )</w:t>
+        <w:t xml:space="preserve">     )</w:t>
+      </w:r>
+      <w:r>
+        <w:br/>
+      </w:r>
+      <w:r>
+        <w:rPr>
+          <w:rStyle w:val="NormalTok"/>
+        </w:rPr>
+        <w:t xml:space="preserve">   )</w:t>
       </w:r>
       <w:r>
         <w:br/>
@@ -6404,14 +6510,14 @@
         <w:t xml:space="preserve">After reviewing the attack rates of each food item - are there any that stand out as particularly risky to you? Repeat the analysis using the serious illness case definition and compare your results. What are your best epidemiological recommendations at this time? Are there other analyses that you would want to complete to be more confident in your assertions?</w:t>
       </w:r>
     </w:p>
-    <w:bookmarkEnd w:id="42"/>
-    <w:bookmarkStart w:id="43" w:name="part-c-enprettification-with-flextable"/>
+    <w:bookmarkEnd w:id="46"/>
+    <w:bookmarkStart w:id="61" w:name="part-c-flexing-your-r-expertise"/>
     <w:p>
       <w:pPr>
         <w:pStyle w:val="Heading2"/>
       </w:pPr>
       <w:r>
-        <w:t xml:space="preserve">Part C: Enprettification with flextable</w:t>
+        <w:t xml:space="preserve">Part C: Flexing your R expertise</w:t>
       </w:r>
     </w:p>
     <w:p>
@@ -6493,7 +6599,6846 @@
         <w:t xml:space="preserve">Up until now, we’ve just been reading off the outputs provided in R, and while this is fine for us as a working-method, we should recognize that it is not very accessible for those that haven’t had specialized training in these areas. Therefore, we’ll explore some ways to create custom, easy-to-read tables for our results!</w:t>
       </w:r>
     </w:p>
-    <w:bookmarkEnd w:id="43"/>
+    <w:bookmarkStart w:id="50" w:name="introducing-flextable"/>
+    <w:p>
+      <w:pPr>
+        <w:pStyle w:val="Heading3"/>
+      </w:pPr>
+      <w:r>
+        <w:t xml:space="preserve">Introducing Flextable</w:t>
+      </w:r>
+    </w:p>
+    <w:p>
+      <w:pPr>
+        <w:pStyle w:val="FirstParagraph"/>
+      </w:pPr>
+      <w:r>
+        <w:t xml:space="preserve">The flextable package provides a useful framework for working with tables that are intended to be read by human eyes (or eye, in the case of some of the patch-wearing crew members aboard the</w:t>
+      </w:r>
+      <w:r>
+        <w:t xml:space="preserve"> </w:t>
+      </w:r>
+      <w:r>
+        <w:rPr>
+          <w:bCs/>
+          <w:b/>
+        </w:rPr>
+        <w:t xml:space="preserve">S. S. Rainbow Cake</w:t>
+      </w:r>
+      <w:r>
+        <w:t xml:space="preserve">!). While not a</w:t>
+      </w:r>
+      <w:r>
+        <w:t xml:space="preserve"> </w:t>
+      </w:r>
+      <w:r>
+        <w:rPr>
+          <w:iCs/>
+          <w:i/>
+        </w:rPr>
+        <w:t xml:space="preserve">core</w:t>
+      </w:r>
+      <w:r>
+        <w:t xml:space="preserve"> </w:t>
+      </w:r>
+      <w:r>
+        <w:t xml:space="preserve">tidyverse package, flextable is considered part of the wider tidyverse, which means it works seamlessly with all the functions that we’ve discussed to date. However, we must load it separately in addition to our usual call to load the tidyverse library.</w:t>
+      </w:r>
+    </w:p>
+    <w:p>
+      <w:pPr>
+        <w:pStyle w:val="SourceCode"/>
+      </w:pPr>
+      <w:r>
+        <w:br/>
+      </w:r>
+      <w:r>
+        <w:rPr>
+          <w:rStyle w:val="FunctionTok"/>
+        </w:rPr>
+        <w:t xml:space="preserve">p_load</w:t>
+      </w:r>
+      <w:r>
+        <w:rPr>
+          <w:rStyle w:val="NormalTok"/>
+        </w:rPr>
+        <w:t xml:space="preserve">(flextable)</w:t>
+      </w:r>
+    </w:p>
+    <w:p>
+      <w:pPr>
+        <w:pStyle w:val="FirstParagraph"/>
+      </w:pPr>
+      <w:r>
+        <w:t xml:space="preserve">The flextable() function uses a</w:t>
+      </w:r>
+      <w:r>
+        <w:t xml:space="preserve"> </w:t>
+      </w:r>
+      <w:r>
+        <w:rPr>
+          <w:bCs/>
+          <w:b/>
+        </w:rPr>
+        <w:t xml:space="preserve">data frame</w:t>
+      </w:r>
+      <w:r>
+        <w:t xml:space="preserve"> </w:t>
+      </w:r>
+      <w:r>
+        <w:t xml:space="preserve">as input, and returns a</w:t>
+      </w:r>
+      <w:r>
+        <w:t xml:space="preserve"> </w:t>
+      </w:r>
+      <w:r>
+        <w:rPr>
+          <w:bCs/>
+          <w:b/>
+        </w:rPr>
+        <w:t xml:space="preserve">flextable</w:t>
+      </w:r>
+      <w:r>
+        <w:t xml:space="preserve"> </w:t>
+      </w:r>
+      <w:r>
+        <w:t xml:space="preserve">object. This means that simply writing out a statement like:</w:t>
+      </w:r>
+    </w:p>
+    <w:p>
+      <w:pPr>
+        <w:pStyle w:val="BlockText"/>
+      </w:pPr>
+      <w:r>
+        <w:t xml:space="preserve">flextable(symptoms)</w:t>
+      </w:r>
+    </w:p>
+    <w:p>
+      <w:pPr>
+        <w:pStyle w:val="FirstParagraph"/>
+      </w:pPr>
+      <w:r>
+        <w:t xml:space="preserve">will return a default table that, while not perfect, is already a lot easier to incorporate into reporting than the standard R outputs (see below).</w:t>
+      </w:r>
+    </w:p>
+    <w:p>
+      <w:pPr>
+        <w:pStyle w:val="CaptionedFigure"/>
+      </w:pPr>
+      <w:r>
+        <w:drawing>
+          <wp:inline>
+            <wp:extent cx="5334000" cy="2323329"/>
+            <wp:effectExtent b="0" l="0" r="0" t="0"/>
+            <wp:docPr descr="Example of the default output from flextable" title="" id="48" name="Picture"/>
+            <a:graphic>
+              <a:graphicData uri="http://schemas.openxmlformats.org/drawingml/2006/picture">
+                <pic:pic>
+                  <pic:nvPicPr>
+                    <pic:cNvPr descr="pics/module04_flextable_example.jpeg" id="49" name="Picture"/>
+                    <pic:cNvPicPr>
+                      <a:picLocks noChangeArrowheads="1" noChangeAspect="1"/>
+                    </pic:cNvPicPr>
+                  </pic:nvPicPr>
+                  <pic:blipFill>
+                    <a:blip r:embed="rId47"/>
+                    <a:stretch>
+                      <a:fillRect/>
+                    </a:stretch>
+                  </pic:blipFill>
+                  <pic:spPr bwMode="auto">
+                    <a:xfrm>
+                      <a:off x="0" y="0"/>
+                      <a:ext cx="5334000" cy="2323329"/>
+                    </a:xfrm>
+                    <a:prstGeom prst="rect">
+                      <a:avLst/>
+                    </a:prstGeom>
+                    <a:noFill/>
+                    <a:ln w="9525">
+                      <a:noFill/>
+                      <a:headEnd/>
+                      <a:tailEnd/>
+                    </a:ln>
+                  </pic:spPr>
+                </pic:pic>
+              </a:graphicData>
+            </a:graphic>
+          </wp:inline>
+        </w:drawing>
+      </w:r>
+    </w:p>
+    <w:p>
+      <w:pPr>
+        <w:pStyle w:val="ImageCaption"/>
+      </w:pPr>
+      <w:r>
+        <w:t xml:space="preserve">Example of the default output from flextable</w:t>
+      </w:r>
+    </w:p>
+    <w:bookmarkEnd w:id="50"/>
+    <w:bookmarkStart w:id="59" w:name="building-a-table-of-attack-rates"/>
+    <w:p>
+      <w:pPr>
+        <w:pStyle w:val="Heading3"/>
+      </w:pPr>
+      <w:r>
+        <w:t xml:space="preserve">Building a table of attack rates</w:t>
+      </w:r>
+    </w:p>
+    <w:p>
+      <w:pPr>
+        <w:pStyle w:val="FirstParagraph"/>
+      </w:pPr>
+      <w:r>
+        <w:t xml:space="preserve">We recently just produced an output of the attack rates of different food items, but as you saw, the results weren’t very pretty, and were poorly formatted to include in any kind of report or email that would could share with others. Instead of going through the painstaking process of drafting a table in a word processing software and manually copying over the values, let’s instead put our efforts into automating a nice flextable that we can then export to use directly in a report.</w:t>
+      </w:r>
+    </w:p>
+    <w:bookmarkStart w:id="54" w:name="formatting-the-data-for-use-in-a-table"/>
+    <w:p>
+      <w:pPr>
+        <w:pStyle w:val="Heading4"/>
+      </w:pPr>
+      <w:r>
+        <w:t xml:space="preserve">Formatting the data for use in a table</w:t>
+      </w:r>
+    </w:p>
+    <w:p>
+      <w:pPr>
+        <w:pStyle w:val="FirstParagraph"/>
+      </w:pPr>
+      <w:r>
+        <w:t xml:space="preserve">First, we’ll start by revisiting the attack rate table that we created earlier.</w:t>
+      </w:r>
+    </w:p>
+    <w:p>
+      <w:pPr>
+        <w:pStyle w:val="SourceCode"/>
+      </w:pPr>
+      <w:r>
+        <w:rPr>
+          <w:rStyle w:val="NormalTok"/>
+        </w:rPr>
+        <w:t xml:space="preserve">  food_symp_joined </w:t>
+      </w:r>
+      <w:r>
+        <w:rPr>
+          <w:rStyle w:val="SpecialCharTok"/>
+        </w:rPr>
+        <w:t xml:space="preserve">%&gt;%</w:t>
+      </w:r>
+      <w:r>
+        <w:rPr>
+          <w:rStyle w:val="NormalTok"/>
+        </w:rPr>
+        <w:t xml:space="preserve"> </w:t>
+      </w:r>
+      <w:r>
+        <w:br/>
+      </w:r>
+      <w:r>
+        <w:rPr>
+          <w:rStyle w:val="NormalTok"/>
+        </w:rPr>
+        <w:t xml:space="preserve">  </w:t>
+      </w:r>
+      <w:r>
+        <w:rPr>
+          <w:rStyle w:val="FunctionTok"/>
+        </w:rPr>
+        <w:t xml:space="preserve">summarise</w:t>
+      </w:r>
+      <w:r>
+        <w:rPr>
+          <w:rStyle w:val="NormalTok"/>
+        </w:rPr>
+        <w:t xml:space="preserve">(</w:t>
+      </w:r>
+      <w:r>
+        <w:br/>
+      </w:r>
+      <w:r>
+        <w:rPr>
+          <w:rStyle w:val="NormalTok"/>
+        </w:rPr>
+        <w:t xml:space="preserve">     </w:t>
+      </w:r>
+      <w:r>
+        <w:rPr>
+          <w:rStyle w:val="FunctionTok"/>
+        </w:rPr>
+        <w:t xml:space="preserve">across</w:t>
+      </w:r>
+      <w:r>
+        <w:rPr>
+          <w:rStyle w:val="NormalTok"/>
+        </w:rPr>
+        <w:t xml:space="preserve">(</w:t>
+      </w:r>
+      <w:r>
+        <w:br/>
+      </w:r>
+      <w:r>
+        <w:rPr>
+          <w:rStyle w:val="NormalTok"/>
+        </w:rPr>
+        <w:t xml:space="preserve">       gsalad</w:t>
+      </w:r>
+      <w:r>
+        <w:rPr>
+          <w:rStyle w:val="SpecialCharTok"/>
+        </w:rPr>
+        <w:t xml:space="preserve">:</w:t>
+      </w:r>
+      <w:r>
+        <w:rPr>
+          <w:rStyle w:val="NormalTok"/>
+        </w:rPr>
+        <w:t xml:space="preserve">vanicecr,</w:t>
+      </w:r>
+      <w:r>
+        <w:br/>
+      </w:r>
+      <w:r>
+        <w:rPr>
+          <w:rStyle w:val="NormalTok"/>
+        </w:rPr>
+        <w:t xml:space="preserve">       </w:t>
+      </w:r>
+      <w:r>
+        <w:rPr>
+          <w:rStyle w:val="SpecialCharTok"/>
+        </w:rPr>
+        <w:t xml:space="preserve">~</w:t>
+      </w:r>
+      <w:r>
+        <w:rPr>
+          <w:rStyle w:val="NormalTok"/>
+        </w:rPr>
+        <w:t xml:space="preserve"> </w:t>
+      </w:r>
+      <w:r>
+        <w:rPr>
+          <w:rStyle w:val="FunctionTok"/>
+        </w:rPr>
+        <w:t xml:space="preserve">sum</w:t>
+      </w:r>
+      <w:r>
+        <w:rPr>
+          <w:rStyle w:val="NormalTok"/>
+        </w:rPr>
+        <w:t xml:space="preserve">(.x </w:t>
+      </w:r>
+      <w:r>
+        <w:rPr>
+          <w:rStyle w:val="SpecialCharTok"/>
+        </w:rPr>
+        <w:t xml:space="preserve">==</w:t>
+      </w:r>
+      <w:r>
+        <w:rPr>
+          <w:rStyle w:val="NormalTok"/>
+        </w:rPr>
+        <w:t xml:space="preserve"> </w:t>
+      </w:r>
+      <w:r>
+        <w:rPr>
+          <w:rStyle w:val="DecValTok"/>
+        </w:rPr>
+        <w:t xml:space="preserve">1</w:t>
+      </w:r>
+      <w:r>
+        <w:rPr>
+          <w:rStyle w:val="NormalTok"/>
+        </w:rPr>
+        <w:t xml:space="preserve"> </w:t>
+      </w:r>
+      <w:r>
+        <w:rPr>
+          <w:rStyle w:val="SpecialCharTok"/>
+        </w:rPr>
+        <w:t xml:space="preserve">&amp;</w:t>
+      </w:r>
+      <w:r>
+        <w:rPr>
+          <w:rStyle w:val="NormalTok"/>
+        </w:rPr>
+        <w:t xml:space="preserve"> general.case </w:t>
+      </w:r>
+      <w:r>
+        <w:rPr>
+          <w:rStyle w:val="SpecialCharTok"/>
+        </w:rPr>
+        <w:t xml:space="preserve">==</w:t>
+      </w:r>
+      <w:r>
+        <w:rPr>
+          <w:rStyle w:val="NormalTok"/>
+        </w:rPr>
+        <w:t xml:space="preserve"> </w:t>
+      </w:r>
+      <w:r>
+        <w:rPr>
+          <w:rStyle w:val="DecValTok"/>
+        </w:rPr>
+        <w:t xml:space="preserve">1</w:t>
+      </w:r>
+      <w:r>
+        <w:rPr>
+          <w:rStyle w:val="NormalTok"/>
+        </w:rPr>
+        <w:t xml:space="preserve">, </w:t>
+      </w:r>
+      <w:r>
+        <w:rPr>
+          <w:rStyle w:val="AttributeTok"/>
+        </w:rPr>
+        <w:t xml:space="preserve">na.rm =</w:t>
+      </w:r>
+      <w:r>
+        <w:rPr>
+          <w:rStyle w:val="NormalTok"/>
+        </w:rPr>
+        <w:t xml:space="preserve"> </w:t>
+      </w:r>
+      <w:r>
+        <w:rPr>
+          <w:rStyle w:val="ConstantTok"/>
+        </w:rPr>
+        <w:t xml:space="preserve">TRUE</w:t>
+      </w:r>
+      <w:r>
+        <w:rPr>
+          <w:rStyle w:val="NormalTok"/>
+        </w:rPr>
+        <w:t xml:space="preserve">) </w:t>
+      </w:r>
+      <w:r>
+        <w:rPr>
+          <w:rStyle w:val="SpecialCharTok"/>
+        </w:rPr>
+        <w:t xml:space="preserve">/</w:t>
+      </w:r>
+      <w:r>
+        <w:br/>
+      </w:r>
+      <w:r>
+        <w:rPr>
+          <w:rStyle w:val="NormalTok"/>
+        </w:rPr>
+        <w:t xml:space="preserve">           </w:t>
+      </w:r>
+      <w:r>
+        <w:rPr>
+          <w:rStyle w:val="FunctionTok"/>
+        </w:rPr>
+        <w:t xml:space="preserve">sum</w:t>
+      </w:r>
+      <w:r>
+        <w:rPr>
+          <w:rStyle w:val="NormalTok"/>
+        </w:rPr>
+        <w:t xml:space="preserve">(.x </w:t>
+      </w:r>
+      <w:r>
+        <w:rPr>
+          <w:rStyle w:val="SpecialCharTok"/>
+        </w:rPr>
+        <w:t xml:space="preserve">==</w:t>
+      </w:r>
+      <w:r>
+        <w:rPr>
+          <w:rStyle w:val="NormalTok"/>
+        </w:rPr>
+        <w:t xml:space="preserve"> </w:t>
+      </w:r>
+      <w:r>
+        <w:rPr>
+          <w:rStyle w:val="DecValTok"/>
+        </w:rPr>
+        <w:t xml:space="preserve">1</w:t>
+      </w:r>
+      <w:r>
+        <w:rPr>
+          <w:rStyle w:val="NormalTok"/>
+        </w:rPr>
+        <w:t xml:space="preserve">, </w:t>
+      </w:r>
+      <w:r>
+        <w:rPr>
+          <w:rStyle w:val="AttributeTok"/>
+        </w:rPr>
+        <w:t xml:space="preserve">na.rm =</w:t>
+      </w:r>
+      <w:r>
+        <w:rPr>
+          <w:rStyle w:val="NormalTok"/>
+        </w:rPr>
+        <w:t xml:space="preserve"> </w:t>
+      </w:r>
+      <w:r>
+        <w:rPr>
+          <w:rStyle w:val="ConstantTok"/>
+        </w:rPr>
+        <w:t xml:space="preserve">TRUE</w:t>
+      </w:r>
+      <w:r>
+        <w:rPr>
+          <w:rStyle w:val="NormalTok"/>
+        </w:rPr>
+        <w:t xml:space="preserve">),</w:t>
+      </w:r>
+      <w:r>
+        <w:br/>
+      </w:r>
+      <w:r>
+        <w:rPr>
+          <w:rStyle w:val="NormalTok"/>
+        </w:rPr>
+        <w:t xml:space="preserve">       </w:t>
+      </w:r>
+      <w:r>
+        <w:rPr>
+          <w:rStyle w:val="AttributeTok"/>
+        </w:rPr>
+        <w:t xml:space="preserve">.names =</w:t>
+      </w:r>
+      <w:r>
+        <w:rPr>
+          <w:rStyle w:val="NormalTok"/>
+        </w:rPr>
+        <w:t xml:space="preserve"> </w:t>
+      </w:r>
+      <w:r>
+        <w:rPr>
+          <w:rStyle w:val="StringTok"/>
+        </w:rPr>
+        <w:t xml:space="preserve">"{.col}_AR"</w:t>
+      </w:r>
+      <w:r>
+        <w:br/>
+      </w:r>
+      <w:r>
+        <w:rPr>
+          <w:rStyle w:val="NormalTok"/>
+        </w:rPr>
+        <w:t xml:space="preserve">     )</w:t>
+      </w:r>
+      <w:r>
+        <w:br/>
+      </w:r>
+      <w:r>
+        <w:rPr>
+          <w:rStyle w:val="NormalTok"/>
+        </w:rPr>
+        <w:t xml:space="preserve">   )</w:t>
+      </w:r>
+      <w:r>
+        <w:br/>
+      </w:r>
+      <w:r>
+        <w:rPr>
+          <w:rStyle w:val="DocumentationTok"/>
+        </w:rPr>
+        <w:t xml:space="preserve">## # A tibble: 1 × 12</w:t>
+      </w:r>
+      <w:r>
+        <w:br/>
+      </w:r>
+      <w:r>
+        <w:rPr>
+          <w:rStyle w:val="DocumentationTok"/>
+        </w:rPr>
+        <w:t xml:space="preserve">##   gsalad_AR csalad_AR oyster_AR shcocktl_AR deggs_AR ssteak_AR fcbreast_AR</w:t>
+      </w:r>
+      <w:r>
+        <w:br/>
+      </w:r>
+      <w:r>
+        <w:rPr>
+          <w:rStyle w:val="DocumentationTok"/>
+        </w:rPr>
+        <w:t xml:space="preserve">##       &lt;dbl&gt;     &lt;dbl&gt;     &lt;dbl&gt;       &lt;dbl&gt;    &lt;dbl&gt;     &lt;dbl&gt;       &lt;dbl&gt;</w:t>
+      </w:r>
+      <w:r>
+        <w:br/>
+      </w:r>
+      <w:r>
+        <w:rPr>
+          <w:rStyle w:val="DocumentationTok"/>
+        </w:rPr>
+        <w:t xml:space="preserve">## 1     0.174     0.246     0.375       0.222    0.588     0.127       0.132</w:t>
+      </w:r>
+      <w:r>
+        <w:br/>
+      </w:r>
+      <w:r>
+        <w:rPr>
+          <w:rStyle w:val="DocumentationTok"/>
+        </w:rPr>
+        <w:t xml:space="preserve">## # ℹ 5 more variables: pchsalmon_AR &lt;dbl&gt;, ppasta_AR &lt;dbl&gt;, choclava_AR &lt;dbl&gt;,</w:t>
+      </w:r>
+      <w:r>
+        <w:br/>
+      </w:r>
+      <w:r>
+        <w:rPr>
+          <w:rStyle w:val="DocumentationTok"/>
+        </w:rPr>
+        <w:t xml:space="preserve">## #   nycake_AR &lt;dbl&gt;, vanicecr_AR &lt;dbl&gt;</w:t>
+      </w:r>
+    </w:p>
+    <w:p>
+      <w:pPr>
+        <w:pStyle w:val="FirstParagraph"/>
+      </w:pPr>
+      <w:r>
+        <w:t xml:space="preserve">You’ll notice that the table is in wide-format. This isn’t great for readability, so lets first pivot it into long format using pivot_longer().</w:t>
+      </w:r>
+    </w:p>
+    <w:p>
+      <w:pPr>
+        <w:pStyle w:val="SourceCode"/>
+      </w:pPr>
+      <w:r>
+        <w:br/>
+      </w:r>
+      <w:r>
+        <w:rPr>
+          <w:rStyle w:val="NormalTok"/>
+        </w:rPr>
+        <w:t xml:space="preserve">food_symp_joined </w:t>
+      </w:r>
+      <w:r>
+        <w:rPr>
+          <w:rStyle w:val="SpecialCharTok"/>
+        </w:rPr>
+        <w:t xml:space="preserve">%&gt;%</w:t>
+      </w:r>
+      <w:r>
+        <w:rPr>
+          <w:rStyle w:val="NormalTok"/>
+        </w:rPr>
+        <w:t xml:space="preserve"> </w:t>
+      </w:r>
+      <w:r>
+        <w:br/>
+      </w:r>
+      <w:r>
+        <w:rPr>
+          <w:rStyle w:val="NormalTok"/>
+        </w:rPr>
+        <w:t xml:space="preserve">  </w:t>
+      </w:r>
+      <w:r>
+        <w:rPr>
+          <w:rStyle w:val="FunctionTok"/>
+        </w:rPr>
+        <w:t xml:space="preserve">summarise</w:t>
+      </w:r>
+      <w:r>
+        <w:rPr>
+          <w:rStyle w:val="NormalTok"/>
+        </w:rPr>
+        <w:t xml:space="preserve">(</w:t>
+      </w:r>
+      <w:r>
+        <w:br/>
+      </w:r>
+      <w:r>
+        <w:rPr>
+          <w:rStyle w:val="NormalTok"/>
+        </w:rPr>
+        <w:t xml:space="preserve">    </w:t>
+      </w:r>
+      <w:r>
+        <w:rPr>
+          <w:rStyle w:val="FunctionTok"/>
+        </w:rPr>
+        <w:t xml:space="preserve">across</w:t>
+      </w:r>
+      <w:r>
+        <w:rPr>
+          <w:rStyle w:val="NormalTok"/>
+        </w:rPr>
+        <w:t xml:space="preserve">(</w:t>
+      </w:r>
+      <w:r>
+        <w:br/>
+      </w:r>
+      <w:r>
+        <w:rPr>
+          <w:rStyle w:val="NormalTok"/>
+        </w:rPr>
+        <w:t xml:space="preserve">      gsalad</w:t>
+      </w:r>
+      <w:r>
+        <w:rPr>
+          <w:rStyle w:val="SpecialCharTok"/>
+        </w:rPr>
+        <w:t xml:space="preserve">:</w:t>
+      </w:r>
+      <w:r>
+        <w:rPr>
+          <w:rStyle w:val="NormalTok"/>
+        </w:rPr>
+        <w:t xml:space="preserve">vanicecr,</w:t>
+      </w:r>
+      <w:r>
+        <w:br/>
+      </w:r>
+      <w:r>
+        <w:rPr>
+          <w:rStyle w:val="NormalTok"/>
+        </w:rPr>
+        <w:t xml:space="preserve">      </w:t>
+      </w:r>
+      <w:r>
+        <w:rPr>
+          <w:rStyle w:val="SpecialCharTok"/>
+        </w:rPr>
+        <w:t xml:space="preserve">~</w:t>
+      </w:r>
+      <w:r>
+        <w:rPr>
+          <w:rStyle w:val="NormalTok"/>
+        </w:rPr>
+        <w:t xml:space="preserve"> </w:t>
+      </w:r>
+      <w:r>
+        <w:rPr>
+          <w:rStyle w:val="FunctionTok"/>
+        </w:rPr>
+        <w:t xml:space="preserve">sum</w:t>
+      </w:r>
+      <w:r>
+        <w:rPr>
+          <w:rStyle w:val="NormalTok"/>
+        </w:rPr>
+        <w:t xml:space="preserve">(.x </w:t>
+      </w:r>
+      <w:r>
+        <w:rPr>
+          <w:rStyle w:val="SpecialCharTok"/>
+        </w:rPr>
+        <w:t xml:space="preserve">==</w:t>
+      </w:r>
+      <w:r>
+        <w:rPr>
+          <w:rStyle w:val="NormalTok"/>
+        </w:rPr>
+        <w:t xml:space="preserve"> </w:t>
+      </w:r>
+      <w:r>
+        <w:rPr>
+          <w:rStyle w:val="DecValTok"/>
+        </w:rPr>
+        <w:t xml:space="preserve">1</w:t>
+      </w:r>
+      <w:r>
+        <w:rPr>
+          <w:rStyle w:val="NormalTok"/>
+        </w:rPr>
+        <w:t xml:space="preserve"> </w:t>
+      </w:r>
+      <w:r>
+        <w:rPr>
+          <w:rStyle w:val="SpecialCharTok"/>
+        </w:rPr>
+        <w:t xml:space="preserve">&amp;</w:t>
+      </w:r>
+      <w:r>
+        <w:rPr>
+          <w:rStyle w:val="NormalTok"/>
+        </w:rPr>
+        <w:t xml:space="preserve"> general.case </w:t>
+      </w:r>
+      <w:r>
+        <w:rPr>
+          <w:rStyle w:val="SpecialCharTok"/>
+        </w:rPr>
+        <w:t xml:space="preserve">==</w:t>
+      </w:r>
+      <w:r>
+        <w:rPr>
+          <w:rStyle w:val="NormalTok"/>
+        </w:rPr>
+        <w:t xml:space="preserve"> </w:t>
+      </w:r>
+      <w:r>
+        <w:rPr>
+          <w:rStyle w:val="DecValTok"/>
+        </w:rPr>
+        <w:t xml:space="preserve">1</w:t>
+      </w:r>
+      <w:r>
+        <w:rPr>
+          <w:rStyle w:val="NormalTok"/>
+        </w:rPr>
+        <w:t xml:space="preserve">, </w:t>
+      </w:r>
+      <w:r>
+        <w:rPr>
+          <w:rStyle w:val="AttributeTok"/>
+        </w:rPr>
+        <w:t xml:space="preserve">na.rm =</w:t>
+      </w:r>
+      <w:r>
+        <w:rPr>
+          <w:rStyle w:val="NormalTok"/>
+        </w:rPr>
+        <w:t xml:space="preserve"> </w:t>
+      </w:r>
+      <w:r>
+        <w:rPr>
+          <w:rStyle w:val="ConstantTok"/>
+        </w:rPr>
+        <w:t xml:space="preserve">TRUE</w:t>
+      </w:r>
+      <w:r>
+        <w:rPr>
+          <w:rStyle w:val="NormalTok"/>
+        </w:rPr>
+        <w:t xml:space="preserve">) </w:t>
+      </w:r>
+      <w:r>
+        <w:rPr>
+          <w:rStyle w:val="SpecialCharTok"/>
+        </w:rPr>
+        <w:t xml:space="preserve">/</w:t>
+      </w:r>
+      <w:r>
+        <w:br/>
+      </w:r>
+      <w:r>
+        <w:rPr>
+          <w:rStyle w:val="NormalTok"/>
+        </w:rPr>
+        <w:t xml:space="preserve">        </w:t>
+      </w:r>
+      <w:r>
+        <w:rPr>
+          <w:rStyle w:val="FunctionTok"/>
+        </w:rPr>
+        <w:t xml:space="preserve">sum</w:t>
+      </w:r>
+      <w:r>
+        <w:rPr>
+          <w:rStyle w:val="NormalTok"/>
+        </w:rPr>
+        <w:t xml:space="preserve">(.x </w:t>
+      </w:r>
+      <w:r>
+        <w:rPr>
+          <w:rStyle w:val="SpecialCharTok"/>
+        </w:rPr>
+        <w:t xml:space="preserve">==</w:t>
+      </w:r>
+      <w:r>
+        <w:rPr>
+          <w:rStyle w:val="NormalTok"/>
+        </w:rPr>
+        <w:t xml:space="preserve"> </w:t>
+      </w:r>
+      <w:r>
+        <w:rPr>
+          <w:rStyle w:val="DecValTok"/>
+        </w:rPr>
+        <w:t xml:space="preserve">1</w:t>
+      </w:r>
+      <w:r>
+        <w:rPr>
+          <w:rStyle w:val="NormalTok"/>
+        </w:rPr>
+        <w:t xml:space="preserve">, </w:t>
+      </w:r>
+      <w:r>
+        <w:rPr>
+          <w:rStyle w:val="AttributeTok"/>
+        </w:rPr>
+        <w:t xml:space="preserve">na.rm =</w:t>
+      </w:r>
+      <w:r>
+        <w:rPr>
+          <w:rStyle w:val="NormalTok"/>
+        </w:rPr>
+        <w:t xml:space="preserve"> </w:t>
+      </w:r>
+      <w:r>
+        <w:rPr>
+          <w:rStyle w:val="ConstantTok"/>
+        </w:rPr>
+        <w:t xml:space="preserve">TRUE</w:t>
+      </w:r>
+      <w:r>
+        <w:rPr>
+          <w:rStyle w:val="NormalTok"/>
+        </w:rPr>
+        <w:t xml:space="preserve">),</w:t>
+      </w:r>
+      <w:r>
+        <w:br/>
+      </w:r>
+      <w:r>
+        <w:rPr>
+          <w:rStyle w:val="NormalTok"/>
+        </w:rPr>
+        <w:t xml:space="preserve">      </w:t>
+      </w:r>
+      <w:r>
+        <w:rPr>
+          <w:rStyle w:val="AttributeTok"/>
+        </w:rPr>
+        <w:t xml:space="preserve">.names =</w:t>
+      </w:r>
+      <w:r>
+        <w:rPr>
+          <w:rStyle w:val="NormalTok"/>
+        </w:rPr>
+        <w:t xml:space="preserve"> </w:t>
+      </w:r>
+      <w:r>
+        <w:rPr>
+          <w:rStyle w:val="StringTok"/>
+        </w:rPr>
+        <w:t xml:space="preserve">"{.col}_AR"</w:t>
+      </w:r>
+      <w:r>
+        <w:br/>
+      </w:r>
+      <w:r>
+        <w:rPr>
+          <w:rStyle w:val="NormalTok"/>
+        </w:rPr>
+        <w:t xml:space="preserve">    )</w:t>
+      </w:r>
+      <w:r>
+        <w:br/>
+      </w:r>
+      <w:r>
+        <w:rPr>
+          <w:rStyle w:val="NormalTok"/>
+        </w:rPr>
+        <w:t xml:space="preserve">  ) </w:t>
+      </w:r>
+      <w:r>
+        <w:rPr>
+          <w:rStyle w:val="SpecialCharTok"/>
+        </w:rPr>
+        <w:t xml:space="preserve">%&gt;%</w:t>
+      </w:r>
+      <w:r>
+        <w:br/>
+      </w:r>
+      <w:r>
+        <w:rPr>
+          <w:rStyle w:val="NormalTok"/>
+        </w:rPr>
+        <w:t xml:space="preserve">  </w:t>
+      </w:r>
+      <w:r>
+        <w:rPr>
+          <w:rStyle w:val="FunctionTok"/>
+        </w:rPr>
+        <w:t xml:space="preserve">pivot_longer</w:t>
+      </w:r>
+      <w:r>
+        <w:rPr>
+          <w:rStyle w:val="NormalTok"/>
+        </w:rPr>
+        <w:t xml:space="preserve">(</w:t>
+      </w:r>
+      <w:r>
+        <w:br/>
+      </w:r>
+      <w:r>
+        <w:rPr>
+          <w:rStyle w:val="NormalTok"/>
+        </w:rPr>
+        <w:t xml:space="preserve">    </w:t>
+      </w:r>
+      <w:r>
+        <w:rPr>
+          <w:rStyle w:val="AttributeTok"/>
+        </w:rPr>
+        <w:t xml:space="preserve">cols =</w:t>
+      </w:r>
+      <w:r>
+        <w:rPr>
+          <w:rStyle w:val="NormalTok"/>
+        </w:rPr>
+        <w:t xml:space="preserve"> </w:t>
+      </w:r>
+      <w:r>
+        <w:rPr>
+          <w:rStyle w:val="FunctionTok"/>
+        </w:rPr>
+        <w:t xml:space="preserve">everything</w:t>
+      </w:r>
+      <w:r>
+        <w:rPr>
+          <w:rStyle w:val="NormalTok"/>
+        </w:rPr>
+        <w:t xml:space="preserve">(),</w:t>
+      </w:r>
+      <w:r>
+        <w:br/>
+      </w:r>
+      <w:r>
+        <w:rPr>
+          <w:rStyle w:val="NormalTok"/>
+        </w:rPr>
+        <w:t xml:space="preserve">    </w:t>
+      </w:r>
+      <w:r>
+        <w:rPr>
+          <w:rStyle w:val="AttributeTok"/>
+        </w:rPr>
+        <w:t xml:space="preserve">names_to =</w:t>
+      </w:r>
+      <w:r>
+        <w:rPr>
+          <w:rStyle w:val="NormalTok"/>
+        </w:rPr>
+        <w:t xml:space="preserve"> </w:t>
+      </w:r>
+      <w:r>
+        <w:rPr>
+          <w:rStyle w:val="StringTok"/>
+        </w:rPr>
+        <w:t xml:space="preserve">"Menu Item"</w:t>
+      </w:r>
+      <w:r>
+        <w:rPr>
+          <w:rStyle w:val="NormalTok"/>
+        </w:rPr>
+        <w:t xml:space="preserve">,</w:t>
+      </w:r>
+      <w:r>
+        <w:br/>
+      </w:r>
+      <w:r>
+        <w:rPr>
+          <w:rStyle w:val="NormalTok"/>
+        </w:rPr>
+        <w:t xml:space="preserve">    </w:t>
+      </w:r>
+      <w:r>
+        <w:rPr>
+          <w:rStyle w:val="AttributeTok"/>
+        </w:rPr>
+        <w:t xml:space="preserve">values_to =</w:t>
+      </w:r>
+      <w:r>
+        <w:rPr>
+          <w:rStyle w:val="NormalTok"/>
+        </w:rPr>
+        <w:t xml:space="preserve"> </w:t>
+      </w:r>
+      <w:r>
+        <w:rPr>
+          <w:rStyle w:val="StringTok"/>
+        </w:rPr>
+        <w:t xml:space="preserve">"Attack Rate"</w:t>
+      </w:r>
+      <w:r>
+        <w:br/>
+      </w:r>
+      <w:r>
+        <w:rPr>
+          <w:rStyle w:val="NormalTok"/>
+        </w:rPr>
+        <w:t xml:space="preserve">  )</w:t>
+      </w:r>
+      <w:r>
+        <w:br/>
+      </w:r>
+      <w:r>
+        <w:rPr>
+          <w:rStyle w:val="DocumentationTok"/>
+        </w:rPr>
+        <w:t xml:space="preserve">## # A tibble: 12 × 2</w:t>
+      </w:r>
+      <w:r>
+        <w:br/>
+      </w:r>
+      <w:r>
+        <w:rPr>
+          <w:rStyle w:val="DocumentationTok"/>
+        </w:rPr>
+        <w:t xml:space="preserve">##    `Menu Item`  `Attack Rate`</w:t>
+      </w:r>
+      <w:r>
+        <w:br/>
+      </w:r>
+      <w:r>
+        <w:rPr>
+          <w:rStyle w:val="DocumentationTok"/>
+        </w:rPr>
+        <w:t xml:space="preserve">##    &lt;chr&gt;                &lt;dbl&gt;</w:t>
+      </w:r>
+      <w:r>
+        <w:br/>
+      </w:r>
+      <w:r>
+        <w:rPr>
+          <w:rStyle w:val="DocumentationTok"/>
+        </w:rPr>
+        <w:t xml:space="preserve">##  1 gsalad_AR            0.174</w:t>
+      </w:r>
+      <w:r>
+        <w:br/>
+      </w:r>
+      <w:r>
+        <w:rPr>
+          <w:rStyle w:val="DocumentationTok"/>
+        </w:rPr>
+        <w:t xml:space="preserve">##  2 csalad_AR            0.246</w:t>
+      </w:r>
+      <w:r>
+        <w:br/>
+      </w:r>
+      <w:r>
+        <w:rPr>
+          <w:rStyle w:val="DocumentationTok"/>
+        </w:rPr>
+        <w:t xml:space="preserve">##  3 oyster_AR            0.375</w:t>
+      </w:r>
+      <w:r>
+        <w:br/>
+      </w:r>
+      <w:r>
+        <w:rPr>
+          <w:rStyle w:val="DocumentationTok"/>
+        </w:rPr>
+        <w:t xml:space="preserve">##  4 shcocktl_AR          0.222</w:t>
+      </w:r>
+      <w:r>
+        <w:br/>
+      </w:r>
+      <w:r>
+        <w:rPr>
+          <w:rStyle w:val="DocumentationTok"/>
+        </w:rPr>
+        <w:t xml:space="preserve">##  5 deggs_AR             0.588</w:t>
+      </w:r>
+      <w:r>
+        <w:br/>
+      </w:r>
+      <w:r>
+        <w:rPr>
+          <w:rStyle w:val="DocumentationTok"/>
+        </w:rPr>
+        <w:t xml:space="preserve">##  6 ssteak_AR            0.127</w:t>
+      </w:r>
+      <w:r>
+        <w:br/>
+      </w:r>
+      <w:r>
+        <w:rPr>
+          <w:rStyle w:val="DocumentationTok"/>
+        </w:rPr>
+        <w:t xml:space="preserve">##  7 fcbreast_AR          0.132</w:t>
+      </w:r>
+      <w:r>
+        <w:br/>
+      </w:r>
+      <w:r>
+        <w:rPr>
+          <w:rStyle w:val="DocumentationTok"/>
+        </w:rPr>
+        <w:t xml:space="preserve">##  8 pchsalmon_AR         0.104</w:t>
+      </w:r>
+      <w:r>
+        <w:br/>
+      </w:r>
+      <w:r>
+        <w:rPr>
+          <w:rStyle w:val="DocumentationTok"/>
+        </w:rPr>
+        <w:t xml:space="preserve">##  9 ppasta_AR            0.154</w:t>
+      </w:r>
+      <w:r>
+        <w:br/>
+      </w:r>
+      <w:r>
+        <w:rPr>
+          <w:rStyle w:val="DocumentationTok"/>
+        </w:rPr>
+        <w:t xml:space="preserve">## 10 choclava_AR          0.155</w:t>
+      </w:r>
+      <w:r>
+        <w:br/>
+      </w:r>
+      <w:r>
+        <w:rPr>
+          <w:rStyle w:val="DocumentationTok"/>
+        </w:rPr>
+        <w:t xml:space="preserve">## 11 nycake_AR            0.199</w:t>
+      </w:r>
+      <w:r>
+        <w:br/>
+      </w:r>
+      <w:r>
+        <w:rPr>
+          <w:rStyle w:val="DocumentationTok"/>
+        </w:rPr>
+        <w:t xml:space="preserve">## 12 vanicecr_AR          0.243</w:t>
+      </w:r>
+    </w:p>
+    <w:p>
+      <w:pPr>
+        <w:pStyle w:val="FirstParagraph"/>
+      </w:pPr>
+      <w:r>
+        <w:t xml:space="preserve">Great - that’s exactly what we wanted! A column of menu items, and a column of their attack rate for illness. Let’s save this as an object before moving on to more complex tasks. Since attack rates are usually expressed as a percent, we’ll add a line in to multiply that column by 100 too.</w:t>
+      </w:r>
+    </w:p>
+    <w:p>
+      <w:pPr>
+        <w:pStyle w:val="SourceCode"/>
+      </w:pPr>
+      <w:r>
+        <w:br/>
+      </w:r>
+      <w:r>
+        <w:rPr>
+          <w:rStyle w:val="CommentTok"/>
+        </w:rPr>
+        <w:t xml:space="preserve"># Save table as object called ar_table</w:t>
+      </w:r>
+      <w:r>
+        <w:br/>
+      </w:r>
+      <w:r>
+        <w:rPr>
+          <w:rStyle w:val="NormalTok"/>
+        </w:rPr>
+        <w:t xml:space="preserve">ar_table </w:t>
+      </w:r>
+      <w:r>
+        <w:rPr>
+          <w:rStyle w:val="OtherTok"/>
+        </w:rPr>
+        <w:t xml:space="preserve">&lt;-</w:t>
+      </w:r>
+      <w:r>
+        <w:rPr>
+          <w:rStyle w:val="NormalTok"/>
+        </w:rPr>
+        <w:t xml:space="preserve"> food_symp_joined </w:t>
+      </w:r>
+      <w:r>
+        <w:rPr>
+          <w:rStyle w:val="SpecialCharTok"/>
+        </w:rPr>
+        <w:t xml:space="preserve">%&gt;%</w:t>
+      </w:r>
+      <w:r>
+        <w:rPr>
+          <w:rStyle w:val="NormalTok"/>
+        </w:rPr>
+        <w:t xml:space="preserve"> </w:t>
+      </w:r>
+      <w:r>
+        <w:br/>
+      </w:r>
+      <w:r>
+        <w:rPr>
+          <w:rStyle w:val="NormalTok"/>
+        </w:rPr>
+        <w:t xml:space="preserve">  </w:t>
+      </w:r>
+      <w:r>
+        <w:rPr>
+          <w:rStyle w:val="FunctionTok"/>
+        </w:rPr>
+        <w:t xml:space="preserve">summarise</w:t>
+      </w:r>
+      <w:r>
+        <w:rPr>
+          <w:rStyle w:val="NormalTok"/>
+        </w:rPr>
+        <w:t xml:space="preserve">(</w:t>
+      </w:r>
+      <w:r>
+        <w:br/>
+      </w:r>
+      <w:r>
+        <w:rPr>
+          <w:rStyle w:val="NormalTok"/>
+        </w:rPr>
+        <w:t xml:space="preserve">    </w:t>
+      </w:r>
+      <w:r>
+        <w:rPr>
+          <w:rStyle w:val="FunctionTok"/>
+        </w:rPr>
+        <w:t xml:space="preserve">across</w:t>
+      </w:r>
+      <w:r>
+        <w:rPr>
+          <w:rStyle w:val="NormalTok"/>
+        </w:rPr>
+        <w:t xml:space="preserve">(</w:t>
+      </w:r>
+      <w:r>
+        <w:br/>
+      </w:r>
+      <w:r>
+        <w:rPr>
+          <w:rStyle w:val="NormalTok"/>
+        </w:rPr>
+        <w:t xml:space="preserve">      gsalad</w:t>
+      </w:r>
+      <w:r>
+        <w:rPr>
+          <w:rStyle w:val="SpecialCharTok"/>
+        </w:rPr>
+        <w:t xml:space="preserve">:</w:t>
+      </w:r>
+      <w:r>
+        <w:rPr>
+          <w:rStyle w:val="NormalTok"/>
+        </w:rPr>
+        <w:t xml:space="preserve">vanicecr,</w:t>
+      </w:r>
+      <w:r>
+        <w:br/>
+      </w:r>
+      <w:r>
+        <w:rPr>
+          <w:rStyle w:val="NormalTok"/>
+        </w:rPr>
+        <w:t xml:space="preserve">      </w:t>
+      </w:r>
+      <w:r>
+        <w:rPr>
+          <w:rStyle w:val="SpecialCharTok"/>
+        </w:rPr>
+        <w:t xml:space="preserve">~</w:t>
+      </w:r>
+      <w:r>
+        <w:rPr>
+          <w:rStyle w:val="NormalTok"/>
+        </w:rPr>
+        <w:t xml:space="preserve"> </w:t>
+      </w:r>
+      <w:r>
+        <w:rPr>
+          <w:rStyle w:val="FunctionTok"/>
+        </w:rPr>
+        <w:t xml:space="preserve">sum</w:t>
+      </w:r>
+      <w:r>
+        <w:rPr>
+          <w:rStyle w:val="NormalTok"/>
+        </w:rPr>
+        <w:t xml:space="preserve">(.x </w:t>
+      </w:r>
+      <w:r>
+        <w:rPr>
+          <w:rStyle w:val="SpecialCharTok"/>
+        </w:rPr>
+        <w:t xml:space="preserve">==</w:t>
+      </w:r>
+      <w:r>
+        <w:rPr>
+          <w:rStyle w:val="NormalTok"/>
+        </w:rPr>
+        <w:t xml:space="preserve"> </w:t>
+      </w:r>
+      <w:r>
+        <w:rPr>
+          <w:rStyle w:val="DecValTok"/>
+        </w:rPr>
+        <w:t xml:space="preserve">1</w:t>
+      </w:r>
+      <w:r>
+        <w:rPr>
+          <w:rStyle w:val="NormalTok"/>
+        </w:rPr>
+        <w:t xml:space="preserve"> </w:t>
+      </w:r>
+      <w:r>
+        <w:rPr>
+          <w:rStyle w:val="SpecialCharTok"/>
+        </w:rPr>
+        <w:t xml:space="preserve">&amp;</w:t>
+      </w:r>
+      <w:r>
+        <w:rPr>
+          <w:rStyle w:val="NormalTok"/>
+        </w:rPr>
+        <w:t xml:space="preserve"> general.case </w:t>
+      </w:r>
+      <w:r>
+        <w:rPr>
+          <w:rStyle w:val="SpecialCharTok"/>
+        </w:rPr>
+        <w:t xml:space="preserve">==</w:t>
+      </w:r>
+      <w:r>
+        <w:rPr>
+          <w:rStyle w:val="NormalTok"/>
+        </w:rPr>
+        <w:t xml:space="preserve"> </w:t>
+      </w:r>
+      <w:r>
+        <w:rPr>
+          <w:rStyle w:val="DecValTok"/>
+        </w:rPr>
+        <w:t xml:space="preserve">1</w:t>
+      </w:r>
+      <w:r>
+        <w:rPr>
+          <w:rStyle w:val="NormalTok"/>
+        </w:rPr>
+        <w:t xml:space="preserve">, </w:t>
+      </w:r>
+      <w:r>
+        <w:rPr>
+          <w:rStyle w:val="AttributeTok"/>
+        </w:rPr>
+        <w:t xml:space="preserve">na.rm =</w:t>
+      </w:r>
+      <w:r>
+        <w:rPr>
+          <w:rStyle w:val="NormalTok"/>
+        </w:rPr>
+        <w:t xml:space="preserve"> </w:t>
+      </w:r>
+      <w:r>
+        <w:rPr>
+          <w:rStyle w:val="ConstantTok"/>
+        </w:rPr>
+        <w:t xml:space="preserve">TRUE</w:t>
+      </w:r>
+      <w:r>
+        <w:rPr>
+          <w:rStyle w:val="NormalTok"/>
+        </w:rPr>
+        <w:t xml:space="preserve">) </w:t>
+      </w:r>
+      <w:r>
+        <w:rPr>
+          <w:rStyle w:val="SpecialCharTok"/>
+        </w:rPr>
+        <w:t xml:space="preserve">/</w:t>
+      </w:r>
+      <w:r>
+        <w:br/>
+      </w:r>
+      <w:r>
+        <w:rPr>
+          <w:rStyle w:val="NormalTok"/>
+        </w:rPr>
+        <w:t xml:space="preserve">        </w:t>
+      </w:r>
+      <w:r>
+        <w:rPr>
+          <w:rStyle w:val="FunctionTok"/>
+        </w:rPr>
+        <w:t xml:space="preserve">sum</w:t>
+      </w:r>
+      <w:r>
+        <w:rPr>
+          <w:rStyle w:val="NormalTok"/>
+        </w:rPr>
+        <w:t xml:space="preserve">(.x </w:t>
+      </w:r>
+      <w:r>
+        <w:rPr>
+          <w:rStyle w:val="SpecialCharTok"/>
+        </w:rPr>
+        <w:t xml:space="preserve">==</w:t>
+      </w:r>
+      <w:r>
+        <w:rPr>
+          <w:rStyle w:val="NormalTok"/>
+        </w:rPr>
+        <w:t xml:space="preserve"> </w:t>
+      </w:r>
+      <w:r>
+        <w:rPr>
+          <w:rStyle w:val="DecValTok"/>
+        </w:rPr>
+        <w:t xml:space="preserve">1</w:t>
+      </w:r>
+      <w:r>
+        <w:rPr>
+          <w:rStyle w:val="NormalTok"/>
+        </w:rPr>
+        <w:t xml:space="preserve">, </w:t>
+      </w:r>
+      <w:r>
+        <w:rPr>
+          <w:rStyle w:val="AttributeTok"/>
+        </w:rPr>
+        <w:t xml:space="preserve">na.rm =</w:t>
+      </w:r>
+      <w:r>
+        <w:rPr>
+          <w:rStyle w:val="NormalTok"/>
+        </w:rPr>
+        <w:t xml:space="preserve"> </w:t>
+      </w:r>
+      <w:r>
+        <w:rPr>
+          <w:rStyle w:val="ConstantTok"/>
+        </w:rPr>
+        <w:t xml:space="preserve">TRUE</w:t>
+      </w:r>
+      <w:r>
+        <w:rPr>
+          <w:rStyle w:val="NormalTok"/>
+        </w:rPr>
+        <w:t xml:space="preserve">),</w:t>
+      </w:r>
+      <w:r>
+        <w:br/>
+      </w:r>
+      <w:r>
+        <w:rPr>
+          <w:rStyle w:val="NormalTok"/>
+        </w:rPr>
+        <w:t xml:space="preserve">      </w:t>
+      </w:r>
+      <w:r>
+        <w:rPr>
+          <w:rStyle w:val="AttributeTok"/>
+        </w:rPr>
+        <w:t xml:space="preserve">.names =</w:t>
+      </w:r>
+      <w:r>
+        <w:rPr>
+          <w:rStyle w:val="NormalTok"/>
+        </w:rPr>
+        <w:t xml:space="preserve"> </w:t>
+      </w:r>
+      <w:r>
+        <w:rPr>
+          <w:rStyle w:val="StringTok"/>
+        </w:rPr>
+        <w:t xml:space="preserve">"{.col}_AR"</w:t>
+      </w:r>
+      <w:r>
+        <w:br/>
+      </w:r>
+      <w:r>
+        <w:rPr>
+          <w:rStyle w:val="NormalTok"/>
+        </w:rPr>
+        <w:t xml:space="preserve">    )</w:t>
+      </w:r>
+      <w:r>
+        <w:br/>
+      </w:r>
+      <w:r>
+        <w:rPr>
+          <w:rStyle w:val="NormalTok"/>
+        </w:rPr>
+        <w:t xml:space="preserve">  ) </w:t>
+      </w:r>
+      <w:r>
+        <w:rPr>
+          <w:rStyle w:val="SpecialCharTok"/>
+        </w:rPr>
+        <w:t xml:space="preserve">%&gt;%</w:t>
+      </w:r>
+      <w:r>
+        <w:br/>
+      </w:r>
+      <w:r>
+        <w:rPr>
+          <w:rStyle w:val="NormalTok"/>
+        </w:rPr>
+        <w:t xml:space="preserve">  </w:t>
+      </w:r>
+      <w:r>
+        <w:rPr>
+          <w:rStyle w:val="FunctionTok"/>
+        </w:rPr>
+        <w:t xml:space="preserve">pivot_longer</w:t>
+      </w:r>
+      <w:r>
+        <w:rPr>
+          <w:rStyle w:val="NormalTok"/>
+        </w:rPr>
+        <w:t xml:space="preserve">(</w:t>
+      </w:r>
+      <w:r>
+        <w:br/>
+      </w:r>
+      <w:r>
+        <w:rPr>
+          <w:rStyle w:val="NormalTok"/>
+        </w:rPr>
+        <w:t xml:space="preserve">    </w:t>
+      </w:r>
+      <w:r>
+        <w:rPr>
+          <w:rStyle w:val="AttributeTok"/>
+        </w:rPr>
+        <w:t xml:space="preserve">cols =</w:t>
+      </w:r>
+      <w:r>
+        <w:rPr>
+          <w:rStyle w:val="NormalTok"/>
+        </w:rPr>
+        <w:t xml:space="preserve"> </w:t>
+      </w:r>
+      <w:r>
+        <w:rPr>
+          <w:rStyle w:val="FunctionTok"/>
+        </w:rPr>
+        <w:t xml:space="preserve">everything</w:t>
+      </w:r>
+      <w:r>
+        <w:rPr>
+          <w:rStyle w:val="NormalTok"/>
+        </w:rPr>
+        <w:t xml:space="preserve">(),</w:t>
+      </w:r>
+      <w:r>
+        <w:br/>
+      </w:r>
+      <w:r>
+        <w:rPr>
+          <w:rStyle w:val="NormalTok"/>
+        </w:rPr>
+        <w:t xml:space="preserve">    </w:t>
+      </w:r>
+      <w:r>
+        <w:rPr>
+          <w:rStyle w:val="AttributeTok"/>
+        </w:rPr>
+        <w:t xml:space="preserve">names_to =</w:t>
+      </w:r>
+      <w:r>
+        <w:rPr>
+          <w:rStyle w:val="NormalTok"/>
+        </w:rPr>
+        <w:t xml:space="preserve"> </w:t>
+      </w:r>
+      <w:r>
+        <w:rPr>
+          <w:rStyle w:val="StringTok"/>
+        </w:rPr>
+        <w:t xml:space="preserve">"Menu Item"</w:t>
+      </w:r>
+      <w:r>
+        <w:rPr>
+          <w:rStyle w:val="NormalTok"/>
+        </w:rPr>
+        <w:t xml:space="preserve">,</w:t>
+      </w:r>
+      <w:r>
+        <w:br/>
+      </w:r>
+      <w:r>
+        <w:rPr>
+          <w:rStyle w:val="NormalTok"/>
+        </w:rPr>
+        <w:t xml:space="preserve">    </w:t>
+      </w:r>
+      <w:r>
+        <w:rPr>
+          <w:rStyle w:val="AttributeTok"/>
+        </w:rPr>
+        <w:t xml:space="preserve">values_to =</w:t>
+      </w:r>
+      <w:r>
+        <w:rPr>
+          <w:rStyle w:val="NormalTok"/>
+        </w:rPr>
+        <w:t xml:space="preserve"> </w:t>
+      </w:r>
+      <w:r>
+        <w:rPr>
+          <w:rStyle w:val="StringTok"/>
+        </w:rPr>
+        <w:t xml:space="preserve">"Attack Rate"</w:t>
+      </w:r>
+      <w:r>
+        <w:br/>
+      </w:r>
+      <w:r>
+        <w:rPr>
+          <w:rStyle w:val="NormalTok"/>
+        </w:rPr>
+        <w:t xml:space="preserve">  ) </w:t>
+      </w:r>
+      <w:r>
+        <w:rPr>
+          <w:rStyle w:val="SpecialCharTok"/>
+        </w:rPr>
+        <w:t xml:space="preserve">%&gt;%</w:t>
+      </w:r>
+      <w:r>
+        <w:br/>
+      </w:r>
+      <w:r>
+        <w:rPr>
+          <w:rStyle w:val="NormalTok"/>
+        </w:rPr>
+        <w:t xml:space="preserve">  </w:t>
+      </w:r>
+      <w:r>
+        <w:rPr>
+          <w:rStyle w:val="FunctionTok"/>
+        </w:rPr>
+        <w:t xml:space="preserve">mutate</w:t>
+      </w:r>
+      <w:r>
+        <w:rPr>
+          <w:rStyle w:val="NormalTok"/>
+        </w:rPr>
+        <w:t xml:space="preserve">(</w:t>
+      </w:r>
+      <w:r>
+        <w:br/>
+      </w:r>
+      <w:r>
+        <w:rPr>
+          <w:rStyle w:val="NormalTok"/>
+        </w:rPr>
+        <w:t xml:space="preserve">    </w:t>
+      </w:r>
+      <w:r>
+        <w:rPr>
+          <w:rStyle w:val="StringTok"/>
+        </w:rPr>
+        <w:t xml:space="preserve">`</w:t>
+      </w:r>
+      <w:r>
+        <w:rPr>
+          <w:rStyle w:val="AttributeTok"/>
+        </w:rPr>
+        <w:t xml:space="preserve">Attack Rate</w:t>
+      </w:r>
+      <w:r>
+        <w:rPr>
+          <w:rStyle w:val="StringTok"/>
+        </w:rPr>
+        <w:t xml:space="preserve">`</w:t>
+      </w:r>
+      <w:r>
+        <w:rPr>
+          <w:rStyle w:val="NormalTok"/>
+        </w:rPr>
+        <w:t xml:space="preserve"> </w:t>
+      </w:r>
+      <w:r>
+        <w:rPr>
+          <w:rStyle w:val="OtherTok"/>
+        </w:rPr>
+        <w:t xml:space="preserve">=</w:t>
+      </w:r>
+      <w:r>
+        <w:rPr>
+          <w:rStyle w:val="NormalTok"/>
+        </w:rPr>
+        <w:t xml:space="preserve"> </w:t>
+      </w:r>
+      <w:r>
+        <w:rPr>
+          <w:rStyle w:val="StringTok"/>
+        </w:rPr>
+        <w:t xml:space="preserve">`</w:t>
+      </w:r>
+      <w:r>
+        <w:rPr>
+          <w:rStyle w:val="AttributeTok"/>
+        </w:rPr>
+        <w:t xml:space="preserve">Attack Rate</w:t>
+      </w:r>
+      <w:r>
+        <w:rPr>
+          <w:rStyle w:val="StringTok"/>
+        </w:rPr>
+        <w:t xml:space="preserve">`</w:t>
+      </w:r>
+      <w:r>
+        <w:rPr>
+          <w:rStyle w:val="NormalTok"/>
+        </w:rPr>
+        <w:t xml:space="preserve"> </w:t>
+      </w:r>
+      <w:r>
+        <w:rPr>
+          <w:rStyle w:val="SpecialCharTok"/>
+        </w:rPr>
+        <w:t xml:space="preserve">*</w:t>
+      </w:r>
+      <w:r>
+        <w:rPr>
+          <w:rStyle w:val="NormalTok"/>
+        </w:rPr>
+        <w:t xml:space="preserve"> </w:t>
+      </w:r>
+      <w:r>
+        <w:rPr>
+          <w:rStyle w:val="DecValTok"/>
+        </w:rPr>
+        <w:t xml:space="preserve">100</w:t>
+      </w:r>
+      <w:r>
+        <w:br/>
+      </w:r>
+      <w:r>
+        <w:rPr>
+          <w:rStyle w:val="NormalTok"/>
+        </w:rPr>
+        <w:t xml:space="preserve">  )</w:t>
+      </w:r>
+      <w:r>
+        <w:br/>
+      </w:r>
+      <w:r>
+        <w:rPr>
+          <w:rStyle w:val="NormalTok"/>
+        </w:rPr>
+        <w:t xml:space="preserve">  </w:t>
+      </w:r>
+    </w:p>
+    <w:p>
+      <w:pPr>
+        <w:pStyle w:val="FirstParagraph"/>
+      </w:pPr>
+      <w:r>
+        <w:t xml:space="preserve">Now that we have our attack rate table in a basic format that works, we can start applying changes to make it more attractive and legible. Let’s start out by changing the food item names from the codified versions we used back into the menu items to make them more understandable.</w:t>
+      </w:r>
+    </w:p>
+    <w:p>
+      <w:pPr>
+        <w:pStyle w:val="SourceCode"/>
+      </w:pPr>
+      <w:r>
+        <w:br/>
+      </w:r>
+      <w:r>
+        <w:rPr>
+          <w:rStyle w:val="CommentTok"/>
+        </w:rPr>
+        <w:t xml:space="preserve">#Update the table using mutate() and recode() the entries in the `Menu Item` variable.</w:t>
+      </w:r>
+      <w:r>
+        <w:br/>
+      </w:r>
+      <w:r>
+        <w:br/>
+      </w:r>
+      <w:r>
+        <w:rPr>
+          <w:rStyle w:val="NormalTok"/>
+        </w:rPr>
+        <w:t xml:space="preserve">ar_table </w:t>
+      </w:r>
+      <w:r>
+        <w:rPr>
+          <w:rStyle w:val="OtherTok"/>
+        </w:rPr>
+        <w:t xml:space="preserve">&lt;-</w:t>
+      </w:r>
+      <w:r>
+        <w:rPr>
+          <w:rStyle w:val="NormalTok"/>
+        </w:rPr>
+        <w:t xml:space="preserve"> ar_table </w:t>
+      </w:r>
+      <w:r>
+        <w:rPr>
+          <w:rStyle w:val="SpecialCharTok"/>
+        </w:rPr>
+        <w:t xml:space="preserve">%&gt;%</w:t>
+      </w:r>
+      <w:r>
+        <w:rPr>
+          <w:rStyle w:val="NormalTok"/>
+        </w:rPr>
+        <w:t xml:space="preserve"> </w:t>
+      </w:r>
+      <w:r>
+        <w:br/>
+      </w:r>
+      <w:r>
+        <w:rPr>
+          <w:rStyle w:val="NormalTok"/>
+        </w:rPr>
+        <w:t xml:space="preserve">  </w:t>
+      </w:r>
+      <w:r>
+        <w:rPr>
+          <w:rStyle w:val="FunctionTok"/>
+        </w:rPr>
+        <w:t xml:space="preserve">mutate</w:t>
+      </w:r>
+      <w:r>
+        <w:rPr>
+          <w:rStyle w:val="NormalTok"/>
+        </w:rPr>
+        <w:t xml:space="preserve">(</w:t>
+      </w:r>
+      <w:r>
+        <w:br/>
+      </w:r>
+      <w:r>
+        <w:rPr>
+          <w:rStyle w:val="NormalTok"/>
+        </w:rPr>
+        <w:t xml:space="preserve">    </w:t>
+      </w:r>
+      <w:r>
+        <w:rPr>
+          <w:rStyle w:val="StringTok"/>
+        </w:rPr>
+        <w:t xml:space="preserve">`</w:t>
+      </w:r>
+      <w:r>
+        <w:rPr>
+          <w:rStyle w:val="AttributeTok"/>
+        </w:rPr>
+        <w:t xml:space="preserve">Menu Item</w:t>
+      </w:r>
+      <w:r>
+        <w:rPr>
+          <w:rStyle w:val="StringTok"/>
+        </w:rPr>
+        <w:t xml:space="preserve">`</w:t>
+      </w:r>
+      <w:r>
+        <w:rPr>
+          <w:rStyle w:val="NormalTok"/>
+        </w:rPr>
+        <w:t xml:space="preserve"> </w:t>
+      </w:r>
+      <w:r>
+        <w:rPr>
+          <w:rStyle w:val="OtherTok"/>
+        </w:rPr>
+        <w:t xml:space="preserve">=</w:t>
+      </w:r>
+      <w:r>
+        <w:rPr>
+          <w:rStyle w:val="NormalTok"/>
+        </w:rPr>
+        <w:t xml:space="preserve"> </w:t>
+      </w:r>
+      <w:r>
+        <w:rPr>
+          <w:rStyle w:val="FunctionTok"/>
+        </w:rPr>
+        <w:t xml:space="preserve">recode</w:t>
+      </w:r>
+      <w:r>
+        <w:rPr>
+          <w:rStyle w:val="NormalTok"/>
+        </w:rPr>
+        <w:t xml:space="preserve">(</w:t>
+      </w:r>
+      <w:r>
+        <w:br/>
+      </w:r>
+      <w:r>
+        <w:rPr>
+          <w:rStyle w:val="NormalTok"/>
+        </w:rPr>
+        <w:t xml:space="preserve">      </w:t>
+      </w:r>
+      <w:r>
+        <w:rPr>
+          <w:rStyle w:val="StringTok"/>
+        </w:rPr>
+        <w:t xml:space="preserve">`</w:t>
+      </w:r>
+      <w:r>
+        <w:rPr>
+          <w:rStyle w:val="AttributeTok"/>
+        </w:rPr>
+        <w:t xml:space="preserve">Menu Item</w:t>
+      </w:r>
+      <w:r>
+        <w:rPr>
+          <w:rStyle w:val="StringTok"/>
+        </w:rPr>
+        <w:t xml:space="preserve">`</w:t>
+      </w:r>
+      <w:r>
+        <w:rPr>
+          <w:rStyle w:val="NormalTok"/>
+        </w:rPr>
+        <w:t xml:space="preserve">, </w:t>
+      </w:r>
+      <w:r>
+        <w:rPr>
+          <w:rStyle w:val="CommentTok"/>
+        </w:rPr>
+        <w:t xml:space="preserve">#need to specify which variable to recode in first argument</w:t>
+      </w:r>
+      <w:r>
+        <w:br/>
+      </w:r>
+      <w:r>
+        <w:rPr>
+          <w:rStyle w:val="NormalTok"/>
+        </w:rPr>
+        <w:t xml:space="preserve">      </w:t>
+      </w:r>
+      <w:r>
+        <w:rPr>
+          <w:rStyle w:val="AttributeTok"/>
+        </w:rPr>
+        <w:t xml:space="preserve">gsalad_AR    =</w:t>
+      </w:r>
+      <w:r>
+        <w:rPr>
+          <w:rStyle w:val="NormalTok"/>
+        </w:rPr>
+        <w:t xml:space="preserve"> </w:t>
+      </w:r>
+      <w:r>
+        <w:rPr>
+          <w:rStyle w:val="StringTok"/>
+        </w:rPr>
+        <w:t xml:space="preserve">"Green Salad"</w:t>
+      </w:r>
+      <w:r>
+        <w:rPr>
+          <w:rStyle w:val="NormalTok"/>
+        </w:rPr>
+        <w:t xml:space="preserve">,</w:t>
+      </w:r>
+      <w:r>
+        <w:br/>
+      </w:r>
+      <w:r>
+        <w:rPr>
+          <w:rStyle w:val="NormalTok"/>
+        </w:rPr>
+        <w:t xml:space="preserve">      </w:t>
+      </w:r>
+      <w:r>
+        <w:rPr>
+          <w:rStyle w:val="AttributeTok"/>
+        </w:rPr>
+        <w:t xml:space="preserve">csalad_AR    =</w:t>
+      </w:r>
+      <w:r>
+        <w:rPr>
+          <w:rStyle w:val="NormalTok"/>
+        </w:rPr>
+        <w:t xml:space="preserve"> </w:t>
+      </w:r>
+      <w:r>
+        <w:rPr>
+          <w:rStyle w:val="StringTok"/>
+        </w:rPr>
+        <w:t xml:space="preserve">"Caesar Salad"</w:t>
+      </w:r>
+      <w:r>
+        <w:rPr>
+          <w:rStyle w:val="NormalTok"/>
+        </w:rPr>
+        <w:t xml:space="preserve">,</w:t>
+      </w:r>
+      <w:r>
+        <w:br/>
+      </w:r>
+      <w:r>
+        <w:rPr>
+          <w:rStyle w:val="NormalTok"/>
+        </w:rPr>
+        <w:t xml:space="preserve">      </w:t>
+      </w:r>
+      <w:r>
+        <w:rPr>
+          <w:rStyle w:val="AttributeTok"/>
+        </w:rPr>
+        <w:t xml:space="preserve">oyster_AR    =</w:t>
+      </w:r>
+      <w:r>
+        <w:rPr>
+          <w:rStyle w:val="NormalTok"/>
+        </w:rPr>
+        <w:t xml:space="preserve"> </w:t>
+      </w:r>
+      <w:r>
+        <w:rPr>
+          <w:rStyle w:val="StringTok"/>
+        </w:rPr>
+        <w:t xml:space="preserve">"Raw Oysters"</w:t>
+      </w:r>
+      <w:r>
+        <w:rPr>
+          <w:rStyle w:val="NormalTok"/>
+        </w:rPr>
+        <w:t xml:space="preserve">,</w:t>
+      </w:r>
+      <w:r>
+        <w:br/>
+      </w:r>
+      <w:r>
+        <w:rPr>
+          <w:rStyle w:val="NormalTok"/>
+        </w:rPr>
+        <w:t xml:space="preserve">      </w:t>
+      </w:r>
+      <w:r>
+        <w:rPr>
+          <w:rStyle w:val="AttributeTok"/>
+        </w:rPr>
+        <w:t xml:space="preserve">shcocktl_AR  =</w:t>
+      </w:r>
+      <w:r>
+        <w:rPr>
+          <w:rStyle w:val="NormalTok"/>
+        </w:rPr>
+        <w:t xml:space="preserve"> </w:t>
+      </w:r>
+      <w:r>
+        <w:rPr>
+          <w:rStyle w:val="StringTok"/>
+        </w:rPr>
+        <w:t xml:space="preserve">"Shrimp Cocktail"</w:t>
+      </w:r>
+      <w:r>
+        <w:rPr>
+          <w:rStyle w:val="NormalTok"/>
+        </w:rPr>
+        <w:t xml:space="preserve">,</w:t>
+      </w:r>
+      <w:r>
+        <w:br/>
+      </w:r>
+      <w:r>
+        <w:rPr>
+          <w:rStyle w:val="NormalTok"/>
+        </w:rPr>
+        <w:t xml:space="preserve">      </w:t>
+      </w:r>
+      <w:r>
+        <w:rPr>
+          <w:rStyle w:val="AttributeTok"/>
+        </w:rPr>
+        <w:t xml:space="preserve">deggs_AR     =</w:t>
+      </w:r>
+      <w:r>
+        <w:rPr>
+          <w:rStyle w:val="NormalTok"/>
+        </w:rPr>
+        <w:t xml:space="preserve"> </w:t>
+      </w:r>
+      <w:r>
+        <w:rPr>
+          <w:rStyle w:val="StringTok"/>
+        </w:rPr>
+        <w:t xml:space="preserve">"Deviled Eggs"</w:t>
+      </w:r>
+      <w:r>
+        <w:rPr>
+          <w:rStyle w:val="NormalTok"/>
+        </w:rPr>
+        <w:t xml:space="preserve">,</w:t>
+      </w:r>
+      <w:r>
+        <w:br/>
+      </w:r>
+      <w:r>
+        <w:rPr>
+          <w:rStyle w:val="NormalTok"/>
+        </w:rPr>
+        <w:t xml:space="preserve">      </w:t>
+      </w:r>
+      <w:r>
+        <w:rPr>
+          <w:rStyle w:val="AttributeTok"/>
+        </w:rPr>
+        <w:t xml:space="preserve">ssteak_AR    =</w:t>
+      </w:r>
+      <w:r>
+        <w:rPr>
+          <w:rStyle w:val="NormalTok"/>
+        </w:rPr>
+        <w:t xml:space="preserve"> </w:t>
+      </w:r>
+      <w:r>
+        <w:rPr>
+          <w:rStyle w:val="StringTok"/>
+        </w:rPr>
+        <w:t xml:space="preserve">"Sirloin Steak"</w:t>
+      </w:r>
+      <w:r>
+        <w:rPr>
+          <w:rStyle w:val="NormalTok"/>
+        </w:rPr>
+        <w:t xml:space="preserve">,</w:t>
+      </w:r>
+      <w:r>
+        <w:br/>
+      </w:r>
+      <w:r>
+        <w:rPr>
+          <w:rStyle w:val="NormalTok"/>
+        </w:rPr>
+        <w:t xml:space="preserve">      </w:t>
+      </w:r>
+      <w:r>
+        <w:rPr>
+          <w:rStyle w:val="AttributeTok"/>
+        </w:rPr>
+        <w:t xml:space="preserve">fcbreast_AR  =</w:t>
+      </w:r>
+      <w:r>
+        <w:rPr>
+          <w:rStyle w:val="NormalTok"/>
+        </w:rPr>
+        <w:t xml:space="preserve"> </w:t>
+      </w:r>
+      <w:r>
+        <w:rPr>
+          <w:rStyle w:val="StringTok"/>
+        </w:rPr>
+        <w:t xml:space="preserve">"Fancy Chicken Breast"</w:t>
+      </w:r>
+      <w:r>
+        <w:rPr>
+          <w:rStyle w:val="NormalTok"/>
+        </w:rPr>
+        <w:t xml:space="preserve">,</w:t>
+      </w:r>
+      <w:r>
+        <w:br/>
+      </w:r>
+      <w:r>
+        <w:rPr>
+          <w:rStyle w:val="NormalTok"/>
+        </w:rPr>
+        <w:t xml:space="preserve">      </w:t>
+      </w:r>
+      <w:r>
+        <w:rPr>
+          <w:rStyle w:val="AttributeTok"/>
+        </w:rPr>
+        <w:t xml:space="preserve">pchsalmon_AR =</w:t>
+      </w:r>
+      <w:r>
+        <w:rPr>
+          <w:rStyle w:val="NormalTok"/>
+        </w:rPr>
+        <w:t xml:space="preserve"> </w:t>
+      </w:r>
+      <w:r>
+        <w:rPr>
+          <w:rStyle w:val="StringTok"/>
+        </w:rPr>
+        <w:t xml:space="preserve">"Poached Salmon"</w:t>
+      </w:r>
+      <w:r>
+        <w:rPr>
+          <w:rStyle w:val="NormalTok"/>
+        </w:rPr>
+        <w:t xml:space="preserve">,</w:t>
+      </w:r>
+      <w:r>
+        <w:br/>
+      </w:r>
+      <w:r>
+        <w:rPr>
+          <w:rStyle w:val="NormalTok"/>
+        </w:rPr>
+        <w:t xml:space="preserve">      </w:t>
+      </w:r>
+      <w:r>
+        <w:rPr>
+          <w:rStyle w:val="AttributeTok"/>
+        </w:rPr>
+        <w:t xml:space="preserve">ppasta_AR    =</w:t>
+      </w:r>
+      <w:r>
+        <w:rPr>
+          <w:rStyle w:val="NormalTok"/>
+        </w:rPr>
+        <w:t xml:space="preserve"> </w:t>
+      </w:r>
+      <w:r>
+        <w:rPr>
+          <w:rStyle w:val="StringTok"/>
+        </w:rPr>
+        <w:t xml:space="preserve">"Pasta Primavera"</w:t>
+      </w:r>
+      <w:r>
+        <w:rPr>
+          <w:rStyle w:val="NormalTok"/>
+        </w:rPr>
+        <w:t xml:space="preserve">,</w:t>
+      </w:r>
+      <w:r>
+        <w:br/>
+      </w:r>
+      <w:r>
+        <w:rPr>
+          <w:rStyle w:val="NormalTok"/>
+        </w:rPr>
+        <w:t xml:space="preserve">      </w:t>
+      </w:r>
+      <w:r>
+        <w:rPr>
+          <w:rStyle w:val="AttributeTok"/>
+        </w:rPr>
+        <w:t xml:space="preserve">choclava_AR  =</w:t>
+      </w:r>
+      <w:r>
+        <w:rPr>
+          <w:rStyle w:val="NormalTok"/>
+        </w:rPr>
+        <w:t xml:space="preserve"> </w:t>
+      </w:r>
+      <w:r>
+        <w:rPr>
+          <w:rStyle w:val="StringTok"/>
+        </w:rPr>
+        <w:t xml:space="preserve">"Chocolate Lava Cake"</w:t>
+      </w:r>
+      <w:r>
+        <w:rPr>
+          <w:rStyle w:val="NormalTok"/>
+        </w:rPr>
+        <w:t xml:space="preserve">,</w:t>
+      </w:r>
+      <w:r>
+        <w:br/>
+      </w:r>
+      <w:r>
+        <w:rPr>
+          <w:rStyle w:val="NormalTok"/>
+        </w:rPr>
+        <w:t xml:space="preserve">      </w:t>
+      </w:r>
+      <w:r>
+        <w:rPr>
+          <w:rStyle w:val="AttributeTok"/>
+        </w:rPr>
+        <w:t xml:space="preserve">nycake_AR    =</w:t>
+      </w:r>
+      <w:r>
+        <w:rPr>
+          <w:rStyle w:val="NormalTok"/>
+        </w:rPr>
+        <w:t xml:space="preserve"> </w:t>
+      </w:r>
+      <w:r>
+        <w:rPr>
+          <w:rStyle w:val="StringTok"/>
+        </w:rPr>
+        <w:t xml:space="preserve">"New York Cheesecake"</w:t>
+      </w:r>
+      <w:r>
+        <w:rPr>
+          <w:rStyle w:val="NormalTok"/>
+        </w:rPr>
+        <w:t xml:space="preserve">,</w:t>
+      </w:r>
+      <w:r>
+        <w:br/>
+      </w:r>
+      <w:r>
+        <w:rPr>
+          <w:rStyle w:val="NormalTok"/>
+        </w:rPr>
+        <w:t xml:space="preserve">      </w:t>
+      </w:r>
+      <w:r>
+        <w:rPr>
+          <w:rStyle w:val="AttributeTok"/>
+        </w:rPr>
+        <w:t xml:space="preserve">vanicecr_AR  =</w:t>
+      </w:r>
+      <w:r>
+        <w:rPr>
+          <w:rStyle w:val="NormalTok"/>
+        </w:rPr>
+        <w:t xml:space="preserve"> </w:t>
+      </w:r>
+      <w:r>
+        <w:rPr>
+          <w:rStyle w:val="StringTok"/>
+        </w:rPr>
+        <w:t xml:space="preserve">"Vanilla Ice Cream"</w:t>
+      </w:r>
+      <w:r>
+        <w:br/>
+      </w:r>
+      <w:r>
+        <w:rPr>
+          <w:rStyle w:val="NormalTok"/>
+        </w:rPr>
+        <w:t xml:space="preserve">    )</w:t>
+      </w:r>
+      <w:r>
+        <w:br/>
+      </w:r>
+      <w:r>
+        <w:rPr>
+          <w:rStyle w:val="NormalTok"/>
+        </w:rPr>
+        <w:t xml:space="preserve">  )</w:t>
+      </w:r>
+    </w:p>
+    <w:p>
+      <w:pPr>
+        <w:pStyle w:val="FirstParagraph"/>
+      </w:pPr>
+      <w:r>
+        <w:t xml:space="preserve">Excellent! Now that we have the foundation of our flextable, we can go ahead and save this code to a flextable object.</w:t>
+      </w:r>
+    </w:p>
+    <w:p>
+      <w:pPr>
+        <w:pStyle w:val="SourceCode"/>
+      </w:pPr>
+      <w:r>
+        <w:br/>
+      </w:r>
+      <w:r>
+        <w:rPr>
+          <w:rStyle w:val="NormalTok"/>
+        </w:rPr>
+        <w:t xml:space="preserve">ft_ar </w:t>
+      </w:r>
+      <w:r>
+        <w:rPr>
+          <w:rStyle w:val="OtherTok"/>
+        </w:rPr>
+        <w:t xml:space="preserve">&lt;-</w:t>
+      </w:r>
+      <w:r>
+        <w:rPr>
+          <w:rStyle w:val="NormalTok"/>
+        </w:rPr>
+        <w:t xml:space="preserve"> </w:t>
+      </w:r>
+      <w:r>
+        <w:rPr>
+          <w:rStyle w:val="FunctionTok"/>
+        </w:rPr>
+        <w:t xml:space="preserve">flextable</w:t>
+      </w:r>
+      <w:r>
+        <w:rPr>
+          <w:rStyle w:val="NormalTok"/>
+        </w:rPr>
+        <w:t xml:space="preserve">(ar_table)</w:t>
+      </w:r>
+    </w:p>
+    <w:p>
+      <w:pPr>
+        <w:pStyle w:val="FirstParagraph"/>
+      </w:pPr>
+      <w:r>
+        <w:t xml:space="preserve">Now you’ve got your data saved as a flextable object, which by itself works very well with documents in MS Word, or PDF, and also allows for lots of attractive formatting options!</w:t>
+      </w:r>
+    </w:p>
+    <w:tbl>
+      <w:tblPr>
+        <w:tblStyle w:val="Table"/>
+        <w:tblLook w:firstRow="0" w:lastRow="0" w:firstColumn="0" w:lastColumn="0" w:noHBand="0" w:noVBand="0" w:val="0000"/>
+        <w:tblBorders>
+          <w:left w:val="single" w:sz="24" w:space="0" w:color="CC1914"/>
+          <w:right w:val="single" w:sz="4" w:space="0" w:color="CC1914"/>
+          <w:top w:val="single" w:sz="4" w:space="0" w:color="CC1914"/>
+          <w:bottom w:val="single" w:sz="4" w:space="0" w:color="CC1914"/>
+        </w:tblBorders>
+        <w:tblCellMar>
+          <w:left w:w="144" w:type="dxa"/>
+          <w:right w:w="144" w:type="dxa"/>
+        </w:tblCellMar>
+        <w:tblInd w:w="164" w:type="dxa"/>
+        <w:tblW w:type="pct" w:w="100%"/>
+      </w:tblPr>
+      <w:tr>
+        <w:trPr>
+          <w:cantSplit/>
+        </w:trPr>
+        <w:tc>
+          <w:tcPr>
+            <w:shd w:color="auto" w:fill="f7dddc" w:val="clear"/>
+            <w:tcMar>
+              <w:top w:w="92" w:type="dxa"/>
+              <w:bottom w:w="92" w:type="dxa"/>
+            </w:tcMar>
+          </w:tcPr>
+          <w:p>
+            <w:pPr>
+              <w:pStyle w:val="BodyText"/>
+            </w:pPr>
+            <w:pPr>
+              <w:spacing w:before="0" w:after="0"/>
+              <w:textAlignment w:val="center"/>
+            </w:pPr>
+            <w:r>
+              <w:drawing>
+                <wp:inline>
+                  <wp:extent cx="152400" cy="152400"/>
+                  <wp:effectExtent b="0" l="0" r="0" t="0"/>
+                  <wp:docPr descr="" title="" id="52" name="Picture"/>
+                  <a:graphic>
+                    <a:graphicData uri="http://schemas.openxmlformats.org/drawingml/2006/picture">
+                      <pic:pic>
+                        <pic:nvPicPr>
+                          <pic:cNvPr descr="C:\PROGRA~1\RStudio\RESOUR~1\app\bin\quarto\share\formats\docx\important.png" id="53" name="Picture"/>
+                          <pic:cNvPicPr>
+                            <a:picLocks noChangeArrowheads="1" noChangeAspect="1"/>
+                          </pic:cNvPicPr>
+                        </pic:nvPicPr>
+                        <pic:blipFill>
+                          <a:blip r:embed="rId51"/>
+                          <a:stretch>
+                            <a:fillRect/>
+                          </a:stretch>
+                        </pic:blipFill>
+                        <pic:spPr bwMode="auto">
+                          <a:xfrm>
+                            <a:off x="0" y="0"/>
+                            <a:ext cx="152400" cy="152400"/>
+                          </a:xfrm>
+                          <a:prstGeom prst="rect">
+                            <a:avLst/>
+                          </a:prstGeom>
+                          <a:noFill/>
+                          <a:ln w="9525">
+                            <a:noFill/>
+                            <a:headEnd/>
+                            <a:tailEnd/>
+                          </a:ln>
+                        </pic:spPr>
+                      </pic:pic>
+                    </a:graphicData>
+                  </a:graphic>
+                </wp:inline>
+              </w:drawing>
+            </w:r>
+            <w:r>
+              <w:t xml:space="preserve"> </w:t>
+            </w:r>
+            <w:r>
+              <w:t xml:space="preserve"> </w:t>
+            </w:r>
+            <w:r>
+              <w:t xml:space="preserve">Important</w:t>
+            </w:r>
+          </w:p>
+        </w:tc>
+      </w:tr>
+      <w:tr>
+        <w:trPr>
+          <w:cantSplit/>
+        </w:trPr>
+        <w:tc>
+          <w:tcPr>
+            <w:tcMar>
+              <w:top w:w="108" w:type="dxa"/>
+              <w:bottom w:w="108" w:type="dxa"/>
+            </w:tcMar>
+          </w:tcPr>
+          <w:p>
+            <w:pPr>
+              <w:pStyle w:val="BodyText"/>
+            </w:pPr>
+            <w:pPr>
+              <w:spacing w:before="16"/>
+            </w:pPr>
+            <w:r>
+              <w:t xml:space="preserve">Did you see what we did there? By simply wrapping that whole chunk of code from earlier inside the flextable() function and saving it as an object, we were able to easily create a flextable object. We think its worthwhile to stop for a second, however, and take note of what that small piece of code represented. You had to start with two separate datasets, clean and prepare them for joining, merge them together, manipulate and calculate new metrics, summarise, pivot into a longer format, and relabel - all before wrapping the code in the flextable function.</w:t>
+            </w:r>
+          </w:p>
+          <w:p>
+            <w:pPr>
+              <w:pStyle w:val="BodyText"/>
+            </w:pPr>
+            <w:pPr>
+              <w:spacing w:after="16"/>
+            </w:pPr>
+            <w:r>
+              <w:t xml:space="preserve">As you face more complex R operations in the future, you’ll find that large complex problems can</w:t>
+            </w:r>
+            <w:r>
+              <w:t xml:space="preserve"> </w:t>
+            </w:r>
+            <w:r>
+              <w:rPr>
+                <w:bCs/>
+                <w:b/>
+              </w:rPr>
+              <w:t xml:space="preserve">always</w:t>
+            </w:r>
+            <w:r>
+              <w:t xml:space="preserve"> </w:t>
+            </w:r>
+            <w:r>
+              <w:t xml:space="preserve">be broken down into smaller ones. When faced with a coding task that you’re unsure how to complete - start with the small things that you DO know how to do, and work up from there. You’d be surprised at how much you can accomplish when you just take things one piece at a time!</w:t>
+            </w:r>
+          </w:p>
+        </w:tc>
+      </w:tr>
+    </w:tbl>
+    <w:bookmarkEnd w:id="54"/>
+    <w:bookmarkStart w:id="58" w:name="working-with-a-flextable-object"/>
+    <w:p>
+      <w:pPr>
+        <w:pStyle w:val="Heading4"/>
+      </w:pPr>
+      <w:r>
+        <w:t xml:space="preserve">Working with a flextable object</w:t>
+      </w:r>
+    </w:p>
+    <w:p>
+      <w:pPr>
+        <w:pStyle w:val="FirstParagraph"/>
+      </w:pPr>
+      <w:r>
+        <w:t xml:space="preserve">Now that we have our basic flextable made up, let’s turn to some of our formatting options within the package to make the table a little nicer looking.</w:t>
+      </w:r>
+    </w:p>
+    <w:p>
+      <w:pPr>
+        <w:pStyle w:val="BodyText"/>
+      </w:pPr>
+      <w:r>
+        <w:t xml:space="preserve">We’ll use argument</w:t>
+      </w:r>
+      <w:r>
+        <w:t xml:space="preserve"> </w:t>
+      </w:r>
+      <w:r>
+        <w:rPr>
+          <w:rStyle w:val="VerbatimChar"/>
+        </w:rPr>
+        <w:t xml:space="preserve">colformat_double</w:t>
+      </w:r>
+      <w:r>
+        <w:t xml:space="preserve"> </w:t>
+      </w:r>
+      <w:r>
+        <w:t xml:space="preserve">to set the formatting options of the</w:t>
+      </w:r>
+      <w:r>
+        <w:t xml:space="preserve"> </w:t>
+      </w:r>
+      <w:r>
+        <w:rPr>
+          <w:iCs/>
+          <w:i/>
+        </w:rPr>
+        <w:t xml:space="preserve">Attack Rate</w:t>
+      </w:r>
+      <w:r>
+        <w:t xml:space="preserve"> </w:t>
+      </w:r>
+      <w:r>
+        <w:t xml:space="preserve">column. Let’s go ahead and set the number of decimal places to 1 using</w:t>
+      </w:r>
+      <w:r>
+        <w:t xml:space="preserve"> </w:t>
+      </w:r>
+      <w:r>
+        <w:rPr>
+          <w:rStyle w:val="VerbatimChar"/>
+        </w:rPr>
+        <w:t xml:space="preserve">digits =</w:t>
+      </w:r>
+      <w:r>
+        <w:t xml:space="preserve">, and attach a percent (%) sign to the values in that column using the</w:t>
+      </w:r>
+      <w:r>
+        <w:t xml:space="preserve"> </w:t>
+      </w:r>
+      <w:r>
+        <w:rPr>
+          <w:rStyle w:val="VerbatimChar"/>
+        </w:rPr>
+        <w:t xml:space="preserve">suffix</w:t>
+      </w:r>
+      <w:r>
+        <w:t xml:space="preserve"> </w:t>
+      </w:r>
+      <w:r>
+        <w:t xml:space="preserve">argument.</w:t>
+      </w:r>
+    </w:p>
+    <w:p>
+      <w:pPr>
+        <w:pStyle w:val="BodyText"/>
+      </w:pPr>
+      <w:r>
+        <w:t xml:space="preserve">Then, we’ll embolden the header using</w:t>
+      </w:r>
+      <w:r>
+        <w:t xml:space="preserve"> </w:t>
+      </w:r>
+      <w:r>
+        <w:rPr>
+          <w:rStyle w:val="VerbatimChar"/>
+        </w:rPr>
+        <w:t xml:space="preserve">bold()</w:t>
+      </w:r>
+      <w:r>
+        <w:t xml:space="preserve">, and ask flextable to automatically fit the column widths to the data using the</w:t>
+      </w:r>
+      <w:r>
+        <w:t xml:space="preserve"> </w:t>
+      </w:r>
+      <w:r>
+        <w:rPr>
+          <w:rStyle w:val="VerbatimChar"/>
+        </w:rPr>
+        <w:t xml:space="preserve">autofit()</w:t>
+      </w:r>
+      <w:r>
+        <w:t xml:space="preserve"> </w:t>
+      </w:r>
+      <w:r>
+        <w:t xml:space="preserve">function.</w:t>
+      </w:r>
+    </w:p>
+    <w:p>
+      <w:pPr>
+        <w:pStyle w:val="SourceCode"/>
+      </w:pPr>
+      <w:r>
+        <w:br/>
+      </w:r>
+      <w:r>
+        <w:rPr>
+          <w:rStyle w:val="NormalTok"/>
+        </w:rPr>
+        <w:t xml:space="preserve">ft_ar </w:t>
+      </w:r>
+      <w:r>
+        <w:rPr>
+          <w:rStyle w:val="SpecialCharTok"/>
+        </w:rPr>
+        <w:t xml:space="preserve">%&gt;%</w:t>
+      </w:r>
+      <w:r>
+        <w:rPr>
+          <w:rStyle w:val="NormalTok"/>
+        </w:rPr>
+        <w:t xml:space="preserve"> </w:t>
+      </w:r>
+      <w:r>
+        <w:br/>
+      </w:r>
+      <w:r>
+        <w:rPr>
+          <w:rStyle w:val="NormalTok"/>
+        </w:rPr>
+        <w:t xml:space="preserve">  </w:t>
+      </w:r>
+      <w:r>
+        <w:rPr>
+          <w:rStyle w:val="FunctionTok"/>
+        </w:rPr>
+        <w:t xml:space="preserve">colformat_double</w:t>
+      </w:r>
+      <w:r>
+        <w:rPr>
+          <w:rStyle w:val="NormalTok"/>
+        </w:rPr>
+        <w:t xml:space="preserve">(</w:t>
+      </w:r>
+      <w:r>
+        <w:br/>
+      </w:r>
+      <w:r>
+        <w:rPr>
+          <w:rStyle w:val="NormalTok"/>
+        </w:rPr>
+        <w:t xml:space="preserve">    </w:t>
+      </w:r>
+      <w:r>
+        <w:rPr>
+          <w:rStyle w:val="AttributeTok"/>
+        </w:rPr>
+        <w:t xml:space="preserve">j =</w:t>
+      </w:r>
+      <w:r>
+        <w:rPr>
+          <w:rStyle w:val="NormalTok"/>
+        </w:rPr>
+        <w:t xml:space="preserve"> </w:t>
+      </w:r>
+      <w:r>
+        <w:rPr>
+          <w:rStyle w:val="StringTok"/>
+        </w:rPr>
+        <w:t xml:space="preserve">"Attack Rate"</w:t>
+      </w:r>
+      <w:r>
+        <w:rPr>
+          <w:rStyle w:val="NormalTok"/>
+        </w:rPr>
+        <w:t xml:space="preserve">,</w:t>
+      </w:r>
+      <w:r>
+        <w:br/>
+      </w:r>
+      <w:r>
+        <w:rPr>
+          <w:rStyle w:val="NormalTok"/>
+        </w:rPr>
+        <w:t xml:space="preserve">    </w:t>
+      </w:r>
+      <w:r>
+        <w:rPr>
+          <w:rStyle w:val="AttributeTok"/>
+        </w:rPr>
+        <w:t xml:space="preserve">digits =</w:t>
+      </w:r>
+      <w:r>
+        <w:rPr>
+          <w:rStyle w:val="NormalTok"/>
+        </w:rPr>
+        <w:t xml:space="preserve"> </w:t>
+      </w:r>
+      <w:r>
+        <w:rPr>
+          <w:rStyle w:val="DecValTok"/>
+        </w:rPr>
+        <w:t xml:space="preserve">1</w:t>
+      </w:r>
+      <w:r>
+        <w:rPr>
+          <w:rStyle w:val="NormalTok"/>
+        </w:rPr>
+        <w:t xml:space="preserve">,</w:t>
+      </w:r>
+      <w:r>
+        <w:br/>
+      </w:r>
+      <w:r>
+        <w:rPr>
+          <w:rStyle w:val="NormalTok"/>
+        </w:rPr>
+        <w:t xml:space="preserve">    </w:t>
+      </w:r>
+      <w:r>
+        <w:rPr>
+          <w:rStyle w:val="AttributeTok"/>
+        </w:rPr>
+        <w:t xml:space="preserve">suffix =</w:t>
+      </w:r>
+      <w:r>
+        <w:rPr>
+          <w:rStyle w:val="NormalTok"/>
+        </w:rPr>
+        <w:t xml:space="preserve"> </w:t>
+      </w:r>
+      <w:r>
+        <w:rPr>
+          <w:rStyle w:val="StringTok"/>
+        </w:rPr>
+        <w:t xml:space="preserve">"%"</w:t>
+      </w:r>
+      <w:r>
+        <w:br/>
+      </w:r>
+      <w:r>
+        <w:rPr>
+          <w:rStyle w:val="NormalTok"/>
+        </w:rPr>
+        <w:t xml:space="preserve">  ) </w:t>
+      </w:r>
+      <w:r>
+        <w:rPr>
+          <w:rStyle w:val="SpecialCharTok"/>
+        </w:rPr>
+        <w:t xml:space="preserve">%&gt;%</w:t>
+      </w:r>
+      <w:r>
+        <w:rPr>
+          <w:rStyle w:val="NormalTok"/>
+        </w:rPr>
+        <w:t xml:space="preserve"> </w:t>
+      </w:r>
+      <w:r>
+        <w:br/>
+      </w:r>
+      <w:r>
+        <w:rPr>
+          <w:rStyle w:val="NormalTok"/>
+        </w:rPr>
+        <w:t xml:space="preserve">  </w:t>
+      </w:r>
+      <w:r>
+        <w:rPr>
+          <w:rStyle w:val="FunctionTok"/>
+        </w:rPr>
+        <w:t xml:space="preserve">bold</w:t>
+      </w:r>
+      <w:r>
+        <w:rPr>
+          <w:rStyle w:val="NormalTok"/>
+        </w:rPr>
+        <w:t xml:space="preserve">(</w:t>
+      </w:r>
+      <w:r>
+        <w:rPr>
+          <w:rStyle w:val="AttributeTok"/>
+        </w:rPr>
+        <w:t xml:space="preserve">part =</w:t>
+      </w:r>
+      <w:r>
+        <w:rPr>
+          <w:rStyle w:val="NormalTok"/>
+        </w:rPr>
+        <w:t xml:space="preserve"> </w:t>
+      </w:r>
+      <w:r>
+        <w:rPr>
+          <w:rStyle w:val="StringTok"/>
+        </w:rPr>
+        <w:t xml:space="preserve">"header"</w:t>
+      </w:r>
+      <w:r>
+        <w:rPr>
+          <w:rStyle w:val="NormalTok"/>
+        </w:rPr>
+        <w:t xml:space="preserve">) </w:t>
+      </w:r>
+      <w:r>
+        <w:rPr>
+          <w:rStyle w:val="SpecialCharTok"/>
+        </w:rPr>
+        <w:t xml:space="preserve">%&gt;%</w:t>
+      </w:r>
+      <w:r>
+        <w:rPr>
+          <w:rStyle w:val="NormalTok"/>
+        </w:rPr>
+        <w:t xml:space="preserve"> </w:t>
+      </w:r>
+      <w:r>
+        <w:br/>
+      </w:r>
+      <w:r>
+        <w:rPr>
+          <w:rStyle w:val="NormalTok"/>
+        </w:rPr>
+        <w:t xml:space="preserve">  </w:t>
+      </w:r>
+      <w:r>
+        <w:rPr>
+          <w:rStyle w:val="FunctionTok"/>
+        </w:rPr>
+        <w:t xml:space="preserve">autofit</w:t>
+      </w:r>
+      <w:r>
+        <w:rPr>
+          <w:rStyle w:val="NormalTok"/>
+        </w:rPr>
+        <w:t xml:space="preserve">()</w:t>
+      </w:r>
+    </w:p>
+    <w:tbl xmlns:w="http://schemas.openxmlformats.org/wordprocessingml/2006/main" xmlns:r="http://schemas.openxmlformats.org/officeDocument/2006/relationships" xmlns:w14="http://schemas.microsoft.com/office/word/2010/wordml" xmlns:wp="http://schemas.openxmlformats.org/drawingml/2006/wordprocessingDrawing" xmlns:a="http://schemas.openxmlformats.org/drawingml/2006/main" xmlns:pic="http://schemas.openxmlformats.org/drawingml/2006/picture">
+      <w:tblPr>
+        <w:tblLayout w:type="fixed"/>
+        <w:jc w:val="center"/>
+        <w:tblLook w:firstRow="1" w:lastRow="0" w:firstColumn="0" w:lastColumn="0" w:noHBand="0" w:noVBand="1"/>
+      </w:tblPr>
+      <w:tblGrid>
+        <w:gridCol w:w="2648"/>
+        <w:gridCol w:w="1621"/>
+      </w:tblGrid>
+      <w:tr>
+        <w:trPr>
+          <w:trHeight w:val="571" w:hRule="auto"/>
+          <w:tblHeader/>
+        </w:trPr>
+        header 1
+        <w:tc>
+          <w:tcPr>
+            <w:tcBorders>
+              <w:bottom w:val="single" w:sz="12" w:space="0" w:color="666666"/>
+              <w:top w:val="single" w:sz="12" w:space="0" w:color="666666"/>
+              <w:left w:val="none" w:sz="0" w:space="0" w:color="000000"/>
+              <w:right w:val="none" w:sz="0" w:space="0" w:color="000000"/>
+            </w:tcBorders>
+            <w:shd w:val="clear" w:color="auto" w:fill="FFFFFF"/>
+            <w:tcMar>
+              <w:top w:w="0" w:type="dxa"/>
+              <w:bottom w:w="0" w:type="dxa"/>
+              <w:left w:w="0" w:type="dxa"/>
+              <w:right w:w="0" w:type="dxa"/>
+            </w:tcMar>
+            <w:vAlign w:val="center"/>
+          </w:tcPr>
+          <w:p>
+            <w:pPr>
+              <w:jc w:val="left"/>
+              <w:pBdr>
+                <w:bottom w:val="none" w:sz="0" w:space="0" w:color="000000"/>
+                <w:top w:val="none" w:sz="0" w:space="0" w:color="000000"/>
+                <w:left w:val="none" w:sz="0" w:space="0" w:color="000000"/>
+                <w:right w:val="none" w:sz="0" w:space="0" w:color="000000"/>
+              </w:pBdr>
+              <w:spacing w:after="100" w:before="100" w:line="240"/>
+              <w:ind w:left="100" w:right="100" w:firstLine="0" w:firstLineChars="0"/>
+              <w:rPr>
+                <w:rFonts w:ascii="Arial" w:hAnsi="Arial" w:eastAsia="Arial" w:cs="Arial"/>
+                <w:i w:val="false"/>
+                <w:b w:val="true"/>
+                <w:u w:val="none"/>
+                <w:strike w:val="false"/>
+                <w:sz w:val="22"/>
+                <w:szCs w:val="22"/>
+                <w:color w:val="000000"/>
+              </w:rPr>
+            </w:pPr>
+            <w:r xmlns:w="http://schemas.openxmlformats.org/wordprocessingml/2006/main" xmlns:wp="http://schemas.openxmlformats.org/drawingml/2006/wordprocessingDrawing" xmlns:r="http://schemas.openxmlformats.org/officeDocument/2006/relationships" xmlns:w14="http://schemas.microsoft.com/office/word/2010/wordml">
+              <w:rPr>
+                <w:rFonts w:ascii="Arial" w:hAnsi="Arial" w:eastAsia="Arial" w:cs="Arial"/>
+                <w:i w:val="false"/>
+                <w:b w:val="true"/>
+                <w:u w:val="none"/>
+                <w:strike w:val="false"/>
+                <w:sz w:val="22"/>
+                <w:szCs w:val="22"/>
+                <w:color w:val="000000"/>
+              </w:rPr>
+              <w:t xml:space="preserve">Menu Item</w:t>
+            </w:r>
+          </w:p>
+        </w:tc>
+        <w:tc>
+          <w:tcPr>
+            <w:tcBorders>
+              <w:bottom w:val="single" w:sz="12" w:space="0" w:color="666666"/>
+              <w:top w:val="single" w:sz="12" w:space="0" w:color="666666"/>
+              <w:left w:val="none" w:sz="0" w:space="0" w:color="000000"/>
+              <w:right w:val="none" w:sz="0" w:space="0" w:color="000000"/>
+            </w:tcBorders>
+            <w:shd w:val="clear" w:color="auto" w:fill="FFFFFF"/>
+            <w:tcMar>
+              <w:top w:w="0" w:type="dxa"/>
+              <w:bottom w:w="0" w:type="dxa"/>
+              <w:left w:w="0" w:type="dxa"/>
+              <w:right w:w="0" w:type="dxa"/>
+            </w:tcMar>
+            <w:vAlign w:val="center"/>
+          </w:tcPr>
+          <w:p>
+            <w:pPr>
+              <w:jc w:val="right"/>
+              <w:pBdr>
+                <w:bottom w:val="none" w:sz="0" w:space="0" w:color="000000"/>
+                <w:top w:val="none" w:sz="0" w:space="0" w:color="000000"/>
+                <w:left w:val="none" w:sz="0" w:space="0" w:color="000000"/>
+                <w:right w:val="none" w:sz="0" w:space="0" w:color="000000"/>
+              </w:pBdr>
+              <w:spacing w:after="100" w:before="100" w:line="240"/>
+              <w:ind w:left="100" w:right="100" w:firstLine="0" w:firstLineChars="0"/>
+              <w:rPr>
+                <w:rFonts w:ascii="Arial" w:hAnsi="Arial" w:eastAsia="Arial" w:cs="Arial"/>
+                <w:i w:val="false"/>
+                <w:b w:val="true"/>
+                <w:u w:val="none"/>
+                <w:strike w:val="false"/>
+                <w:sz w:val="22"/>
+                <w:szCs w:val="22"/>
+                <w:color w:val="000000"/>
+              </w:rPr>
+            </w:pPr>
+            <w:r xmlns:w="http://schemas.openxmlformats.org/wordprocessingml/2006/main" xmlns:wp="http://schemas.openxmlformats.org/drawingml/2006/wordprocessingDrawing" xmlns:r="http://schemas.openxmlformats.org/officeDocument/2006/relationships" xmlns:w14="http://schemas.microsoft.com/office/word/2010/wordml">
+              <w:rPr>
+                <w:rFonts w:ascii="Arial" w:hAnsi="Arial" w:eastAsia="Arial" w:cs="Arial"/>
+                <w:i w:val="false"/>
+                <w:b w:val="true"/>
+                <w:u w:val="none"/>
+                <w:strike w:val="false"/>
+                <w:sz w:val="22"/>
+                <w:szCs w:val="22"/>
+                <w:color w:val="000000"/>
+              </w:rPr>
+              <w:t xml:space="preserve">Attack Rate</w:t>
+            </w:r>
+          </w:p>
+        </w:tc>
+      </w:tr>
+      <w:tr>
+        <w:trPr>
+          <w:trHeight w:val="577" w:hRule="auto"/>
+        </w:trPr>
+        body 1
+        <w:tc>
+          <w:tcPr>
+            <w:tcBorders>
+              <w:bottom w:val="none" w:sz="0" w:space="0" w:color="000000"/>
+              <w:top w:val="single" w:sz="12" w:space="0" w:color="666666"/>
+              <w:left w:val="none" w:sz="0" w:space="0" w:color="000000"/>
+              <w:right w:val="none" w:sz="0" w:space="0" w:color="000000"/>
+            </w:tcBorders>
+            <w:shd w:val="clear" w:color="auto" w:fill="FFFFFF"/>
+            <w:tcMar>
+              <w:top w:w="0" w:type="dxa"/>
+              <w:bottom w:w="0" w:type="dxa"/>
+              <w:left w:w="0" w:type="dxa"/>
+              <w:right w:w="0" w:type="dxa"/>
+            </w:tcMar>
+            <w:vAlign w:val="center"/>
+          </w:tcPr>
+          <w:p>
+            <w:pPr>
+              <w:jc w:val="left"/>
+              <w:pBdr>
+                <w:bottom w:val="none" w:sz="0" w:space="0" w:color="000000"/>
+                <w:top w:val="none" w:sz="0" w:space="0" w:color="000000"/>
+                <w:left w:val="none" w:sz="0" w:space="0" w:color="000000"/>
+                <w:right w:val="none" w:sz="0" w:space="0" w:color="000000"/>
+              </w:pBdr>
+              <w:spacing w:after="100" w:before="100" w:line="240"/>
+              <w:ind w:left="100" w:right="100" w:firstLine="0" w:firstLineChars="0"/>
+              <w:rPr>
+                <w:rFonts w:ascii="Arial" w:hAnsi="Arial" w:eastAsia="Arial" w:cs="Arial"/>
+                <w:i w:val="false"/>
+                <w:b w:val="false"/>
+                <w:u w:val="none"/>
+                <w:strike w:val="false"/>
+                <w:sz w:val="22"/>
+                <w:szCs w:val="22"/>
+                <w:color w:val="000000"/>
+              </w:rPr>
+            </w:pPr>
+            <w:r xmlns:w="http://schemas.openxmlformats.org/wordprocessingml/2006/main" xmlns:wp="http://schemas.openxmlformats.org/drawingml/2006/wordprocessingDrawing" xmlns:r="http://schemas.openxmlformats.org/officeDocument/2006/relationships" xmlns:w14="http://schemas.microsoft.com/office/word/2010/wordml">
+              <w:rPr>
+                <w:rFonts w:ascii="Arial" w:hAnsi="Arial" w:eastAsia="Arial" w:cs="Arial"/>
+                <w:i w:val="false"/>
+                <w:b w:val="false"/>
+                <w:u w:val="none"/>
+                <w:strike w:val="false"/>
+                <w:sz w:val="22"/>
+                <w:szCs w:val="22"/>
+                <w:color w:val="000000"/>
+              </w:rPr>
+              <w:t xml:space="preserve">Green Salad</w:t>
+            </w:r>
+          </w:p>
+        </w:tc>
+        <w:tc>
+          <w:tcPr>
+            <w:tcBorders>
+              <w:bottom w:val="none" w:sz="0" w:space="0" w:color="000000"/>
+              <w:top w:val="single" w:sz="12" w:space="0" w:color="666666"/>
+              <w:left w:val="none" w:sz="0" w:space="0" w:color="000000"/>
+              <w:right w:val="none" w:sz="0" w:space="0" w:color="000000"/>
+            </w:tcBorders>
+            <w:shd w:val="clear" w:color="auto" w:fill="FFFFFF"/>
+            <w:tcMar>
+              <w:top w:w="0" w:type="dxa"/>
+              <w:bottom w:w="0" w:type="dxa"/>
+              <w:left w:w="0" w:type="dxa"/>
+              <w:right w:w="0" w:type="dxa"/>
+            </w:tcMar>
+            <w:vAlign w:val="center"/>
+          </w:tcPr>
+          <w:p>
+            <w:pPr>
+              <w:jc w:val="right"/>
+              <w:pBdr>
+                <w:bottom w:val="none" w:sz="0" w:space="0" w:color="000000"/>
+                <w:top w:val="none" w:sz="0" w:space="0" w:color="000000"/>
+                <w:left w:val="none" w:sz="0" w:space="0" w:color="000000"/>
+                <w:right w:val="none" w:sz="0" w:space="0" w:color="000000"/>
+              </w:pBdr>
+              <w:spacing w:after="100" w:before="100" w:line="240"/>
+              <w:ind w:left="100" w:right="100" w:firstLine="0" w:firstLineChars="0"/>
+              <w:rPr>
+                <w:rFonts w:ascii="Arial" w:hAnsi="Arial" w:eastAsia="Arial" w:cs="Arial"/>
+                <w:i w:val="false"/>
+                <w:b w:val="false"/>
+                <w:u w:val="none"/>
+                <w:strike w:val="false"/>
+                <w:sz w:val="22"/>
+                <w:szCs w:val="22"/>
+                <w:color w:val="000000"/>
+              </w:rPr>
+            </w:pPr>
+            <w:r xmlns:w="http://schemas.openxmlformats.org/wordprocessingml/2006/main" xmlns:wp="http://schemas.openxmlformats.org/drawingml/2006/wordprocessingDrawing" xmlns:r="http://schemas.openxmlformats.org/officeDocument/2006/relationships" xmlns:w14="http://schemas.microsoft.com/office/word/2010/wordml">
+              <w:rPr>
+                <w:rFonts w:ascii="Arial" w:hAnsi="Arial" w:eastAsia="Arial" w:cs="Arial"/>
+                <w:i w:val="false"/>
+                <w:b w:val="false"/>
+                <w:u w:val="none"/>
+                <w:strike w:val="false"/>
+                <w:sz w:val="22"/>
+                <w:szCs w:val="22"/>
+                <w:color w:val="000000"/>
+              </w:rPr>
+              <w:t xml:space="preserve">17.4%</w:t>
+            </w:r>
+          </w:p>
+        </w:tc>
+      </w:tr>
+      <w:tr>
+        <w:trPr>
+          <w:trHeight w:val="577" w:hRule="auto"/>
+        </w:trPr>
+        body 2
+        <w:tc>
+          <w:tcPr>
+            <w:tcBorders>
+              <w:bottom w:val="none" w:sz="0" w:space="0" w:color="000000"/>
+              <w:top w:val="none" w:sz="0" w:space="0" w:color="000000"/>
+              <w:left w:val="none" w:sz="0" w:space="0" w:color="000000"/>
+              <w:right w:val="none" w:sz="0" w:space="0" w:color="000000"/>
+            </w:tcBorders>
+            <w:shd w:val="clear" w:color="auto" w:fill="FFFFFF"/>
+            <w:tcMar>
+              <w:top w:w="0" w:type="dxa"/>
+              <w:bottom w:w="0" w:type="dxa"/>
+              <w:left w:w="0" w:type="dxa"/>
+              <w:right w:w="0" w:type="dxa"/>
+            </w:tcMar>
+            <w:vAlign w:val="center"/>
+          </w:tcPr>
+          <w:p>
+            <w:pPr>
+              <w:jc w:val="left"/>
+              <w:pBdr>
+                <w:bottom w:val="none" w:sz="0" w:space="0" w:color="000000"/>
+                <w:top w:val="none" w:sz="0" w:space="0" w:color="000000"/>
+                <w:left w:val="none" w:sz="0" w:space="0" w:color="000000"/>
+                <w:right w:val="none" w:sz="0" w:space="0" w:color="000000"/>
+              </w:pBdr>
+              <w:spacing w:after="100" w:before="100" w:line="240"/>
+              <w:ind w:left="100" w:right="100" w:firstLine="0" w:firstLineChars="0"/>
+              <w:rPr>
+                <w:rFonts w:ascii="Arial" w:hAnsi="Arial" w:eastAsia="Arial" w:cs="Arial"/>
+                <w:i w:val="false"/>
+                <w:b w:val="false"/>
+                <w:u w:val="none"/>
+                <w:strike w:val="false"/>
+                <w:sz w:val="22"/>
+                <w:szCs w:val="22"/>
+                <w:color w:val="000000"/>
+              </w:rPr>
+            </w:pPr>
+            <w:r xmlns:w="http://schemas.openxmlformats.org/wordprocessingml/2006/main" xmlns:wp="http://schemas.openxmlformats.org/drawingml/2006/wordprocessingDrawing" xmlns:r="http://schemas.openxmlformats.org/officeDocument/2006/relationships" xmlns:w14="http://schemas.microsoft.com/office/word/2010/wordml">
+              <w:rPr>
+                <w:rFonts w:ascii="Arial" w:hAnsi="Arial" w:eastAsia="Arial" w:cs="Arial"/>
+                <w:i w:val="false"/>
+                <w:b w:val="false"/>
+                <w:u w:val="none"/>
+                <w:strike w:val="false"/>
+                <w:sz w:val="22"/>
+                <w:szCs w:val="22"/>
+                <w:color w:val="000000"/>
+              </w:rPr>
+              <w:t xml:space="preserve">Caesar Salad</w:t>
+            </w:r>
+          </w:p>
+        </w:tc>
+        <w:tc>
+          <w:tcPr>
+            <w:tcBorders>
+              <w:bottom w:val="none" w:sz="0" w:space="0" w:color="000000"/>
+              <w:top w:val="none" w:sz="0" w:space="0" w:color="000000"/>
+              <w:left w:val="none" w:sz="0" w:space="0" w:color="000000"/>
+              <w:right w:val="none" w:sz="0" w:space="0" w:color="000000"/>
+            </w:tcBorders>
+            <w:shd w:val="clear" w:color="auto" w:fill="FFFFFF"/>
+            <w:tcMar>
+              <w:top w:w="0" w:type="dxa"/>
+              <w:bottom w:w="0" w:type="dxa"/>
+              <w:left w:w="0" w:type="dxa"/>
+              <w:right w:w="0" w:type="dxa"/>
+            </w:tcMar>
+            <w:vAlign w:val="center"/>
+          </w:tcPr>
+          <w:p>
+            <w:pPr>
+              <w:jc w:val="right"/>
+              <w:pBdr>
+                <w:bottom w:val="none" w:sz="0" w:space="0" w:color="000000"/>
+                <w:top w:val="none" w:sz="0" w:space="0" w:color="000000"/>
+                <w:left w:val="none" w:sz="0" w:space="0" w:color="000000"/>
+                <w:right w:val="none" w:sz="0" w:space="0" w:color="000000"/>
+              </w:pBdr>
+              <w:spacing w:after="100" w:before="100" w:line="240"/>
+              <w:ind w:left="100" w:right="100" w:firstLine="0" w:firstLineChars="0"/>
+              <w:rPr>
+                <w:rFonts w:ascii="Arial" w:hAnsi="Arial" w:eastAsia="Arial" w:cs="Arial"/>
+                <w:i w:val="false"/>
+                <w:b w:val="false"/>
+                <w:u w:val="none"/>
+                <w:strike w:val="false"/>
+                <w:sz w:val="22"/>
+                <w:szCs w:val="22"/>
+                <w:color w:val="000000"/>
+              </w:rPr>
+            </w:pPr>
+            <w:r xmlns:w="http://schemas.openxmlformats.org/wordprocessingml/2006/main" xmlns:wp="http://schemas.openxmlformats.org/drawingml/2006/wordprocessingDrawing" xmlns:r="http://schemas.openxmlformats.org/officeDocument/2006/relationships" xmlns:w14="http://schemas.microsoft.com/office/word/2010/wordml">
+              <w:rPr>
+                <w:rFonts w:ascii="Arial" w:hAnsi="Arial" w:eastAsia="Arial" w:cs="Arial"/>
+                <w:i w:val="false"/>
+                <w:b w:val="false"/>
+                <w:u w:val="none"/>
+                <w:strike w:val="false"/>
+                <w:sz w:val="22"/>
+                <w:szCs w:val="22"/>
+                <w:color w:val="000000"/>
+              </w:rPr>
+              <w:t xml:space="preserve">24.6%</w:t>
+            </w:r>
+          </w:p>
+        </w:tc>
+      </w:tr>
+      <w:tr>
+        <w:trPr>
+          <w:trHeight w:val="617" w:hRule="auto"/>
+        </w:trPr>
+        body 3
+        <w:tc>
+          <w:tcPr>
+            <w:tcBorders>
+              <w:bottom w:val="none" w:sz="0" w:space="0" w:color="000000"/>
+              <w:top w:val="none" w:sz="0" w:space="0" w:color="000000"/>
+              <w:left w:val="none" w:sz="0" w:space="0" w:color="000000"/>
+              <w:right w:val="none" w:sz="0" w:space="0" w:color="000000"/>
+            </w:tcBorders>
+            <w:shd w:val="clear" w:color="auto" w:fill="FFFFFF"/>
+            <w:tcMar>
+              <w:top w:w="0" w:type="dxa"/>
+              <w:bottom w:w="0" w:type="dxa"/>
+              <w:left w:w="0" w:type="dxa"/>
+              <w:right w:w="0" w:type="dxa"/>
+            </w:tcMar>
+            <w:vAlign w:val="center"/>
+          </w:tcPr>
+          <w:p>
+            <w:pPr>
+              <w:jc w:val="left"/>
+              <w:pBdr>
+                <w:bottom w:val="none" w:sz="0" w:space="0" w:color="000000"/>
+                <w:top w:val="none" w:sz="0" w:space="0" w:color="000000"/>
+                <w:left w:val="none" w:sz="0" w:space="0" w:color="000000"/>
+                <w:right w:val="none" w:sz="0" w:space="0" w:color="000000"/>
+              </w:pBdr>
+              <w:spacing w:after="100" w:before="100" w:line="240"/>
+              <w:ind w:left="100" w:right="100" w:firstLine="0" w:firstLineChars="0"/>
+              <w:rPr>
+                <w:rFonts w:ascii="Arial" w:hAnsi="Arial" w:eastAsia="Arial" w:cs="Arial"/>
+                <w:i w:val="false"/>
+                <w:b w:val="false"/>
+                <w:u w:val="none"/>
+                <w:strike w:val="false"/>
+                <w:sz w:val="22"/>
+                <w:szCs w:val="22"/>
+                <w:color w:val="000000"/>
+              </w:rPr>
+            </w:pPr>
+            <w:r xmlns:w="http://schemas.openxmlformats.org/wordprocessingml/2006/main" xmlns:wp="http://schemas.openxmlformats.org/drawingml/2006/wordprocessingDrawing" xmlns:r="http://schemas.openxmlformats.org/officeDocument/2006/relationships" xmlns:w14="http://schemas.microsoft.com/office/word/2010/wordml">
+              <w:rPr>
+                <w:rFonts w:ascii="Arial" w:hAnsi="Arial" w:eastAsia="Arial" w:cs="Arial"/>
+                <w:i w:val="false"/>
+                <w:b w:val="false"/>
+                <w:u w:val="none"/>
+                <w:strike w:val="false"/>
+                <w:sz w:val="22"/>
+                <w:szCs w:val="22"/>
+                <w:color w:val="000000"/>
+              </w:rPr>
+              <w:t xml:space="preserve">Raw Oysters</w:t>
+            </w:r>
+          </w:p>
+        </w:tc>
+        <w:tc>
+          <w:tcPr>
+            <w:tcBorders>
+              <w:bottom w:val="none" w:sz="0" w:space="0" w:color="000000"/>
+              <w:top w:val="none" w:sz="0" w:space="0" w:color="000000"/>
+              <w:left w:val="none" w:sz="0" w:space="0" w:color="000000"/>
+              <w:right w:val="none" w:sz="0" w:space="0" w:color="000000"/>
+            </w:tcBorders>
+            <w:shd w:val="clear" w:color="auto" w:fill="FFFFFF"/>
+            <w:tcMar>
+              <w:top w:w="0" w:type="dxa"/>
+              <w:bottom w:w="0" w:type="dxa"/>
+              <w:left w:w="0" w:type="dxa"/>
+              <w:right w:w="0" w:type="dxa"/>
+            </w:tcMar>
+            <w:vAlign w:val="center"/>
+          </w:tcPr>
+          <w:p>
+            <w:pPr>
+              <w:jc w:val="right"/>
+              <w:pBdr>
+                <w:bottom w:val="none" w:sz="0" w:space="0" w:color="000000"/>
+                <w:top w:val="none" w:sz="0" w:space="0" w:color="000000"/>
+                <w:left w:val="none" w:sz="0" w:space="0" w:color="000000"/>
+                <w:right w:val="none" w:sz="0" w:space="0" w:color="000000"/>
+              </w:pBdr>
+              <w:spacing w:after="100" w:before="100" w:line="240"/>
+              <w:ind w:left="100" w:right="100" w:firstLine="0" w:firstLineChars="0"/>
+              <w:rPr>
+                <w:rFonts w:ascii="Arial" w:hAnsi="Arial" w:eastAsia="Arial" w:cs="Arial"/>
+                <w:i w:val="false"/>
+                <w:b w:val="false"/>
+                <w:u w:val="none"/>
+                <w:strike w:val="false"/>
+                <w:sz w:val="22"/>
+                <w:szCs w:val="22"/>
+                <w:color w:val="000000"/>
+              </w:rPr>
+            </w:pPr>
+            <w:r xmlns:w="http://schemas.openxmlformats.org/wordprocessingml/2006/main" xmlns:wp="http://schemas.openxmlformats.org/drawingml/2006/wordprocessingDrawing" xmlns:r="http://schemas.openxmlformats.org/officeDocument/2006/relationships" xmlns:w14="http://schemas.microsoft.com/office/word/2010/wordml">
+              <w:rPr>
+                <w:rFonts w:ascii="Arial" w:hAnsi="Arial" w:eastAsia="Arial" w:cs="Arial"/>
+                <w:i w:val="false"/>
+                <w:b w:val="false"/>
+                <w:u w:val="none"/>
+                <w:strike w:val="false"/>
+                <w:sz w:val="22"/>
+                <w:szCs w:val="22"/>
+                <w:color w:val="000000"/>
+              </w:rPr>
+              <w:t xml:space="preserve">37.5%</w:t>
+            </w:r>
+          </w:p>
+        </w:tc>
+      </w:tr>
+      <w:tr>
+        <w:trPr>
+          <w:trHeight w:val="615" w:hRule="auto"/>
+        </w:trPr>
+        body 4
+        <w:tc>
+          <w:tcPr>
+            <w:tcBorders>
+              <w:bottom w:val="none" w:sz="0" w:space="0" w:color="000000"/>
+              <w:top w:val="none" w:sz="0" w:space="0" w:color="000000"/>
+              <w:left w:val="none" w:sz="0" w:space="0" w:color="000000"/>
+              <w:right w:val="none" w:sz="0" w:space="0" w:color="000000"/>
+            </w:tcBorders>
+            <w:shd w:val="clear" w:color="auto" w:fill="FFFFFF"/>
+            <w:tcMar>
+              <w:top w:w="0" w:type="dxa"/>
+              <w:bottom w:w="0" w:type="dxa"/>
+              <w:left w:w="0" w:type="dxa"/>
+              <w:right w:w="0" w:type="dxa"/>
+            </w:tcMar>
+            <w:vAlign w:val="center"/>
+          </w:tcPr>
+          <w:p>
+            <w:pPr>
+              <w:jc w:val="left"/>
+              <w:pBdr>
+                <w:bottom w:val="none" w:sz="0" w:space="0" w:color="000000"/>
+                <w:top w:val="none" w:sz="0" w:space="0" w:color="000000"/>
+                <w:left w:val="none" w:sz="0" w:space="0" w:color="000000"/>
+                <w:right w:val="none" w:sz="0" w:space="0" w:color="000000"/>
+              </w:pBdr>
+              <w:spacing w:after="100" w:before="100" w:line="240"/>
+              <w:ind w:left="100" w:right="100" w:firstLine="0" w:firstLineChars="0"/>
+              <w:rPr>
+                <w:rFonts w:ascii="Arial" w:hAnsi="Arial" w:eastAsia="Arial" w:cs="Arial"/>
+                <w:i w:val="false"/>
+                <w:b w:val="false"/>
+                <w:u w:val="none"/>
+                <w:strike w:val="false"/>
+                <w:sz w:val="22"/>
+                <w:szCs w:val="22"/>
+                <w:color w:val="000000"/>
+              </w:rPr>
+            </w:pPr>
+            <w:r xmlns:w="http://schemas.openxmlformats.org/wordprocessingml/2006/main" xmlns:wp="http://schemas.openxmlformats.org/drawingml/2006/wordprocessingDrawing" xmlns:r="http://schemas.openxmlformats.org/officeDocument/2006/relationships" xmlns:w14="http://schemas.microsoft.com/office/word/2010/wordml">
+              <w:rPr>
+                <w:rFonts w:ascii="Arial" w:hAnsi="Arial" w:eastAsia="Arial" w:cs="Arial"/>
+                <w:i w:val="false"/>
+                <w:b w:val="false"/>
+                <w:u w:val="none"/>
+                <w:strike w:val="false"/>
+                <w:sz w:val="22"/>
+                <w:szCs w:val="22"/>
+                <w:color w:val="000000"/>
+              </w:rPr>
+              <w:t xml:space="preserve">Shrimp Cocktail</w:t>
+            </w:r>
+          </w:p>
+        </w:tc>
+        <w:tc>
+          <w:tcPr>
+            <w:tcBorders>
+              <w:bottom w:val="none" w:sz="0" w:space="0" w:color="000000"/>
+              <w:top w:val="none" w:sz="0" w:space="0" w:color="000000"/>
+              <w:left w:val="none" w:sz="0" w:space="0" w:color="000000"/>
+              <w:right w:val="none" w:sz="0" w:space="0" w:color="000000"/>
+            </w:tcBorders>
+            <w:shd w:val="clear" w:color="auto" w:fill="FFFFFF"/>
+            <w:tcMar>
+              <w:top w:w="0" w:type="dxa"/>
+              <w:bottom w:w="0" w:type="dxa"/>
+              <w:left w:w="0" w:type="dxa"/>
+              <w:right w:w="0" w:type="dxa"/>
+            </w:tcMar>
+            <w:vAlign w:val="center"/>
+          </w:tcPr>
+          <w:p>
+            <w:pPr>
+              <w:jc w:val="right"/>
+              <w:pBdr>
+                <w:bottom w:val="none" w:sz="0" w:space="0" w:color="000000"/>
+                <w:top w:val="none" w:sz="0" w:space="0" w:color="000000"/>
+                <w:left w:val="none" w:sz="0" w:space="0" w:color="000000"/>
+                <w:right w:val="none" w:sz="0" w:space="0" w:color="000000"/>
+              </w:pBdr>
+              <w:spacing w:after="100" w:before="100" w:line="240"/>
+              <w:ind w:left="100" w:right="100" w:firstLine="0" w:firstLineChars="0"/>
+              <w:rPr>
+                <w:rFonts w:ascii="Arial" w:hAnsi="Arial" w:eastAsia="Arial" w:cs="Arial"/>
+                <w:i w:val="false"/>
+                <w:b w:val="false"/>
+                <w:u w:val="none"/>
+                <w:strike w:val="false"/>
+                <w:sz w:val="22"/>
+                <w:szCs w:val="22"/>
+                <w:color w:val="000000"/>
+              </w:rPr>
+            </w:pPr>
+            <w:r xmlns:w="http://schemas.openxmlformats.org/wordprocessingml/2006/main" xmlns:wp="http://schemas.openxmlformats.org/drawingml/2006/wordprocessingDrawing" xmlns:r="http://schemas.openxmlformats.org/officeDocument/2006/relationships" xmlns:w14="http://schemas.microsoft.com/office/word/2010/wordml">
+              <w:rPr>
+                <w:rFonts w:ascii="Arial" w:hAnsi="Arial" w:eastAsia="Arial" w:cs="Arial"/>
+                <w:i w:val="false"/>
+                <w:b w:val="false"/>
+                <w:u w:val="none"/>
+                <w:strike w:val="false"/>
+                <w:sz w:val="22"/>
+                <w:szCs w:val="22"/>
+                <w:color w:val="000000"/>
+              </w:rPr>
+              <w:t xml:space="preserve">22.2%</w:t>
+            </w:r>
+          </w:p>
+        </w:tc>
+      </w:tr>
+      <w:tr>
+        <w:trPr>
+          <w:trHeight w:val="614" w:hRule="auto"/>
+        </w:trPr>
+        body 5
+        <w:tc>
+          <w:tcPr>
+            <w:tcBorders>
+              <w:bottom w:val="none" w:sz="0" w:space="0" w:color="000000"/>
+              <w:top w:val="none" w:sz="0" w:space="0" w:color="000000"/>
+              <w:left w:val="none" w:sz="0" w:space="0" w:color="000000"/>
+              <w:right w:val="none" w:sz="0" w:space="0" w:color="000000"/>
+            </w:tcBorders>
+            <w:shd w:val="clear" w:color="auto" w:fill="FFFFFF"/>
+            <w:tcMar>
+              <w:top w:w="0" w:type="dxa"/>
+              <w:bottom w:w="0" w:type="dxa"/>
+              <w:left w:w="0" w:type="dxa"/>
+              <w:right w:w="0" w:type="dxa"/>
+            </w:tcMar>
+            <w:vAlign w:val="center"/>
+          </w:tcPr>
+          <w:p>
+            <w:pPr>
+              <w:jc w:val="left"/>
+              <w:pBdr>
+                <w:bottom w:val="none" w:sz="0" w:space="0" w:color="000000"/>
+                <w:top w:val="none" w:sz="0" w:space="0" w:color="000000"/>
+                <w:left w:val="none" w:sz="0" w:space="0" w:color="000000"/>
+                <w:right w:val="none" w:sz="0" w:space="0" w:color="000000"/>
+              </w:pBdr>
+              <w:spacing w:after="100" w:before="100" w:line="240"/>
+              <w:ind w:left="100" w:right="100" w:firstLine="0" w:firstLineChars="0"/>
+              <w:rPr>
+                <w:rFonts w:ascii="Arial" w:hAnsi="Arial" w:eastAsia="Arial" w:cs="Arial"/>
+                <w:i w:val="false"/>
+                <w:b w:val="false"/>
+                <w:u w:val="none"/>
+                <w:strike w:val="false"/>
+                <w:sz w:val="22"/>
+                <w:szCs w:val="22"/>
+                <w:color w:val="000000"/>
+              </w:rPr>
+            </w:pPr>
+            <w:r xmlns:w="http://schemas.openxmlformats.org/wordprocessingml/2006/main" xmlns:wp="http://schemas.openxmlformats.org/drawingml/2006/wordprocessingDrawing" xmlns:r="http://schemas.openxmlformats.org/officeDocument/2006/relationships" xmlns:w14="http://schemas.microsoft.com/office/word/2010/wordml">
+              <w:rPr>
+                <w:rFonts w:ascii="Arial" w:hAnsi="Arial" w:eastAsia="Arial" w:cs="Arial"/>
+                <w:i w:val="false"/>
+                <w:b w:val="false"/>
+                <w:u w:val="none"/>
+                <w:strike w:val="false"/>
+                <w:sz w:val="22"/>
+                <w:szCs w:val="22"/>
+                <w:color w:val="000000"/>
+              </w:rPr>
+              <w:t xml:space="preserve">Deviled Eggs</w:t>
+            </w:r>
+          </w:p>
+        </w:tc>
+        <w:tc>
+          <w:tcPr>
+            <w:tcBorders>
+              <w:bottom w:val="none" w:sz="0" w:space="0" w:color="000000"/>
+              <w:top w:val="none" w:sz="0" w:space="0" w:color="000000"/>
+              <w:left w:val="none" w:sz="0" w:space="0" w:color="000000"/>
+              <w:right w:val="none" w:sz="0" w:space="0" w:color="000000"/>
+            </w:tcBorders>
+            <w:shd w:val="clear" w:color="auto" w:fill="FFFFFF"/>
+            <w:tcMar>
+              <w:top w:w="0" w:type="dxa"/>
+              <w:bottom w:w="0" w:type="dxa"/>
+              <w:left w:w="0" w:type="dxa"/>
+              <w:right w:w="0" w:type="dxa"/>
+            </w:tcMar>
+            <w:vAlign w:val="center"/>
+          </w:tcPr>
+          <w:p>
+            <w:pPr>
+              <w:jc w:val="right"/>
+              <w:pBdr>
+                <w:bottom w:val="none" w:sz="0" w:space="0" w:color="000000"/>
+                <w:top w:val="none" w:sz="0" w:space="0" w:color="000000"/>
+                <w:left w:val="none" w:sz="0" w:space="0" w:color="000000"/>
+                <w:right w:val="none" w:sz="0" w:space="0" w:color="000000"/>
+              </w:pBdr>
+              <w:spacing w:after="100" w:before="100" w:line="240"/>
+              <w:ind w:left="100" w:right="100" w:firstLine="0" w:firstLineChars="0"/>
+              <w:rPr>
+                <w:rFonts w:ascii="Arial" w:hAnsi="Arial" w:eastAsia="Arial" w:cs="Arial"/>
+                <w:i w:val="false"/>
+                <w:b w:val="false"/>
+                <w:u w:val="none"/>
+                <w:strike w:val="false"/>
+                <w:sz w:val="22"/>
+                <w:szCs w:val="22"/>
+                <w:color w:val="000000"/>
+              </w:rPr>
+            </w:pPr>
+            <w:r xmlns:w="http://schemas.openxmlformats.org/wordprocessingml/2006/main" xmlns:wp="http://schemas.openxmlformats.org/drawingml/2006/wordprocessingDrawing" xmlns:r="http://schemas.openxmlformats.org/officeDocument/2006/relationships" xmlns:w14="http://schemas.microsoft.com/office/word/2010/wordml">
+              <w:rPr>
+                <w:rFonts w:ascii="Arial" w:hAnsi="Arial" w:eastAsia="Arial" w:cs="Arial"/>
+                <w:i w:val="false"/>
+                <w:b w:val="false"/>
+                <w:u w:val="none"/>
+                <w:strike w:val="false"/>
+                <w:sz w:val="22"/>
+                <w:szCs w:val="22"/>
+                <w:color w:val="000000"/>
+              </w:rPr>
+              <w:t xml:space="preserve">58.8%</w:t>
+            </w:r>
+          </w:p>
+        </w:tc>
+      </w:tr>
+      <w:tr>
+        <w:trPr>
+          <w:trHeight w:val="577" w:hRule="auto"/>
+        </w:trPr>
+        body 6
+        <w:tc>
+          <w:tcPr>
+            <w:tcBorders>
+              <w:bottom w:val="none" w:sz="0" w:space="0" w:color="000000"/>
+              <w:top w:val="none" w:sz="0" w:space="0" w:color="000000"/>
+              <w:left w:val="none" w:sz="0" w:space="0" w:color="000000"/>
+              <w:right w:val="none" w:sz="0" w:space="0" w:color="000000"/>
+            </w:tcBorders>
+            <w:shd w:val="clear" w:color="auto" w:fill="FFFFFF"/>
+            <w:tcMar>
+              <w:top w:w="0" w:type="dxa"/>
+              <w:bottom w:w="0" w:type="dxa"/>
+              <w:left w:w="0" w:type="dxa"/>
+              <w:right w:w="0" w:type="dxa"/>
+            </w:tcMar>
+            <w:vAlign w:val="center"/>
+          </w:tcPr>
+          <w:p>
+            <w:pPr>
+              <w:jc w:val="left"/>
+              <w:pBdr>
+                <w:bottom w:val="none" w:sz="0" w:space="0" w:color="000000"/>
+                <w:top w:val="none" w:sz="0" w:space="0" w:color="000000"/>
+                <w:left w:val="none" w:sz="0" w:space="0" w:color="000000"/>
+                <w:right w:val="none" w:sz="0" w:space="0" w:color="000000"/>
+              </w:pBdr>
+              <w:spacing w:after="100" w:before="100" w:line="240"/>
+              <w:ind w:left="100" w:right="100" w:firstLine="0" w:firstLineChars="0"/>
+              <w:rPr>
+                <w:rFonts w:ascii="Arial" w:hAnsi="Arial" w:eastAsia="Arial" w:cs="Arial"/>
+                <w:i w:val="false"/>
+                <w:b w:val="false"/>
+                <w:u w:val="none"/>
+                <w:strike w:val="false"/>
+                <w:sz w:val="22"/>
+                <w:szCs w:val="22"/>
+                <w:color w:val="000000"/>
+              </w:rPr>
+            </w:pPr>
+            <w:r xmlns:w="http://schemas.openxmlformats.org/wordprocessingml/2006/main" xmlns:wp="http://schemas.openxmlformats.org/drawingml/2006/wordprocessingDrawing" xmlns:r="http://schemas.openxmlformats.org/officeDocument/2006/relationships" xmlns:w14="http://schemas.microsoft.com/office/word/2010/wordml">
+              <w:rPr>
+                <w:rFonts w:ascii="Arial" w:hAnsi="Arial" w:eastAsia="Arial" w:cs="Arial"/>
+                <w:i w:val="false"/>
+                <w:b w:val="false"/>
+                <w:u w:val="none"/>
+                <w:strike w:val="false"/>
+                <w:sz w:val="22"/>
+                <w:szCs w:val="22"/>
+                <w:color w:val="000000"/>
+              </w:rPr>
+              <w:t xml:space="preserve">Sirloin Steak</w:t>
+            </w:r>
+          </w:p>
+        </w:tc>
+        <w:tc>
+          <w:tcPr>
+            <w:tcBorders>
+              <w:bottom w:val="none" w:sz="0" w:space="0" w:color="000000"/>
+              <w:top w:val="none" w:sz="0" w:space="0" w:color="000000"/>
+              <w:left w:val="none" w:sz="0" w:space="0" w:color="000000"/>
+              <w:right w:val="none" w:sz="0" w:space="0" w:color="000000"/>
+            </w:tcBorders>
+            <w:shd w:val="clear" w:color="auto" w:fill="FFFFFF"/>
+            <w:tcMar>
+              <w:top w:w="0" w:type="dxa"/>
+              <w:bottom w:w="0" w:type="dxa"/>
+              <w:left w:w="0" w:type="dxa"/>
+              <w:right w:w="0" w:type="dxa"/>
+            </w:tcMar>
+            <w:vAlign w:val="center"/>
+          </w:tcPr>
+          <w:p>
+            <w:pPr>
+              <w:jc w:val="right"/>
+              <w:pBdr>
+                <w:bottom w:val="none" w:sz="0" w:space="0" w:color="000000"/>
+                <w:top w:val="none" w:sz="0" w:space="0" w:color="000000"/>
+                <w:left w:val="none" w:sz="0" w:space="0" w:color="000000"/>
+                <w:right w:val="none" w:sz="0" w:space="0" w:color="000000"/>
+              </w:pBdr>
+              <w:spacing w:after="100" w:before="100" w:line="240"/>
+              <w:ind w:left="100" w:right="100" w:firstLine="0" w:firstLineChars="0"/>
+              <w:rPr>
+                <w:rFonts w:ascii="Arial" w:hAnsi="Arial" w:eastAsia="Arial" w:cs="Arial"/>
+                <w:i w:val="false"/>
+                <w:b w:val="false"/>
+                <w:u w:val="none"/>
+                <w:strike w:val="false"/>
+                <w:sz w:val="22"/>
+                <w:szCs w:val="22"/>
+                <w:color w:val="000000"/>
+              </w:rPr>
+            </w:pPr>
+            <w:r xmlns:w="http://schemas.openxmlformats.org/wordprocessingml/2006/main" xmlns:wp="http://schemas.openxmlformats.org/drawingml/2006/wordprocessingDrawing" xmlns:r="http://schemas.openxmlformats.org/officeDocument/2006/relationships" xmlns:w14="http://schemas.microsoft.com/office/word/2010/wordml">
+              <w:rPr>
+                <w:rFonts w:ascii="Arial" w:hAnsi="Arial" w:eastAsia="Arial" w:cs="Arial"/>
+                <w:i w:val="false"/>
+                <w:b w:val="false"/>
+                <w:u w:val="none"/>
+                <w:strike w:val="false"/>
+                <w:sz w:val="22"/>
+                <w:szCs w:val="22"/>
+                <w:color w:val="000000"/>
+              </w:rPr>
+              <w:t xml:space="preserve">12.7%</w:t>
+            </w:r>
+          </w:p>
+        </w:tc>
+      </w:tr>
+      <w:tr>
+        <w:trPr>
+          <w:trHeight w:val="617" w:hRule="auto"/>
+        </w:trPr>
+        body 7
+        <w:tc>
+          <w:tcPr>
+            <w:tcBorders>
+              <w:bottom w:val="none" w:sz="0" w:space="0" w:color="000000"/>
+              <w:top w:val="none" w:sz="0" w:space="0" w:color="000000"/>
+              <w:left w:val="none" w:sz="0" w:space="0" w:color="000000"/>
+              <w:right w:val="none" w:sz="0" w:space="0" w:color="000000"/>
+            </w:tcBorders>
+            <w:shd w:val="clear" w:color="auto" w:fill="FFFFFF"/>
+            <w:tcMar>
+              <w:top w:w="0" w:type="dxa"/>
+              <w:bottom w:w="0" w:type="dxa"/>
+              <w:left w:w="0" w:type="dxa"/>
+              <w:right w:w="0" w:type="dxa"/>
+            </w:tcMar>
+            <w:vAlign w:val="center"/>
+          </w:tcPr>
+          <w:p>
+            <w:pPr>
+              <w:jc w:val="left"/>
+              <w:pBdr>
+                <w:bottom w:val="none" w:sz="0" w:space="0" w:color="000000"/>
+                <w:top w:val="none" w:sz="0" w:space="0" w:color="000000"/>
+                <w:left w:val="none" w:sz="0" w:space="0" w:color="000000"/>
+                <w:right w:val="none" w:sz="0" w:space="0" w:color="000000"/>
+              </w:pBdr>
+              <w:spacing w:after="100" w:before="100" w:line="240"/>
+              <w:ind w:left="100" w:right="100" w:firstLine="0" w:firstLineChars="0"/>
+              <w:rPr>
+                <w:rFonts w:ascii="Arial" w:hAnsi="Arial" w:eastAsia="Arial" w:cs="Arial"/>
+                <w:i w:val="false"/>
+                <w:b w:val="false"/>
+                <w:u w:val="none"/>
+                <w:strike w:val="false"/>
+                <w:sz w:val="22"/>
+                <w:szCs w:val="22"/>
+                <w:color w:val="000000"/>
+              </w:rPr>
+            </w:pPr>
+            <w:r xmlns:w="http://schemas.openxmlformats.org/wordprocessingml/2006/main" xmlns:wp="http://schemas.openxmlformats.org/drawingml/2006/wordprocessingDrawing" xmlns:r="http://schemas.openxmlformats.org/officeDocument/2006/relationships" xmlns:w14="http://schemas.microsoft.com/office/word/2010/wordml">
+              <w:rPr>
+                <w:rFonts w:ascii="Arial" w:hAnsi="Arial" w:eastAsia="Arial" w:cs="Arial"/>
+                <w:i w:val="false"/>
+                <w:b w:val="false"/>
+                <w:u w:val="none"/>
+                <w:strike w:val="false"/>
+                <w:sz w:val="22"/>
+                <w:szCs w:val="22"/>
+                <w:color w:val="000000"/>
+              </w:rPr>
+              <w:t xml:space="preserve">Fancy Chicken Breast</w:t>
+            </w:r>
+          </w:p>
+        </w:tc>
+        <w:tc>
+          <w:tcPr>
+            <w:tcBorders>
+              <w:bottom w:val="none" w:sz="0" w:space="0" w:color="000000"/>
+              <w:top w:val="none" w:sz="0" w:space="0" w:color="000000"/>
+              <w:left w:val="none" w:sz="0" w:space="0" w:color="000000"/>
+              <w:right w:val="none" w:sz="0" w:space="0" w:color="000000"/>
+            </w:tcBorders>
+            <w:shd w:val="clear" w:color="auto" w:fill="FFFFFF"/>
+            <w:tcMar>
+              <w:top w:w="0" w:type="dxa"/>
+              <w:bottom w:w="0" w:type="dxa"/>
+              <w:left w:w="0" w:type="dxa"/>
+              <w:right w:w="0" w:type="dxa"/>
+            </w:tcMar>
+            <w:vAlign w:val="center"/>
+          </w:tcPr>
+          <w:p>
+            <w:pPr>
+              <w:jc w:val="right"/>
+              <w:pBdr>
+                <w:bottom w:val="none" w:sz="0" w:space="0" w:color="000000"/>
+                <w:top w:val="none" w:sz="0" w:space="0" w:color="000000"/>
+                <w:left w:val="none" w:sz="0" w:space="0" w:color="000000"/>
+                <w:right w:val="none" w:sz="0" w:space="0" w:color="000000"/>
+              </w:pBdr>
+              <w:spacing w:after="100" w:before="100" w:line="240"/>
+              <w:ind w:left="100" w:right="100" w:firstLine="0" w:firstLineChars="0"/>
+              <w:rPr>
+                <w:rFonts w:ascii="Arial" w:hAnsi="Arial" w:eastAsia="Arial" w:cs="Arial"/>
+                <w:i w:val="false"/>
+                <w:b w:val="false"/>
+                <w:u w:val="none"/>
+                <w:strike w:val="false"/>
+                <w:sz w:val="22"/>
+                <w:szCs w:val="22"/>
+                <w:color w:val="000000"/>
+              </w:rPr>
+            </w:pPr>
+            <w:r xmlns:w="http://schemas.openxmlformats.org/wordprocessingml/2006/main" xmlns:wp="http://schemas.openxmlformats.org/drawingml/2006/wordprocessingDrawing" xmlns:r="http://schemas.openxmlformats.org/officeDocument/2006/relationships" xmlns:w14="http://schemas.microsoft.com/office/word/2010/wordml">
+              <w:rPr>
+                <w:rFonts w:ascii="Arial" w:hAnsi="Arial" w:eastAsia="Arial" w:cs="Arial"/>
+                <w:i w:val="false"/>
+                <w:b w:val="false"/>
+                <w:u w:val="none"/>
+                <w:strike w:val="false"/>
+                <w:sz w:val="22"/>
+                <w:szCs w:val="22"/>
+                <w:color w:val="000000"/>
+              </w:rPr>
+              <w:t xml:space="preserve">13.2%</w:t>
+            </w:r>
+          </w:p>
+        </w:tc>
+      </w:tr>
+      <w:tr>
+        <w:trPr>
+          <w:trHeight w:val="577" w:hRule="auto"/>
+        </w:trPr>
+        body 8
+        <w:tc>
+          <w:tcPr>
+            <w:tcBorders>
+              <w:bottom w:val="none" w:sz="0" w:space="0" w:color="000000"/>
+              <w:top w:val="none" w:sz="0" w:space="0" w:color="000000"/>
+              <w:left w:val="none" w:sz="0" w:space="0" w:color="000000"/>
+              <w:right w:val="none" w:sz="0" w:space="0" w:color="000000"/>
+            </w:tcBorders>
+            <w:shd w:val="clear" w:color="auto" w:fill="FFFFFF"/>
+            <w:tcMar>
+              <w:top w:w="0" w:type="dxa"/>
+              <w:bottom w:w="0" w:type="dxa"/>
+              <w:left w:w="0" w:type="dxa"/>
+              <w:right w:w="0" w:type="dxa"/>
+            </w:tcMar>
+            <w:vAlign w:val="center"/>
+          </w:tcPr>
+          <w:p>
+            <w:pPr>
+              <w:jc w:val="left"/>
+              <w:pBdr>
+                <w:bottom w:val="none" w:sz="0" w:space="0" w:color="000000"/>
+                <w:top w:val="none" w:sz="0" w:space="0" w:color="000000"/>
+                <w:left w:val="none" w:sz="0" w:space="0" w:color="000000"/>
+                <w:right w:val="none" w:sz="0" w:space="0" w:color="000000"/>
+              </w:pBdr>
+              <w:spacing w:after="100" w:before="100" w:line="240"/>
+              <w:ind w:left="100" w:right="100" w:firstLine="0" w:firstLineChars="0"/>
+              <w:rPr>
+                <w:rFonts w:ascii="Arial" w:hAnsi="Arial" w:eastAsia="Arial" w:cs="Arial"/>
+                <w:i w:val="false"/>
+                <w:b w:val="false"/>
+                <w:u w:val="none"/>
+                <w:strike w:val="false"/>
+                <w:sz w:val="22"/>
+                <w:szCs w:val="22"/>
+                <w:color w:val="000000"/>
+              </w:rPr>
+            </w:pPr>
+            <w:r xmlns:w="http://schemas.openxmlformats.org/wordprocessingml/2006/main" xmlns:wp="http://schemas.openxmlformats.org/drawingml/2006/wordprocessingDrawing" xmlns:r="http://schemas.openxmlformats.org/officeDocument/2006/relationships" xmlns:w14="http://schemas.microsoft.com/office/word/2010/wordml">
+              <w:rPr>
+                <w:rFonts w:ascii="Arial" w:hAnsi="Arial" w:eastAsia="Arial" w:cs="Arial"/>
+                <w:i w:val="false"/>
+                <w:b w:val="false"/>
+                <w:u w:val="none"/>
+                <w:strike w:val="false"/>
+                <w:sz w:val="22"/>
+                <w:szCs w:val="22"/>
+                <w:color w:val="000000"/>
+              </w:rPr>
+              <w:t xml:space="preserve">Poached Salmon</w:t>
+            </w:r>
+          </w:p>
+        </w:tc>
+        <w:tc>
+          <w:tcPr>
+            <w:tcBorders>
+              <w:bottom w:val="none" w:sz="0" w:space="0" w:color="000000"/>
+              <w:top w:val="none" w:sz="0" w:space="0" w:color="000000"/>
+              <w:left w:val="none" w:sz="0" w:space="0" w:color="000000"/>
+              <w:right w:val="none" w:sz="0" w:space="0" w:color="000000"/>
+            </w:tcBorders>
+            <w:shd w:val="clear" w:color="auto" w:fill="FFFFFF"/>
+            <w:tcMar>
+              <w:top w:w="0" w:type="dxa"/>
+              <w:bottom w:w="0" w:type="dxa"/>
+              <w:left w:w="0" w:type="dxa"/>
+              <w:right w:w="0" w:type="dxa"/>
+            </w:tcMar>
+            <w:vAlign w:val="center"/>
+          </w:tcPr>
+          <w:p>
+            <w:pPr>
+              <w:jc w:val="right"/>
+              <w:pBdr>
+                <w:bottom w:val="none" w:sz="0" w:space="0" w:color="000000"/>
+                <w:top w:val="none" w:sz="0" w:space="0" w:color="000000"/>
+                <w:left w:val="none" w:sz="0" w:space="0" w:color="000000"/>
+                <w:right w:val="none" w:sz="0" w:space="0" w:color="000000"/>
+              </w:pBdr>
+              <w:spacing w:after="100" w:before="100" w:line="240"/>
+              <w:ind w:left="100" w:right="100" w:firstLine="0" w:firstLineChars="0"/>
+              <w:rPr>
+                <w:rFonts w:ascii="Arial" w:hAnsi="Arial" w:eastAsia="Arial" w:cs="Arial"/>
+                <w:i w:val="false"/>
+                <w:b w:val="false"/>
+                <w:u w:val="none"/>
+                <w:strike w:val="false"/>
+                <w:sz w:val="22"/>
+                <w:szCs w:val="22"/>
+                <w:color w:val="000000"/>
+              </w:rPr>
+            </w:pPr>
+            <w:r xmlns:w="http://schemas.openxmlformats.org/wordprocessingml/2006/main" xmlns:wp="http://schemas.openxmlformats.org/drawingml/2006/wordprocessingDrawing" xmlns:r="http://schemas.openxmlformats.org/officeDocument/2006/relationships" xmlns:w14="http://schemas.microsoft.com/office/word/2010/wordml">
+              <w:rPr>
+                <w:rFonts w:ascii="Arial" w:hAnsi="Arial" w:eastAsia="Arial" w:cs="Arial"/>
+                <w:i w:val="false"/>
+                <w:b w:val="false"/>
+                <w:u w:val="none"/>
+                <w:strike w:val="false"/>
+                <w:sz w:val="22"/>
+                <w:szCs w:val="22"/>
+                <w:color w:val="000000"/>
+              </w:rPr>
+              <w:t xml:space="preserve">10.4%</w:t>
+            </w:r>
+          </w:p>
+        </w:tc>
+      </w:tr>
+      <w:tr>
+        <w:trPr>
+          <w:trHeight w:val="577" w:hRule="auto"/>
+        </w:trPr>
+        body 9
+        <w:tc>
+          <w:tcPr>
+            <w:tcBorders>
+              <w:bottom w:val="none" w:sz="0" w:space="0" w:color="000000"/>
+              <w:top w:val="none" w:sz="0" w:space="0" w:color="000000"/>
+              <w:left w:val="none" w:sz="0" w:space="0" w:color="000000"/>
+              <w:right w:val="none" w:sz="0" w:space="0" w:color="000000"/>
+            </w:tcBorders>
+            <w:shd w:val="clear" w:color="auto" w:fill="FFFFFF"/>
+            <w:tcMar>
+              <w:top w:w="0" w:type="dxa"/>
+              <w:bottom w:w="0" w:type="dxa"/>
+              <w:left w:w="0" w:type="dxa"/>
+              <w:right w:w="0" w:type="dxa"/>
+            </w:tcMar>
+            <w:vAlign w:val="center"/>
+          </w:tcPr>
+          <w:p>
+            <w:pPr>
+              <w:jc w:val="left"/>
+              <w:pBdr>
+                <w:bottom w:val="none" w:sz="0" w:space="0" w:color="000000"/>
+                <w:top w:val="none" w:sz="0" w:space="0" w:color="000000"/>
+                <w:left w:val="none" w:sz="0" w:space="0" w:color="000000"/>
+                <w:right w:val="none" w:sz="0" w:space="0" w:color="000000"/>
+              </w:pBdr>
+              <w:spacing w:after="100" w:before="100" w:line="240"/>
+              <w:ind w:left="100" w:right="100" w:firstLine="0" w:firstLineChars="0"/>
+              <w:rPr>
+                <w:rFonts w:ascii="Arial" w:hAnsi="Arial" w:eastAsia="Arial" w:cs="Arial"/>
+                <w:i w:val="false"/>
+                <w:b w:val="false"/>
+                <w:u w:val="none"/>
+                <w:strike w:val="false"/>
+                <w:sz w:val="22"/>
+                <w:szCs w:val="22"/>
+                <w:color w:val="000000"/>
+              </w:rPr>
+            </w:pPr>
+            <w:r xmlns:w="http://schemas.openxmlformats.org/wordprocessingml/2006/main" xmlns:wp="http://schemas.openxmlformats.org/drawingml/2006/wordprocessingDrawing" xmlns:r="http://schemas.openxmlformats.org/officeDocument/2006/relationships" xmlns:w14="http://schemas.microsoft.com/office/word/2010/wordml">
+              <w:rPr>
+                <w:rFonts w:ascii="Arial" w:hAnsi="Arial" w:eastAsia="Arial" w:cs="Arial"/>
+                <w:i w:val="false"/>
+                <w:b w:val="false"/>
+                <w:u w:val="none"/>
+                <w:strike w:val="false"/>
+                <w:sz w:val="22"/>
+                <w:szCs w:val="22"/>
+                <w:color w:val="000000"/>
+              </w:rPr>
+              <w:t xml:space="preserve">Pasta Primavera</w:t>
+            </w:r>
+          </w:p>
+        </w:tc>
+        <w:tc>
+          <w:tcPr>
+            <w:tcBorders>
+              <w:bottom w:val="none" w:sz="0" w:space="0" w:color="000000"/>
+              <w:top w:val="none" w:sz="0" w:space="0" w:color="000000"/>
+              <w:left w:val="none" w:sz="0" w:space="0" w:color="000000"/>
+              <w:right w:val="none" w:sz="0" w:space="0" w:color="000000"/>
+            </w:tcBorders>
+            <w:shd w:val="clear" w:color="auto" w:fill="FFFFFF"/>
+            <w:tcMar>
+              <w:top w:w="0" w:type="dxa"/>
+              <w:bottom w:w="0" w:type="dxa"/>
+              <w:left w:w="0" w:type="dxa"/>
+              <w:right w:w="0" w:type="dxa"/>
+            </w:tcMar>
+            <w:vAlign w:val="center"/>
+          </w:tcPr>
+          <w:p>
+            <w:pPr>
+              <w:jc w:val="right"/>
+              <w:pBdr>
+                <w:bottom w:val="none" w:sz="0" w:space="0" w:color="000000"/>
+                <w:top w:val="none" w:sz="0" w:space="0" w:color="000000"/>
+                <w:left w:val="none" w:sz="0" w:space="0" w:color="000000"/>
+                <w:right w:val="none" w:sz="0" w:space="0" w:color="000000"/>
+              </w:pBdr>
+              <w:spacing w:after="100" w:before="100" w:line="240"/>
+              <w:ind w:left="100" w:right="100" w:firstLine="0" w:firstLineChars="0"/>
+              <w:rPr>
+                <w:rFonts w:ascii="Arial" w:hAnsi="Arial" w:eastAsia="Arial" w:cs="Arial"/>
+                <w:i w:val="false"/>
+                <w:b w:val="false"/>
+                <w:u w:val="none"/>
+                <w:strike w:val="false"/>
+                <w:sz w:val="22"/>
+                <w:szCs w:val="22"/>
+                <w:color w:val="000000"/>
+              </w:rPr>
+            </w:pPr>
+            <w:r xmlns:w="http://schemas.openxmlformats.org/wordprocessingml/2006/main" xmlns:wp="http://schemas.openxmlformats.org/drawingml/2006/wordprocessingDrawing" xmlns:r="http://schemas.openxmlformats.org/officeDocument/2006/relationships" xmlns:w14="http://schemas.microsoft.com/office/word/2010/wordml">
+              <w:rPr>
+                <w:rFonts w:ascii="Arial" w:hAnsi="Arial" w:eastAsia="Arial" w:cs="Arial"/>
+                <w:i w:val="false"/>
+                <w:b w:val="false"/>
+                <w:u w:val="none"/>
+                <w:strike w:val="false"/>
+                <w:sz w:val="22"/>
+                <w:szCs w:val="22"/>
+                <w:color w:val="000000"/>
+              </w:rPr>
+              <w:t xml:space="preserve">15.4%</w:t>
+            </w:r>
+          </w:p>
+        </w:tc>
+      </w:tr>
+      <w:tr>
+        <w:trPr>
+          <w:trHeight w:val="577" w:hRule="auto"/>
+        </w:trPr>
+        body10
+        <w:tc>
+          <w:tcPr>
+            <w:tcBorders>
+              <w:bottom w:val="none" w:sz="0" w:space="0" w:color="000000"/>
+              <w:top w:val="none" w:sz="0" w:space="0" w:color="000000"/>
+              <w:left w:val="none" w:sz="0" w:space="0" w:color="000000"/>
+              <w:right w:val="none" w:sz="0" w:space="0" w:color="000000"/>
+            </w:tcBorders>
+            <w:shd w:val="clear" w:color="auto" w:fill="FFFFFF"/>
+            <w:tcMar>
+              <w:top w:w="0" w:type="dxa"/>
+              <w:bottom w:w="0" w:type="dxa"/>
+              <w:left w:w="0" w:type="dxa"/>
+              <w:right w:w="0" w:type="dxa"/>
+            </w:tcMar>
+            <w:vAlign w:val="center"/>
+          </w:tcPr>
+          <w:p>
+            <w:pPr>
+              <w:jc w:val="left"/>
+              <w:pBdr>
+                <w:bottom w:val="none" w:sz="0" w:space="0" w:color="000000"/>
+                <w:top w:val="none" w:sz="0" w:space="0" w:color="000000"/>
+                <w:left w:val="none" w:sz="0" w:space="0" w:color="000000"/>
+                <w:right w:val="none" w:sz="0" w:space="0" w:color="000000"/>
+              </w:pBdr>
+              <w:spacing w:after="100" w:before="100" w:line="240"/>
+              <w:ind w:left="100" w:right="100" w:firstLine="0" w:firstLineChars="0"/>
+              <w:rPr>
+                <w:rFonts w:ascii="Arial" w:hAnsi="Arial" w:eastAsia="Arial" w:cs="Arial"/>
+                <w:i w:val="false"/>
+                <w:b w:val="false"/>
+                <w:u w:val="none"/>
+                <w:strike w:val="false"/>
+                <w:sz w:val="22"/>
+                <w:szCs w:val="22"/>
+                <w:color w:val="000000"/>
+              </w:rPr>
+            </w:pPr>
+            <w:r xmlns:w="http://schemas.openxmlformats.org/wordprocessingml/2006/main" xmlns:wp="http://schemas.openxmlformats.org/drawingml/2006/wordprocessingDrawing" xmlns:r="http://schemas.openxmlformats.org/officeDocument/2006/relationships" xmlns:w14="http://schemas.microsoft.com/office/word/2010/wordml">
+              <w:rPr>
+                <w:rFonts w:ascii="Arial" w:hAnsi="Arial" w:eastAsia="Arial" w:cs="Arial"/>
+                <w:i w:val="false"/>
+                <w:b w:val="false"/>
+                <w:u w:val="none"/>
+                <w:strike w:val="false"/>
+                <w:sz w:val="22"/>
+                <w:szCs w:val="22"/>
+                <w:color w:val="000000"/>
+              </w:rPr>
+              <w:t xml:space="preserve">Chocolate Lava Cake</w:t>
+            </w:r>
+          </w:p>
+        </w:tc>
+        <w:tc>
+          <w:tcPr>
+            <w:tcBorders>
+              <w:bottom w:val="none" w:sz="0" w:space="0" w:color="000000"/>
+              <w:top w:val="none" w:sz="0" w:space="0" w:color="000000"/>
+              <w:left w:val="none" w:sz="0" w:space="0" w:color="000000"/>
+              <w:right w:val="none" w:sz="0" w:space="0" w:color="000000"/>
+            </w:tcBorders>
+            <w:shd w:val="clear" w:color="auto" w:fill="FFFFFF"/>
+            <w:tcMar>
+              <w:top w:w="0" w:type="dxa"/>
+              <w:bottom w:w="0" w:type="dxa"/>
+              <w:left w:w="0" w:type="dxa"/>
+              <w:right w:w="0" w:type="dxa"/>
+            </w:tcMar>
+            <w:vAlign w:val="center"/>
+          </w:tcPr>
+          <w:p>
+            <w:pPr>
+              <w:jc w:val="right"/>
+              <w:pBdr>
+                <w:bottom w:val="none" w:sz="0" w:space="0" w:color="000000"/>
+                <w:top w:val="none" w:sz="0" w:space="0" w:color="000000"/>
+                <w:left w:val="none" w:sz="0" w:space="0" w:color="000000"/>
+                <w:right w:val="none" w:sz="0" w:space="0" w:color="000000"/>
+              </w:pBdr>
+              <w:spacing w:after="100" w:before="100" w:line="240"/>
+              <w:ind w:left="100" w:right="100" w:firstLine="0" w:firstLineChars="0"/>
+              <w:rPr>
+                <w:rFonts w:ascii="Arial" w:hAnsi="Arial" w:eastAsia="Arial" w:cs="Arial"/>
+                <w:i w:val="false"/>
+                <w:b w:val="false"/>
+                <w:u w:val="none"/>
+                <w:strike w:val="false"/>
+                <w:sz w:val="22"/>
+                <w:szCs w:val="22"/>
+                <w:color w:val="000000"/>
+              </w:rPr>
+            </w:pPr>
+            <w:r xmlns:w="http://schemas.openxmlformats.org/wordprocessingml/2006/main" xmlns:wp="http://schemas.openxmlformats.org/drawingml/2006/wordprocessingDrawing" xmlns:r="http://schemas.openxmlformats.org/officeDocument/2006/relationships" xmlns:w14="http://schemas.microsoft.com/office/word/2010/wordml">
+              <w:rPr>
+                <w:rFonts w:ascii="Arial" w:hAnsi="Arial" w:eastAsia="Arial" w:cs="Arial"/>
+                <w:i w:val="false"/>
+                <w:b w:val="false"/>
+                <w:u w:val="none"/>
+                <w:strike w:val="false"/>
+                <w:sz w:val="22"/>
+                <w:szCs w:val="22"/>
+                <w:color w:val="000000"/>
+              </w:rPr>
+              <w:t xml:space="preserve">15.5%</w:t>
+            </w:r>
+          </w:p>
+        </w:tc>
+      </w:tr>
+      <w:tr>
+        <w:trPr>
+          <w:trHeight w:val="577" w:hRule="auto"/>
+        </w:trPr>
+        body11
+        <w:tc>
+          <w:tcPr>
+            <w:tcBorders>
+              <w:bottom w:val="none" w:sz="0" w:space="0" w:color="000000"/>
+              <w:top w:val="none" w:sz="0" w:space="0" w:color="000000"/>
+              <w:left w:val="none" w:sz="0" w:space="0" w:color="000000"/>
+              <w:right w:val="none" w:sz="0" w:space="0" w:color="000000"/>
+            </w:tcBorders>
+            <w:shd w:val="clear" w:color="auto" w:fill="FFFFFF"/>
+            <w:tcMar>
+              <w:top w:w="0" w:type="dxa"/>
+              <w:bottom w:w="0" w:type="dxa"/>
+              <w:left w:w="0" w:type="dxa"/>
+              <w:right w:w="0" w:type="dxa"/>
+            </w:tcMar>
+            <w:vAlign w:val="center"/>
+          </w:tcPr>
+          <w:p>
+            <w:pPr>
+              <w:jc w:val="left"/>
+              <w:pBdr>
+                <w:bottom w:val="none" w:sz="0" w:space="0" w:color="000000"/>
+                <w:top w:val="none" w:sz="0" w:space="0" w:color="000000"/>
+                <w:left w:val="none" w:sz="0" w:space="0" w:color="000000"/>
+                <w:right w:val="none" w:sz="0" w:space="0" w:color="000000"/>
+              </w:pBdr>
+              <w:spacing w:after="100" w:before="100" w:line="240"/>
+              <w:ind w:left="100" w:right="100" w:firstLine="0" w:firstLineChars="0"/>
+              <w:rPr>
+                <w:rFonts w:ascii="Arial" w:hAnsi="Arial" w:eastAsia="Arial" w:cs="Arial"/>
+                <w:i w:val="false"/>
+                <w:b w:val="false"/>
+                <w:u w:val="none"/>
+                <w:strike w:val="false"/>
+                <w:sz w:val="22"/>
+                <w:szCs w:val="22"/>
+                <w:color w:val="000000"/>
+              </w:rPr>
+            </w:pPr>
+            <w:r xmlns:w="http://schemas.openxmlformats.org/wordprocessingml/2006/main" xmlns:wp="http://schemas.openxmlformats.org/drawingml/2006/wordprocessingDrawing" xmlns:r="http://schemas.openxmlformats.org/officeDocument/2006/relationships" xmlns:w14="http://schemas.microsoft.com/office/word/2010/wordml">
+              <w:rPr>
+                <w:rFonts w:ascii="Arial" w:hAnsi="Arial" w:eastAsia="Arial" w:cs="Arial"/>
+                <w:i w:val="false"/>
+                <w:b w:val="false"/>
+                <w:u w:val="none"/>
+                <w:strike w:val="false"/>
+                <w:sz w:val="22"/>
+                <w:szCs w:val="22"/>
+                <w:color w:val="000000"/>
+              </w:rPr>
+              <w:t xml:space="preserve">New York Cheesecake</w:t>
+            </w:r>
+          </w:p>
+        </w:tc>
+        <w:tc>
+          <w:tcPr>
+            <w:tcBorders>
+              <w:bottom w:val="none" w:sz="0" w:space="0" w:color="000000"/>
+              <w:top w:val="none" w:sz="0" w:space="0" w:color="000000"/>
+              <w:left w:val="none" w:sz="0" w:space="0" w:color="000000"/>
+              <w:right w:val="none" w:sz="0" w:space="0" w:color="000000"/>
+            </w:tcBorders>
+            <w:shd w:val="clear" w:color="auto" w:fill="FFFFFF"/>
+            <w:tcMar>
+              <w:top w:w="0" w:type="dxa"/>
+              <w:bottom w:w="0" w:type="dxa"/>
+              <w:left w:w="0" w:type="dxa"/>
+              <w:right w:w="0" w:type="dxa"/>
+            </w:tcMar>
+            <w:vAlign w:val="center"/>
+          </w:tcPr>
+          <w:p>
+            <w:pPr>
+              <w:jc w:val="right"/>
+              <w:pBdr>
+                <w:bottom w:val="none" w:sz="0" w:space="0" w:color="000000"/>
+                <w:top w:val="none" w:sz="0" w:space="0" w:color="000000"/>
+                <w:left w:val="none" w:sz="0" w:space="0" w:color="000000"/>
+                <w:right w:val="none" w:sz="0" w:space="0" w:color="000000"/>
+              </w:pBdr>
+              <w:spacing w:after="100" w:before="100" w:line="240"/>
+              <w:ind w:left="100" w:right="100" w:firstLine="0" w:firstLineChars="0"/>
+              <w:rPr>
+                <w:rFonts w:ascii="Arial" w:hAnsi="Arial" w:eastAsia="Arial" w:cs="Arial"/>
+                <w:i w:val="false"/>
+                <w:b w:val="false"/>
+                <w:u w:val="none"/>
+                <w:strike w:val="false"/>
+                <w:sz w:val="22"/>
+                <w:szCs w:val="22"/>
+                <w:color w:val="000000"/>
+              </w:rPr>
+            </w:pPr>
+            <w:r xmlns:w="http://schemas.openxmlformats.org/wordprocessingml/2006/main" xmlns:wp="http://schemas.openxmlformats.org/drawingml/2006/wordprocessingDrawing" xmlns:r="http://schemas.openxmlformats.org/officeDocument/2006/relationships" xmlns:w14="http://schemas.microsoft.com/office/word/2010/wordml">
+              <w:rPr>
+                <w:rFonts w:ascii="Arial" w:hAnsi="Arial" w:eastAsia="Arial" w:cs="Arial"/>
+                <w:i w:val="false"/>
+                <w:b w:val="false"/>
+                <w:u w:val="none"/>
+                <w:strike w:val="false"/>
+                <w:sz w:val="22"/>
+                <w:szCs w:val="22"/>
+                <w:color w:val="000000"/>
+              </w:rPr>
+              <w:t xml:space="preserve">19.9%</w:t>
+            </w:r>
+          </w:p>
+        </w:tc>
+      </w:tr>
+      <w:tr>
+        <w:trPr>
+          <w:trHeight w:val="577" w:hRule="auto"/>
+        </w:trPr>
+        body12
+        <w:tc>
+          <w:tcPr>
+            <w:tcBorders>
+              <w:bottom w:val="single" w:sz="12" w:space="0" w:color="666666"/>
+              <w:top w:val="none" w:sz="0" w:space="0" w:color="000000"/>
+              <w:left w:val="none" w:sz="0" w:space="0" w:color="000000"/>
+              <w:right w:val="none" w:sz="0" w:space="0" w:color="000000"/>
+            </w:tcBorders>
+            <w:shd w:val="clear" w:color="auto" w:fill="FFFFFF"/>
+            <w:tcMar>
+              <w:top w:w="0" w:type="dxa"/>
+              <w:bottom w:w="0" w:type="dxa"/>
+              <w:left w:w="0" w:type="dxa"/>
+              <w:right w:w="0" w:type="dxa"/>
+            </w:tcMar>
+            <w:vAlign w:val="center"/>
+          </w:tcPr>
+          <w:p>
+            <w:pPr>
+              <w:jc w:val="left"/>
+              <w:pBdr>
+                <w:bottom w:val="none" w:sz="0" w:space="0" w:color="000000"/>
+                <w:top w:val="none" w:sz="0" w:space="0" w:color="000000"/>
+                <w:left w:val="none" w:sz="0" w:space="0" w:color="000000"/>
+                <w:right w:val="none" w:sz="0" w:space="0" w:color="000000"/>
+              </w:pBdr>
+              <w:spacing w:after="100" w:before="100" w:line="240"/>
+              <w:ind w:left="100" w:right="100" w:firstLine="0" w:firstLineChars="0"/>
+              <w:rPr>
+                <w:rFonts w:ascii="Arial" w:hAnsi="Arial" w:eastAsia="Arial" w:cs="Arial"/>
+                <w:i w:val="false"/>
+                <w:b w:val="false"/>
+                <w:u w:val="none"/>
+                <w:strike w:val="false"/>
+                <w:sz w:val="22"/>
+                <w:szCs w:val="22"/>
+                <w:color w:val="000000"/>
+              </w:rPr>
+            </w:pPr>
+            <w:r xmlns:w="http://schemas.openxmlformats.org/wordprocessingml/2006/main" xmlns:wp="http://schemas.openxmlformats.org/drawingml/2006/wordprocessingDrawing" xmlns:r="http://schemas.openxmlformats.org/officeDocument/2006/relationships" xmlns:w14="http://schemas.microsoft.com/office/word/2010/wordml">
+              <w:rPr>
+                <w:rFonts w:ascii="Arial" w:hAnsi="Arial" w:eastAsia="Arial" w:cs="Arial"/>
+                <w:i w:val="false"/>
+                <w:b w:val="false"/>
+                <w:u w:val="none"/>
+                <w:strike w:val="false"/>
+                <w:sz w:val="22"/>
+                <w:szCs w:val="22"/>
+                <w:color w:val="000000"/>
+              </w:rPr>
+              <w:t xml:space="preserve">Vanilla Ice Cream</w:t>
+            </w:r>
+          </w:p>
+        </w:tc>
+        <w:tc>
+          <w:tcPr>
+            <w:tcBorders>
+              <w:bottom w:val="single" w:sz="12" w:space="0" w:color="666666"/>
+              <w:top w:val="none" w:sz="0" w:space="0" w:color="000000"/>
+              <w:left w:val="none" w:sz="0" w:space="0" w:color="000000"/>
+              <w:right w:val="none" w:sz="0" w:space="0" w:color="000000"/>
+            </w:tcBorders>
+            <w:shd w:val="clear" w:color="auto" w:fill="FFFFFF"/>
+            <w:tcMar>
+              <w:top w:w="0" w:type="dxa"/>
+              <w:bottom w:w="0" w:type="dxa"/>
+              <w:left w:w="0" w:type="dxa"/>
+              <w:right w:w="0" w:type="dxa"/>
+            </w:tcMar>
+            <w:vAlign w:val="center"/>
+          </w:tcPr>
+          <w:p>
+            <w:pPr>
+              <w:jc w:val="right"/>
+              <w:pBdr>
+                <w:bottom w:val="none" w:sz="0" w:space="0" w:color="000000"/>
+                <w:top w:val="none" w:sz="0" w:space="0" w:color="000000"/>
+                <w:left w:val="none" w:sz="0" w:space="0" w:color="000000"/>
+                <w:right w:val="none" w:sz="0" w:space="0" w:color="000000"/>
+              </w:pBdr>
+              <w:spacing w:after="100" w:before="100" w:line="240"/>
+              <w:ind w:left="100" w:right="100" w:firstLine="0" w:firstLineChars="0"/>
+              <w:rPr>
+                <w:rFonts w:ascii="Arial" w:hAnsi="Arial" w:eastAsia="Arial" w:cs="Arial"/>
+                <w:i w:val="false"/>
+                <w:b w:val="false"/>
+                <w:u w:val="none"/>
+                <w:strike w:val="false"/>
+                <w:sz w:val="22"/>
+                <w:szCs w:val="22"/>
+                <w:color w:val="000000"/>
+              </w:rPr>
+            </w:pPr>
+            <w:r xmlns:w="http://schemas.openxmlformats.org/wordprocessingml/2006/main" xmlns:wp="http://schemas.openxmlformats.org/drawingml/2006/wordprocessingDrawing" xmlns:r="http://schemas.openxmlformats.org/officeDocument/2006/relationships" xmlns:w14="http://schemas.microsoft.com/office/word/2010/wordml">
+              <w:rPr>
+                <w:rFonts w:ascii="Arial" w:hAnsi="Arial" w:eastAsia="Arial" w:cs="Arial"/>
+                <w:i w:val="false"/>
+                <w:b w:val="false"/>
+                <w:u w:val="none"/>
+                <w:strike w:val="false"/>
+                <w:sz w:val="22"/>
+                <w:szCs w:val="22"/>
+                <w:color w:val="000000"/>
+              </w:rPr>
+              <w:t xml:space="preserve">24.3%</w:t>
+            </w:r>
+          </w:p>
+        </w:tc>
+      </w:tr>
+    </w:tbl>
+    <w:p>
+      <w:pPr>
+        <w:pStyle w:val="FirstParagraph"/>
+      </w:pPr>
+      <w:r>
+        <w:t xml:space="preserve">Excellent!</w:t>
+      </w:r>
+    </w:p>
+    <w:p>
+      <w:pPr>
+        <w:pStyle w:val="BodyText"/>
+      </w:pPr>
+      <w:r>
+        <w:t xml:space="preserve">We now have a very nice looking table that can be easily added to a report! And we’ve really only scratched the surface of making nice tables in R with flextable. Take a look at some of the examples in the</w:t>
+      </w:r>
+      <w:r>
+        <w:t xml:space="preserve"> </w:t>
+      </w:r>
+      <w:hyperlink r:id="rId55">
+        <w:r>
+          <w:rPr>
+            <w:rStyle w:val="Hyperlink"/>
+          </w:rPr>
+          <w:t xml:space="preserve">flextable gallery</w:t>
+        </w:r>
+      </w:hyperlink>
+      <w:r>
+        <w:t xml:space="preserve"> </w:t>
+      </w:r>
+      <w:r>
+        <w:t xml:space="preserve">if you’re ever seeking inspiration.</w:t>
+      </w:r>
+    </w:p>
+    <w:p>
+      <w:pPr>
+        <w:pStyle w:val="BodyText"/>
+      </w:pPr>
+      <w:r>
+        <w:t xml:space="preserve">While we only used very basic options in flextable, there are seemingly endless applications and extensions to the package. Take a few minutes to explore some further options for formatting your flextable using the documentation</w:t>
+      </w:r>
+      <w:r>
+        <w:t xml:space="preserve"> </w:t>
+      </w:r>
+      <w:hyperlink r:id="rId56">
+        <w:r>
+          <w:rPr>
+            <w:rStyle w:val="Hyperlink"/>
+          </w:rPr>
+          <w:t xml:space="preserve">here</w:t>
+        </w:r>
+      </w:hyperlink>
+      <w:r>
+        <w:t xml:space="preserve">, as well as leveraging your favorite AI tool for ideas and help.</w:t>
+      </w:r>
+    </w:p>
+    <w:p>
+      <w:pPr>
+        <w:pStyle w:val="BodyText"/>
+      </w:pPr>
+      <w:r>
+        <w:t xml:space="preserve">Finally, if you’d like a cheatsheet as a quick reference for flextable, you can also download one</w:t>
+      </w:r>
+      <w:r>
+        <w:t xml:space="preserve"> </w:t>
+      </w:r>
+      <w:hyperlink r:id="rId57">
+        <w:r>
+          <w:rPr>
+            <w:rStyle w:val="Hyperlink"/>
+          </w:rPr>
+          <w:t xml:space="preserve">here</w:t>
+        </w:r>
+      </w:hyperlink>
+      <w:r>
+        <w:t xml:space="preserve">.</w:t>
+      </w:r>
+    </w:p>
+    <w:bookmarkEnd w:id="58"/>
+    <w:bookmarkEnd w:id="59"/>
+    <w:bookmarkStart w:id="60" w:name="now-its-your-turn"/>
+    <w:p>
+      <w:pPr>
+        <w:pStyle w:val="Heading3"/>
+      </w:pPr>
+      <w:r>
+        <w:t xml:space="preserve">Now it’s your turn!</w:t>
+      </w:r>
+    </w:p>
+    <w:p>
+      <w:pPr>
+        <w:pStyle w:val="FirstParagraph"/>
+      </w:pPr>
+      <w:r>
+        <w:t xml:space="preserve">Remember back in Part A when we created two different case definitions? We purposefully worked through the example with flextable using only the</w:t>
+      </w:r>
+      <w:r>
+        <w:t xml:space="preserve"> </w:t>
+      </w:r>
+      <w:r>
+        <w:rPr>
+          <w:bCs/>
+          <w:b/>
+        </w:rPr>
+        <w:t xml:space="preserve">general</w:t>
+      </w:r>
+      <w:r>
+        <w:t xml:space="preserve"> </w:t>
+      </w:r>
+      <w:r>
+        <w:t xml:space="preserve">illness case definition, but did not include the</w:t>
+      </w:r>
+      <w:r>
+        <w:t xml:space="preserve"> </w:t>
+      </w:r>
+      <w:r>
+        <w:rPr>
+          <w:bCs/>
+          <w:b/>
+        </w:rPr>
+        <w:t xml:space="preserve">severe illness</w:t>
+      </w:r>
+      <w:r>
+        <w:t xml:space="preserve"> </w:t>
+      </w:r>
+      <w:r>
+        <w:t xml:space="preserve">case definition.</w:t>
+      </w:r>
+    </w:p>
+    <w:p>
+      <w:pPr>
+        <w:pStyle w:val="BodyText"/>
+      </w:pPr>
+      <w:r>
+        <w:t xml:space="preserve">Your task now, is to go back, and create a flextable that looks like the one above, but includes a total of three columns:</w:t>
+      </w:r>
+    </w:p>
+    <w:p>
+      <w:pPr>
+        <w:numPr>
+          <w:ilvl w:val="0"/>
+          <w:numId w:val="1009"/>
+        </w:numPr>
+        <w:pStyle w:val="Compact"/>
+      </w:pPr>
+      <w:r>
+        <w:t xml:space="preserve">Menu item</w:t>
+      </w:r>
+    </w:p>
+    <w:p>
+      <w:pPr>
+        <w:numPr>
+          <w:ilvl w:val="0"/>
+          <w:numId w:val="1009"/>
+        </w:numPr>
+        <w:pStyle w:val="Compact"/>
+      </w:pPr>
+      <w:r>
+        <w:t xml:space="preserve">General illness AR</w:t>
+      </w:r>
+    </w:p>
+    <w:p>
+      <w:pPr>
+        <w:numPr>
+          <w:ilvl w:val="0"/>
+          <w:numId w:val="1009"/>
+        </w:numPr>
+        <w:pStyle w:val="Compact"/>
+      </w:pPr>
+      <w:r>
+        <w:t xml:space="preserve">Severe illness AR</w:t>
+      </w:r>
+    </w:p>
+    <w:p>
+      <w:pPr>
+        <w:pStyle w:val="FirstParagraph"/>
+      </w:pPr>
+      <w:r>
+        <w:t xml:space="preserve">You will need to go back, add a variable for food-specific attack rates for the severe illness AR, then reuse the code to create a flextable containing both attack rates.</w:t>
+      </w:r>
+    </w:p>
+    <w:p>
+      <w:pPr>
+        <w:pStyle w:val="BodyText"/>
+      </w:pPr>
+      <w:r>
+        <w:t xml:space="preserve">In the end, you should produce something that looks like the following:</w:t>
+      </w:r>
+    </w:p>
+    <w:tbl xmlns:w="http://schemas.openxmlformats.org/wordprocessingml/2006/main" xmlns:r="http://schemas.openxmlformats.org/officeDocument/2006/relationships" xmlns:w14="http://schemas.microsoft.com/office/word/2010/wordml" xmlns:wp="http://schemas.openxmlformats.org/drawingml/2006/wordprocessingDrawing" xmlns:a="http://schemas.openxmlformats.org/drawingml/2006/main" xmlns:pic="http://schemas.openxmlformats.org/drawingml/2006/picture">
+      <w:tblPr>
+        <w:tblLayout w:type="fixed"/>
+        <w:jc w:val="center"/>
+        <w:tblLook w:firstRow="1" w:lastRow="0" w:firstColumn="0" w:lastColumn="0" w:noHBand="0" w:noVBand="1"/>
+      </w:tblPr>
+      <w:tblGrid>
+        <w:gridCol w:w="2648"/>
+        <w:gridCol w:w="1609"/>
+        <w:gridCol w:w="1596"/>
+      </w:tblGrid>
+      <w:tr>
+        <w:trPr>
+          <w:trHeight w:val="574" w:hRule="auto"/>
+          <w:tblHeader/>
+        </w:trPr>
+        header 1
+        <w:tc>
+          <w:tcPr>
+            <w:tcBorders>
+              <w:bottom w:val="single" w:sz="12" w:space="0" w:color="666666"/>
+              <w:top w:val="single" w:sz="12" w:space="0" w:color="666666"/>
+              <w:left w:val="none" w:sz="0" w:space="0" w:color="000000"/>
+              <w:right w:val="none" w:sz="0" w:space="0" w:color="000000"/>
+            </w:tcBorders>
+            <w:shd w:val="clear" w:color="auto" w:fill="FFFFFF"/>
+            <w:tcMar>
+              <w:top w:w="0" w:type="dxa"/>
+              <w:bottom w:w="0" w:type="dxa"/>
+              <w:left w:w="0" w:type="dxa"/>
+              <w:right w:w="0" w:type="dxa"/>
+            </w:tcMar>
+            <w:vAlign w:val="center"/>
+          </w:tcPr>
+          <w:p>
+            <w:pPr>
+              <w:jc w:val="left"/>
+              <w:pBdr>
+                <w:bottom w:val="none" w:sz="0" w:space="0" w:color="000000"/>
+                <w:top w:val="none" w:sz="0" w:space="0" w:color="000000"/>
+                <w:left w:val="none" w:sz="0" w:space="0" w:color="000000"/>
+                <w:right w:val="none" w:sz="0" w:space="0" w:color="000000"/>
+              </w:pBdr>
+              <w:spacing w:after="100" w:before="100" w:line="240"/>
+              <w:ind w:left="100" w:right="100" w:firstLine="0" w:firstLineChars="0"/>
+              <w:rPr>
+                <w:rFonts w:ascii="Arial" w:hAnsi="Arial" w:eastAsia="Arial" w:cs="Arial"/>
+                <w:i w:val="false"/>
+                <w:b w:val="true"/>
+                <w:u w:val="none"/>
+                <w:strike w:val="false"/>
+                <w:sz w:val="22"/>
+                <w:szCs w:val="22"/>
+                <w:color w:val="000000"/>
+              </w:rPr>
+            </w:pPr>
+            <w:r xmlns:w="http://schemas.openxmlformats.org/wordprocessingml/2006/main" xmlns:wp="http://schemas.openxmlformats.org/drawingml/2006/wordprocessingDrawing" xmlns:r="http://schemas.openxmlformats.org/officeDocument/2006/relationships" xmlns:w14="http://schemas.microsoft.com/office/word/2010/wordml">
+              <w:rPr>
+                <w:rFonts w:ascii="Arial" w:hAnsi="Arial" w:eastAsia="Arial" w:cs="Arial"/>
+                <w:i w:val="false"/>
+                <w:b w:val="true"/>
+                <w:u w:val="none"/>
+                <w:strike w:val="false"/>
+                <w:sz w:val="22"/>
+                <w:szCs w:val="22"/>
+                <w:color w:val="000000"/>
+              </w:rPr>
+              <w:t xml:space="preserve">Menu Item</w:t>
+            </w:r>
+          </w:p>
+        </w:tc>
+        <w:tc>
+          <w:tcPr>
+            <w:tcBorders>
+              <w:bottom w:val="single" w:sz="12" w:space="0" w:color="666666"/>
+              <w:top w:val="single" w:sz="12" w:space="0" w:color="666666"/>
+              <w:left w:val="none" w:sz="0" w:space="0" w:color="000000"/>
+              <w:right w:val="none" w:sz="0" w:space="0" w:color="000000"/>
+            </w:tcBorders>
+            <w:shd w:val="clear" w:color="auto" w:fill="FFFFFF"/>
+            <w:tcMar>
+              <w:top w:w="0" w:type="dxa"/>
+              <w:bottom w:w="0" w:type="dxa"/>
+              <w:left w:w="0" w:type="dxa"/>
+              <w:right w:w="0" w:type="dxa"/>
+            </w:tcMar>
+            <w:vAlign w:val="center"/>
+          </w:tcPr>
+          <w:p>
+            <w:pPr>
+              <w:jc w:val="right"/>
+              <w:pBdr>
+                <w:bottom w:val="none" w:sz="0" w:space="0" w:color="000000"/>
+                <w:top w:val="none" w:sz="0" w:space="0" w:color="000000"/>
+                <w:left w:val="none" w:sz="0" w:space="0" w:color="000000"/>
+                <w:right w:val="none" w:sz="0" w:space="0" w:color="000000"/>
+              </w:pBdr>
+              <w:spacing w:after="100" w:before="100" w:line="240"/>
+              <w:ind w:left="100" w:right="100" w:firstLine="0" w:firstLineChars="0"/>
+              <w:rPr>
+                <w:rFonts w:ascii="Arial" w:hAnsi="Arial" w:eastAsia="Arial" w:cs="Arial"/>
+                <w:i w:val="false"/>
+                <w:b w:val="true"/>
+                <w:u w:val="none"/>
+                <w:strike w:val="false"/>
+                <w:sz w:val="22"/>
+                <w:szCs w:val="22"/>
+                <w:color w:val="000000"/>
+              </w:rPr>
+            </w:pPr>
+            <w:r xmlns:w="http://schemas.openxmlformats.org/wordprocessingml/2006/main" xmlns:wp="http://schemas.openxmlformats.org/drawingml/2006/wordprocessingDrawing" xmlns:r="http://schemas.openxmlformats.org/officeDocument/2006/relationships" xmlns:w14="http://schemas.microsoft.com/office/word/2010/wordml">
+              <w:rPr>
+                <w:rFonts w:ascii="Arial" w:hAnsi="Arial" w:eastAsia="Arial" w:cs="Arial"/>
+                <w:i w:val="false"/>
+                <w:b w:val="true"/>
+                <w:u w:val="none"/>
+                <w:strike w:val="false"/>
+                <w:sz w:val="22"/>
+                <w:szCs w:val="22"/>
+                <w:color w:val="000000"/>
+              </w:rPr>
+              <w:t xml:space="preserve">AR General</w:t>
+            </w:r>
+          </w:p>
+        </w:tc>
+        <w:tc>
+          <w:tcPr>
+            <w:tcBorders>
+              <w:bottom w:val="single" w:sz="12" w:space="0" w:color="666666"/>
+              <w:top w:val="single" w:sz="12" w:space="0" w:color="666666"/>
+              <w:left w:val="none" w:sz="0" w:space="0" w:color="000000"/>
+              <w:right w:val="none" w:sz="0" w:space="0" w:color="000000"/>
+            </w:tcBorders>
+            <w:shd w:val="clear" w:color="auto" w:fill="FFFFFF"/>
+            <w:tcMar>
+              <w:top w:w="0" w:type="dxa"/>
+              <w:bottom w:w="0" w:type="dxa"/>
+              <w:left w:w="0" w:type="dxa"/>
+              <w:right w:w="0" w:type="dxa"/>
+            </w:tcMar>
+            <w:vAlign w:val="center"/>
+          </w:tcPr>
+          <w:p>
+            <w:pPr>
+              <w:jc w:val="right"/>
+              <w:pBdr>
+                <w:bottom w:val="none" w:sz="0" w:space="0" w:color="000000"/>
+                <w:top w:val="none" w:sz="0" w:space="0" w:color="000000"/>
+                <w:left w:val="none" w:sz="0" w:space="0" w:color="000000"/>
+                <w:right w:val="none" w:sz="0" w:space="0" w:color="000000"/>
+              </w:pBdr>
+              <w:spacing w:after="100" w:before="100" w:line="240"/>
+              <w:ind w:left="100" w:right="100" w:firstLine="0" w:firstLineChars="0"/>
+              <w:rPr>
+                <w:rFonts w:ascii="Arial" w:hAnsi="Arial" w:eastAsia="Arial" w:cs="Arial"/>
+                <w:i w:val="false"/>
+                <w:b w:val="true"/>
+                <w:u w:val="none"/>
+                <w:strike w:val="false"/>
+                <w:sz w:val="22"/>
+                <w:szCs w:val="22"/>
+                <w:color w:val="000000"/>
+              </w:rPr>
+            </w:pPr>
+            <w:r xmlns:w="http://schemas.openxmlformats.org/wordprocessingml/2006/main" xmlns:wp="http://schemas.openxmlformats.org/drawingml/2006/wordprocessingDrawing" xmlns:r="http://schemas.openxmlformats.org/officeDocument/2006/relationships" xmlns:w14="http://schemas.microsoft.com/office/word/2010/wordml">
+              <w:rPr>
+                <w:rFonts w:ascii="Arial" w:hAnsi="Arial" w:eastAsia="Arial" w:cs="Arial"/>
+                <w:i w:val="false"/>
+                <w:b w:val="true"/>
+                <w:u w:val="none"/>
+                <w:strike w:val="false"/>
+                <w:sz w:val="22"/>
+                <w:szCs w:val="22"/>
+                <w:color w:val="000000"/>
+              </w:rPr>
+              <w:t xml:space="preserve">AR Serious</w:t>
+            </w:r>
+          </w:p>
+        </w:tc>
+      </w:tr>
+      <w:tr>
+        <w:trPr>
+          <w:trHeight w:val="577" w:hRule="auto"/>
+        </w:trPr>
+        body 1
+        <w:tc>
+          <w:tcPr>
+            <w:tcBorders>
+              <w:bottom w:val="none" w:sz="0" w:space="0" w:color="000000"/>
+              <w:top w:val="single" w:sz="12" w:space="0" w:color="666666"/>
+              <w:left w:val="none" w:sz="0" w:space="0" w:color="000000"/>
+              <w:right w:val="none" w:sz="0" w:space="0" w:color="000000"/>
+            </w:tcBorders>
+            <w:shd w:val="clear" w:color="auto" w:fill="FFFFFF"/>
+            <w:tcMar>
+              <w:top w:w="0" w:type="dxa"/>
+              <w:bottom w:w="0" w:type="dxa"/>
+              <w:left w:w="0" w:type="dxa"/>
+              <w:right w:w="0" w:type="dxa"/>
+            </w:tcMar>
+            <w:vAlign w:val="center"/>
+          </w:tcPr>
+          <w:p>
+            <w:pPr>
+              <w:jc w:val="left"/>
+              <w:pBdr>
+                <w:bottom w:val="none" w:sz="0" w:space="0" w:color="000000"/>
+                <w:top w:val="none" w:sz="0" w:space="0" w:color="000000"/>
+                <w:left w:val="none" w:sz="0" w:space="0" w:color="000000"/>
+                <w:right w:val="none" w:sz="0" w:space="0" w:color="000000"/>
+              </w:pBdr>
+              <w:spacing w:after="100" w:before="100" w:line="240"/>
+              <w:ind w:left="100" w:right="100" w:firstLine="0" w:firstLineChars="0"/>
+              <w:rPr>
+                <w:rFonts w:ascii="Arial" w:hAnsi="Arial" w:eastAsia="Arial" w:cs="Arial"/>
+                <w:i w:val="false"/>
+                <w:b w:val="false"/>
+                <w:u w:val="none"/>
+                <w:strike w:val="false"/>
+                <w:sz w:val="22"/>
+                <w:szCs w:val="22"/>
+                <w:color w:val="000000"/>
+              </w:rPr>
+            </w:pPr>
+            <w:r xmlns:w="http://schemas.openxmlformats.org/wordprocessingml/2006/main" xmlns:wp="http://schemas.openxmlformats.org/drawingml/2006/wordprocessingDrawing" xmlns:r="http://schemas.openxmlformats.org/officeDocument/2006/relationships" xmlns:w14="http://schemas.microsoft.com/office/word/2010/wordml">
+              <w:rPr>
+                <w:rFonts w:ascii="Arial" w:hAnsi="Arial" w:eastAsia="Arial" w:cs="Arial"/>
+                <w:i w:val="false"/>
+                <w:b w:val="false"/>
+                <w:u w:val="none"/>
+                <w:strike w:val="false"/>
+                <w:sz w:val="22"/>
+                <w:szCs w:val="22"/>
+                <w:color w:val="000000"/>
+              </w:rPr>
+              <w:t xml:space="preserve">Green Salad</w:t>
+            </w:r>
+          </w:p>
+        </w:tc>
+        <w:tc>
+          <w:tcPr>
+            <w:tcBorders>
+              <w:bottom w:val="none" w:sz="0" w:space="0" w:color="000000"/>
+              <w:top w:val="single" w:sz="12" w:space="0" w:color="666666"/>
+              <w:left w:val="none" w:sz="0" w:space="0" w:color="000000"/>
+              <w:right w:val="none" w:sz="0" w:space="0" w:color="000000"/>
+            </w:tcBorders>
+            <w:shd w:val="clear" w:color="auto" w:fill="FFFFFF"/>
+            <w:tcMar>
+              <w:top w:w="0" w:type="dxa"/>
+              <w:bottom w:w="0" w:type="dxa"/>
+              <w:left w:w="0" w:type="dxa"/>
+              <w:right w:w="0" w:type="dxa"/>
+            </w:tcMar>
+            <w:vAlign w:val="center"/>
+          </w:tcPr>
+          <w:p>
+            <w:pPr>
+              <w:jc w:val="right"/>
+              <w:pBdr>
+                <w:bottom w:val="none" w:sz="0" w:space="0" w:color="000000"/>
+                <w:top w:val="none" w:sz="0" w:space="0" w:color="000000"/>
+                <w:left w:val="none" w:sz="0" w:space="0" w:color="000000"/>
+                <w:right w:val="none" w:sz="0" w:space="0" w:color="000000"/>
+              </w:pBdr>
+              <w:spacing w:after="100" w:before="100" w:line="240"/>
+              <w:ind w:left="100" w:right="100" w:firstLine="0" w:firstLineChars="0"/>
+              <w:rPr>
+                <w:rFonts w:ascii="Arial" w:hAnsi="Arial" w:eastAsia="Arial" w:cs="Arial"/>
+                <w:i w:val="false"/>
+                <w:b w:val="false"/>
+                <w:u w:val="none"/>
+                <w:strike w:val="false"/>
+                <w:sz w:val="22"/>
+                <w:szCs w:val="22"/>
+                <w:color w:val="000000"/>
+              </w:rPr>
+            </w:pPr>
+            <w:r xmlns:w="http://schemas.openxmlformats.org/wordprocessingml/2006/main" xmlns:wp="http://schemas.openxmlformats.org/drawingml/2006/wordprocessingDrawing" xmlns:r="http://schemas.openxmlformats.org/officeDocument/2006/relationships" xmlns:w14="http://schemas.microsoft.com/office/word/2010/wordml">
+              <w:rPr>
+                <w:rFonts w:ascii="Arial" w:hAnsi="Arial" w:eastAsia="Arial" w:cs="Arial"/>
+                <w:i w:val="false"/>
+                <w:b w:val="false"/>
+                <w:u w:val="none"/>
+                <w:strike w:val="false"/>
+                <w:sz w:val="22"/>
+                <w:szCs w:val="22"/>
+                <w:color w:val="000000"/>
+              </w:rPr>
+              <w:t xml:space="preserve">17.4%</w:t>
+            </w:r>
+          </w:p>
+        </w:tc>
+        <w:tc>
+          <w:tcPr>
+            <w:tcBorders>
+              <w:bottom w:val="none" w:sz="0" w:space="0" w:color="000000"/>
+              <w:top w:val="single" w:sz="12" w:space="0" w:color="666666"/>
+              <w:left w:val="none" w:sz="0" w:space="0" w:color="000000"/>
+              <w:right w:val="none" w:sz="0" w:space="0" w:color="000000"/>
+            </w:tcBorders>
+            <w:shd w:val="clear" w:color="auto" w:fill="FFFFFF"/>
+            <w:tcMar>
+              <w:top w:w="0" w:type="dxa"/>
+              <w:bottom w:w="0" w:type="dxa"/>
+              <w:left w:w="0" w:type="dxa"/>
+              <w:right w:w="0" w:type="dxa"/>
+            </w:tcMar>
+            <w:vAlign w:val="center"/>
+          </w:tcPr>
+          <w:p>
+            <w:pPr>
+              <w:jc w:val="right"/>
+              <w:pBdr>
+                <w:bottom w:val="none" w:sz="0" w:space="0" w:color="000000"/>
+                <w:top w:val="none" w:sz="0" w:space="0" w:color="000000"/>
+                <w:left w:val="none" w:sz="0" w:space="0" w:color="000000"/>
+                <w:right w:val="none" w:sz="0" w:space="0" w:color="000000"/>
+              </w:pBdr>
+              <w:spacing w:after="100" w:before="100" w:line="240"/>
+              <w:ind w:left="100" w:right="100" w:firstLine="0" w:firstLineChars="0"/>
+              <w:rPr>
+                <w:rFonts w:ascii="Arial" w:hAnsi="Arial" w:eastAsia="Arial" w:cs="Arial"/>
+                <w:i w:val="false"/>
+                <w:b w:val="false"/>
+                <w:u w:val="none"/>
+                <w:strike w:val="false"/>
+                <w:sz w:val="22"/>
+                <w:szCs w:val="22"/>
+                <w:color w:val="000000"/>
+              </w:rPr>
+            </w:pPr>
+            <w:r xmlns:w="http://schemas.openxmlformats.org/wordprocessingml/2006/main" xmlns:wp="http://schemas.openxmlformats.org/drawingml/2006/wordprocessingDrawing" xmlns:r="http://schemas.openxmlformats.org/officeDocument/2006/relationships" xmlns:w14="http://schemas.microsoft.com/office/word/2010/wordml">
+              <w:rPr>
+                <w:rFonts w:ascii="Arial" w:hAnsi="Arial" w:eastAsia="Arial" w:cs="Arial"/>
+                <w:i w:val="false"/>
+                <w:b w:val="false"/>
+                <w:u w:val="none"/>
+                <w:strike w:val="false"/>
+                <w:sz w:val="22"/>
+                <w:szCs w:val="22"/>
+                <w:color w:val="000000"/>
+              </w:rPr>
+              <w:t xml:space="preserve">12.4%</w:t>
+            </w:r>
+          </w:p>
+        </w:tc>
+      </w:tr>
+      <w:tr>
+        <w:trPr>
+          <w:trHeight w:val="577" w:hRule="auto"/>
+        </w:trPr>
+        body 2
+        <w:tc>
+          <w:tcPr>
+            <w:tcBorders>
+              <w:bottom w:val="none" w:sz="0" w:space="0" w:color="000000"/>
+              <w:top w:val="none" w:sz="0" w:space="0" w:color="000000"/>
+              <w:left w:val="none" w:sz="0" w:space="0" w:color="000000"/>
+              <w:right w:val="none" w:sz="0" w:space="0" w:color="000000"/>
+            </w:tcBorders>
+            <w:shd w:val="clear" w:color="auto" w:fill="FFFFFF"/>
+            <w:tcMar>
+              <w:top w:w="0" w:type="dxa"/>
+              <w:bottom w:w="0" w:type="dxa"/>
+              <w:left w:w="0" w:type="dxa"/>
+              <w:right w:w="0" w:type="dxa"/>
+            </w:tcMar>
+            <w:vAlign w:val="center"/>
+          </w:tcPr>
+          <w:p>
+            <w:pPr>
+              <w:jc w:val="left"/>
+              <w:pBdr>
+                <w:bottom w:val="none" w:sz="0" w:space="0" w:color="000000"/>
+                <w:top w:val="none" w:sz="0" w:space="0" w:color="000000"/>
+                <w:left w:val="none" w:sz="0" w:space="0" w:color="000000"/>
+                <w:right w:val="none" w:sz="0" w:space="0" w:color="000000"/>
+              </w:pBdr>
+              <w:spacing w:after="100" w:before="100" w:line="240"/>
+              <w:ind w:left="100" w:right="100" w:firstLine="0" w:firstLineChars="0"/>
+              <w:rPr>
+                <w:rFonts w:ascii="Arial" w:hAnsi="Arial" w:eastAsia="Arial" w:cs="Arial"/>
+                <w:i w:val="false"/>
+                <w:b w:val="false"/>
+                <w:u w:val="none"/>
+                <w:strike w:val="false"/>
+                <w:sz w:val="22"/>
+                <w:szCs w:val="22"/>
+                <w:color w:val="000000"/>
+              </w:rPr>
+            </w:pPr>
+            <w:r xmlns:w="http://schemas.openxmlformats.org/wordprocessingml/2006/main" xmlns:wp="http://schemas.openxmlformats.org/drawingml/2006/wordprocessingDrawing" xmlns:r="http://schemas.openxmlformats.org/officeDocument/2006/relationships" xmlns:w14="http://schemas.microsoft.com/office/word/2010/wordml">
+              <w:rPr>
+                <w:rFonts w:ascii="Arial" w:hAnsi="Arial" w:eastAsia="Arial" w:cs="Arial"/>
+                <w:i w:val="false"/>
+                <w:b w:val="false"/>
+                <w:u w:val="none"/>
+                <w:strike w:val="false"/>
+                <w:sz w:val="22"/>
+                <w:szCs w:val="22"/>
+                <w:color w:val="000000"/>
+              </w:rPr>
+              <w:t xml:space="preserve">Caesar Salad</w:t>
+            </w:r>
+          </w:p>
+        </w:tc>
+        <w:tc>
+          <w:tcPr>
+            <w:tcBorders>
+              <w:bottom w:val="none" w:sz="0" w:space="0" w:color="000000"/>
+              <w:top w:val="none" w:sz="0" w:space="0" w:color="000000"/>
+              <w:left w:val="none" w:sz="0" w:space="0" w:color="000000"/>
+              <w:right w:val="none" w:sz="0" w:space="0" w:color="000000"/>
+            </w:tcBorders>
+            <w:shd w:val="clear" w:color="auto" w:fill="FFFFFF"/>
+            <w:tcMar>
+              <w:top w:w="0" w:type="dxa"/>
+              <w:bottom w:w="0" w:type="dxa"/>
+              <w:left w:w="0" w:type="dxa"/>
+              <w:right w:w="0" w:type="dxa"/>
+            </w:tcMar>
+            <w:vAlign w:val="center"/>
+          </w:tcPr>
+          <w:p>
+            <w:pPr>
+              <w:jc w:val="right"/>
+              <w:pBdr>
+                <w:bottom w:val="none" w:sz="0" w:space="0" w:color="000000"/>
+                <w:top w:val="none" w:sz="0" w:space="0" w:color="000000"/>
+                <w:left w:val="none" w:sz="0" w:space="0" w:color="000000"/>
+                <w:right w:val="none" w:sz="0" w:space="0" w:color="000000"/>
+              </w:pBdr>
+              <w:spacing w:after="100" w:before="100" w:line="240"/>
+              <w:ind w:left="100" w:right="100" w:firstLine="0" w:firstLineChars="0"/>
+              <w:rPr>
+                <w:rFonts w:ascii="Arial" w:hAnsi="Arial" w:eastAsia="Arial" w:cs="Arial"/>
+                <w:i w:val="false"/>
+                <w:b w:val="false"/>
+                <w:u w:val="none"/>
+                <w:strike w:val="false"/>
+                <w:sz w:val="22"/>
+                <w:szCs w:val="22"/>
+                <w:color w:val="000000"/>
+              </w:rPr>
+            </w:pPr>
+            <w:r xmlns:w="http://schemas.openxmlformats.org/wordprocessingml/2006/main" xmlns:wp="http://schemas.openxmlformats.org/drawingml/2006/wordprocessingDrawing" xmlns:r="http://schemas.openxmlformats.org/officeDocument/2006/relationships" xmlns:w14="http://schemas.microsoft.com/office/word/2010/wordml">
+              <w:rPr>
+                <w:rFonts w:ascii="Arial" w:hAnsi="Arial" w:eastAsia="Arial" w:cs="Arial"/>
+                <w:i w:val="false"/>
+                <w:b w:val="false"/>
+                <w:u w:val="none"/>
+                <w:strike w:val="false"/>
+                <w:sz w:val="22"/>
+                <w:szCs w:val="22"/>
+                <w:color w:val="000000"/>
+              </w:rPr>
+              <w:t xml:space="preserve">24.6%</w:t>
+            </w:r>
+          </w:p>
+        </w:tc>
+        <w:tc>
+          <w:tcPr>
+            <w:tcBorders>
+              <w:bottom w:val="none" w:sz="0" w:space="0" w:color="000000"/>
+              <w:top w:val="none" w:sz="0" w:space="0" w:color="000000"/>
+              <w:left w:val="none" w:sz="0" w:space="0" w:color="000000"/>
+              <w:right w:val="none" w:sz="0" w:space="0" w:color="000000"/>
+            </w:tcBorders>
+            <w:shd w:val="clear" w:color="auto" w:fill="FFFFFF"/>
+            <w:tcMar>
+              <w:top w:w="0" w:type="dxa"/>
+              <w:bottom w:w="0" w:type="dxa"/>
+              <w:left w:w="0" w:type="dxa"/>
+              <w:right w:w="0" w:type="dxa"/>
+            </w:tcMar>
+            <w:vAlign w:val="center"/>
+          </w:tcPr>
+          <w:p>
+            <w:pPr>
+              <w:jc w:val="right"/>
+              <w:pBdr>
+                <w:bottom w:val="none" w:sz="0" w:space="0" w:color="000000"/>
+                <w:top w:val="none" w:sz="0" w:space="0" w:color="000000"/>
+                <w:left w:val="none" w:sz="0" w:space="0" w:color="000000"/>
+                <w:right w:val="none" w:sz="0" w:space="0" w:color="000000"/>
+              </w:pBdr>
+              <w:spacing w:after="100" w:before="100" w:line="240"/>
+              <w:ind w:left="100" w:right="100" w:firstLine="0" w:firstLineChars="0"/>
+              <w:rPr>
+                <w:rFonts w:ascii="Arial" w:hAnsi="Arial" w:eastAsia="Arial" w:cs="Arial"/>
+                <w:i w:val="false"/>
+                <w:b w:val="false"/>
+                <w:u w:val="none"/>
+                <w:strike w:val="false"/>
+                <w:sz w:val="22"/>
+                <w:szCs w:val="22"/>
+                <w:color w:val="000000"/>
+              </w:rPr>
+            </w:pPr>
+            <w:r xmlns:w="http://schemas.openxmlformats.org/wordprocessingml/2006/main" xmlns:wp="http://schemas.openxmlformats.org/drawingml/2006/wordprocessingDrawing" xmlns:r="http://schemas.openxmlformats.org/officeDocument/2006/relationships" xmlns:w14="http://schemas.microsoft.com/office/word/2010/wordml">
+              <w:rPr>
+                <w:rFonts w:ascii="Arial" w:hAnsi="Arial" w:eastAsia="Arial" w:cs="Arial"/>
+                <w:i w:val="false"/>
+                <w:b w:val="false"/>
+                <w:u w:val="none"/>
+                <w:strike w:val="false"/>
+                <w:sz w:val="22"/>
+                <w:szCs w:val="22"/>
+                <w:color w:val="000000"/>
+              </w:rPr>
+              <w:t xml:space="preserve">14.8%</w:t>
+            </w:r>
+          </w:p>
+        </w:tc>
+      </w:tr>
+      <w:tr>
+        <w:trPr>
+          <w:trHeight w:val="617" w:hRule="auto"/>
+        </w:trPr>
+        body 3
+        <w:tc>
+          <w:tcPr>
+            <w:tcBorders>
+              <w:bottom w:val="none" w:sz="0" w:space="0" w:color="000000"/>
+              <w:top w:val="none" w:sz="0" w:space="0" w:color="000000"/>
+              <w:left w:val="none" w:sz="0" w:space="0" w:color="000000"/>
+              <w:right w:val="none" w:sz="0" w:space="0" w:color="000000"/>
+            </w:tcBorders>
+            <w:shd w:val="clear" w:color="auto" w:fill="FFFFFF"/>
+            <w:tcMar>
+              <w:top w:w="0" w:type="dxa"/>
+              <w:bottom w:w="0" w:type="dxa"/>
+              <w:left w:w="0" w:type="dxa"/>
+              <w:right w:w="0" w:type="dxa"/>
+            </w:tcMar>
+            <w:vAlign w:val="center"/>
+          </w:tcPr>
+          <w:p>
+            <w:pPr>
+              <w:jc w:val="left"/>
+              <w:pBdr>
+                <w:bottom w:val="none" w:sz="0" w:space="0" w:color="000000"/>
+                <w:top w:val="none" w:sz="0" w:space="0" w:color="000000"/>
+                <w:left w:val="none" w:sz="0" w:space="0" w:color="000000"/>
+                <w:right w:val="none" w:sz="0" w:space="0" w:color="000000"/>
+              </w:pBdr>
+              <w:spacing w:after="100" w:before="100" w:line="240"/>
+              <w:ind w:left="100" w:right="100" w:firstLine="0" w:firstLineChars="0"/>
+              <w:rPr>
+                <w:rFonts w:ascii="Arial" w:hAnsi="Arial" w:eastAsia="Arial" w:cs="Arial"/>
+                <w:i w:val="false"/>
+                <w:b w:val="false"/>
+                <w:u w:val="none"/>
+                <w:strike w:val="false"/>
+                <w:sz w:val="22"/>
+                <w:szCs w:val="22"/>
+                <w:color w:val="000000"/>
+              </w:rPr>
+            </w:pPr>
+            <w:r xmlns:w="http://schemas.openxmlformats.org/wordprocessingml/2006/main" xmlns:wp="http://schemas.openxmlformats.org/drawingml/2006/wordprocessingDrawing" xmlns:r="http://schemas.openxmlformats.org/officeDocument/2006/relationships" xmlns:w14="http://schemas.microsoft.com/office/word/2010/wordml">
+              <w:rPr>
+                <w:rFonts w:ascii="Arial" w:hAnsi="Arial" w:eastAsia="Arial" w:cs="Arial"/>
+                <w:i w:val="false"/>
+                <w:b w:val="false"/>
+                <w:u w:val="none"/>
+                <w:strike w:val="false"/>
+                <w:sz w:val="22"/>
+                <w:szCs w:val="22"/>
+                <w:color w:val="000000"/>
+              </w:rPr>
+              <w:t xml:space="preserve">Raw Oysters</w:t>
+            </w:r>
+          </w:p>
+        </w:tc>
+        <w:tc>
+          <w:tcPr>
+            <w:tcBorders>
+              <w:bottom w:val="none" w:sz="0" w:space="0" w:color="000000"/>
+              <w:top w:val="none" w:sz="0" w:space="0" w:color="000000"/>
+              <w:left w:val="none" w:sz="0" w:space="0" w:color="000000"/>
+              <w:right w:val="none" w:sz="0" w:space="0" w:color="000000"/>
+            </w:tcBorders>
+            <w:shd w:val="clear" w:color="auto" w:fill="FFFFFF"/>
+            <w:tcMar>
+              <w:top w:w="0" w:type="dxa"/>
+              <w:bottom w:w="0" w:type="dxa"/>
+              <w:left w:w="0" w:type="dxa"/>
+              <w:right w:w="0" w:type="dxa"/>
+            </w:tcMar>
+            <w:vAlign w:val="center"/>
+          </w:tcPr>
+          <w:p>
+            <w:pPr>
+              <w:jc w:val="right"/>
+              <w:pBdr>
+                <w:bottom w:val="none" w:sz="0" w:space="0" w:color="000000"/>
+                <w:top w:val="none" w:sz="0" w:space="0" w:color="000000"/>
+                <w:left w:val="none" w:sz="0" w:space="0" w:color="000000"/>
+                <w:right w:val="none" w:sz="0" w:space="0" w:color="000000"/>
+              </w:pBdr>
+              <w:spacing w:after="100" w:before="100" w:line="240"/>
+              <w:ind w:left="100" w:right="100" w:firstLine="0" w:firstLineChars="0"/>
+              <w:rPr>
+                <w:rFonts w:ascii="Arial" w:hAnsi="Arial" w:eastAsia="Arial" w:cs="Arial"/>
+                <w:i w:val="false"/>
+                <w:b w:val="false"/>
+                <w:u w:val="none"/>
+                <w:strike w:val="false"/>
+                <w:sz w:val="22"/>
+                <w:szCs w:val="22"/>
+                <w:color w:val="000000"/>
+              </w:rPr>
+            </w:pPr>
+            <w:r xmlns:w="http://schemas.openxmlformats.org/wordprocessingml/2006/main" xmlns:wp="http://schemas.openxmlformats.org/drawingml/2006/wordprocessingDrawing" xmlns:r="http://schemas.openxmlformats.org/officeDocument/2006/relationships" xmlns:w14="http://schemas.microsoft.com/office/word/2010/wordml">
+              <w:rPr>
+                <w:rFonts w:ascii="Arial" w:hAnsi="Arial" w:eastAsia="Arial" w:cs="Arial"/>
+                <w:i w:val="false"/>
+                <w:b w:val="false"/>
+                <w:u w:val="none"/>
+                <w:strike w:val="false"/>
+                <w:sz w:val="22"/>
+                <w:szCs w:val="22"/>
+                <w:color w:val="000000"/>
+              </w:rPr>
+              <w:t xml:space="preserve">37.5%</w:t>
+            </w:r>
+          </w:p>
+        </w:tc>
+        <w:tc>
+          <w:tcPr>
+            <w:tcBorders>
+              <w:bottom w:val="none" w:sz="0" w:space="0" w:color="000000"/>
+              <w:top w:val="none" w:sz="0" w:space="0" w:color="000000"/>
+              <w:left w:val="none" w:sz="0" w:space="0" w:color="000000"/>
+              <w:right w:val="none" w:sz="0" w:space="0" w:color="000000"/>
+            </w:tcBorders>
+            <w:shd w:val="clear" w:color="auto" w:fill="FFFFFF"/>
+            <w:tcMar>
+              <w:top w:w="0" w:type="dxa"/>
+              <w:bottom w:w="0" w:type="dxa"/>
+              <w:left w:w="0" w:type="dxa"/>
+              <w:right w:w="0" w:type="dxa"/>
+            </w:tcMar>
+            <w:vAlign w:val="center"/>
+          </w:tcPr>
+          <w:p>
+            <w:pPr>
+              <w:jc w:val="right"/>
+              <w:pBdr>
+                <w:bottom w:val="none" w:sz="0" w:space="0" w:color="000000"/>
+                <w:top w:val="none" w:sz="0" w:space="0" w:color="000000"/>
+                <w:left w:val="none" w:sz="0" w:space="0" w:color="000000"/>
+                <w:right w:val="none" w:sz="0" w:space="0" w:color="000000"/>
+              </w:pBdr>
+              <w:spacing w:after="100" w:before="100" w:line="240"/>
+              <w:ind w:left="100" w:right="100" w:firstLine="0" w:firstLineChars="0"/>
+              <w:rPr>
+                <w:rFonts w:ascii="Arial" w:hAnsi="Arial" w:eastAsia="Arial" w:cs="Arial"/>
+                <w:i w:val="false"/>
+                <w:b w:val="false"/>
+                <w:u w:val="none"/>
+                <w:strike w:val="false"/>
+                <w:sz w:val="22"/>
+                <w:szCs w:val="22"/>
+                <w:color w:val="000000"/>
+              </w:rPr>
+            </w:pPr>
+            <w:r xmlns:w="http://schemas.openxmlformats.org/wordprocessingml/2006/main" xmlns:wp="http://schemas.openxmlformats.org/drawingml/2006/wordprocessingDrawing" xmlns:r="http://schemas.openxmlformats.org/officeDocument/2006/relationships" xmlns:w14="http://schemas.microsoft.com/office/word/2010/wordml">
+              <w:rPr>
+                <w:rFonts w:ascii="Arial" w:hAnsi="Arial" w:eastAsia="Arial" w:cs="Arial"/>
+                <w:i w:val="false"/>
+                <w:b w:val="false"/>
+                <w:u w:val="none"/>
+                <w:strike w:val="false"/>
+                <w:sz w:val="22"/>
+                <w:szCs w:val="22"/>
+                <w:color w:val="000000"/>
+              </w:rPr>
+              <w:t xml:space="preserve">22.5%</w:t>
+            </w:r>
+          </w:p>
+        </w:tc>
+      </w:tr>
+      <w:tr>
+        <w:trPr>
+          <w:trHeight w:val="615" w:hRule="auto"/>
+        </w:trPr>
+        body 4
+        <w:tc>
+          <w:tcPr>
+            <w:tcBorders>
+              <w:bottom w:val="none" w:sz="0" w:space="0" w:color="000000"/>
+              <w:top w:val="none" w:sz="0" w:space="0" w:color="000000"/>
+              <w:left w:val="none" w:sz="0" w:space="0" w:color="000000"/>
+              <w:right w:val="none" w:sz="0" w:space="0" w:color="000000"/>
+            </w:tcBorders>
+            <w:shd w:val="clear" w:color="auto" w:fill="FFFFFF"/>
+            <w:tcMar>
+              <w:top w:w="0" w:type="dxa"/>
+              <w:bottom w:w="0" w:type="dxa"/>
+              <w:left w:w="0" w:type="dxa"/>
+              <w:right w:w="0" w:type="dxa"/>
+            </w:tcMar>
+            <w:vAlign w:val="center"/>
+          </w:tcPr>
+          <w:p>
+            <w:pPr>
+              <w:jc w:val="left"/>
+              <w:pBdr>
+                <w:bottom w:val="none" w:sz="0" w:space="0" w:color="000000"/>
+                <w:top w:val="none" w:sz="0" w:space="0" w:color="000000"/>
+                <w:left w:val="none" w:sz="0" w:space="0" w:color="000000"/>
+                <w:right w:val="none" w:sz="0" w:space="0" w:color="000000"/>
+              </w:pBdr>
+              <w:spacing w:after="100" w:before="100" w:line="240"/>
+              <w:ind w:left="100" w:right="100" w:firstLine="0" w:firstLineChars="0"/>
+              <w:rPr>
+                <w:rFonts w:ascii="Arial" w:hAnsi="Arial" w:eastAsia="Arial" w:cs="Arial"/>
+                <w:i w:val="false"/>
+                <w:b w:val="false"/>
+                <w:u w:val="none"/>
+                <w:strike w:val="false"/>
+                <w:sz w:val="22"/>
+                <w:szCs w:val="22"/>
+                <w:color w:val="000000"/>
+              </w:rPr>
+            </w:pPr>
+            <w:r xmlns:w="http://schemas.openxmlformats.org/wordprocessingml/2006/main" xmlns:wp="http://schemas.openxmlformats.org/drawingml/2006/wordprocessingDrawing" xmlns:r="http://schemas.openxmlformats.org/officeDocument/2006/relationships" xmlns:w14="http://schemas.microsoft.com/office/word/2010/wordml">
+              <w:rPr>
+                <w:rFonts w:ascii="Arial" w:hAnsi="Arial" w:eastAsia="Arial" w:cs="Arial"/>
+                <w:i w:val="false"/>
+                <w:b w:val="false"/>
+                <w:u w:val="none"/>
+                <w:strike w:val="false"/>
+                <w:sz w:val="22"/>
+                <w:szCs w:val="22"/>
+                <w:color w:val="000000"/>
+              </w:rPr>
+              <w:t xml:space="preserve">Shrimp Cocktail</w:t>
+            </w:r>
+          </w:p>
+        </w:tc>
+        <w:tc>
+          <w:tcPr>
+            <w:tcBorders>
+              <w:bottom w:val="none" w:sz="0" w:space="0" w:color="000000"/>
+              <w:top w:val="none" w:sz="0" w:space="0" w:color="000000"/>
+              <w:left w:val="none" w:sz="0" w:space="0" w:color="000000"/>
+              <w:right w:val="none" w:sz="0" w:space="0" w:color="000000"/>
+            </w:tcBorders>
+            <w:shd w:val="clear" w:color="auto" w:fill="FFFFFF"/>
+            <w:tcMar>
+              <w:top w:w="0" w:type="dxa"/>
+              <w:bottom w:w="0" w:type="dxa"/>
+              <w:left w:w="0" w:type="dxa"/>
+              <w:right w:w="0" w:type="dxa"/>
+            </w:tcMar>
+            <w:vAlign w:val="center"/>
+          </w:tcPr>
+          <w:p>
+            <w:pPr>
+              <w:jc w:val="right"/>
+              <w:pBdr>
+                <w:bottom w:val="none" w:sz="0" w:space="0" w:color="000000"/>
+                <w:top w:val="none" w:sz="0" w:space="0" w:color="000000"/>
+                <w:left w:val="none" w:sz="0" w:space="0" w:color="000000"/>
+                <w:right w:val="none" w:sz="0" w:space="0" w:color="000000"/>
+              </w:pBdr>
+              <w:spacing w:after="100" w:before="100" w:line="240"/>
+              <w:ind w:left="100" w:right="100" w:firstLine="0" w:firstLineChars="0"/>
+              <w:rPr>
+                <w:rFonts w:ascii="Arial" w:hAnsi="Arial" w:eastAsia="Arial" w:cs="Arial"/>
+                <w:i w:val="false"/>
+                <w:b w:val="false"/>
+                <w:u w:val="none"/>
+                <w:strike w:val="false"/>
+                <w:sz w:val="22"/>
+                <w:szCs w:val="22"/>
+                <w:color w:val="000000"/>
+              </w:rPr>
+            </w:pPr>
+            <w:r xmlns:w="http://schemas.openxmlformats.org/wordprocessingml/2006/main" xmlns:wp="http://schemas.openxmlformats.org/drawingml/2006/wordprocessingDrawing" xmlns:r="http://schemas.openxmlformats.org/officeDocument/2006/relationships" xmlns:w14="http://schemas.microsoft.com/office/word/2010/wordml">
+              <w:rPr>
+                <w:rFonts w:ascii="Arial" w:hAnsi="Arial" w:eastAsia="Arial" w:cs="Arial"/>
+                <w:i w:val="false"/>
+                <w:b w:val="false"/>
+                <w:u w:val="none"/>
+                <w:strike w:val="false"/>
+                <w:sz w:val="22"/>
+                <w:szCs w:val="22"/>
+                <w:color w:val="000000"/>
+              </w:rPr>
+              <w:t xml:space="preserve">22.2%</w:t>
+            </w:r>
+          </w:p>
+        </w:tc>
+        <w:tc>
+          <w:tcPr>
+            <w:tcBorders>
+              <w:bottom w:val="none" w:sz="0" w:space="0" w:color="000000"/>
+              <w:top w:val="none" w:sz="0" w:space="0" w:color="000000"/>
+              <w:left w:val="none" w:sz="0" w:space="0" w:color="000000"/>
+              <w:right w:val="none" w:sz="0" w:space="0" w:color="000000"/>
+            </w:tcBorders>
+            <w:shd w:val="clear" w:color="auto" w:fill="FFFFFF"/>
+            <w:tcMar>
+              <w:top w:w="0" w:type="dxa"/>
+              <w:bottom w:w="0" w:type="dxa"/>
+              <w:left w:w="0" w:type="dxa"/>
+              <w:right w:w="0" w:type="dxa"/>
+            </w:tcMar>
+            <w:vAlign w:val="center"/>
+          </w:tcPr>
+          <w:p>
+            <w:pPr>
+              <w:jc w:val="right"/>
+              <w:pBdr>
+                <w:bottom w:val="none" w:sz="0" w:space="0" w:color="000000"/>
+                <w:top w:val="none" w:sz="0" w:space="0" w:color="000000"/>
+                <w:left w:val="none" w:sz="0" w:space="0" w:color="000000"/>
+                <w:right w:val="none" w:sz="0" w:space="0" w:color="000000"/>
+              </w:pBdr>
+              <w:spacing w:after="100" w:before="100" w:line="240"/>
+              <w:ind w:left="100" w:right="100" w:firstLine="0" w:firstLineChars="0"/>
+              <w:rPr>
+                <w:rFonts w:ascii="Arial" w:hAnsi="Arial" w:eastAsia="Arial" w:cs="Arial"/>
+                <w:i w:val="false"/>
+                <w:b w:val="false"/>
+                <w:u w:val="none"/>
+                <w:strike w:val="false"/>
+                <w:sz w:val="22"/>
+                <w:szCs w:val="22"/>
+                <w:color w:val="000000"/>
+              </w:rPr>
+            </w:pPr>
+            <w:r xmlns:w="http://schemas.openxmlformats.org/wordprocessingml/2006/main" xmlns:wp="http://schemas.openxmlformats.org/drawingml/2006/wordprocessingDrawing" xmlns:r="http://schemas.openxmlformats.org/officeDocument/2006/relationships" xmlns:w14="http://schemas.microsoft.com/office/word/2010/wordml">
+              <w:rPr>
+                <w:rFonts w:ascii="Arial" w:hAnsi="Arial" w:eastAsia="Arial" w:cs="Arial"/>
+                <w:i w:val="false"/>
+                <w:b w:val="false"/>
+                <w:u w:val="none"/>
+                <w:strike w:val="false"/>
+                <w:sz w:val="22"/>
+                <w:szCs w:val="22"/>
+                <w:color w:val="000000"/>
+              </w:rPr>
+              <w:t xml:space="preserve">15.9%</w:t>
+            </w:r>
+          </w:p>
+        </w:tc>
+      </w:tr>
+      <w:tr>
+        <w:trPr>
+          <w:trHeight w:val="614" w:hRule="auto"/>
+        </w:trPr>
+        body 5
+        <w:tc>
+          <w:tcPr>
+            <w:tcBorders>
+              <w:bottom w:val="none" w:sz="0" w:space="0" w:color="000000"/>
+              <w:top w:val="none" w:sz="0" w:space="0" w:color="000000"/>
+              <w:left w:val="none" w:sz="0" w:space="0" w:color="000000"/>
+              <w:right w:val="none" w:sz="0" w:space="0" w:color="000000"/>
+            </w:tcBorders>
+            <w:shd w:val="clear" w:color="auto" w:fill="FFFFFF"/>
+            <w:tcMar>
+              <w:top w:w="0" w:type="dxa"/>
+              <w:bottom w:w="0" w:type="dxa"/>
+              <w:left w:w="0" w:type="dxa"/>
+              <w:right w:w="0" w:type="dxa"/>
+            </w:tcMar>
+            <w:vAlign w:val="center"/>
+          </w:tcPr>
+          <w:p>
+            <w:pPr>
+              <w:jc w:val="left"/>
+              <w:pBdr>
+                <w:bottom w:val="none" w:sz="0" w:space="0" w:color="000000"/>
+                <w:top w:val="none" w:sz="0" w:space="0" w:color="000000"/>
+                <w:left w:val="none" w:sz="0" w:space="0" w:color="000000"/>
+                <w:right w:val="none" w:sz="0" w:space="0" w:color="000000"/>
+              </w:pBdr>
+              <w:spacing w:after="100" w:before="100" w:line="240"/>
+              <w:ind w:left="100" w:right="100" w:firstLine="0" w:firstLineChars="0"/>
+              <w:rPr>
+                <w:rFonts w:ascii="Arial" w:hAnsi="Arial" w:eastAsia="Arial" w:cs="Arial"/>
+                <w:i w:val="false"/>
+                <w:b w:val="false"/>
+                <w:u w:val="none"/>
+                <w:strike w:val="false"/>
+                <w:sz w:val="22"/>
+                <w:szCs w:val="22"/>
+                <w:color w:val="000000"/>
+              </w:rPr>
+            </w:pPr>
+            <w:r xmlns:w="http://schemas.openxmlformats.org/wordprocessingml/2006/main" xmlns:wp="http://schemas.openxmlformats.org/drawingml/2006/wordprocessingDrawing" xmlns:r="http://schemas.openxmlformats.org/officeDocument/2006/relationships" xmlns:w14="http://schemas.microsoft.com/office/word/2010/wordml">
+              <w:rPr>
+                <w:rFonts w:ascii="Arial" w:hAnsi="Arial" w:eastAsia="Arial" w:cs="Arial"/>
+                <w:i w:val="false"/>
+                <w:b w:val="false"/>
+                <w:u w:val="none"/>
+                <w:strike w:val="false"/>
+                <w:sz w:val="22"/>
+                <w:szCs w:val="22"/>
+                <w:color w:val="000000"/>
+              </w:rPr>
+              <w:t xml:space="preserve">Deviled Eggs</w:t>
+            </w:r>
+          </w:p>
+        </w:tc>
+        <w:tc>
+          <w:tcPr>
+            <w:tcBorders>
+              <w:bottom w:val="none" w:sz="0" w:space="0" w:color="000000"/>
+              <w:top w:val="none" w:sz="0" w:space="0" w:color="000000"/>
+              <w:left w:val="none" w:sz="0" w:space="0" w:color="000000"/>
+              <w:right w:val="none" w:sz="0" w:space="0" w:color="000000"/>
+            </w:tcBorders>
+            <w:shd w:val="clear" w:color="auto" w:fill="FFFFFF"/>
+            <w:tcMar>
+              <w:top w:w="0" w:type="dxa"/>
+              <w:bottom w:w="0" w:type="dxa"/>
+              <w:left w:w="0" w:type="dxa"/>
+              <w:right w:w="0" w:type="dxa"/>
+            </w:tcMar>
+            <w:vAlign w:val="center"/>
+          </w:tcPr>
+          <w:p>
+            <w:pPr>
+              <w:jc w:val="right"/>
+              <w:pBdr>
+                <w:bottom w:val="none" w:sz="0" w:space="0" w:color="000000"/>
+                <w:top w:val="none" w:sz="0" w:space="0" w:color="000000"/>
+                <w:left w:val="none" w:sz="0" w:space="0" w:color="000000"/>
+                <w:right w:val="none" w:sz="0" w:space="0" w:color="000000"/>
+              </w:pBdr>
+              <w:spacing w:after="100" w:before="100" w:line="240"/>
+              <w:ind w:left="100" w:right="100" w:firstLine="0" w:firstLineChars="0"/>
+              <w:rPr>
+                <w:rFonts w:ascii="Arial" w:hAnsi="Arial" w:eastAsia="Arial" w:cs="Arial"/>
+                <w:i w:val="false"/>
+                <w:b w:val="false"/>
+                <w:u w:val="none"/>
+                <w:strike w:val="false"/>
+                <w:sz w:val="22"/>
+                <w:szCs w:val="22"/>
+                <w:color w:val="000000"/>
+              </w:rPr>
+            </w:pPr>
+            <w:r xmlns:w="http://schemas.openxmlformats.org/wordprocessingml/2006/main" xmlns:wp="http://schemas.openxmlformats.org/drawingml/2006/wordprocessingDrawing" xmlns:r="http://schemas.openxmlformats.org/officeDocument/2006/relationships" xmlns:w14="http://schemas.microsoft.com/office/word/2010/wordml">
+              <w:rPr>
+                <w:rFonts w:ascii="Arial" w:hAnsi="Arial" w:eastAsia="Arial" w:cs="Arial"/>
+                <w:i w:val="false"/>
+                <w:b w:val="false"/>
+                <w:u w:val="none"/>
+                <w:strike w:val="false"/>
+                <w:sz w:val="22"/>
+                <w:szCs w:val="22"/>
+                <w:color w:val="000000"/>
+              </w:rPr>
+              <w:t xml:space="preserve">58.8%</w:t>
+            </w:r>
+          </w:p>
+        </w:tc>
+        <w:tc>
+          <w:tcPr>
+            <w:tcBorders>
+              <w:bottom w:val="none" w:sz="0" w:space="0" w:color="000000"/>
+              <w:top w:val="none" w:sz="0" w:space="0" w:color="000000"/>
+              <w:left w:val="none" w:sz="0" w:space="0" w:color="000000"/>
+              <w:right w:val="none" w:sz="0" w:space="0" w:color="000000"/>
+            </w:tcBorders>
+            <w:shd w:val="clear" w:color="auto" w:fill="FFFFFF"/>
+            <w:tcMar>
+              <w:top w:w="0" w:type="dxa"/>
+              <w:bottom w:w="0" w:type="dxa"/>
+              <w:left w:w="0" w:type="dxa"/>
+              <w:right w:w="0" w:type="dxa"/>
+            </w:tcMar>
+            <w:vAlign w:val="center"/>
+          </w:tcPr>
+          <w:p>
+            <w:pPr>
+              <w:jc w:val="right"/>
+              <w:pBdr>
+                <w:bottom w:val="none" w:sz="0" w:space="0" w:color="000000"/>
+                <w:top w:val="none" w:sz="0" w:space="0" w:color="000000"/>
+                <w:left w:val="none" w:sz="0" w:space="0" w:color="000000"/>
+                <w:right w:val="none" w:sz="0" w:space="0" w:color="000000"/>
+              </w:pBdr>
+              <w:spacing w:after="100" w:before="100" w:line="240"/>
+              <w:ind w:left="100" w:right="100" w:firstLine="0" w:firstLineChars="0"/>
+              <w:rPr>
+                <w:rFonts w:ascii="Arial" w:hAnsi="Arial" w:eastAsia="Arial" w:cs="Arial"/>
+                <w:i w:val="false"/>
+                <w:b w:val="false"/>
+                <w:u w:val="none"/>
+                <w:strike w:val="false"/>
+                <w:sz w:val="22"/>
+                <w:szCs w:val="22"/>
+                <w:color w:val="000000"/>
+              </w:rPr>
+            </w:pPr>
+            <w:r xmlns:w="http://schemas.openxmlformats.org/wordprocessingml/2006/main" xmlns:wp="http://schemas.openxmlformats.org/drawingml/2006/wordprocessingDrawing" xmlns:r="http://schemas.openxmlformats.org/officeDocument/2006/relationships" xmlns:w14="http://schemas.microsoft.com/office/word/2010/wordml">
+              <w:rPr>
+                <w:rFonts w:ascii="Arial" w:hAnsi="Arial" w:eastAsia="Arial" w:cs="Arial"/>
+                <w:i w:val="false"/>
+                <w:b w:val="false"/>
+                <w:u w:val="none"/>
+                <w:strike w:val="false"/>
+                <w:sz w:val="22"/>
+                <w:szCs w:val="22"/>
+                <w:color w:val="000000"/>
+              </w:rPr>
+              <w:t xml:space="preserve">55.9%</w:t>
+            </w:r>
+          </w:p>
+        </w:tc>
+      </w:tr>
+      <w:tr>
+        <w:trPr>
+          <w:trHeight w:val="577" w:hRule="auto"/>
+        </w:trPr>
+        body 6
+        <w:tc>
+          <w:tcPr>
+            <w:tcBorders>
+              <w:bottom w:val="none" w:sz="0" w:space="0" w:color="000000"/>
+              <w:top w:val="none" w:sz="0" w:space="0" w:color="000000"/>
+              <w:left w:val="none" w:sz="0" w:space="0" w:color="000000"/>
+              <w:right w:val="none" w:sz="0" w:space="0" w:color="000000"/>
+            </w:tcBorders>
+            <w:shd w:val="clear" w:color="auto" w:fill="FFFFFF"/>
+            <w:tcMar>
+              <w:top w:w="0" w:type="dxa"/>
+              <w:bottom w:w="0" w:type="dxa"/>
+              <w:left w:w="0" w:type="dxa"/>
+              <w:right w:w="0" w:type="dxa"/>
+            </w:tcMar>
+            <w:vAlign w:val="center"/>
+          </w:tcPr>
+          <w:p>
+            <w:pPr>
+              <w:jc w:val="left"/>
+              <w:pBdr>
+                <w:bottom w:val="none" w:sz="0" w:space="0" w:color="000000"/>
+                <w:top w:val="none" w:sz="0" w:space="0" w:color="000000"/>
+                <w:left w:val="none" w:sz="0" w:space="0" w:color="000000"/>
+                <w:right w:val="none" w:sz="0" w:space="0" w:color="000000"/>
+              </w:pBdr>
+              <w:spacing w:after="100" w:before="100" w:line="240"/>
+              <w:ind w:left="100" w:right="100" w:firstLine="0" w:firstLineChars="0"/>
+              <w:rPr>
+                <w:rFonts w:ascii="Arial" w:hAnsi="Arial" w:eastAsia="Arial" w:cs="Arial"/>
+                <w:i w:val="false"/>
+                <w:b w:val="false"/>
+                <w:u w:val="none"/>
+                <w:strike w:val="false"/>
+                <w:sz w:val="22"/>
+                <w:szCs w:val="22"/>
+                <w:color w:val="000000"/>
+              </w:rPr>
+            </w:pPr>
+            <w:r xmlns:w="http://schemas.openxmlformats.org/wordprocessingml/2006/main" xmlns:wp="http://schemas.openxmlformats.org/drawingml/2006/wordprocessingDrawing" xmlns:r="http://schemas.openxmlformats.org/officeDocument/2006/relationships" xmlns:w14="http://schemas.microsoft.com/office/word/2010/wordml">
+              <w:rPr>
+                <w:rFonts w:ascii="Arial" w:hAnsi="Arial" w:eastAsia="Arial" w:cs="Arial"/>
+                <w:i w:val="false"/>
+                <w:b w:val="false"/>
+                <w:u w:val="none"/>
+                <w:strike w:val="false"/>
+                <w:sz w:val="22"/>
+                <w:szCs w:val="22"/>
+                <w:color w:val="000000"/>
+              </w:rPr>
+              <w:t xml:space="preserve">Sirloin Steak</w:t>
+            </w:r>
+          </w:p>
+        </w:tc>
+        <w:tc>
+          <w:tcPr>
+            <w:tcBorders>
+              <w:bottom w:val="none" w:sz="0" w:space="0" w:color="000000"/>
+              <w:top w:val="none" w:sz="0" w:space="0" w:color="000000"/>
+              <w:left w:val="none" w:sz="0" w:space="0" w:color="000000"/>
+              <w:right w:val="none" w:sz="0" w:space="0" w:color="000000"/>
+            </w:tcBorders>
+            <w:shd w:val="clear" w:color="auto" w:fill="FFFFFF"/>
+            <w:tcMar>
+              <w:top w:w="0" w:type="dxa"/>
+              <w:bottom w:w="0" w:type="dxa"/>
+              <w:left w:w="0" w:type="dxa"/>
+              <w:right w:w="0" w:type="dxa"/>
+            </w:tcMar>
+            <w:vAlign w:val="center"/>
+          </w:tcPr>
+          <w:p>
+            <w:pPr>
+              <w:jc w:val="right"/>
+              <w:pBdr>
+                <w:bottom w:val="none" w:sz="0" w:space="0" w:color="000000"/>
+                <w:top w:val="none" w:sz="0" w:space="0" w:color="000000"/>
+                <w:left w:val="none" w:sz="0" w:space="0" w:color="000000"/>
+                <w:right w:val="none" w:sz="0" w:space="0" w:color="000000"/>
+              </w:pBdr>
+              <w:spacing w:after="100" w:before="100" w:line="240"/>
+              <w:ind w:left="100" w:right="100" w:firstLine="0" w:firstLineChars="0"/>
+              <w:rPr>
+                <w:rFonts w:ascii="Arial" w:hAnsi="Arial" w:eastAsia="Arial" w:cs="Arial"/>
+                <w:i w:val="false"/>
+                <w:b w:val="false"/>
+                <w:u w:val="none"/>
+                <w:strike w:val="false"/>
+                <w:sz w:val="22"/>
+                <w:szCs w:val="22"/>
+                <w:color w:val="000000"/>
+              </w:rPr>
+            </w:pPr>
+            <w:r xmlns:w="http://schemas.openxmlformats.org/wordprocessingml/2006/main" xmlns:wp="http://schemas.openxmlformats.org/drawingml/2006/wordprocessingDrawing" xmlns:r="http://schemas.openxmlformats.org/officeDocument/2006/relationships" xmlns:w14="http://schemas.microsoft.com/office/word/2010/wordml">
+              <w:rPr>
+                <w:rFonts w:ascii="Arial" w:hAnsi="Arial" w:eastAsia="Arial" w:cs="Arial"/>
+                <w:i w:val="false"/>
+                <w:b w:val="false"/>
+                <w:u w:val="none"/>
+                <w:strike w:val="false"/>
+                <w:sz w:val="22"/>
+                <w:szCs w:val="22"/>
+                <w:color w:val="000000"/>
+              </w:rPr>
+              <w:t xml:space="preserve">12.7%</w:t>
+            </w:r>
+          </w:p>
+        </w:tc>
+        <w:tc>
+          <w:tcPr>
+            <w:tcBorders>
+              <w:bottom w:val="none" w:sz="0" w:space="0" w:color="000000"/>
+              <w:top w:val="none" w:sz="0" w:space="0" w:color="000000"/>
+              <w:left w:val="none" w:sz="0" w:space="0" w:color="000000"/>
+              <w:right w:val="none" w:sz="0" w:space="0" w:color="000000"/>
+            </w:tcBorders>
+            <w:shd w:val="clear" w:color="auto" w:fill="FFFFFF"/>
+            <w:tcMar>
+              <w:top w:w="0" w:type="dxa"/>
+              <w:bottom w:w="0" w:type="dxa"/>
+              <w:left w:w="0" w:type="dxa"/>
+              <w:right w:w="0" w:type="dxa"/>
+            </w:tcMar>
+            <w:vAlign w:val="center"/>
+          </w:tcPr>
+          <w:p>
+            <w:pPr>
+              <w:jc w:val="right"/>
+              <w:pBdr>
+                <w:bottom w:val="none" w:sz="0" w:space="0" w:color="000000"/>
+                <w:top w:val="none" w:sz="0" w:space="0" w:color="000000"/>
+                <w:left w:val="none" w:sz="0" w:space="0" w:color="000000"/>
+                <w:right w:val="none" w:sz="0" w:space="0" w:color="000000"/>
+              </w:pBdr>
+              <w:spacing w:after="100" w:before="100" w:line="240"/>
+              <w:ind w:left="100" w:right="100" w:firstLine="0" w:firstLineChars="0"/>
+              <w:rPr>
+                <w:rFonts w:ascii="Arial" w:hAnsi="Arial" w:eastAsia="Arial" w:cs="Arial"/>
+                <w:i w:val="false"/>
+                <w:b w:val="false"/>
+                <w:u w:val="none"/>
+                <w:strike w:val="false"/>
+                <w:sz w:val="22"/>
+                <w:szCs w:val="22"/>
+                <w:color w:val="000000"/>
+              </w:rPr>
+            </w:pPr>
+            <w:r xmlns:w="http://schemas.openxmlformats.org/wordprocessingml/2006/main" xmlns:wp="http://schemas.openxmlformats.org/drawingml/2006/wordprocessingDrawing" xmlns:r="http://schemas.openxmlformats.org/officeDocument/2006/relationships" xmlns:w14="http://schemas.microsoft.com/office/word/2010/wordml">
+              <w:rPr>
+                <w:rFonts w:ascii="Arial" w:hAnsi="Arial" w:eastAsia="Arial" w:cs="Arial"/>
+                <w:i w:val="false"/>
+                <w:b w:val="false"/>
+                <w:u w:val="none"/>
+                <w:strike w:val="false"/>
+                <w:sz w:val="22"/>
+                <w:szCs w:val="22"/>
+                <w:color w:val="000000"/>
+              </w:rPr>
+              <w:t xml:space="preserve">8.3%</w:t>
+            </w:r>
+          </w:p>
+        </w:tc>
+      </w:tr>
+      <w:tr>
+        <w:trPr>
+          <w:trHeight w:val="617" w:hRule="auto"/>
+        </w:trPr>
+        body 7
+        <w:tc>
+          <w:tcPr>
+            <w:tcBorders>
+              <w:bottom w:val="none" w:sz="0" w:space="0" w:color="000000"/>
+              <w:top w:val="none" w:sz="0" w:space="0" w:color="000000"/>
+              <w:left w:val="none" w:sz="0" w:space="0" w:color="000000"/>
+              <w:right w:val="none" w:sz="0" w:space="0" w:color="000000"/>
+            </w:tcBorders>
+            <w:shd w:val="clear" w:color="auto" w:fill="FFFFFF"/>
+            <w:tcMar>
+              <w:top w:w="0" w:type="dxa"/>
+              <w:bottom w:w="0" w:type="dxa"/>
+              <w:left w:w="0" w:type="dxa"/>
+              <w:right w:w="0" w:type="dxa"/>
+            </w:tcMar>
+            <w:vAlign w:val="center"/>
+          </w:tcPr>
+          <w:p>
+            <w:pPr>
+              <w:jc w:val="left"/>
+              <w:pBdr>
+                <w:bottom w:val="none" w:sz="0" w:space="0" w:color="000000"/>
+                <w:top w:val="none" w:sz="0" w:space="0" w:color="000000"/>
+                <w:left w:val="none" w:sz="0" w:space="0" w:color="000000"/>
+                <w:right w:val="none" w:sz="0" w:space="0" w:color="000000"/>
+              </w:pBdr>
+              <w:spacing w:after="100" w:before="100" w:line="240"/>
+              <w:ind w:left="100" w:right="100" w:firstLine="0" w:firstLineChars="0"/>
+              <w:rPr>
+                <w:rFonts w:ascii="Arial" w:hAnsi="Arial" w:eastAsia="Arial" w:cs="Arial"/>
+                <w:i w:val="false"/>
+                <w:b w:val="false"/>
+                <w:u w:val="none"/>
+                <w:strike w:val="false"/>
+                <w:sz w:val="22"/>
+                <w:szCs w:val="22"/>
+                <w:color w:val="000000"/>
+              </w:rPr>
+            </w:pPr>
+            <w:r xmlns:w="http://schemas.openxmlformats.org/wordprocessingml/2006/main" xmlns:wp="http://schemas.openxmlformats.org/drawingml/2006/wordprocessingDrawing" xmlns:r="http://schemas.openxmlformats.org/officeDocument/2006/relationships" xmlns:w14="http://schemas.microsoft.com/office/word/2010/wordml">
+              <w:rPr>
+                <w:rFonts w:ascii="Arial" w:hAnsi="Arial" w:eastAsia="Arial" w:cs="Arial"/>
+                <w:i w:val="false"/>
+                <w:b w:val="false"/>
+                <w:u w:val="none"/>
+                <w:strike w:val="false"/>
+                <w:sz w:val="22"/>
+                <w:szCs w:val="22"/>
+                <w:color w:val="000000"/>
+              </w:rPr>
+              <w:t xml:space="preserve">Fancy Chicken Breast</w:t>
+            </w:r>
+          </w:p>
+        </w:tc>
+        <w:tc>
+          <w:tcPr>
+            <w:tcBorders>
+              <w:bottom w:val="none" w:sz="0" w:space="0" w:color="000000"/>
+              <w:top w:val="none" w:sz="0" w:space="0" w:color="000000"/>
+              <w:left w:val="none" w:sz="0" w:space="0" w:color="000000"/>
+              <w:right w:val="none" w:sz="0" w:space="0" w:color="000000"/>
+            </w:tcBorders>
+            <w:shd w:val="clear" w:color="auto" w:fill="FFFFFF"/>
+            <w:tcMar>
+              <w:top w:w="0" w:type="dxa"/>
+              <w:bottom w:w="0" w:type="dxa"/>
+              <w:left w:w="0" w:type="dxa"/>
+              <w:right w:w="0" w:type="dxa"/>
+            </w:tcMar>
+            <w:vAlign w:val="center"/>
+          </w:tcPr>
+          <w:p>
+            <w:pPr>
+              <w:jc w:val="right"/>
+              <w:pBdr>
+                <w:bottom w:val="none" w:sz="0" w:space="0" w:color="000000"/>
+                <w:top w:val="none" w:sz="0" w:space="0" w:color="000000"/>
+                <w:left w:val="none" w:sz="0" w:space="0" w:color="000000"/>
+                <w:right w:val="none" w:sz="0" w:space="0" w:color="000000"/>
+              </w:pBdr>
+              <w:spacing w:after="100" w:before="100" w:line="240"/>
+              <w:ind w:left="100" w:right="100" w:firstLine="0" w:firstLineChars="0"/>
+              <w:rPr>
+                <w:rFonts w:ascii="Arial" w:hAnsi="Arial" w:eastAsia="Arial" w:cs="Arial"/>
+                <w:i w:val="false"/>
+                <w:b w:val="false"/>
+                <w:u w:val="none"/>
+                <w:strike w:val="false"/>
+                <w:sz w:val="22"/>
+                <w:szCs w:val="22"/>
+                <w:color w:val="000000"/>
+              </w:rPr>
+            </w:pPr>
+            <w:r xmlns:w="http://schemas.openxmlformats.org/wordprocessingml/2006/main" xmlns:wp="http://schemas.openxmlformats.org/drawingml/2006/wordprocessingDrawing" xmlns:r="http://schemas.openxmlformats.org/officeDocument/2006/relationships" xmlns:w14="http://schemas.microsoft.com/office/word/2010/wordml">
+              <w:rPr>
+                <w:rFonts w:ascii="Arial" w:hAnsi="Arial" w:eastAsia="Arial" w:cs="Arial"/>
+                <w:i w:val="false"/>
+                <w:b w:val="false"/>
+                <w:u w:val="none"/>
+                <w:strike w:val="false"/>
+                <w:sz w:val="22"/>
+                <w:szCs w:val="22"/>
+                <w:color w:val="000000"/>
+              </w:rPr>
+              <w:t xml:space="preserve">13.2%</w:t>
+            </w:r>
+          </w:p>
+        </w:tc>
+        <w:tc>
+          <w:tcPr>
+            <w:tcBorders>
+              <w:bottom w:val="none" w:sz="0" w:space="0" w:color="000000"/>
+              <w:top w:val="none" w:sz="0" w:space="0" w:color="000000"/>
+              <w:left w:val="none" w:sz="0" w:space="0" w:color="000000"/>
+              <w:right w:val="none" w:sz="0" w:space="0" w:color="000000"/>
+            </w:tcBorders>
+            <w:shd w:val="clear" w:color="auto" w:fill="FFFFFF"/>
+            <w:tcMar>
+              <w:top w:w="0" w:type="dxa"/>
+              <w:bottom w:w="0" w:type="dxa"/>
+              <w:left w:w="0" w:type="dxa"/>
+              <w:right w:w="0" w:type="dxa"/>
+            </w:tcMar>
+            <w:vAlign w:val="center"/>
+          </w:tcPr>
+          <w:p>
+            <w:pPr>
+              <w:jc w:val="right"/>
+              <w:pBdr>
+                <w:bottom w:val="none" w:sz="0" w:space="0" w:color="000000"/>
+                <w:top w:val="none" w:sz="0" w:space="0" w:color="000000"/>
+                <w:left w:val="none" w:sz="0" w:space="0" w:color="000000"/>
+                <w:right w:val="none" w:sz="0" w:space="0" w:color="000000"/>
+              </w:pBdr>
+              <w:spacing w:after="100" w:before="100" w:line="240"/>
+              <w:ind w:left="100" w:right="100" w:firstLine="0" w:firstLineChars="0"/>
+              <w:rPr>
+                <w:rFonts w:ascii="Arial" w:hAnsi="Arial" w:eastAsia="Arial" w:cs="Arial"/>
+                <w:i w:val="false"/>
+                <w:b w:val="false"/>
+                <w:u w:val="none"/>
+                <w:strike w:val="false"/>
+                <w:sz w:val="22"/>
+                <w:szCs w:val="22"/>
+                <w:color w:val="000000"/>
+              </w:rPr>
+            </w:pPr>
+            <w:r xmlns:w="http://schemas.openxmlformats.org/wordprocessingml/2006/main" xmlns:wp="http://schemas.openxmlformats.org/drawingml/2006/wordprocessingDrawing" xmlns:r="http://schemas.openxmlformats.org/officeDocument/2006/relationships" xmlns:w14="http://schemas.microsoft.com/office/word/2010/wordml">
+              <w:rPr>
+                <w:rFonts w:ascii="Arial" w:hAnsi="Arial" w:eastAsia="Arial" w:cs="Arial"/>
+                <w:i w:val="false"/>
+                <w:b w:val="false"/>
+                <w:u w:val="none"/>
+                <w:strike w:val="false"/>
+                <w:sz w:val="22"/>
+                <w:szCs w:val="22"/>
+                <w:color w:val="000000"/>
+              </w:rPr>
+              <w:t xml:space="preserve">10.3%</w:t>
+            </w:r>
+          </w:p>
+        </w:tc>
+      </w:tr>
+      <w:tr>
+        <w:trPr>
+          <w:trHeight w:val="577" w:hRule="auto"/>
+        </w:trPr>
+        body 8
+        <w:tc>
+          <w:tcPr>
+            <w:tcBorders>
+              <w:bottom w:val="none" w:sz="0" w:space="0" w:color="000000"/>
+              <w:top w:val="none" w:sz="0" w:space="0" w:color="000000"/>
+              <w:left w:val="none" w:sz="0" w:space="0" w:color="000000"/>
+              <w:right w:val="none" w:sz="0" w:space="0" w:color="000000"/>
+            </w:tcBorders>
+            <w:shd w:val="clear" w:color="auto" w:fill="FFFFFF"/>
+            <w:tcMar>
+              <w:top w:w="0" w:type="dxa"/>
+              <w:bottom w:w="0" w:type="dxa"/>
+              <w:left w:w="0" w:type="dxa"/>
+              <w:right w:w="0" w:type="dxa"/>
+            </w:tcMar>
+            <w:vAlign w:val="center"/>
+          </w:tcPr>
+          <w:p>
+            <w:pPr>
+              <w:jc w:val="left"/>
+              <w:pBdr>
+                <w:bottom w:val="none" w:sz="0" w:space="0" w:color="000000"/>
+                <w:top w:val="none" w:sz="0" w:space="0" w:color="000000"/>
+                <w:left w:val="none" w:sz="0" w:space="0" w:color="000000"/>
+                <w:right w:val="none" w:sz="0" w:space="0" w:color="000000"/>
+              </w:pBdr>
+              <w:spacing w:after="100" w:before="100" w:line="240"/>
+              <w:ind w:left="100" w:right="100" w:firstLine="0" w:firstLineChars="0"/>
+              <w:rPr>
+                <w:rFonts w:ascii="Arial" w:hAnsi="Arial" w:eastAsia="Arial" w:cs="Arial"/>
+                <w:i w:val="false"/>
+                <w:b w:val="false"/>
+                <w:u w:val="none"/>
+                <w:strike w:val="false"/>
+                <w:sz w:val="22"/>
+                <w:szCs w:val="22"/>
+                <w:color w:val="000000"/>
+              </w:rPr>
+            </w:pPr>
+            <w:r xmlns:w="http://schemas.openxmlformats.org/wordprocessingml/2006/main" xmlns:wp="http://schemas.openxmlformats.org/drawingml/2006/wordprocessingDrawing" xmlns:r="http://schemas.openxmlformats.org/officeDocument/2006/relationships" xmlns:w14="http://schemas.microsoft.com/office/word/2010/wordml">
+              <w:rPr>
+                <w:rFonts w:ascii="Arial" w:hAnsi="Arial" w:eastAsia="Arial" w:cs="Arial"/>
+                <w:i w:val="false"/>
+                <w:b w:val="false"/>
+                <w:u w:val="none"/>
+                <w:strike w:val="false"/>
+                <w:sz w:val="22"/>
+                <w:szCs w:val="22"/>
+                <w:color w:val="000000"/>
+              </w:rPr>
+              <w:t xml:space="preserve">Poached Salmon</w:t>
+            </w:r>
+          </w:p>
+        </w:tc>
+        <w:tc>
+          <w:tcPr>
+            <w:tcBorders>
+              <w:bottom w:val="none" w:sz="0" w:space="0" w:color="000000"/>
+              <w:top w:val="none" w:sz="0" w:space="0" w:color="000000"/>
+              <w:left w:val="none" w:sz="0" w:space="0" w:color="000000"/>
+              <w:right w:val="none" w:sz="0" w:space="0" w:color="000000"/>
+            </w:tcBorders>
+            <w:shd w:val="clear" w:color="auto" w:fill="FFFFFF"/>
+            <w:tcMar>
+              <w:top w:w="0" w:type="dxa"/>
+              <w:bottom w:w="0" w:type="dxa"/>
+              <w:left w:w="0" w:type="dxa"/>
+              <w:right w:w="0" w:type="dxa"/>
+            </w:tcMar>
+            <w:vAlign w:val="center"/>
+          </w:tcPr>
+          <w:p>
+            <w:pPr>
+              <w:jc w:val="right"/>
+              <w:pBdr>
+                <w:bottom w:val="none" w:sz="0" w:space="0" w:color="000000"/>
+                <w:top w:val="none" w:sz="0" w:space="0" w:color="000000"/>
+                <w:left w:val="none" w:sz="0" w:space="0" w:color="000000"/>
+                <w:right w:val="none" w:sz="0" w:space="0" w:color="000000"/>
+              </w:pBdr>
+              <w:spacing w:after="100" w:before="100" w:line="240"/>
+              <w:ind w:left="100" w:right="100" w:firstLine="0" w:firstLineChars="0"/>
+              <w:rPr>
+                <w:rFonts w:ascii="Arial" w:hAnsi="Arial" w:eastAsia="Arial" w:cs="Arial"/>
+                <w:i w:val="false"/>
+                <w:b w:val="false"/>
+                <w:u w:val="none"/>
+                <w:strike w:val="false"/>
+                <w:sz w:val="22"/>
+                <w:szCs w:val="22"/>
+                <w:color w:val="000000"/>
+              </w:rPr>
+            </w:pPr>
+            <w:r xmlns:w="http://schemas.openxmlformats.org/wordprocessingml/2006/main" xmlns:wp="http://schemas.openxmlformats.org/drawingml/2006/wordprocessingDrawing" xmlns:r="http://schemas.openxmlformats.org/officeDocument/2006/relationships" xmlns:w14="http://schemas.microsoft.com/office/word/2010/wordml">
+              <w:rPr>
+                <w:rFonts w:ascii="Arial" w:hAnsi="Arial" w:eastAsia="Arial" w:cs="Arial"/>
+                <w:i w:val="false"/>
+                <w:b w:val="false"/>
+                <w:u w:val="none"/>
+                <w:strike w:val="false"/>
+                <w:sz w:val="22"/>
+                <w:szCs w:val="22"/>
+                <w:color w:val="000000"/>
+              </w:rPr>
+              <w:t xml:space="preserve">10.4%</w:t>
+            </w:r>
+          </w:p>
+        </w:tc>
+        <w:tc>
+          <w:tcPr>
+            <w:tcBorders>
+              <w:bottom w:val="none" w:sz="0" w:space="0" w:color="000000"/>
+              <w:top w:val="none" w:sz="0" w:space="0" w:color="000000"/>
+              <w:left w:val="none" w:sz="0" w:space="0" w:color="000000"/>
+              <w:right w:val="none" w:sz="0" w:space="0" w:color="000000"/>
+            </w:tcBorders>
+            <w:shd w:val="clear" w:color="auto" w:fill="FFFFFF"/>
+            <w:tcMar>
+              <w:top w:w="0" w:type="dxa"/>
+              <w:bottom w:w="0" w:type="dxa"/>
+              <w:left w:w="0" w:type="dxa"/>
+              <w:right w:w="0" w:type="dxa"/>
+            </w:tcMar>
+            <w:vAlign w:val="center"/>
+          </w:tcPr>
+          <w:p>
+            <w:pPr>
+              <w:jc w:val="right"/>
+              <w:pBdr>
+                <w:bottom w:val="none" w:sz="0" w:space="0" w:color="000000"/>
+                <w:top w:val="none" w:sz="0" w:space="0" w:color="000000"/>
+                <w:left w:val="none" w:sz="0" w:space="0" w:color="000000"/>
+                <w:right w:val="none" w:sz="0" w:space="0" w:color="000000"/>
+              </w:pBdr>
+              <w:spacing w:after="100" w:before="100" w:line="240"/>
+              <w:ind w:left="100" w:right="100" w:firstLine="0" w:firstLineChars="0"/>
+              <w:rPr>
+                <w:rFonts w:ascii="Arial" w:hAnsi="Arial" w:eastAsia="Arial" w:cs="Arial"/>
+                <w:i w:val="false"/>
+                <w:b w:val="false"/>
+                <w:u w:val="none"/>
+                <w:strike w:val="false"/>
+                <w:sz w:val="22"/>
+                <w:szCs w:val="22"/>
+                <w:color w:val="000000"/>
+              </w:rPr>
+            </w:pPr>
+            <w:r xmlns:w="http://schemas.openxmlformats.org/wordprocessingml/2006/main" xmlns:wp="http://schemas.openxmlformats.org/drawingml/2006/wordprocessingDrawing" xmlns:r="http://schemas.openxmlformats.org/officeDocument/2006/relationships" xmlns:w14="http://schemas.microsoft.com/office/word/2010/wordml">
+              <w:rPr>
+                <w:rFonts w:ascii="Arial" w:hAnsi="Arial" w:eastAsia="Arial" w:cs="Arial"/>
+                <w:i w:val="false"/>
+                <w:b w:val="false"/>
+                <w:u w:val="none"/>
+                <w:strike w:val="false"/>
+                <w:sz w:val="22"/>
+                <w:szCs w:val="22"/>
+                <w:color w:val="000000"/>
+              </w:rPr>
+              <w:t xml:space="preserve">6.1%</w:t>
+            </w:r>
+          </w:p>
+        </w:tc>
+      </w:tr>
+      <w:tr>
+        <w:trPr>
+          <w:trHeight w:val="577" w:hRule="auto"/>
+        </w:trPr>
+        body 9
+        <w:tc>
+          <w:tcPr>
+            <w:tcBorders>
+              <w:bottom w:val="none" w:sz="0" w:space="0" w:color="000000"/>
+              <w:top w:val="none" w:sz="0" w:space="0" w:color="000000"/>
+              <w:left w:val="none" w:sz="0" w:space="0" w:color="000000"/>
+              <w:right w:val="none" w:sz="0" w:space="0" w:color="000000"/>
+            </w:tcBorders>
+            <w:shd w:val="clear" w:color="auto" w:fill="FFFFFF"/>
+            <w:tcMar>
+              <w:top w:w="0" w:type="dxa"/>
+              <w:bottom w:w="0" w:type="dxa"/>
+              <w:left w:w="0" w:type="dxa"/>
+              <w:right w:w="0" w:type="dxa"/>
+            </w:tcMar>
+            <w:vAlign w:val="center"/>
+          </w:tcPr>
+          <w:p>
+            <w:pPr>
+              <w:jc w:val="left"/>
+              <w:pBdr>
+                <w:bottom w:val="none" w:sz="0" w:space="0" w:color="000000"/>
+                <w:top w:val="none" w:sz="0" w:space="0" w:color="000000"/>
+                <w:left w:val="none" w:sz="0" w:space="0" w:color="000000"/>
+                <w:right w:val="none" w:sz="0" w:space="0" w:color="000000"/>
+              </w:pBdr>
+              <w:spacing w:after="100" w:before="100" w:line="240"/>
+              <w:ind w:left="100" w:right="100" w:firstLine="0" w:firstLineChars="0"/>
+              <w:rPr>
+                <w:rFonts w:ascii="Arial" w:hAnsi="Arial" w:eastAsia="Arial" w:cs="Arial"/>
+                <w:i w:val="false"/>
+                <w:b w:val="false"/>
+                <w:u w:val="none"/>
+                <w:strike w:val="false"/>
+                <w:sz w:val="22"/>
+                <w:szCs w:val="22"/>
+                <w:color w:val="000000"/>
+              </w:rPr>
+            </w:pPr>
+            <w:r xmlns:w="http://schemas.openxmlformats.org/wordprocessingml/2006/main" xmlns:wp="http://schemas.openxmlformats.org/drawingml/2006/wordprocessingDrawing" xmlns:r="http://schemas.openxmlformats.org/officeDocument/2006/relationships" xmlns:w14="http://schemas.microsoft.com/office/word/2010/wordml">
+              <w:rPr>
+                <w:rFonts w:ascii="Arial" w:hAnsi="Arial" w:eastAsia="Arial" w:cs="Arial"/>
+                <w:i w:val="false"/>
+                <w:b w:val="false"/>
+                <w:u w:val="none"/>
+                <w:strike w:val="false"/>
+                <w:sz w:val="22"/>
+                <w:szCs w:val="22"/>
+                <w:color w:val="000000"/>
+              </w:rPr>
+              <w:t xml:space="preserve">Pasta Primavera</w:t>
+            </w:r>
+          </w:p>
+        </w:tc>
+        <w:tc>
+          <w:tcPr>
+            <w:tcBorders>
+              <w:bottom w:val="none" w:sz="0" w:space="0" w:color="000000"/>
+              <w:top w:val="none" w:sz="0" w:space="0" w:color="000000"/>
+              <w:left w:val="none" w:sz="0" w:space="0" w:color="000000"/>
+              <w:right w:val="none" w:sz="0" w:space="0" w:color="000000"/>
+            </w:tcBorders>
+            <w:shd w:val="clear" w:color="auto" w:fill="FFFFFF"/>
+            <w:tcMar>
+              <w:top w:w="0" w:type="dxa"/>
+              <w:bottom w:w="0" w:type="dxa"/>
+              <w:left w:w="0" w:type="dxa"/>
+              <w:right w:w="0" w:type="dxa"/>
+            </w:tcMar>
+            <w:vAlign w:val="center"/>
+          </w:tcPr>
+          <w:p>
+            <w:pPr>
+              <w:jc w:val="right"/>
+              <w:pBdr>
+                <w:bottom w:val="none" w:sz="0" w:space="0" w:color="000000"/>
+                <w:top w:val="none" w:sz="0" w:space="0" w:color="000000"/>
+                <w:left w:val="none" w:sz="0" w:space="0" w:color="000000"/>
+                <w:right w:val="none" w:sz="0" w:space="0" w:color="000000"/>
+              </w:pBdr>
+              <w:spacing w:after="100" w:before="100" w:line="240"/>
+              <w:ind w:left="100" w:right="100" w:firstLine="0" w:firstLineChars="0"/>
+              <w:rPr>
+                <w:rFonts w:ascii="Arial" w:hAnsi="Arial" w:eastAsia="Arial" w:cs="Arial"/>
+                <w:i w:val="false"/>
+                <w:b w:val="false"/>
+                <w:u w:val="none"/>
+                <w:strike w:val="false"/>
+                <w:sz w:val="22"/>
+                <w:szCs w:val="22"/>
+                <w:color w:val="000000"/>
+              </w:rPr>
+            </w:pPr>
+            <w:r xmlns:w="http://schemas.openxmlformats.org/wordprocessingml/2006/main" xmlns:wp="http://schemas.openxmlformats.org/drawingml/2006/wordprocessingDrawing" xmlns:r="http://schemas.openxmlformats.org/officeDocument/2006/relationships" xmlns:w14="http://schemas.microsoft.com/office/word/2010/wordml">
+              <w:rPr>
+                <w:rFonts w:ascii="Arial" w:hAnsi="Arial" w:eastAsia="Arial" w:cs="Arial"/>
+                <w:i w:val="false"/>
+                <w:b w:val="false"/>
+                <w:u w:val="none"/>
+                <w:strike w:val="false"/>
+                <w:sz w:val="22"/>
+                <w:szCs w:val="22"/>
+                <w:color w:val="000000"/>
+              </w:rPr>
+              <w:t xml:space="preserve">15.4%</w:t>
+            </w:r>
+          </w:p>
+        </w:tc>
+        <w:tc>
+          <w:tcPr>
+            <w:tcBorders>
+              <w:bottom w:val="none" w:sz="0" w:space="0" w:color="000000"/>
+              <w:top w:val="none" w:sz="0" w:space="0" w:color="000000"/>
+              <w:left w:val="none" w:sz="0" w:space="0" w:color="000000"/>
+              <w:right w:val="none" w:sz="0" w:space="0" w:color="000000"/>
+            </w:tcBorders>
+            <w:shd w:val="clear" w:color="auto" w:fill="FFFFFF"/>
+            <w:tcMar>
+              <w:top w:w="0" w:type="dxa"/>
+              <w:bottom w:w="0" w:type="dxa"/>
+              <w:left w:w="0" w:type="dxa"/>
+              <w:right w:w="0" w:type="dxa"/>
+            </w:tcMar>
+            <w:vAlign w:val="center"/>
+          </w:tcPr>
+          <w:p>
+            <w:pPr>
+              <w:jc w:val="right"/>
+              <w:pBdr>
+                <w:bottom w:val="none" w:sz="0" w:space="0" w:color="000000"/>
+                <w:top w:val="none" w:sz="0" w:space="0" w:color="000000"/>
+                <w:left w:val="none" w:sz="0" w:space="0" w:color="000000"/>
+                <w:right w:val="none" w:sz="0" w:space="0" w:color="000000"/>
+              </w:pBdr>
+              <w:spacing w:after="100" w:before="100" w:line="240"/>
+              <w:ind w:left="100" w:right="100" w:firstLine="0" w:firstLineChars="0"/>
+              <w:rPr>
+                <w:rFonts w:ascii="Arial" w:hAnsi="Arial" w:eastAsia="Arial" w:cs="Arial"/>
+                <w:i w:val="false"/>
+                <w:b w:val="false"/>
+                <w:u w:val="none"/>
+                <w:strike w:val="false"/>
+                <w:sz w:val="22"/>
+                <w:szCs w:val="22"/>
+                <w:color w:val="000000"/>
+              </w:rPr>
+            </w:pPr>
+            <w:r xmlns:w="http://schemas.openxmlformats.org/wordprocessingml/2006/main" xmlns:wp="http://schemas.openxmlformats.org/drawingml/2006/wordprocessingDrawing" xmlns:r="http://schemas.openxmlformats.org/officeDocument/2006/relationships" xmlns:w14="http://schemas.microsoft.com/office/word/2010/wordml">
+              <w:rPr>
+                <w:rFonts w:ascii="Arial" w:hAnsi="Arial" w:eastAsia="Arial" w:cs="Arial"/>
+                <w:i w:val="false"/>
+                <w:b w:val="false"/>
+                <w:u w:val="none"/>
+                <w:strike w:val="false"/>
+                <w:sz w:val="22"/>
+                <w:szCs w:val="22"/>
+                <w:color w:val="000000"/>
+              </w:rPr>
+              <w:t xml:space="preserve">10.6%</w:t>
+            </w:r>
+          </w:p>
+        </w:tc>
+      </w:tr>
+      <w:tr>
+        <w:trPr>
+          <w:trHeight w:val="577" w:hRule="auto"/>
+        </w:trPr>
+        body10
+        <w:tc>
+          <w:tcPr>
+            <w:tcBorders>
+              <w:bottom w:val="none" w:sz="0" w:space="0" w:color="000000"/>
+              <w:top w:val="none" w:sz="0" w:space="0" w:color="000000"/>
+              <w:left w:val="none" w:sz="0" w:space="0" w:color="000000"/>
+              <w:right w:val="none" w:sz="0" w:space="0" w:color="000000"/>
+            </w:tcBorders>
+            <w:shd w:val="clear" w:color="auto" w:fill="FFFFFF"/>
+            <w:tcMar>
+              <w:top w:w="0" w:type="dxa"/>
+              <w:bottom w:w="0" w:type="dxa"/>
+              <w:left w:w="0" w:type="dxa"/>
+              <w:right w:w="0" w:type="dxa"/>
+            </w:tcMar>
+            <w:vAlign w:val="center"/>
+          </w:tcPr>
+          <w:p>
+            <w:pPr>
+              <w:jc w:val="left"/>
+              <w:pBdr>
+                <w:bottom w:val="none" w:sz="0" w:space="0" w:color="000000"/>
+                <w:top w:val="none" w:sz="0" w:space="0" w:color="000000"/>
+                <w:left w:val="none" w:sz="0" w:space="0" w:color="000000"/>
+                <w:right w:val="none" w:sz="0" w:space="0" w:color="000000"/>
+              </w:pBdr>
+              <w:spacing w:after="100" w:before="100" w:line="240"/>
+              <w:ind w:left="100" w:right="100" w:firstLine="0" w:firstLineChars="0"/>
+              <w:rPr>
+                <w:rFonts w:ascii="Arial" w:hAnsi="Arial" w:eastAsia="Arial" w:cs="Arial"/>
+                <w:i w:val="false"/>
+                <w:b w:val="false"/>
+                <w:u w:val="none"/>
+                <w:strike w:val="false"/>
+                <w:sz w:val="22"/>
+                <w:szCs w:val="22"/>
+                <w:color w:val="000000"/>
+              </w:rPr>
+            </w:pPr>
+            <w:r xmlns:w="http://schemas.openxmlformats.org/wordprocessingml/2006/main" xmlns:wp="http://schemas.openxmlformats.org/drawingml/2006/wordprocessingDrawing" xmlns:r="http://schemas.openxmlformats.org/officeDocument/2006/relationships" xmlns:w14="http://schemas.microsoft.com/office/word/2010/wordml">
+              <w:rPr>
+                <w:rFonts w:ascii="Arial" w:hAnsi="Arial" w:eastAsia="Arial" w:cs="Arial"/>
+                <w:i w:val="false"/>
+                <w:b w:val="false"/>
+                <w:u w:val="none"/>
+                <w:strike w:val="false"/>
+                <w:sz w:val="22"/>
+                <w:szCs w:val="22"/>
+                <w:color w:val="000000"/>
+              </w:rPr>
+              <w:t xml:space="preserve">Chocolate Lava Cake</w:t>
+            </w:r>
+          </w:p>
+        </w:tc>
+        <w:tc>
+          <w:tcPr>
+            <w:tcBorders>
+              <w:bottom w:val="none" w:sz="0" w:space="0" w:color="000000"/>
+              <w:top w:val="none" w:sz="0" w:space="0" w:color="000000"/>
+              <w:left w:val="none" w:sz="0" w:space="0" w:color="000000"/>
+              <w:right w:val="none" w:sz="0" w:space="0" w:color="000000"/>
+            </w:tcBorders>
+            <w:shd w:val="clear" w:color="auto" w:fill="FFFFFF"/>
+            <w:tcMar>
+              <w:top w:w="0" w:type="dxa"/>
+              <w:bottom w:w="0" w:type="dxa"/>
+              <w:left w:w="0" w:type="dxa"/>
+              <w:right w:w="0" w:type="dxa"/>
+            </w:tcMar>
+            <w:vAlign w:val="center"/>
+          </w:tcPr>
+          <w:p>
+            <w:pPr>
+              <w:jc w:val="right"/>
+              <w:pBdr>
+                <w:bottom w:val="none" w:sz="0" w:space="0" w:color="000000"/>
+                <w:top w:val="none" w:sz="0" w:space="0" w:color="000000"/>
+                <w:left w:val="none" w:sz="0" w:space="0" w:color="000000"/>
+                <w:right w:val="none" w:sz="0" w:space="0" w:color="000000"/>
+              </w:pBdr>
+              <w:spacing w:after="100" w:before="100" w:line="240"/>
+              <w:ind w:left="100" w:right="100" w:firstLine="0" w:firstLineChars="0"/>
+              <w:rPr>
+                <w:rFonts w:ascii="Arial" w:hAnsi="Arial" w:eastAsia="Arial" w:cs="Arial"/>
+                <w:i w:val="false"/>
+                <w:b w:val="false"/>
+                <w:u w:val="none"/>
+                <w:strike w:val="false"/>
+                <w:sz w:val="22"/>
+                <w:szCs w:val="22"/>
+                <w:color w:val="000000"/>
+              </w:rPr>
+            </w:pPr>
+            <w:r xmlns:w="http://schemas.openxmlformats.org/wordprocessingml/2006/main" xmlns:wp="http://schemas.openxmlformats.org/drawingml/2006/wordprocessingDrawing" xmlns:r="http://schemas.openxmlformats.org/officeDocument/2006/relationships" xmlns:w14="http://schemas.microsoft.com/office/word/2010/wordml">
+              <w:rPr>
+                <w:rFonts w:ascii="Arial" w:hAnsi="Arial" w:eastAsia="Arial" w:cs="Arial"/>
+                <w:i w:val="false"/>
+                <w:b w:val="false"/>
+                <w:u w:val="none"/>
+                <w:strike w:val="false"/>
+                <w:sz w:val="22"/>
+                <w:szCs w:val="22"/>
+                <w:color w:val="000000"/>
+              </w:rPr>
+              <w:t xml:space="preserve">15.5%</w:t>
+            </w:r>
+          </w:p>
+        </w:tc>
+        <w:tc>
+          <w:tcPr>
+            <w:tcBorders>
+              <w:bottom w:val="none" w:sz="0" w:space="0" w:color="000000"/>
+              <w:top w:val="none" w:sz="0" w:space="0" w:color="000000"/>
+              <w:left w:val="none" w:sz="0" w:space="0" w:color="000000"/>
+              <w:right w:val="none" w:sz="0" w:space="0" w:color="000000"/>
+            </w:tcBorders>
+            <w:shd w:val="clear" w:color="auto" w:fill="FFFFFF"/>
+            <w:tcMar>
+              <w:top w:w="0" w:type="dxa"/>
+              <w:bottom w:w="0" w:type="dxa"/>
+              <w:left w:w="0" w:type="dxa"/>
+              <w:right w:w="0" w:type="dxa"/>
+            </w:tcMar>
+            <w:vAlign w:val="center"/>
+          </w:tcPr>
+          <w:p>
+            <w:pPr>
+              <w:jc w:val="right"/>
+              <w:pBdr>
+                <w:bottom w:val="none" w:sz="0" w:space="0" w:color="000000"/>
+                <w:top w:val="none" w:sz="0" w:space="0" w:color="000000"/>
+                <w:left w:val="none" w:sz="0" w:space="0" w:color="000000"/>
+                <w:right w:val="none" w:sz="0" w:space="0" w:color="000000"/>
+              </w:pBdr>
+              <w:spacing w:after="100" w:before="100" w:line="240"/>
+              <w:ind w:left="100" w:right="100" w:firstLine="0" w:firstLineChars="0"/>
+              <w:rPr>
+                <w:rFonts w:ascii="Arial" w:hAnsi="Arial" w:eastAsia="Arial" w:cs="Arial"/>
+                <w:i w:val="false"/>
+                <w:b w:val="false"/>
+                <w:u w:val="none"/>
+                <w:strike w:val="false"/>
+                <w:sz w:val="22"/>
+                <w:szCs w:val="22"/>
+                <w:color w:val="000000"/>
+              </w:rPr>
+            </w:pPr>
+            <w:r xmlns:w="http://schemas.openxmlformats.org/wordprocessingml/2006/main" xmlns:wp="http://schemas.openxmlformats.org/drawingml/2006/wordprocessingDrawing" xmlns:r="http://schemas.openxmlformats.org/officeDocument/2006/relationships" xmlns:w14="http://schemas.microsoft.com/office/word/2010/wordml">
+              <w:rPr>
+                <w:rFonts w:ascii="Arial" w:hAnsi="Arial" w:eastAsia="Arial" w:cs="Arial"/>
+                <w:i w:val="false"/>
+                <w:b w:val="false"/>
+                <w:u w:val="none"/>
+                <w:strike w:val="false"/>
+                <w:sz w:val="22"/>
+                <w:szCs w:val="22"/>
+                <w:color w:val="000000"/>
+              </w:rPr>
+              <w:t xml:space="preserve">10.1%</w:t>
+            </w:r>
+          </w:p>
+        </w:tc>
+      </w:tr>
+      <w:tr>
+        <w:trPr>
+          <w:trHeight w:val="577" w:hRule="auto"/>
+        </w:trPr>
+        body11
+        <w:tc>
+          <w:tcPr>
+            <w:tcBorders>
+              <w:bottom w:val="none" w:sz="0" w:space="0" w:color="000000"/>
+              <w:top w:val="none" w:sz="0" w:space="0" w:color="000000"/>
+              <w:left w:val="none" w:sz="0" w:space="0" w:color="000000"/>
+              <w:right w:val="none" w:sz="0" w:space="0" w:color="000000"/>
+            </w:tcBorders>
+            <w:shd w:val="clear" w:color="auto" w:fill="FFFFFF"/>
+            <w:tcMar>
+              <w:top w:w="0" w:type="dxa"/>
+              <w:bottom w:w="0" w:type="dxa"/>
+              <w:left w:w="0" w:type="dxa"/>
+              <w:right w:w="0" w:type="dxa"/>
+            </w:tcMar>
+            <w:vAlign w:val="center"/>
+          </w:tcPr>
+          <w:p>
+            <w:pPr>
+              <w:jc w:val="left"/>
+              <w:pBdr>
+                <w:bottom w:val="none" w:sz="0" w:space="0" w:color="000000"/>
+                <w:top w:val="none" w:sz="0" w:space="0" w:color="000000"/>
+                <w:left w:val="none" w:sz="0" w:space="0" w:color="000000"/>
+                <w:right w:val="none" w:sz="0" w:space="0" w:color="000000"/>
+              </w:pBdr>
+              <w:spacing w:after="100" w:before="100" w:line="240"/>
+              <w:ind w:left="100" w:right="100" w:firstLine="0" w:firstLineChars="0"/>
+              <w:rPr>
+                <w:rFonts w:ascii="Arial" w:hAnsi="Arial" w:eastAsia="Arial" w:cs="Arial"/>
+                <w:i w:val="false"/>
+                <w:b w:val="false"/>
+                <w:u w:val="none"/>
+                <w:strike w:val="false"/>
+                <w:sz w:val="22"/>
+                <w:szCs w:val="22"/>
+                <w:color w:val="000000"/>
+              </w:rPr>
+            </w:pPr>
+            <w:r xmlns:w="http://schemas.openxmlformats.org/wordprocessingml/2006/main" xmlns:wp="http://schemas.openxmlformats.org/drawingml/2006/wordprocessingDrawing" xmlns:r="http://schemas.openxmlformats.org/officeDocument/2006/relationships" xmlns:w14="http://schemas.microsoft.com/office/word/2010/wordml">
+              <w:rPr>
+                <w:rFonts w:ascii="Arial" w:hAnsi="Arial" w:eastAsia="Arial" w:cs="Arial"/>
+                <w:i w:val="false"/>
+                <w:b w:val="false"/>
+                <w:u w:val="none"/>
+                <w:strike w:val="false"/>
+                <w:sz w:val="22"/>
+                <w:szCs w:val="22"/>
+                <w:color w:val="000000"/>
+              </w:rPr>
+              <w:t xml:space="preserve">New York Cheesecake</w:t>
+            </w:r>
+          </w:p>
+        </w:tc>
+        <w:tc>
+          <w:tcPr>
+            <w:tcBorders>
+              <w:bottom w:val="none" w:sz="0" w:space="0" w:color="000000"/>
+              <w:top w:val="none" w:sz="0" w:space="0" w:color="000000"/>
+              <w:left w:val="none" w:sz="0" w:space="0" w:color="000000"/>
+              <w:right w:val="none" w:sz="0" w:space="0" w:color="000000"/>
+            </w:tcBorders>
+            <w:shd w:val="clear" w:color="auto" w:fill="FFFFFF"/>
+            <w:tcMar>
+              <w:top w:w="0" w:type="dxa"/>
+              <w:bottom w:w="0" w:type="dxa"/>
+              <w:left w:w="0" w:type="dxa"/>
+              <w:right w:w="0" w:type="dxa"/>
+            </w:tcMar>
+            <w:vAlign w:val="center"/>
+          </w:tcPr>
+          <w:p>
+            <w:pPr>
+              <w:jc w:val="right"/>
+              <w:pBdr>
+                <w:bottom w:val="none" w:sz="0" w:space="0" w:color="000000"/>
+                <w:top w:val="none" w:sz="0" w:space="0" w:color="000000"/>
+                <w:left w:val="none" w:sz="0" w:space="0" w:color="000000"/>
+                <w:right w:val="none" w:sz="0" w:space="0" w:color="000000"/>
+              </w:pBdr>
+              <w:spacing w:after="100" w:before="100" w:line="240"/>
+              <w:ind w:left="100" w:right="100" w:firstLine="0" w:firstLineChars="0"/>
+              <w:rPr>
+                <w:rFonts w:ascii="Arial" w:hAnsi="Arial" w:eastAsia="Arial" w:cs="Arial"/>
+                <w:i w:val="false"/>
+                <w:b w:val="false"/>
+                <w:u w:val="none"/>
+                <w:strike w:val="false"/>
+                <w:sz w:val="22"/>
+                <w:szCs w:val="22"/>
+                <w:color w:val="000000"/>
+              </w:rPr>
+            </w:pPr>
+            <w:r xmlns:w="http://schemas.openxmlformats.org/wordprocessingml/2006/main" xmlns:wp="http://schemas.openxmlformats.org/drawingml/2006/wordprocessingDrawing" xmlns:r="http://schemas.openxmlformats.org/officeDocument/2006/relationships" xmlns:w14="http://schemas.microsoft.com/office/word/2010/wordml">
+              <w:rPr>
+                <w:rFonts w:ascii="Arial" w:hAnsi="Arial" w:eastAsia="Arial" w:cs="Arial"/>
+                <w:i w:val="false"/>
+                <w:b w:val="false"/>
+                <w:u w:val="none"/>
+                <w:strike w:val="false"/>
+                <w:sz w:val="22"/>
+                <w:szCs w:val="22"/>
+                <w:color w:val="000000"/>
+              </w:rPr>
+              <w:t xml:space="preserve">19.9%</w:t>
+            </w:r>
+          </w:p>
+        </w:tc>
+        <w:tc>
+          <w:tcPr>
+            <w:tcBorders>
+              <w:bottom w:val="none" w:sz="0" w:space="0" w:color="000000"/>
+              <w:top w:val="none" w:sz="0" w:space="0" w:color="000000"/>
+              <w:left w:val="none" w:sz="0" w:space="0" w:color="000000"/>
+              <w:right w:val="none" w:sz="0" w:space="0" w:color="000000"/>
+            </w:tcBorders>
+            <w:shd w:val="clear" w:color="auto" w:fill="FFFFFF"/>
+            <w:tcMar>
+              <w:top w:w="0" w:type="dxa"/>
+              <w:bottom w:w="0" w:type="dxa"/>
+              <w:left w:w="0" w:type="dxa"/>
+              <w:right w:w="0" w:type="dxa"/>
+            </w:tcMar>
+            <w:vAlign w:val="center"/>
+          </w:tcPr>
+          <w:p>
+            <w:pPr>
+              <w:jc w:val="right"/>
+              <w:pBdr>
+                <w:bottom w:val="none" w:sz="0" w:space="0" w:color="000000"/>
+                <w:top w:val="none" w:sz="0" w:space="0" w:color="000000"/>
+                <w:left w:val="none" w:sz="0" w:space="0" w:color="000000"/>
+                <w:right w:val="none" w:sz="0" w:space="0" w:color="000000"/>
+              </w:pBdr>
+              <w:spacing w:after="100" w:before="100" w:line="240"/>
+              <w:ind w:left="100" w:right="100" w:firstLine="0" w:firstLineChars="0"/>
+              <w:rPr>
+                <w:rFonts w:ascii="Arial" w:hAnsi="Arial" w:eastAsia="Arial" w:cs="Arial"/>
+                <w:i w:val="false"/>
+                <w:b w:val="false"/>
+                <w:u w:val="none"/>
+                <w:strike w:val="false"/>
+                <w:sz w:val="22"/>
+                <w:szCs w:val="22"/>
+                <w:color w:val="000000"/>
+              </w:rPr>
+            </w:pPr>
+            <w:r xmlns:w="http://schemas.openxmlformats.org/wordprocessingml/2006/main" xmlns:wp="http://schemas.openxmlformats.org/drawingml/2006/wordprocessingDrawing" xmlns:r="http://schemas.openxmlformats.org/officeDocument/2006/relationships" xmlns:w14="http://schemas.microsoft.com/office/word/2010/wordml">
+              <w:rPr>
+                <w:rFonts w:ascii="Arial" w:hAnsi="Arial" w:eastAsia="Arial" w:cs="Arial"/>
+                <w:i w:val="false"/>
+                <w:b w:val="false"/>
+                <w:u w:val="none"/>
+                <w:strike w:val="false"/>
+                <w:sz w:val="22"/>
+                <w:szCs w:val="22"/>
+                <w:color w:val="000000"/>
+              </w:rPr>
+              <w:t xml:space="preserve">14.7%</w:t>
+            </w:r>
+          </w:p>
+        </w:tc>
+      </w:tr>
+      <w:tr>
+        <w:trPr>
+          <w:trHeight w:val="577" w:hRule="auto"/>
+        </w:trPr>
+        body12
+        <w:tc>
+          <w:tcPr>
+            <w:tcBorders>
+              <w:bottom w:val="single" w:sz="12" w:space="0" w:color="666666"/>
+              <w:top w:val="none" w:sz="0" w:space="0" w:color="000000"/>
+              <w:left w:val="none" w:sz="0" w:space="0" w:color="000000"/>
+              <w:right w:val="none" w:sz="0" w:space="0" w:color="000000"/>
+            </w:tcBorders>
+            <w:shd w:val="clear" w:color="auto" w:fill="FFFFFF"/>
+            <w:tcMar>
+              <w:top w:w="0" w:type="dxa"/>
+              <w:bottom w:w="0" w:type="dxa"/>
+              <w:left w:w="0" w:type="dxa"/>
+              <w:right w:w="0" w:type="dxa"/>
+            </w:tcMar>
+            <w:vAlign w:val="center"/>
+          </w:tcPr>
+          <w:p>
+            <w:pPr>
+              <w:jc w:val="left"/>
+              <w:pBdr>
+                <w:bottom w:val="none" w:sz="0" w:space="0" w:color="000000"/>
+                <w:top w:val="none" w:sz="0" w:space="0" w:color="000000"/>
+                <w:left w:val="none" w:sz="0" w:space="0" w:color="000000"/>
+                <w:right w:val="none" w:sz="0" w:space="0" w:color="000000"/>
+              </w:pBdr>
+              <w:spacing w:after="100" w:before="100" w:line="240"/>
+              <w:ind w:left="100" w:right="100" w:firstLine="0" w:firstLineChars="0"/>
+              <w:rPr>
+                <w:rFonts w:ascii="Arial" w:hAnsi="Arial" w:eastAsia="Arial" w:cs="Arial"/>
+                <w:i w:val="false"/>
+                <w:b w:val="false"/>
+                <w:u w:val="none"/>
+                <w:strike w:val="false"/>
+                <w:sz w:val="22"/>
+                <w:szCs w:val="22"/>
+                <w:color w:val="000000"/>
+              </w:rPr>
+            </w:pPr>
+            <w:r xmlns:w="http://schemas.openxmlformats.org/wordprocessingml/2006/main" xmlns:wp="http://schemas.openxmlformats.org/drawingml/2006/wordprocessingDrawing" xmlns:r="http://schemas.openxmlformats.org/officeDocument/2006/relationships" xmlns:w14="http://schemas.microsoft.com/office/word/2010/wordml">
+              <w:rPr>
+                <w:rFonts w:ascii="Arial" w:hAnsi="Arial" w:eastAsia="Arial" w:cs="Arial"/>
+                <w:i w:val="false"/>
+                <w:b w:val="false"/>
+                <w:u w:val="none"/>
+                <w:strike w:val="false"/>
+                <w:sz w:val="22"/>
+                <w:szCs w:val="22"/>
+                <w:color w:val="000000"/>
+              </w:rPr>
+              <w:t xml:space="preserve">Vanilla Ice Cream</w:t>
+            </w:r>
+          </w:p>
+        </w:tc>
+        <w:tc>
+          <w:tcPr>
+            <w:tcBorders>
+              <w:bottom w:val="single" w:sz="12" w:space="0" w:color="666666"/>
+              <w:top w:val="none" w:sz="0" w:space="0" w:color="000000"/>
+              <w:left w:val="none" w:sz="0" w:space="0" w:color="000000"/>
+              <w:right w:val="none" w:sz="0" w:space="0" w:color="000000"/>
+            </w:tcBorders>
+            <w:shd w:val="clear" w:color="auto" w:fill="FFFFFF"/>
+            <w:tcMar>
+              <w:top w:w="0" w:type="dxa"/>
+              <w:bottom w:w="0" w:type="dxa"/>
+              <w:left w:w="0" w:type="dxa"/>
+              <w:right w:w="0" w:type="dxa"/>
+            </w:tcMar>
+            <w:vAlign w:val="center"/>
+          </w:tcPr>
+          <w:p>
+            <w:pPr>
+              <w:jc w:val="right"/>
+              <w:pBdr>
+                <w:bottom w:val="none" w:sz="0" w:space="0" w:color="000000"/>
+                <w:top w:val="none" w:sz="0" w:space="0" w:color="000000"/>
+                <w:left w:val="none" w:sz="0" w:space="0" w:color="000000"/>
+                <w:right w:val="none" w:sz="0" w:space="0" w:color="000000"/>
+              </w:pBdr>
+              <w:spacing w:after="100" w:before="100" w:line="240"/>
+              <w:ind w:left="100" w:right="100" w:firstLine="0" w:firstLineChars="0"/>
+              <w:rPr>
+                <w:rFonts w:ascii="Arial" w:hAnsi="Arial" w:eastAsia="Arial" w:cs="Arial"/>
+                <w:i w:val="false"/>
+                <w:b w:val="false"/>
+                <w:u w:val="none"/>
+                <w:strike w:val="false"/>
+                <w:sz w:val="22"/>
+                <w:szCs w:val="22"/>
+                <w:color w:val="000000"/>
+              </w:rPr>
+            </w:pPr>
+            <w:r xmlns:w="http://schemas.openxmlformats.org/wordprocessingml/2006/main" xmlns:wp="http://schemas.openxmlformats.org/drawingml/2006/wordprocessingDrawing" xmlns:r="http://schemas.openxmlformats.org/officeDocument/2006/relationships" xmlns:w14="http://schemas.microsoft.com/office/word/2010/wordml">
+              <w:rPr>
+                <w:rFonts w:ascii="Arial" w:hAnsi="Arial" w:eastAsia="Arial" w:cs="Arial"/>
+                <w:i w:val="false"/>
+                <w:b w:val="false"/>
+                <w:u w:val="none"/>
+                <w:strike w:val="false"/>
+                <w:sz w:val="22"/>
+                <w:szCs w:val="22"/>
+                <w:color w:val="000000"/>
+              </w:rPr>
+              <w:t xml:space="preserve">24.3%</w:t>
+            </w:r>
+          </w:p>
+        </w:tc>
+        <w:tc>
+          <w:tcPr>
+            <w:tcBorders>
+              <w:bottom w:val="single" w:sz="12" w:space="0" w:color="666666"/>
+              <w:top w:val="none" w:sz="0" w:space="0" w:color="000000"/>
+              <w:left w:val="none" w:sz="0" w:space="0" w:color="000000"/>
+              <w:right w:val="none" w:sz="0" w:space="0" w:color="000000"/>
+            </w:tcBorders>
+            <w:shd w:val="clear" w:color="auto" w:fill="FFFFFF"/>
+            <w:tcMar>
+              <w:top w:w="0" w:type="dxa"/>
+              <w:bottom w:w="0" w:type="dxa"/>
+              <w:left w:w="0" w:type="dxa"/>
+              <w:right w:w="0" w:type="dxa"/>
+            </w:tcMar>
+            <w:vAlign w:val="center"/>
+          </w:tcPr>
+          <w:p>
+            <w:pPr>
+              <w:jc w:val="right"/>
+              <w:pBdr>
+                <w:bottom w:val="none" w:sz="0" w:space="0" w:color="000000"/>
+                <w:top w:val="none" w:sz="0" w:space="0" w:color="000000"/>
+                <w:left w:val="none" w:sz="0" w:space="0" w:color="000000"/>
+                <w:right w:val="none" w:sz="0" w:space="0" w:color="000000"/>
+              </w:pBdr>
+              <w:spacing w:after="100" w:before="100" w:line="240"/>
+              <w:ind w:left="100" w:right="100" w:firstLine="0" w:firstLineChars="0"/>
+              <w:rPr>
+                <w:rFonts w:ascii="Arial" w:hAnsi="Arial" w:eastAsia="Arial" w:cs="Arial"/>
+                <w:i w:val="false"/>
+                <w:b w:val="false"/>
+                <w:u w:val="none"/>
+                <w:strike w:val="false"/>
+                <w:sz w:val="22"/>
+                <w:szCs w:val="22"/>
+                <w:color w:val="000000"/>
+              </w:rPr>
+            </w:pPr>
+            <w:r xmlns:w="http://schemas.openxmlformats.org/wordprocessingml/2006/main" xmlns:wp="http://schemas.openxmlformats.org/drawingml/2006/wordprocessingDrawing" xmlns:r="http://schemas.openxmlformats.org/officeDocument/2006/relationships" xmlns:w14="http://schemas.microsoft.com/office/word/2010/wordml">
+              <w:rPr>
+                <w:rFonts w:ascii="Arial" w:hAnsi="Arial" w:eastAsia="Arial" w:cs="Arial"/>
+                <w:i w:val="false"/>
+                <w:b w:val="false"/>
+                <w:u w:val="none"/>
+                <w:strike w:val="false"/>
+                <w:sz w:val="22"/>
+                <w:szCs w:val="22"/>
+                <w:color w:val="000000"/>
+              </w:rPr>
+              <w:t xml:space="preserve">17.1%</w:t>
+            </w:r>
+          </w:p>
+        </w:tc>
+      </w:tr>
+    </w:tbl>
+    <w:bookmarkEnd w:id="60"/>
+    <w:bookmarkEnd w:id="61"/>
+    <w:bookmarkStart w:id="62" w:name="part-d-putting-it-all-together"/>
+    <w:p>
+      <w:pPr>
+        <w:pStyle w:val="Heading2"/>
+      </w:pPr>
+      <w:r>
+        <w:t xml:space="preserve">Part D: Putting it all together</w:t>
+      </w:r>
+    </w:p>
+    <w:p>
+      <w:pPr>
+        <w:pStyle w:val="FirstParagraph"/>
+      </w:pPr>
+      <w:r>
+        <w:t xml:space="preserve">The captain asked for a nice report - and that’s what we’re going to deliver!</w:t>
+      </w:r>
+    </w:p>
+    <w:bookmarkEnd w:id="62"/>
     <w:sectPr/>
   </w:body>
 </w:document>
@@ -6825,12 +13770,6 @@
     </w:lvlOverride>
   </w:num>
   <w:num w:numId="1003">
-    <w:abstractNumId w:val="991"/>
-  </w:num>
-  <w:num w:numId="1004">
-    <w:abstractNumId w:val="991"/>
-  </w:num>
-  <w:num w:numId="1005">
     <w:abstractNumId w:val="99411"/>
     <w:lvlOverride w:ilvl="0">
       <w:startOverride w:val="1"/>
@@ -6860,11 +13799,77 @@
       <w:startOverride w:val="1"/>
     </w:lvlOverride>
   </w:num>
+  <w:num w:numId="1004">
+    <w:abstractNumId w:val="991"/>
+  </w:num>
+  <w:num w:numId="1005">
+    <w:abstractNumId w:val="991"/>
+  </w:num>
   <w:num w:numId="1006">
-    <w:abstractNumId w:val="991"/>
+    <w:abstractNumId w:val="99411"/>
+    <w:lvlOverride w:ilvl="0">
+      <w:startOverride w:val="1"/>
+    </w:lvlOverride>
+    <w:lvlOverride w:ilvl="1">
+      <w:startOverride w:val="1"/>
+    </w:lvlOverride>
+    <w:lvlOverride w:ilvl="2">
+      <w:startOverride w:val="1"/>
+    </w:lvlOverride>
+    <w:lvlOverride w:ilvl="3">
+      <w:startOverride w:val="1"/>
+    </w:lvlOverride>
+    <w:lvlOverride w:ilvl="4">
+      <w:startOverride w:val="1"/>
+    </w:lvlOverride>
+    <w:lvlOverride w:ilvl="5">
+      <w:startOverride w:val="1"/>
+    </w:lvlOverride>
+    <w:lvlOverride w:ilvl="6">
+      <w:startOverride w:val="1"/>
+    </w:lvlOverride>
+    <w:lvlOverride w:ilvl="7">
+      <w:startOverride w:val="1"/>
+    </w:lvlOverride>
+    <w:lvlOverride w:ilvl="8">
+      <w:startOverride w:val="1"/>
+    </w:lvlOverride>
   </w:num>
   <w:num w:numId="1007">
     <w:abstractNumId w:val="991"/>
+  </w:num>
+  <w:num w:numId="1008">
+    <w:abstractNumId w:val="991"/>
+  </w:num>
+  <w:num w:numId="1009">
+    <w:abstractNumId w:val="99411"/>
+    <w:lvlOverride w:ilvl="0">
+      <w:startOverride w:val="1"/>
+    </w:lvlOverride>
+    <w:lvlOverride w:ilvl="1">
+      <w:startOverride w:val="1"/>
+    </w:lvlOverride>
+    <w:lvlOverride w:ilvl="2">
+      <w:startOverride w:val="1"/>
+    </w:lvlOverride>
+    <w:lvlOverride w:ilvl="3">
+      <w:startOverride w:val="1"/>
+    </w:lvlOverride>
+    <w:lvlOverride w:ilvl="4">
+      <w:startOverride w:val="1"/>
+    </w:lvlOverride>
+    <w:lvlOverride w:ilvl="5">
+      <w:startOverride w:val="1"/>
+    </w:lvlOverride>
+    <w:lvlOverride w:ilvl="6">
+      <w:startOverride w:val="1"/>
+    </w:lvlOverride>
+    <w:lvlOverride w:ilvl="7">
+      <w:startOverride w:val="1"/>
+    </w:lvlOverride>
+    <w:lvlOverride w:ilvl="8">
+      <w:startOverride w:val="1"/>
+    </w:lvlOverride>
   </w:num>
 </w:numbering>
 </file>

--- a/docs/module04.docx
+++ b/docs/module04.docx
@@ -7,13 +7,7 @@
         <w:pStyle w:val="Title"/>
       </w:pPr>
       <w:r>
-        <w:t xml:space="preserve">Module</w:t>
-      </w:r>
-      <w:r>
-        <w:t xml:space="preserve"> </w:t>
-      </w:r>
-      <w:r>
-        <w:t xml:space="preserve">4</w:t>
+        <w:t xml:space="preserve">Module 4</w:t>
       </w:r>
     </w:p>
     <w:p>
@@ -44,8 +38,8 @@
       </w:r>
       <w:r>
         <w:rPr>
+          <w:b/>
           <w:bCs/>
-          <w:b/>
         </w:rPr>
         <w:t xml:space="preserve">S. S. Rainbow Cake</w:t>
       </w:r>
@@ -72,11 +66,11 @@
     </w:p>
     <w:p>
       <w:pPr>
+        <w:pStyle w:val="Compact"/>
         <w:numPr>
           <w:ilvl w:val="0"/>
           <w:numId w:val="1001"/>
         </w:numPr>
-        <w:pStyle w:val="Compact"/>
       </w:pPr>
       <w:r>
         <w:t xml:space="preserve">Calculate common outbreak statistics based on food exposure data</w:t>
@@ -84,11 +78,11 @@
     </w:p>
     <w:p>
       <w:pPr>
+        <w:pStyle w:val="Compact"/>
         <w:numPr>
           <w:ilvl w:val="0"/>
           <w:numId w:val="1001"/>
         </w:numPr>
-        <w:pStyle w:val="Compact"/>
       </w:pPr>
       <w:r>
         <w:t xml:space="preserve">Create attractive tables using the</w:t>
@@ -98,8 +92,8 @@
       </w:r>
       <w:r>
         <w:rPr>
+          <w:b/>
           <w:bCs/>
-          <w:b/>
         </w:rPr>
         <w:t xml:space="preserve">flextable</w:t>
       </w:r>
@@ -112,11 +106,11 @@
     </w:p>
     <w:p>
       <w:pPr>
+        <w:pStyle w:val="Compact"/>
         <w:numPr>
           <w:ilvl w:val="0"/>
           <w:numId w:val="1001"/>
         </w:numPr>
-        <w:pStyle w:val="Compact"/>
       </w:pPr>
       <w:r>
         <w:t xml:space="preserve">Create a convenient report using markdown language</w:t>
@@ -144,24 +138,24 @@
       </w:r>
       <w:r>
         <w:rPr>
+          <w:b/>
           <w:bCs/>
+        </w:rPr>
+        <w:t xml:space="preserve">bloody stool</w:t>
+      </w:r>
+      <w:r>
+        <w:t xml:space="preserve"> </w:t>
+      </w:r>
+      <w:r>
+        <w:t xml:space="preserve">and</w:t>
+      </w:r>
+      <w:r>
+        <w:t xml:space="preserve"> </w:t>
+      </w:r>
+      <w:r>
+        <w:rPr>
           <w:b/>
-        </w:rPr>
-        <w:t xml:space="preserve">bloody stool</w:t>
-      </w:r>
-      <w:r>
-        <w:t xml:space="preserve"> </w:t>
-      </w:r>
-      <w:r>
-        <w:t xml:space="preserve">and</w:t>
-      </w:r>
-      <w:r>
-        <w:t xml:space="preserve"> </w:t>
-      </w:r>
-      <w:r>
-        <w:rPr>
           <w:bCs/>
-          <w:b/>
         </w:rPr>
         <w:t xml:space="preserve">fever</w:t>
       </w:r>
@@ -175,13 +169,7 @@
         <w:t xml:space="preserve"> </w:t>
       </w:r>
       <w:r>
-        <w:t xml:space="preserve">“</w:t>
-      </w:r>
-      <w:r>
-        <w:t xml:space="preserve">Silver</w:t>
-      </w:r>
-      <w:r>
-        <w:t xml:space="preserve">”</w:t>
+        <w:t xml:space="preserve">“Silver”</w:t>
       </w:r>
       <w:r>
         <w:t xml:space="preserve"> </w:t>
@@ -192,11 +180,11 @@
     </w:p>
     <w:p>
       <w:pPr>
+        <w:pStyle w:val="Compact"/>
         <w:numPr>
           <w:ilvl w:val="0"/>
           <w:numId w:val="1002"/>
         </w:numPr>
-        <w:pStyle w:val="Compact"/>
       </w:pPr>
       <w:r>
         <w:t xml:space="preserve">A certain proportion of passengers boarded the ship the day prior to departure: the same time that the bulk of the ship’s crew were arriving on board. As a result of lessened staff capacity, passengers who pre-boarded had access to reduced à-la-carte dining services only.</w:t>
@@ -204,11 +192,11 @@
     </w:p>
     <w:p>
       <w:pPr>
+        <w:pStyle w:val="Compact"/>
         <w:numPr>
           <w:ilvl w:val="0"/>
           <w:numId w:val="1002"/>
         </w:numPr>
-        <w:pStyle w:val="Compact"/>
       </w:pPr>
       <w:r>
         <w:t xml:space="preserve">Member status (e.g., Silver, Gold, and Platinum) provides certain benefits to passengers based on their membership status. The higher tiers enable access to certain amenities aboard the ship, including premium gym and spa services, dedicated guest services concierge, enhanced in-room comforts, and exclusive access to premium dining items.</w:t>
@@ -226,8 +214,8 @@
       </w:r>
       <w:r>
         <w:rPr>
+          <w:b/>
           <w:bCs/>
-          <w:b/>
         </w:rPr>
         <w:t xml:space="preserve">Sam Stewpot</w:t>
       </w:r>
@@ -241,13 +229,7 @@
         <w:t xml:space="preserve"> </w:t>
       </w:r>
       <w:r>
-        <w:t xml:space="preserve">‘</w:t>
-      </w:r>
-      <w:r>
-        <w:t xml:space="preserve">Salty Sam</w:t>
-      </w:r>
-      <w:r>
-        <w:t xml:space="preserve">’</w:t>
+        <w:t xml:space="preserve">‘Salty Sam’</w:t>
       </w:r>
       <w:r>
         <w:t xml:space="preserve"> </w:t>
@@ -308,13 +290,7 @@
         <w:pStyle w:val="ImageCaption"/>
       </w:pPr>
       <w:r>
-        <w:t xml:space="preserve">“</w:t>
-      </w:r>
-      <w:r>
-        <w:t xml:space="preserve">Salty Sam Stewpot</w:t>
-      </w:r>
-      <w:r>
-        <w:t xml:space="preserve">”</w:t>
+        <w:t xml:space="preserve">“Salty Sam Stewpot”</w:t>
       </w:r>
       <w:r>
         <w:t xml:space="preserve">. (No.4 Cook. Thomas Rowlandson, 1799. National Maritime Museum, Greenwich, London.)</w:t>
@@ -428,8 +404,8 @@
       </w:r>
       <w:r>
         <w:rPr>
+          <w:b/>
           <w:bCs/>
-          <w:b/>
         </w:rPr>
         <w:t xml:space="preserve">S. S. Rainbow Cake</w:t>
       </w:r>
@@ -455,11 +431,11 @@
     </w:p>
     <w:p>
       <w:pPr>
+        <w:pStyle w:val="Compact"/>
         <w:numPr>
           <w:ilvl w:val="0"/>
           <w:numId w:val="1003"/>
         </w:numPr>
-        <w:pStyle w:val="Compact"/>
       </w:pPr>
       <w:hyperlink r:id="rId27">
         <w:r>
@@ -472,11 +448,11 @@
     </w:p>
     <w:p>
       <w:pPr>
+        <w:pStyle w:val="Compact"/>
         <w:numPr>
           <w:ilvl w:val="0"/>
           <w:numId w:val="1003"/>
         </w:numPr>
-        <w:pStyle w:val="Compact"/>
       </w:pPr>
       <w:hyperlink r:id="rId28">
         <w:r>
@@ -489,11 +465,11 @@
     </w:p>
     <w:p>
       <w:pPr>
+        <w:pStyle w:val="Compact"/>
         <w:numPr>
           <w:ilvl w:val="0"/>
           <w:numId w:val="1003"/>
         </w:numPr>
-        <w:pStyle w:val="Compact"/>
       </w:pPr>
       <w:hyperlink r:id="rId29">
         <w:r>
@@ -584,17 +560,16 @@
         <w:tblStyle w:val="Table"/>
         <w:tblLook w:firstRow="0" w:lastRow="0" w:firstColumn="0" w:lastColumn="0" w:noHBand="0" w:noVBand="0" w:val="0000"/>
         <w:tblBorders>
+          <w:top w:val="single" w:sz="4" w:space="0" w:color="0758E5"/>
           <w:left w:val="single" w:sz="24" w:space="0" w:color="0758E5"/>
+          <w:bottom w:val="single" w:sz="4" w:space="0" w:color="0758E5"/>
           <w:right w:val="single" w:sz="4" w:space="0" w:color="0758E5"/>
-          <w:top w:val="single" w:sz="4" w:space="0" w:color="0758E5"/>
-          <w:bottom w:val="single" w:sz="4" w:space="0" w:color="0758E5"/>
         </w:tblBorders>
         <w:tblCellMar>
           <w:left w:w="144" w:type="dxa"/>
           <w:right w:w="144" w:type="dxa"/>
         </w:tblCellMar>
-        <w:tblInd w:w="164" w:type="dxa"/>
-        <w:tblW w:type="pct" w:w="100%"/>
+        <w:tblLook w:firstRow="0" w:lastRow="0" w:firstColumn="0" w:lastColumn="0" w:noHBand="0" w:noVBand="0" w:val="0000"/>
       </w:tblPr>
       <w:tr>
         <w:trPr>
@@ -626,7 +601,7 @@
                     <a:graphicData uri="http://schemas.openxmlformats.org/drawingml/2006/picture">
                       <pic:pic>
                         <pic:nvPicPr>
-                          <pic:cNvPr descr="C:\PROGRA~1\RStudio\RESOUR~1\app\bin\quarto\share\formats\docx\note.png" id="34" name="Picture"/>
+                          <pic:cNvPr descr="C:\Users\BHETMAN\AppData\Local\Programs\Quarto\share\formats\docx\note.png" id="34" name="Picture"/>
                           <pic:cNvPicPr>
                             <a:picLocks noChangeArrowheads="1" noChangeAspect="1"/>
                           </pic:cNvPicPr>
@@ -702,16 +677,16 @@
           </w:p>
           <w:p>
             <w:pPr>
+              <w:pStyle w:val="Compact"/>
               <w:numPr>
                 <w:ilvl w:val="0"/>
                 <w:numId w:val="1004"/>
               </w:numPr>
-              <w:pStyle w:val="Compact"/>
             </w:pPr>
             <w:r>
               <w:rPr>
+                <w:b/>
                 <w:bCs/>
-                <w:b/>
               </w:rPr>
               <w:t xml:space="preserve">Y</w:t>
             </w:r>
@@ -726,8 +701,8 @@
             </w:r>
             <w:r>
               <w:rPr>
+                <w:b/>
                 <w:bCs/>
-                <w:b/>
               </w:rPr>
               <w:t xml:space="preserve">Yes</w:t>
             </w:r>
@@ -737,16 +712,16 @@
           </w:p>
           <w:p>
             <w:pPr>
+              <w:pStyle w:val="Compact"/>
               <w:numPr>
                 <w:ilvl w:val="0"/>
                 <w:numId w:val="1004"/>
               </w:numPr>
-              <w:pStyle w:val="Compact"/>
             </w:pPr>
             <w:r>
               <w:rPr>
+                <w:b/>
                 <w:bCs/>
-                <w:b/>
               </w:rPr>
               <w:t xml:space="preserve">N</w:t>
             </w:r>
@@ -761,8 +736,8 @@
             </w:r>
             <w:r>
               <w:rPr>
+                <w:b/>
                 <w:bCs/>
-                <w:b/>
               </w:rPr>
               <w:t xml:space="preserve">No</w:t>
             </w:r>
@@ -772,16 +747,16 @@
           </w:p>
           <w:p>
             <w:pPr>
+              <w:pStyle w:val="Compact"/>
               <w:numPr>
                 <w:ilvl w:val="0"/>
                 <w:numId w:val="1004"/>
               </w:numPr>
-              <w:pStyle w:val="Compact"/>
             </w:pPr>
             <w:r>
               <w:rPr>
+                <w:b/>
                 <w:bCs/>
-                <w:b/>
               </w:rPr>
               <w:t xml:space="preserve">P</w:t>
             </w:r>
@@ -796,8 +771,8 @@
             </w:r>
             <w:r>
               <w:rPr>
+                <w:b/>
                 <w:bCs/>
-                <w:b/>
               </w:rPr>
               <w:t xml:space="preserve">Possibly</w:t>
             </w:r>
@@ -807,16 +782,16 @@
           </w:p>
           <w:p>
             <w:pPr>
+              <w:pStyle w:val="Compact"/>
               <w:numPr>
                 <w:ilvl w:val="0"/>
                 <w:numId w:val="1004"/>
               </w:numPr>
-              <w:pStyle w:val="Compact"/>
             </w:pPr>
             <w:r>
               <w:rPr>
+                <w:b/>
                 <w:bCs/>
-                <w:b/>
               </w:rPr>
               <w:t xml:space="preserve">DK</w:t>
             </w:r>
@@ -831,8 +806,8 @@
             </w:r>
             <w:r>
               <w:rPr>
+                <w:b/>
                 <w:bCs/>
-                <w:b/>
               </w:rPr>
               <w:t xml:space="preserve">Doesn’t know</w:t>
             </w:r>
@@ -847,8 +822,8 @@
             </w:r>
             <w:r>
               <w:rPr>
+                <w:b/>
                 <w:bCs/>
-                <w:b/>
               </w:rPr>
               <w:t xml:space="preserve">doesn’t recall</w:t>
             </w:r>
@@ -856,6 +831,7 @@
               <w:t xml:space="preserve">, the passenger does not recall whether they consumed the food item or not.</w:t>
             </w:r>
           </w:p>
+          <w:p/>
         </w:tc>
       </w:tr>
     </w:tbl>
@@ -869,32 +845,32 @@
     </w:p>
     <w:p>
       <w:pPr>
+        <w:pStyle w:val="Compact"/>
         <w:numPr>
           <w:ilvl w:val="0"/>
           <w:numId w:val="1005"/>
         </w:numPr>
-        <w:pStyle w:val="Compact"/>
-      </w:pPr>
-      <w:r>
-        <w:rPr>
+      </w:pPr>
+      <w:r>
+        <w:rPr>
+          <w:b/>
           <w:bCs/>
+        </w:rPr>
+        <w:t xml:space="preserve">1</w:t>
+      </w:r>
+      <w:r>
+        <w:t xml:space="preserve"> </w:t>
+      </w:r>
+      <w:r>
+        <w:t xml:space="preserve">=</w:t>
+      </w:r>
+      <w:r>
+        <w:t xml:space="preserve"> </w:t>
+      </w:r>
+      <w:r>
+        <w:rPr>
           <w:b/>
-        </w:rPr>
-        <w:t xml:space="preserve">1</w:t>
-      </w:r>
-      <w:r>
-        <w:t xml:space="preserve"> </w:t>
-      </w:r>
-      <w:r>
-        <w:t xml:space="preserve">=</w:t>
-      </w:r>
-      <w:r>
-        <w:t xml:space="preserve"> </w:t>
-      </w:r>
-      <w:r>
-        <w:rPr>
           <w:bCs/>
-          <w:b/>
         </w:rPr>
         <w:t xml:space="preserve">Y or P</w:t>
       </w:r>
@@ -904,32 +880,32 @@
     </w:p>
     <w:p>
       <w:pPr>
+        <w:pStyle w:val="Compact"/>
         <w:numPr>
           <w:ilvl w:val="0"/>
           <w:numId w:val="1005"/>
         </w:numPr>
-        <w:pStyle w:val="Compact"/>
-      </w:pPr>
-      <w:r>
-        <w:rPr>
+      </w:pPr>
+      <w:r>
+        <w:rPr>
+          <w:b/>
           <w:bCs/>
+        </w:rPr>
+        <w:t xml:space="preserve">0</w:t>
+      </w:r>
+      <w:r>
+        <w:t xml:space="preserve"> </w:t>
+      </w:r>
+      <w:r>
+        <w:t xml:space="preserve">=</w:t>
+      </w:r>
+      <w:r>
+        <w:t xml:space="preserve"> </w:t>
+      </w:r>
+      <w:r>
+        <w:rPr>
           <w:b/>
-        </w:rPr>
-        <w:t xml:space="preserve">0</w:t>
-      </w:r>
-      <w:r>
-        <w:t xml:space="preserve"> </w:t>
-      </w:r>
-      <w:r>
-        <w:t xml:space="preserve">=</w:t>
-      </w:r>
-      <w:r>
-        <w:t xml:space="preserve"> </w:t>
-      </w:r>
-      <w:r>
-        <w:rPr>
           <w:bCs/>
-          <w:b/>
         </w:rPr>
         <w:t xml:space="preserve">N</w:t>
       </w:r>
@@ -939,32 +915,32 @@
     </w:p>
     <w:p>
       <w:pPr>
+        <w:pStyle w:val="Compact"/>
         <w:numPr>
           <w:ilvl w:val="0"/>
           <w:numId w:val="1005"/>
         </w:numPr>
-        <w:pStyle w:val="Compact"/>
-      </w:pPr>
-      <w:r>
-        <w:rPr>
+      </w:pPr>
+      <w:r>
+        <w:rPr>
+          <w:b/>
           <w:bCs/>
+        </w:rPr>
+        <w:t xml:space="preserve">NA</w:t>
+      </w:r>
+      <w:r>
+        <w:t xml:space="preserve"> </w:t>
+      </w:r>
+      <w:r>
+        <w:t xml:space="preserve">=</w:t>
+      </w:r>
+      <w:r>
+        <w:t xml:space="preserve"> </w:t>
+      </w:r>
+      <w:r>
+        <w:rPr>
           <w:b/>
-        </w:rPr>
-        <w:t xml:space="preserve">NA</w:t>
-      </w:r>
-      <w:r>
-        <w:t xml:space="preserve"> </w:t>
-      </w:r>
-      <w:r>
-        <w:t xml:space="preserve">=</w:t>
-      </w:r>
-      <w:r>
-        <w:t xml:space="preserve"> </w:t>
-      </w:r>
-      <w:r>
-        <w:rPr>
           <w:bCs/>
-          <w:b/>
         </w:rPr>
         <w:t xml:space="preserve">DK</w:t>
       </w:r>
@@ -984,8 +960,8 @@
       </w:r>
       <w:r>
         <w:rPr>
+          <w:i/>
           <w:iCs/>
-          <w:i/>
         </w:rPr>
         <w:t xml:space="preserve">exact same operation</w:t>
       </w:r>
@@ -1594,10 +1570,39 @@
       </w:r>
       <w:r>
         <w:rPr>
+          <w:b/>
           <w:bCs/>
+        </w:rPr>
+        <w:t xml:space="preserve">ate the food item of interest and became ill</w:t>
+      </w:r>
+      <w:r>
+        <w:t xml:space="preserve"> </w:t>
+      </w:r>
+      <w:r>
+        <w:t xml:space="preserve">in the</w:t>
+      </w:r>
+      <w:r>
+        <w:t xml:space="preserve"> </w:t>
+      </w:r>
+      <w:r>
+        <w:rPr>
           <w:b/>
-        </w:rPr>
-        <w:t xml:space="preserve">ate the food item of interest and became ill</w:t>
+          <w:bCs/>
+        </w:rPr>
+        <w:t xml:space="preserve">numerator</w:t>
+      </w:r>
+      <w:r>
+        <w:t xml:space="preserve">, and the</w:t>
+      </w:r>
+      <w:r>
+        <w:t xml:space="preserve"> </w:t>
+      </w:r>
+      <w:r>
+        <w:rPr>
+          <w:b/>
+          <w:bCs/>
+        </w:rPr>
+        <w:t xml:space="preserve">total number of persons who consumed the food item</w:t>
       </w:r>
       <w:r>
         <w:t xml:space="preserve"> </w:t>
@@ -1610,37 +1615,8 @@
       </w:r>
       <w:r>
         <w:rPr>
+          <w:b/>
           <w:bCs/>
-          <w:b/>
-        </w:rPr>
-        <w:t xml:space="preserve">numerator</w:t>
-      </w:r>
-      <w:r>
-        <w:t xml:space="preserve">, and the</w:t>
-      </w:r>
-      <w:r>
-        <w:t xml:space="preserve"> </w:t>
-      </w:r>
-      <w:r>
-        <w:rPr>
-          <w:bCs/>
-          <w:b/>
-        </w:rPr>
-        <w:t xml:space="preserve">total number of persons who consumed the food item</w:t>
-      </w:r>
-      <w:r>
-        <w:t xml:space="preserve"> </w:t>
-      </w:r>
-      <w:r>
-        <w:t xml:space="preserve">in the</w:t>
-      </w:r>
-      <w:r>
-        <w:t xml:space="preserve"> </w:t>
-      </w:r>
-      <w:r>
-        <w:rPr>
-          <w:bCs/>
-          <w:b/>
         </w:rPr>
         <w:t xml:space="preserve">denominator</w:t>
       </w:r>
@@ -1682,60 +1658,60 @@
       </w:r>
       <w:r>
         <w:rPr>
+          <w:b/>
           <w:bCs/>
+        </w:rPr>
+        <w:t xml:space="preserve">case definition</w:t>
+      </w:r>
+      <w:r>
+        <w:t xml:space="preserve">. We saw in Module 3 that our symptoms dataset included individuals with dates of illness onset from February 10th up to February 14th, and that some individuals had worse symptoms than others (e.g., bloody stool and fever). For our analysis here, let’s start by just including</w:t>
+      </w:r>
+      <w:r>
+        <w:t xml:space="preserve"> </w:t>
+      </w:r>
+      <w:r>
+        <w:rPr>
           <w:b/>
-        </w:rPr>
-        <w:t xml:space="preserve">case definition</w:t>
-      </w:r>
-      <w:r>
-        <w:t xml:space="preserve">. We saw in Module 3 that our symptoms dataset included individuals with dates of illness onset from February 10th up to February 14th, and that some individuals had worse symptoms than others (e.g., bloody stool and fever). For our analysis here, let’s start by just including</w:t>
-      </w:r>
-      <w:r>
-        <w:t xml:space="preserve"> </w:t>
-      </w:r>
-      <w:r>
-        <w:rPr>
           <w:bCs/>
+        </w:rPr>
+        <w:t xml:space="preserve">all passengers aboard the S. S. Rainbow Cake</w:t>
+      </w:r>
+      <w:r>
+        <w:t xml:space="preserve">, with</w:t>
+      </w:r>
+      <w:r>
+        <w:t xml:space="preserve"> </w:t>
+      </w:r>
+      <w:r>
+        <w:rPr>
           <w:b/>
-        </w:rPr>
-        <w:t xml:space="preserve">all passengers aboard the S. S. Rainbow Cake</w:t>
-      </w:r>
-      <w:r>
-        <w:t xml:space="preserve">, with</w:t>
-      </w:r>
-      <w:r>
-        <w:t xml:space="preserve"> </w:t>
-      </w:r>
-      <w:r>
-        <w:rPr>
           <w:bCs/>
+        </w:rPr>
+        <w:t xml:space="preserve">symptoms of bloody stool OR fever</w:t>
+      </w:r>
+      <w:r>
+        <w:t xml:space="preserve">,</w:t>
+      </w:r>
+      <w:r>
+        <w:t xml:space="preserve"> </w:t>
+      </w:r>
+      <w:r>
+        <w:rPr>
           <w:b/>
-        </w:rPr>
-        <w:t xml:space="preserve">symptoms of bloody stool OR fever</w:t>
-      </w:r>
-      <w:r>
-        <w:t xml:space="preserve">,</w:t>
-      </w:r>
-      <w:r>
-        <w:t xml:space="preserve"> </w:t>
-      </w:r>
-      <w:r>
-        <w:rPr>
           <w:bCs/>
+        </w:rPr>
+        <w:t xml:space="preserve">symptom onset dates between February 9th and 14th</w:t>
+      </w:r>
+      <w:r>
+        <w:t xml:space="preserve">, and who</w:t>
+      </w:r>
+      <w:r>
+        <w:t xml:space="preserve"> </w:t>
+      </w:r>
+      <w:r>
+        <w:rPr>
           <w:b/>
-        </w:rPr>
-        <w:t xml:space="preserve">symptom onset dates between February 9th and 14th</w:t>
-      </w:r>
-      <w:r>
-        <w:t xml:space="preserve">, and who</w:t>
-      </w:r>
-      <w:r>
-        <w:t xml:space="preserve"> </w:t>
-      </w:r>
-      <w:r>
-        <w:rPr>
           <w:bCs/>
-          <w:b/>
         </w:rPr>
         <w:t xml:space="preserve">attended the à-la-carte meal service on the evening of February 9th</w:t>
       </w:r>
@@ -2118,8 +2094,8 @@
       </w:r>
       <w:r>
         <w:rPr>
+          <w:i/>
           <w:iCs/>
-          <w:i/>
         </w:rPr>
         <w:t xml:space="preserve">order</w:t>
       </w:r>
@@ -2294,56 +2270,56 @@
       </w:r>
       <w:r>
         <w:rPr>
+          <w:b/>
           <w:bCs/>
+        </w:rPr>
+        <w:t xml:space="preserve">two</w:t>
+      </w:r>
+      <w:r>
+        <w:t xml:space="preserve"> </w:t>
+      </w:r>
+      <w:r>
+        <w:t xml:space="preserve">variables we’re working with for each calculation in this instance (i.e., consumed food item, case status) we’ll need to include</w:t>
+      </w:r>
+      <w:r>
+        <w:t xml:space="preserve"> </w:t>
+      </w:r>
+      <w:r>
+        <w:rPr>
           <w:b/>
-        </w:rPr>
-        <w:t xml:space="preserve">two</w:t>
-      </w:r>
-      <w:r>
-        <w:t xml:space="preserve"> </w:t>
-      </w:r>
-      <w:r>
-        <w:t xml:space="preserve">variables we’re working with for each calculation in this instance (i.e., consumed food item, case status) we’ll need to include</w:t>
-      </w:r>
-      <w:r>
-        <w:t xml:space="preserve"> </w:t>
-      </w:r>
-      <w:r>
-        <w:rPr>
           <w:bCs/>
+        </w:rPr>
+        <w:t xml:space="preserve">both</w:t>
+      </w:r>
+      <w:r>
+        <w:t xml:space="preserve"> </w:t>
+      </w:r>
+      <w:r>
+        <w:t xml:space="preserve">inside our sum() function when counting up the cases. We’ll use</w:t>
+      </w:r>
+      <w:r>
+        <w:t xml:space="preserve"> </w:t>
+      </w:r>
+      <w:r>
+        <w:rPr>
           <w:b/>
-        </w:rPr>
-        <w:t xml:space="preserve">both</w:t>
-      </w:r>
-      <w:r>
-        <w:t xml:space="preserve"> </w:t>
-      </w:r>
-      <w:r>
-        <w:t xml:space="preserve">inside our sum() function when counting up the cases. We’ll use</w:t>
-      </w:r>
-      <w:r>
-        <w:t xml:space="preserve"> </w:t>
-      </w:r>
-      <w:r>
-        <w:rPr>
           <w:bCs/>
+        </w:rPr>
+        <w:t xml:space="preserve">Boolean logic</w:t>
+      </w:r>
+      <w:r>
+        <w:t xml:space="preserve"> </w:t>
+      </w:r>
+      <w:r>
+        <w:t xml:space="preserve">to do this, and apply the</w:t>
+      </w:r>
+      <w:r>
+        <w:t xml:space="preserve"> </w:t>
+      </w:r>
+      <w:r>
+        <w:rPr>
           <w:b/>
-        </w:rPr>
-        <w:t xml:space="preserve">Boolean logic</w:t>
-      </w:r>
-      <w:r>
-        <w:t xml:space="preserve"> </w:t>
-      </w:r>
-      <w:r>
-        <w:t xml:space="preserve">to do this, and apply the</w:t>
-      </w:r>
-      <w:r>
-        <w:t xml:space="preserve"> </w:t>
-      </w:r>
-      <w:r>
-        <w:rPr>
           <w:bCs/>
-          <w:b/>
         </w:rPr>
         <w:t xml:space="preserve">AND</w:t>
       </w:r>
@@ -2368,17 +2344,16 @@
         <w:tblStyle w:val="Table"/>
         <w:tblLook w:firstRow="0" w:lastRow="0" w:firstColumn="0" w:lastColumn="0" w:noHBand="0" w:noVBand="0" w:val="0000"/>
         <w:tblBorders>
+          <w:top w:val="single" w:sz="4" w:space="0" w:color="0758E5"/>
           <w:left w:val="single" w:sz="24" w:space="0" w:color="0758E5"/>
+          <w:bottom w:val="single" w:sz="4" w:space="0" w:color="0758E5"/>
           <w:right w:val="single" w:sz="4" w:space="0" w:color="0758E5"/>
-          <w:top w:val="single" w:sz="4" w:space="0" w:color="0758E5"/>
-          <w:bottom w:val="single" w:sz="4" w:space="0" w:color="0758E5"/>
         </w:tblBorders>
         <w:tblCellMar>
           <w:left w:w="144" w:type="dxa"/>
           <w:right w:w="144" w:type="dxa"/>
         </w:tblCellMar>
-        <w:tblInd w:w="164" w:type="dxa"/>
-        <w:tblW w:type="pct" w:w="100%"/>
+        <w:tblLook w:firstRow="0" w:lastRow="0" w:firstColumn="0" w:lastColumn="0" w:noHBand="0" w:noVBand="0" w:val="0000"/>
       </w:tblPr>
       <w:tr>
         <w:trPr>
@@ -2410,7 +2385,7 @@
                     <a:graphicData uri="http://schemas.openxmlformats.org/drawingml/2006/picture">
                       <pic:pic>
                         <pic:nvPicPr>
-                          <pic:cNvPr descr="C:\PROGRA~1\RStudio\RESOUR~1\app\bin\quarto\share\formats\docx\note.png" id="39" name="Picture"/>
+                          <pic:cNvPr descr="C:\Users\BHETMAN\AppData\Local\Programs\Quarto\share\formats\docx\note.png" id="39" name="Picture"/>
                           <pic:cNvPicPr>
                             <a:picLocks noChangeArrowheads="1" noChangeAspect="1"/>
                           </pic:cNvPicPr>
@@ -2469,8 +2444,8 @@
             <w:tblPr>
               <w:tblStyle w:val="FigureTable"/>
               <w:tblW w:type="auto" w:w="0"/>
+              <w:jc w:val="center"/>
               <w:tblLook w:firstRow="0" w:lastRow="0" w:firstColumn="0" w:lastColumn="0"/>
-              <w:jc w:val="center"/>
             </w:tblPr>
             <w:tblGrid>
               <w:gridCol w:w="7920"/>
@@ -2489,7 +2464,7 @@
                         <wp:inline>
                           <wp:extent cx="4572000" cy="6134100"/>
                           <wp:effectExtent b="0" l="0" r="0" t="0"/>
-                          <wp:docPr descr="George Boole (1815-1864). Portrait by unknown artist." title="" id="41" name="Picture"/>
+                          <wp:docPr descr="" title="" id="41" name="Picture"/>
                           <a:graphic>
                             <a:graphicData uri="http://schemas.openxmlformats.org/drawingml/2006/picture">
                               <pic:pic>
@@ -2551,8 +2526,8 @@
             </w:r>
             <w:r>
               <w:rPr>
+                <w:b/>
                 <w:bCs/>
-                <w:b/>
               </w:rPr>
               <w:t xml:space="preserve">TRUE</w:t>
             </w:r>
@@ -2567,8 +2542,8 @@
             </w:r>
             <w:r>
               <w:rPr>
+                <w:b/>
                 <w:bCs/>
-                <w:b/>
               </w:rPr>
               <w:t xml:space="preserve">FALSE</w:t>
             </w:r>
@@ -2586,11 +2561,11 @@
           </w:p>
           <w:p>
             <w:pPr>
+              <w:pStyle w:val="Compact"/>
               <w:numPr>
                 <w:ilvl w:val="0"/>
                 <w:numId w:val="1007"/>
               </w:numPr>
-              <w:pStyle w:val="Compact"/>
             </w:pPr>
             <w:r>
               <w:rPr>
@@ -2607,11 +2582,11 @@
           </w:p>
           <w:p>
             <w:pPr>
+              <w:pStyle w:val="Compact"/>
               <w:numPr>
                 <w:ilvl w:val="0"/>
                 <w:numId w:val="1007"/>
               </w:numPr>
-              <w:pStyle w:val="Compact"/>
             </w:pPr>
             <w:r>
               <w:rPr>
@@ -2628,11 +2603,11 @@
           </w:p>
           <w:p>
             <w:pPr>
+              <w:pStyle w:val="Compact"/>
               <w:numPr>
                 <w:ilvl w:val="0"/>
                 <w:numId w:val="1007"/>
               </w:numPr>
-              <w:pStyle w:val="Compact"/>
             </w:pPr>
             <w:r>
               <w:rPr>
@@ -2659,8 +2634,8 @@
             </w:r>
             <w:r>
               <w:rPr>
+                <w:b/>
                 <w:bCs/>
-                <w:b/>
               </w:rPr>
               <w:t xml:space="preserve">comparison operators</w:t>
             </w:r>
@@ -2673,11 +2648,11 @@
           </w:p>
           <w:p>
             <w:pPr>
+              <w:pStyle w:val="Compact"/>
               <w:numPr>
                 <w:ilvl w:val="0"/>
                 <w:numId w:val="1008"/>
               </w:numPr>
-              <w:pStyle w:val="Compact"/>
             </w:pPr>
             <w:r>
               <w:rPr>
@@ -2694,11 +2669,11 @@
           </w:p>
           <w:p>
             <w:pPr>
+              <w:pStyle w:val="Compact"/>
               <w:numPr>
                 <w:ilvl w:val="0"/>
                 <w:numId w:val="1008"/>
               </w:numPr>
-              <w:pStyle w:val="Compact"/>
             </w:pPr>
             <w:r>
               <w:rPr>
@@ -2715,11 +2690,11 @@
           </w:p>
           <w:p>
             <w:pPr>
+              <w:pStyle w:val="Compact"/>
               <w:numPr>
                 <w:ilvl w:val="0"/>
                 <w:numId w:val="1008"/>
               </w:numPr>
-              <w:pStyle w:val="Compact"/>
             </w:pPr>
             <w:r>
               <w:rPr>
@@ -2736,11 +2711,11 @@
           </w:p>
           <w:p>
             <w:pPr>
+              <w:pStyle w:val="Compact"/>
               <w:numPr>
                 <w:ilvl w:val="0"/>
                 <w:numId w:val="1008"/>
               </w:numPr>
-              <w:pStyle w:val="Compact"/>
             </w:pPr>
             <w:r>
               <w:rPr>
@@ -2757,11 +2732,11 @@
           </w:p>
           <w:p>
             <w:pPr>
+              <w:pStyle w:val="Compact"/>
               <w:numPr>
                 <w:ilvl w:val="0"/>
                 <w:numId w:val="1008"/>
               </w:numPr>
-              <w:pStyle w:val="Compact"/>
             </w:pPr>
             <w:r>
               <w:rPr>
@@ -2778,11 +2753,11 @@
           </w:p>
           <w:p>
             <w:pPr>
+              <w:pStyle w:val="Compact"/>
               <w:numPr>
                 <w:ilvl w:val="0"/>
                 <w:numId w:val="1008"/>
               </w:numPr>
-              <w:pStyle w:val="Compact"/>
             </w:pPr>
             <w:r>
               <w:rPr>
@@ -2809,8 +2784,8 @@
             </w:r>
             <w:r>
               <w:rPr>
+                <w:b/>
                 <w:bCs/>
-                <w:b/>
               </w:rPr>
               <w:t xml:space="preserve">GREATER THAN OR EQUAL TO</w:t>
             </w:r>
@@ -2825,8 +2800,8 @@
             </w:r>
             <w:r>
               <w:rPr>
+                <w:b/>
                 <w:bCs/>
-                <w:b/>
               </w:rPr>
               <w:t xml:space="preserve">AND</w:t>
             </w:r>
@@ -2841,8 +2816,8 @@
             </w:r>
             <w:r>
               <w:rPr>
+                <w:b/>
                 <w:bCs/>
-                <w:b/>
               </w:rPr>
               <w:t xml:space="preserve">AND</w:t>
             </w:r>
@@ -2857,8 +2832,8 @@
             </w:r>
             <w:r>
               <w:rPr>
+                <w:b/>
                 <w:bCs/>
-                <w:b/>
               </w:rPr>
               <w:t xml:space="preserve">OR</w:t>
             </w:r>
@@ -2902,6 +2877,7 @@
               </w:r>
             </w:hyperlink>
           </w:p>
+          <w:p/>
         </w:tc>
       </w:tr>
     </w:tbl>
@@ -2917,8 +2893,8 @@
       </w:r>
       <w:r>
         <w:rPr>
+          <w:b/>
           <w:bCs/>
-          <w:b/>
         </w:rPr>
         <w:t xml:space="preserve">general</w:t>
       </w:r>
@@ -3645,69 +3621,69 @@
       </w:r>
       <w:r>
         <w:rPr>
+          <w:b/>
           <w:bCs/>
+        </w:rPr>
+        <w:t xml:space="preserve">general illnesses</w:t>
+      </w:r>
+      <w:r>
+        <w:t xml:space="preserve">. Feel free to use either long-form, and write out a new line for each food item, or go back and review earlier in this module, as well as</w:t>
+      </w:r>
+      <w:r>
+        <w:t xml:space="preserve"> </w:t>
+      </w:r>
+      <w:r>
+        <w:rPr>
           <w:b/>
-        </w:rPr>
-        <w:t xml:space="preserve">general illnesses</w:t>
-      </w:r>
-      <w:r>
-        <w:t xml:space="preserve">. Feel free to use either long-form, and write out a new line for each food item, or go back and review earlier in this module, as well as</w:t>
-      </w:r>
-      <w:r>
-        <w:t xml:space="preserve"> </w:t>
-      </w:r>
-      <w:r>
-        <w:rPr>
           <w:bCs/>
+        </w:rPr>
+        <w:t xml:space="preserve">Module 3</w:t>
+      </w:r>
+      <w:r>
+        <w:t xml:space="preserve"> </w:t>
+      </w:r>
+      <w:r>
+        <w:t xml:space="preserve">where we practiced with using</w:t>
+      </w:r>
+      <w:r>
+        <w:t xml:space="preserve"> </w:t>
+      </w:r>
+      <w:r>
+        <w:rPr>
           <w:b/>
-        </w:rPr>
-        <w:t xml:space="preserve">Module 3</w:t>
-      </w:r>
-      <w:r>
-        <w:t xml:space="preserve"> </w:t>
-      </w:r>
-      <w:r>
-        <w:t xml:space="preserve">where we practiced with using</w:t>
-      </w:r>
-      <w:r>
-        <w:t xml:space="preserve"> </w:t>
-      </w:r>
-      <w:r>
-        <w:rPr>
           <w:bCs/>
+        </w:rPr>
+        <w:t xml:space="preserve">across()</w:t>
+      </w:r>
+      <w:r>
+        <w:t xml:space="preserve"> </w:t>
+      </w:r>
+      <w:r>
+        <w:t xml:space="preserve">within the</w:t>
+      </w:r>
+      <w:r>
+        <w:t xml:space="preserve"> </w:t>
+      </w:r>
+      <w:r>
+        <w:rPr>
           <w:b/>
-        </w:rPr>
-        <w:t xml:space="preserve">across()</w:t>
-      </w:r>
-      <w:r>
-        <w:t xml:space="preserve"> </w:t>
-      </w:r>
-      <w:r>
-        <w:t xml:space="preserve">within the</w:t>
-      </w:r>
-      <w:r>
-        <w:t xml:space="preserve"> </w:t>
-      </w:r>
-      <w:r>
-        <w:rPr>
           <w:bCs/>
+        </w:rPr>
+        <w:t xml:space="preserve">summarise()</w:t>
+      </w:r>
+      <w:r>
+        <w:t xml:space="preserve"> </w:t>
+      </w:r>
+      <w:r>
+        <w:t xml:space="preserve">function, and try to work out how to do the calculations all in one go! Note: when we used</w:t>
+      </w:r>
+      <w:r>
+        <w:t xml:space="preserve"> </w:t>
+      </w:r>
+      <w:r>
+        <w:rPr>
           <w:b/>
-        </w:rPr>
-        <w:t xml:space="preserve">summarise()</w:t>
-      </w:r>
-      <w:r>
-        <w:t xml:space="preserve"> </w:t>
-      </w:r>
-      <w:r>
-        <w:t xml:space="preserve">function, and try to work out how to do the calculations all in one go! Note: when we used</w:t>
-      </w:r>
-      <w:r>
-        <w:t xml:space="preserve"> </w:t>
-      </w:r>
-      <w:r>
-        <w:rPr>
           <w:bCs/>
-          <w:b/>
         </w:rPr>
         <w:t xml:space="preserve">across()</w:t>
       </w:r>
@@ -6620,8 +6596,8 @@
       </w:r>
       <w:r>
         <w:rPr>
+          <w:b/>
           <w:bCs/>
-          <w:b/>
         </w:rPr>
         <w:t xml:space="preserve">S. S. Rainbow Cake</w:t>
       </w:r>
@@ -6633,8 +6609,8 @@
       </w:r>
       <w:r>
         <w:rPr>
+          <w:i/>
           <w:iCs/>
-          <w:i/>
         </w:rPr>
         <w:t xml:space="preserve">core</w:t>
       </w:r>
@@ -6677,24 +6653,24 @@
       </w:r>
       <w:r>
         <w:rPr>
+          <w:b/>
           <w:bCs/>
+        </w:rPr>
+        <w:t xml:space="preserve">data frame</w:t>
+      </w:r>
+      <w:r>
+        <w:t xml:space="preserve"> </w:t>
+      </w:r>
+      <w:r>
+        <w:t xml:space="preserve">as input, and returns a</w:t>
+      </w:r>
+      <w:r>
+        <w:t xml:space="preserve"> </w:t>
+      </w:r>
+      <w:r>
+        <w:rPr>
           <w:b/>
-        </w:rPr>
-        <w:t xml:space="preserve">data frame</w:t>
-      </w:r>
-      <w:r>
-        <w:t xml:space="preserve"> </w:t>
-      </w:r>
-      <w:r>
-        <w:t xml:space="preserve">as input, and returns a</w:t>
-      </w:r>
-      <w:r>
-        <w:t xml:space="preserve"> </w:t>
-      </w:r>
-      <w:r>
-        <w:rPr>
           <w:bCs/>
-          <w:b/>
         </w:rPr>
         <w:t xml:space="preserve">flextable</w:t>
       </w:r>
@@ -9044,17 +9020,16 @@
         <w:tblStyle w:val="Table"/>
         <w:tblLook w:firstRow="0" w:lastRow="0" w:firstColumn="0" w:lastColumn="0" w:noHBand="0" w:noVBand="0" w:val="0000"/>
         <w:tblBorders>
+          <w:top w:val="single" w:sz="4" w:space="0" w:color="CC1914"/>
           <w:left w:val="single" w:sz="24" w:space="0" w:color="CC1914"/>
+          <w:bottom w:val="single" w:sz="4" w:space="0" w:color="CC1914"/>
           <w:right w:val="single" w:sz="4" w:space="0" w:color="CC1914"/>
-          <w:top w:val="single" w:sz="4" w:space="0" w:color="CC1914"/>
-          <w:bottom w:val="single" w:sz="4" w:space="0" w:color="CC1914"/>
         </w:tblBorders>
         <w:tblCellMar>
           <w:left w:w="144" w:type="dxa"/>
           <w:right w:w="144" w:type="dxa"/>
         </w:tblCellMar>
-        <w:tblInd w:w="164" w:type="dxa"/>
-        <w:tblW w:type="pct" w:w="100%"/>
+        <w:tblLook w:firstRow="0" w:lastRow="0" w:firstColumn="0" w:lastColumn="0" w:noHBand="0" w:noVBand="0" w:val="0000"/>
       </w:tblPr>
       <w:tr>
         <w:trPr>
@@ -9086,7 +9061,7 @@
                     <a:graphicData uri="http://schemas.openxmlformats.org/drawingml/2006/picture">
                       <pic:pic>
                         <pic:nvPicPr>
-                          <pic:cNvPr descr="C:\PROGRA~1\RStudio\RESOUR~1\app\bin\quarto\share\formats\docx\important.png" id="53" name="Picture"/>
+                          <pic:cNvPr descr="C:\Users\BHETMAN\AppData\Local\Programs\Quarto\share\formats\docx\important.png" id="53" name="Picture"/>
                           <pic:cNvPicPr>
                             <a:picLocks noChangeArrowheads="1" noChangeAspect="1"/>
                           </pic:cNvPicPr>
@@ -9167,8 +9142,8 @@
             </w:r>
             <w:r>
               <w:rPr>
+                <w:b/>
                 <w:bCs/>
-                <w:b/>
               </w:rPr>
               <w:t xml:space="preserve">always</w:t>
             </w:r>
@@ -9179,6 +9154,7 @@
               <w:t xml:space="preserve">be broken down into smaller ones. When faced with a coding task that you’re unsure how to complete - start with the small things that you DO know how to do, and work up from there. You’d be surprised at how much you can accomplish when you just take things one piece at a time!</w:t>
             </w:r>
           </w:p>
+          <w:p/>
         </w:tc>
       </w:tr>
     </w:tbl>
@@ -9227,8 +9203,8 @@
       </w:r>
       <w:r>
         <w:rPr>
+          <w:i/>
           <w:iCs/>
-          <w:i/>
         </w:rPr>
         <w:t xml:space="preserve">Attack Rate</w:t>
       </w:r>
@@ -9575,6 +9551,7 @@
           </w:tcPr>
           <w:p>
             <w:pPr>
+              <w:pStyle w:val="Normal"/>
               <w:jc w:val="left"/>
               <w:pBdr>
                 <w:bottom w:val="none" w:sz="0" w:space="0" w:color="000000"/>
@@ -9589,7 +9566,6 @@
                 <w:i w:val="false"/>
                 <w:b w:val="true"/>
                 <w:u w:val="none"/>
-                <w:strike w:val="false"/>
                 <w:sz w:val="22"/>
                 <w:szCs w:val="22"/>
                 <w:color w:val="000000"/>
@@ -9601,7 +9577,6 @@
                 <w:i w:val="false"/>
                 <w:b w:val="true"/>
                 <w:u w:val="none"/>
-                <w:strike w:val="false"/>
                 <w:sz w:val="22"/>
                 <w:szCs w:val="22"/>
                 <w:color w:val="000000"/>
@@ -9629,6 +9604,7 @@
           </w:tcPr>
           <w:p>
             <w:pPr>
+              <w:pStyle w:val="Normal"/>
               <w:jc w:val="right"/>
               <w:pBdr>
                 <w:bottom w:val="none" w:sz="0" w:space="0" w:color="000000"/>
@@ -9643,7 +9619,6 @@
                 <w:i w:val="false"/>
                 <w:b w:val="true"/>
                 <w:u w:val="none"/>
-                <w:strike w:val="false"/>
                 <w:sz w:val="22"/>
                 <w:szCs w:val="22"/>
                 <w:color w:val="000000"/>
@@ -9655,7 +9630,6 @@
                 <w:i w:val="false"/>
                 <w:b w:val="true"/>
                 <w:u w:val="none"/>
-                <w:strike w:val="false"/>
                 <w:sz w:val="22"/>
                 <w:szCs w:val="22"/>
                 <w:color w:val="000000"/>
@@ -9689,6 +9663,7 @@
           </w:tcPr>
           <w:p>
             <w:pPr>
+              <w:pStyle w:val="Normal"/>
               <w:jc w:val="left"/>
               <w:pBdr>
                 <w:bottom w:val="none" w:sz="0" w:space="0" w:color="000000"/>
@@ -9703,7 +9678,6 @@
                 <w:i w:val="false"/>
                 <w:b w:val="false"/>
                 <w:u w:val="none"/>
-                <w:strike w:val="false"/>
                 <w:sz w:val="22"/>
                 <w:szCs w:val="22"/>
                 <w:color w:val="000000"/>
@@ -9715,7 +9689,6 @@
                 <w:i w:val="false"/>
                 <w:b w:val="false"/>
                 <w:u w:val="none"/>
-                <w:strike w:val="false"/>
                 <w:sz w:val="22"/>
                 <w:szCs w:val="22"/>
                 <w:color w:val="000000"/>
@@ -9743,6 +9716,7 @@
           </w:tcPr>
           <w:p>
             <w:pPr>
+              <w:pStyle w:val="Normal"/>
               <w:jc w:val="right"/>
               <w:pBdr>
                 <w:bottom w:val="none" w:sz="0" w:space="0" w:color="000000"/>
@@ -9757,7 +9731,6 @@
                 <w:i w:val="false"/>
                 <w:b w:val="false"/>
                 <w:u w:val="none"/>
-                <w:strike w:val="false"/>
                 <w:sz w:val="22"/>
                 <w:szCs w:val="22"/>
                 <w:color w:val="000000"/>
@@ -9769,7 +9742,6 @@
                 <w:i w:val="false"/>
                 <w:b w:val="false"/>
                 <w:u w:val="none"/>
-                <w:strike w:val="false"/>
                 <w:sz w:val="22"/>
                 <w:szCs w:val="22"/>
                 <w:color w:val="000000"/>
@@ -9803,6 +9775,7 @@
           </w:tcPr>
           <w:p>
             <w:pPr>
+              <w:pStyle w:val="Normal"/>
               <w:jc w:val="left"/>
               <w:pBdr>
                 <w:bottom w:val="none" w:sz="0" w:space="0" w:color="000000"/>
@@ -9817,7 +9790,6 @@
                 <w:i w:val="false"/>
                 <w:b w:val="false"/>
                 <w:u w:val="none"/>
-                <w:strike w:val="false"/>
                 <w:sz w:val="22"/>
                 <w:szCs w:val="22"/>
                 <w:color w:val="000000"/>
@@ -9829,7 +9801,6 @@
                 <w:i w:val="false"/>
                 <w:b w:val="false"/>
                 <w:u w:val="none"/>
-                <w:strike w:val="false"/>
                 <w:sz w:val="22"/>
                 <w:szCs w:val="22"/>
                 <w:color w:val="000000"/>
@@ -9857,6 +9828,7 @@
           </w:tcPr>
           <w:p>
             <w:pPr>
+              <w:pStyle w:val="Normal"/>
               <w:jc w:val="right"/>
               <w:pBdr>
                 <w:bottom w:val="none" w:sz="0" w:space="0" w:color="000000"/>
@@ -9871,7 +9843,6 @@
                 <w:i w:val="false"/>
                 <w:b w:val="false"/>
                 <w:u w:val="none"/>
-                <w:strike w:val="false"/>
                 <w:sz w:val="22"/>
                 <w:szCs w:val="22"/>
                 <w:color w:val="000000"/>
@@ -9883,7 +9854,6 @@
                 <w:i w:val="false"/>
                 <w:b w:val="false"/>
                 <w:u w:val="none"/>
-                <w:strike w:val="false"/>
                 <w:sz w:val="22"/>
                 <w:szCs w:val="22"/>
                 <w:color w:val="000000"/>
@@ -9917,6 +9887,7 @@
           </w:tcPr>
           <w:p>
             <w:pPr>
+              <w:pStyle w:val="Normal"/>
               <w:jc w:val="left"/>
               <w:pBdr>
                 <w:bottom w:val="none" w:sz="0" w:space="0" w:color="000000"/>
@@ -9931,7 +9902,6 @@
                 <w:i w:val="false"/>
                 <w:b w:val="false"/>
                 <w:u w:val="none"/>
-                <w:strike w:val="false"/>
                 <w:sz w:val="22"/>
                 <w:szCs w:val="22"/>
                 <w:color w:val="000000"/>
@@ -9943,7 +9913,6 @@
                 <w:i w:val="false"/>
                 <w:b w:val="false"/>
                 <w:u w:val="none"/>
-                <w:strike w:val="false"/>
                 <w:sz w:val="22"/>
                 <w:szCs w:val="22"/>
                 <w:color w:val="000000"/>
@@ -9971,6 +9940,7 @@
           </w:tcPr>
           <w:p>
             <w:pPr>
+              <w:pStyle w:val="Normal"/>
               <w:jc w:val="right"/>
               <w:pBdr>
                 <w:bottom w:val="none" w:sz="0" w:space="0" w:color="000000"/>
@@ -9985,7 +9955,6 @@
                 <w:i w:val="false"/>
                 <w:b w:val="false"/>
                 <w:u w:val="none"/>
-                <w:strike w:val="false"/>
                 <w:sz w:val="22"/>
                 <w:szCs w:val="22"/>
                 <w:color w:val="000000"/>
@@ -9997,7 +9966,6 @@
                 <w:i w:val="false"/>
                 <w:b w:val="false"/>
                 <w:u w:val="none"/>
-                <w:strike w:val="false"/>
                 <w:sz w:val="22"/>
                 <w:szCs w:val="22"/>
                 <w:color w:val="000000"/>
@@ -10031,6 +9999,7 @@
           </w:tcPr>
           <w:p>
             <w:pPr>
+              <w:pStyle w:val="Normal"/>
               <w:jc w:val="left"/>
               <w:pBdr>
                 <w:bottom w:val="none" w:sz="0" w:space="0" w:color="000000"/>
@@ -10045,7 +10014,6 @@
                 <w:i w:val="false"/>
                 <w:b w:val="false"/>
                 <w:u w:val="none"/>
-                <w:strike w:val="false"/>
                 <w:sz w:val="22"/>
                 <w:szCs w:val="22"/>
                 <w:color w:val="000000"/>
@@ -10057,7 +10025,6 @@
                 <w:i w:val="false"/>
                 <w:b w:val="false"/>
                 <w:u w:val="none"/>
-                <w:strike w:val="false"/>
                 <w:sz w:val="22"/>
                 <w:szCs w:val="22"/>
                 <w:color w:val="000000"/>
@@ -10085,6 +10052,7 @@
           </w:tcPr>
           <w:p>
             <w:pPr>
+              <w:pStyle w:val="Normal"/>
               <w:jc w:val="right"/>
               <w:pBdr>
                 <w:bottom w:val="none" w:sz="0" w:space="0" w:color="000000"/>
@@ -10099,7 +10067,6 @@
                 <w:i w:val="false"/>
                 <w:b w:val="false"/>
                 <w:u w:val="none"/>
-                <w:strike w:val="false"/>
                 <w:sz w:val="22"/>
                 <w:szCs w:val="22"/>
                 <w:color w:val="000000"/>
@@ -10111,7 +10078,6 @@
                 <w:i w:val="false"/>
                 <w:b w:val="false"/>
                 <w:u w:val="none"/>
-                <w:strike w:val="false"/>
                 <w:sz w:val="22"/>
                 <w:szCs w:val="22"/>
                 <w:color w:val="000000"/>
@@ -10145,6 +10111,7 @@
           </w:tcPr>
           <w:p>
             <w:pPr>
+              <w:pStyle w:val="Normal"/>
               <w:jc w:val="left"/>
               <w:pBdr>
                 <w:bottom w:val="none" w:sz="0" w:space="0" w:color="000000"/>
@@ -10159,7 +10126,6 @@
                 <w:i w:val="false"/>
                 <w:b w:val="false"/>
                 <w:u w:val="none"/>
-                <w:strike w:val="false"/>
                 <w:sz w:val="22"/>
                 <w:szCs w:val="22"/>
                 <w:color w:val="000000"/>
@@ -10171,7 +10137,6 @@
                 <w:i w:val="false"/>
                 <w:b w:val="false"/>
                 <w:u w:val="none"/>
-                <w:strike w:val="false"/>
                 <w:sz w:val="22"/>
                 <w:szCs w:val="22"/>
                 <w:color w:val="000000"/>
@@ -10199,6 +10164,7 @@
           </w:tcPr>
           <w:p>
             <w:pPr>
+              <w:pStyle w:val="Normal"/>
               <w:jc w:val="right"/>
               <w:pBdr>
                 <w:bottom w:val="none" w:sz="0" w:space="0" w:color="000000"/>
@@ -10213,7 +10179,6 @@
                 <w:i w:val="false"/>
                 <w:b w:val="false"/>
                 <w:u w:val="none"/>
-                <w:strike w:val="false"/>
                 <w:sz w:val="22"/>
                 <w:szCs w:val="22"/>
                 <w:color w:val="000000"/>
@@ -10225,7 +10190,6 @@
                 <w:i w:val="false"/>
                 <w:b w:val="false"/>
                 <w:u w:val="none"/>
-                <w:strike w:val="false"/>
                 <w:sz w:val="22"/>
                 <w:szCs w:val="22"/>
                 <w:color w:val="000000"/>
@@ -10259,6 +10223,7 @@
           </w:tcPr>
           <w:p>
             <w:pPr>
+              <w:pStyle w:val="Normal"/>
               <w:jc w:val="left"/>
               <w:pBdr>
                 <w:bottom w:val="none" w:sz="0" w:space="0" w:color="000000"/>
@@ -10273,7 +10238,6 @@
                 <w:i w:val="false"/>
                 <w:b w:val="false"/>
                 <w:u w:val="none"/>
-                <w:strike w:val="false"/>
                 <w:sz w:val="22"/>
                 <w:szCs w:val="22"/>
                 <w:color w:val="000000"/>
@@ -10285,7 +10249,6 @@
                 <w:i w:val="false"/>
                 <w:b w:val="false"/>
                 <w:u w:val="none"/>
-                <w:strike w:val="false"/>
                 <w:sz w:val="22"/>
                 <w:szCs w:val="22"/>
                 <w:color w:val="000000"/>
@@ -10313,6 +10276,7 @@
           </w:tcPr>
           <w:p>
             <w:pPr>
+              <w:pStyle w:val="Normal"/>
               <w:jc w:val="right"/>
               <w:pBdr>
                 <w:bottom w:val="none" w:sz="0" w:space="0" w:color="000000"/>
@@ -10327,7 +10291,6 @@
                 <w:i w:val="false"/>
                 <w:b w:val="false"/>
                 <w:u w:val="none"/>
-                <w:strike w:val="false"/>
                 <w:sz w:val="22"/>
                 <w:szCs w:val="22"/>
                 <w:color w:val="000000"/>
@@ -10339,7 +10302,6 @@
                 <w:i w:val="false"/>
                 <w:b w:val="false"/>
                 <w:u w:val="none"/>
-                <w:strike w:val="false"/>
                 <w:sz w:val="22"/>
                 <w:szCs w:val="22"/>
                 <w:color w:val="000000"/>
@@ -10373,6 +10335,7 @@
           </w:tcPr>
           <w:p>
             <w:pPr>
+              <w:pStyle w:val="Normal"/>
               <w:jc w:val="left"/>
               <w:pBdr>
                 <w:bottom w:val="none" w:sz="0" w:space="0" w:color="000000"/>
@@ -10387,7 +10350,6 @@
                 <w:i w:val="false"/>
                 <w:b w:val="false"/>
                 <w:u w:val="none"/>
-                <w:strike w:val="false"/>
                 <w:sz w:val="22"/>
                 <w:szCs w:val="22"/>
                 <w:color w:val="000000"/>
@@ -10399,7 +10361,6 @@
                 <w:i w:val="false"/>
                 <w:b w:val="false"/>
                 <w:u w:val="none"/>
-                <w:strike w:val="false"/>
                 <w:sz w:val="22"/>
                 <w:szCs w:val="22"/>
                 <w:color w:val="000000"/>
@@ -10427,6 +10388,7 @@
           </w:tcPr>
           <w:p>
             <w:pPr>
+              <w:pStyle w:val="Normal"/>
               <w:jc w:val="right"/>
               <w:pBdr>
                 <w:bottom w:val="none" w:sz="0" w:space="0" w:color="000000"/>
@@ -10441,7 +10403,6 @@
                 <w:i w:val="false"/>
                 <w:b w:val="false"/>
                 <w:u w:val="none"/>
-                <w:strike w:val="false"/>
                 <w:sz w:val="22"/>
                 <w:szCs w:val="22"/>
                 <w:color w:val="000000"/>
@@ -10453,7 +10414,6 @@
                 <w:i w:val="false"/>
                 <w:b w:val="false"/>
                 <w:u w:val="none"/>
-                <w:strike w:val="false"/>
                 <w:sz w:val="22"/>
                 <w:szCs w:val="22"/>
                 <w:color w:val="000000"/>
@@ -10487,6 +10447,7 @@
           </w:tcPr>
           <w:p>
             <w:pPr>
+              <w:pStyle w:val="Normal"/>
               <w:jc w:val="left"/>
               <w:pBdr>
                 <w:bottom w:val="none" w:sz="0" w:space="0" w:color="000000"/>
@@ -10501,7 +10462,6 @@
                 <w:i w:val="false"/>
                 <w:b w:val="false"/>
                 <w:u w:val="none"/>
-                <w:strike w:val="false"/>
                 <w:sz w:val="22"/>
                 <w:szCs w:val="22"/>
                 <w:color w:val="000000"/>
@@ -10513,7 +10473,6 @@
                 <w:i w:val="false"/>
                 <w:b w:val="false"/>
                 <w:u w:val="none"/>
-                <w:strike w:val="false"/>
                 <w:sz w:val="22"/>
                 <w:szCs w:val="22"/>
                 <w:color w:val="000000"/>
@@ -10541,6 +10500,7 @@
           </w:tcPr>
           <w:p>
             <w:pPr>
+              <w:pStyle w:val="Normal"/>
               <w:jc w:val="right"/>
               <w:pBdr>
                 <w:bottom w:val="none" w:sz="0" w:space="0" w:color="000000"/>
@@ -10555,7 +10515,6 @@
                 <w:i w:val="false"/>
                 <w:b w:val="false"/>
                 <w:u w:val="none"/>
-                <w:strike w:val="false"/>
                 <w:sz w:val="22"/>
                 <w:szCs w:val="22"/>
                 <w:color w:val="000000"/>
@@ -10567,7 +10526,6 @@
                 <w:i w:val="false"/>
                 <w:b w:val="false"/>
                 <w:u w:val="none"/>
-                <w:strike w:val="false"/>
                 <w:sz w:val="22"/>
                 <w:szCs w:val="22"/>
                 <w:color w:val="000000"/>
@@ -10601,6 +10559,7 @@
           </w:tcPr>
           <w:p>
             <w:pPr>
+              <w:pStyle w:val="Normal"/>
               <w:jc w:val="left"/>
               <w:pBdr>
                 <w:bottom w:val="none" w:sz="0" w:space="0" w:color="000000"/>
@@ -10615,7 +10574,6 @@
                 <w:i w:val="false"/>
                 <w:b w:val="false"/>
                 <w:u w:val="none"/>
-                <w:strike w:val="false"/>
                 <w:sz w:val="22"/>
                 <w:szCs w:val="22"/>
                 <w:color w:val="000000"/>
@@ -10627,7 +10585,6 @@
                 <w:i w:val="false"/>
                 <w:b w:val="false"/>
                 <w:u w:val="none"/>
-                <w:strike w:val="false"/>
                 <w:sz w:val="22"/>
                 <w:szCs w:val="22"/>
                 <w:color w:val="000000"/>
@@ -10655,6 +10612,7 @@
           </w:tcPr>
           <w:p>
             <w:pPr>
+              <w:pStyle w:val="Normal"/>
               <w:jc w:val="right"/>
               <w:pBdr>
                 <w:bottom w:val="none" w:sz="0" w:space="0" w:color="000000"/>
@@ -10669,7 +10627,6 @@
                 <w:i w:val="false"/>
                 <w:b w:val="false"/>
                 <w:u w:val="none"/>
-                <w:strike w:val="false"/>
                 <w:sz w:val="22"/>
                 <w:szCs w:val="22"/>
                 <w:color w:val="000000"/>
@@ -10681,7 +10638,6 @@
                 <w:i w:val="false"/>
                 <w:b w:val="false"/>
                 <w:u w:val="none"/>
-                <w:strike w:val="false"/>
                 <w:sz w:val="22"/>
                 <w:szCs w:val="22"/>
                 <w:color w:val="000000"/>
@@ -10715,6 +10671,7 @@
           </w:tcPr>
           <w:p>
             <w:pPr>
+              <w:pStyle w:val="Normal"/>
               <w:jc w:val="left"/>
               <w:pBdr>
                 <w:bottom w:val="none" w:sz="0" w:space="0" w:color="000000"/>
@@ -10729,7 +10686,6 @@
                 <w:i w:val="false"/>
                 <w:b w:val="false"/>
                 <w:u w:val="none"/>
-                <w:strike w:val="false"/>
                 <w:sz w:val="22"/>
                 <w:szCs w:val="22"/>
                 <w:color w:val="000000"/>
@@ -10741,7 +10697,6 @@
                 <w:i w:val="false"/>
                 <w:b w:val="false"/>
                 <w:u w:val="none"/>
-                <w:strike w:val="false"/>
                 <w:sz w:val="22"/>
                 <w:szCs w:val="22"/>
                 <w:color w:val="000000"/>
@@ -10769,6 +10724,7 @@
           </w:tcPr>
           <w:p>
             <w:pPr>
+              <w:pStyle w:val="Normal"/>
               <w:jc w:val="right"/>
               <w:pBdr>
                 <w:bottom w:val="none" w:sz="0" w:space="0" w:color="000000"/>
@@ -10783,7 +10739,6 @@
                 <w:i w:val="false"/>
                 <w:b w:val="false"/>
                 <w:u w:val="none"/>
-                <w:strike w:val="false"/>
                 <w:sz w:val="22"/>
                 <w:szCs w:val="22"/>
                 <w:color w:val="000000"/>
@@ -10795,7 +10750,6 @@
                 <w:i w:val="false"/>
                 <w:b w:val="false"/>
                 <w:u w:val="none"/>
-                <w:strike w:val="false"/>
                 <w:sz w:val="22"/>
                 <w:szCs w:val="22"/>
                 <w:color w:val="000000"/>
@@ -10829,6 +10783,7 @@
           </w:tcPr>
           <w:p>
             <w:pPr>
+              <w:pStyle w:val="Normal"/>
               <w:jc w:val="left"/>
               <w:pBdr>
                 <w:bottom w:val="none" w:sz="0" w:space="0" w:color="000000"/>
@@ -10843,7 +10798,6 @@
                 <w:i w:val="false"/>
                 <w:b w:val="false"/>
                 <w:u w:val="none"/>
-                <w:strike w:val="false"/>
                 <w:sz w:val="22"/>
                 <w:szCs w:val="22"/>
                 <w:color w:val="000000"/>
@@ -10855,7 +10809,6 @@
                 <w:i w:val="false"/>
                 <w:b w:val="false"/>
                 <w:u w:val="none"/>
-                <w:strike w:val="false"/>
                 <w:sz w:val="22"/>
                 <w:szCs w:val="22"/>
                 <w:color w:val="000000"/>
@@ -10883,6 +10836,7 @@
           </w:tcPr>
           <w:p>
             <w:pPr>
+              <w:pStyle w:val="Normal"/>
               <w:jc w:val="right"/>
               <w:pBdr>
                 <w:bottom w:val="none" w:sz="0" w:space="0" w:color="000000"/>
@@ -10897,7 +10851,6 @@
                 <w:i w:val="false"/>
                 <w:b w:val="false"/>
                 <w:u w:val="none"/>
-                <w:strike w:val="false"/>
                 <w:sz w:val="22"/>
                 <w:szCs w:val="22"/>
                 <w:color w:val="000000"/>
@@ -10909,7 +10862,6 @@
                 <w:i w:val="false"/>
                 <w:b w:val="false"/>
                 <w:u w:val="none"/>
-                <w:strike w:val="false"/>
                 <w:sz w:val="22"/>
                 <w:szCs w:val="22"/>
                 <w:color w:val="000000"/>
@@ -10943,6 +10895,7 @@
           </w:tcPr>
           <w:p>
             <w:pPr>
+              <w:pStyle w:val="Normal"/>
               <w:jc w:val="left"/>
               <w:pBdr>
                 <w:bottom w:val="none" w:sz="0" w:space="0" w:color="000000"/>
@@ -10957,7 +10910,6 @@
                 <w:i w:val="false"/>
                 <w:b w:val="false"/>
                 <w:u w:val="none"/>
-                <w:strike w:val="false"/>
                 <w:sz w:val="22"/>
                 <w:szCs w:val="22"/>
                 <w:color w:val="000000"/>
@@ -10969,7 +10921,6 @@
                 <w:i w:val="false"/>
                 <w:b w:val="false"/>
                 <w:u w:val="none"/>
-                <w:strike w:val="false"/>
                 <w:sz w:val="22"/>
                 <w:szCs w:val="22"/>
                 <w:color w:val="000000"/>
@@ -10997,6 +10948,7 @@
           </w:tcPr>
           <w:p>
             <w:pPr>
+              <w:pStyle w:val="Normal"/>
               <w:jc w:val="right"/>
               <w:pBdr>
                 <w:bottom w:val="none" w:sz="0" w:space="0" w:color="000000"/>
@@ -11011,7 +10963,6 @@
                 <w:i w:val="false"/>
                 <w:b w:val="false"/>
                 <w:u w:val="none"/>
-                <w:strike w:val="false"/>
                 <w:sz w:val="22"/>
                 <w:szCs w:val="22"/>
                 <w:color w:val="000000"/>
@@ -11023,7 +10974,6 @@
                 <w:i w:val="false"/>
                 <w:b w:val="false"/>
                 <w:u w:val="none"/>
-                <w:strike w:val="false"/>
                 <w:sz w:val="22"/>
                 <w:szCs w:val="22"/>
                 <w:color w:val="000000"/>
@@ -11134,24 +11084,24 @@
       </w:r>
       <w:r>
         <w:rPr>
+          <w:b/>
           <w:bCs/>
+        </w:rPr>
+        <w:t xml:space="preserve">general</w:t>
+      </w:r>
+      <w:r>
+        <w:t xml:space="preserve"> </w:t>
+      </w:r>
+      <w:r>
+        <w:t xml:space="preserve">illness case definition, but did not include the</w:t>
+      </w:r>
+      <w:r>
+        <w:t xml:space="preserve"> </w:t>
+      </w:r>
+      <w:r>
+        <w:rPr>
           <w:b/>
-        </w:rPr>
-        <w:t xml:space="preserve">general</w:t>
-      </w:r>
-      <w:r>
-        <w:t xml:space="preserve"> </w:t>
-      </w:r>
-      <w:r>
-        <w:t xml:space="preserve">illness case definition, but did not include the</w:t>
-      </w:r>
-      <w:r>
-        <w:t xml:space="preserve"> </w:t>
-      </w:r>
-      <w:r>
-        <w:rPr>
           <w:bCs/>
-          <w:b/>
         </w:rPr>
         <w:t xml:space="preserve">severe illness</w:t>
       </w:r>
@@ -11172,11 +11122,11 @@
     </w:p>
     <w:p>
       <w:pPr>
+        <w:pStyle w:val="Compact"/>
         <w:numPr>
           <w:ilvl w:val="0"/>
           <w:numId w:val="1009"/>
         </w:numPr>
-        <w:pStyle w:val="Compact"/>
       </w:pPr>
       <w:r>
         <w:t xml:space="preserve">Menu item</w:t>
@@ -11184,11 +11134,11 @@
     </w:p>
     <w:p>
       <w:pPr>
+        <w:pStyle w:val="Compact"/>
         <w:numPr>
           <w:ilvl w:val="0"/>
           <w:numId w:val="1009"/>
         </w:numPr>
-        <w:pStyle w:val="Compact"/>
       </w:pPr>
       <w:r>
         <w:t xml:space="preserve">General illness AR</w:t>
@@ -11196,11 +11146,11 @@
     </w:p>
     <w:p>
       <w:pPr>
+        <w:pStyle w:val="Compact"/>
         <w:numPr>
           <w:ilvl w:val="0"/>
           <w:numId w:val="1009"/>
         </w:numPr>
-        <w:pStyle w:val="Compact"/>
       </w:pPr>
       <w:r>
         <w:t xml:space="preserve">Severe illness AR</w:t>
@@ -11258,6 +11208,7 @@
           </w:tcPr>
           <w:p>
             <w:pPr>
+              <w:pStyle w:val="Normal"/>
               <w:jc w:val="left"/>
               <w:pBdr>
                 <w:bottom w:val="none" w:sz="0" w:space="0" w:color="000000"/>
@@ -11272,7 +11223,6 @@
                 <w:i w:val="false"/>
                 <w:b w:val="true"/>
                 <w:u w:val="none"/>
-                <w:strike w:val="false"/>
                 <w:sz w:val="22"/>
                 <w:szCs w:val="22"/>
                 <w:color w:val="000000"/>
@@ -11284,7 +11234,6 @@
                 <w:i w:val="false"/>
                 <w:b w:val="true"/>
                 <w:u w:val="none"/>
-                <w:strike w:val="false"/>
                 <w:sz w:val="22"/>
                 <w:szCs w:val="22"/>
                 <w:color w:val="000000"/>
@@ -11312,6 +11261,7 @@
           </w:tcPr>
           <w:p>
             <w:pPr>
+              <w:pStyle w:val="Normal"/>
               <w:jc w:val="right"/>
               <w:pBdr>
                 <w:bottom w:val="none" w:sz="0" w:space="0" w:color="000000"/>
@@ -11326,7 +11276,6 @@
                 <w:i w:val="false"/>
                 <w:b w:val="true"/>
                 <w:u w:val="none"/>
-                <w:strike w:val="false"/>
                 <w:sz w:val="22"/>
                 <w:szCs w:val="22"/>
                 <w:color w:val="000000"/>
@@ -11338,7 +11287,6 @@
                 <w:i w:val="false"/>
                 <w:b w:val="true"/>
                 <w:u w:val="none"/>
-                <w:strike w:val="false"/>
                 <w:sz w:val="22"/>
                 <w:szCs w:val="22"/>
                 <w:color w:val="000000"/>
@@ -11366,6 +11314,7 @@
           </w:tcPr>
           <w:p>
             <w:pPr>
+              <w:pStyle w:val="Normal"/>
               <w:jc w:val="right"/>
               <w:pBdr>
                 <w:bottom w:val="none" w:sz="0" w:space="0" w:color="000000"/>
@@ -11380,7 +11329,6 @@
                 <w:i w:val="false"/>
                 <w:b w:val="true"/>
                 <w:u w:val="none"/>
-                <w:strike w:val="false"/>
                 <w:sz w:val="22"/>
                 <w:szCs w:val="22"/>
                 <w:color w:val="000000"/>
@@ -11392,7 +11340,6 @@
                 <w:i w:val="false"/>
                 <w:b w:val="true"/>
                 <w:u w:val="none"/>
-                <w:strike w:val="false"/>
                 <w:sz w:val="22"/>
                 <w:szCs w:val="22"/>
                 <w:color w:val="000000"/>
@@ -11426,6 +11373,7 @@
           </w:tcPr>
           <w:p>
             <w:pPr>
+              <w:pStyle w:val="Normal"/>
               <w:jc w:val="left"/>
               <w:pBdr>
                 <w:bottom w:val="none" w:sz="0" w:space="0" w:color="000000"/>
@@ -11440,7 +11388,6 @@
                 <w:i w:val="false"/>
                 <w:b w:val="false"/>
                 <w:u w:val="none"/>
-                <w:strike w:val="false"/>
                 <w:sz w:val="22"/>
                 <w:szCs w:val="22"/>
                 <w:color w:val="000000"/>
@@ -11452,7 +11399,6 @@
                 <w:i w:val="false"/>
                 <w:b w:val="false"/>
                 <w:u w:val="none"/>
-                <w:strike w:val="false"/>
                 <w:sz w:val="22"/>
                 <w:szCs w:val="22"/>
                 <w:color w:val="000000"/>
@@ -11480,6 +11426,7 @@
           </w:tcPr>
           <w:p>
             <w:pPr>
+              <w:pStyle w:val="Normal"/>
               <w:jc w:val="right"/>
               <w:pBdr>
                 <w:bottom w:val="none" w:sz="0" w:space="0" w:color="000000"/>
@@ -11494,7 +11441,6 @@
                 <w:i w:val="false"/>
                 <w:b w:val="false"/>
                 <w:u w:val="none"/>
-                <w:strike w:val="false"/>
                 <w:sz w:val="22"/>
                 <w:szCs w:val="22"/>
                 <w:color w:val="000000"/>
@@ -11506,7 +11452,6 @@
                 <w:i w:val="false"/>
                 <w:b w:val="false"/>
                 <w:u w:val="none"/>
-                <w:strike w:val="false"/>
                 <w:sz w:val="22"/>
                 <w:szCs w:val="22"/>
                 <w:color w:val="000000"/>
@@ -11534,6 +11479,7 @@
           </w:tcPr>
           <w:p>
             <w:pPr>
+              <w:pStyle w:val="Normal"/>
               <w:jc w:val="right"/>
               <w:pBdr>
                 <w:bottom w:val="none" w:sz="0" w:space="0" w:color="000000"/>
@@ -11548,7 +11494,6 @@
                 <w:i w:val="false"/>
                 <w:b w:val="false"/>
                 <w:u w:val="none"/>
-                <w:strike w:val="false"/>
                 <w:sz w:val="22"/>
                 <w:szCs w:val="22"/>
                 <w:color w:val="000000"/>
@@ -11560,7 +11505,6 @@
                 <w:i w:val="false"/>
                 <w:b w:val="false"/>
                 <w:u w:val="none"/>
-                <w:strike w:val="false"/>
                 <w:sz w:val="22"/>
                 <w:szCs w:val="22"/>
                 <w:color w:val="000000"/>
@@ -11594,6 +11538,7 @@
           </w:tcPr>
           <w:p>
             <w:pPr>
+              <w:pStyle w:val="Normal"/>
               <w:jc w:val="left"/>
               <w:pBdr>
                 <w:bottom w:val="none" w:sz="0" w:space="0" w:color="000000"/>
@@ -11608,7 +11553,6 @@
                 <w:i w:val="false"/>
                 <w:b w:val="false"/>
                 <w:u w:val="none"/>
-                <w:strike w:val="false"/>
                 <w:sz w:val="22"/>
                 <w:szCs w:val="22"/>
                 <w:color w:val="000000"/>
@@ -11620,7 +11564,6 @@
                 <w:i w:val="false"/>
                 <w:b w:val="false"/>
                 <w:u w:val="none"/>
-                <w:strike w:val="false"/>
                 <w:sz w:val="22"/>
                 <w:szCs w:val="22"/>
                 <w:color w:val="000000"/>
@@ -11648,6 +11591,7 @@
           </w:tcPr>
           <w:p>
             <w:pPr>
+              <w:pStyle w:val="Normal"/>
               <w:jc w:val="right"/>
               <w:pBdr>
                 <w:bottom w:val="none" w:sz="0" w:space="0" w:color="000000"/>
@@ -11662,7 +11606,6 @@
                 <w:i w:val="false"/>
                 <w:b w:val="false"/>
                 <w:u w:val="none"/>
-                <w:strike w:val="false"/>
                 <w:sz w:val="22"/>
                 <w:szCs w:val="22"/>
                 <w:color w:val="000000"/>
@@ -11674,7 +11617,6 @@
                 <w:i w:val="false"/>
                 <w:b w:val="false"/>
                 <w:u w:val="none"/>
-                <w:strike w:val="false"/>
                 <w:sz w:val="22"/>
                 <w:szCs w:val="22"/>
                 <w:color w:val="000000"/>
@@ -11702,6 +11644,7 @@
           </w:tcPr>
           <w:p>
             <w:pPr>
+              <w:pStyle w:val="Normal"/>
               <w:jc w:val="right"/>
               <w:pBdr>
                 <w:bottom w:val="none" w:sz="0" w:space="0" w:color="000000"/>
@@ -11716,7 +11659,6 @@
                 <w:i w:val="false"/>
                 <w:b w:val="false"/>
                 <w:u w:val="none"/>
-                <w:strike w:val="false"/>
                 <w:sz w:val="22"/>
                 <w:szCs w:val="22"/>
                 <w:color w:val="000000"/>
@@ -11728,7 +11670,6 @@
                 <w:i w:val="false"/>
                 <w:b w:val="false"/>
                 <w:u w:val="none"/>
-                <w:strike w:val="false"/>
                 <w:sz w:val="22"/>
                 <w:szCs w:val="22"/>
                 <w:color w:val="000000"/>
@@ -11762,6 +11703,7 @@
           </w:tcPr>
           <w:p>
             <w:pPr>
+              <w:pStyle w:val="Normal"/>
               <w:jc w:val="left"/>
               <w:pBdr>
                 <w:bottom w:val="none" w:sz="0" w:space="0" w:color="000000"/>
@@ -11776,7 +11718,6 @@
                 <w:i w:val="false"/>
                 <w:b w:val="false"/>
                 <w:u w:val="none"/>
-                <w:strike w:val="false"/>
                 <w:sz w:val="22"/>
                 <w:szCs w:val="22"/>
                 <w:color w:val="000000"/>
@@ -11788,7 +11729,6 @@
                 <w:i w:val="false"/>
                 <w:b w:val="false"/>
                 <w:u w:val="none"/>
-                <w:strike w:val="false"/>
                 <w:sz w:val="22"/>
                 <w:szCs w:val="22"/>
                 <w:color w:val="000000"/>
@@ -11816,6 +11756,7 @@
           </w:tcPr>
           <w:p>
             <w:pPr>
+              <w:pStyle w:val="Normal"/>
               <w:jc w:val="right"/>
               <w:pBdr>
                 <w:bottom w:val="none" w:sz="0" w:space="0" w:color="000000"/>
@@ -11830,7 +11771,6 @@
                 <w:i w:val="false"/>
                 <w:b w:val="false"/>
                 <w:u w:val="none"/>
-                <w:strike w:val="false"/>
                 <w:sz w:val="22"/>
                 <w:szCs w:val="22"/>
                 <w:color w:val="000000"/>
@@ -11842,7 +11782,6 @@
                 <w:i w:val="false"/>
                 <w:b w:val="false"/>
                 <w:u w:val="none"/>
-                <w:strike w:val="false"/>
                 <w:sz w:val="22"/>
                 <w:szCs w:val="22"/>
                 <w:color w:val="000000"/>
@@ -11870,6 +11809,7 @@
           </w:tcPr>
           <w:p>
             <w:pPr>
+              <w:pStyle w:val="Normal"/>
               <w:jc w:val="right"/>
               <w:pBdr>
                 <w:bottom w:val="none" w:sz="0" w:space="0" w:color="000000"/>
@@ -11884,7 +11824,6 @@
                 <w:i w:val="false"/>
                 <w:b w:val="false"/>
                 <w:u w:val="none"/>
-                <w:strike w:val="false"/>
                 <w:sz w:val="22"/>
                 <w:szCs w:val="22"/>
                 <w:color w:val="000000"/>
@@ -11896,7 +11835,6 @@
                 <w:i w:val="false"/>
                 <w:b w:val="false"/>
                 <w:u w:val="none"/>
-                <w:strike w:val="false"/>
                 <w:sz w:val="22"/>
                 <w:szCs w:val="22"/>
                 <w:color w:val="000000"/>
@@ -11930,6 +11868,7 @@
           </w:tcPr>
           <w:p>
             <w:pPr>
+              <w:pStyle w:val="Normal"/>
               <w:jc w:val="left"/>
               <w:pBdr>
                 <w:bottom w:val="none" w:sz="0" w:space="0" w:color="000000"/>
@@ -11944,7 +11883,6 @@
                 <w:i w:val="false"/>
                 <w:b w:val="false"/>
                 <w:u w:val="none"/>
-                <w:strike w:val="false"/>
                 <w:sz w:val="22"/>
                 <w:szCs w:val="22"/>
                 <w:color w:val="000000"/>
@@ -11956,7 +11894,6 @@
                 <w:i w:val="false"/>
                 <w:b w:val="false"/>
                 <w:u w:val="none"/>
-                <w:strike w:val="false"/>
                 <w:sz w:val="22"/>
                 <w:szCs w:val="22"/>
                 <w:color w:val="000000"/>
@@ -11984,6 +11921,7 @@
           </w:tcPr>
           <w:p>
             <w:pPr>
+              <w:pStyle w:val="Normal"/>
               <w:jc w:val="right"/>
               <w:pBdr>
                 <w:bottom w:val="none" w:sz="0" w:space="0" w:color="000000"/>
@@ -11998,7 +11936,6 @@
                 <w:i w:val="false"/>
                 <w:b w:val="false"/>
                 <w:u w:val="none"/>
-                <w:strike w:val="false"/>
                 <w:sz w:val="22"/>
                 <w:szCs w:val="22"/>
                 <w:color w:val="000000"/>
@@ -12010,7 +11947,6 @@
                 <w:i w:val="false"/>
                 <w:b w:val="false"/>
                 <w:u w:val="none"/>
-                <w:strike w:val="false"/>
                 <w:sz w:val="22"/>
                 <w:szCs w:val="22"/>
                 <w:color w:val="000000"/>
@@ -12038,6 +11974,7 @@
           </w:tcPr>
           <w:p>
             <w:pPr>
+              <w:pStyle w:val="Normal"/>
               <w:jc w:val="right"/>
               <w:pBdr>
                 <w:bottom w:val="none" w:sz="0" w:space="0" w:color="000000"/>
@@ -12052,7 +11989,6 @@
                 <w:i w:val="false"/>
                 <w:b w:val="false"/>
                 <w:u w:val="none"/>
-                <w:strike w:val="false"/>
                 <w:sz w:val="22"/>
                 <w:szCs w:val="22"/>
                 <w:color w:val="000000"/>
@@ -12064,7 +12000,6 @@
                 <w:i w:val="false"/>
                 <w:b w:val="false"/>
                 <w:u w:val="none"/>
-                <w:strike w:val="false"/>
                 <w:sz w:val="22"/>
                 <w:szCs w:val="22"/>
                 <w:color w:val="000000"/>
@@ -12098,6 +12033,7 @@
           </w:tcPr>
           <w:p>
             <w:pPr>
+              <w:pStyle w:val="Normal"/>
               <w:jc w:val="left"/>
               <w:pBdr>
                 <w:bottom w:val="none" w:sz="0" w:space="0" w:color="000000"/>
@@ -12112,7 +12048,6 @@
                 <w:i w:val="false"/>
                 <w:b w:val="false"/>
                 <w:u w:val="none"/>
-                <w:strike w:val="false"/>
                 <w:sz w:val="22"/>
                 <w:szCs w:val="22"/>
                 <w:color w:val="000000"/>
@@ -12124,7 +12059,6 @@
                 <w:i w:val="false"/>
                 <w:b w:val="false"/>
                 <w:u w:val="none"/>
-                <w:strike w:val="false"/>
                 <w:sz w:val="22"/>
                 <w:szCs w:val="22"/>
                 <w:color w:val="000000"/>
@@ -12152,6 +12086,7 @@
           </w:tcPr>
           <w:p>
             <w:pPr>
+              <w:pStyle w:val="Normal"/>
               <w:jc w:val="right"/>
               <w:pBdr>
                 <w:bottom w:val="none" w:sz="0" w:space="0" w:color="000000"/>
@@ -12166,7 +12101,6 @@
                 <w:i w:val="false"/>
                 <w:b w:val="false"/>
                 <w:u w:val="none"/>
-                <w:strike w:val="false"/>
                 <w:sz w:val="22"/>
                 <w:szCs w:val="22"/>
                 <w:color w:val="000000"/>
@@ -12178,7 +12112,6 @@
                 <w:i w:val="false"/>
                 <w:b w:val="false"/>
                 <w:u w:val="none"/>
-                <w:strike w:val="false"/>
                 <w:sz w:val="22"/>
                 <w:szCs w:val="22"/>
                 <w:color w:val="000000"/>
@@ -12206,6 +12139,7 @@
           </w:tcPr>
           <w:p>
             <w:pPr>
+              <w:pStyle w:val="Normal"/>
               <w:jc w:val="right"/>
               <w:pBdr>
                 <w:bottom w:val="none" w:sz="0" w:space="0" w:color="000000"/>
@@ -12220,7 +12154,6 @@
                 <w:i w:val="false"/>
                 <w:b w:val="false"/>
                 <w:u w:val="none"/>
-                <w:strike w:val="false"/>
                 <w:sz w:val="22"/>
                 <w:szCs w:val="22"/>
                 <w:color w:val="000000"/>
@@ -12232,7 +12165,6 @@
                 <w:i w:val="false"/>
                 <w:b w:val="false"/>
                 <w:u w:val="none"/>
-                <w:strike w:val="false"/>
                 <w:sz w:val="22"/>
                 <w:szCs w:val="22"/>
                 <w:color w:val="000000"/>
@@ -12266,6 +12198,7 @@
           </w:tcPr>
           <w:p>
             <w:pPr>
+              <w:pStyle w:val="Normal"/>
               <w:jc w:val="left"/>
               <w:pBdr>
                 <w:bottom w:val="none" w:sz="0" w:space="0" w:color="000000"/>
@@ -12280,7 +12213,6 @@
                 <w:i w:val="false"/>
                 <w:b w:val="false"/>
                 <w:u w:val="none"/>
-                <w:strike w:val="false"/>
                 <w:sz w:val="22"/>
                 <w:szCs w:val="22"/>
                 <w:color w:val="000000"/>
@@ -12292,7 +12224,6 @@
                 <w:i w:val="false"/>
                 <w:b w:val="false"/>
                 <w:u w:val="none"/>
-                <w:strike w:val="false"/>
                 <w:sz w:val="22"/>
                 <w:szCs w:val="22"/>
                 <w:color w:val="000000"/>
@@ -12320,6 +12251,7 @@
           </w:tcPr>
           <w:p>
             <w:pPr>
+              <w:pStyle w:val="Normal"/>
               <w:jc w:val="right"/>
               <w:pBdr>
                 <w:bottom w:val="none" w:sz="0" w:space="0" w:color="000000"/>
@@ -12334,7 +12266,6 @@
                 <w:i w:val="false"/>
                 <w:b w:val="false"/>
                 <w:u w:val="none"/>
-                <w:strike w:val="false"/>
                 <w:sz w:val="22"/>
                 <w:szCs w:val="22"/>
                 <w:color w:val="000000"/>
@@ -12346,7 +12277,6 @@
                 <w:i w:val="false"/>
                 <w:b w:val="false"/>
                 <w:u w:val="none"/>
-                <w:strike w:val="false"/>
                 <w:sz w:val="22"/>
                 <w:szCs w:val="22"/>
                 <w:color w:val="000000"/>
@@ -12374,6 +12304,7 @@
           </w:tcPr>
           <w:p>
             <w:pPr>
+              <w:pStyle w:val="Normal"/>
               <w:jc w:val="right"/>
               <w:pBdr>
                 <w:bottom w:val="none" w:sz="0" w:space="0" w:color="000000"/>
@@ -12388,7 +12319,6 @@
                 <w:i w:val="false"/>
                 <w:b w:val="false"/>
                 <w:u w:val="none"/>
-                <w:strike w:val="false"/>
                 <w:sz w:val="22"/>
                 <w:szCs w:val="22"/>
                 <w:color w:val="000000"/>
@@ -12400,7 +12330,6 @@
                 <w:i w:val="false"/>
                 <w:b w:val="false"/>
                 <w:u w:val="none"/>
-                <w:strike w:val="false"/>
                 <w:sz w:val="22"/>
                 <w:szCs w:val="22"/>
                 <w:color w:val="000000"/>
@@ -12434,6 +12363,7 @@
           </w:tcPr>
           <w:p>
             <w:pPr>
+              <w:pStyle w:val="Normal"/>
               <w:jc w:val="left"/>
               <w:pBdr>
                 <w:bottom w:val="none" w:sz="0" w:space="0" w:color="000000"/>
@@ -12448,7 +12378,6 @@
                 <w:i w:val="false"/>
                 <w:b w:val="false"/>
                 <w:u w:val="none"/>
-                <w:strike w:val="false"/>
                 <w:sz w:val="22"/>
                 <w:szCs w:val="22"/>
                 <w:color w:val="000000"/>
@@ -12460,7 +12389,6 @@
                 <w:i w:val="false"/>
                 <w:b w:val="false"/>
                 <w:u w:val="none"/>
-                <w:strike w:val="false"/>
                 <w:sz w:val="22"/>
                 <w:szCs w:val="22"/>
                 <w:color w:val="000000"/>
@@ -12488,6 +12416,7 @@
           </w:tcPr>
           <w:p>
             <w:pPr>
+              <w:pStyle w:val="Normal"/>
               <w:jc w:val="right"/>
               <w:pBdr>
                 <w:bottom w:val="none" w:sz="0" w:space="0" w:color="000000"/>
@@ -12502,7 +12431,6 @@
                 <w:i w:val="false"/>
                 <w:b w:val="false"/>
                 <w:u w:val="none"/>
-                <w:strike w:val="false"/>
                 <w:sz w:val="22"/>
                 <w:szCs w:val="22"/>
                 <w:color w:val="000000"/>
@@ -12514,7 +12442,6 @@
                 <w:i w:val="false"/>
                 <w:b w:val="false"/>
                 <w:u w:val="none"/>
-                <w:strike w:val="false"/>
                 <w:sz w:val="22"/>
                 <w:szCs w:val="22"/>
                 <w:color w:val="000000"/>
@@ -12542,6 +12469,7 @@
           </w:tcPr>
           <w:p>
             <w:pPr>
+              <w:pStyle w:val="Normal"/>
               <w:jc w:val="right"/>
               <w:pBdr>
                 <w:bottom w:val="none" w:sz="0" w:space="0" w:color="000000"/>
@@ -12556,7 +12484,6 @@
                 <w:i w:val="false"/>
                 <w:b w:val="false"/>
                 <w:u w:val="none"/>
-                <w:strike w:val="false"/>
                 <w:sz w:val="22"/>
                 <w:szCs w:val="22"/>
                 <w:color w:val="000000"/>
@@ -12568,7 +12495,6 @@
                 <w:i w:val="false"/>
                 <w:b w:val="false"/>
                 <w:u w:val="none"/>
-                <w:strike w:val="false"/>
                 <w:sz w:val="22"/>
                 <w:szCs w:val="22"/>
                 <w:color w:val="000000"/>
@@ -12602,6 +12528,7 @@
           </w:tcPr>
           <w:p>
             <w:pPr>
+              <w:pStyle w:val="Normal"/>
               <w:jc w:val="left"/>
               <w:pBdr>
                 <w:bottom w:val="none" w:sz="0" w:space="0" w:color="000000"/>
@@ -12616,7 +12543,6 @@
                 <w:i w:val="false"/>
                 <w:b w:val="false"/>
                 <w:u w:val="none"/>
-                <w:strike w:val="false"/>
                 <w:sz w:val="22"/>
                 <w:szCs w:val="22"/>
                 <w:color w:val="000000"/>
@@ -12628,7 +12554,6 @@
                 <w:i w:val="false"/>
                 <w:b w:val="false"/>
                 <w:u w:val="none"/>
-                <w:strike w:val="false"/>
                 <w:sz w:val="22"/>
                 <w:szCs w:val="22"/>
                 <w:color w:val="000000"/>
@@ -12656,6 +12581,7 @@
           </w:tcPr>
           <w:p>
             <w:pPr>
+              <w:pStyle w:val="Normal"/>
               <w:jc w:val="right"/>
               <w:pBdr>
                 <w:bottom w:val="none" w:sz="0" w:space="0" w:color="000000"/>
@@ -12670,7 +12596,6 @@
                 <w:i w:val="false"/>
                 <w:b w:val="false"/>
                 <w:u w:val="none"/>
-                <w:strike w:val="false"/>
                 <w:sz w:val="22"/>
                 <w:szCs w:val="22"/>
                 <w:color w:val="000000"/>
@@ -12682,7 +12607,6 @@
                 <w:i w:val="false"/>
                 <w:b w:val="false"/>
                 <w:u w:val="none"/>
-                <w:strike w:val="false"/>
                 <w:sz w:val="22"/>
                 <w:szCs w:val="22"/>
                 <w:color w:val="000000"/>
@@ -12710,6 +12634,7 @@
           </w:tcPr>
           <w:p>
             <w:pPr>
+              <w:pStyle w:val="Normal"/>
               <w:jc w:val="right"/>
               <w:pBdr>
                 <w:bottom w:val="none" w:sz="0" w:space="0" w:color="000000"/>
@@ -12724,7 +12649,6 @@
                 <w:i w:val="false"/>
                 <w:b w:val="false"/>
                 <w:u w:val="none"/>
-                <w:strike w:val="false"/>
                 <w:sz w:val="22"/>
                 <w:szCs w:val="22"/>
                 <w:color w:val="000000"/>
@@ -12736,7 +12660,6 @@
                 <w:i w:val="false"/>
                 <w:b w:val="false"/>
                 <w:u w:val="none"/>
-                <w:strike w:val="false"/>
                 <w:sz w:val="22"/>
                 <w:szCs w:val="22"/>
                 <w:color w:val="000000"/>
@@ -12770,6 +12693,7 @@
           </w:tcPr>
           <w:p>
             <w:pPr>
+              <w:pStyle w:val="Normal"/>
               <w:jc w:val="left"/>
               <w:pBdr>
                 <w:bottom w:val="none" w:sz="0" w:space="0" w:color="000000"/>
@@ -12784,7 +12708,6 @@
                 <w:i w:val="false"/>
                 <w:b w:val="false"/>
                 <w:u w:val="none"/>
-                <w:strike w:val="false"/>
                 <w:sz w:val="22"/>
                 <w:szCs w:val="22"/>
                 <w:color w:val="000000"/>
@@ -12796,7 +12719,6 @@
                 <w:i w:val="false"/>
                 <w:b w:val="false"/>
                 <w:u w:val="none"/>
-                <w:strike w:val="false"/>
                 <w:sz w:val="22"/>
                 <w:szCs w:val="22"/>
                 <w:color w:val="000000"/>
@@ -12824,6 +12746,7 @@
           </w:tcPr>
           <w:p>
             <w:pPr>
+              <w:pStyle w:val="Normal"/>
               <w:jc w:val="right"/>
               <w:pBdr>
                 <w:bottom w:val="none" w:sz="0" w:space="0" w:color="000000"/>
@@ -12838,7 +12761,6 @@
                 <w:i w:val="false"/>
                 <w:b w:val="false"/>
                 <w:u w:val="none"/>
-                <w:strike w:val="false"/>
                 <w:sz w:val="22"/>
                 <w:szCs w:val="22"/>
                 <w:color w:val="000000"/>
@@ -12850,7 +12772,6 @@
                 <w:i w:val="false"/>
                 <w:b w:val="false"/>
                 <w:u w:val="none"/>
-                <w:strike w:val="false"/>
                 <w:sz w:val="22"/>
                 <w:szCs w:val="22"/>
                 <w:color w:val="000000"/>
@@ -12878,6 +12799,7 @@
           </w:tcPr>
           <w:p>
             <w:pPr>
+              <w:pStyle w:val="Normal"/>
               <w:jc w:val="right"/>
               <w:pBdr>
                 <w:bottom w:val="none" w:sz="0" w:space="0" w:color="000000"/>
@@ -12892,7 +12814,6 @@
                 <w:i w:val="false"/>
                 <w:b w:val="false"/>
                 <w:u w:val="none"/>
-                <w:strike w:val="false"/>
                 <w:sz w:val="22"/>
                 <w:szCs w:val="22"/>
                 <w:color w:val="000000"/>
@@ -12904,7 +12825,6 @@
                 <w:i w:val="false"/>
                 <w:b w:val="false"/>
                 <w:u w:val="none"/>
-                <w:strike w:val="false"/>
                 <w:sz w:val="22"/>
                 <w:szCs w:val="22"/>
                 <w:color w:val="000000"/>
@@ -12938,6 +12858,7 @@
           </w:tcPr>
           <w:p>
             <w:pPr>
+              <w:pStyle w:val="Normal"/>
               <w:jc w:val="left"/>
               <w:pBdr>
                 <w:bottom w:val="none" w:sz="0" w:space="0" w:color="000000"/>
@@ -12952,7 +12873,6 @@
                 <w:i w:val="false"/>
                 <w:b w:val="false"/>
                 <w:u w:val="none"/>
-                <w:strike w:val="false"/>
                 <w:sz w:val="22"/>
                 <w:szCs w:val="22"/>
                 <w:color w:val="000000"/>
@@ -12964,7 +12884,6 @@
                 <w:i w:val="false"/>
                 <w:b w:val="false"/>
                 <w:u w:val="none"/>
-                <w:strike w:val="false"/>
                 <w:sz w:val="22"/>
                 <w:szCs w:val="22"/>
                 <w:color w:val="000000"/>
@@ -12992,6 +12911,7 @@
           </w:tcPr>
           <w:p>
             <w:pPr>
+              <w:pStyle w:val="Normal"/>
               <w:jc w:val="right"/>
               <w:pBdr>
                 <w:bottom w:val="none" w:sz="0" w:space="0" w:color="000000"/>
@@ -13006,7 +12926,6 @@
                 <w:i w:val="false"/>
                 <w:b w:val="false"/>
                 <w:u w:val="none"/>
-                <w:strike w:val="false"/>
                 <w:sz w:val="22"/>
                 <w:szCs w:val="22"/>
                 <w:color w:val="000000"/>
@@ -13018,7 +12937,6 @@
                 <w:i w:val="false"/>
                 <w:b w:val="false"/>
                 <w:u w:val="none"/>
-                <w:strike w:val="false"/>
                 <w:sz w:val="22"/>
                 <w:szCs w:val="22"/>
                 <w:color w:val="000000"/>
@@ -13046,6 +12964,7 @@
           </w:tcPr>
           <w:p>
             <w:pPr>
+              <w:pStyle w:val="Normal"/>
               <w:jc w:val="right"/>
               <w:pBdr>
                 <w:bottom w:val="none" w:sz="0" w:space="0" w:color="000000"/>
@@ -13060,7 +12979,6 @@
                 <w:i w:val="false"/>
                 <w:b w:val="false"/>
                 <w:u w:val="none"/>
-                <w:strike w:val="false"/>
                 <w:sz w:val="22"/>
                 <w:szCs w:val="22"/>
                 <w:color w:val="000000"/>
@@ -13072,7 +12990,6 @@
                 <w:i w:val="false"/>
                 <w:b w:val="false"/>
                 <w:u w:val="none"/>
-                <w:strike w:val="false"/>
                 <w:sz w:val="22"/>
                 <w:szCs w:val="22"/>
                 <w:color w:val="000000"/>
@@ -13106,6 +13023,7 @@
           </w:tcPr>
           <w:p>
             <w:pPr>
+              <w:pStyle w:val="Normal"/>
               <w:jc w:val="left"/>
               <w:pBdr>
                 <w:bottom w:val="none" w:sz="0" w:space="0" w:color="000000"/>
@@ -13120,7 +13038,6 @@
                 <w:i w:val="false"/>
                 <w:b w:val="false"/>
                 <w:u w:val="none"/>
-                <w:strike w:val="false"/>
                 <w:sz w:val="22"/>
                 <w:szCs w:val="22"/>
                 <w:color w:val="000000"/>
@@ -13132,7 +13049,6 @@
                 <w:i w:val="false"/>
                 <w:b w:val="false"/>
                 <w:u w:val="none"/>
-                <w:strike w:val="false"/>
                 <w:sz w:val="22"/>
                 <w:szCs w:val="22"/>
                 <w:color w:val="000000"/>
@@ -13160,6 +13076,7 @@
           </w:tcPr>
           <w:p>
             <w:pPr>
+              <w:pStyle w:val="Normal"/>
               <w:jc w:val="right"/>
               <w:pBdr>
                 <w:bottom w:val="none" w:sz="0" w:space="0" w:color="000000"/>
@@ -13174,7 +13091,6 @@
                 <w:i w:val="false"/>
                 <w:b w:val="false"/>
                 <w:u w:val="none"/>
-                <w:strike w:val="false"/>
                 <w:sz w:val="22"/>
                 <w:szCs w:val="22"/>
                 <w:color w:val="000000"/>
@@ -13186,7 +13102,6 @@
                 <w:i w:val="false"/>
                 <w:b w:val="false"/>
                 <w:u w:val="none"/>
-                <w:strike w:val="false"/>
                 <w:sz w:val="22"/>
                 <w:szCs w:val="22"/>
                 <w:color w:val="000000"/>
@@ -13214,6 +13129,7 @@
           </w:tcPr>
           <w:p>
             <w:pPr>
+              <w:pStyle w:val="Normal"/>
               <w:jc w:val="right"/>
               <w:pBdr>
                 <w:bottom w:val="none" w:sz="0" w:space="0" w:color="000000"/>
@@ -13228,7 +13144,6 @@
                 <w:i w:val="false"/>
                 <w:b w:val="false"/>
                 <w:u w:val="none"/>
-                <w:strike w:val="false"/>
                 <w:sz w:val="22"/>
                 <w:szCs w:val="22"/>
                 <w:color w:val="000000"/>
@@ -13240,7 +13155,6 @@
                 <w:i w:val="false"/>
                 <w:b w:val="false"/>
                 <w:u w:val="none"/>
-                <w:strike w:val="false"/>
                 <w:sz w:val="22"/>
                 <w:szCs w:val="22"/>
                 <w:color w:val="000000"/>
@@ -13274,6 +13188,7 @@
           </w:tcPr>
           <w:p>
             <w:pPr>
+              <w:pStyle w:val="Normal"/>
               <w:jc w:val="left"/>
               <w:pBdr>
                 <w:bottom w:val="none" w:sz="0" w:space="0" w:color="000000"/>
@@ -13288,7 +13203,6 @@
                 <w:i w:val="false"/>
                 <w:b w:val="false"/>
                 <w:u w:val="none"/>
-                <w:strike w:val="false"/>
                 <w:sz w:val="22"/>
                 <w:szCs w:val="22"/>
                 <w:color w:val="000000"/>
@@ -13300,7 +13214,6 @@
                 <w:i w:val="false"/>
                 <w:b w:val="false"/>
                 <w:u w:val="none"/>
-                <w:strike w:val="false"/>
                 <w:sz w:val="22"/>
                 <w:szCs w:val="22"/>
                 <w:color w:val="000000"/>
@@ -13328,6 +13241,7 @@
           </w:tcPr>
           <w:p>
             <w:pPr>
+              <w:pStyle w:val="Normal"/>
               <w:jc w:val="right"/>
               <w:pBdr>
                 <w:bottom w:val="none" w:sz="0" w:space="0" w:color="000000"/>
@@ -13342,7 +13256,6 @@
                 <w:i w:val="false"/>
                 <w:b w:val="false"/>
                 <w:u w:val="none"/>
-                <w:strike w:val="false"/>
                 <w:sz w:val="22"/>
                 <w:szCs w:val="22"/>
                 <w:color w:val="000000"/>
@@ -13354,7 +13267,6 @@
                 <w:i w:val="false"/>
                 <w:b w:val="false"/>
                 <w:u w:val="none"/>
-                <w:strike w:val="false"/>
                 <w:sz w:val="22"/>
                 <w:szCs w:val="22"/>
                 <w:color w:val="000000"/>
@@ -13382,6 +13294,7 @@
           </w:tcPr>
           <w:p>
             <w:pPr>
+              <w:pStyle w:val="Normal"/>
               <w:jc w:val="right"/>
               <w:pBdr>
                 <w:bottom w:val="none" w:sz="0" w:space="0" w:color="000000"/>
@@ -13396,7 +13309,6 @@
                 <w:i w:val="false"/>
                 <w:b w:val="false"/>
                 <w:u w:val="none"/>
-                <w:strike w:val="false"/>
                 <w:sz w:val="22"/>
                 <w:szCs w:val="22"/>
                 <w:color w:val="000000"/>
@@ -13408,7 +13320,6 @@
                 <w:i w:val="false"/>
                 <w:b w:val="false"/>
                 <w:u w:val="none"/>
-                <w:strike w:val="false"/>
                 <w:sz w:val="22"/>
                 <w:szCs w:val="22"/>
                 <w:color w:val="000000"/>
@@ -13438,8 +13349,92 @@
         <w:t xml:space="preserve">The captain asked for a nice report - and that’s what we’re going to deliver!</w:t>
       </w:r>
     </w:p>
+    <w:p>
+      <w:pPr>
+        <w:pStyle w:val="BodyText"/>
+      </w:pPr>
+      <w:r>
+        <w:t xml:space="preserve">In your</w:t>
+      </w:r>
+      <w:r>
+        <w:t xml:space="preserve"> </w:t>
+      </w:r>
+      <w:r>
+        <w:rPr>
+          <w:rStyle w:val="VerbatimChar"/>
+        </w:rPr>
+        <w:t xml:space="preserve">participant_data/module4</w:t>
+      </w:r>
+      <w:r>
+        <w:t xml:space="preserve"> </w:t>
+      </w:r>
+      <w:r>
+        <w:t xml:space="preserve">folder you should find a file called</w:t>
+      </w:r>
+      <w:r>
+        <w:t xml:space="preserve"> </w:t>
+      </w:r>
+      <w:r>
+        <w:rPr>
+          <w:rStyle w:val="VerbatimChar"/>
+        </w:rPr>
+        <w:t xml:space="preserve">SSRainbowCake_EpiSummary.Rmd</w:t>
+      </w:r>
+      <w:r>
+        <w:t xml:space="preserve">.</w:t>
+      </w:r>
+    </w:p>
+    <w:p>
+      <w:pPr>
+        <w:pStyle w:val="BodyText"/>
+      </w:pPr>
+      <w:r>
+        <w:t xml:space="preserve">This is an RMarkdown document template that you can use to draft up a summary of the epidemiological investigation to date for the ship’s captain.</w:t>
+      </w:r>
+    </w:p>
+    <w:p>
+      <w:pPr>
+        <w:pStyle w:val="BodyText"/>
+      </w:pPr>
+      <w:r>
+        <w:t xml:space="preserve">You’ll need to go back through your results from the previous modules to find the information to complete the different sections.</w:t>
+      </w:r>
+    </w:p>
+    <w:p>
+      <w:pPr>
+        <w:pStyle w:val="BodyText"/>
+      </w:pPr>
+      <w:r>
+        <w:t xml:space="preserve">Your report should include at least 1 figure (the epidemiologic curve from Module 3) and 1 table (attack rate table from Module 4). Apart from that, feel free to be as creative as you like.</w:t>
+      </w:r>
+    </w:p>
+    <w:p>
+      <w:pPr>
+        <w:pStyle w:val="BodyText"/>
+      </w:pPr>
+      <w:r>
+        <w:t xml:space="preserve">When you’re finished, hit the knit button at the top of your RStudio window to compile your report into a PDF document that you can share with the captain of the</w:t>
+      </w:r>
+      <w:r>
+        <w:t xml:space="preserve"> </w:t>
+      </w:r>
+      <w:r>
+        <w:rPr>
+          <w:b/>
+          <w:bCs/>
+        </w:rPr>
+        <w:t xml:space="preserve">S. S. Rainbow Cake</w:t>
+      </w:r>
+      <w:r>
+        <w:t xml:space="preserve">.</w:t>
+      </w:r>
+    </w:p>
     <w:bookmarkEnd w:id="62"/>
-    <w:sectPr/>
+    <w:sectPr>
+      <w:footnotePr>
+        <w:numRestart w:val="eachSect"/>
+      </w:footnotePr>
+    </w:sectPr>
   </w:body>
 </w:document>
 </file>
@@ -13470,14 +13465,14 @@
 <file path=word/numbering.xml><?xml version="1.0" encoding="utf-8"?>
 <w:numbering xmlns:w="http://schemas.openxmlformats.org/wordprocessingml/2006/main">
   <w:abstractNum w:abstractNumId="990">
-    <w:nsid w:val="A990"/>
+    <w:nsid w:val="0000A990"/>
     <w:multiLevelType w:val="multilevel"/>
     <w:lvl w:ilvl="0">
       <w:numFmt w:val="bullet"/>
       <w:lvlText w:val=" "/>
       <w:lvlJc w:val="left"/>
       <w:pPr>
-        <w:ind w:left="720" w:hanging="480"/>
+        <w:ind w:left="720" w:hanging="360"/>
       </w:pPr>
     </w:lvl>
     <w:lvl w:ilvl="1">
@@ -13485,7 +13480,7 @@
       <w:lvlText w:val=" "/>
       <w:lvlJc w:val="left"/>
       <w:pPr>
-        <w:ind w:left="1440" w:hanging="480"/>
+        <w:ind w:left="1440" w:hanging="360"/>
       </w:pPr>
     </w:lvl>
     <w:lvl w:ilvl="2">
@@ -13493,7 +13488,7 @@
       <w:lvlText w:val=" "/>
       <w:lvlJc w:val="left"/>
       <w:pPr>
-        <w:ind w:left="2160" w:hanging="480"/>
+        <w:ind w:left="2160" w:hanging="360"/>
       </w:pPr>
     </w:lvl>
     <w:lvl w:ilvl="3">
@@ -13501,7 +13496,7 @@
       <w:lvlText w:val=" "/>
       <w:lvlJc w:val="left"/>
       <w:pPr>
-        <w:ind w:left="2880" w:hanging="480"/>
+        <w:ind w:left="2880" w:hanging="360"/>
       </w:pPr>
     </w:lvl>
     <w:lvl w:ilvl="4">
@@ -13509,7 +13504,7 @@
       <w:lvlText w:val=" "/>
       <w:lvlJc w:val="left"/>
       <w:pPr>
-        <w:ind w:left="3600" w:hanging="480"/>
+        <w:ind w:left="3600" w:hanging="360"/>
       </w:pPr>
     </w:lvl>
     <w:lvl w:ilvl="5">
@@ -13517,7 +13512,7 @@
       <w:lvlText w:val=" "/>
       <w:lvlJc w:val="left"/>
       <w:pPr>
-        <w:ind w:left="4320" w:hanging="480"/>
+        <w:ind w:left="4320" w:hanging="360"/>
       </w:pPr>
     </w:lvl>
     <w:lvl w:ilvl="6">
@@ -13525,7 +13520,7 @@
       <w:lvlText w:val=" "/>
       <w:lvlJc w:val="left"/>
       <w:pPr>
-        <w:ind w:left="5040" w:hanging="480"/>
+        <w:ind w:left="5040" w:hanging="360"/>
       </w:pPr>
     </w:lvl>
     <w:lvl w:ilvl="7">
@@ -13533,7 +13528,7 @@
       <w:lvlText w:val=" "/>
       <w:lvlJc w:val="left"/>
       <w:pPr>
-        <w:ind w:left="5760" w:hanging="480"/>
+        <w:ind w:left="5760" w:hanging="360"/>
       </w:pPr>
     </w:lvl>
     <w:lvl w:ilvl="8">
@@ -13541,12 +13536,12 @@
       <w:lvlText w:val=" "/>
       <w:lvlJc w:val="left"/>
       <w:pPr>
-        <w:ind w:left="6480" w:hanging="480"/>
+        <w:ind w:left="6480" w:hanging="360"/>
       </w:pPr>
     </w:lvl>
   </w:abstractNum>
   <w:abstractNum w:abstractNumId="99411">
-    <w:nsid w:val="A99411"/>
+    <w:nsid w:val="00A99411"/>
     <w:multiLevelType w:val="multilevel"/>
     <w:lvl w:ilvl="0">
       <w:start w:val="1"/>
@@ -13554,7 +13549,7 @@
       <w:lvlText w:val="%1."/>
       <w:lvlJc w:val="left"/>
       <w:pPr>
-        <w:ind w:left="720" w:hanging="480"/>
+        <w:ind w:left="720" w:hanging="360"/>
       </w:pPr>
     </w:lvl>
     <w:lvl w:ilvl="1">
@@ -13563,7 +13558,7 @@
       <w:lvlText w:val="%2."/>
       <w:lvlJc w:val="left"/>
       <w:pPr>
-        <w:ind w:left="1440" w:hanging="480"/>
+        <w:ind w:left="1440" w:hanging="360"/>
       </w:pPr>
     </w:lvl>
     <w:lvl w:ilvl="2">
@@ -13572,7 +13567,7 @@
       <w:lvlText w:val="%3."/>
       <w:lvlJc w:val="left"/>
       <w:pPr>
-        <w:ind w:left="2160" w:hanging="480"/>
+        <w:ind w:left="2160" w:hanging="360"/>
       </w:pPr>
     </w:lvl>
     <w:lvl w:ilvl="3">
@@ -13581,7 +13576,7 @@
       <w:lvlText w:val="%4."/>
       <w:lvlJc w:val="left"/>
       <w:pPr>
-        <w:ind w:left="2880" w:hanging="480"/>
+        <w:ind w:left="2880" w:hanging="360"/>
       </w:pPr>
     </w:lvl>
     <w:lvl w:ilvl="4">
@@ -13590,7 +13585,7 @@
       <w:lvlText w:val="%5."/>
       <w:lvlJc w:val="left"/>
       <w:pPr>
-        <w:ind w:left="3600" w:hanging="480"/>
+        <w:ind w:left="3600" w:hanging="360"/>
       </w:pPr>
     </w:lvl>
     <w:lvl w:ilvl="5">
@@ -13599,7 +13594,7 @@
       <w:lvlText w:val="%6."/>
       <w:lvlJc w:val="left"/>
       <w:pPr>
-        <w:ind w:left="4320" w:hanging="480"/>
+        <w:ind w:left="4320" w:hanging="360"/>
       </w:pPr>
     </w:lvl>
     <w:lvl w:ilvl="6">
@@ -13608,7 +13603,7 @@
       <w:lvlText w:val="%7."/>
       <w:lvlJc w:val="left"/>
       <w:pPr>
-        <w:ind w:left="5040" w:hanging="480"/>
+        <w:ind w:left="5040" w:hanging="360"/>
       </w:pPr>
     </w:lvl>
     <w:lvl w:ilvl="7">
@@ -13617,7 +13612,7 @@
       <w:lvlText w:val="%8."/>
       <w:lvlJc w:val="left"/>
       <w:pPr>
-        <w:ind w:left="5760" w:hanging="480"/>
+        <w:ind w:left="5760" w:hanging="360"/>
       </w:pPr>
     </w:lvl>
     <w:lvl w:ilvl="8">
@@ -13626,84 +13621,111 @@
       <w:lvlText w:val="%9."/>
       <w:lvlJc w:val="left"/>
       <w:pPr>
-        <w:ind w:left="6480" w:hanging="480"/>
+        <w:ind w:left="6480" w:hanging="360"/>
       </w:pPr>
     </w:lvl>
   </w:abstractNum>
   <w:abstractNum w:abstractNumId="991">
-    <w:nsid w:val="A991"/>
+    <w:nsid w:val="0000A991"/>
     <w:multiLevelType w:val="multilevel"/>
     <w:lvl w:ilvl="0">
       <w:numFmt w:val="bullet"/>
-      <w:lvlText w:val="•"/>
+      <w:lvlText w:val=""/>
       <w:lvlJc w:val="left"/>
       <w:pPr>
-        <w:ind w:left="720" w:hanging="480"/>
-      </w:pPr>
+        <w:ind w:left="720" w:hanging="360"/>
+      </w:pPr>
+      <w:rPr>
+        <w:rFonts w:ascii="Symbol" w:hAnsi="Symbol" w:cs="Symbol" w:hint="default"/>
+      </w:rPr>
     </w:lvl>
     <w:lvl w:ilvl="1">
       <w:numFmt w:val="bullet"/>
-      <w:lvlText w:val="–"/>
+      <w:lvlText w:val="o"/>
       <w:lvlJc w:val="left"/>
       <w:pPr>
-        <w:ind w:left="1440" w:hanging="480"/>
-      </w:pPr>
+        <w:ind w:left="1440" w:hanging="360"/>
+      </w:pPr>
+      <w:rPr>
+        <w:rFonts w:ascii="Courier New" w:hAnsi="Courier New" w:cs="Courier New" w:hint="default"/>
+      </w:rPr>
     </w:lvl>
     <w:lvl w:ilvl="2">
       <w:numFmt w:val="bullet"/>
-      <w:lvlText w:val="•"/>
+      <w:lvlText w:val=""/>
       <w:lvlJc w:val="left"/>
       <w:pPr>
-        <w:ind w:left="2160" w:hanging="480"/>
-      </w:pPr>
+        <w:ind w:left="2160" w:hanging="360"/>
+      </w:pPr>
+      <w:rPr>
+        <w:rFonts w:ascii="Wingdings" w:hAnsi="Wingdings" w:cs="Wingdings" w:hint="default"/>
+      </w:rPr>
     </w:lvl>
     <w:lvl w:ilvl="3">
       <w:numFmt w:val="bullet"/>
-      <w:lvlText w:val="–"/>
+      <w:lvlText w:val=""/>
       <w:lvlJc w:val="left"/>
       <w:pPr>
-        <w:ind w:left="2880" w:hanging="480"/>
-      </w:pPr>
+        <w:ind w:left="2880" w:hanging="360"/>
+      </w:pPr>
+      <w:rPr>
+        <w:rFonts w:ascii="Symbol" w:hAnsi="Symbol" w:cs="Symbol" w:hint="default"/>
+      </w:rPr>
     </w:lvl>
     <w:lvl w:ilvl="4">
       <w:numFmt w:val="bullet"/>
-      <w:lvlText w:val="•"/>
+      <w:lvlText w:val="o"/>
       <w:lvlJc w:val="left"/>
       <w:pPr>
-        <w:ind w:left="3600" w:hanging="480"/>
-      </w:pPr>
+        <w:ind w:left="3600" w:hanging="360"/>
+      </w:pPr>
+      <w:rPr>
+        <w:rFonts w:ascii="Courier New" w:hAnsi="Courier New" w:cs="Courier New" w:hint="default"/>
+      </w:rPr>
     </w:lvl>
     <w:lvl w:ilvl="5">
       <w:numFmt w:val="bullet"/>
-      <w:lvlText w:val="–"/>
+      <w:lvlText w:val=""/>
       <w:lvlJc w:val="left"/>
       <w:pPr>
-        <w:ind w:left="4320" w:hanging="480"/>
-      </w:pPr>
+        <w:ind w:left="4320" w:hanging="360"/>
+      </w:pPr>
+      <w:rPr>
+        <w:rFonts w:ascii="Wingdings" w:hAnsi="Wingdings" w:cs="Wingdings" w:hint="default"/>
+      </w:rPr>
     </w:lvl>
     <w:lvl w:ilvl="6">
       <w:numFmt w:val="bullet"/>
-      <w:lvlText w:val="•"/>
+      <w:lvlText w:val=""/>
       <w:lvlJc w:val="left"/>
       <w:pPr>
-        <w:ind w:left="5040" w:hanging="480"/>
-      </w:pPr>
+        <w:ind w:left="5040" w:hanging="360"/>
+      </w:pPr>
+      <w:rPr>
+        <w:rFonts w:ascii="Symbol" w:hAnsi="Symbol" w:cs="Symbol" w:hint="default"/>
+      </w:rPr>
     </w:lvl>
     <w:lvl w:ilvl="7">
       <w:numFmt w:val="bullet"/>
-      <w:lvlText w:val="–"/>
+      <w:lvlText w:val="o"/>
       <w:lvlJc w:val="left"/>
       <w:pPr>
-        <w:ind w:left="5760" w:hanging="480"/>
-      </w:pPr>
+        <w:ind w:left="5760" w:hanging="360"/>
+      </w:pPr>
+      <w:rPr>
+        <w:rFonts w:ascii="Courier New" w:hAnsi="Courier New" w:cs="Courier New" w:hint="default"/>
+      </w:rPr>
     </w:lvl>
     <w:lvl w:ilvl="8">
       <w:numFmt w:val="bullet"/>
-      <w:lvlText w:val="•"/>
+      <w:lvlText w:val=""/>
       <w:lvlJc w:val="left"/>
       <w:pPr>
-        <w:ind w:left="6480" w:hanging="480"/>
-      </w:pPr>
+        <w:ind w:left="6480" w:hanging="360"/>
+      </w:pPr>
+      <w:rPr>
+        <w:rFonts w:ascii="Wingdings" w:hAnsi="Wingdings" w:cs="Wingdings" w:hint="default"/>
+      </w:rPr>
     </w:lvl>
   </w:abstractNum>
   <w:num w:numId="1000">
@@ -13900,10 +13922,10 @@
     <w:name w:val="Body Text"/>
     <w:basedOn w:val="Normal"/>
     <w:link w:val="BodyTextChar"/>
+    <w:qFormat/>
     <w:pPr>
       <w:spacing w:after="180" w:before="180"/>
     </w:pPr>
-    <w:qFormat/>
   </w:style>
   <w:style w:customStyle="1" w:styleId="FirstParagraph" w:type="paragraph">
     <w:name w:val="First Paragraph"/>
@@ -13923,57 +13945,94 @@
     <w:name w:val="Title"/>
     <w:basedOn w:val="Normal"/>
     <w:next w:val="BodyText"/>
+    <w:link w:val="TitleChar"/>
+    <w:uiPriority w:val="10"/>
     <w:qFormat/>
+    <w:rsid w:val="00A10FD9"/>
     <w:pPr>
-      <w:keepNext/>
-      <w:keepLines/>
-      <w:spacing w:after="240" w:before="480"/>
+      <w:spacing w:after="80" w:line="240" w:lineRule="auto"/>
+      <w:contextualSpacing/>
       <w:jc w:val="center"/>
     </w:pPr>
     <w:rPr>
       <w:rFonts w:asciiTheme="majorHAnsi" w:cstheme="majorBidi" w:eastAsiaTheme="majorEastAsia" w:hAnsiTheme="majorHAnsi"/>
-      <w:b/>
-      <w:bCs/>
-      <w:color w:themeColor="accent1" w:themeShade="B5" w:val="345A8A"/>
-      <w:sz w:val="36"/>
-      <w:szCs w:val="36"/>
+      <w:sz w:val="56"/>
+      <w:szCs w:val="56"/>
+    </w:rPr>
+  </w:style>
+  <w:style w:customStyle="1" w:styleId="TitleChar" w:type="character">
+    <w:name w:val="Title Char"/>
+    <w:basedOn w:val="DefaultParagraphFont"/>
+    <w:link w:val="Title"/>
+    <w:uiPriority w:val="10"/>
+    <w:rsid w:val="00A10FD9"/>
+    <w:rPr>
+      <w:rFonts w:asciiTheme="majorHAnsi" w:cstheme="majorBidi" w:eastAsiaTheme="majorEastAsia" w:hAnsiTheme="majorHAnsi"/>
+      <w:sz w:val="56"/>
+      <w:szCs w:val="56"/>
     </w:rPr>
   </w:style>
   <w:style w:styleId="Subtitle" w:type="paragraph">
     <w:name w:val="Subtitle"/>
     <w:basedOn w:val="Title"/>
     <w:next w:val="BodyText"/>
+    <w:link w:val="SubtitleChar"/>
+    <w:uiPriority w:val="11"/>
     <w:qFormat/>
+    <w:rsid w:val="00A10FD9"/>
     <w:pPr>
-      <w:keepNext/>
-      <w:keepLines/>
-      <w:spacing w:after="240" w:before="240"/>
-      <w:jc w:val="center"/>
+      <w:numPr>
+        <w:ilvl w:val="1"/>
+      </w:numPr>
     </w:pPr>
     <w:rPr>
-      <w:sz w:val="30"/>
-      <w:szCs w:val="30"/>
+      <w:rFonts w:cstheme="majorBidi" w:eastAsiaTheme="majorEastAsia"/>
+      <w:spacing w:val="15"/>
+      <w:sz w:val="28"/>
+      <w:szCs w:val="28"/>
+    </w:rPr>
+  </w:style>
+  <w:style w:customStyle="1" w:styleId="SubtitleChar" w:type="character">
+    <w:name w:val="Subtitle Char"/>
+    <w:basedOn w:val="DefaultParagraphFont"/>
+    <w:link w:val="Subtitle"/>
+    <w:uiPriority w:val="11"/>
+    <w:rsid w:val="00A10FD9"/>
+    <w:rPr>
+      <w:rFonts w:cstheme="majorBidi" w:eastAsiaTheme="majorEastAsia"/>
+      <w:color w:themeColor="text1" w:themeTint="A6" w:val="595959"/>
+      <w:spacing w:val="15"/>
+      <w:sz w:val="28"/>
+      <w:szCs w:val="28"/>
     </w:rPr>
   </w:style>
   <w:style w:customStyle="1" w:styleId="Author" w:type="paragraph">
     <w:name w:val="Author"/>
+    <w:basedOn w:val="Title"/>
     <w:next w:val="BodyText"/>
     <w:qFormat/>
     <w:pPr>
       <w:keepNext/>
       <w:keepLines/>
-      <w:jc w:val="center"/>
     </w:pPr>
+    <w:rPr>
+      <w:sz w:val="24"/>
+      <w:szCs w:val="24"/>
+    </w:rPr>
   </w:style>
   <w:style w:styleId="Date" w:type="paragraph">
     <w:name w:val="Date"/>
+    <w:basedOn w:val="Title"/>
     <w:next w:val="BodyText"/>
     <w:qFormat/>
     <w:pPr>
       <w:keepNext/>
       <w:keepLines/>
-      <w:jc w:val="center"/>
     </w:pPr>
+    <w:rPr>
+      <w:sz w:val="24"/>
+      <w:szCs w:val="24"/>
+    </w:rPr>
   </w:style>
   <w:style w:customStyle="1" w:styleId="AbstractTitle" w:type="paragraph">
     <w:name w:val="Abstract Title"/>
@@ -13983,15 +14042,13 @@
     <w:pPr>
       <w:keepNext/>
       <w:keepLines/>
+      <w:spacing w:after="0" w:before="300"/>
       <w:jc w:val="center"/>
-      <w:spacing w:after="0" w:before="300"/>
     </w:pPr>
     <w:rPr>
+      <w:b/>
       <w:sz w:val="20"/>
       <w:szCs w:val="20"/>
-      <w:b/>
-      <w:color w:val="345A8A"/>
-      &gt;
     </w:rPr>
   </w:style>
   <w:style w:customStyle="1" w:styleId="Abstract" w:type="paragraph">
@@ -14018,191 +14075,321 @@
     <w:rPr/>
   </w:style>
   <w:style w:styleId="Heading1" w:type="paragraph">
-    <w:name w:val="Heading 1"/>
+    <w:name w:val="heading 1"/>
     <w:basedOn w:val="Normal"/>
     <w:next w:val="BodyText"/>
+    <w:link w:val="Heading1Char"/>
     <w:uiPriority w:val="9"/>
     <w:qFormat/>
+    <w:rsid w:val="00A10FD9"/>
     <w:pPr>
       <w:keepNext/>
       <w:keepLines/>
-      <w:spacing w:after="0" w:before="480"/>
+      <w:spacing w:after="80" w:before="360"/>
       <w:outlineLvl w:val="0"/>
     </w:pPr>
     <w:rPr>
       <w:rFonts w:asciiTheme="majorHAnsi" w:cstheme="majorBidi" w:eastAsiaTheme="majorEastAsia" w:hAnsiTheme="majorHAnsi"/>
-      <w:b/>
-      <w:bCs/>
-      <w:color w:themeColor="accent1" w:val="4F81BD"/>
+      <w:color w:themeColor="accent1" w:themeShade="BF" w:val="0F4761"/>
+      <w:sz w:val="40"/>
+      <w:szCs w:val="40"/>
+    </w:rPr>
+  </w:style>
+  <w:style w:styleId="Heading2" w:type="paragraph">
+    <w:name w:val="heading 2"/>
+    <w:basedOn w:val="Normal"/>
+    <w:next w:val="BodyText"/>
+    <w:link w:val="Heading2Char"/>
+    <w:uiPriority w:val="9"/>
+    <w:semiHidden/>
+    <w:unhideWhenUsed/>
+    <w:qFormat/>
+    <w:rsid w:val="00A10FD9"/>
+    <w:pPr>
+      <w:keepNext/>
+      <w:keepLines/>
+      <w:spacing w:after="80" w:before="160"/>
+      <w:outlineLvl w:val="1"/>
+    </w:pPr>
+    <w:rPr>
+      <w:rFonts w:asciiTheme="majorHAnsi" w:cstheme="majorBidi" w:eastAsiaTheme="majorEastAsia" w:hAnsiTheme="majorHAnsi"/>
+      <w:color w:themeColor="accent1" w:themeShade="BF" w:val="0F4761"/>
       <w:sz w:val="32"/>
       <w:szCs w:val="32"/>
     </w:rPr>
   </w:style>
-  <w:style w:styleId="Heading2" w:type="paragraph">
-    <w:name w:val="Heading 2"/>
+  <w:style w:styleId="Heading3" w:type="paragraph">
+    <w:name w:val="heading 3"/>
     <w:basedOn w:val="Normal"/>
     <w:next w:val="BodyText"/>
+    <w:link w:val="Heading3Char"/>
     <w:uiPriority w:val="9"/>
+    <w:semiHidden/>
     <w:unhideWhenUsed/>
     <w:qFormat/>
+    <w:rsid w:val="00A10FD9"/>
     <w:pPr>
       <w:keepNext/>
       <w:keepLines/>
-      <w:spacing w:after="0" w:before="200"/>
-      <w:outlineLvl w:val="1"/>
+      <w:spacing w:after="80" w:before="160"/>
+      <w:outlineLvl w:val="2"/>
     </w:pPr>
     <w:rPr>
-      <w:rFonts w:asciiTheme="majorHAnsi" w:cstheme="majorBidi" w:eastAsiaTheme="majorEastAsia" w:hAnsiTheme="majorHAnsi"/>
-      <w:b/>
-      <w:bCs/>
-      <w:color w:themeColor="accent1" w:val="4F81BD"/>
+      <w:rFonts w:cstheme="majorBidi" w:eastAsiaTheme="majorEastAsia"/>
+      <w:color w:themeColor="accent1" w:themeShade="BF" w:val="0F4761"/>
       <w:sz w:val="28"/>
       <w:szCs w:val="28"/>
     </w:rPr>
   </w:style>
-  <w:style w:styleId="Heading3" w:type="paragraph">
-    <w:name w:val="Heading 3"/>
+  <w:style w:styleId="Heading4" w:type="paragraph">
+    <w:name w:val="heading 4"/>
     <w:basedOn w:val="Normal"/>
     <w:next w:val="BodyText"/>
+    <w:link w:val="Heading4Char"/>
     <w:uiPriority w:val="9"/>
+    <w:semiHidden/>
     <w:unhideWhenUsed/>
     <w:qFormat/>
+    <w:rsid w:val="00A10FD9"/>
     <w:pPr>
       <w:keepNext/>
       <w:keepLines/>
-      <w:spacing w:after="0" w:before="200"/>
-      <w:outlineLvl w:val="2"/>
+      <w:spacing w:after="40" w:before="80"/>
+      <w:outlineLvl w:val="3"/>
     </w:pPr>
     <w:rPr>
-      <w:rFonts w:asciiTheme="majorHAnsi" w:cstheme="majorBidi" w:eastAsiaTheme="majorEastAsia" w:hAnsiTheme="majorHAnsi"/>
-      <w:b/>
-      <w:bCs/>
-      <w:color w:themeColor="accent1" w:val="4F81BD"/>
-      <w:sz w:val="24"/>
-      <w:szCs w:val="24"/>
+      <w:rFonts w:cstheme="majorBidi" w:eastAsiaTheme="majorEastAsia"/>
+      <w:i/>
+      <w:iCs/>
+      <w:color w:themeColor="accent1" w:themeShade="BF" w:val="0F4761"/>
     </w:rPr>
   </w:style>
-  <w:style w:styleId="Heading4" w:type="paragraph">
-    <w:name w:val="Heading 4"/>
+  <w:style w:styleId="Heading5" w:type="paragraph">
+    <w:name w:val="heading 5"/>
     <w:basedOn w:val="Normal"/>
     <w:next w:val="BodyText"/>
+    <w:link w:val="Heading5Char"/>
     <w:uiPriority w:val="9"/>
+    <w:semiHidden/>
     <w:unhideWhenUsed/>
     <w:qFormat/>
+    <w:rsid w:val="00A10FD9"/>
     <w:pPr>
       <w:keepNext/>
       <w:keepLines/>
-      <w:spacing w:after="0" w:before="200"/>
-      <w:outlineLvl w:val="3"/>
+      <w:spacing w:after="40" w:before="80"/>
+      <w:outlineLvl w:val="4"/>
     </w:pPr>
     <w:rPr>
-      <w:rFonts w:asciiTheme="majorHAnsi" w:cstheme="majorBidi" w:eastAsiaTheme="majorEastAsia" w:hAnsiTheme="majorHAnsi"/>
-      <w:i/>
-      <w:bCs/>
-      <w:color w:themeColor="accent1" w:val="4F81BD"/>
-      <w:sz w:val="24"/>
-      <w:szCs w:val="24"/>
+      <w:rFonts w:cstheme="majorBidi" w:eastAsiaTheme="majorEastAsia"/>
+      <w:color w:themeColor="accent1" w:themeShade="BF" w:val="0F4761"/>
     </w:rPr>
   </w:style>
-  <w:style w:styleId="Heading5" w:type="paragraph">
-    <w:name w:val="Heading 5"/>
+  <w:style w:styleId="Heading6" w:type="paragraph">
+    <w:name w:val="heading 6"/>
     <w:basedOn w:val="Normal"/>
     <w:next w:val="BodyText"/>
+    <w:link w:val="Heading6Char"/>
     <w:uiPriority w:val="9"/>
+    <w:semiHidden/>
     <w:unhideWhenUsed/>
     <w:qFormat/>
+    <w:rsid w:val="00A10FD9"/>
     <w:pPr>
       <w:keepNext/>
       <w:keepLines/>
-      <w:spacing w:after="0" w:before="200"/>
-      <w:outlineLvl w:val="4"/>
+      <w:spacing w:after="0" w:before="40"/>
+      <w:outlineLvl w:val="5"/>
     </w:pPr>
     <w:rPr>
-      <w:rFonts w:asciiTheme="majorHAnsi" w:cstheme="majorBidi" w:eastAsiaTheme="majorEastAsia" w:hAnsiTheme="majorHAnsi"/>
+      <w:rFonts w:cstheme="majorBidi" w:eastAsiaTheme="majorEastAsia"/>
+      <w:i/>
       <w:iCs/>
-      <w:color w:themeColor="accent1" w:val="4F81BD"/>
-      <w:sz w:val="24"/>
-      <w:szCs w:val="24"/>
+      <w:color w:themeColor="text1" w:themeTint="A6" w:val="595959"/>
     </w:rPr>
   </w:style>
-  <w:style w:styleId="Heading6" w:type="paragraph">
-    <w:name w:val="Heading 6"/>
+  <w:style w:styleId="Heading7" w:type="paragraph">
+    <w:name w:val="heading 7"/>
     <w:basedOn w:val="Normal"/>
     <w:next w:val="BodyText"/>
+    <w:link w:val="Heading7Char"/>
     <w:uiPriority w:val="9"/>
+    <w:semiHidden/>
     <w:unhideWhenUsed/>
     <w:qFormat/>
+    <w:rsid w:val="00A10FD9"/>
     <w:pPr>
       <w:keepNext/>
       <w:keepLines/>
-      <w:spacing w:after="0" w:before="200"/>
-      <w:outlineLvl w:val="5"/>
+      <w:spacing w:after="0" w:before="40"/>
+      <w:outlineLvl w:val="6"/>
     </w:pPr>
     <w:rPr>
-      <w:rFonts w:asciiTheme="majorHAnsi" w:cstheme="majorBidi" w:eastAsiaTheme="majorEastAsia" w:hAnsiTheme="majorHAnsi"/>
-      <w:color w:themeColor="accent1" w:val="4F81BD"/>
-      <w:sz w:val="24"/>
-      <w:szCs w:val="24"/>
+      <w:rFonts w:cstheme="majorBidi" w:eastAsiaTheme="majorEastAsia"/>
+      <w:color w:themeColor="text1" w:themeTint="A6" w:val="595959"/>
     </w:rPr>
   </w:style>
-  <w:style w:styleId="Heading7" w:type="paragraph">
-    <w:name w:val="Heading 7"/>
+  <w:style w:styleId="Heading8" w:type="paragraph">
+    <w:name w:val="heading 8"/>
     <w:basedOn w:val="Normal"/>
     <w:next w:val="BodyText"/>
+    <w:link w:val="Heading8Char"/>
     <w:uiPriority w:val="9"/>
+    <w:semiHidden/>
     <w:unhideWhenUsed/>
     <w:qFormat/>
+    <w:rsid w:val="00A10FD9"/>
     <w:pPr>
       <w:keepNext/>
       <w:keepLines/>
-      <w:spacing w:after="0" w:before="200"/>
-      <w:outlineLvl w:val="6"/>
+      <w:spacing w:after="0"/>
+      <w:outlineLvl w:val="7"/>
     </w:pPr>
     <w:rPr>
-      <w:rFonts w:asciiTheme="majorHAnsi" w:cstheme="majorBidi" w:eastAsiaTheme="majorEastAsia" w:hAnsiTheme="majorHAnsi"/>
-      <w:color w:themeColor="accent1" w:val="4F81BD"/>
-      <w:sz w:val="24"/>
-      <w:szCs w:val="24"/>
+      <w:rFonts w:cstheme="majorBidi" w:eastAsiaTheme="majorEastAsia"/>
+      <w:i/>
+      <w:iCs/>
+      <w:color w:themeColor="text1" w:themeTint="D8" w:val="272727"/>
     </w:rPr>
   </w:style>
-  <w:style w:styleId="Heading8" w:type="paragraph">
-    <w:name w:val="Heading 8"/>
+  <w:style w:styleId="Heading9" w:type="paragraph">
+    <w:name w:val="heading 9"/>
     <w:basedOn w:val="Normal"/>
     <w:next w:val="BodyText"/>
+    <w:link w:val="Heading9Char"/>
     <w:uiPriority w:val="9"/>
+    <w:semiHidden/>
     <w:unhideWhenUsed/>
     <w:qFormat/>
+    <w:rsid w:val="00A10FD9"/>
     <w:pPr>
       <w:keepNext/>
       <w:keepLines/>
-      <w:spacing w:after="0" w:before="200"/>
-      <w:outlineLvl w:val="7"/>
-    </w:pPr>
-    <w:rPr>
-      <w:rFonts w:asciiTheme="majorHAnsi" w:cstheme="majorBidi" w:eastAsiaTheme="majorEastAsia" w:hAnsiTheme="majorHAnsi"/>
-      <w:color w:themeColor="accent1" w:val="4F81BD"/>
-      <w:sz w:val="24"/>
-      <w:szCs w:val="24"/>
-    </w:rPr>
-  </w:style>
-  <w:style w:styleId="Heading9" w:type="paragraph">
-    <w:name w:val="Heading 9"/>
-    <w:basedOn w:val="Normal"/>
-    <w:next w:val="BodyText"/>
-    <w:uiPriority w:val="9"/>
-    <w:unhideWhenUsed/>
-    <w:qFormat/>
-    <w:pPr>
-      <w:keepNext/>
-      <w:keepLines/>
-      <w:spacing w:after="0" w:before="200"/>
+      <w:spacing w:after="0"/>
       <w:outlineLvl w:val="8"/>
     </w:pPr>
     <w:rPr>
+      <w:rFonts w:cstheme="majorBidi" w:eastAsiaTheme="majorEastAsia"/>
+      <w:color w:themeColor="text1" w:themeTint="D8" w:val="272727"/>
+    </w:rPr>
+  </w:style>
+  <w:style w:customStyle="1" w:styleId="Heading1Char" w:type="character">
+    <w:name w:val="Heading 1 Char"/>
+    <w:basedOn w:val="DefaultParagraphFont"/>
+    <w:link w:val="Heading1"/>
+    <w:uiPriority w:val="9"/>
+    <w:rsid w:val="00A10FD9"/>
+    <w:rPr>
       <w:rFonts w:asciiTheme="majorHAnsi" w:cstheme="majorBidi" w:eastAsiaTheme="majorEastAsia" w:hAnsiTheme="majorHAnsi"/>
-      <w:color w:themeColor="accent1" w:val="4F81BD"/>
-      <w:sz w:val="24"/>
-      <w:szCs w:val="24"/>
+      <w:color w:themeColor="accent1" w:themeShade="BF" w:val="0F4761"/>
+      <w:sz w:val="40"/>
+      <w:szCs w:val="40"/>
+    </w:rPr>
+  </w:style>
+  <w:style w:customStyle="1" w:styleId="Heading2Char" w:type="character">
+    <w:name w:val="Heading 2 Char"/>
+    <w:basedOn w:val="DefaultParagraphFont"/>
+    <w:link w:val="Heading2"/>
+    <w:uiPriority w:val="9"/>
+    <w:semiHidden/>
+    <w:rsid w:val="00A10FD9"/>
+    <w:rPr>
+      <w:rFonts w:asciiTheme="majorHAnsi" w:cstheme="majorBidi" w:eastAsiaTheme="majorEastAsia" w:hAnsiTheme="majorHAnsi"/>
+      <w:color w:themeColor="accent1" w:themeShade="BF" w:val="0F4761"/>
+      <w:sz w:val="32"/>
+      <w:szCs w:val="32"/>
+    </w:rPr>
+  </w:style>
+  <w:style w:customStyle="1" w:styleId="Heading3Char" w:type="character">
+    <w:name w:val="Heading 3 Char"/>
+    <w:basedOn w:val="DefaultParagraphFont"/>
+    <w:link w:val="Heading3"/>
+    <w:uiPriority w:val="9"/>
+    <w:semiHidden/>
+    <w:rsid w:val="00A10FD9"/>
+    <w:rPr>
+      <w:rFonts w:cstheme="majorBidi" w:eastAsiaTheme="majorEastAsia"/>
+      <w:color w:themeColor="accent1" w:themeShade="BF" w:val="0F4761"/>
+      <w:sz w:val="28"/>
+      <w:szCs w:val="28"/>
+    </w:rPr>
+  </w:style>
+  <w:style w:customStyle="1" w:styleId="Heading4Char" w:type="character">
+    <w:name w:val="Heading 4 Char"/>
+    <w:basedOn w:val="DefaultParagraphFont"/>
+    <w:link w:val="Heading4"/>
+    <w:uiPriority w:val="9"/>
+    <w:semiHidden/>
+    <w:rsid w:val="00A10FD9"/>
+    <w:rPr>
+      <w:rFonts w:cstheme="majorBidi" w:eastAsiaTheme="majorEastAsia"/>
+      <w:i/>
+      <w:iCs/>
+      <w:color w:themeColor="accent1" w:themeShade="BF" w:val="0F4761"/>
+    </w:rPr>
+  </w:style>
+  <w:style w:customStyle="1" w:styleId="Heading5Char" w:type="character">
+    <w:name w:val="Heading 5 Char"/>
+    <w:basedOn w:val="DefaultParagraphFont"/>
+    <w:link w:val="Heading5"/>
+    <w:uiPriority w:val="9"/>
+    <w:semiHidden/>
+    <w:rsid w:val="00A10FD9"/>
+    <w:rPr>
+      <w:rFonts w:cstheme="majorBidi" w:eastAsiaTheme="majorEastAsia"/>
+      <w:color w:themeColor="accent1" w:themeShade="BF" w:val="0F4761"/>
+    </w:rPr>
+  </w:style>
+  <w:style w:customStyle="1" w:styleId="Heading6Char" w:type="character">
+    <w:name w:val="Heading 6 Char"/>
+    <w:basedOn w:val="DefaultParagraphFont"/>
+    <w:link w:val="Heading6"/>
+    <w:uiPriority w:val="9"/>
+    <w:semiHidden/>
+    <w:rsid w:val="00A10FD9"/>
+    <w:rPr>
+      <w:rFonts w:cstheme="majorBidi" w:eastAsiaTheme="majorEastAsia"/>
+      <w:i/>
+      <w:iCs/>
+      <w:color w:themeColor="text1" w:themeTint="A6" w:val="595959"/>
+    </w:rPr>
+  </w:style>
+  <w:style w:customStyle="1" w:styleId="Heading7Char" w:type="character">
+    <w:name w:val="Heading 7 Char"/>
+    <w:basedOn w:val="DefaultParagraphFont"/>
+    <w:link w:val="Heading7"/>
+    <w:uiPriority w:val="9"/>
+    <w:semiHidden/>
+    <w:rsid w:val="00A10FD9"/>
+    <w:rPr>
+      <w:rFonts w:cstheme="majorBidi" w:eastAsiaTheme="majorEastAsia"/>
+      <w:color w:themeColor="text1" w:themeTint="A6" w:val="595959"/>
+    </w:rPr>
+  </w:style>
+  <w:style w:customStyle="1" w:styleId="Heading8Char" w:type="character">
+    <w:name w:val="Heading 8 Char"/>
+    <w:basedOn w:val="DefaultParagraphFont"/>
+    <w:link w:val="Heading8"/>
+    <w:uiPriority w:val="9"/>
+    <w:semiHidden/>
+    <w:rsid w:val="00A10FD9"/>
+    <w:rPr>
+      <w:rFonts w:cstheme="majorBidi" w:eastAsiaTheme="majorEastAsia"/>
+      <w:i/>
+      <w:iCs/>
+      <w:color w:themeColor="text1" w:themeTint="D8" w:val="272727"/>
+    </w:rPr>
+  </w:style>
+  <w:style w:customStyle="1" w:styleId="Heading9Char" w:type="character">
+    <w:name w:val="Heading 9 Char"/>
+    <w:basedOn w:val="DefaultParagraphFont"/>
+    <w:link w:val="Heading9"/>
+    <w:uiPriority w:val="9"/>
+    <w:semiHidden/>
+    <w:rsid w:val="00A10FD9"/>
+    <w:rPr>
+      <w:rFonts w:cstheme="majorBidi" w:eastAsiaTheme="majorEastAsia"/>
+      <w:color w:themeColor="text1" w:themeTint="D8" w:val="272727"/>
     </w:rPr>
   </w:style>
   <w:style w:styleId="BlockText" w:type="paragraph">
@@ -14227,8 +14414,8 @@
   </w:style>
   <w:style w:styleId="FootnoteBlockText" w:type="paragraph">
     <w:name w:val="Footnote Block Text"/>
-    <w:basedOn w:val="Footnote Text"/>
-    <w:next w:val="Footnote Text"/>
+    <w:basedOn w:val="FootnoteText"/>
+    <w:next w:val="FootnoteText"/>
     <w:uiPriority w:val="9"/>
     <w:unhideWhenUsed/>
     <w:qFormat/>
@@ -14266,10 +14453,10 @@
         <w:jc w:val="left"/>
       </w:trPr>
       <w:tcPr>
-        <w:vAlign w:val="bottom"/>
         <w:tcBorders>
           <w:bottom w:val="single"/>
         </w:tcBorders>
+        <w:vAlign w:val="bottom"/>
       </w:tcPr>
     </w:tblStylePr>
   </w:style>
@@ -14385,6 +14572,7 @@
     <w:name w:val="KeywordTok"/>
     <w:basedOn w:val="VerbatimChar"/>
     <w:rPr>
+      <w:b/>
       <w:color w:val="003b4f"/>
       <w:shd w:val="clear" w:fill="f1f3f5"/>
     </w:rPr>
@@ -14489,9 +14677,9 @@
     <w:name w:val="DocumentationTok"/>
     <w:basedOn w:val="VerbatimChar"/>
     <w:rPr>
+      <w:i/>
       <w:color w:val="5e5e5e"/>
       <w:shd w:val="clear" w:fill="f1f3f5"/>
-      <w:i/>
     </w:rPr>
   </w:style>
   <w:style w:type="character" w:customStyle="1" w:styleId="AnnotationTok">
@@ -14506,9 +14694,9 @@
     <w:name w:val="CommentVarTok"/>
     <w:basedOn w:val="VerbatimChar"/>
     <w:rPr>
+      <w:i/>
       <w:color w:val="5e5e5e"/>
       <w:shd w:val="clear" w:fill="f1f3f5"/>
-      <w:i/>
     </w:rPr>
   </w:style>
   <w:style w:type="character" w:customStyle="1" w:styleId="OtherTok">
@@ -14539,6 +14727,7 @@
     <w:name w:val="ControlFlowTok"/>
     <w:basedOn w:val="VerbatimChar"/>
     <w:rPr>
+      <w:b/>
       <w:color w:val="003b4f"/>
       <w:shd w:val="clear" w:fill="f1f3f5"/>
     </w:rPr>
@@ -14603,9 +14792,9 @@
     <w:name w:val="WarningTok"/>
     <w:basedOn w:val="VerbatimChar"/>
     <w:rPr>
+      <w:i/>
       <w:color w:val="5e5e5e"/>
       <w:shd w:val="clear" w:fill="f1f3f5"/>
-      <w:i/>
     </w:rPr>
   </w:style>
   <w:style w:type="character" w:customStyle="1" w:styleId="AlertTok">
@@ -14646,44 +14835,44 @@
         <a:sysClr val="window" lastClr="FFFFFF"/>
       </a:lt1>
       <a:dk2>
-        <a:srgbClr val="1F497D"/>
+        <a:srgbClr val="0E2841"/>
       </a:dk2>
       <a:lt2>
-        <a:srgbClr val="EEECE1"/>
+        <a:srgbClr val="E8E8E8"/>
       </a:lt2>
       <a:accent1>
-        <a:srgbClr val="4F81BD"/>
+        <a:srgbClr val="156082"/>
       </a:accent1>
       <a:accent2>
-        <a:srgbClr val="C0504D"/>
+        <a:srgbClr val="E97132"/>
       </a:accent2>
       <a:accent3>
-        <a:srgbClr val="9BBB59"/>
+        <a:srgbClr val="196B24"/>
       </a:accent3>
       <a:accent4>
-        <a:srgbClr val="8064A2"/>
+        <a:srgbClr val="0F9ED5"/>
       </a:accent4>
       <a:accent5>
-        <a:srgbClr val="4BACC6"/>
+        <a:srgbClr val="A02B93"/>
       </a:accent5>
       <a:accent6>
-        <a:srgbClr val="F79646"/>
+        <a:srgbClr val="4EA72E"/>
       </a:accent6>
       <a:hlink>
-        <a:srgbClr val="0000FF"/>
+        <a:srgbClr val="467886"/>
       </a:hlink>
       <a:folHlink>
-        <a:srgbClr val="800080"/>
+        <a:srgbClr val="96607D"/>
       </a:folHlink>
     </a:clrScheme>
     <a:fontScheme name="Office">
       <a:majorFont>
-        <a:latin typeface="Calibri"/>
+        <a:latin typeface="Aptos Display" panose="02110004020202020204"/>
         <a:ea typeface=""/>
         <a:cs typeface=""/>
-        <a:font script="Jpan" typeface="ＭＳ ゴシック"/>
+        <a:font script="Jpan" typeface="游ゴシック Light"/>
         <a:font script="Hang" typeface="맑은 고딕"/>
-        <a:font script="Hans" typeface="宋体"/>
+        <a:font script="Hans" typeface="等线 Light"/>
         <a:font script="Hant" typeface="新細明體"/>
         <a:font script="Arab" typeface="Times New Roman"/>
         <a:font script="Hebr" typeface="Times New Roman"/>
@@ -14710,14 +14899,32 @@
         <a:font script="Mong" typeface="Mongolian Baiti"/>
         <a:font script="Viet" typeface="Times New Roman"/>
         <a:font script="Uigh" typeface="Microsoft Uighur"/>
+        <a:font script="Geor" typeface="Sylfaen"/>
+        <a:font script="Armn" typeface="Arial"/>
+        <a:font script="Bugi" typeface="Leelawadee UI"/>
+        <a:font script="Bopo" typeface="Microsoft JhengHei"/>
+        <a:font script="Java" typeface="Javanese Text"/>
+        <a:font script="Lisu" typeface="Segoe UI"/>
+        <a:font script="Mymr" typeface="Myanmar Text"/>
+        <a:font script="Nkoo" typeface="Ebrima"/>
+        <a:font script="Olck" typeface="Nirmala UI"/>
+        <a:font script="Osma" typeface="Ebrima"/>
+        <a:font script="Phag" typeface="Phagspa"/>
+        <a:font script="Syrn" typeface="Estrangelo Edessa"/>
+        <a:font script="Syrj" typeface="Estrangelo Edessa"/>
+        <a:font script="Syre" typeface="Estrangelo Edessa"/>
+        <a:font script="Sora" typeface="Nirmala UI"/>
+        <a:font script="Tale" typeface="Microsoft Tai Le"/>
+        <a:font script="Talu" typeface="Microsoft New Tai Lue"/>
+        <a:font script="Tfng" typeface="Ebrima"/>
       </a:majorFont>
       <a:minorFont>
-        <a:latin typeface="Cambria"/>
+        <a:latin typeface="Aptos" panose="02110004020202020204"/>
         <a:ea typeface=""/>
         <a:cs typeface=""/>
-        <a:font script="Jpan" typeface="ＭＳ 明朝"/>
+        <a:font script="Jpan" typeface="游明朝"/>
         <a:font script="Hang" typeface="맑은 고딕"/>
-        <a:font script="Hans" typeface="宋体"/>
+        <a:font script="Hans" typeface="等线"/>
         <a:font script="Hant" typeface="新細明體"/>
         <a:font script="Arab" typeface="Arial"/>
         <a:font script="Hebr" typeface="Arial"/>
@@ -14744,6 +14951,24 @@
         <a:font script="Mong" typeface="Mongolian Baiti"/>
         <a:font script="Viet" typeface="Arial"/>
         <a:font script="Uigh" typeface="Microsoft Uighur"/>
+        <a:font script="Geor" typeface="Sylfaen"/>
+        <a:font script="Armn" typeface="Arial"/>
+        <a:font script="Bugi" typeface="Leelawadee UI"/>
+        <a:font script="Bopo" typeface="Microsoft JhengHei"/>
+        <a:font script="Java" typeface="Javanese Text"/>
+        <a:font script="Lisu" typeface="Segoe UI"/>
+        <a:font script="Mymr" typeface="Myanmar Text"/>
+        <a:font script="Nkoo" typeface="Ebrima"/>
+        <a:font script="Olck" typeface="Nirmala UI"/>
+        <a:font script="Osma" typeface="Ebrima"/>
+        <a:font script="Phag" typeface="Phagspa"/>
+        <a:font script="Syrn" typeface="Estrangelo Edessa"/>
+        <a:font script="Syrj" typeface="Estrangelo Edessa"/>
+        <a:font script="Syre" typeface="Estrangelo Edessa"/>
+        <a:font script="Sora" typeface="Nirmala UI"/>
+        <a:font script="Tale" typeface="Microsoft Tai Le"/>
+        <a:font script="Talu" typeface="Microsoft New Tai Lue"/>
+        <a:font script="Tfng" typeface="Ebrima"/>
       </a:minorFont>
     </a:fontScheme>
     <a:fmtScheme name="Office">
@@ -14755,200 +14980,141 @@
           <a:gsLst>
             <a:gs pos="0">
               <a:schemeClr val="phClr">
-                <a:tint val="50000"/>
-                <a:satMod val="300000"/>
+                <a:lumMod val="110000"/>
+                <a:satMod val="105000"/>
+                <a:tint val="67000"/>
               </a:schemeClr>
             </a:gs>
-            <a:gs pos="35000">
+            <a:gs pos="50000">
               <a:schemeClr val="phClr">
-                <a:tint val="37000"/>
-                <a:satMod val="300000"/>
+                <a:lumMod val="105000"/>
+                <a:satMod val="103000"/>
+                <a:tint val="73000"/>
               </a:schemeClr>
             </a:gs>
             <a:gs pos="100000">
               <a:schemeClr val="phClr">
-                <a:tint val="15000"/>
-                <a:satMod val="350000"/>
+                <a:lumMod val="105000"/>
+                <a:satMod val="109000"/>
+                <a:tint val="81000"/>
               </a:schemeClr>
             </a:gs>
           </a:gsLst>
-          <a:lin ang="16200000" scaled="1"/>
+          <a:lin ang="5400000" scaled="0"/>
         </a:gradFill>
         <a:gradFill rotWithShape="1">
           <a:gsLst>
             <a:gs pos="0">
               <a:schemeClr val="phClr">
-                <a:tint val="100000"/>
+                <a:satMod val="103000"/>
+                <a:lumMod val="102000"/>
+                <a:tint val="94000"/>
+              </a:schemeClr>
+            </a:gs>
+            <a:gs pos="50000">
+              <a:schemeClr val="phClr">
+                <a:satMod val="110000"/>
+                <a:lumMod val="100000"/>
                 <a:shade val="100000"/>
-                <a:satMod val="130000"/>
               </a:schemeClr>
             </a:gs>
             <a:gs pos="100000">
               <a:schemeClr val="phClr">
-                <a:tint val="50000"/>
-                <a:shade val="100000"/>
-                <a:satMod val="350000"/>
+                <a:lumMod val="99000"/>
+                <a:satMod val="120000"/>
+                <a:shade val="78000"/>
               </a:schemeClr>
             </a:gs>
           </a:gsLst>
-          <a:lin ang="16200000" scaled="0"/>
+          <a:lin ang="5400000" scaled="0"/>
         </a:gradFill>
       </a:fillStyleLst>
       <a:lnStyleLst>
-        <a:ln w="9525" cap="flat" cmpd="sng" algn="ctr">
-          <a:solidFill>
-            <a:schemeClr val="phClr">
-              <a:shade val="95000"/>
-              <a:satMod val="105000"/>
-            </a:schemeClr>
-          </a:solidFill>
-          <a:prstDash val="solid"/>
-        </a:ln>
-        <a:ln w="25400" cap="flat" cmpd="sng" algn="ctr">
+        <a:ln w="6350" cap="flat" cmpd="sng" algn="ctr">
           <a:solidFill>
             <a:schemeClr val="phClr"/>
           </a:solidFill>
           <a:prstDash val="solid"/>
+          <a:miter lim="800000"/>
         </a:ln>
-        <a:ln w="38100" cap="flat" cmpd="sng" algn="ctr">
+        <a:ln w="12700" cap="flat" cmpd="sng" algn="ctr">
           <a:solidFill>
             <a:schemeClr val="phClr"/>
           </a:solidFill>
           <a:prstDash val="solid"/>
+          <a:miter lim="800000"/>
+        </a:ln>
+        <a:ln w="19050" cap="flat" cmpd="sng" algn="ctr">
+          <a:solidFill>
+            <a:schemeClr val="phClr"/>
+          </a:solidFill>
+          <a:prstDash val="solid"/>
+          <a:miter lim="800000"/>
         </a:ln>
       </a:lnStyleLst>
       <a:effectStyleLst>
         <a:effectStyle>
+          <a:effectLst/>
+        </a:effectStyle>
+        <a:effectStyle>
+          <a:effectLst/>
+        </a:effectStyle>
+        <a:effectStyle>
           <a:effectLst>
-            <a:outerShdw blurRad="40000" dist="20000" dir="5400000" rotWithShape="0">
+            <a:outerShdw blurRad="57150" dist="19050" dir="5400000" algn="ctr" rotWithShape="0">
               <a:srgbClr val="000000">
-                <a:alpha val="38000"/>
+                <a:alpha val="63000"/>
               </a:srgbClr>
             </a:outerShdw>
           </a:effectLst>
-        </a:effectStyle>
-        <a:effectStyle>
-          <a:effectLst>
-            <a:outerShdw blurRad="40000" dist="23000" dir="5400000" rotWithShape="0">
-              <a:srgbClr val="000000">
-                <a:alpha val="35000"/>
-              </a:srgbClr>
-            </a:outerShdw>
-          </a:effectLst>
-        </a:effectStyle>
-        <a:effectStyle>
-          <a:effectLst>
-            <a:outerShdw blurRad="40000" dist="23000" dir="5400000" rotWithShape="0">
-              <a:srgbClr val="000000">
-                <a:alpha val="35000"/>
-              </a:srgbClr>
-            </a:outerShdw>
-          </a:effectLst>
-          <a:scene3d>
-            <a:camera prst="orthographicFront">
-              <a:rot lat="0" lon="0" rev="0"/>
-            </a:camera>
-            <a:lightRig rig="threePt" dir="t">
-              <a:rot lat="0" lon="0" rev="1200000"/>
-            </a:lightRig>
-          </a:scene3d>
-          <a:sp3d>
-            <a:bevelT w="63500" h="25400"/>
-          </a:sp3d>
         </a:effectStyle>
       </a:effectStyleLst>
       <a:bgFillStyleLst>
         <a:solidFill>
           <a:schemeClr val="phClr"/>
         </a:solidFill>
+        <a:solidFill>
+          <a:schemeClr val="phClr">
+            <a:tint val="95000"/>
+            <a:satMod val="170000"/>
+          </a:schemeClr>
+        </a:solidFill>
         <a:gradFill rotWithShape="1">
           <a:gsLst>
             <a:gs pos="0">
               <a:schemeClr val="phClr">
-                <a:tint val="40000"/>
-                <a:satMod val="350000"/>
+                <a:tint val="93000"/>
+                <a:satMod val="150000"/>
+                <a:shade val="98000"/>
+                <a:lumMod val="102000"/>
               </a:schemeClr>
             </a:gs>
-            <a:gs pos="40000">
+            <a:gs pos="50000">
               <a:schemeClr val="phClr">
-                <a:tint val="45000"/>
-                <a:shade val="99000"/>
-                <a:satMod val="350000"/>
+                <a:tint val="98000"/>
+                <a:satMod val="130000"/>
+                <a:shade val="90000"/>
+                <a:lumMod val="103000"/>
               </a:schemeClr>
             </a:gs>
             <a:gs pos="100000">
               <a:schemeClr val="phClr">
-                <a:shade val="20000"/>
-                <a:satMod val="255000"/>
+                <a:shade val="63000"/>
+                <a:satMod val="120000"/>
               </a:schemeClr>
             </a:gs>
           </a:gsLst>
-          <a:path path="circle">
-            <a:fillToRect l="50000" t="-80000" r="50000" b="180000"/>
-          </a:path>
-        </a:gradFill>
-        <a:gradFill rotWithShape="1">
-          <a:gsLst>
-            <a:gs pos="0">
-              <a:schemeClr val="phClr">
-                <a:tint val="80000"/>
-                <a:satMod val="300000"/>
-              </a:schemeClr>
-            </a:gs>
-            <a:gs pos="100000">
-              <a:schemeClr val="phClr">
-                <a:shade val="30000"/>
-                <a:satMod val="200000"/>
-              </a:schemeClr>
-            </a:gs>
-          </a:gsLst>
-          <a:path path="circle">
-            <a:fillToRect l="50000" t="50000" r="50000" b="50000"/>
-          </a:path>
+          <a:lin ang="5400000" scaled="0"/>
         </a:gradFill>
       </a:bgFillStyleLst>
     </a:fmtScheme>
   </a:themeElements>
-  <a:objectDefaults>
-    <a:spDef>
-      <a:spPr/>
-      <a:bodyPr/>
-      <a:lstStyle/>
-      <a:style>
-        <a:lnRef idx="1">
-          <a:schemeClr val="accent1"/>
-        </a:lnRef>
-        <a:fillRef idx="3">
-          <a:schemeClr val="accent1"/>
-        </a:fillRef>
-        <a:effectRef idx="2">
-          <a:schemeClr val="accent1"/>
-        </a:effectRef>
-        <a:fontRef idx="minor">
-          <a:schemeClr val="lt1"/>
-        </a:fontRef>
-      </a:style>
-    </a:spDef>
-    <a:lnDef>
-      <a:spPr/>
-      <a:bodyPr/>
-      <a:lstStyle/>
-      <a:style>
-        <a:lnRef idx="2">
-          <a:schemeClr val="accent1"/>
-        </a:lnRef>
-        <a:fillRef idx="0">
-          <a:schemeClr val="accent1"/>
-        </a:fillRef>
-        <a:effectRef idx="1">
-          <a:schemeClr val="accent1"/>
-        </a:effectRef>
-        <a:fontRef idx="minor">
-          <a:schemeClr val="tx1"/>
-        </a:fontRef>
-      </a:style>
-    </a:lnDef>
-  </a:objectDefaults>
+  <a:objectDefaults/>
   <a:extraClrSchemeLst/>
+  <a:extLst>
+    <a:ext uri="{05A4C25C-085E-4340-85A3-A5531E510DB2}">
+      <thm15:themeFamily xmlns:thm15="http://schemas.microsoft.com/office/thememl/2012/main" name="Office Theme" id="{2E142A2C-CD16-42D6-873A-C26D2A0506FA}" vid="{1BDDFF52-6CD6-40A5-AB3C-68EB2F1E4D0A}"/>
+    </a:ext>
+  </a:extLst>
 </a:theme>
 </file>
--- a/docs/module04.docx
+++ b/docs/module04.docx
@@ -7,7 +7,13 @@
         <w:pStyle w:val="Title"/>
       </w:pPr>
       <w:r>
-        <w:t xml:space="preserve">Module 4</w:t>
+        <w:t xml:space="preserve">Module</w:t>
+      </w:r>
+      <w:r>
+        <w:t xml:space="preserve"> </w:t>
+      </w:r>
+      <w:r>
+        <w:t xml:space="preserve">4</w:t>
       </w:r>
     </w:p>
     <w:p>
@@ -38,8 +44,8 @@
       </w:r>
       <w:r>
         <w:rPr>
+          <w:bCs/>
           <w:b/>
-          <w:bCs/>
         </w:rPr>
         <w:t xml:space="preserve">S. S. Rainbow Cake</w:t>
       </w:r>
@@ -66,11 +72,11 @@
     </w:p>
     <w:p>
       <w:pPr>
-        <w:pStyle w:val="Compact"/>
         <w:numPr>
           <w:ilvl w:val="0"/>
           <w:numId w:val="1001"/>
         </w:numPr>
+        <w:pStyle w:val="Compact"/>
       </w:pPr>
       <w:r>
         <w:t xml:space="preserve">Calculate common outbreak statistics based on food exposure data</w:t>
@@ -78,11 +84,11 @@
     </w:p>
     <w:p>
       <w:pPr>
-        <w:pStyle w:val="Compact"/>
         <w:numPr>
           <w:ilvl w:val="0"/>
           <w:numId w:val="1001"/>
         </w:numPr>
+        <w:pStyle w:val="Compact"/>
       </w:pPr>
       <w:r>
         <w:t xml:space="preserve">Create attractive tables using the</w:t>
@@ -92,8 +98,8 @@
       </w:r>
       <w:r>
         <w:rPr>
+          <w:bCs/>
           <w:b/>
-          <w:bCs/>
         </w:rPr>
         <w:t xml:space="preserve">flextable</w:t>
       </w:r>
@@ -106,11 +112,11 @@
     </w:p>
     <w:p>
       <w:pPr>
-        <w:pStyle w:val="Compact"/>
         <w:numPr>
           <w:ilvl w:val="0"/>
           <w:numId w:val="1001"/>
         </w:numPr>
+        <w:pStyle w:val="Compact"/>
       </w:pPr>
       <w:r>
         <w:t xml:space="preserve">Create a convenient report using markdown language</w:t>
@@ -138,24 +144,24 @@
       </w:r>
       <w:r>
         <w:rPr>
+          <w:bCs/>
           <w:b/>
+        </w:rPr>
+        <w:t xml:space="preserve">bloody stool</w:t>
+      </w:r>
+      <w:r>
+        <w:t xml:space="preserve"> </w:t>
+      </w:r>
+      <w:r>
+        <w:t xml:space="preserve">and</w:t>
+      </w:r>
+      <w:r>
+        <w:t xml:space="preserve"> </w:t>
+      </w:r>
+      <w:r>
+        <w:rPr>
           <w:bCs/>
-        </w:rPr>
-        <w:t xml:space="preserve">bloody stool</w:t>
-      </w:r>
-      <w:r>
-        <w:t xml:space="preserve"> </w:t>
-      </w:r>
-      <w:r>
-        <w:t xml:space="preserve">and</w:t>
-      </w:r>
-      <w:r>
-        <w:t xml:space="preserve"> </w:t>
-      </w:r>
-      <w:r>
-        <w:rPr>
           <w:b/>
-          <w:bCs/>
         </w:rPr>
         <w:t xml:space="preserve">fever</w:t>
       </w:r>
@@ -169,7 +175,13 @@
         <w:t xml:space="preserve"> </w:t>
       </w:r>
       <w:r>
-        <w:t xml:space="preserve">“Silver”</w:t>
+        <w:t xml:space="preserve">“</w:t>
+      </w:r>
+      <w:r>
+        <w:t xml:space="preserve">Silver</w:t>
+      </w:r>
+      <w:r>
+        <w:t xml:space="preserve">”</w:t>
       </w:r>
       <w:r>
         <w:t xml:space="preserve"> </w:t>
@@ -180,11 +192,11 @@
     </w:p>
     <w:p>
       <w:pPr>
-        <w:pStyle w:val="Compact"/>
         <w:numPr>
           <w:ilvl w:val="0"/>
           <w:numId w:val="1002"/>
         </w:numPr>
+        <w:pStyle w:val="Compact"/>
       </w:pPr>
       <w:r>
         <w:t xml:space="preserve">A certain proportion of passengers boarded the ship the day prior to departure: the same time that the bulk of the ship’s crew were arriving on board. As a result of lessened staff capacity, passengers who pre-boarded had access to reduced à-la-carte dining services only.</w:t>
@@ -192,11 +204,11 @@
     </w:p>
     <w:p>
       <w:pPr>
-        <w:pStyle w:val="Compact"/>
         <w:numPr>
           <w:ilvl w:val="0"/>
           <w:numId w:val="1002"/>
         </w:numPr>
+        <w:pStyle w:val="Compact"/>
       </w:pPr>
       <w:r>
         <w:t xml:space="preserve">Member status (e.g., Silver, Gold, and Platinum) provides certain benefits to passengers based on their membership status. The higher tiers enable access to certain amenities aboard the ship, including premium gym and spa services, dedicated guest services concierge, enhanced in-room comforts, and exclusive access to premium dining items.</w:t>
@@ -214,8 +226,8 @@
       </w:r>
       <w:r>
         <w:rPr>
+          <w:bCs/>
           <w:b/>
-          <w:bCs/>
         </w:rPr>
         <w:t xml:space="preserve">Sam Stewpot</w:t>
       </w:r>
@@ -229,7 +241,13 @@
         <w:t xml:space="preserve"> </w:t>
       </w:r>
       <w:r>
-        <w:t xml:space="preserve">‘Salty Sam’</w:t>
+        <w:t xml:space="preserve">‘</w:t>
+      </w:r>
+      <w:r>
+        <w:t xml:space="preserve">Salty Sam</w:t>
+      </w:r>
+      <w:r>
+        <w:t xml:space="preserve">’</w:t>
       </w:r>
       <w:r>
         <w:t xml:space="preserve"> </w:t>
@@ -290,7 +308,13 @@
         <w:pStyle w:val="ImageCaption"/>
       </w:pPr>
       <w:r>
-        <w:t xml:space="preserve">“Salty Sam Stewpot”</w:t>
+        <w:t xml:space="preserve">“</w:t>
+      </w:r>
+      <w:r>
+        <w:t xml:space="preserve">Salty Sam Stewpot</w:t>
+      </w:r>
+      <w:r>
+        <w:t xml:space="preserve">”</w:t>
       </w:r>
       <w:r>
         <w:t xml:space="preserve">. (No.4 Cook. Thomas Rowlandson, 1799. National Maritime Museum, Greenwich, London.)</w:t>
@@ -404,8 +428,8 @@
       </w:r>
       <w:r>
         <w:rPr>
+          <w:bCs/>
           <w:b/>
-          <w:bCs/>
         </w:rPr>
         <w:t xml:space="preserve">S. S. Rainbow Cake</w:t>
       </w:r>
@@ -431,11 +455,11 @@
     </w:p>
     <w:p>
       <w:pPr>
-        <w:pStyle w:val="Compact"/>
         <w:numPr>
           <w:ilvl w:val="0"/>
           <w:numId w:val="1003"/>
         </w:numPr>
+        <w:pStyle w:val="Compact"/>
       </w:pPr>
       <w:hyperlink r:id="rId27">
         <w:r>
@@ -448,11 +472,11 @@
     </w:p>
     <w:p>
       <w:pPr>
-        <w:pStyle w:val="Compact"/>
         <w:numPr>
           <w:ilvl w:val="0"/>
           <w:numId w:val="1003"/>
         </w:numPr>
+        <w:pStyle w:val="Compact"/>
       </w:pPr>
       <w:hyperlink r:id="rId28">
         <w:r>
@@ -465,11 +489,11 @@
     </w:p>
     <w:p>
       <w:pPr>
-        <w:pStyle w:val="Compact"/>
         <w:numPr>
           <w:ilvl w:val="0"/>
           <w:numId w:val="1003"/>
         </w:numPr>
+        <w:pStyle w:val="Compact"/>
       </w:pPr>
       <w:hyperlink r:id="rId29">
         <w:r>
@@ -560,16 +584,17 @@
         <w:tblStyle w:val="Table"/>
         <w:tblLook w:firstRow="0" w:lastRow="0" w:firstColumn="0" w:lastColumn="0" w:noHBand="0" w:noVBand="0" w:val="0000"/>
         <w:tblBorders>
+          <w:left w:val="single" w:sz="24" w:space="0" w:color="0758E5"/>
+          <w:right w:val="single" w:sz="4" w:space="0" w:color="0758E5"/>
           <w:top w:val="single" w:sz="4" w:space="0" w:color="0758E5"/>
-          <w:left w:val="single" w:sz="24" w:space="0" w:color="0758E5"/>
           <w:bottom w:val="single" w:sz="4" w:space="0" w:color="0758E5"/>
-          <w:right w:val="single" w:sz="4" w:space="0" w:color="0758E5"/>
         </w:tblBorders>
         <w:tblCellMar>
           <w:left w:w="144" w:type="dxa"/>
           <w:right w:w="144" w:type="dxa"/>
         </w:tblCellMar>
-        <w:tblLook w:firstRow="0" w:lastRow="0" w:firstColumn="0" w:lastColumn="0" w:noHBand="0" w:noVBand="0" w:val="0000"/>
+        <w:tblInd w:w="164" w:type="dxa"/>
+        <w:tblW w:type="pct" w:w="100%"/>
       </w:tblPr>
       <w:tr>
         <w:trPr>
@@ -601,7 +626,7 @@
                     <a:graphicData uri="http://schemas.openxmlformats.org/drawingml/2006/picture">
                       <pic:pic>
                         <pic:nvPicPr>
-                          <pic:cNvPr descr="C:\Users\BHETMAN\AppData\Local\Programs\Quarto\share\formats\docx\note.png" id="34" name="Picture"/>
+                          <pic:cNvPr descr="C:\Program Files\RStudio\resources\app\bin\quarto\share\formats\docx\note.png" id="34" name="Picture"/>
                           <pic:cNvPicPr>
                             <a:picLocks noChangeArrowheads="1" noChangeAspect="1"/>
                           </pic:cNvPicPr>
@@ -677,16 +702,16 @@
           </w:p>
           <w:p>
             <w:pPr>
-              <w:pStyle w:val="Compact"/>
               <w:numPr>
                 <w:ilvl w:val="0"/>
                 <w:numId w:val="1004"/>
               </w:numPr>
+              <w:pStyle w:val="Compact"/>
             </w:pPr>
             <w:r>
               <w:rPr>
+                <w:bCs/>
                 <w:b/>
-                <w:bCs/>
               </w:rPr>
               <w:t xml:space="preserve">Y</w:t>
             </w:r>
@@ -701,8 +726,8 @@
             </w:r>
             <w:r>
               <w:rPr>
+                <w:bCs/>
                 <w:b/>
-                <w:bCs/>
               </w:rPr>
               <w:t xml:space="preserve">Yes</w:t>
             </w:r>
@@ -712,16 +737,16 @@
           </w:p>
           <w:p>
             <w:pPr>
-              <w:pStyle w:val="Compact"/>
               <w:numPr>
                 <w:ilvl w:val="0"/>
                 <w:numId w:val="1004"/>
               </w:numPr>
+              <w:pStyle w:val="Compact"/>
             </w:pPr>
             <w:r>
               <w:rPr>
+                <w:bCs/>
                 <w:b/>
-                <w:bCs/>
               </w:rPr>
               <w:t xml:space="preserve">N</w:t>
             </w:r>
@@ -736,8 +761,8 @@
             </w:r>
             <w:r>
               <w:rPr>
+                <w:bCs/>
                 <w:b/>
-                <w:bCs/>
               </w:rPr>
               <w:t xml:space="preserve">No</w:t>
             </w:r>
@@ -747,16 +772,16 @@
           </w:p>
           <w:p>
             <w:pPr>
-              <w:pStyle w:val="Compact"/>
               <w:numPr>
                 <w:ilvl w:val="0"/>
                 <w:numId w:val="1004"/>
               </w:numPr>
+              <w:pStyle w:val="Compact"/>
             </w:pPr>
             <w:r>
               <w:rPr>
+                <w:bCs/>
                 <w:b/>
-                <w:bCs/>
               </w:rPr>
               <w:t xml:space="preserve">P</w:t>
             </w:r>
@@ -771,8 +796,8 @@
             </w:r>
             <w:r>
               <w:rPr>
+                <w:bCs/>
                 <w:b/>
-                <w:bCs/>
               </w:rPr>
               <w:t xml:space="preserve">Possibly</w:t>
             </w:r>
@@ -782,16 +807,16 @@
           </w:p>
           <w:p>
             <w:pPr>
-              <w:pStyle w:val="Compact"/>
               <w:numPr>
                 <w:ilvl w:val="0"/>
                 <w:numId w:val="1004"/>
               </w:numPr>
+              <w:pStyle w:val="Compact"/>
             </w:pPr>
             <w:r>
               <w:rPr>
+                <w:bCs/>
                 <w:b/>
-                <w:bCs/>
               </w:rPr>
               <w:t xml:space="preserve">DK</w:t>
             </w:r>
@@ -806,8 +831,8 @@
             </w:r>
             <w:r>
               <w:rPr>
+                <w:bCs/>
                 <w:b/>
-                <w:bCs/>
               </w:rPr>
               <w:t xml:space="preserve">Doesn’t know</w:t>
             </w:r>
@@ -822,8 +847,8 @@
             </w:r>
             <w:r>
               <w:rPr>
+                <w:bCs/>
                 <w:b/>
-                <w:bCs/>
               </w:rPr>
               <w:t xml:space="preserve">doesn’t recall</w:t>
             </w:r>
@@ -831,7 +856,6 @@
               <w:t xml:space="preserve">, the passenger does not recall whether they consumed the food item or not.</w:t>
             </w:r>
           </w:p>
-          <w:p/>
         </w:tc>
       </w:tr>
     </w:tbl>
@@ -845,32 +869,32 @@
     </w:p>
     <w:p>
       <w:pPr>
-        <w:pStyle w:val="Compact"/>
         <w:numPr>
           <w:ilvl w:val="0"/>
           <w:numId w:val="1005"/>
         </w:numPr>
-      </w:pPr>
-      <w:r>
-        <w:rPr>
+        <w:pStyle w:val="Compact"/>
+      </w:pPr>
+      <w:r>
+        <w:rPr>
+          <w:bCs/>
           <w:b/>
+        </w:rPr>
+        <w:t xml:space="preserve">1</w:t>
+      </w:r>
+      <w:r>
+        <w:t xml:space="preserve"> </w:t>
+      </w:r>
+      <w:r>
+        <w:t xml:space="preserve">=</w:t>
+      </w:r>
+      <w:r>
+        <w:t xml:space="preserve"> </w:t>
+      </w:r>
+      <w:r>
+        <w:rPr>
           <w:bCs/>
-        </w:rPr>
-        <w:t xml:space="preserve">1</w:t>
-      </w:r>
-      <w:r>
-        <w:t xml:space="preserve"> </w:t>
-      </w:r>
-      <w:r>
-        <w:t xml:space="preserve">=</w:t>
-      </w:r>
-      <w:r>
-        <w:t xml:space="preserve"> </w:t>
-      </w:r>
-      <w:r>
-        <w:rPr>
           <w:b/>
-          <w:bCs/>
         </w:rPr>
         <w:t xml:space="preserve">Y or P</w:t>
       </w:r>
@@ -880,32 +904,32 @@
     </w:p>
     <w:p>
       <w:pPr>
-        <w:pStyle w:val="Compact"/>
         <w:numPr>
           <w:ilvl w:val="0"/>
           <w:numId w:val="1005"/>
         </w:numPr>
-      </w:pPr>
-      <w:r>
-        <w:rPr>
+        <w:pStyle w:val="Compact"/>
+      </w:pPr>
+      <w:r>
+        <w:rPr>
+          <w:bCs/>
           <w:b/>
+        </w:rPr>
+        <w:t xml:space="preserve">0</w:t>
+      </w:r>
+      <w:r>
+        <w:t xml:space="preserve"> </w:t>
+      </w:r>
+      <w:r>
+        <w:t xml:space="preserve">=</w:t>
+      </w:r>
+      <w:r>
+        <w:t xml:space="preserve"> </w:t>
+      </w:r>
+      <w:r>
+        <w:rPr>
           <w:bCs/>
-        </w:rPr>
-        <w:t xml:space="preserve">0</w:t>
-      </w:r>
-      <w:r>
-        <w:t xml:space="preserve"> </w:t>
-      </w:r>
-      <w:r>
-        <w:t xml:space="preserve">=</w:t>
-      </w:r>
-      <w:r>
-        <w:t xml:space="preserve"> </w:t>
-      </w:r>
-      <w:r>
-        <w:rPr>
           <w:b/>
-          <w:bCs/>
         </w:rPr>
         <w:t xml:space="preserve">N</w:t>
       </w:r>
@@ -915,32 +939,32 @@
     </w:p>
     <w:p>
       <w:pPr>
-        <w:pStyle w:val="Compact"/>
         <w:numPr>
           <w:ilvl w:val="0"/>
           <w:numId w:val="1005"/>
         </w:numPr>
-      </w:pPr>
-      <w:r>
-        <w:rPr>
+        <w:pStyle w:val="Compact"/>
+      </w:pPr>
+      <w:r>
+        <w:rPr>
+          <w:bCs/>
           <w:b/>
+        </w:rPr>
+        <w:t xml:space="preserve">NA</w:t>
+      </w:r>
+      <w:r>
+        <w:t xml:space="preserve"> </w:t>
+      </w:r>
+      <w:r>
+        <w:t xml:space="preserve">=</w:t>
+      </w:r>
+      <w:r>
+        <w:t xml:space="preserve"> </w:t>
+      </w:r>
+      <w:r>
+        <w:rPr>
           <w:bCs/>
-        </w:rPr>
-        <w:t xml:space="preserve">NA</w:t>
-      </w:r>
-      <w:r>
-        <w:t xml:space="preserve"> </w:t>
-      </w:r>
-      <w:r>
-        <w:t xml:space="preserve">=</w:t>
-      </w:r>
-      <w:r>
-        <w:t xml:space="preserve"> </w:t>
-      </w:r>
-      <w:r>
-        <w:rPr>
           <w:b/>
-          <w:bCs/>
         </w:rPr>
         <w:t xml:space="preserve">DK</w:t>
       </w:r>
@@ -960,8 +984,8 @@
       </w:r>
       <w:r>
         <w:rPr>
+          <w:iCs/>
           <w:i/>
-          <w:iCs/>
         </w:rPr>
         <w:t xml:space="preserve">exact same operation</w:t>
       </w:r>
@@ -1570,10 +1594,39 @@
       </w:r>
       <w:r>
         <w:rPr>
+          <w:bCs/>
           <w:b/>
+        </w:rPr>
+        <w:t xml:space="preserve">ate the food item of interest and became ill</w:t>
+      </w:r>
+      <w:r>
+        <w:t xml:space="preserve"> </w:t>
+      </w:r>
+      <w:r>
+        <w:t xml:space="preserve">in the</w:t>
+      </w:r>
+      <w:r>
+        <w:t xml:space="preserve"> </w:t>
+      </w:r>
+      <w:r>
+        <w:rPr>
           <w:bCs/>
-        </w:rPr>
-        <w:t xml:space="preserve">ate the food item of interest and became ill</w:t>
+          <w:b/>
+        </w:rPr>
+        <w:t xml:space="preserve">numerator</w:t>
+      </w:r>
+      <w:r>
+        <w:t xml:space="preserve">, and the</w:t>
+      </w:r>
+      <w:r>
+        <w:t xml:space="preserve"> </w:t>
+      </w:r>
+      <w:r>
+        <w:rPr>
+          <w:bCs/>
+          <w:b/>
+        </w:rPr>
+        <w:t xml:space="preserve">total number of persons who consumed the food item</w:t>
       </w:r>
       <w:r>
         <w:t xml:space="preserve"> </w:t>
@@ -1586,37 +1639,8 @@
       </w:r>
       <w:r>
         <w:rPr>
+          <w:bCs/>
           <w:b/>
-          <w:bCs/>
-        </w:rPr>
-        <w:t xml:space="preserve">numerator</w:t>
-      </w:r>
-      <w:r>
-        <w:t xml:space="preserve">, and the</w:t>
-      </w:r>
-      <w:r>
-        <w:t xml:space="preserve"> </w:t>
-      </w:r>
-      <w:r>
-        <w:rPr>
-          <w:b/>
-          <w:bCs/>
-        </w:rPr>
-        <w:t xml:space="preserve">total number of persons who consumed the food item</w:t>
-      </w:r>
-      <w:r>
-        <w:t xml:space="preserve"> </w:t>
-      </w:r>
-      <w:r>
-        <w:t xml:space="preserve">in the</w:t>
-      </w:r>
-      <w:r>
-        <w:t xml:space="preserve"> </w:t>
-      </w:r>
-      <w:r>
-        <w:rPr>
-          <w:b/>
-          <w:bCs/>
         </w:rPr>
         <w:t xml:space="preserve">denominator</w:t>
       </w:r>
@@ -1658,60 +1682,60 @@
       </w:r>
       <w:r>
         <w:rPr>
+          <w:bCs/>
           <w:b/>
+        </w:rPr>
+        <w:t xml:space="preserve">case definition</w:t>
+      </w:r>
+      <w:r>
+        <w:t xml:space="preserve">. We saw in Module 3 that our symptoms dataset included individuals with dates of illness onset from February 10th up to February 14th, and that some individuals had worse symptoms than others (e.g., bloody stool and fever). For our analysis here, let’s start by just including</w:t>
+      </w:r>
+      <w:r>
+        <w:t xml:space="preserve"> </w:t>
+      </w:r>
+      <w:r>
+        <w:rPr>
           <w:bCs/>
-        </w:rPr>
-        <w:t xml:space="preserve">case definition</w:t>
-      </w:r>
-      <w:r>
-        <w:t xml:space="preserve">. We saw in Module 3 that our symptoms dataset included individuals with dates of illness onset from February 10th up to February 14th, and that some individuals had worse symptoms than others (e.g., bloody stool and fever). For our analysis here, let’s start by just including</w:t>
-      </w:r>
-      <w:r>
-        <w:t xml:space="preserve"> </w:t>
-      </w:r>
-      <w:r>
-        <w:rPr>
           <w:b/>
+        </w:rPr>
+        <w:t xml:space="preserve">all passengers aboard the S. S. Rainbow Cake</w:t>
+      </w:r>
+      <w:r>
+        <w:t xml:space="preserve">, with</w:t>
+      </w:r>
+      <w:r>
+        <w:t xml:space="preserve"> </w:t>
+      </w:r>
+      <w:r>
+        <w:rPr>
           <w:bCs/>
-        </w:rPr>
-        <w:t xml:space="preserve">all passengers aboard the S. S. Rainbow Cake</w:t>
-      </w:r>
-      <w:r>
-        <w:t xml:space="preserve">, with</w:t>
-      </w:r>
-      <w:r>
-        <w:t xml:space="preserve"> </w:t>
-      </w:r>
-      <w:r>
-        <w:rPr>
           <w:b/>
+        </w:rPr>
+        <w:t xml:space="preserve">symptoms of bloody stool OR fever</w:t>
+      </w:r>
+      <w:r>
+        <w:t xml:space="preserve">,</w:t>
+      </w:r>
+      <w:r>
+        <w:t xml:space="preserve"> </w:t>
+      </w:r>
+      <w:r>
+        <w:rPr>
           <w:bCs/>
-        </w:rPr>
-        <w:t xml:space="preserve">symptoms of bloody stool OR fever</w:t>
-      </w:r>
-      <w:r>
-        <w:t xml:space="preserve">,</w:t>
-      </w:r>
-      <w:r>
-        <w:t xml:space="preserve"> </w:t>
-      </w:r>
-      <w:r>
-        <w:rPr>
           <w:b/>
+        </w:rPr>
+        <w:t xml:space="preserve">symptom onset dates between February 9th and 14th</w:t>
+      </w:r>
+      <w:r>
+        <w:t xml:space="preserve">, and who</w:t>
+      </w:r>
+      <w:r>
+        <w:t xml:space="preserve"> </w:t>
+      </w:r>
+      <w:r>
+        <w:rPr>
           <w:bCs/>
-        </w:rPr>
-        <w:t xml:space="preserve">symptom onset dates between February 9th and 14th</w:t>
-      </w:r>
-      <w:r>
-        <w:t xml:space="preserve">, and who</w:t>
-      </w:r>
-      <w:r>
-        <w:t xml:space="preserve"> </w:t>
-      </w:r>
-      <w:r>
-        <w:rPr>
           <w:b/>
-          <w:bCs/>
         </w:rPr>
         <w:t xml:space="preserve">attended the à-la-carte meal service on the evening of February 9th</w:t>
       </w:r>
@@ -2094,8 +2118,8 @@
       </w:r>
       <w:r>
         <w:rPr>
+          <w:iCs/>
           <w:i/>
-          <w:iCs/>
         </w:rPr>
         <w:t xml:space="preserve">order</w:t>
       </w:r>
@@ -2270,56 +2294,56 @@
       </w:r>
       <w:r>
         <w:rPr>
+          <w:bCs/>
           <w:b/>
+        </w:rPr>
+        <w:t xml:space="preserve">two</w:t>
+      </w:r>
+      <w:r>
+        <w:t xml:space="preserve"> </w:t>
+      </w:r>
+      <w:r>
+        <w:t xml:space="preserve">variables we’re working with for each calculation in this instance (i.e., consumed food item, case status) we’ll need to include</w:t>
+      </w:r>
+      <w:r>
+        <w:t xml:space="preserve"> </w:t>
+      </w:r>
+      <w:r>
+        <w:rPr>
           <w:bCs/>
-        </w:rPr>
-        <w:t xml:space="preserve">two</w:t>
-      </w:r>
-      <w:r>
-        <w:t xml:space="preserve"> </w:t>
-      </w:r>
-      <w:r>
-        <w:t xml:space="preserve">variables we’re working with for each calculation in this instance (i.e., consumed food item, case status) we’ll need to include</w:t>
-      </w:r>
-      <w:r>
-        <w:t xml:space="preserve"> </w:t>
-      </w:r>
-      <w:r>
-        <w:rPr>
           <w:b/>
+        </w:rPr>
+        <w:t xml:space="preserve">both</w:t>
+      </w:r>
+      <w:r>
+        <w:t xml:space="preserve"> </w:t>
+      </w:r>
+      <w:r>
+        <w:t xml:space="preserve">inside our sum() function when counting up the cases. We’ll use</w:t>
+      </w:r>
+      <w:r>
+        <w:t xml:space="preserve"> </w:t>
+      </w:r>
+      <w:r>
+        <w:rPr>
           <w:bCs/>
-        </w:rPr>
-        <w:t xml:space="preserve">both</w:t>
-      </w:r>
-      <w:r>
-        <w:t xml:space="preserve"> </w:t>
-      </w:r>
-      <w:r>
-        <w:t xml:space="preserve">inside our sum() function when counting up the cases. We’ll use</w:t>
-      </w:r>
-      <w:r>
-        <w:t xml:space="preserve"> </w:t>
-      </w:r>
-      <w:r>
-        <w:rPr>
           <w:b/>
+        </w:rPr>
+        <w:t xml:space="preserve">Boolean logic</w:t>
+      </w:r>
+      <w:r>
+        <w:t xml:space="preserve"> </w:t>
+      </w:r>
+      <w:r>
+        <w:t xml:space="preserve">to do this, and apply the</w:t>
+      </w:r>
+      <w:r>
+        <w:t xml:space="preserve"> </w:t>
+      </w:r>
+      <w:r>
+        <w:rPr>
           <w:bCs/>
-        </w:rPr>
-        <w:t xml:space="preserve">Boolean logic</w:t>
-      </w:r>
-      <w:r>
-        <w:t xml:space="preserve"> </w:t>
-      </w:r>
-      <w:r>
-        <w:t xml:space="preserve">to do this, and apply the</w:t>
-      </w:r>
-      <w:r>
-        <w:t xml:space="preserve"> </w:t>
-      </w:r>
-      <w:r>
-        <w:rPr>
           <w:b/>
-          <w:bCs/>
         </w:rPr>
         <w:t xml:space="preserve">AND</w:t>
       </w:r>
@@ -2344,16 +2368,17 @@
         <w:tblStyle w:val="Table"/>
         <w:tblLook w:firstRow="0" w:lastRow="0" w:firstColumn="0" w:lastColumn="0" w:noHBand="0" w:noVBand="0" w:val="0000"/>
         <w:tblBorders>
+          <w:left w:val="single" w:sz="24" w:space="0" w:color="0758E5"/>
+          <w:right w:val="single" w:sz="4" w:space="0" w:color="0758E5"/>
           <w:top w:val="single" w:sz="4" w:space="0" w:color="0758E5"/>
-          <w:left w:val="single" w:sz="24" w:space="0" w:color="0758E5"/>
           <w:bottom w:val="single" w:sz="4" w:space="0" w:color="0758E5"/>
-          <w:right w:val="single" w:sz="4" w:space="0" w:color="0758E5"/>
         </w:tblBorders>
         <w:tblCellMar>
           <w:left w:w="144" w:type="dxa"/>
           <w:right w:w="144" w:type="dxa"/>
         </w:tblCellMar>
-        <w:tblLook w:firstRow="0" w:lastRow="0" w:firstColumn="0" w:lastColumn="0" w:noHBand="0" w:noVBand="0" w:val="0000"/>
+        <w:tblInd w:w="164" w:type="dxa"/>
+        <w:tblW w:type="pct" w:w="100%"/>
       </w:tblPr>
       <w:tr>
         <w:trPr>
@@ -2385,7 +2410,7 @@
                     <a:graphicData uri="http://schemas.openxmlformats.org/drawingml/2006/picture">
                       <pic:pic>
                         <pic:nvPicPr>
-                          <pic:cNvPr descr="C:\Users\BHETMAN\AppData\Local\Programs\Quarto\share\formats\docx\note.png" id="39" name="Picture"/>
+                          <pic:cNvPr descr="C:\Program Files\RStudio\resources\app\bin\quarto\share\formats\docx\note.png" id="39" name="Picture"/>
                           <pic:cNvPicPr>
                             <a:picLocks noChangeArrowheads="1" noChangeAspect="1"/>
                           </pic:cNvPicPr>
@@ -2444,8 +2469,8 @@
             <w:tblPr>
               <w:tblStyle w:val="FigureTable"/>
               <w:tblW w:type="auto" w:w="0"/>
+              <w:tblLook w:firstRow="0" w:lastRow="0" w:firstColumn="0" w:lastColumn="0"/>
               <w:jc w:val="center"/>
-              <w:tblLook w:firstRow="0" w:lastRow="0" w:firstColumn="0" w:lastColumn="0"/>
             </w:tblPr>
             <w:tblGrid>
               <w:gridCol w:w="7920"/>
@@ -2464,7 +2489,7 @@
                         <wp:inline>
                           <wp:extent cx="4572000" cy="6134100"/>
                           <wp:effectExtent b="0" l="0" r="0" t="0"/>
-                          <wp:docPr descr="" title="" id="41" name="Picture"/>
+                          <wp:docPr descr="George Boole (1815-1864). Portrait by unknown artist." title="" id="41" name="Picture"/>
                           <a:graphic>
                             <a:graphicData uri="http://schemas.openxmlformats.org/drawingml/2006/picture">
                               <pic:pic>
@@ -2526,8 +2551,8 @@
             </w:r>
             <w:r>
               <w:rPr>
+                <w:bCs/>
                 <w:b/>
-                <w:bCs/>
               </w:rPr>
               <w:t xml:space="preserve">TRUE</w:t>
             </w:r>
@@ -2542,8 +2567,8 @@
             </w:r>
             <w:r>
               <w:rPr>
+                <w:bCs/>
                 <w:b/>
-                <w:bCs/>
               </w:rPr>
               <w:t xml:space="preserve">FALSE</w:t>
             </w:r>
@@ -2561,11 +2586,11 @@
           </w:p>
           <w:p>
             <w:pPr>
-              <w:pStyle w:val="Compact"/>
               <w:numPr>
                 <w:ilvl w:val="0"/>
                 <w:numId w:val="1007"/>
               </w:numPr>
+              <w:pStyle w:val="Compact"/>
             </w:pPr>
             <w:r>
               <w:rPr>
@@ -2582,11 +2607,11 @@
           </w:p>
           <w:p>
             <w:pPr>
-              <w:pStyle w:val="Compact"/>
               <w:numPr>
                 <w:ilvl w:val="0"/>
                 <w:numId w:val="1007"/>
               </w:numPr>
+              <w:pStyle w:val="Compact"/>
             </w:pPr>
             <w:r>
               <w:rPr>
@@ -2603,11 +2628,11 @@
           </w:p>
           <w:p>
             <w:pPr>
-              <w:pStyle w:val="Compact"/>
               <w:numPr>
                 <w:ilvl w:val="0"/>
                 <w:numId w:val="1007"/>
               </w:numPr>
+              <w:pStyle w:val="Compact"/>
             </w:pPr>
             <w:r>
               <w:rPr>
@@ -2634,8 +2659,8 @@
             </w:r>
             <w:r>
               <w:rPr>
+                <w:bCs/>
                 <w:b/>
-                <w:bCs/>
               </w:rPr>
               <w:t xml:space="preserve">comparison operators</w:t>
             </w:r>
@@ -2648,11 +2673,11 @@
           </w:p>
           <w:p>
             <w:pPr>
-              <w:pStyle w:val="Compact"/>
               <w:numPr>
                 <w:ilvl w:val="0"/>
                 <w:numId w:val="1008"/>
               </w:numPr>
+              <w:pStyle w:val="Compact"/>
             </w:pPr>
             <w:r>
               <w:rPr>
@@ -2669,11 +2694,11 @@
           </w:p>
           <w:p>
             <w:pPr>
-              <w:pStyle w:val="Compact"/>
               <w:numPr>
                 <w:ilvl w:val="0"/>
                 <w:numId w:val="1008"/>
               </w:numPr>
+              <w:pStyle w:val="Compact"/>
             </w:pPr>
             <w:r>
               <w:rPr>
@@ -2690,11 +2715,11 @@
           </w:p>
           <w:p>
             <w:pPr>
-              <w:pStyle w:val="Compact"/>
               <w:numPr>
                 <w:ilvl w:val="0"/>
                 <w:numId w:val="1008"/>
               </w:numPr>
+              <w:pStyle w:val="Compact"/>
             </w:pPr>
             <w:r>
               <w:rPr>
@@ -2711,11 +2736,11 @@
           </w:p>
           <w:p>
             <w:pPr>
-              <w:pStyle w:val="Compact"/>
               <w:numPr>
                 <w:ilvl w:val="0"/>
                 <w:numId w:val="1008"/>
               </w:numPr>
+              <w:pStyle w:val="Compact"/>
             </w:pPr>
             <w:r>
               <w:rPr>
@@ -2732,11 +2757,11 @@
           </w:p>
           <w:p>
             <w:pPr>
-              <w:pStyle w:val="Compact"/>
               <w:numPr>
                 <w:ilvl w:val="0"/>
                 <w:numId w:val="1008"/>
               </w:numPr>
+              <w:pStyle w:val="Compact"/>
             </w:pPr>
             <w:r>
               <w:rPr>
@@ -2753,11 +2778,11 @@
           </w:p>
           <w:p>
             <w:pPr>
-              <w:pStyle w:val="Compact"/>
               <w:numPr>
                 <w:ilvl w:val="0"/>
                 <w:numId w:val="1008"/>
               </w:numPr>
+              <w:pStyle w:val="Compact"/>
             </w:pPr>
             <w:r>
               <w:rPr>
@@ -2784,8 +2809,8 @@
             </w:r>
             <w:r>
               <w:rPr>
+                <w:bCs/>
                 <w:b/>
-                <w:bCs/>
               </w:rPr>
               <w:t xml:space="preserve">GREATER THAN OR EQUAL TO</w:t>
             </w:r>
@@ -2800,8 +2825,8 @@
             </w:r>
             <w:r>
               <w:rPr>
+                <w:bCs/>
                 <w:b/>
-                <w:bCs/>
               </w:rPr>
               <w:t xml:space="preserve">AND</w:t>
             </w:r>
@@ -2816,8 +2841,8 @@
             </w:r>
             <w:r>
               <w:rPr>
+                <w:bCs/>
                 <w:b/>
-                <w:bCs/>
               </w:rPr>
               <w:t xml:space="preserve">AND</w:t>
             </w:r>
@@ -2832,8 +2857,8 @@
             </w:r>
             <w:r>
               <w:rPr>
+                <w:bCs/>
                 <w:b/>
-                <w:bCs/>
               </w:rPr>
               <w:t xml:space="preserve">OR</w:t>
             </w:r>
@@ -2877,7 +2902,6 @@
               </w:r>
             </w:hyperlink>
           </w:p>
-          <w:p/>
         </w:tc>
       </w:tr>
     </w:tbl>
@@ -2893,8 +2917,8 @@
       </w:r>
       <w:r>
         <w:rPr>
+          <w:bCs/>
           <w:b/>
-          <w:bCs/>
         </w:rPr>
         <w:t xml:space="preserve">general</w:t>
       </w:r>
@@ -3621,69 +3645,69 @@
       </w:r>
       <w:r>
         <w:rPr>
+          <w:bCs/>
           <w:b/>
+        </w:rPr>
+        <w:t xml:space="preserve">general illnesses</w:t>
+      </w:r>
+      <w:r>
+        <w:t xml:space="preserve">. Feel free to use either long-form, and write out a new line for each food item, or go back and review earlier in this module, as well as</w:t>
+      </w:r>
+      <w:r>
+        <w:t xml:space="preserve"> </w:t>
+      </w:r>
+      <w:r>
+        <w:rPr>
           <w:bCs/>
-        </w:rPr>
-        <w:t xml:space="preserve">general illnesses</w:t>
-      </w:r>
-      <w:r>
-        <w:t xml:space="preserve">. Feel free to use either long-form, and write out a new line for each food item, or go back and review earlier in this module, as well as</w:t>
-      </w:r>
-      <w:r>
-        <w:t xml:space="preserve"> </w:t>
-      </w:r>
-      <w:r>
-        <w:rPr>
           <w:b/>
+        </w:rPr>
+        <w:t xml:space="preserve">Module 3</w:t>
+      </w:r>
+      <w:r>
+        <w:t xml:space="preserve"> </w:t>
+      </w:r>
+      <w:r>
+        <w:t xml:space="preserve">where we practiced with using</w:t>
+      </w:r>
+      <w:r>
+        <w:t xml:space="preserve"> </w:t>
+      </w:r>
+      <w:r>
+        <w:rPr>
           <w:bCs/>
-        </w:rPr>
-        <w:t xml:space="preserve">Module 3</w:t>
-      </w:r>
-      <w:r>
-        <w:t xml:space="preserve"> </w:t>
-      </w:r>
-      <w:r>
-        <w:t xml:space="preserve">where we practiced with using</w:t>
-      </w:r>
-      <w:r>
-        <w:t xml:space="preserve"> </w:t>
-      </w:r>
-      <w:r>
-        <w:rPr>
           <w:b/>
+        </w:rPr>
+        <w:t xml:space="preserve">across()</w:t>
+      </w:r>
+      <w:r>
+        <w:t xml:space="preserve"> </w:t>
+      </w:r>
+      <w:r>
+        <w:t xml:space="preserve">within the</w:t>
+      </w:r>
+      <w:r>
+        <w:t xml:space="preserve"> </w:t>
+      </w:r>
+      <w:r>
+        <w:rPr>
           <w:bCs/>
-        </w:rPr>
-        <w:t xml:space="preserve">across()</w:t>
-      </w:r>
-      <w:r>
-        <w:t xml:space="preserve"> </w:t>
-      </w:r>
-      <w:r>
-        <w:t xml:space="preserve">within the</w:t>
-      </w:r>
-      <w:r>
-        <w:t xml:space="preserve"> </w:t>
-      </w:r>
-      <w:r>
-        <w:rPr>
           <w:b/>
+        </w:rPr>
+        <w:t xml:space="preserve">summarise()</w:t>
+      </w:r>
+      <w:r>
+        <w:t xml:space="preserve"> </w:t>
+      </w:r>
+      <w:r>
+        <w:t xml:space="preserve">function, and try to work out how to do the calculations all in one go! Note: when we used</w:t>
+      </w:r>
+      <w:r>
+        <w:t xml:space="preserve"> </w:t>
+      </w:r>
+      <w:r>
+        <w:rPr>
           <w:bCs/>
-        </w:rPr>
-        <w:t xml:space="preserve">summarise()</w:t>
-      </w:r>
-      <w:r>
-        <w:t xml:space="preserve"> </w:t>
-      </w:r>
-      <w:r>
-        <w:t xml:space="preserve">function, and try to work out how to do the calculations all in one go! Note: when we used</w:t>
-      </w:r>
-      <w:r>
-        <w:t xml:space="preserve"> </w:t>
-      </w:r>
-      <w:r>
-        <w:rPr>
           <w:b/>
-          <w:bCs/>
         </w:rPr>
         <w:t xml:space="preserve">across()</w:t>
       </w:r>
@@ -6596,8 +6620,8 @@
       </w:r>
       <w:r>
         <w:rPr>
+          <w:bCs/>
           <w:b/>
-          <w:bCs/>
         </w:rPr>
         <w:t xml:space="preserve">S. S. Rainbow Cake</w:t>
       </w:r>
@@ -6609,8 +6633,8 @@
       </w:r>
       <w:r>
         <w:rPr>
+          <w:iCs/>
           <w:i/>
-          <w:iCs/>
         </w:rPr>
         <w:t xml:space="preserve">core</w:t>
       </w:r>
@@ -6653,24 +6677,24 @@
       </w:r>
       <w:r>
         <w:rPr>
+          <w:bCs/>
           <w:b/>
+        </w:rPr>
+        <w:t xml:space="preserve">data frame</w:t>
+      </w:r>
+      <w:r>
+        <w:t xml:space="preserve"> </w:t>
+      </w:r>
+      <w:r>
+        <w:t xml:space="preserve">as input, and returns a</w:t>
+      </w:r>
+      <w:r>
+        <w:t xml:space="preserve"> </w:t>
+      </w:r>
+      <w:r>
+        <w:rPr>
           <w:bCs/>
-        </w:rPr>
-        <w:t xml:space="preserve">data frame</w:t>
-      </w:r>
-      <w:r>
-        <w:t xml:space="preserve"> </w:t>
-      </w:r>
-      <w:r>
-        <w:t xml:space="preserve">as input, and returns a</w:t>
-      </w:r>
-      <w:r>
-        <w:t xml:space="preserve"> </w:t>
-      </w:r>
-      <w:r>
-        <w:rPr>
           <w:b/>
-          <w:bCs/>
         </w:rPr>
         <w:t xml:space="preserve">flextable</w:t>
       </w:r>
@@ -9020,16 +9044,17 @@
         <w:tblStyle w:val="Table"/>
         <w:tblLook w:firstRow="0" w:lastRow="0" w:firstColumn="0" w:lastColumn="0" w:noHBand="0" w:noVBand="0" w:val="0000"/>
         <w:tblBorders>
+          <w:left w:val="single" w:sz="24" w:space="0" w:color="CC1914"/>
+          <w:right w:val="single" w:sz="4" w:space="0" w:color="CC1914"/>
           <w:top w:val="single" w:sz="4" w:space="0" w:color="CC1914"/>
-          <w:left w:val="single" w:sz="24" w:space="0" w:color="CC1914"/>
           <w:bottom w:val="single" w:sz="4" w:space="0" w:color="CC1914"/>
-          <w:right w:val="single" w:sz="4" w:space="0" w:color="CC1914"/>
         </w:tblBorders>
         <w:tblCellMar>
           <w:left w:w="144" w:type="dxa"/>
           <w:right w:w="144" w:type="dxa"/>
         </w:tblCellMar>
-        <w:tblLook w:firstRow="0" w:lastRow="0" w:firstColumn="0" w:lastColumn="0" w:noHBand="0" w:noVBand="0" w:val="0000"/>
+        <w:tblInd w:w="164" w:type="dxa"/>
+        <w:tblW w:type="pct" w:w="100%"/>
       </w:tblPr>
       <w:tr>
         <w:trPr>
@@ -9061,7 +9086,7 @@
                     <a:graphicData uri="http://schemas.openxmlformats.org/drawingml/2006/picture">
                       <pic:pic>
                         <pic:nvPicPr>
-                          <pic:cNvPr descr="C:\Users\BHETMAN\AppData\Local\Programs\Quarto\share\formats\docx\important.png" id="53" name="Picture"/>
+                          <pic:cNvPr descr="C:\Program Files\RStudio\resources\app\bin\quarto\share\formats\docx\important.png" id="53" name="Picture"/>
                           <pic:cNvPicPr>
                             <a:picLocks noChangeArrowheads="1" noChangeAspect="1"/>
                           </pic:cNvPicPr>
@@ -9142,8 +9167,8 @@
             </w:r>
             <w:r>
               <w:rPr>
+                <w:bCs/>
                 <w:b/>
-                <w:bCs/>
               </w:rPr>
               <w:t xml:space="preserve">always</w:t>
             </w:r>
@@ -9154,7 +9179,6 @@
               <w:t xml:space="preserve">be broken down into smaller ones. When faced with a coding task that you’re unsure how to complete - start with the small things that you DO know how to do, and work up from there. You’d be surprised at how much you can accomplish when you just take things one piece at a time!</w:t>
             </w:r>
           </w:p>
-          <w:p/>
         </w:tc>
       </w:tr>
     </w:tbl>
@@ -9203,8 +9227,8 @@
       </w:r>
       <w:r>
         <w:rPr>
+          <w:iCs/>
           <w:i/>
-          <w:iCs/>
         </w:rPr>
         <w:t xml:space="preserve">Attack Rate</w:t>
       </w:r>
@@ -11084,24 +11108,24 @@
       </w:r>
       <w:r>
         <w:rPr>
+          <w:bCs/>
           <w:b/>
+        </w:rPr>
+        <w:t xml:space="preserve">general</w:t>
+      </w:r>
+      <w:r>
+        <w:t xml:space="preserve"> </w:t>
+      </w:r>
+      <w:r>
+        <w:t xml:space="preserve">illness case definition, but did not include the</w:t>
+      </w:r>
+      <w:r>
+        <w:t xml:space="preserve"> </w:t>
+      </w:r>
+      <w:r>
+        <w:rPr>
           <w:bCs/>
-        </w:rPr>
-        <w:t xml:space="preserve">general</w:t>
-      </w:r>
-      <w:r>
-        <w:t xml:space="preserve"> </w:t>
-      </w:r>
-      <w:r>
-        <w:t xml:space="preserve">illness case definition, but did not include the</w:t>
-      </w:r>
-      <w:r>
-        <w:t xml:space="preserve"> </w:t>
-      </w:r>
-      <w:r>
-        <w:rPr>
           <w:b/>
-          <w:bCs/>
         </w:rPr>
         <w:t xml:space="preserve">severe illness</w:t>
       </w:r>
@@ -11122,11 +11146,11 @@
     </w:p>
     <w:p>
       <w:pPr>
-        <w:pStyle w:val="Compact"/>
         <w:numPr>
           <w:ilvl w:val="0"/>
           <w:numId w:val="1009"/>
         </w:numPr>
+        <w:pStyle w:val="Compact"/>
       </w:pPr>
       <w:r>
         <w:t xml:space="preserve">Menu item</w:t>
@@ -11134,11 +11158,11 @@
     </w:p>
     <w:p>
       <w:pPr>
-        <w:pStyle w:val="Compact"/>
         <w:numPr>
           <w:ilvl w:val="0"/>
           <w:numId w:val="1009"/>
         </w:numPr>
+        <w:pStyle w:val="Compact"/>
       </w:pPr>
       <w:r>
         <w:t xml:space="preserve">General illness AR</w:t>
@@ -11146,11 +11170,11 @@
     </w:p>
     <w:p>
       <w:pPr>
-        <w:pStyle w:val="Compact"/>
         <w:numPr>
           <w:ilvl w:val="0"/>
           <w:numId w:val="1009"/>
         </w:numPr>
+        <w:pStyle w:val="Compact"/>
       </w:pPr>
       <w:r>
         <w:t xml:space="preserve">Severe illness AR</w:t>
@@ -13420,8 +13444,8 @@
       </w:r>
       <w:r>
         <w:rPr>
+          <w:bCs/>
           <w:b/>
-          <w:bCs/>
         </w:rPr>
         <w:t xml:space="preserve">S. S. Rainbow Cake</w:t>
       </w:r>
@@ -13430,11 +13454,7 @@
       </w:r>
     </w:p>
     <w:bookmarkEnd w:id="62"/>
-    <w:sectPr>
-      <w:footnotePr>
-        <w:numRestart w:val="eachSect"/>
-      </w:footnotePr>
-    </w:sectPr>
+    <w:sectPr/>
   </w:body>
 </w:document>
 </file>
@@ -13465,14 +13485,14 @@
 <file path=word/numbering.xml><?xml version="1.0" encoding="utf-8"?>
 <w:numbering xmlns:w="http://schemas.openxmlformats.org/wordprocessingml/2006/main">
   <w:abstractNum w:abstractNumId="990">
-    <w:nsid w:val="0000A990"/>
+    <w:nsid w:val="A990"/>
     <w:multiLevelType w:val="multilevel"/>
     <w:lvl w:ilvl="0">
       <w:numFmt w:val="bullet"/>
       <w:lvlText w:val=" "/>
       <w:lvlJc w:val="left"/>
       <w:pPr>
-        <w:ind w:left="720" w:hanging="360"/>
+        <w:ind w:left="720" w:hanging="480"/>
       </w:pPr>
     </w:lvl>
     <w:lvl w:ilvl="1">
@@ -13480,7 +13500,7 @@
       <w:lvlText w:val=" "/>
       <w:lvlJc w:val="left"/>
       <w:pPr>
-        <w:ind w:left="1440" w:hanging="360"/>
+        <w:ind w:left="1440" w:hanging="480"/>
       </w:pPr>
     </w:lvl>
     <w:lvl w:ilvl="2">
@@ -13488,7 +13508,7 @@
       <w:lvlText w:val=" "/>
       <w:lvlJc w:val="left"/>
       <w:pPr>
-        <w:ind w:left="2160" w:hanging="360"/>
+        <w:ind w:left="2160" w:hanging="480"/>
       </w:pPr>
     </w:lvl>
     <w:lvl w:ilvl="3">
@@ -13496,7 +13516,7 @@
       <w:lvlText w:val=" "/>
       <w:lvlJc w:val="left"/>
       <w:pPr>
-        <w:ind w:left="2880" w:hanging="360"/>
+        <w:ind w:left="2880" w:hanging="480"/>
       </w:pPr>
     </w:lvl>
     <w:lvl w:ilvl="4">
@@ -13504,7 +13524,7 @@
       <w:lvlText w:val=" "/>
       <w:lvlJc w:val="left"/>
       <w:pPr>
-        <w:ind w:left="3600" w:hanging="360"/>
+        <w:ind w:left="3600" w:hanging="480"/>
       </w:pPr>
     </w:lvl>
     <w:lvl w:ilvl="5">
@@ -13512,7 +13532,7 @@
       <w:lvlText w:val=" "/>
       <w:lvlJc w:val="left"/>
       <w:pPr>
-        <w:ind w:left="4320" w:hanging="360"/>
+        <w:ind w:left="4320" w:hanging="480"/>
       </w:pPr>
     </w:lvl>
     <w:lvl w:ilvl="6">
@@ -13520,7 +13540,7 @@
       <w:lvlText w:val=" "/>
       <w:lvlJc w:val="left"/>
       <w:pPr>
-        <w:ind w:left="5040" w:hanging="360"/>
+        <w:ind w:left="5040" w:hanging="480"/>
       </w:pPr>
     </w:lvl>
     <w:lvl w:ilvl="7">
@@ -13528,7 +13548,7 @@
       <w:lvlText w:val=" "/>
       <w:lvlJc w:val="left"/>
       <w:pPr>
-        <w:ind w:left="5760" w:hanging="360"/>
+        <w:ind w:left="5760" w:hanging="480"/>
       </w:pPr>
     </w:lvl>
     <w:lvl w:ilvl="8">
@@ -13536,12 +13556,12 @@
       <w:lvlText w:val=" "/>
       <w:lvlJc w:val="left"/>
       <w:pPr>
-        <w:ind w:left="6480" w:hanging="360"/>
+        <w:ind w:left="6480" w:hanging="480"/>
       </w:pPr>
     </w:lvl>
   </w:abstractNum>
   <w:abstractNum w:abstractNumId="99411">
-    <w:nsid w:val="00A99411"/>
+    <w:nsid w:val="A99411"/>
     <w:multiLevelType w:val="multilevel"/>
     <w:lvl w:ilvl="0">
       <w:start w:val="1"/>
@@ -13549,7 +13569,7 @@
       <w:lvlText w:val="%1."/>
       <w:lvlJc w:val="left"/>
       <w:pPr>
-        <w:ind w:left="720" w:hanging="360"/>
+        <w:ind w:left="720" w:hanging="480"/>
       </w:pPr>
     </w:lvl>
     <w:lvl w:ilvl="1">
@@ -13558,7 +13578,7 @@
       <w:lvlText w:val="%2."/>
       <w:lvlJc w:val="left"/>
       <w:pPr>
-        <w:ind w:left="1440" w:hanging="360"/>
+        <w:ind w:left="1440" w:hanging="480"/>
       </w:pPr>
     </w:lvl>
     <w:lvl w:ilvl="2">
@@ -13567,7 +13587,7 @@
       <w:lvlText w:val="%3."/>
       <w:lvlJc w:val="left"/>
       <w:pPr>
-        <w:ind w:left="2160" w:hanging="360"/>
+        <w:ind w:left="2160" w:hanging="480"/>
       </w:pPr>
     </w:lvl>
     <w:lvl w:ilvl="3">
@@ -13576,7 +13596,7 @@
       <w:lvlText w:val="%4."/>
       <w:lvlJc w:val="left"/>
       <w:pPr>
-        <w:ind w:left="2880" w:hanging="360"/>
+        <w:ind w:left="2880" w:hanging="480"/>
       </w:pPr>
     </w:lvl>
     <w:lvl w:ilvl="4">
@@ -13585,7 +13605,7 @@
       <w:lvlText w:val="%5."/>
       <w:lvlJc w:val="left"/>
       <w:pPr>
-        <w:ind w:left="3600" w:hanging="360"/>
+        <w:ind w:left="3600" w:hanging="480"/>
       </w:pPr>
     </w:lvl>
     <w:lvl w:ilvl="5">
@@ -13594,7 +13614,7 @@
       <w:lvlText w:val="%6."/>
       <w:lvlJc w:val="left"/>
       <w:pPr>
-        <w:ind w:left="4320" w:hanging="360"/>
+        <w:ind w:left="4320" w:hanging="480"/>
       </w:pPr>
     </w:lvl>
     <w:lvl w:ilvl="6">
@@ -13603,7 +13623,7 @@
       <w:lvlText w:val="%7."/>
       <w:lvlJc w:val="left"/>
       <w:pPr>
-        <w:ind w:left="5040" w:hanging="360"/>
+        <w:ind w:left="5040" w:hanging="480"/>
       </w:pPr>
     </w:lvl>
     <w:lvl w:ilvl="7">
@@ -13612,7 +13632,7 @@
       <w:lvlText w:val="%8."/>
       <w:lvlJc w:val="left"/>
       <w:pPr>
-        <w:ind w:left="5760" w:hanging="360"/>
+        <w:ind w:left="5760" w:hanging="480"/>
       </w:pPr>
     </w:lvl>
     <w:lvl w:ilvl="8">
@@ -13621,111 +13641,84 @@
       <w:lvlText w:val="%9."/>
       <w:lvlJc w:val="left"/>
       <w:pPr>
-        <w:ind w:left="6480" w:hanging="360"/>
+        <w:ind w:left="6480" w:hanging="480"/>
       </w:pPr>
     </w:lvl>
   </w:abstractNum>
   <w:abstractNum w:abstractNumId="991">
-    <w:nsid w:val="0000A991"/>
+    <w:nsid w:val="A991"/>
     <w:multiLevelType w:val="multilevel"/>
     <w:lvl w:ilvl="0">
       <w:numFmt w:val="bullet"/>
-      <w:lvlText w:val=""/>
+      <w:lvlText w:val="•"/>
       <w:lvlJc w:val="left"/>
       <w:pPr>
-        <w:ind w:left="720" w:hanging="360"/>
-      </w:pPr>
-      <w:rPr>
-        <w:rFonts w:ascii="Symbol" w:hAnsi="Symbol" w:cs="Symbol" w:hint="default"/>
-      </w:rPr>
+        <w:ind w:left="720" w:hanging="480"/>
+      </w:pPr>
     </w:lvl>
     <w:lvl w:ilvl="1">
       <w:numFmt w:val="bullet"/>
-      <w:lvlText w:val="o"/>
+      <w:lvlText w:val="–"/>
       <w:lvlJc w:val="left"/>
       <w:pPr>
-        <w:ind w:left="1440" w:hanging="360"/>
-      </w:pPr>
-      <w:rPr>
-        <w:rFonts w:ascii="Courier New" w:hAnsi="Courier New" w:cs="Courier New" w:hint="default"/>
-      </w:rPr>
+        <w:ind w:left="1440" w:hanging="480"/>
+      </w:pPr>
     </w:lvl>
     <w:lvl w:ilvl="2">
       <w:numFmt w:val="bullet"/>
-      <w:lvlText w:val=""/>
+      <w:lvlText w:val="•"/>
       <w:lvlJc w:val="left"/>
       <w:pPr>
-        <w:ind w:left="2160" w:hanging="360"/>
-      </w:pPr>
-      <w:rPr>
-        <w:rFonts w:ascii="Wingdings" w:hAnsi="Wingdings" w:cs="Wingdings" w:hint="default"/>
-      </w:rPr>
+        <w:ind w:left="2160" w:hanging="480"/>
+      </w:pPr>
     </w:lvl>
     <w:lvl w:ilvl="3">
       <w:numFmt w:val="bullet"/>
-      <w:lvlText w:val=""/>
+      <w:lvlText w:val="–"/>
       <w:lvlJc w:val="left"/>
       <w:pPr>
-        <w:ind w:left="2880" w:hanging="360"/>
-      </w:pPr>
-      <w:rPr>
-        <w:rFonts w:ascii="Symbol" w:hAnsi="Symbol" w:cs="Symbol" w:hint="default"/>
-      </w:rPr>
+        <w:ind w:left="2880" w:hanging="480"/>
+      </w:pPr>
     </w:lvl>
     <w:lvl w:ilvl="4">
       <w:numFmt w:val="bullet"/>
-      <w:lvlText w:val="o"/>
+      <w:lvlText w:val="•"/>
       <w:lvlJc w:val="left"/>
       <w:pPr>
-        <w:ind w:left="3600" w:hanging="360"/>
-      </w:pPr>
-      <w:rPr>
-        <w:rFonts w:ascii="Courier New" w:hAnsi="Courier New" w:cs="Courier New" w:hint="default"/>
-      </w:rPr>
+        <w:ind w:left="3600" w:hanging="480"/>
+      </w:pPr>
     </w:lvl>
     <w:lvl w:ilvl="5">
       <w:numFmt w:val="bullet"/>
-      <w:lvlText w:val=""/>
+      <w:lvlText w:val="–"/>
       <w:lvlJc w:val="left"/>
       <w:pPr>
-        <w:ind w:left="4320" w:hanging="360"/>
-      </w:pPr>
-      <w:rPr>
-        <w:rFonts w:ascii="Wingdings" w:hAnsi="Wingdings" w:cs="Wingdings" w:hint="default"/>
-      </w:rPr>
+        <w:ind w:left="4320" w:hanging="480"/>
+      </w:pPr>
     </w:lvl>
     <w:lvl w:ilvl="6">
       <w:numFmt w:val="bullet"/>
-      <w:lvlText w:val=""/>
+      <w:lvlText w:val="•"/>
       <w:lvlJc w:val="left"/>
       <w:pPr>
-        <w:ind w:left="5040" w:hanging="360"/>
-      </w:pPr>
-      <w:rPr>
-        <w:rFonts w:ascii="Symbol" w:hAnsi="Symbol" w:cs="Symbol" w:hint="default"/>
-      </w:rPr>
+        <w:ind w:left="5040" w:hanging="480"/>
+      </w:pPr>
     </w:lvl>
     <w:lvl w:ilvl="7">
       <w:numFmt w:val="bullet"/>
-      <w:lvlText w:val="o"/>
+      <w:lvlText w:val="–"/>
       <w:lvlJc w:val="left"/>
       <w:pPr>
-        <w:ind w:left="5760" w:hanging="360"/>
-      </w:pPr>
-      <w:rPr>
-        <w:rFonts w:ascii="Courier New" w:hAnsi="Courier New" w:cs="Courier New" w:hint="default"/>
-      </w:rPr>
+        <w:ind w:left="5760" w:hanging="480"/>
+      </w:pPr>
     </w:lvl>
     <w:lvl w:ilvl="8">
       <w:numFmt w:val="bullet"/>
-      <w:lvlText w:val=""/>
+      <w:lvlText w:val="•"/>
       <w:lvlJc w:val="left"/>
       <w:pPr>
-        <w:ind w:left="6480" w:hanging="360"/>
-      </w:pPr>
-      <w:rPr>
-        <w:rFonts w:ascii="Wingdings" w:hAnsi="Wingdings" w:cs="Wingdings" w:hint="default"/>
-      </w:rPr>
+        <w:ind w:left="6480" w:hanging="480"/>
+      </w:pPr>
     </w:lvl>
   </w:abstractNum>
   <w:num w:numId="1000">
@@ -13922,10 +13915,10 @@
     <w:name w:val="Body Text"/>
     <w:basedOn w:val="Normal"/>
     <w:link w:val="BodyTextChar"/>
-    <w:qFormat/>
     <w:pPr>
       <w:spacing w:after="180" w:before="180"/>
     </w:pPr>
+    <w:qFormat/>
   </w:style>
   <w:style w:customStyle="1" w:styleId="FirstParagraph" w:type="paragraph">
     <w:name w:val="First Paragraph"/>
@@ -13945,94 +13938,57 @@
     <w:name w:val="Title"/>
     <w:basedOn w:val="Normal"/>
     <w:next w:val="BodyText"/>
-    <w:link w:val="TitleChar"/>
-    <w:uiPriority w:val="10"/>
     <w:qFormat/>
-    <w:rsid w:val="00A10FD9"/>
     <w:pPr>
-      <w:spacing w:after="80" w:line="240" w:lineRule="auto"/>
-      <w:contextualSpacing/>
+      <w:keepNext/>
+      <w:keepLines/>
+      <w:spacing w:after="240" w:before="480"/>
       <w:jc w:val="center"/>
     </w:pPr>
     <w:rPr>
       <w:rFonts w:asciiTheme="majorHAnsi" w:cstheme="majorBidi" w:eastAsiaTheme="majorEastAsia" w:hAnsiTheme="majorHAnsi"/>
-      <w:sz w:val="56"/>
-      <w:szCs w:val="56"/>
-    </w:rPr>
-  </w:style>
-  <w:style w:customStyle="1" w:styleId="TitleChar" w:type="character">
-    <w:name w:val="Title Char"/>
-    <w:basedOn w:val="DefaultParagraphFont"/>
-    <w:link w:val="Title"/>
-    <w:uiPriority w:val="10"/>
-    <w:rsid w:val="00A10FD9"/>
-    <w:rPr>
-      <w:rFonts w:asciiTheme="majorHAnsi" w:cstheme="majorBidi" w:eastAsiaTheme="majorEastAsia" w:hAnsiTheme="majorHAnsi"/>
-      <w:sz w:val="56"/>
-      <w:szCs w:val="56"/>
+      <w:b/>
+      <w:bCs/>
+      <w:color w:themeColor="accent1" w:themeShade="B5" w:val="345A8A"/>
+      <w:sz w:val="36"/>
+      <w:szCs w:val="36"/>
     </w:rPr>
   </w:style>
   <w:style w:styleId="Subtitle" w:type="paragraph">
     <w:name w:val="Subtitle"/>
     <w:basedOn w:val="Title"/>
     <w:next w:val="BodyText"/>
-    <w:link w:val="SubtitleChar"/>
-    <w:uiPriority w:val="11"/>
     <w:qFormat/>
-    <w:rsid w:val="00A10FD9"/>
     <w:pPr>
-      <w:numPr>
-        <w:ilvl w:val="1"/>
-      </w:numPr>
+      <w:keepNext/>
+      <w:keepLines/>
+      <w:spacing w:after="240" w:before="240"/>
+      <w:jc w:val="center"/>
     </w:pPr>
     <w:rPr>
-      <w:rFonts w:cstheme="majorBidi" w:eastAsiaTheme="majorEastAsia"/>
-      <w:spacing w:val="15"/>
-      <w:sz w:val="28"/>
-      <w:szCs w:val="28"/>
-    </w:rPr>
-  </w:style>
-  <w:style w:customStyle="1" w:styleId="SubtitleChar" w:type="character">
-    <w:name w:val="Subtitle Char"/>
-    <w:basedOn w:val="DefaultParagraphFont"/>
-    <w:link w:val="Subtitle"/>
-    <w:uiPriority w:val="11"/>
-    <w:rsid w:val="00A10FD9"/>
-    <w:rPr>
-      <w:rFonts w:cstheme="majorBidi" w:eastAsiaTheme="majorEastAsia"/>
-      <w:color w:themeColor="text1" w:themeTint="A6" w:val="595959"/>
-      <w:spacing w:val="15"/>
-      <w:sz w:val="28"/>
-      <w:szCs w:val="28"/>
+      <w:sz w:val="30"/>
+      <w:szCs w:val="30"/>
     </w:rPr>
   </w:style>
   <w:style w:customStyle="1" w:styleId="Author" w:type="paragraph">
     <w:name w:val="Author"/>
-    <w:basedOn w:val="Title"/>
     <w:next w:val="BodyText"/>
     <w:qFormat/>
     <w:pPr>
       <w:keepNext/>
       <w:keepLines/>
+      <w:jc w:val="center"/>
     </w:pPr>
-    <w:rPr>
-      <w:sz w:val="24"/>
-      <w:szCs w:val="24"/>
-    </w:rPr>
   </w:style>
   <w:style w:styleId="Date" w:type="paragraph">
     <w:name w:val="Date"/>
-    <w:basedOn w:val="Title"/>
     <w:next w:val="BodyText"/>
     <w:qFormat/>
     <w:pPr>
       <w:keepNext/>
       <w:keepLines/>
+      <w:jc w:val="center"/>
     </w:pPr>
-    <w:rPr>
-      <w:sz w:val="24"/>
-      <w:szCs w:val="24"/>
-    </w:rPr>
   </w:style>
   <w:style w:customStyle="1" w:styleId="AbstractTitle" w:type="paragraph">
     <w:name w:val="Abstract Title"/>
@@ -14042,13 +13998,15 @@
     <w:pPr>
       <w:keepNext/>
       <w:keepLines/>
+      <w:jc w:val="center"/>
       <w:spacing w:after="0" w:before="300"/>
-      <w:jc w:val="center"/>
     </w:pPr>
     <w:rPr>
-      <w:b/>
       <w:sz w:val="20"/>
       <w:szCs w:val="20"/>
+      <w:b/>
+      <w:color w:val="345A8A"/>
+      &gt;
     </w:rPr>
   </w:style>
   <w:style w:customStyle="1" w:styleId="Abstract" w:type="paragraph">
@@ -14075,321 +14033,191 @@
     <w:rPr/>
   </w:style>
   <w:style w:styleId="Heading1" w:type="paragraph">
-    <w:name w:val="heading 1"/>
+    <w:name w:val="Heading 1"/>
     <w:basedOn w:val="Normal"/>
     <w:next w:val="BodyText"/>
-    <w:link w:val="Heading1Char"/>
     <w:uiPriority w:val="9"/>
     <w:qFormat/>
-    <w:rsid w:val="00A10FD9"/>
     <w:pPr>
       <w:keepNext/>
       <w:keepLines/>
-      <w:spacing w:after="80" w:before="360"/>
+      <w:spacing w:after="0" w:before="480"/>
       <w:outlineLvl w:val="0"/>
     </w:pPr>
     <w:rPr>
       <w:rFonts w:asciiTheme="majorHAnsi" w:cstheme="majorBidi" w:eastAsiaTheme="majorEastAsia" w:hAnsiTheme="majorHAnsi"/>
-      <w:color w:themeColor="accent1" w:themeShade="BF" w:val="0F4761"/>
-      <w:sz w:val="40"/>
-      <w:szCs w:val="40"/>
+      <w:b/>
+      <w:bCs/>
+      <w:color w:themeColor="accent1" w:val="4F81BD"/>
+      <w:sz w:val="32"/>
+      <w:szCs w:val="32"/>
     </w:rPr>
   </w:style>
   <w:style w:styleId="Heading2" w:type="paragraph">
-    <w:name w:val="heading 2"/>
+    <w:name w:val="Heading 2"/>
     <w:basedOn w:val="Normal"/>
     <w:next w:val="BodyText"/>
-    <w:link w:val="Heading2Char"/>
     <w:uiPriority w:val="9"/>
-    <w:semiHidden/>
     <w:unhideWhenUsed/>
     <w:qFormat/>
-    <w:rsid w:val="00A10FD9"/>
     <w:pPr>
       <w:keepNext/>
       <w:keepLines/>
-      <w:spacing w:after="80" w:before="160"/>
+      <w:spacing w:after="0" w:before="200"/>
       <w:outlineLvl w:val="1"/>
     </w:pPr>
     <w:rPr>
       <w:rFonts w:asciiTheme="majorHAnsi" w:cstheme="majorBidi" w:eastAsiaTheme="majorEastAsia" w:hAnsiTheme="majorHAnsi"/>
-      <w:color w:themeColor="accent1" w:themeShade="BF" w:val="0F4761"/>
-      <w:sz w:val="32"/>
-      <w:szCs w:val="32"/>
-    </w:rPr>
-  </w:style>
-  <w:style w:styleId="Heading3" w:type="paragraph">
-    <w:name w:val="heading 3"/>
-    <w:basedOn w:val="Normal"/>
-    <w:next w:val="BodyText"/>
-    <w:link w:val="Heading3Char"/>
-    <w:uiPriority w:val="9"/>
-    <w:semiHidden/>
-    <w:unhideWhenUsed/>
-    <w:qFormat/>
-    <w:rsid w:val="00A10FD9"/>
-    <w:pPr>
-      <w:keepNext/>
-      <w:keepLines/>
-      <w:spacing w:after="80" w:before="160"/>
-      <w:outlineLvl w:val="2"/>
-    </w:pPr>
-    <w:rPr>
-      <w:rFonts w:cstheme="majorBidi" w:eastAsiaTheme="majorEastAsia"/>
-      <w:color w:themeColor="accent1" w:themeShade="BF" w:val="0F4761"/>
+      <w:b/>
+      <w:bCs/>
+      <w:color w:themeColor="accent1" w:val="4F81BD"/>
       <w:sz w:val="28"/>
       <w:szCs w:val="28"/>
     </w:rPr>
   </w:style>
-  <w:style w:styleId="Heading4" w:type="paragraph">
-    <w:name w:val="heading 4"/>
+  <w:style w:styleId="Heading3" w:type="paragraph">
+    <w:name w:val="Heading 3"/>
     <w:basedOn w:val="Normal"/>
     <w:next w:val="BodyText"/>
-    <w:link w:val="Heading4Char"/>
     <w:uiPriority w:val="9"/>
-    <w:semiHidden/>
     <w:unhideWhenUsed/>
     <w:qFormat/>
-    <w:rsid w:val="00A10FD9"/>
     <w:pPr>
       <w:keepNext/>
       <w:keepLines/>
-      <w:spacing w:after="40" w:before="80"/>
+      <w:spacing w:after="0" w:before="200"/>
+      <w:outlineLvl w:val="2"/>
+    </w:pPr>
+    <w:rPr>
+      <w:rFonts w:asciiTheme="majorHAnsi" w:cstheme="majorBidi" w:eastAsiaTheme="majorEastAsia" w:hAnsiTheme="majorHAnsi"/>
+      <w:b/>
+      <w:bCs/>
+      <w:color w:themeColor="accent1" w:val="4F81BD"/>
+      <w:sz w:val="24"/>
+      <w:szCs w:val="24"/>
+    </w:rPr>
+  </w:style>
+  <w:style w:styleId="Heading4" w:type="paragraph">
+    <w:name w:val="Heading 4"/>
+    <w:basedOn w:val="Normal"/>
+    <w:next w:val="BodyText"/>
+    <w:uiPriority w:val="9"/>
+    <w:unhideWhenUsed/>
+    <w:qFormat/>
+    <w:pPr>
+      <w:keepNext/>
+      <w:keepLines/>
+      <w:spacing w:after="0" w:before="200"/>
       <w:outlineLvl w:val="3"/>
     </w:pPr>
     <w:rPr>
-      <w:rFonts w:cstheme="majorBidi" w:eastAsiaTheme="majorEastAsia"/>
+      <w:rFonts w:asciiTheme="majorHAnsi" w:cstheme="majorBidi" w:eastAsiaTheme="majorEastAsia" w:hAnsiTheme="majorHAnsi"/>
       <w:i/>
-      <w:iCs/>
-      <w:color w:themeColor="accent1" w:themeShade="BF" w:val="0F4761"/>
+      <w:bCs/>
+      <w:color w:themeColor="accent1" w:val="4F81BD"/>
+      <w:sz w:val="24"/>
+      <w:szCs w:val="24"/>
     </w:rPr>
   </w:style>
   <w:style w:styleId="Heading5" w:type="paragraph">
-    <w:name w:val="heading 5"/>
+    <w:name w:val="Heading 5"/>
     <w:basedOn w:val="Normal"/>
     <w:next w:val="BodyText"/>
-    <w:link w:val="Heading5Char"/>
     <w:uiPriority w:val="9"/>
-    <w:semiHidden/>
     <w:unhideWhenUsed/>
     <w:qFormat/>
-    <w:rsid w:val="00A10FD9"/>
     <w:pPr>
       <w:keepNext/>
       <w:keepLines/>
-      <w:spacing w:after="40" w:before="80"/>
+      <w:spacing w:after="0" w:before="200"/>
       <w:outlineLvl w:val="4"/>
     </w:pPr>
     <w:rPr>
-      <w:rFonts w:cstheme="majorBidi" w:eastAsiaTheme="majorEastAsia"/>
-      <w:color w:themeColor="accent1" w:themeShade="BF" w:val="0F4761"/>
+      <w:rFonts w:asciiTheme="majorHAnsi" w:cstheme="majorBidi" w:eastAsiaTheme="majorEastAsia" w:hAnsiTheme="majorHAnsi"/>
+      <w:iCs/>
+      <w:color w:themeColor="accent1" w:val="4F81BD"/>
+      <w:sz w:val="24"/>
+      <w:szCs w:val="24"/>
     </w:rPr>
   </w:style>
   <w:style w:styleId="Heading6" w:type="paragraph">
-    <w:name w:val="heading 6"/>
+    <w:name w:val="Heading 6"/>
     <w:basedOn w:val="Normal"/>
     <w:next w:val="BodyText"/>
-    <w:link w:val="Heading6Char"/>
     <w:uiPriority w:val="9"/>
-    <w:semiHidden/>
     <w:unhideWhenUsed/>
     <w:qFormat/>
-    <w:rsid w:val="00A10FD9"/>
     <w:pPr>
       <w:keepNext/>
       <w:keepLines/>
-      <w:spacing w:after="0" w:before="40"/>
+      <w:spacing w:after="0" w:before="200"/>
       <w:outlineLvl w:val="5"/>
     </w:pPr>
     <w:rPr>
-      <w:rFonts w:cstheme="majorBidi" w:eastAsiaTheme="majorEastAsia"/>
-      <w:i/>
-      <w:iCs/>
-      <w:color w:themeColor="text1" w:themeTint="A6" w:val="595959"/>
+      <w:rFonts w:asciiTheme="majorHAnsi" w:cstheme="majorBidi" w:eastAsiaTheme="majorEastAsia" w:hAnsiTheme="majorHAnsi"/>
+      <w:color w:themeColor="accent1" w:val="4F81BD"/>
+      <w:sz w:val="24"/>
+      <w:szCs w:val="24"/>
     </w:rPr>
   </w:style>
   <w:style w:styleId="Heading7" w:type="paragraph">
-    <w:name w:val="heading 7"/>
+    <w:name w:val="Heading 7"/>
     <w:basedOn w:val="Normal"/>
     <w:next w:val="BodyText"/>
-    <w:link w:val="Heading7Char"/>
     <w:uiPriority w:val="9"/>
-    <w:semiHidden/>
     <w:unhideWhenUsed/>
     <w:qFormat/>
-    <w:rsid w:val="00A10FD9"/>
     <w:pPr>
       <w:keepNext/>
       <w:keepLines/>
-      <w:spacing w:after="0" w:before="40"/>
+      <w:spacing w:after="0" w:before="200"/>
       <w:outlineLvl w:val="6"/>
     </w:pPr>
     <w:rPr>
-      <w:rFonts w:cstheme="majorBidi" w:eastAsiaTheme="majorEastAsia"/>
-      <w:color w:themeColor="text1" w:themeTint="A6" w:val="595959"/>
+      <w:rFonts w:asciiTheme="majorHAnsi" w:cstheme="majorBidi" w:eastAsiaTheme="majorEastAsia" w:hAnsiTheme="majorHAnsi"/>
+      <w:color w:themeColor="accent1" w:val="4F81BD"/>
+      <w:sz w:val="24"/>
+      <w:szCs w:val="24"/>
     </w:rPr>
   </w:style>
   <w:style w:styleId="Heading8" w:type="paragraph">
-    <w:name w:val="heading 8"/>
+    <w:name w:val="Heading 8"/>
     <w:basedOn w:val="Normal"/>
     <w:next w:val="BodyText"/>
-    <w:link w:val="Heading8Char"/>
     <w:uiPriority w:val="9"/>
-    <w:semiHidden/>
     <w:unhideWhenUsed/>
     <w:qFormat/>
-    <w:rsid w:val="00A10FD9"/>
     <w:pPr>
       <w:keepNext/>
       <w:keepLines/>
-      <w:spacing w:after="0"/>
+      <w:spacing w:after="0" w:before="200"/>
       <w:outlineLvl w:val="7"/>
     </w:pPr>
     <w:rPr>
-      <w:rFonts w:cstheme="majorBidi" w:eastAsiaTheme="majorEastAsia"/>
-      <w:i/>
-      <w:iCs/>
-      <w:color w:themeColor="text1" w:themeTint="D8" w:val="272727"/>
+      <w:rFonts w:asciiTheme="majorHAnsi" w:cstheme="majorBidi" w:eastAsiaTheme="majorEastAsia" w:hAnsiTheme="majorHAnsi"/>
+      <w:color w:themeColor="accent1" w:val="4F81BD"/>
+      <w:sz w:val="24"/>
+      <w:szCs w:val="24"/>
     </w:rPr>
   </w:style>
   <w:style w:styleId="Heading9" w:type="paragraph">
-    <w:name w:val="heading 9"/>
+    <w:name w:val="Heading 9"/>
     <w:basedOn w:val="Normal"/>
     <w:next w:val="BodyText"/>
-    <w:link w:val="Heading9Char"/>
     <w:uiPriority w:val="9"/>
-    <w:semiHidden/>
     <w:unhideWhenUsed/>
     <w:qFormat/>
-    <w:rsid w:val="00A10FD9"/>
     <w:pPr>
       <w:keepNext/>
       <w:keepLines/>
-      <w:spacing w:after="0"/>
+      <w:spacing w:after="0" w:before="200"/>
       <w:outlineLvl w:val="8"/>
     </w:pPr>
     <w:rPr>
-      <w:rFonts w:cstheme="majorBidi" w:eastAsiaTheme="majorEastAsia"/>
-      <w:color w:themeColor="text1" w:themeTint="D8" w:val="272727"/>
-    </w:rPr>
-  </w:style>
-  <w:style w:customStyle="1" w:styleId="Heading1Char" w:type="character">
-    <w:name w:val="Heading 1 Char"/>
-    <w:basedOn w:val="DefaultParagraphFont"/>
-    <w:link w:val="Heading1"/>
-    <w:uiPriority w:val="9"/>
-    <w:rsid w:val="00A10FD9"/>
-    <w:rPr>
       <w:rFonts w:asciiTheme="majorHAnsi" w:cstheme="majorBidi" w:eastAsiaTheme="majorEastAsia" w:hAnsiTheme="majorHAnsi"/>
-      <w:color w:themeColor="accent1" w:themeShade="BF" w:val="0F4761"/>
-      <w:sz w:val="40"/>
-      <w:szCs w:val="40"/>
-    </w:rPr>
-  </w:style>
-  <w:style w:customStyle="1" w:styleId="Heading2Char" w:type="character">
-    <w:name w:val="Heading 2 Char"/>
-    <w:basedOn w:val="DefaultParagraphFont"/>
-    <w:link w:val="Heading2"/>
-    <w:uiPriority w:val="9"/>
-    <w:semiHidden/>
-    <w:rsid w:val="00A10FD9"/>
-    <w:rPr>
-      <w:rFonts w:asciiTheme="majorHAnsi" w:cstheme="majorBidi" w:eastAsiaTheme="majorEastAsia" w:hAnsiTheme="majorHAnsi"/>
-      <w:color w:themeColor="accent1" w:themeShade="BF" w:val="0F4761"/>
-      <w:sz w:val="32"/>
-      <w:szCs w:val="32"/>
-    </w:rPr>
-  </w:style>
-  <w:style w:customStyle="1" w:styleId="Heading3Char" w:type="character">
-    <w:name w:val="Heading 3 Char"/>
-    <w:basedOn w:val="DefaultParagraphFont"/>
-    <w:link w:val="Heading3"/>
-    <w:uiPriority w:val="9"/>
-    <w:semiHidden/>
-    <w:rsid w:val="00A10FD9"/>
-    <w:rPr>
-      <w:rFonts w:cstheme="majorBidi" w:eastAsiaTheme="majorEastAsia"/>
-      <w:color w:themeColor="accent1" w:themeShade="BF" w:val="0F4761"/>
-      <w:sz w:val="28"/>
-      <w:szCs w:val="28"/>
-    </w:rPr>
-  </w:style>
-  <w:style w:customStyle="1" w:styleId="Heading4Char" w:type="character">
-    <w:name w:val="Heading 4 Char"/>
-    <w:basedOn w:val="DefaultParagraphFont"/>
-    <w:link w:val="Heading4"/>
-    <w:uiPriority w:val="9"/>
-    <w:semiHidden/>
-    <w:rsid w:val="00A10FD9"/>
-    <w:rPr>
-      <w:rFonts w:cstheme="majorBidi" w:eastAsiaTheme="majorEastAsia"/>
-      <w:i/>
-      <w:iCs/>
-      <w:color w:themeColor="accent1" w:themeShade="BF" w:val="0F4761"/>
-    </w:rPr>
-  </w:style>
-  <w:style w:customStyle="1" w:styleId="Heading5Char" w:type="character">
-    <w:name w:val="Heading 5 Char"/>
-    <w:basedOn w:val="DefaultParagraphFont"/>
-    <w:link w:val="Heading5"/>
-    <w:uiPriority w:val="9"/>
-    <w:semiHidden/>
-    <w:rsid w:val="00A10FD9"/>
-    <w:rPr>
-      <w:rFonts w:cstheme="majorBidi" w:eastAsiaTheme="majorEastAsia"/>
-      <w:color w:themeColor="accent1" w:themeShade="BF" w:val="0F4761"/>
-    </w:rPr>
-  </w:style>
-  <w:style w:customStyle="1" w:styleId="Heading6Char" w:type="character">
-    <w:name w:val="Heading 6 Char"/>
-    <w:basedOn w:val="DefaultParagraphFont"/>
-    <w:link w:val="Heading6"/>
-    <w:uiPriority w:val="9"/>
-    <w:semiHidden/>
-    <w:rsid w:val="00A10FD9"/>
-    <w:rPr>
-      <w:rFonts w:cstheme="majorBidi" w:eastAsiaTheme="majorEastAsia"/>
-      <w:i/>
-      <w:iCs/>
-      <w:color w:themeColor="text1" w:themeTint="A6" w:val="595959"/>
-    </w:rPr>
-  </w:style>
-  <w:style w:customStyle="1" w:styleId="Heading7Char" w:type="character">
-    <w:name w:val="Heading 7 Char"/>
-    <w:basedOn w:val="DefaultParagraphFont"/>
-    <w:link w:val="Heading7"/>
-    <w:uiPriority w:val="9"/>
-    <w:semiHidden/>
-    <w:rsid w:val="00A10FD9"/>
-    <w:rPr>
-      <w:rFonts w:cstheme="majorBidi" w:eastAsiaTheme="majorEastAsia"/>
-      <w:color w:themeColor="text1" w:themeTint="A6" w:val="595959"/>
-    </w:rPr>
-  </w:style>
-  <w:style w:customStyle="1" w:styleId="Heading8Char" w:type="character">
-    <w:name w:val="Heading 8 Char"/>
-    <w:basedOn w:val="DefaultParagraphFont"/>
-    <w:link w:val="Heading8"/>
-    <w:uiPriority w:val="9"/>
-    <w:semiHidden/>
-    <w:rsid w:val="00A10FD9"/>
-    <w:rPr>
-      <w:rFonts w:cstheme="majorBidi" w:eastAsiaTheme="majorEastAsia"/>
-      <w:i/>
-      <w:iCs/>
-      <w:color w:themeColor="text1" w:themeTint="D8" w:val="272727"/>
-    </w:rPr>
-  </w:style>
-  <w:style w:customStyle="1" w:styleId="Heading9Char" w:type="character">
-    <w:name w:val="Heading 9 Char"/>
-    <w:basedOn w:val="DefaultParagraphFont"/>
-    <w:link w:val="Heading9"/>
-    <w:uiPriority w:val="9"/>
-    <w:semiHidden/>
-    <w:rsid w:val="00A10FD9"/>
-    <w:rPr>
-      <w:rFonts w:cstheme="majorBidi" w:eastAsiaTheme="majorEastAsia"/>
-      <w:color w:themeColor="text1" w:themeTint="D8" w:val="272727"/>
+      <w:color w:themeColor="accent1" w:val="4F81BD"/>
+      <w:sz w:val="24"/>
+      <w:szCs w:val="24"/>
     </w:rPr>
   </w:style>
   <w:style w:styleId="BlockText" w:type="paragraph">
@@ -14414,8 +14242,8 @@
   </w:style>
   <w:style w:styleId="FootnoteBlockText" w:type="paragraph">
     <w:name w:val="Footnote Block Text"/>
-    <w:basedOn w:val="FootnoteText"/>
-    <w:next w:val="FootnoteText"/>
+    <w:basedOn w:val="Footnote Text"/>
+    <w:next w:val="Footnote Text"/>
     <w:uiPriority w:val="9"/>
     <w:unhideWhenUsed/>
     <w:qFormat/>
@@ -14453,10 +14281,10 @@
         <w:jc w:val="left"/>
       </w:trPr>
       <w:tcPr>
+        <w:vAlign w:val="bottom"/>
         <w:tcBorders>
           <w:bottom w:val="single"/>
         </w:tcBorders>
-        <w:vAlign w:val="bottom"/>
       </w:tcPr>
     </w:tblStylePr>
   </w:style>
@@ -14572,7 +14400,6 @@
     <w:name w:val="KeywordTok"/>
     <w:basedOn w:val="VerbatimChar"/>
     <w:rPr>
-      <w:b/>
       <w:color w:val="003b4f"/>
       <w:shd w:val="clear" w:fill="f1f3f5"/>
     </w:rPr>
@@ -14677,9 +14504,9 @@
     <w:name w:val="DocumentationTok"/>
     <w:basedOn w:val="VerbatimChar"/>
     <w:rPr>
-      <w:i/>
       <w:color w:val="5e5e5e"/>
       <w:shd w:val="clear" w:fill="f1f3f5"/>
+      <w:i/>
     </w:rPr>
   </w:style>
   <w:style w:type="character" w:customStyle="1" w:styleId="AnnotationTok">
@@ -14694,9 +14521,9 @@
     <w:name w:val="CommentVarTok"/>
     <w:basedOn w:val="VerbatimChar"/>
     <w:rPr>
-      <w:i/>
       <w:color w:val="5e5e5e"/>
       <w:shd w:val="clear" w:fill="f1f3f5"/>
+      <w:i/>
     </w:rPr>
   </w:style>
   <w:style w:type="character" w:customStyle="1" w:styleId="OtherTok">
@@ -14727,7 +14554,6 @@
     <w:name w:val="ControlFlowTok"/>
     <w:basedOn w:val="VerbatimChar"/>
     <w:rPr>
-      <w:b/>
       <w:color w:val="003b4f"/>
       <w:shd w:val="clear" w:fill="f1f3f5"/>
     </w:rPr>
@@ -14792,9 +14618,9 @@
     <w:name w:val="WarningTok"/>
     <w:basedOn w:val="VerbatimChar"/>
     <w:rPr>
-      <w:i/>
       <w:color w:val="5e5e5e"/>
       <w:shd w:val="clear" w:fill="f1f3f5"/>
+      <w:i/>
     </w:rPr>
   </w:style>
   <w:style w:type="character" w:customStyle="1" w:styleId="AlertTok">
@@ -14835,44 +14661,44 @@
         <a:sysClr val="window" lastClr="FFFFFF"/>
       </a:lt1>
       <a:dk2>
-        <a:srgbClr val="0E2841"/>
+        <a:srgbClr val="1F497D"/>
       </a:dk2>
       <a:lt2>
-        <a:srgbClr val="E8E8E8"/>
+        <a:srgbClr val="EEECE1"/>
       </a:lt2>
       <a:accent1>
-        <a:srgbClr val="156082"/>
+        <a:srgbClr val="4F81BD"/>
       </a:accent1>
       <a:accent2>
-        <a:srgbClr val="E97132"/>
+        <a:srgbClr val="C0504D"/>
       </a:accent2>
       <a:accent3>
-        <a:srgbClr val="196B24"/>
+        <a:srgbClr val="9BBB59"/>
       </a:accent3>
       <a:accent4>
-        <a:srgbClr val="0F9ED5"/>
+        <a:srgbClr val="8064A2"/>
       </a:accent4>
       <a:accent5>
-        <a:srgbClr val="A02B93"/>
+        <a:srgbClr val="4BACC6"/>
       </a:accent5>
       <a:accent6>
-        <a:srgbClr val="4EA72E"/>
+        <a:srgbClr val="F79646"/>
       </a:accent6>
       <a:hlink>
-        <a:srgbClr val="467886"/>
+        <a:srgbClr val="0000FF"/>
       </a:hlink>
       <a:folHlink>
-        <a:srgbClr val="96607D"/>
+        <a:srgbClr val="800080"/>
       </a:folHlink>
     </a:clrScheme>
     <a:fontScheme name="Office">
       <a:majorFont>
-        <a:latin typeface="Aptos Display" panose="02110004020202020204"/>
+        <a:latin typeface="Calibri"/>
         <a:ea typeface=""/>
         <a:cs typeface=""/>
-        <a:font script="Jpan" typeface="游ゴシック Light"/>
+        <a:font script="Jpan" typeface="ＭＳ ゴシック"/>
         <a:font script="Hang" typeface="맑은 고딕"/>
-        <a:font script="Hans" typeface="等线 Light"/>
+        <a:font script="Hans" typeface="宋体"/>
         <a:font script="Hant" typeface="新細明體"/>
         <a:font script="Arab" typeface="Times New Roman"/>
         <a:font script="Hebr" typeface="Times New Roman"/>
@@ -14899,32 +14725,14 @@
         <a:font script="Mong" typeface="Mongolian Baiti"/>
         <a:font script="Viet" typeface="Times New Roman"/>
         <a:font script="Uigh" typeface="Microsoft Uighur"/>
-        <a:font script="Geor" typeface="Sylfaen"/>
-        <a:font script="Armn" typeface="Arial"/>
-        <a:font script="Bugi" typeface="Leelawadee UI"/>
-        <a:font script="Bopo" typeface="Microsoft JhengHei"/>
-        <a:font script="Java" typeface="Javanese Text"/>
-        <a:font script="Lisu" typeface="Segoe UI"/>
-        <a:font script="Mymr" typeface="Myanmar Text"/>
-        <a:font script="Nkoo" typeface="Ebrima"/>
-        <a:font script="Olck" typeface="Nirmala UI"/>
-        <a:font script="Osma" typeface="Ebrima"/>
-        <a:font script="Phag" typeface="Phagspa"/>
-        <a:font script="Syrn" typeface="Estrangelo Edessa"/>
-        <a:font script="Syrj" typeface="Estrangelo Edessa"/>
-        <a:font script="Syre" typeface="Estrangelo Edessa"/>
-        <a:font script="Sora" typeface="Nirmala UI"/>
-        <a:font script="Tale" typeface="Microsoft Tai Le"/>
-        <a:font script="Talu" typeface="Microsoft New Tai Lue"/>
-        <a:font script="Tfng" typeface="Ebrima"/>
       </a:majorFont>
       <a:minorFont>
-        <a:latin typeface="Aptos" panose="02110004020202020204"/>
+        <a:latin typeface="Cambria"/>
         <a:ea typeface=""/>
         <a:cs typeface=""/>
-        <a:font script="Jpan" typeface="游明朝"/>
+        <a:font script="Jpan" typeface="ＭＳ 明朝"/>
         <a:font script="Hang" typeface="맑은 고딕"/>
-        <a:font script="Hans" typeface="等线"/>
+        <a:font script="Hans" typeface="宋体"/>
         <a:font script="Hant" typeface="新細明體"/>
         <a:font script="Arab" typeface="Arial"/>
         <a:font script="Hebr" typeface="Arial"/>
@@ -14951,24 +14759,6 @@
         <a:font script="Mong" typeface="Mongolian Baiti"/>
         <a:font script="Viet" typeface="Arial"/>
         <a:font script="Uigh" typeface="Microsoft Uighur"/>
-        <a:font script="Geor" typeface="Sylfaen"/>
-        <a:font script="Armn" typeface="Arial"/>
-        <a:font script="Bugi" typeface="Leelawadee UI"/>
-        <a:font script="Bopo" typeface="Microsoft JhengHei"/>
-        <a:font script="Java" typeface="Javanese Text"/>
-        <a:font script="Lisu" typeface="Segoe UI"/>
-        <a:font script="Mymr" typeface="Myanmar Text"/>
-        <a:font script="Nkoo" typeface="Ebrima"/>
-        <a:font script="Olck" typeface="Nirmala UI"/>
-        <a:font script="Osma" typeface="Ebrima"/>
-        <a:font script="Phag" typeface="Phagspa"/>
-        <a:font script="Syrn" typeface="Estrangelo Edessa"/>
-        <a:font script="Syrj" typeface="Estrangelo Edessa"/>
-        <a:font script="Syre" typeface="Estrangelo Edessa"/>
-        <a:font script="Sora" typeface="Nirmala UI"/>
-        <a:font script="Tale" typeface="Microsoft Tai Le"/>
-        <a:font script="Talu" typeface="Microsoft New Tai Lue"/>
-        <a:font script="Tfng" typeface="Ebrima"/>
       </a:minorFont>
     </a:fontScheme>
     <a:fmtScheme name="Office">
@@ -14980,141 +14770,200 @@
           <a:gsLst>
             <a:gs pos="0">
               <a:schemeClr val="phClr">
-                <a:lumMod val="110000"/>
-                <a:satMod val="105000"/>
-                <a:tint val="67000"/>
+                <a:tint val="50000"/>
+                <a:satMod val="300000"/>
               </a:schemeClr>
             </a:gs>
-            <a:gs pos="50000">
+            <a:gs pos="35000">
               <a:schemeClr val="phClr">
-                <a:lumMod val="105000"/>
-                <a:satMod val="103000"/>
-                <a:tint val="73000"/>
+                <a:tint val="37000"/>
+                <a:satMod val="300000"/>
               </a:schemeClr>
             </a:gs>
             <a:gs pos="100000">
               <a:schemeClr val="phClr">
-                <a:lumMod val="105000"/>
-                <a:satMod val="109000"/>
-                <a:tint val="81000"/>
+                <a:tint val="15000"/>
+                <a:satMod val="350000"/>
               </a:schemeClr>
             </a:gs>
           </a:gsLst>
-          <a:lin ang="5400000" scaled="0"/>
+          <a:lin ang="16200000" scaled="1"/>
         </a:gradFill>
         <a:gradFill rotWithShape="1">
           <a:gsLst>
             <a:gs pos="0">
               <a:schemeClr val="phClr">
-                <a:satMod val="103000"/>
-                <a:lumMod val="102000"/>
-                <a:tint val="94000"/>
-              </a:schemeClr>
-            </a:gs>
-            <a:gs pos="50000">
-              <a:schemeClr val="phClr">
-                <a:satMod val="110000"/>
-                <a:lumMod val="100000"/>
+                <a:tint val="100000"/>
                 <a:shade val="100000"/>
+                <a:satMod val="130000"/>
               </a:schemeClr>
             </a:gs>
             <a:gs pos="100000">
               <a:schemeClr val="phClr">
-                <a:lumMod val="99000"/>
-                <a:satMod val="120000"/>
-                <a:shade val="78000"/>
+                <a:tint val="50000"/>
+                <a:shade val="100000"/>
+                <a:satMod val="350000"/>
               </a:schemeClr>
             </a:gs>
           </a:gsLst>
-          <a:lin ang="5400000" scaled="0"/>
+          <a:lin ang="16200000" scaled="0"/>
         </a:gradFill>
       </a:fillStyleLst>
       <a:lnStyleLst>
-        <a:ln w="6350" cap="flat" cmpd="sng" algn="ctr">
+        <a:ln w="9525" cap="flat" cmpd="sng" algn="ctr">
+          <a:solidFill>
+            <a:schemeClr val="phClr">
+              <a:shade val="95000"/>
+              <a:satMod val="105000"/>
+            </a:schemeClr>
+          </a:solidFill>
+          <a:prstDash val="solid"/>
+        </a:ln>
+        <a:ln w="25400" cap="flat" cmpd="sng" algn="ctr">
           <a:solidFill>
             <a:schemeClr val="phClr"/>
           </a:solidFill>
           <a:prstDash val="solid"/>
-          <a:miter lim="800000"/>
         </a:ln>
-        <a:ln w="12700" cap="flat" cmpd="sng" algn="ctr">
+        <a:ln w="38100" cap="flat" cmpd="sng" algn="ctr">
           <a:solidFill>
             <a:schemeClr val="phClr"/>
           </a:solidFill>
           <a:prstDash val="solid"/>
-          <a:miter lim="800000"/>
-        </a:ln>
-        <a:ln w="19050" cap="flat" cmpd="sng" algn="ctr">
-          <a:solidFill>
-            <a:schemeClr val="phClr"/>
-          </a:solidFill>
-          <a:prstDash val="solid"/>
-          <a:miter lim="800000"/>
         </a:ln>
       </a:lnStyleLst>
       <a:effectStyleLst>
         <a:effectStyle>
-          <a:effectLst/>
-        </a:effectStyle>
-        <a:effectStyle>
-          <a:effectLst/>
+          <a:effectLst>
+            <a:outerShdw blurRad="40000" dist="20000" dir="5400000" rotWithShape="0">
+              <a:srgbClr val="000000">
+                <a:alpha val="38000"/>
+              </a:srgbClr>
+            </a:outerShdw>
+          </a:effectLst>
         </a:effectStyle>
         <a:effectStyle>
           <a:effectLst>
-            <a:outerShdw blurRad="57150" dist="19050" dir="5400000" algn="ctr" rotWithShape="0">
+            <a:outerShdw blurRad="40000" dist="23000" dir="5400000" rotWithShape="0">
               <a:srgbClr val="000000">
-                <a:alpha val="63000"/>
+                <a:alpha val="35000"/>
               </a:srgbClr>
             </a:outerShdw>
           </a:effectLst>
+        </a:effectStyle>
+        <a:effectStyle>
+          <a:effectLst>
+            <a:outerShdw blurRad="40000" dist="23000" dir="5400000" rotWithShape="0">
+              <a:srgbClr val="000000">
+                <a:alpha val="35000"/>
+              </a:srgbClr>
+            </a:outerShdw>
+          </a:effectLst>
+          <a:scene3d>
+            <a:camera prst="orthographicFront">
+              <a:rot lat="0" lon="0" rev="0"/>
+            </a:camera>
+            <a:lightRig rig="threePt" dir="t">
+              <a:rot lat="0" lon="0" rev="1200000"/>
+            </a:lightRig>
+          </a:scene3d>
+          <a:sp3d>
+            <a:bevelT w="63500" h="25400"/>
+          </a:sp3d>
         </a:effectStyle>
       </a:effectStyleLst>
       <a:bgFillStyleLst>
         <a:solidFill>
           <a:schemeClr val="phClr"/>
         </a:solidFill>
-        <a:solidFill>
-          <a:schemeClr val="phClr">
-            <a:tint val="95000"/>
-            <a:satMod val="170000"/>
-          </a:schemeClr>
-        </a:solidFill>
         <a:gradFill rotWithShape="1">
           <a:gsLst>
             <a:gs pos="0">
               <a:schemeClr val="phClr">
-                <a:tint val="93000"/>
-                <a:satMod val="150000"/>
-                <a:shade val="98000"/>
-                <a:lumMod val="102000"/>
+                <a:tint val="40000"/>
+                <a:satMod val="350000"/>
               </a:schemeClr>
             </a:gs>
-            <a:gs pos="50000">
+            <a:gs pos="40000">
               <a:schemeClr val="phClr">
-                <a:tint val="98000"/>
-                <a:satMod val="130000"/>
-                <a:shade val="90000"/>
-                <a:lumMod val="103000"/>
+                <a:tint val="45000"/>
+                <a:shade val="99000"/>
+                <a:satMod val="350000"/>
               </a:schemeClr>
             </a:gs>
             <a:gs pos="100000">
               <a:schemeClr val="phClr">
-                <a:shade val="63000"/>
-                <a:satMod val="120000"/>
+                <a:shade val="20000"/>
+                <a:satMod val="255000"/>
               </a:schemeClr>
             </a:gs>
           </a:gsLst>
-          <a:lin ang="5400000" scaled="0"/>
+          <a:path path="circle">
+            <a:fillToRect l="50000" t="-80000" r="50000" b="180000"/>
+          </a:path>
+        </a:gradFill>
+        <a:gradFill rotWithShape="1">
+          <a:gsLst>
+            <a:gs pos="0">
+              <a:schemeClr val="phClr">
+                <a:tint val="80000"/>
+                <a:satMod val="300000"/>
+              </a:schemeClr>
+            </a:gs>
+            <a:gs pos="100000">
+              <a:schemeClr val="phClr">
+                <a:shade val="30000"/>
+                <a:satMod val="200000"/>
+              </a:schemeClr>
+            </a:gs>
+          </a:gsLst>
+          <a:path path="circle">
+            <a:fillToRect l="50000" t="50000" r="50000" b="50000"/>
+          </a:path>
         </a:gradFill>
       </a:bgFillStyleLst>
     </a:fmtScheme>
   </a:themeElements>
-  <a:objectDefaults/>
+  <a:objectDefaults>
+    <a:spDef>
+      <a:spPr/>
+      <a:bodyPr/>
+      <a:lstStyle/>
+      <a:style>
+        <a:lnRef idx="1">
+          <a:schemeClr val="accent1"/>
+        </a:lnRef>
+        <a:fillRef idx="3">
+          <a:schemeClr val="accent1"/>
+        </a:fillRef>
+        <a:effectRef idx="2">
+          <a:schemeClr val="accent1"/>
+        </a:effectRef>
+        <a:fontRef idx="minor">
+          <a:schemeClr val="lt1"/>
+        </a:fontRef>
+      </a:style>
+    </a:spDef>
+    <a:lnDef>
+      <a:spPr/>
+      <a:bodyPr/>
+      <a:lstStyle/>
+      <a:style>
+        <a:lnRef idx="2">
+          <a:schemeClr val="accent1"/>
+        </a:lnRef>
+        <a:fillRef idx="0">
+          <a:schemeClr val="accent1"/>
+        </a:fillRef>
+        <a:effectRef idx="1">
+          <a:schemeClr val="accent1"/>
+        </a:effectRef>
+        <a:fontRef idx="minor">
+          <a:schemeClr val="tx1"/>
+        </a:fontRef>
+      </a:style>
+    </a:lnDef>
+  </a:objectDefaults>
   <a:extraClrSchemeLst/>
-  <a:extLst>
-    <a:ext uri="{05A4C25C-085E-4340-85A3-A5531E510DB2}">
-      <thm15:themeFamily xmlns:thm15="http://schemas.microsoft.com/office/thememl/2012/main" name="Office Theme" id="{2E142A2C-CD16-42D6-873A-C26D2A0506FA}" vid="{1BDDFF52-6CD6-40A5-AB3C-68EB2F1E4D0A}"/>
-    </a:ext>
-  </a:extLst>
 </a:theme>
 </file>
--- a/docs/module04.docx
+++ b/docs/module04.docx
@@ -123,7 +123,7 @@
       </w:r>
     </w:p>
     <w:bookmarkEnd w:id="20"/>
-    <w:bookmarkStart w:id="31" w:name="scenario-update"/>
+    <w:bookmarkStart w:id="33" w:name="scenario-update"/>
     <w:p>
       <w:pPr>
         <w:pStyle w:val="Heading2"/>
@@ -399,123 +399,221 @@
         <w:t xml:space="preserve">You notice that certain menu items are restricted to the higher tier memberships only. Will this change which food items you decide to include in your analysis? Why or why not?</w:t>
       </w:r>
     </w:p>
-    <w:bookmarkStart w:id="30" w:name="cruise-ship-outbreaks"/>
+    <w:tbl>
+      <w:tblPr>
+        <w:tblStyle w:val="Table"/>
+        <w:tblLook w:firstRow="0" w:lastRow="0" w:firstColumn="0" w:lastColumn="0" w:noHBand="0" w:noVBand="0" w:val="0000"/>
+        <w:tblBorders>
+          <w:left w:val="single" w:sz="24" w:space="0" w:color="0758E5"/>
+          <w:right w:val="single" w:sz="4" w:space="0" w:color="0758E5"/>
+          <w:top w:val="single" w:sz="4" w:space="0" w:color="0758E5"/>
+          <w:bottom w:val="single" w:sz="4" w:space="0" w:color="0758E5"/>
+        </w:tblBorders>
+        <w:tblCellMar>
+          <w:left w:w="144" w:type="dxa"/>
+          <w:right w:w="144" w:type="dxa"/>
+        </w:tblCellMar>
+        <w:tblInd w:w="164" w:type="dxa"/>
+        <w:tblW w:type="pct" w:w="100%"/>
+      </w:tblPr>
+      <w:tr>
+        <w:trPr>
+          <w:cantSplit/>
+        </w:trPr>
+        <w:tc>
+          <w:tcPr>
+            <w:shd w:color="auto" w:fill="dae6fb" w:val="clear"/>
+            <w:tcMar>
+              <w:top w:w="92" w:type="dxa"/>
+              <w:bottom w:w="92" w:type="dxa"/>
+            </w:tcMar>
+          </w:tcPr>
+          <w:p>
+            <w:pPr>
+              <w:pStyle w:val="BodyText"/>
+            </w:pPr>
+            <w:pPr>
+              <w:spacing w:before="0" w:after="0"/>
+              <w:textAlignment w:val="center"/>
+            </w:pPr>
+            <w:r>
+              <w:drawing>
+                <wp:inline>
+                  <wp:extent cx="152400" cy="152400"/>
+                  <wp:effectExtent b="0" l="0" r="0" t="0"/>
+                  <wp:docPr descr="" title="" id="28" name="Picture"/>
+                  <a:graphic>
+                    <a:graphicData uri="http://schemas.openxmlformats.org/drawingml/2006/picture">
+                      <pic:pic>
+                        <pic:nvPicPr>
+                          <pic:cNvPr descr="C:\PROGRA~1\RStudio\RESOUR~1\app\bin\quarto\share\formats\docx\note.png" id="29" name="Picture"/>
+                          <pic:cNvPicPr>
+                            <a:picLocks noChangeArrowheads="1" noChangeAspect="1"/>
+                          </pic:cNvPicPr>
+                        </pic:nvPicPr>
+                        <pic:blipFill>
+                          <a:blip r:embed="rId27"/>
+                          <a:stretch>
+                            <a:fillRect/>
+                          </a:stretch>
+                        </pic:blipFill>
+                        <pic:spPr bwMode="auto">
+                          <a:xfrm>
+                            <a:off x="0" y="0"/>
+                            <a:ext cx="152400" cy="152400"/>
+                          </a:xfrm>
+                          <a:prstGeom prst="rect">
+                            <a:avLst/>
+                          </a:prstGeom>
+                          <a:noFill/>
+                          <a:ln w="9525">
+                            <a:noFill/>
+                            <a:headEnd/>
+                            <a:tailEnd/>
+                          </a:ln>
+                        </pic:spPr>
+                      </pic:pic>
+                    </a:graphicData>
+                  </a:graphic>
+                </wp:inline>
+              </w:drawing>
+            </w:r>
+            <w:r>
+              <w:t xml:space="preserve"> </w:t>
+            </w:r>
+            <w:r>
+              <w:t xml:space="preserve"> </w:t>
+            </w:r>
+            <w:r>
+              <w:t xml:space="preserve">Cruise ship outbreaks</w:t>
+            </w:r>
+          </w:p>
+        </w:tc>
+      </w:tr>
+      <w:tr>
+        <w:trPr>
+          <w:cantSplit/>
+        </w:trPr>
+        <w:tc>
+          <w:tcPr>
+            <w:tcMar>
+              <w:top w:w="108" w:type="dxa"/>
+              <w:bottom w:w="108" w:type="dxa"/>
+            </w:tcMar>
+          </w:tcPr>
+          <w:p>
+            <w:pPr>
+              <w:pStyle w:val="BodyText"/>
+            </w:pPr>
+            <w:pPr>
+              <w:spacing w:before="16"/>
+            </w:pPr>
+            <w:r>
+              <w:t xml:space="preserve">By now, you’ve surely come to the conclusion that we’re dealing with a fairly common occurrence related to cruises: outbreaks of gastrointestinal disease. Bringing together a variety of passengers and crew from from diverse regions aboard a semi-enclosed, often crowded vessel, where passengers are in frequent contact with new exposures is a perfect storm for the spread of disease. Further, the convenience and luxury of cruising makes it a favorite past-time for the elderly and family members who may be immunocompromised.</w:t>
+            </w:r>
+          </w:p>
+          <w:p>
+            <w:pPr>
+              <w:pStyle w:val="BodyText"/>
+            </w:pPr>
+            <w:r>
+              <w:t xml:space="preserve">If you haven’t already started guessing about what could be causing illness aboard the</w:t>
+            </w:r>
+            <w:r>
+              <w:t xml:space="preserve"> </w:t>
+            </w:r>
+            <w:r>
+              <w:rPr>
+                <w:bCs/>
+                <w:b/>
+              </w:rPr>
+              <w:t xml:space="preserve">S. S. Rainbow Cake</w:t>
+            </w:r>
+            <w:r>
+              <w:t xml:space="preserve">, have a read through the following resources, and reflect on the menu posted above. Are there any food items that you predict are likely to be the culprit just based on the frequency that they’re implicated as sources of outbreaks? What pathogen are you the most suspicious about?</w:t>
+            </w:r>
+          </w:p>
+          <w:p>
+            <w:pPr>
+              <w:pStyle w:val="BodyText"/>
+            </w:pPr>
+            <w:r>
+              <w:t xml:space="preserve">If you have experience with cruise-ship outbreaks, we encourage you to post on the course discussion boards and share your thoughts and opinions with your classmates. Conversely, if you have questions about cruise-ship outbreaks - try asking on the discussion board to leverage the experience within the virtual classroom.</w:t>
+            </w:r>
+          </w:p>
+          <w:p>
+            <w:pPr>
+              <w:pStyle w:val="BodyText"/>
+            </w:pPr>
+            <w:r>
+              <w:t xml:space="preserve">We’ll leave some resources here all about cruise-ship outbreaks for you to check out when you have time:</w:t>
+            </w:r>
+          </w:p>
+          <w:p>
+            <w:pPr>
+              <w:numPr>
+                <w:ilvl w:val="0"/>
+                <w:numId w:val="1003"/>
+              </w:numPr>
+              <w:pStyle w:val="Compact"/>
+            </w:pPr>
+            <w:hyperlink r:id="rId30">
+              <w:r>
+                <w:rPr>
+                  <w:rStyle w:val="Hyperlink"/>
+                </w:rPr>
+                <w:t xml:space="preserve">CDC Yellow Book: Cruise Ship Travel 2026</w:t>
+              </w:r>
+            </w:hyperlink>
+          </w:p>
+          <w:p>
+            <w:pPr>
+              <w:numPr>
+                <w:ilvl w:val="0"/>
+                <w:numId w:val="1003"/>
+              </w:numPr>
+              <w:pStyle w:val="Compact"/>
+            </w:pPr>
+            <w:hyperlink r:id="rId31">
+              <w:r>
+                <w:rPr>
+                  <w:rStyle w:val="Hyperlink"/>
+                </w:rPr>
+                <w:t xml:space="preserve">CDC Vessel Sanitation Program (VSP): Outbreaks on Cruise Ships in VSP’s Jurisdiction (2025)</w:t>
+              </w:r>
+            </w:hyperlink>
+          </w:p>
+          <w:p>
+            <w:pPr>
+              <w:numPr>
+                <w:ilvl w:val="0"/>
+                <w:numId w:val="1003"/>
+              </w:numPr>
+              <w:pStyle w:val="Compact"/>
+            </w:pPr>
+            <w:hyperlink r:id="rId32">
+              <w:r>
+                <w:rPr>
+                  <w:rStyle w:val="Hyperlink"/>
+                </w:rPr>
+                <w:t xml:space="preserve">Epidemiology of Diarrheal Disease Outbreaks on Cruise Ships, 1986 Through 1993</w:t>
+              </w:r>
+            </w:hyperlink>
+          </w:p>
+        </w:tc>
+      </w:tr>
+    </w:tbl>
+    <w:bookmarkEnd w:id="33"/>
+    <w:bookmarkStart w:id="38" w:name="part-a-exploring-and-preparing-the-data"/>
     <w:p>
       <w:pPr>
-        <w:pStyle w:val="Heading3"/>
-      </w:pPr>
-      <w:r>
-        <w:t xml:space="preserve">Cruise ship outbreaks</w:t>
+        <w:pStyle w:val="Heading2"/>
+      </w:pPr>
+      <w:r>
+        <w:t xml:space="preserve">Part A: Exploring and preparing the data</w:t>
       </w:r>
     </w:p>
-    <w:p>
-      <w:pPr>
-        <w:pStyle w:val="FirstParagraph"/>
-      </w:pPr>
-      <w:r>
-        <w:t xml:space="preserve">By now, you’ve surely come to the conclusion that we’re dealing with a fairly common occurrence related to cruises: outbreaks of gastrointestinal disease. Bringing together a variety of passengers and crew from from diverse regions aboard a semi-enclosed, often crowded vessel, where passengers are in frequent contact with new exposures is a perfect storm for the spread of disease. Further, the convenience and luxury of cruising makes it a favorite past-time for the elderly and family members who may be immunocompromised.</w:t>
-      </w:r>
-    </w:p>
-    <w:p>
-      <w:pPr>
-        <w:pStyle w:val="BodyText"/>
-      </w:pPr>
-      <w:r>
-        <w:t xml:space="preserve">If you haven’t already started guessing about what could be causing illness aboard the</w:t>
-      </w:r>
-      <w:r>
-        <w:t xml:space="preserve"> </w:t>
-      </w:r>
-      <w:r>
-        <w:rPr>
-          <w:bCs/>
-          <w:b/>
-        </w:rPr>
-        <w:t xml:space="preserve">S. S. Rainbow Cake</w:t>
-      </w:r>
-      <w:r>
-        <w:t xml:space="preserve">, have a read through the following resources, and reflect on the menu posted above. Are there any food items that you predict are likely to be the culprit just based on the frequency that they’re implicated as sources of outbreaks? What pathogen are you the most suspicious about?</w:t>
-      </w:r>
-    </w:p>
-    <w:p>
-      <w:pPr>
-        <w:pStyle w:val="BodyText"/>
-      </w:pPr>
-      <w:r>
-        <w:t xml:space="preserve">If you have experience with cruise-ship outbreaks, we encourage you to post on the course discussion boards and share your thoughts and opinions with your classmates. Conversely, if you have questions about cruise-ship outbreaks - try asking on the discussion board to leverage the experience within the virtual classroom.</w:t>
-      </w:r>
-    </w:p>
-    <w:p>
-      <w:pPr>
-        <w:pStyle w:val="BodyText"/>
-      </w:pPr>
-      <w:r>
-        <w:t xml:space="preserve">We’ll leave some resources here all about cruise-ship outbreaks for you to check out when you have time:</w:t>
-      </w:r>
-    </w:p>
-    <w:p>
-      <w:pPr>
-        <w:numPr>
-          <w:ilvl w:val="0"/>
-          <w:numId w:val="1003"/>
-        </w:numPr>
-        <w:pStyle w:val="Compact"/>
-      </w:pPr>
-      <w:hyperlink r:id="rId27">
-        <w:r>
-          <w:rPr>
-            <w:rStyle w:val="Hyperlink"/>
-          </w:rPr>
-          <w:t xml:space="preserve">CDC Yellow Book: Cruise Ship Travel 2026</w:t>
-        </w:r>
-      </w:hyperlink>
-    </w:p>
-    <w:p>
-      <w:pPr>
-        <w:numPr>
-          <w:ilvl w:val="0"/>
-          <w:numId w:val="1003"/>
-        </w:numPr>
-        <w:pStyle w:val="Compact"/>
-      </w:pPr>
-      <w:hyperlink r:id="rId28">
-        <w:r>
-          <w:rPr>
-            <w:rStyle w:val="Hyperlink"/>
-          </w:rPr>
-          <w:t xml:space="preserve">CDC Vessel Sanitation Program (VSP): Outbreaks on Cruise Ships in VSP’s Jurisdiction (2025)</w:t>
-        </w:r>
-      </w:hyperlink>
-    </w:p>
-    <w:p>
-      <w:pPr>
-        <w:numPr>
-          <w:ilvl w:val="0"/>
-          <w:numId w:val="1003"/>
-        </w:numPr>
-        <w:pStyle w:val="Compact"/>
-      </w:pPr>
-      <w:hyperlink r:id="rId29">
-        <w:r>
-          <w:rPr>
-            <w:rStyle w:val="Hyperlink"/>
-          </w:rPr>
-          <w:t xml:space="preserve">Epidemiology of Diarrheal Disease Outbreaks on Cruise Ships, 1986 Through 1993</w:t>
-        </w:r>
-      </w:hyperlink>
-    </w:p>
-    <w:bookmarkEnd w:id="30"/>
-    <w:bookmarkEnd w:id="31"/>
-    <w:bookmarkStart w:id="37" w:name="part-a-exploring-and-preparing-the-data"/>
-    <w:p>
-      <w:pPr>
-        <w:pStyle w:val="Heading2"/>
-      </w:pPr>
-      <w:r>
-        <w:t xml:space="preserve">Part A: Exploring and preparing the data</w:t>
-      </w:r>
-    </w:p>
-    <w:bookmarkStart w:id="35" w:name="food-exposures-dataset"/>
+    <w:bookmarkStart w:id="36" w:name="food-exposures-dataset"/>
     <w:p>
       <w:pPr>
         <w:pStyle w:val="Heading3"/>
@@ -621,18 +719,18 @@
                 <wp:inline>
                   <wp:extent cx="152400" cy="152400"/>
                   <wp:effectExtent b="0" l="0" r="0" t="0"/>
-                  <wp:docPr descr="" title="" id="33" name="Picture"/>
+                  <wp:docPr descr="" title="" id="34" name="Picture"/>
                   <a:graphic>
                     <a:graphicData uri="http://schemas.openxmlformats.org/drawingml/2006/picture">
                       <pic:pic>
                         <pic:nvPicPr>
-                          <pic:cNvPr descr="C:\Program Files\RStudio\resources\app\bin\quarto\share\formats\docx\note.png" id="34" name="Picture"/>
+                          <pic:cNvPr descr="C:\PROGRA~1\RStudio\RESOUR~1\app\bin\quarto\share\formats\docx\note.png" id="35" name="Picture"/>
                           <pic:cNvPicPr>
                             <a:picLocks noChangeArrowheads="1" noChangeAspect="1"/>
                           </pic:cNvPicPr>
                         </pic:nvPicPr>
                         <pic:blipFill>
-                          <a:blip r:embed="rId32"/>
+                          <a:blip r:embed="rId27"/>
                           <a:stretch>
                             <a:fillRect/>
                           </a:stretch>
@@ -1498,8 +1596,8 @@
         <w:t xml:space="preserve">We’ll want to develop a case definition using the reported symptoms so that we can determine who got sick, and what they ate. In order to do this, we’ll require the symptoms dataset from Module 3, however we’ll introduce a simplified version that already has the variables created that we need.</w:t>
       </w:r>
     </w:p>
-    <w:bookmarkEnd w:id="35"/>
-    <w:bookmarkStart w:id="36" w:name="the-symptoms-dataset"/>
+    <w:bookmarkEnd w:id="36"/>
+    <w:bookmarkStart w:id="37" w:name="the-symptoms-dataset"/>
     <w:p>
       <w:pPr>
         <w:pStyle w:val="Heading3"/>
@@ -1571,9 +1669,9 @@
         <w:t xml:space="preserve">As you can see, the symptoms dataset has been simplified from the previous module, and already contains a variable for fever. You’ll need to use your skills from Module 3 to join this with the food exposures dataset, but first let’s make a plan for what we want to do with these.</w:t>
       </w:r>
     </w:p>
-    <w:bookmarkEnd w:id="36"/>
     <w:bookmarkEnd w:id="37"/>
-    <w:bookmarkStart w:id="46" w:name="part-b-calculating-attack-rates"/>
+    <w:bookmarkEnd w:id="38"/>
+    <w:bookmarkStart w:id="47" w:name="part-b-calculating-attack-rates"/>
     <w:p>
       <w:pPr>
         <w:pStyle w:val="Heading2"/>
@@ -2405,18 +2503,18 @@
                 <wp:inline>
                   <wp:extent cx="152400" cy="152400"/>
                   <wp:effectExtent b="0" l="0" r="0" t="0"/>
-                  <wp:docPr descr="" title="" id="38" name="Picture"/>
+                  <wp:docPr descr="" title="" id="39" name="Picture"/>
                   <a:graphic>
                     <a:graphicData uri="http://schemas.openxmlformats.org/drawingml/2006/picture">
                       <pic:pic>
                         <pic:nvPicPr>
-                          <pic:cNvPr descr="C:\Program Files\RStudio\resources\app\bin\quarto\share\formats\docx\note.png" id="39" name="Picture"/>
+                          <pic:cNvPr descr="C:\PROGRA~1\RStudio\RESOUR~1\app\bin\quarto\share\formats\docx\note.png" id="40" name="Picture"/>
                           <pic:cNvPicPr>
                             <a:picLocks noChangeArrowheads="1" noChangeAspect="1"/>
                           </pic:cNvPicPr>
                         </pic:nvPicPr>
                         <pic:blipFill>
-                          <a:blip r:embed="rId32"/>
+                          <a:blip r:embed="rId27"/>
                           <a:stretch>
                             <a:fillRect/>
                           </a:stretch>
@@ -2483,24 +2581,24 @@
                     <w:pStyle w:val="Compact"/>
                     <w:jc w:val="center"/>
                   </w:pPr>
-                  <w:hyperlink r:id="rId43">
+                  <w:hyperlink r:id="rId44">
                     <w:r>
                       <w:drawing>
                         <wp:inline>
                           <wp:extent cx="4572000" cy="6134100"/>
                           <wp:effectExtent b="0" l="0" r="0" t="0"/>
-                          <wp:docPr descr="George Boole (1815-1864). Portrait by unknown artist." title="" id="41" name="Picture"/>
+                          <wp:docPr descr="George Boole (1815-1864). Portrait by unknown artist." title="" id="42" name="Picture"/>
                           <a:graphic>
                             <a:graphicData uri="http://schemas.openxmlformats.org/drawingml/2006/picture">
                               <pic:pic>
                                 <pic:nvPicPr>
-                                  <pic:cNvPr descr="pics/module04_George_Boole.png" id="42" name="Picture"/>
+                                  <pic:cNvPr descr="pics/module04_George_Boole.png" id="43" name="Picture"/>
                                   <pic:cNvPicPr>
                                     <a:picLocks noChangeArrowheads="1" noChangeAspect="1"/>
                                   </pic:cNvPicPr>
                                 </pic:nvPicPr>
                                 <pic:blipFill>
-                                  <a:blip r:embed="rId40"/>
+                                  <a:blip r:embed="rId41"/>
                                   <a:stretch>
                                     <a:fillRect/>
                                   </a:stretch>
@@ -2893,7 +2991,7 @@
             <w:r>
               <w:t xml:space="preserve"> </w:t>
             </w:r>
-            <w:hyperlink r:id="rId44">
+            <w:hyperlink r:id="rId45">
               <w:r>
                 <w:rPr>
                   <w:rStyle w:val="Hyperlink"/>
@@ -3720,7 +3818,7 @@
       <w:r>
         <w:t xml:space="preserve"> </w:t>
       </w:r>
-      <w:hyperlink r:id="rId45">
+      <w:hyperlink r:id="rId46">
         <w:r>
           <w:rPr>
             <w:rStyle w:val="Hyperlink"/>
@@ -6510,8 +6608,8 @@
         <w:t xml:space="preserve">After reviewing the attack rates of each food item - are there any that stand out as particularly risky to you? Repeat the analysis using the serious illness case definition and compare your results. What are your best epidemiological recommendations at this time? Are there other analyses that you would want to complete to be more confident in your assertions?</w:t>
       </w:r>
     </w:p>
-    <w:bookmarkEnd w:id="46"/>
-    <w:bookmarkStart w:id="61" w:name="part-c-flexing-your-r-expertise"/>
+    <w:bookmarkEnd w:id="47"/>
+    <w:bookmarkStart w:id="62" w:name="part-c-flexing-your-r-expertise"/>
     <w:p>
       <w:pPr>
         <w:pStyle w:val="Heading2"/>
@@ -6599,7 +6697,7 @@
         <w:t xml:space="preserve">Up until now, we’ve just been reading off the outputs provided in R, and while this is fine for us as a working-method, we should recognize that it is not very accessible for those that haven’t had specialized training in these areas. Therefore, we’ll explore some ways to create custom, easy-to-read tables for our results!</w:t>
       </w:r>
     </w:p>
-    <w:bookmarkStart w:id="50" w:name="introducing-flextable"/>
+    <w:bookmarkStart w:id="51" w:name="introducing-flextable"/>
     <w:p>
       <w:pPr>
         <w:pStyle w:val="Heading3"/>
@@ -6730,18 +6828,18 @@
           <wp:inline>
             <wp:extent cx="5334000" cy="2323329"/>
             <wp:effectExtent b="0" l="0" r="0" t="0"/>
-            <wp:docPr descr="Example of the default output from flextable" title="" id="48" name="Picture"/>
+            <wp:docPr descr="Example of the default output from flextable" title="" id="49" name="Picture"/>
             <a:graphic>
               <a:graphicData uri="http://schemas.openxmlformats.org/drawingml/2006/picture">
                 <pic:pic>
                   <pic:nvPicPr>
-                    <pic:cNvPr descr="pics/module04_flextable_example.jpeg" id="49" name="Picture"/>
+                    <pic:cNvPr descr="pics/module04_flextable_example.jpeg" id="50" name="Picture"/>
                     <pic:cNvPicPr>
                       <a:picLocks noChangeArrowheads="1" noChangeAspect="1"/>
                     </pic:cNvPicPr>
                   </pic:nvPicPr>
                   <pic:blipFill>
-                    <a:blip r:embed="rId47"/>
+                    <a:blip r:embed="rId48"/>
                     <a:stretch>
                       <a:fillRect/>
                     </a:stretch>
@@ -6776,8 +6874,8 @@
         <w:t xml:space="preserve">Example of the default output from flextable</w:t>
       </w:r>
     </w:p>
-    <w:bookmarkEnd w:id="50"/>
-    <w:bookmarkStart w:id="59" w:name="building-a-table-of-attack-rates"/>
+    <w:bookmarkEnd w:id="51"/>
+    <w:bookmarkStart w:id="60" w:name="building-a-table-of-attack-rates"/>
     <w:p>
       <w:pPr>
         <w:pStyle w:val="Heading3"/>
@@ -6794,7 +6892,7 @@
         <w:t xml:space="preserve">We recently just produced an output of the attack rates of different food items, but as you saw, the results weren’t very pretty, and were poorly formatted to include in any kind of report or email that would could share with others. Instead of going through the painstaking process of drafting a table in a word processing software and manually copying over the values, let’s instead put our efforts into automating a nice flextable that we can then export to use directly in a report.</w:t>
       </w:r>
     </w:p>
-    <w:bookmarkStart w:id="54" w:name="formatting-the-data-for-use-in-a-table"/>
+    <w:bookmarkStart w:id="55" w:name="formatting-the-data-for-use-in-a-table"/>
     <w:p>
       <w:pPr>
         <w:pStyle w:val="Heading4"/>
@@ -9081,18 +9179,18 @@
                 <wp:inline>
                   <wp:extent cx="152400" cy="152400"/>
                   <wp:effectExtent b="0" l="0" r="0" t="0"/>
-                  <wp:docPr descr="" title="" id="52" name="Picture"/>
+                  <wp:docPr descr="" title="" id="53" name="Picture"/>
                   <a:graphic>
                     <a:graphicData uri="http://schemas.openxmlformats.org/drawingml/2006/picture">
                       <pic:pic>
                         <pic:nvPicPr>
-                          <pic:cNvPr descr="C:\Program Files\RStudio\resources\app\bin\quarto\share\formats\docx\important.png" id="53" name="Picture"/>
+                          <pic:cNvPr descr="C:\PROGRA~1\RStudio\RESOUR~1\app\bin\quarto\share\formats\docx\important.png" id="54" name="Picture"/>
                           <pic:cNvPicPr>
                             <a:picLocks noChangeArrowheads="1" noChangeAspect="1"/>
                           </pic:cNvPicPr>
                         </pic:nvPicPr>
                         <pic:blipFill>
-                          <a:blip r:embed="rId51"/>
+                          <a:blip r:embed="rId52"/>
                           <a:stretch>
                             <a:fillRect/>
                           </a:stretch>
@@ -9182,8 +9280,8 @@
         </w:tc>
       </w:tr>
     </w:tbl>
-    <w:bookmarkEnd w:id="54"/>
-    <w:bookmarkStart w:id="58" w:name="working-with-a-flextable-object"/>
+    <w:bookmarkEnd w:id="55"/>
+    <w:bookmarkStart w:id="59" w:name="working-with-a-flextable-object"/>
     <w:p>
       <w:pPr>
         <w:pStyle w:val="Heading4"/>
@@ -9575,7 +9673,6 @@
           </w:tcPr>
           <w:p>
             <w:pPr>
-              <w:pStyle w:val="Normal"/>
               <w:jc w:val="left"/>
               <w:pBdr>
                 <w:bottom w:val="none" w:sz="0" w:space="0" w:color="000000"/>
@@ -9590,6 +9687,7 @@
                 <w:i w:val="false"/>
                 <w:b w:val="true"/>
                 <w:u w:val="none"/>
+                <w:strike w:val="false"/>
                 <w:sz w:val="22"/>
                 <w:szCs w:val="22"/>
                 <w:color w:val="000000"/>
@@ -9601,6 +9699,7 @@
                 <w:i w:val="false"/>
                 <w:b w:val="true"/>
                 <w:u w:val="none"/>
+                <w:strike w:val="false"/>
                 <w:sz w:val="22"/>
                 <w:szCs w:val="22"/>
                 <w:color w:val="000000"/>
@@ -9628,7 +9727,6 @@
           </w:tcPr>
           <w:p>
             <w:pPr>
-              <w:pStyle w:val="Normal"/>
               <w:jc w:val="right"/>
               <w:pBdr>
                 <w:bottom w:val="none" w:sz="0" w:space="0" w:color="000000"/>
@@ -9643,6 +9741,7 @@
                 <w:i w:val="false"/>
                 <w:b w:val="true"/>
                 <w:u w:val="none"/>
+                <w:strike w:val="false"/>
                 <w:sz w:val="22"/>
                 <w:szCs w:val="22"/>
                 <w:color w:val="000000"/>
@@ -9654,6 +9753,7 @@
                 <w:i w:val="false"/>
                 <w:b w:val="true"/>
                 <w:u w:val="none"/>
+                <w:strike w:val="false"/>
                 <w:sz w:val="22"/>
                 <w:szCs w:val="22"/>
                 <w:color w:val="000000"/>
@@ -9687,7 +9787,6 @@
           </w:tcPr>
           <w:p>
             <w:pPr>
-              <w:pStyle w:val="Normal"/>
               <w:jc w:val="left"/>
               <w:pBdr>
                 <w:bottom w:val="none" w:sz="0" w:space="0" w:color="000000"/>
@@ -9702,6 +9801,7 @@
                 <w:i w:val="false"/>
                 <w:b w:val="false"/>
                 <w:u w:val="none"/>
+                <w:strike w:val="false"/>
                 <w:sz w:val="22"/>
                 <w:szCs w:val="22"/>
                 <w:color w:val="000000"/>
@@ -9713,6 +9813,7 @@
                 <w:i w:val="false"/>
                 <w:b w:val="false"/>
                 <w:u w:val="none"/>
+                <w:strike w:val="false"/>
                 <w:sz w:val="22"/>
                 <w:szCs w:val="22"/>
                 <w:color w:val="000000"/>
@@ -9740,7 +9841,6 @@
           </w:tcPr>
           <w:p>
             <w:pPr>
-              <w:pStyle w:val="Normal"/>
               <w:jc w:val="right"/>
               <w:pBdr>
                 <w:bottom w:val="none" w:sz="0" w:space="0" w:color="000000"/>
@@ -9755,6 +9855,7 @@
                 <w:i w:val="false"/>
                 <w:b w:val="false"/>
                 <w:u w:val="none"/>
+                <w:strike w:val="false"/>
                 <w:sz w:val="22"/>
                 <w:szCs w:val="22"/>
                 <w:color w:val="000000"/>
@@ -9766,6 +9867,7 @@
                 <w:i w:val="false"/>
                 <w:b w:val="false"/>
                 <w:u w:val="none"/>
+                <w:strike w:val="false"/>
                 <w:sz w:val="22"/>
                 <w:szCs w:val="22"/>
                 <w:color w:val="000000"/>
@@ -9799,7 +9901,6 @@
           </w:tcPr>
           <w:p>
             <w:pPr>
-              <w:pStyle w:val="Normal"/>
               <w:jc w:val="left"/>
               <w:pBdr>
                 <w:bottom w:val="none" w:sz="0" w:space="0" w:color="000000"/>
@@ -9814,6 +9915,7 @@
                 <w:i w:val="false"/>
                 <w:b w:val="false"/>
                 <w:u w:val="none"/>
+                <w:strike w:val="false"/>
                 <w:sz w:val="22"/>
                 <w:szCs w:val="22"/>
                 <w:color w:val="000000"/>
@@ -9825,6 +9927,7 @@
                 <w:i w:val="false"/>
                 <w:b w:val="false"/>
                 <w:u w:val="none"/>
+                <w:strike w:val="false"/>
                 <w:sz w:val="22"/>
                 <w:szCs w:val="22"/>
                 <w:color w:val="000000"/>
@@ -9852,7 +9955,6 @@
           </w:tcPr>
           <w:p>
             <w:pPr>
-              <w:pStyle w:val="Normal"/>
               <w:jc w:val="right"/>
               <w:pBdr>
                 <w:bottom w:val="none" w:sz="0" w:space="0" w:color="000000"/>
@@ -9867,6 +9969,7 @@
                 <w:i w:val="false"/>
                 <w:b w:val="false"/>
                 <w:u w:val="none"/>
+                <w:strike w:val="false"/>
                 <w:sz w:val="22"/>
                 <w:szCs w:val="22"/>
                 <w:color w:val="000000"/>
@@ -9878,6 +9981,7 @@
                 <w:i w:val="false"/>
                 <w:b w:val="false"/>
                 <w:u w:val="none"/>
+                <w:strike w:val="false"/>
                 <w:sz w:val="22"/>
                 <w:szCs w:val="22"/>
                 <w:color w:val="000000"/>
@@ -9911,7 +10015,6 @@
           </w:tcPr>
           <w:p>
             <w:pPr>
-              <w:pStyle w:val="Normal"/>
               <w:jc w:val="left"/>
               <w:pBdr>
                 <w:bottom w:val="none" w:sz="0" w:space="0" w:color="000000"/>
@@ -9926,6 +10029,7 @@
                 <w:i w:val="false"/>
                 <w:b w:val="false"/>
                 <w:u w:val="none"/>
+                <w:strike w:val="false"/>
                 <w:sz w:val="22"/>
                 <w:szCs w:val="22"/>
                 <w:color w:val="000000"/>
@@ -9937,6 +10041,7 @@
                 <w:i w:val="false"/>
                 <w:b w:val="false"/>
                 <w:u w:val="none"/>
+                <w:strike w:val="false"/>
                 <w:sz w:val="22"/>
                 <w:szCs w:val="22"/>
                 <w:color w:val="000000"/>
@@ -9964,7 +10069,6 @@
           </w:tcPr>
           <w:p>
             <w:pPr>
-              <w:pStyle w:val="Normal"/>
               <w:jc w:val="right"/>
               <w:pBdr>
                 <w:bottom w:val="none" w:sz="0" w:space="0" w:color="000000"/>
@@ -9979,6 +10083,7 @@
                 <w:i w:val="false"/>
                 <w:b w:val="false"/>
                 <w:u w:val="none"/>
+                <w:strike w:val="false"/>
                 <w:sz w:val="22"/>
                 <w:szCs w:val="22"/>
                 <w:color w:val="000000"/>
@@ -9990,6 +10095,7 @@
                 <w:i w:val="false"/>
                 <w:b w:val="false"/>
                 <w:u w:val="none"/>
+                <w:strike w:val="false"/>
                 <w:sz w:val="22"/>
                 <w:szCs w:val="22"/>
                 <w:color w:val="000000"/>
@@ -10023,7 +10129,6 @@
           </w:tcPr>
           <w:p>
             <w:pPr>
-              <w:pStyle w:val="Normal"/>
               <w:jc w:val="left"/>
               <w:pBdr>
                 <w:bottom w:val="none" w:sz="0" w:space="0" w:color="000000"/>
@@ -10038,6 +10143,7 @@
                 <w:i w:val="false"/>
                 <w:b w:val="false"/>
                 <w:u w:val="none"/>
+                <w:strike w:val="false"/>
                 <w:sz w:val="22"/>
                 <w:szCs w:val="22"/>
                 <w:color w:val="000000"/>
@@ -10049,6 +10155,7 @@
                 <w:i w:val="false"/>
                 <w:b w:val="false"/>
                 <w:u w:val="none"/>
+                <w:strike w:val="false"/>
                 <w:sz w:val="22"/>
                 <w:szCs w:val="22"/>
                 <w:color w:val="000000"/>
@@ -10076,7 +10183,6 @@
           </w:tcPr>
           <w:p>
             <w:pPr>
-              <w:pStyle w:val="Normal"/>
               <w:jc w:val="right"/>
               <w:pBdr>
                 <w:bottom w:val="none" w:sz="0" w:space="0" w:color="000000"/>
@@ -10091,6 +10197,7 @@
                 <w:i w:val="false"/>
                 <w:b w:val="false"/>
                 <w:u w:val="none"/>
+                <w:strike w:val="false"/>
                 <w:sz w:val="22"/>
                 <w:szCs w:val="22"/>
                 <w:color w:val="000000"/>
@@ -10102,6 +10209,7 @@
                 <w:i w:val="false"/>
                 <w:b w:val="false"/>
                 <w:u w:val="none"/>
+                <w:strike w:val="false"/>
                 <w:sz w:val="22"/>
                 <w:szCs w:val="22"/>
                 <w:color w:val="000000"/>
@@ -10135,7 +10243,6 @@
           </w:tcPr>
           <w:p>
             <w:pPr>
-              <w:pStyle w:val="Normal"/>
               <w:jc w:val="left"/>
               <w:pBdr>
                 <w:bottom w:val="none" w:sz="0" w:space="0" w:color="000000"/>
@@ -10150,6 +10257,7 @@
                 <w:i w:val="false"/>
                 <w:b w:val="false"/>
                 <w:u w:val="none"/>
+                <w:strike w:val="false"/>
                 <w:sz w:val="22"/>
                 <w:szCs w:val="22"/>
                 <w:color w:val="000000"/>
@@ -10161,6 +10269,7 @@
                 <w:i w:val="false"/>
                 <w:b w:val="false"/>
                 <w:u w:val="none"/>
+                <w:strike w:val="false"/>
                 <w:sz w:val="22"/>
                 <w:szCs w:val="22"/>
                 <w:color w:val="000000"/>
@@ -10188,7 +10297,6 @@
           </w:tcPr>
           <w:p>
             <w:pPr>
-              <w:pStyle w:val="Normal"/>
               <w:jc w:val="right"/>
               <w:pBdr>
                 <w:bottom w:val="none" w:sz="0" w:space="0" w:color="000000"/>
@@ -10203,6 +10311,7 @@
                 <w:i w:val="false"/>
                 <w:b w:val="false"/>
                 <w:u w:val="none"/>
+                <w:strike w:val="false"/>
                 <w:sz w:val="22"/>
                 <w:szCs w:val="22"/>
                 <w:color w:val="000000"/>
@@ -10214,6 +10323,7 @@
                 <w:i w:val="false"/>
                 <w:b w:val="false"/>
                 <w:u w:val="none"/>
+                <w:strike w:val="false"/>
                 <w:sz w:val="22"/>
                 <w:szCs w:val="22"/>
                 <w:color w:val="000000"/>
@@ -10247,7 +10357,6 @@
           </w:tcPr>
           <w:p>
             <w:pPr>
-              <w:pStyle w:val="Normal"/>
               <w:jc w:val="left"/>
               <w:pBdr>
                 <w:bottom w:val="none" w:sz="0" w:space="0" w:color="000000"/>
@@ -10262,6 +10371,7 @@
                 <w:i w:val="false"/>
                 <w:b w:val="false"/>
                 <w:u w:val="none"/>
+                <w:strike w:val="false"/>
                 <w:sz w:val="22"/>
                 <w:szCs w:val="22"/>
                 <w:color w:val="000000"/>
@@ -10273,6 +10383,7 @@
                 <w:i w:val="false"/>
                 <w:b w:val="false"/>
                 <w:u w:val="none"/>
+                <w:strike w:val="false"/>
                 <w:sz w:val="22"/>
                 <w:szCs w:val="22"/>
                 <w:color w:val="000000"/>
@@ -10300,7 +10411,6 @@
           </w:tcPr>
           <w:p>
             <w:pPr>
-              <w:pStyle w:val="Normal"/>
               <w:jc w:val="right"/>
               <w:pBdr>
                 <w:bottom w:val="none" w:sz="0" w:space="0" w:color="000000"/>
@@ -10315,6 +10425,7 @@
                 <w:i w:val="false"/>
                 <w:b w:val="false"/>
                 <w:u w:val="none"/>
+                <w:strike w:val="false"/>
                 <w:sz w:val="22"/>
                 <w:szCs w:val="22"/>
                 <w:color w:val="000000"/>
@@ -10326,6 +10437,7 @@
                 <w:i w:val="false"/>
                 <w:b w:val="false"/>
                 <w:u w:val="none"/>
+                <w:strike w:val="false"/>
                 <w:sz w:val="22"/>
                 <w:szCs w:val="22"/>
                 <w:color w:val="000000"/>
@@ -10359,7 +10471,6 @@
           </w:tcPr>
           <w:p>
             <w:pPr>
-              <w:pStyle w:val="Normal"/>
               <w:jc w:val="left"/>
               <w:pBdr>
                 <w:bottom w:val="none" w:sz="0" w:space="0" w:color="000000"/>
@@ -10374,6 +10485,7 @@
                 <w:i w:val="false"/>
                 <w:b w:val="false"/>
                 <w:u w:val="none"/>
+                <w:strike w:val="false"/>
                 <w:sz w:val="22"/>
                 <w:szCs w:val="22"/>
                 <w:color w:val="000000"/>
@@ -10385,6 +10497,7 @@
                 <w:i w:val="false"/>
                 <w:b w:val="false"/>
                 <w:u w:val="none"/>
+                <w:strike w:val="false"/>
                 <w:sz w:val="22"/>
                 <w:szCs w:val="22"/>
                 <w:color w:val="000000"/>
@@ -10412,7 +10525,6 @@
           </w:tcPr>
           <w:p>
             <w:pPr>
-              <w:pStyle w:val="Normal"/>
               <w:jc w:val="right"/>
               <w:pBdr>
                 <w:bottom w:val="none" w:sz="0" w:space="0" w:color="000000"/>
@@ -10427,6 +10539,7 @@
                 <w:i w:val="false"/>
                 <w:b w:val="false"/>
                 <w:u w:val="none"/>
+                <w:strike w:val="false"/>
                 <w:sz w:val="22"/>
                 <w:szCs w:val="22"/>
                 <w:color w:val="000000"/>
@@ -10438,6 +10551,7 @@
                 <w:i w:val="false"/>
                 <w:b w:val="false"/>
                 <w:u w:val="none"/>
+                <w:strike w:val="false"/>
                 <w:sz w:val="22"/>
                 <w:szCs w:val="22"/>
                 <w:color w:val="000000"/>
@@ -10471,7 +10585,6 @@
           </w:tcPr>
           <w:p>
             <w:pPr>
-              <w:pStyle w:val="Normal"/>
               <w:jc w:val="left"/>
               <w:pBdr>
                 <w:bottom w:val="none" w:sz="0" w:space="0" w:color="000000"/>
@@ -10486,6 +10599,7 @@
                 <w:i w:val="false"/>
                 <w:b w:val="false"/>
                 <w:u w:val="none"/>
+                <w:strike w:val="false"/>
                 <w:sz w:val="22"/>
                 <w:szCs w:val="22"/>
                 <w:color w:val="000000"/>
@@ -10497,6 +10611,7 @@
                 <w:i w:val="false"/>
                 <w:b w:val="false"/>
                 <w:u w:val="none"/>
+                <w:strike w:val="false"/>
                 <w:sz w:val="22"/>
                 <w:szCs w:val="22"/>
                 <w:color w:val="000000"/>
@@ -10524,7 +10639,6 @@
           </w:tcPr>
           <w:p>
             <w:pPr>
-              <w:pStyle w:val="Normal"/>
               <w:jc w:val="right"/>
               <w:pBdr>
                 <w:bottom w:val="none" w:sz="0" w:space="0" w:color="000000"/>
@@ -10539,6 +10653,7 @@
                 <w:i w:val="false"/>
                 <w:b w:val="false"/>
                 <w:u w:val="none"/>
+                <w:strike w:val="false"/>
                 <w:sz w:val="22"/>
                 <w:szCs w:val="22"/>
                 <w:color w:val="000000"/>
@@ -10550,6 +10665,7 @@
                 <w:i w:val="false"/>
                 <w:b w:val="false"/>
                 <w:u w:val="none"/>
+                <w:strike w:val="false"/>
                 <w:sz w:val="22"/>
                 <w:szCs w:val="22"/>
                 <w:color w:val="000000"/>
@@ -10583,7 +10699,6 @@
           </w:tcPr>
           <w:p>
             <w:pPr>
-              <w:pStyle w:val="Normal"/>
               <w:jc w:val="left"/>
               <w:pBdr>
                 <w:bottom w:val="none" w:sz="0" w:space="0" w:color="000000"/>
@@ -10598,6 +10713,7 @@
                 <w:i w:val="false"/>
                 <w:b w:val="false"/>
                 <w:u w:val="none"/>
+                <w:strike w:val="false"/>
                 <w:sz w:val="22"/>
                 <w:szCs w:val="22"/>
                 <w:color w:val="000000"/>
@@ -10609,6 +10725,7 @@
                 <w:i w:val="false"/>
                 <w:b w:val="false"/>
                 <w:u w:val="none"/>
+                <w:strike w:val="false"/>
                 <w:sz w:val="22"/>
                 <w:szCs w:val="22"/>
                 <w:color w:val="000000"/>
@@ -10636,7 +10753,6 @@
           </w:tcPr>
           <w:p>
             <w:pPr>
-              <w:pStyle w:val="Normal"/>
               <w:jc w:val="right"/>
               <w:pBdr>
                 <w:bottom w:val="none" w:sz="0" w:space="0" w:color="000000"/>
@@ -10651,6 +10767,7 @@
                 <w:i w:val="false"/>
                 <w:b w:val="false"/>
                 <w:u w:val="none"/>
+                <w:strike w:val="false"/>
                 <w:sz w:val="22"/>
                 <w:szCs w:val="22"/>
                 <w:color w:val="000000"/>
@@ -10662,6 +10779,7 @@
                 <w:i w:val="false"/>
                 <w:b w:val="false"/>
                 <w:u w:val="none"/>
+                <w:strike w:val="false"/>
                 <w:sz w:val="22"/>
                 <w:szCs w:val="22"/>
                 <w:color w:val="000000"/>
@@ -10695,7 +10813,6 @@
           </w:tcPr>
           <w:p>
             <w:pPr>
-              <w:pStyle w:val="Normal"/>
               <w:jc w:val="left"/>
               <w:pBdr>
                 <w:bottom w:val="none" w:sz="0" w:space="0" w:color="000000"/>
@@ -10710,6 +10827,7 @@
                 <w:i w:val="false"/>
                 <w:b w:val="false"/>
                 <w:u w:val="none"/>
+                <w:strike w:val="false"/>
                 <w:sz w:val="22"/>
                 <w:szCs w:val="22"/>
                 <w:color w:val="000000"/>
@@ -10721,6 +10839,7 @@
                 <w:i w:val="false"/>
                 <w:b w:val="false"/>
                 <w:u w:val="none"/>
+                <w:strike w:val="false"/>
                 <w:sz w:val="22"/>
                 <w:szCs w:val="22"/>
                 <w:color w:val="000000"/>
@@ -10748,7 +10867,6 @@
           </w:tcPr>
           <w:p>
             <w:pPr>
-              <w:pStyle w:val="Normal"/>
               <w:jc w:val="right"/>
               <w:pBdr>
                 <w:bottom w:val="none" w:sz="0" w:space="0" w:color="000000"/>
@@ -10763,6 +10881,7 @@
                 <w:i w:val="false"/>
                 <w:b w:val="false"/>
                 <w:u w:val="none"/>
+                <w:strike w:val="false"/>
                 <w:sz w:val="22"/>
                 <w:szCs w:val="22"/>
                 <w:color w:val="000000"/>
@@ -10774,6 +10893,7 @@
                 <w:i w:val="false"/>
                 <w:b w:val="false"/>
                 <w:u w:val="none"/>
+                <w:strike w:val="false"/>
                 <w:sz w:val="22"/>
                 <w:szCs w:val="22"/>
                 <w:color w:val="000000"/>
@@ -10807,7 +10927,6 @@
           </w:tcPr>
           <w:p>
             <w:pPr>
-              <w:pStyle w:val="Normal"/>
               <w:jc w:val="left"/>
               <w:pBdr>
                 <w:bottom w:val="none" w:sz="0" w:space="0" w:color="000000"/>
@@ -10822,6 +10941,7 @@
                 <w:i w:val="false"/>
                 <w:b w:val="false"/>
                 <w:u w:val="none"/>
+                <w:strike w:val="false"/>
                 <w:sz w:val="22"/>
                 <w:szCs w:val="22"/>
                 <w:color w:val="000000"/>
@@ -10833,6 +10953,7 @@
                 <w:i w:val="false"/>
                 <w:b w:val="false"/>
                 <w:u w:val="none"/>
+                <w:strike w:val="false"/>
                 <w:sz w:val="22"/>
                 <w:szCs w:val="22"/>
                 <w:color w:val="000000"/>
@@ -10860,7 +10981,6 @@
           </w:tcPr>
           <w:p>
             <w:pPr>
-              <w:pStyle w:val="Normal"/>
               <w:jc w:val="right"/>
               <w:pBdr>
                 <w:bottom w:val="none" w:sz="0" w:space="0" w:color="000000"/>
@@ -10875,6 +10995,7 @@
                 <w:i w:val="false"/>
                 <w:b w:val="false"/>
                 <w:u w:val="none"/>
+                <w:strike w:val="false"/>
                 <w:sz w:val="22"/>
                 <w:szCs w:val="22"/>
                 <w:color w:val="000000"/>
@@ -10886,6 +11007,7 @@
                 <w:i w:val="false"/>
                 <w:b w:val="false"/>
                 <w:u w:val="none"/>
+                <w:strike w:val="false"/>
                 <w:sz w:val="22"/>
                 <w:szCs w:val="22"/>
                 <w:color w:val="000000"/>
@@ -10919,7 +11041,6 @@
           </w:tcPr>
           <w:p>
             <w:pPr>
-              <w:pStyle w:val="Normal"/>
               <w:jc w:val="left"/>
               <w:pBdr>
                 <w:bottom w:val="none" w:sz="0" w:space="0" w:color="000000"/>
@@ -10934,6 +11055,7 @@
                 <w:i w:val="false"/>
                 <w:b w:val="false"/>
                 <w:u w:val="none"/>
+                <w:strike w:val="false"/>
                 <w:sz w:val="22"/>
                 <w:szCs w:val="22"/>
                 <w:color w:val="000000"/>
@@ -10945,6 +11067,7 @@
                 <w:i w:val="false"/>
                 <w:b w:val="false"/>
                 <w:u w:val="none"/>
+                <w:strike w:val="false"/>
                 <w:sz w:val="22"/>
                 <w:szCs w:val="22"/>
                 <w:color w:val="000000"/>
@@ -10972,7 +11095,6 @@
           </w:tcPr>
           <w:p>
             <w:pPr>
-              <w:pStyle w:val="Normal"/>
               <w:jc w:val="right"/>
               <w:pBdr>
                 <w:bottom w:val="none" w:sz="0" w:space="0" w:color="000000"/>
@@ -10987,6 +11109,7 @@
                 <w:i w:val="false"/>
                 <w:b w:val="false"/>
                 <w:u w:val="none"/>
+                <w:strike w:val="false"/>
                 <w:sz w:val="22"/>
                 <w:szCs w:val="22"/>
                 <w:color w:val="000000"/>
@@ -10998,6 +11121,7 @@
                 <w:i w:val="false"/>
                 <w:b w:val="false"/>
                 <w:u w:val="none"/>
+                <w:strike w:val="false"/>
                 <w:sz w:val="22"/>
                 <w:szCs w:val="22"/>
                 <w:color w:val="000000"/>
@@ -11026,7 +11150,7 @@
       <w:r>
         <w:t xml:space="preserve"> </w:t>
       </w:r>
-      <w:hyperlink r:id="rId55">
+      <w:hyperlink r:id="rId56">
         <w:r>
           <w:rPr>
             <w:rStyle w:val="Hyperlink"/>
@@ -11047,28 +11171,6 @@
       </w:pPr>
       <w:r>
         <w:t xml:space="preserve">While we only used very basic options in flextable, there are seemingly endless applications and extensions to the package. Take a few minutes to explore some further options for formatting your flextable using the documentation</w:t>
-      </w:r>
-      <w:r>
-        <w:t xml:space="preserve"> </w:t>
-      </w:r>
-      <w:hyperlink r:id="rId56">
-        <w:r>
-          <w:rPr>
-            <w:rStyle w:val="Hyperlink"/>
-          </w:rPr>
-          <w:t xml:space="preserve">here</w:t>
-        </w:r>
-      </w:hyperlink>
-      <w:r>
-        <w:t xml:space="preserve">, as well as leveraging your favorite AI tool for ideas and help.</w:t>
-      </w:r>
-    </w:p>
-    <w:p>
-      <w:pPr>
-        <w:pStyle w:val="BodyText"/>
-      </w:pPr>
-      <w:r>
-        <w:t xml:space="preserve">Finally, if you’d like a cheatsheet as a quick reference for flextable, you can also download one</w:t>
       </w:r>
       <w:r>
         <w:t xml:space="preserve"> </w:t>
@@ -11082,12 +11184,34 @@
         </w:r>
       </w:hyperlink>
       <w:r>
+        <w:t xml:space="preserve">, as well as leveraging your favorite AI tool for ideas and help.</w:t>
+      </w:r>
+    </w:p>
+    <w:p>
+      <w:pPr>
+        <w:pStyle w:val="BodyText"/>
+      </w:pPr>
+      <w:r>
+        <w:t xml:space="preserve">Finally, if you’d like a cheatsheet as a quick reference for flextable, you can also download one</w:t>
+      </w:r>
+      <w:r>
+        <w:t xml:space="preserve"> </w:t>
+      </w:r>
+      <w:hyperlink r:id="rId58">
+        <w:r>
+          <w:rPr>
+            <w:rStyle w:val="Hyperlink"/>
+          </w:rPr>
+          <w:t xml:space="preserve">here</w:t>
+        </w:r>
+      </w:hyperlink>
+      <w:r>
         <w:t xml:space="preserve">.</w:t>
       </w:r>
     </w:p>
-    <w:bookmarkEnd w:id="58"/>
     <w:bookmarkEnd w:id="59"/>
-    <w:bookmarkStart w:id="60" w:name="now-its-your-turn"/>
+    <w:bookmarkEnd w:id="60"/>
+    <w:bookmarkStart w:id="61" w:name="now-its-your-turn"/>
     <w:p>
       <w:pPr>
         <w:pStyle w:val="Heading3"/>
@@ -11232,7 +11356,6 @@
           </w:tcPr>
           <w:p>
             <w:pPr>
-              <w:pStyle w:val="Normal"/>
               <w:jc w:val="left"/>
               <w:pBdr>
                 <w:bottom w:val="none" w:sz="0" w:space="0" w:color="000000"/>
@@ -11247,6 +11370,7 @@
                 <w:i w:val="false"/>
                 <w:b w:val="true"/>
                 <w:u w:val="none"/>
+                <w:strike w:val="false"/>
                 <w:sz w:val="22"/>
                 <w:szCs w:val="22"/>
                 <w:color w:val="000000"/>
@@ -11258,6 +11382,7 @@
                 <w:i w:val="false"/>
                 <w:b w:val="true"/>
                 <w:u w:val="none"/>
+                <w:strike w:val="false"/>
                 <w:sz w:val="22"/>
                 <w:szCs w:val="22"/>
                 <w:color w:val="000000"/>
@@ -11285,7 +11410,6 @@
           </w:tcPr>
           <w:p>
             <w:pPr>
-              <w:pStyle w:val="Normal"/>
               <w:jc w:val="right"/>
               <w:pBdr>
                 <w:bottom w:val="none" w:sz="0" w:space="0" w:color="000000"/>
@@ -11300,6 +11424,7 @@
                 <w:i w:val="false"/>
                 <w:b w:val="true"/>
                 <w:u w:val="none"/>
+                <w:strike w:val="false"/>
                 <w:sz w:val="22"/>
                 <w:szCs w:val="22"/>
                 <w:color w:val="000000"/>
@@ -11311,6 +11436,7 @@
                 <w:i w:val="false"/>
                 <w:b w:val="true"/>
                 <w:u w:val="none"/>
+                <w:strike w:val="false"/>
                 <w:sz w:val="22"/>
                 <w:szCs w:val="22"/>
                 <w:color w:val="000000"/>
@@ -11338,7 +11464,6 @@
           </w:tcPr>
           <w:p>
             <w:pPr>
-              <w:pStyle w:val="Normal"/>
               <w:jc w:val="right"/>
               <w:pBdr>
                 <w:bottom w:val="none" w:sz="0" w:space="0" w:color="000000"/>
@@ -11353,6 +11478,7 @@
                 <w:i w:val="false"/>
                 <w:b w:val="true"/>
                 <w:u w:val="none"/>
+                <w:strike w:val="false"/>
                 <w:sz w:val="22"/>
                 <w:szCs w:val="22"/>
                 <w:color w:val="000000"/>
@@ -11364,6 +11490,7 @@
                 <w:i w:val="false"/>
                 <w:b w:val="true"/>
                 <w:u w:val="none"/>
+                <w:strike w:val="false"/>
                 <w:sz w:val="22"/>
                 <w:szCs w:val="22"/>
                 <w:color w:val="000000"/>
@@ -11397,7 +11524,6 @@
           </w:tcPr>
           <w:p>
             <w:pPr>
-              <w:pStyle w:val="Normal"/>
               <w:jc w:val="left"/>
               <w:pBdr>
                 <w:bottom w:val="none" w:sz="0" w:space="0" w:color="000000"/>
@@ -11412,6 +11538,7 @@
                 <w:i w:val="false"/>
                 <w:b w:val="false"/>
                 <w:u w:val="none"/>
+                <w:strike w:val="false"/>
                 <w:sz w:val="22"/>
                 <w:szCs w:val="22"/>
                 <w:color w:val="000000"/>
@@ -11423,6 +11550,7 @@
                 <w:i w:val="false"/>
                 <w:b w:val="false"/>
                 <w:u w:val="none"/>
+                <w:strike w:val="false"/>
                 <w:sz w:val="22"/>
                 <w:szCs w:val="22"/>
                 <w:color w:val="000000"/>
@@ -11450,7 +11578,6 @@
           </w:tcPr>
           <w:p>
             <w:pPr>
-              <w:pStyle w:val="Normal"/>
               <w:jc w:val="right"/>
               <w:pBdr>
                 <w:bottom w:val="none" w:sz="0" w:space="0" w:color="000000"/>
@@ -11465,6 +11592,7 @@
                 <w:i w:val="false"/>
                 <w:b w:val="false"/>
                 <w:u w:val="none"/>
+                <w:strike w:val="false"/>
                 <w:sz w:val="22"/>
                 <w:szCs w:val="22"/>
                 <w:color w:val="000000"/>
@@ -11476,6 +11604,7 @@
                 <w:i w:val="false"/>
                 <w:b w:val="false"/>
                 <w:u w:val="none"/>
+                <w:strike w:val="false"/>
                 <w:sz w:val="22"/>
                 <w:szCs w:val="22"/>
                 <w:color w:val="000000"/>
@@ -11503,7 +11632,6 @@
           </w:tcPr>
           <w:p>
             <w:pPr>
-              <w:pStyle w:val="Normal"/>
               <w:jc w:val="right"/>
               <w:pBdr>
                 <w:bottom w:val="none" w:sz="0" w:space="0" w:color="000000"/>
@@ -11518,6 +11646,7 @@
                 <w:i w:val="false"/>
                 <w:b w:val="false"/>
                 <w:u w:val="none"/>
+                <w:strike w:val="false"/>
                 <w:sz w:val="22"/>
                 <w:szCs w:val="22"/>
                 <w:color w:val="000000"/>
@@ -11529,6 +11658,7 @@
                 <w:i w:val="false"/>
                 <w:b w:val="false"/>
                 <w:u w:val="none"/>
+                <w:strike w:val="false"/>
                 <w:sz w:val="22"/>
                 <w:szCs w:val="22"/>
                 <w:color w:val="000000"/>
@@ -11562,7 +11692,6 @@
           </w:tcPr>
           <w:p>
             <w:pPr>
-              <w:pStyle w:val="Normal"/>
               <w:jc w:val="left"/>
               <w:pBdr>
                 <w:bottom w:val="none" w:sz="0" w:space="0" w:color="000000"/>
@@ -11577,6 +11706,7 @@
                 <w:i w:val="false"/>
                 <w:b w:val="false"/>
                 <w:u w:val="none"/>
+                <w:strike w:val="false"/>
                 <w:sz w:val="22"/>
                 <w:szCs w:val="22"/>
                 <w:color w:val="000000"/>
@@ -11588,6 +11718,7 @@
                 <w:i w:val="false"/>
                 <w:b w:val="false"/>
                 <w:u w:val="none"/>
+                <w:strike w:val="false"/>
                 <w:sz w:val="22"/>
                 <w:szCs w:val="22"/>
                 <w:color w:val="000000"/>
@@ -11615,7 +11746,6 @@
           </w:tcPr>
           <w:p>
             <w:pPr>
-              <w:pStyle w:val="Normal"/>
               <w:jc w:val="right"/>
               <w:pBdr>
                 <w:bottom w:val="none" w:sz="0" w:space="0" w:color="000000"/>
@@ -11630,6 +11760,7 @@
                 <w:i w:val="false"/>
                 <w:b w:val="false"/>
                 <w:u w:val="none"/>
+                <w:strike w:val="false"/>
                 <w:sz w:val="22"/>
                 <w:szCs w:val="22"/>
                 <w:color w:val="000000"/>
@@ -11641,6 +11772,7 @@
                 <w:i w:val="false"/>
                 <w:b w:val="false"/>
                 <w:u w:val="none"/>
+                <w:strike w:val="false"/>
                 <w:sz w:val="22"/>
                 <w:szCs w:val="22"/>
                 <w:color w:val="000000"/>
@@ -11668,7 +11800,6 @@
           </w:tcPr>
           <w:p>
             <w:pPr>
-              <w:pStyle w:val="Normal"/>
               <w:jc w:val="right"/>
               <w:pBdr>
                 <w:bottom w:val="none" w:sz="0" w:space="0" w:color="000000"/>
@@ -11683,6 +11814,7 @@
                 <w:i w:val="false"/>
                 <w:b w:val="false"/>
                 <w:u w:val="none"/>
+                <w:strike w:val="false"/>
                 <w:sz w:val="22"/>
                 <w:szCs w:val="22"/>
                 <w:color w:val="000000"/>
@@ -11694,6 +11826,7 @@
                 <w:i w:val="false"/>
                 <w:b w:val="false"/>
                 <w:u w:val="none"/>
+                <w:strike w:val="false"/>
                 <w:sz w:val="22"/>
                 <w:szCs w:val="22"/>
                 <w:color w:val="000000"/>
@@ -11727,7 +11860,6 @@
           </w:tcPr>
           <w:p>
             <w:pPr>
-              <w:pStyle w:val="Normal"/>
               <w:jc w:val="left"/>
               <w:pBdr>
                 <w:bottom w:val="none" w:sz="0" w:space="0" w:color="000000"/>
@@ -11742,6 +11874,7 @@
                 <w:i w:val="false"/>
                 <w:b w:val="false"/>
                 <w:u w:val="none"/>
+                <w:strike w:val="false"/>
                 <w:sz w:val="22"/>
                 <w:szCs w:val="22"/>
                 <w:color w:val="000000"/>
@@ -11753,6 +11886,7 @@
                 <w:i w:val="false"/>
                 <w:b w:val="false"/>
                 <w:u w:val="none"/>
+                <w:strike w:val="false"/>
                 <w:sz w:val="22"/>
                 <w:szCs w:val="22"/>
                 <w:color w:val="000000"/>
@@ -11780,7 +11914,6 @@
           </w:tcPr>
           <w:p>
             <w:pPr>
-              <w:pStyle w:val="Normal"/>
               <w:jc w:val="right"/>
               <w:pBdr>
                 <w:bottom w:val="none" w:sz="0" w:space="0" w:color="000000"/>
@@ -11795,6 +11928,7 @@
                 <w:i w:val="false"/>
                 <w:b w:val="false"/>
                 <w:u w:val="none"/>
+                <w:strike w:val="false"/>
                 <w:sz w:val="22"/>
                 <w:szCs w:val="22"/>
                 <w:color w:val="000000"/>
@@ -11806,6 +11940,7 @@
                 <w:i w:val="false"/>
                 <w:b w:val="false"/>
                 <w:u w:val="none"/>
+                <w:strike w:val="false"/>
                 <w:sz w:val="22"/>
                 <w:szCs w:val="22"/>
                 <w:color w:val="000000"/>
@@ -11833,7 +11968,6 @@
           </w:tcPr>
           <w:p>
             <w:pPr>
-              <w:pStyle w:val="Normal"/>
               <w:jc w:val="right"/>
               <w:pBdr>
                 <w:bottom w:val="none" w:sz="0" w:space="0" w:color="000000"/>
@@ -11848,6 +11982,7 @@
                 <w:i w:val="false"/>
                 <w:b w:val="false"/>
                 <w:u w:val="none"/>
+                <w:strike w:val="false"/>
                 <w:sz w:val="22"/>
                 <w:szCs w:val="22"/>
                 <w:color w:val="000000"/>
@@ -11859,6 +11994,7 @@
                 <w:i w:val="false"/>
                 <w:b w:val="false"/>
                 <w:u w:val="none"/>
+                <w:strike w:val="false"/>
                 <w:sz w:val="22"/>
                 <w:szCs w:val="22"/>
                 <w:color w:val="000000"/>
@@ -11892,7 +12028,6 @@
           </w:tcPr>
           <w:p>
             <w:pPr>
-              <w:pStyle w:val="Normal"/>
               <w:jc w:val="left"/>
               <w:pBdr>
                 <w:bottom w:val="none" w:sz="0" w:space="0" w:color="000000"/>
@@ -11907,6 +12042,7 @@
                 <w:i w:val="false"/>
                 <w:b w:val="false"/>
                 <w:u w:val="none"/>
+                <w:strike w:val="false"/>
                 <w:sz w:val="22"/>
                 <w:szCs w:val="22"/>
                 <w:color w:val="000000"/>
@@ -11918,6 +12054,7 @@
                 <w:i w:val="false"/>
                 <w:b w:val="false"/>
                 <w:u w:val="none"/>
+                <w:strike w:val="false"/>
                 <w:sz w:val="22"/>
                 <w:szCs w:val="22"/>
                 <w:color w:val="000000"/>
@@ -11945,7 +12082,6 @@
           </w:tcPr>
           <w:p>
             <w:pPr>
-              <w:pStyle w:val="Normal"/>
               <w:jc w:val="right"/>
               <w:pBdr>
                 <w:bottom w:val="none" w:sz="0" w:space="0" w:color="000000"/>
@@ -11960,6 +12096,7 @@
                 <w:i w:val="false"/>
                 <w:b w:val="false"/>
                 <w:u w:val="none"/>
+                <w:strike w:val="false"/>
                 <w:sz w:val="22"/>
                 <w:szCs w:val="22"/>
                 <w:color w:val="000000"/>
@@ -11971,6 +12108,7 @@
                 <w:i w:val="false"/>
                 <w:b w:val="false"/>
                 <w:u w:val="none"/>
+                <w:strike w:val="false"/>
                 <w:sz w:val="22"/>
                 <w:szCs w:val="22"/>
                 <w:color w:val="000000"/>
@@ -11998,7 +12136,6 @@
           </w:tcPr>
           <w:p>
             <w:pPr>
-              <w:pStyle w:val="Normal"/>
               <w:jc w:val="right"/>
               <w:pBdr>
                 <w:bottom w:val="none" w:sz="0" w:space="0" w:color="000000"/>
@@ -12013,6 +12150,7 @@
                 <w:i w:val="false"/>
                 <w:b w:val="false"/>
                 <w:u w:val="none"/>
+                <w:strike w:val="false"/>
                 <w:sz w:val="22"/>
                 <w:szCs w:val="22"/>
                 <w:color w:val="000000"/>
@@ -12024,6 +12162,7 @@
                 <w:i w:val="false"/>
                 <w:b w:val="false"/>
                 <w:u w:val="none"/>
+                <w:strike w:val="false"/>
                 <w:sz w:val="22"/>
                 <w:szCs w:val="22"/>
                 <w:color w:val="000000"/>
@@ -12057,7 +12196,6 @@
           </w:tcPr>
           <w:p>
             <w:pPr>
-              <w:pStyle w:val="Normal"/>
               <w:jc w:val="left"/>
               <w:pBdr>
                 <w:bottom w:val="none" w:sz="0" w:space="0" w:color="000000"/>
@@ -12072,6 +12210,7 @@
                 <w:i w:val="false"/>
                 <w:b w:val="false"/>
                 <w:u w:val="none"/>
+                <w:strike w:val="false"/>
                 <w:sz w:val="22"/>
                 <w:szCs w:val="22"/>
                 <w:color w:val="000000"/>
@@ -12083,6 +12222,7 @@
                 <w:i w:val="false"/>
                 <w:b w:val="false"/>
                 <w:u w:val="none"/>
+                <w:strike w:val="false"/>
                 <w:sz w:val="22"/>
                 <w:szCs w:val="22"/>
                 <w:color w:val="000000"/>
@@ -12110,7 +12250,6 @@
           </w:tcPr>
           <w:p>
             <w:pPr>
-              <w:pStyle w:val="Normal"/>
               <w:jc w:val="right"/>
               <w:pBdr>
                 <w:bottom w:val="none" w:sz="0" w:space="0" w:color="000000"/>
@@ -12125,6 +12264,7 @@
                 <w:i w:val="false"/>
                 <w:b w:val="false"/>
                 <w:u w:val="none"/>
+                <w:strike w:val="false"/>
                 <w:sz w:val="22"/>
                 <w:szCs w:val="22"/>
                 <w:color w:val="000000"/>
@@ -12136,6 +12276,7 @@
                 <w:i w:val="false"/>
                 <w:b w:val="false"/>
                 <w:u w:val="none"/>
+                <w:strike w:val="false"/>
                 <w:sz w:val="22"/>
                 <w:szCs w:val="22"/>
                 <w:color w:val="000000"/>
@@ -12163,7 +12304,6 @@
           </w:tcPr>
           <w:p>
             <w:pPr>
-              <w:pStyle w:val="Normal"/>
               <w:jc w:val="right"/>
               <w:pBdr>
                 <w:bottom w:val="none" w:sz="0" w:space="0" w:color="000000"/>
@@ -12178,6 +12318,7 @@
                 <w:i w:val="false"/>
                 <w:b w:val="false"/>
                 <w:u w:val="none"/>
+                <w:strike w:val="false"/>
                 <w:sz w:val="22"/>
                 <w:szCs w:val="22"/>
                 <w:color w:val="000000"/>
@@ -12189,6 +12330,7 @@
                 <w:i w:val="false"/>
                 <w:b w:val="false"/>
                 <w:u w:val="none"/>
+                <w:strike w:val="false"/>
                 <w:sz w:val="22"/>
                 <w:szCs w:val="22"/>
                 <w:color w:val="000000"/>
@@ -12222,7 +12364,6 @@
           </w:tcPr>
           <w:p>
             <w:pPr>
-              <w:pStyle w:val="Normal"/>
               <w:jc w:val="left"/>
               <w:pBdr>
                 <w:bottom w:val="none" w:sz="0" w:space="0" w:color="000000"/>
@@ -12237,6 +12378,7 @@
                 <w:i w:val="false"/>
                 <w:b w:val="false"/>
                 <w:u w:val="none"/>
+                <w:strike w:val="false"/>
                 <w:sz w:val="22"/>
                 <w:szCs w:val="22"/>
                 <w:color w:val="000000"/>
@@ -12248,6 +12390,7 @@
                 <w:i w:val="false"/>
                 <w:b w:val="false"/>
                 <w:u w:val="none"/>
+                <w:strike w:val="false"/>
                 <w:sz w:val="22"/>
                 <w:szCs w:val="22"/>
                 <w:color w:val="000000"/>
@@ -12275,7 +12418,6 @@
           </w:tcPr>
           <w:p>
             <w:pPr>
-              <w:pStyle w:val="Normal"/>
               <w:jc w:val="right"/>
               <w:pBdr>
                 <w:bottom w:val="none" w:sz="0" w:space="0" w:color="000000"/>
@@ -12290,6 +12432,7 @@
                 <w:i w:val="false"/>
                 <w:b w:val="false"/>
                 <w:u w:val="none"/>
+                <w:strike w:val="false"/>
                 <w:sz w:val="22"/>
                 <w:szCs w:val="22"/>
                 <w:color w:val="000000"/>
@@ -12301,6 +12444,7 @@
                 <w:i w:val="false"/>
                 <w:b w:val="false"/>
                 <w:u w:val="none"/>
+                <w:strike w:val="false"/>
                 <w:sz w:val="22"/>
                 <w:szCs w:val="22"/>
                 <w:color w:val="000000"/>
@@ -12328,7 +12472,6 @@
           </w:tcPr>
           <w:p>
             <w:pPr>
-              <w:pStyle w:val="Normal"/>
               <w:jc w:val="right"/>
               <w:pBdr>
                 <w:bottom w:val="none" w:sz="0" w:space="0" w:color="000000"/>
@@ -12343,6 +12486,7 @@
                 <w:i w:val="false"/>
                 <w:b w:val="false"/>
                 <w:u w:val="none"/>
+                <w:strike w:val="false"/>
                 <w:sz w:val="22"/>
                 <w:szCs w:val="22"/>
                 <w:color w:val="000000"/>
@@ -12354,6 +12498,7 @@
                 <w:i w:val="false"/>
                 <w:b w:val="false"/>
                 <w:u w:val="none"/>
+                <w:strike w:val="false"/>
                 <w:sz w:val="22"/>
                 <w:szCs w:val="22"/>
                 <w:color w:val="000000"/>
@@ -12387,7 +12532,6 @@
           </w:tcPr>
           <w:p>
             <w:pPr>
-              <w:pStyle w:val="Normal"/>
               <w:jc w:val="left"/>
               <w:pBdr>
                 <w:bottom w:val="none" w:sz="0" w:space="0" w:color="000000"/>
@@ -12402,6 +12546,7 @@
                 <w:i w:val="false"/>
                 <w:b w:val="false"/>
                 <w:u w:val="none"/>
+                <w:strike w:val="false"/>
                 <w:sz w:val="22"/>
                 <w:szCs w:val="22"/>
                 <w:color w:val="000000"/>
@@ -12413,6 +12558,7 @@
                 <w:i w:val="false"/>
                 <w:b w:val="false"/>
                 <w:u w:val="none"/>
+                <w:strike w:val="false"/>
                 <w:sz w:val="22"/>
                 <w:szCs w:val="22"/>
                 <w:color w:val="000000"/>
@@ -12440,7 +12586,6 @@
           </w:tcPr>
           <w:p>
             <w:pPr>
-              <w:pStyle w:val="Normal"/>
               <w:jc w:val="right"/>
               <w:pBdr>
                 <w:bottom w:val="none" w:sz="0" w:space="0" w:color="000000"/>
@@ -12455,6 +12600,7 @@
                 <w:i w:val="false"/>
                 <w:b w:val="false"/>
                 <w:u w:val="none"/>
+                <w:strike w:val="false"/>
                 <w:sz w:val="22"/>
                 <w:szCs w:val="22"/>
                 <w:color w:val="000000"/>
@@ -12466,6 +12612,7 @@
                 <w:i w:val="false"/>
                 <w:b w:val="false"/>
                 <w:u w:val="none"/>
+                <w:strike w:val="false"/>
                 <w:sz w:val="22"/>
                 <w:szCs w:val="22"/>
                 <w:color w:val="000000"/>
@@ -12493,7 +12640,6 @@
           </w:tcPr>
           <w:p>
             <w:pPr>
-              <w:pStyle w:val="Normal"/>
               <w:jc w:val="right"/>
               <w:pBdr>
                 <w:bottom w:val="none" w:sz="0" w:space="0" w:color="000000"/>
@@ -12508,6 +12654,7 @@
                 <w:i w:val="false"/>
                 <w:b w:val="false"/>
                 <w:u w:val="none"/>
+                <w:strike w:val="false"/>
                 <w:sz w:val="22"/>
                 <w:szCs w:val="22"/>
                 <w:color w:val="000000"/>
@@ -12519,6 +12666,7 @@
                 <w:i w:val="false"/>
                 <w:b w:val="false"/>
                 <w:u w:val="none"/>
+                <w:strike w:val="false"/>
                 <w:sz w:val="22"/>
                 <w:szCs w:val="22"/>
                 <w:color w:val="000000"/>
@@ -12552,7 +12700,6 @@
           </w:tcPr>
           <w:p>
             <w:pPr>
-              <w:pStyle w:val="Normal"/>
               <w:jc w:val="left"/>
               <w:pBdr>
                 <w:bottom w:val="none" w:sz="0" w:space="0" w:color="000000"/>
@@ -12567,6 +12714,7 @@
                 <w:i w:val="false"/>
                 <w:b w:val="false"/>
                 <w:u w:val="none"/>
+                <w:strike w:val="false"/>
                 <w:sz w:val="22"/>
                 <w:szCs w:val="22"/>
                 <w:color w:val="000000"/>
@@ -12578,6 +12726,7 @@
                 <w:i w:val="false"/>
                 <w:b w:val="false"/>
                 <w:u w:val="none"/>
+                <w:strike w:val="false"/>
                 <w:sz w:val="22"/>
                 <w:szCs w:val="22"/>
                 <w:color w:val="000000"/>
@@ -12605,7 +12754,6 @@
           </w:tcPr>
           <w:p>
             <w:pPr>
-              <w:pStyle w:val="Normal"/>
               <w:jc w:val="right"/>
               <w:pBdr>
                 <w:bottom w:val="none" w:sz="0" w:space="0" w:color="000000"/>
@@ -12620,6 +12768,7 @@
                 <w:i w:val="false"/>
                 <w:b w:val="false"/>
                 <w:u w:val="none"/>
+                <w:strike w:val="false"/>
                 <w:sz w:val="22"/>
                 <w:szCs w:val="22"/>
                 <w:color w:val="000000"/>
@@ -12631,6 +12780,7 @@
                 <w:i w:val="false"/>
                 <w:b w:val="false"/>
                 <w:u w:val="none"/>
+                <w:strike w:val="false"/>
                 <w:sz w:val="22"/>
                 <w:szCs w:val="22"/>
                 <w:color w:val="000000"/>
@@ -12658,7 +12808,6 @@
           </w:tcPr>
           <w:p>
             <w:pPr>
-              <w:pStyle w:val="Normal"/>
               <w:jc w:val="right"/>
               <w:pBdr>
                 <w:bottom w:val="none" w:sz="0" w:space="0" w:color="000000"/>
@@ -12673,6 +12822,7 @@
                 <w:i w:val="false"/>
                 <w:b w:val="false"/>
                 <w:u w:val="none"/>
+                <w:strike w:val="false"/>
                 <w:sz w:val="22"/>
                 <w:szCs w:val="22"/>
                 <w:color w:val="000000"/>
@@ -12684,6 +12834,7 @@
                 <w:i w:val="false"/>
                 <w:b w:val="false"/>
                 <w:u w:val="none"/>
+                <w:strike w:val="false"/>
                 <w:sz w:val="22"/>
                 <w:szCs w:val="22"/>
                 <w:color w:val="000000"/>
@@ -12717,7 +12868,6 @@
           </w:tcPr>
           <w:p>
             <w:pPr>
-              <w:pStyle w:val="Normal"/>
               <w:jc w:val="left"/>
               <w:pBdr>
                 <w:bottom w:val="none" w:sz="0" w:space="0" w:color="000000"/>
@@ -12732,6 +12882,7 @@
                 <w:i w:val="false"/>
                 <w:b w:val="false"/>
                 <w:u w:val="none"/>
+                <w:strike w:val="false"/>
                 <w:sz w:val="22"/>
                 <w:szCs w:val="22"/>
                 <w:color w:val="000000"/>
@@ -12743,6 +12894,7 @@
                 <w:i w:val="false"/>
                 <w:b w:val="false"/>
                 <w:u w:val="none"/>
+                <w:strike w:val="false"/>
                 <w:sz w:val="22"/>
                 <w:szCs w:val="22"/>
                 <w:color w:val="000000"/>
@@ -12770,7 +12922,6 @@
           </w:tcPr>
           <w:p>
             <w:pPr>
-              <w:pStyle w:val="Normal"/>
               <w:jc w:val="right"/>
               <w:pBdr>
                 <w:bottom w:val="none" w:sz="0" w:space="0" w:color="000000"/>
@@ -12785,6 +12936,7 @@
                 <w:i w:val="false"/>
                 <w:b w:val="false"/>
                 <w:u w:val="none"/>
+                <w:strike w:val="false"/>
                 <w:sz w:val="22"/>
                 <w:szCs w:val="22"/>
                 <w:color w:val="000000"/>
@@ -12796,6 +12948,7 @@
                 <w:i w:val="false"/>
                 <w:b w:val="false"/>
                 <w:u w:val="none"/>
+                <w:strike w:val="false"/>
                 <w:sz w:val="22"/>
                 <w:szCs w:val="22"/>
                 <w:color w:val="000000"/>
@@ -12823,7 +12976,6 @@
           </w:tcPr>
           <w:p>
             <w:pPr>
-              <w:pStyle w:val="Normal"/>
               <w:jc w:val="right"/>
               <w:pBdr>
                 <w:bottom w:val="none" w:sz="0" w:space="0" w:color="000000"/>
@@ -12838,6 +12990,7 @@
                 <w:i w:val="false"/>
                 <w:b w:val="false"/>
                 <w:u w:val="none"/>
+                <w:strike w:val="false"/>
                 <w:sz w:val="22"/>
                 <w:szCs w:val="22"/>
                 <w:color w:val="000000"/>
@@ -12849,6 +13002,7 @@
                 <w:i w:val="false"/>
                 <w:b w:val="false"/>
                 <w:u w:val="none"/>
+                <w:strike w:val="false"/>
                 <w:sz w:val="22"/>
                 <w:szCs w:val="22"/>
                 <w:color w:val="000000"/>
@@ -12882,7 +13036,6 @@
           </w:tcPr>
           <w:p>
             <w:pPr>
-              <w:pStyle w:val="Normal"/>
               <w:jc w:val="left"/>
               <w:pBdr>
                 <w:bottom w:val="none" w:sz="0" w:space="0" w:color="000000"/>
@@ -12897,6 +13050,7 @@
                 <w:i w:val="false"/>
                 <w:b w:val="false"/>
                 <w:u w:val="none"/>
+                <w:strike w:val="false"/>
                 <w:sz w:val="22"/>
                 <w:szCs w:val="22"/>
                 <w:color w:val="000000"/>
@@ -12908,6 +13062,7 @@
                 <w:i w:val="false"/>
                 <w:b w:val="false"/>
                 <w:u w:val="none"/>
+                <w:strike w:val="false"/>
                 <w:sz w:val="22"/>
                 <w:szCs w:val="22"/>
                 <w:color w:val="000000"/>
@@ -12935,7 +13090,6 @@
           </w:tcPr>
           <w:p>
             <w:pPr>
-              <w:pStyle w:val="Normal"/>
               <w:jc w:val="right"/>
               <w:pBdr>
                 <w:bottom w:val="none" w:sz="0" w:space="0" w:color="000000"/>
@@ -12950,6 +13104,7 @@
                 <w:i w:val="false"/>
                 <w:b w:val="false"/>
                 <w:u w:val="none"/>
+                <w:strike w:val="false"/>
                 <w:sz w:val="22"/>
                 <w:szCs w:val="22"/>
                 <w:color w:val="000000"/>
@@ -12961,6 +13116,7 @@
                 <w:i w:val="false"/>
                 <w:b w:val="false"/>
                 <w:u w:val="none"/>
+                <w:strike w:val="false"/>
                 <w:sz w:val="22"/>
                 <w:szCs w:val="22"/>
                 <w:color w:val="000000"/>
@@ -12988,7 +13144,6 @@
           </w:tcPr>
           <w:p>
             <w:pPr>
-              <w:pStyle w:val="Normal"/>
               <w:jc w:val="right"/>
               <w:pBdr>
                 <w:bottom w:val="none" w:sz="0" w:space="0" w:color="000000"/>
@@ -13003,6 +13158,7 @@
                 <w:i w:val="false"/>
                 <w:b w:val="false"/>
                 <w:u w:val="none"/>
+                <w:strike w:val="false"/>
                 <w:sz w:val="22"/>
                 <w:szCs w:val="22"/>
                 <w:color w:val="000000"/>
@@ -13014,6 +13170,7 @@
                 <w:i w:val="false"/>
                 <w:b w:val="false"/>
                 <w:u w:val="none"/>
+                <w:strike w:val="false"/>
                 <w:sz w:val="22"/>
                 <w:szCs w:val="22"/>
                 <w:color w:val="000000"/>
@@ -13047,7 +13204,6 @@
           </w:tcPr>
           <w:p>
             <w:pPr>
-              <w:pStyle w:val="Normal"/>
               <w:jc w:val="left"/>
               <w:pBdr>
                 <w:bottom w:val="none" w:sz="0" w:space="0" w:color="000000"/>
@@ -13062,6 +13218,7 @@
                 <w:i w:val="false"/>
                 <w:b w:val="false"/>
                 <w:u w:val="none"/>
+                <w:strike w:val="false"/>
                 <w:sz w:val="22"/>
                 <w:szCs w:val="22"/>
                 <w:color w:val="000000"/>
@@ -13073,6 +13230,7 @@
                 <w:i w:val="false"/>
                 <w:b w:val="false"/>
                 <w:u w:val="none"/>
+                <w:strike w:val="false"/>
                 <w:sz w:val="22"/>
                 <w:szCs w:val="22"/>
                 <w:color w:val="000000"/>
@@ -13100,7 +13258,6 @@
           </w:tcPr>
           <w:p>
             <w:pPr>
-              <w:pStyle w:val="Normal"/>
               <w:jc w:val="right"/>
               <w:pBdr>
                 <w:bottom w:val="none" w:sz="0" w:space="0" w:color="000000"/>
@@ -13115,6 +13272,7 @@
                 <w:i w:val="false"/>
                 <w:b w:val="false"/>
                 <w:u w:val="none"/>
+                <w:strike w:val="false"/>
                 <w:sz w:val="22"/>
                 <w:szCs w:val="22"/>
                 <w:color w:val="000000"/>
@@ -13126,6 +13284,7 @@
                 <w:i w:val="false"/>
                 <w:b w:val="false"/>
                 <w:u w:val="none"/>
+                <w:strike w:val="false"/>
                 <w:sz w:val="22"/>
                 <w:szCs w:val="22"/>
                 <w:color w:val="000000"/>
@@ -13153,7 +13312,6 @@
           </w:tcPr>
           <w:p>
             <w:pPr>
-              <w:pStyle w:val="Normal"/>
               <w:jc w:val="right"/>
               <w:pBdr>
                 <w:bottom w:val="none" w:sz="0" w:space="0" w:color="000000"/>
@@ -13168,6 +13326,7 @@
                 <w:i w:val="false"/>
                 <w:b w:val="false"/>
                 <w:u w:val="none"/>
+                <w:strike w:val="false"/>
                 <w:sz w:val="22"/>
                 <w:szCs w:val="22"/>
                 <w:color w:val="000000"/>
@@ -13179,6 +13338,7 @@
                 <w:i w:val="false"/>
                 <w:b w:val="false"/>
                 <w:u w:val="none"/>
+                <w:strike w:val="false"/>
                 <w:sz w:val="22"/>
                 <w:szCs w:val="22"/>
                 <w:color w:val="000000"/>
@@ -13212,7 +13372,6 @@
           </w:tcPr>
           <w:p>
             <w:pPr>
-              <w:pStyle w:val="Normal"/>
               <w:jc w:val="left"/>
               <w:pBdr>
                 <w:bottom w:val="none" w:sz="0" w:space="0" w:color="000000"/>
@@ -13227,6 +13386,7 @@
                 <w:i w:val="false"/>
                 <w:b w:val="false"/>
                 <w:u w:val="none"/>
+                <w:strike w:val="false"/>
                 <w:sz w:val="22"/>
                 <w:szCs w:val="22"/>
                 <w:color w:val="000000"/>
@@ -13238,6 +13398,7 @@
                 <w:i w:val="false"/>
                 <w:b w:val="false"/>
                 <w:u w:val="none"/>
+                <w:strike w:val="false"/>
                 <w:sz w:val="22"/>
                 <w:szCs w:val="22"/>
                 <w:color w:val="000000"/>
@@ -13265,7 +13426,6 @@
           </w:tcPr>
           <w:p>
             <w:pPr>
-              <w:pStyle w:val="Normal"/>
               <w:jc w:val="right"/>
               <w:pBdr>
                 <w:bottom w:val="none" w:sz="0" w:space="0" w:color="000000"/>
@@ -13280,6 +13440,7 @@
                 <w:i w:val="false"/>
                 <w:b w:val="false"/>
                 <w:u w:val="none"/>
+                <w:strike w:val="false"/>
                 <w:sz w:val="22"/>
                 <w:szCs w:val="22"/>
                 <w:color w:val="000000"/>
@@ -13291,6 +13452,7 @@
                 <w:i w:val="false"/>
                 <w:b w:val="false"/>
                 <w:u w:val="none"/>
+                <w:strike w:val="false"/>
                 <w:sz w:val="22"/>
                 <w:szCs w:val="22"/>
                 <w:color w:val="000000"/>
@@ -13318,7 +13480,6 @@
           </w:tcPr>
           <w:p>
             <w:pPr>
-              <w:pStyle w:val="Normal"/>
               <w:jc w:val="right"/>
               <w:pBdr>
                 <w:bottom w:val="none" w:sz="0" w:space="0" w:color="000000"/>
@@ -13333,6 +13494,7 @@
                 <w:i w:val="false"/>
                 <w:b w:val="false"/>
                 <w:u w:val="none"/>
+                <w:strike w:val="false"/>
                 <w:sz w:val="22"/>
                 <w:szCs w:val="22"/>
                 <w:color w:val="000000"/>
@@ -13344,6 +13506,7 @@
                 <w:i w:val="false"/>
                 <w:b w:val="false"/>
                 <w:u w:val="none"/>
+                <w:strike w:val="false"/>
                 <w:sz w:val="22"/>
                 <w:szCs w:val="22"/>
                 <w:color w:val="000000"/>
@@ -13354,9 +13517,9 @@
         </w:tc>
       </w:tr>
     </w:tbl>
-    <w:bookmarkEnd w:id="60"/>
     <w:bookmarkEnd w:id="61"/>
-    <w:bookmarkStart w:id="62" w:name="part-d-putting-it-all-together"/>
+    <w:bookmarkEnd w:id="62"/>
+    <w:bookmarkStart w:id="63" w:name="part-d-putting-it-all-together"/>
     <w:p>
       <w:pPr>
         <w:pStyle w:val="Heading2"/>
@@ -13453,7 +13616,7 @@
         <w:t xml:space="preserve">.</w:t>
       </w:r>
     </w:p>
-    <w:bookmarkEnd w:id="62"/>
+    <w:bookmarkEnd w:id="63"/>
     <w:sectPr/>
   </w:body>
 </w:document>

--- a/docs/module04.docx
+++ b/docs/module04.docx
@@ -343,7 +343,7 @@
       <w:r>
         <w:drawing>
           <wp:inline>
-            <wp:extent cx="5162550" cy="6858000"/>
+            <wp:extent cx="5334000" cy="7085118"/>
             <wp:effectExtent b="0" l="0" r="0" t="0"/>
             <wp:docPr descr="The menu from the night of February 9th" title="" id="25" name="Picture"/>
             <a:graphic>
@@ -364,7 +364,7 @@
                   <pic:spPr bwMode="auto">
                     <a:xfrm>
                       <a:off x="0" y="0"/>
-                      <a:ext cx="5162550" cy="6858000"/>
+                      <a:ext cx="5334000" cy="7085118"/>
                     </a:xfrm>
                     <a:prstGeom prst="rect">
                       <a:avLst/>
@@ -446,7 +446,7 @@
                     <a:graphicData uri="http://schemas.openxmlformats.org/drawingml/2006/picture">
                       <pic:pic>
                         <pic:nvPicPr>
-                          <pic:cNvPr descr="C:\PROGRA~1\RStudio\RESOUR~1\app\bin\quarto\share\formats\docx\note.png" id="29" name="Picture"/>
+                          <pic:cNvPr descr="C:\Program Files\RStudio\resources\app\bin\quarto\share\formats\docx\note.png" id="29" name="Picture"/>
                           <pic:cNvPicPr>
                             <a:picLocks noChangeArrowheads="1" noChangeAspect="1"/>
                           </pic:cNvPicPr>
@@ -724,7 +724,7 @@
                     <a:graphicData uri="http://schemas.openxmlformats.org/drawingml/2006/picture">
                       <pic:pic>
                         <pic:nvPicPr>
-                          <pic:cNvPr descr="C:\PROGRA~1\RStudio\RESOUR~1\app\bin\quarto\share\formats\docx\note.png" id="35" name="Picture"/>
+                          <pic:cNvPr descr="C:\Program Files\RStudio\resources\app\bin\quarto\share\formats\docx\note.png" id="35" name="Picture"/>
                           <pic:cNvPicPr>
                             <a:picLocks noChangeArrowheads="1" noChangeAspect="1"/>
                           </pic:cNvPicPr>
@@ -2508,7 +2508,7 @@
                     <a:graphicData uri="http://schemas.openxmlformats.org/drawingml/2006/picture">
                       <pic:pic>
                         <pic:nvPicPr>
-                          <pic:cNvPr descr="C:\PROGRA~1\RStudio\RESOUR~1\app\bin\quarto\share\formats\docx\note.png" id="40" name="Picture"/>
+                          <pic:cNvPr descr="C:\Program Files\RStudio\resources\app\bin\quarto\share\formats\docx\note.png" id="40" name="Picture"/>
                           <pic:cNvPicPr>
                             <a:picLocks noChangeArrowheads="1" noChangeAspect="1"/>
                           </pic:cNvPicPr>
@@ -9184,7 +9184,7 @@
                     <a:graphicData uri="http://schemas.openxmlformats.org/drawingml/2006/picture">
                       <pic:pic>
                         <pic:nvPicPr>
-                          <pic:cNvPr descr="C:\PROGRA~1\RStudio\RESOUR~1\app\bin\quarto\share\formats\docx\important.png" id="54" name="Picture"/>
+                          <pic:cNvPr descr="C:\Program Files\RStudio\resources\app\bin\quarto\share\formats\docx\important.png" id="54" name="Picture"/>
                           <pic:cNvPicPr>
                             <a:picLocks noChangeArrowheads="1" noChangeAspect="1"/>
                           </pic:cNvPicPr>

--- a/docs/module04.docx
+++ b/docs/module04.docx
@@ -7,13 +7,7 @@
         <w:pStyle w:val="Title"/>
       </w:pPr>
       <w:r>
-        <w:t xml:space="preserve">Module</w:t>
-      </w:r>
-      <w:r>
-        <w:t xml:space="preserve"> </w:t>
-      </w:r>
-      <w:r>
-        <w:t xml:space="preserve">4</w:t>
+        <w:t xml:space="preserve">Module 4</w:t>
       </w:r>
     </w:p>
     <w:p>
@@ -44,8 +38,8 @@
       </w:r>
       <w:r>
         <w:rPr>
+          <w:b/>
           <w:bCs/>
-          <w:b/>
         </w:rPr>
         <w:t xml:space="preserve">S. S. Rainbow Cake</w:t>
       </w:r>
@@ -72,11 +66,11 @@
     </w:p>
     <w:p>
       <w:pPr>
+        <w:pStyle w:val="Compact"/>
         <w:numPr>
           <w:ilvl w:val="0"/>
           <w:numId w:val="1001"/>
         </w:numPr>
-        <w:pStyle w:val="Compact"/>
       </w:pPr>
       <w:r>
         <w:t xml:space="preserve">Calculate common outbreak statistics based on food exposure data</w:t>
@@ -84,11 +78,11 @@
     </w:p>
     <w:p>
       <w:pPr>
+        <w:pStyle w:val="Compact"/>
         <w:numPr>
           <w:ilvl w:val="0"/>
           <w:numId w:val="1001"/>
         </w:numPr>
-        <w:pStyle w:val="Compact"/>
       </w:pPr>
       <w:r>
         <w:t xml:space="preserve">Create attractive tables using the</w:t>
@@ -98,8 +92,8 @@
       </w:r>
       <w:r>
         <w:rPr>
+          <w:b/>
           <w:bCs/>
-          <w:b/>
         </w:rPr>
         <w:t xml:space="preserve">flextable</w:t>
       </w:r>
@@ -112,11 +106,11 @@
     </w:p>
     <w:p>
       <w:pPr>
+        <w:pStyle w:val="Compact"/>
         <w:numPr>
           <w:ilvl w:val="0"/>
           <w:numId w:val="1001"/>
         </w:numPr>
-        <w:pStyle w:val="Compact"/>
       </w:pPr>
       <w:r>
         <w:t xml:space="preserve">Create a convenient report using markdown language</w:t>
@@ -144,24 +138,24 @@
       </w:r>
       <w:r>
         <w:rPr>
+          <w:b/>
           <w:bCs/>
+        </w:rPr>
+        <w:t xml:space="preserve">bloody stool</w:t>
+      </w:r>
+      <w:r>
+        <w:t xml:space="preserve"> </w:t>
+      </w:r>
+      <w:r>
+        <w:t xml:space="preserve">and</w:t>
+      </w:r>
+      <w:r>
+        <w:t xml:space="preserve"> </w:t>
+      </w:r>
+      <w:r>
+        <w:rPr>
           <w:b/>
-        </w:rPr>
-        <w:t xml:space="preserve">bloody stool</w:t>
-      </w:r>
-      <w:r>
-        <w:t xml:space="preserve"> </w:t>
-      </w:r>
-      <w:r>
-        <w:t xml:space="preserve">and</w:t>
-      </w:r>
-      <w:r>
-        <w:t xml:space="preserve"> </w:t>
-      </w:r>
-      <w:r>
-        <w:rPr>
           <w:bCs/>
-          <w:b/>
         </w:rPr>
         <w:t xml:space="preserve">fever</w:t>
       </w:r>
@@ -175,13 +169,7 @@
         <w:t xml:space="preserve"> </w:t>
       </w:r>
       <w:r>
-        <w:t xml:space="preserve">“</w:t>
-      </w:r>
-      <w:r>
-        <w:t xml:space="preserve">Silver</w:t>
-      </w:r>
-      <w:r>
-        <w:t xml:space="preserve">”</w:t>
+        <w:t xml:space="preserve">“Silver”</w:t>
       </w:r>
       <w:r>
         <w:t xml:space="preserve"> </w:t>
@@ -192,11 +180,11 @@
     </w:p>
     <w:p>
       <w:pPr>
+        <w:pStyle w:val="Compact"/>
         <w:numPr>
           <w:ilvl w:val="0"/>
           <w:numId w:val="1002"/>
         </w:numPr>
-        <w:pStyle w:val="Compact"/>
       </w:pPr>
       <w:r>
         <w:t xml:space="preserve">A certain proportion of passengers boarded the ship the day prior to departure: the same time that the bulk of the ship’s crew were arriving on board. As a result of lessened staff capacity, passengers who pre-boarded had access to reduced à-la-carte dining services only.</w:t>
@@ -204,11 +192,11 @@
     </w:p>
     <w:p>
       <w:pPr>
+        <w:pStyle w:val="Compact"/>
         <w:numPr>
           <w:ilvl w:val="0"/>
           <w:numId w:val="1002"/>
         </w:numPr>
-        <w:pStyle w:val="Compact"/>
       </w:pPr>
       <w:r>
         <w:t xml:space="preserve">Member status (e.g., Silver, Gold, and Platinum) provides certain benefits to passengers based on their membership status. The higher tiers enable access to certain amenities aboard the ship, including premium gym and spa services, dedicated guest services concierge, enhanced in-room comforts, and exclusive access to premium dining items.</w:t>
@@ -226,8 +214,8 @@
       </w:r>
       <w:r>
         <w:rPr>
+          <w:b/>
           <w:bCs/>
-          <w:b/>
         </w:rPr>
         <w:t xml:space="preserve">Sam Stewpot</w:t>
       </w:r>
@@ -241,13 +229,7 @@
         <w:t xml:space="preserve"> </w:t>
       </w:r>
       <w:r>
-        <w:t xml:space="preserve">‘</w:t>
-      </w:r>
-      <w:r>
-        <w:t xml:space="preserve">Salty Sam</w:t>
-      </w:r>
-      <w:r>
-        <w:t xml:space="preserve">’</w:t>
+        <w:t xml:space="preserve">‘Salty Sam’</w:t>
       </w:r>
       <w:r>
         <w:t xml:space="preserve"> </w:t>
@@ -308,13 +290,7 @@
         <w:pStyle w:val="ImageCaption"/>
       </w:pPr>
       <w:r>
-        <w:t xml:space="preserve">“</w:t>
-      </w:r>
-      <w:r>
-        <w:t xml:space="preserve">Salty Sam Stewpot</w:t>
-      </w:r>
-      <w:r>
-        <w:t xml:space="preserve">”</w:t>
+        <w:t xml:space="preserve">“Salty Sam Stewpot”</w:t>
       </w:r>
       <w:r>
         <w:t xml:space="preserve">. (No.4 Cook. Thomas Rowlandson, 1799. National Maritime Museum, Greenwich, London.)</w:t>
@@ -404,17 +380,16 @@
         <w:tblStyle w:val="Table"/>
         <w:tblLook w:firstRow="0" w:lastRow="0" w:firstColumn="0" w:lastColumn="0" w:noHBand="0" w:noVBand="0" w:val="0000"/>
         <w:tblBorders>
+          <w:top w:val="single" w:sz="4" w:space="0" w:color="0758E5"/>
           <w:left w:val="single" w:sz="24" w:space="0" w:color="0758E5"/>
+          <w:bottom w:val="single" w:sz="4" w:space="0" w:color="0758E5"/>
           <w:right w:val="single" w:sz="4" w:space="0" w:color="0758E5"/>
-          <w:top w:val="single" w:sz="4" w:space="0" w:color="0758E5"/>
-          <w:bottom w:val="single" w:sz="4" w:space="0" w:color="0758E5"/>
         </w:tblBorders>
         <w:tblCellMar>
           <w:left w:w="144" w:type="dxa"/>
           <w:right w:w="144" w:type="dxa"/>
         </w:tblCellMar>
-        <w:tblInd w:w="164" w:type="dxa"/>
-        <w:tblW w:type="pct" w:w="100%"/>
+        <w:tblLook w:firstRow="0" w:lastRow="0" w:firstColumn="0" w:lastColumn="0" w:noHBand="0" w:noVBand="0" w:val="0000"/>
       </w:tblPr>
       <w:tr>
         <w:trPr>
@@ -446,7 +421,7 @@
                     <a:graphicData uri="http://schemas.openxmlformats.org/drawingml/2006/picture">
                       <pic:pic>
                         <pic:nvPicPr>
-                          <pic:cNvPr descr="C:\Program Files\RStudio\resources\app\bin\quarto\share\formats\docx\note.png" id="29" name="Picture"/>
+                          <pic:cNvPr descr="C:\Users\BHETMAN\AppData\Local\Programs\Quarto\share\formats\docx\note.png" id="29" name="Picture"/>
                           <pic:cNvPicPr>
                             <a:picLocks noChangeArrowheads="1" noChangeAspect="1"/>
                           </pic:cNvPicPr>
@@ -524,8 +499,8 @@
             </w:r>
             <w:r>
               <w:rPr>
+                <w:b/>
                 <w:bCs/>
-                <w:b/>
               </w:rPr>
               <w:t xml:space="preserve">S. S. Rainbow Cake</w:t>
             </w:r>
@@ -551,11 +526,11 @@
           </w:p>
           <w:p>
             <w:pPr>
+              <w:pStyle w:val="Compact"/>
               <w:numPr>
                 <w:ilvl w:val="0"/>
                 <w:numId w:val="1003"/>
               </w:numPr>
-              <w:pStyle w:val="Compact"/>
             </w:pPr>
             <w:hyperlink r:id="rId30">
               <w:r>
@@ -568,11 +543,11 @@
           </w:p>
           <w:p>
             <w:pPr>
+              <w:pStyle w:val="Compact"/>
               <w:numPr>
                 <w:ilvl w:val="0"/>
                 <w:numId w:val="1003"/>
               </w:numPr>
-              <w:pStyle w:val="Compact"/>
             </w:pPr>
             <w:hyperlink r:id="rId31">
               <w:r>
@@ -585,11 +560,11 @@
           </w:p>
           <w:p>
             <w:pPr>
+              <w:pStyle w:val="Compact"/>
               <w:numPr>
                 <w:ilvl w:val="0"/>
                 <w:numId w:val="1003"/>
               </w:numPr>
-              <w:pStyle w:val="Compact"/>
             </w:pPr>
             <w:hyperlink r:id="rId32">
               <w:r>
@@ -600,6 +575,7 @@
               </w:r>
             </w:hyperlink>
           </w:p>
+          <w:p/>
         </w:tc>
       </w:tr>
     </w:tbl>
@@ -668,7 +644,7 @@
         <w:rPr>
           <w:rStyle w:val="StringTok"/>
         </w:rPr>
-        <w:t xml:space="preserve">"participant_data/module4/foodexposures_feb9.txt"</w:t>
+        <w:t xml:space="preserve">"participant_data/module4/data/foodexposures_feb9.txt"</w:t>
       </w:r>
       <w:r>
         <w:rPr>
@@ -682,17 +658,16 @@
         <w:tblStyle w:val="Table"/>
         <w:tblLook w:firstRow="0" w:lastRow="0" w:firstColumn="0" w:lastColumn="0" w:noHBand="0" w:noVBand="0" w:val="0000"/>
         <w:tblBorders>
+          <w:top w:val="single" w:sz="4" w:space="0" w:color="0758E5"/>
           <w:left w:val="single" w:sz="24" w:space="0" w:color="0758E5"/>
+          <w:bottom w:val="single" w:sz="4" w:space="0" w:color="0758E5"/>
           <w:right w:val="single" w:sz="4" w:space="0" w:color="0758E5"/>
-          <w:top w:val="single" w:sz="4" w:space="0" w:color="0758E5"/>
-          <w:bottom w:val="single" w:sz="4" w:space="0" w:color="0758E5"/>
         </w:tblBorders>
         <w:tblCellMar>
           <w:left w:w="144" w:type="dxa"/>
           <w:right w:w="144" w:type="dxa"/>
         </w:tblCellMar>
-        <w:tblInd w:w="164" w:type="dxa"/>
-        <w:tblW w:type="pct" w:w="100%"/>
+        <w:tblLook w:firstRow="0" w:lastRow="0" w:firstColumn="0" w:lastColumn="0" w:noHBand="0" w:noVBand="0" w:val="0000"/>
       </w:tblPr>
       <w:tr>
         <w:trPr>
@@ -724,7 +699,7 @@
                     <a:graphicData uri="http://schemas.openxmlformats.org/drawingml/2006/picture">
                       <pic:pic>
                         <pic:nvPicPr>
-                          <pic:cNvPr descr="C:\Program Files\RStudio\resources\app\bin\quarto\share\formats\docx\note.png" id="35" name="Picture"/>
+                          <pic:cNvPr descr="C:\Users\BHETMAN\AppData\Local\Programs\Quarto\share\formats\docx\note.png" id="35" name="Picture"/>
                           <pic:cNvPicPr>
                             <a:picLocks noChangeArrowheads="1" noChangeAspect="1"/>
                           </pic:cNvPicPr>
@@ -800,16 +775,16 @@
           </w:p>
           <w:p>
             <w:pPr>
+              <w:pStyle w:val="Compact"/>
               <w:numPr>
                 <w:ilvl w:val="0"/>
                 <w:numId w:val="1004"/>
               </w:numPr>
-              <w:pStyle w:val="Compact"/>
             </w:pPr>
             <w:r>
               <w:rPr>
+                <w:b/>
                 <w:bCs/>
-                <w:b/>
               </w:rPr>
               <w:t xml:space="preserve">Y</w:t>
             </w:r>
@@ -824,8 +799,8 @@
             </w:r>
             <w:r>
               <w:rPr>
+                <w:b/>
                 <w:bCs/>
-                <w:b/>
               </w:rPr>
               <w:t xml:space="preserve">Yes</w:t>
             </w:r>
@@ -835,16 +810,16 @@
           </w:p>
           <w:p>
             <w:pPr>
+              <w:pStyle w:val="Compact"/>
               <w:numPr>
                 <w:ilvl w:val="0"/>
                 <w:numId w:val="1004"/>
               </w:numPr>
-              <w:pStyle w:val="Compact"/>
             </w:pPr>
             <w:r>
               <w:rPr>
+                <w:b/>
                 <w:bCs/>
-                <w:b/>
               </w:rPr>
               <w:t xml:space="preserve">N</w:t>
             </w:r>
@@ -859,8 +834,8 @@
             </w:r>
             <w:r>
               <w:rPr>
+                <w:b/>
                 <w:bCs/>
-                <w:b/>
               </w:rPr>
               <w:t xml:space="preserve">No</w:t>
             </w:r>
@@ -870,16 +845,16 @@
           </w:p>
           <w:p>
             <w:pPr>
+              <w:pStyle w:val="Compact"/>
               <w:numPr>
                 <w:ilvl w:val="0"/>
                 <w:numId w:val="1004"/>
               </w:numPr>
-              <w:pStyle w:val="Compact"/>
             </w:pPr>
             <w:r>
               <w:rPr>
+                <w:b/>
                 <w:bCs/>
-                <w:b/>
               </w:rPr>
               <w:t xml:space="preserve">P</w:t>
             </w:r>
@@ -894,8 +869,8 @@
             </w:r>
             <w:r>
               <w:rPr>
+                <w:b/>
                 <w:bCs/>
-                <w:b/>
               </w:rPr>
               <w:t xml:space="preserve">Possibly</w:t>
             </w:r>
@@ -905,16 +880,16 @@
           </w:p>
           <w:p>
             <w:pPr>
+              <w:pStyle w:val="Compact"/>
               <w:numPr>
                 <w:ilvl w:val="0"/>
                 <w:numId w:val="1004"/>
               </w:numPr>
-              <w:pStyle w:val="Compact"/>
             </w:pPr>
             <w:r>
               <w:rPr>
+                <w:b/>
                 <w:bCs/>
-                <w:b/>
               </w:rPr>
               <w:t xml:space="preserve">DK</w:t>
             </w:r>
@@ -929,8 +904,8 @@
             </w:r>
             <w:r>
               <w:rPr>
+                <w:b/>
                 <w:bCs/>
-                <w:b/>
               </w:rPr>
               <w:t xml:space="preserve">Doesn’t know</w:t>
             </w:r>
@@ -945,8 +920,8 @@
             </w:r>
             <w:r>
               <w:rPr>
+                <w:b/>
                 <w:bCs/>
-                <w:b/>
               </w:rPr>
               <w:t xml:space="preserve">doesn’t recall</w:t>
             </w:r>
@@ -954,6 +929,7 @@
               <w:t xml:space="preserve">, the passenger does not recall whether they consumed the food item or not.</w:t>
             </w:r>
           </w:p>
+          <w:p/>
         </w:tc>
       </w:tr>
     </w:tbl>
@@ -967,32 +943,32 @@
     </w:p>
     <w:p>
       <w:pPr>
+        <w:pStyle w:val="Compact"/>
         <w:numPr>
           <w:ilvl w:val="0"/>
           <w:numId w:val="1005"/>
         </w:numPr>
-        <w:pStyle w:val="Compact"/>
-      </w:pPr>
-      <w:r>
-        <w:rPr>
+      </w:pPr>
+      <w:r>
+        <w:rPr>
+          <w:b/>
           <w:bCs/>
+        </w:rPr>
+        <w:t xml:space="preserve">1</w:t>
+      </w:r>
+      <w:r>
+        <w:t xml:space="preserve"> </w:t>
+      </w:r>
+      <w:r>
+        <w:t xml:space="preserve">=</w:t>
+      </w:r>
+      <w:r>
+        <w:t xml:space="preserve"> </w:t>
+      </w:r>
+      <w:r>
+        <w:rPr>
           <w:b/>
-        </w:rPr>
-        <w:t xml:space="preserve">1</w:t>
-      </w:r>
-      <w:r>
-        <w:t xml:space="preserve"> </w:t>
-      </w:r>
-      <w:r>
-        <w:t xml:space="preserve">=</w:t>
-      </w:r>
-      <w:r>
-        <w:t xml:space="preserve"> </w:t>
-      </w:r>
-      <w:r>
-        <w:rPr>
           <w:bCs/>
-          <w:b/>
         </w:rPr>
         <w:t xml:space="preserve">Y or P</w:t>
       </w:r>
@@ -1002,32 +978,32 @@
     </w:p>
     <w:p>
       <w:pPr>
+        <w:pStyle w:val="Compact"/>
         <w:numPr>
           <w:ilvl w:val="0"/>
           <w:numId w:val="1005"/>
         </w:numPr>
-        <w:pStyle w:val="Compact"/>
-      </w:pPr>
-      <w:r>
-        <w:rPr>
+      </w:pPr>
+      <w:r>
+        <w:rPr>
+          <w:b/>
           <w:bCs/>
+        </w:rPr>
+        <w:t xml:space="preserve">0</w:t>
+      </w:r>
+      <w:r>
+        <w:t xml:space="preserve"> </w:t>
+      </w:r>
+      <w:r>
+        <w:t xml:space="preserve">=</w:t>
+      </w:r>
+      <w:r>
+        <w:t xml:space="preserve"> </w:t>
+      </w:r>
+      <w:r>
+        <w:rPr>
           <w:b/>
-        </w:rPr>
-        <w:t xml:space="preserve">0</w:t>
-      </w:r>
-      <w:r>
-        <w:t xml:space="preserve"> </w:t>
-      </w:r>
-      <w:r>
-        <w:t xml:space="preserve">=</w:t>
-      </w:r>
-      <w:r>
-        <w:t xml:space="preserve"> </w:t>
-      </w:r>
-      <w:r>
-        <w:rPr>
           <w:bCs/>
-          <w:b/>
         </w:rPr>
         <w:t xml:space="preserve">N</w:t>
       </w:r>
@@ -1037,32 +1013,32 @@
     </w:p>
     <w:p>
       <w:pPr>
+        <w:pStyle w:val="Compact"/>
         <w:numPr>
           <w:ilvl w:val="0"/>
           <w:numId w:val="1005"/>
         </w:numPr>
-        <w:pStyle w:val="Compact"/>
-      </w:pPr>
-      <w:r>
-        <w:rPr>
+      </w:pPr>
+      <w:r>
+        <w:rPr>
+          <w:b/>
           <w:bCs/>
+        </w:rPr>
+        <w:t xml:space="preserve">NA</w:t>
+      </w:r>
+      <w:r>
+        <w:t xml:space="preserve"> </w:t>
+      </w:r>
+      <w:r>
+        <w:t xml:space="preserve">=</w:t>
+      </w:r>
+      <w:r>
+        <w:t xml:space="preserve"> </w:t>
+      </w:r>
+      <w:r>
+        <w:rPr>
           <w:b/>
-        </w:rPr>
-        <w:t xml:space="preserve">NA</w:t>
-      </w:r>
-      <w:r>
-        <w:t xml:space="preserve"> </w:t>
-      </w:r>
-      <w:r>
-        <w:t xml:space="preserve">=</w:t>
-      </w:r>
-      <w:r>
-        <w:t xml:space="preserve"> </w:t>
-      </w:r>
-      <w:r>
-        <w:rPr>
           <w:bCs/>
-          <w:b/>
         </w:rPr>
         <w:t xml:space="preserve">DK</w:t>
       </w:r>
@@ -1082,8 +1058,8 @@
       </w:r>
       <w:r>
         <w:rPr>
+          <w:i/>
           <w:iCs/>
-          <w:i/>
         </w:rPr>
         <w:t xml:space="preserve">exact same operation</w:t>
       </w:r>
@@ -1652,7 +1628,7 @@
         <w:rPr>
           <w:rStyle w:val="StringTok"/>
         </w:rPr>
-        <w:t xml:space="preserve">"participant_data/module4/symptoms_feb14.txt"</w:t>
+        <w:t xml:space="preserve">"participant_data/module4/data/symptoms_feb14.txt"</w:t>
       </w:r>
       <w:r>
         <w:rPr>
@@ -1692,10 +1668,39 @@
       </w:r>
       <w:r>
         <w:rPr>
+          <w:b/>
           <w:bCs/>
+        </w:rPr>
+        <w:t xml:space="preserve">ate the food item of interest and became ill</w:t>
+      </w:r>
+      <w:r>
+        <w:t xml:space="preserve"> </w:t>
+      </w:r>
+      <w:r>
+        <w:t xml:space="preserve">in the</w:t>
+      </w:r>
+      <w:r>
+        <w:t xml:space="preserve"> </w:t>
+      </w:r>
+      <w:r>
+        <w:rPr>
           <w:b/>
-        </w:rPr>
-        <w:t xml:space="preserve">ate the food item of interest and became ill</w:t>
+          <w:bCs/>
+        </w:rPr>
+        <w:t xml:space="preserve">numerator</w:t>
+      </w:r>
+      <w:r>
+        <w:t xml:space="preserve">, and the</w:t>
+      </w:r>
+      <w:r>
+        <w:t xml:space="preserve"> </w:t>
+      </w:r>
+      <w:r>
+        <w:rPr>
+          <w:b/>
+          <w:bCs/>
+        </w:rPr>
+        <w:t xml:space="preserve">total number of persons who consumed the food item</w:t>
       </w:r>
       <w:r>
         <w:t xml:space="preserve"> </w:t>
@@ -1708,37 +1713,8 @@
       </w:r>
       <w:r>
         <w:rPr>
+          <w:b/>
           <w:bCs/>
-          <w:b/>
-        </w:rPr>
-        <w:t xml:space="preserve">numerator</w:t>
-      </w:r>
-      <w:r>
-        <w:t xml:space="preserve">, and the</w:t>
-      </w:r>
-      <w:r>
-        <w:t xml:space="preserve"> </w:t>
-      </w:r>
-      <w:r>
-        <w:rPr>
-          <w:bCs/>
-          <w:b/>
-        </w:rPr>
-        <w:t xml:space="preserve">total number of persons who consumed the food item</w:t>
-      </w:r>
-      <w:r>
-        <w:t xml:space="preserve"> </w:t>
-      </w:r>
-      <w:r>
-        <w:t xml:space="preserve">in the</w:t>
-      </w:r>
-      <w:r>
-        <w:t xml:space="preserve"> </w:t>
-      </w:r>
-      <w:r>
-        <w:rPr>
-          <w:bCs/>
-          <w:b/>
         </w:rPr>
         <w:t xml:space="preserve">denominator</w:t>
       </w:r>
@@ -1780,60 +1756,60 @@
       </w:r>
       <w:r>
         <w:rPr>
+          <w:b/>
           <w:bCs/>
+        </w:rPr>
+        <w:t xml:space="preserve">case definition</w:t>
+      </w:r>
+      <w:r>
+        <w:t xml:space="preserve">. We saw in Module 3 that our symptoms dataset included individuals with dates of illness onset from February 10th up to February 14th, and that some individuals had worse symptoms than others (e.g., bloody stool and fever). For our analysis here, let’s start by just including</w:t>
+      </w:r>
+      <w:r>
+        <w:t xml:space="preserve"> </w:t>
+      </w:r>
+      <w:r>
+        <w:rPr>
           <w:b/>
-        </w:rPr>
-        <w:t xml:space="preserve">case definition</w:t>
-      </w:r>
-      <w:r>
-        <w:t xml:space="preserve">. We saw in Module 3 that our symptoms dataset included individuals with dates of illness onset from February 10th up to February 14th, and that some individuals had worse symptoms than others (e.g., bloody stool and fever). For our analysis here, let’s start by just including</w:t>
-      </w:r>
-      <w:r>
-        <w:t xml:space="preserve"> </w:t>
-      </w:r>
-      <w:r>
-        <w:rPr>
           <w:bCs/>
+        </w:rPr>
+        <w:t xml:space="preserve">all passengers aboard the S. S. Rainbow Cake</w:t>
+      </w:r>
+      <w:r>
+        <w:t xml:space="preserve">, with</w:t>
+      </w:r>
+      <w:r>
+        <w:t xml:space="preserve"> </w:t>
+      </w:r>
+      <w:r>
+        <w:rPr>
           <w:b/>
-        </w:rPr>
-        <w:t xml:space="preserve">all passengers aboard the S. S. Rainbow Cake</w:t>
-      </w:r>
-      <w:r>
-        <w:t xml:space="preserve">, with</w:t>
-      </w:r>
-      <w:r>
-        <w:t xml:space="preserve"> </w:t>
-      </w:r>
-      <w:r>
-        <w:rPr>
           <w:bCs/>
+        </w:rPr>
+        <w:t xml:space="preserve">symptoms of bloody stool OR fever</w:t>
+      </w:r>
+      <w:r>
+        <w:t xml:space="preserve">,</w:t>
+      </w:r>
+      <w:r>
+        <w:t xml:space="preserve"> </w:t>
+      </w:r>
+      <w:r>
+        <w:rPr>
           <w:b/>
-        </w:rPr>
-        <w:t xml:space="preserve">symptoms of bloody stool OR fever</w:t>
-      </w:r>
-      <w:r>
-        <w:t xml:space="preserve">,</w:t>
-      </w:r>
-      <w:r>
-        <w:t xml:space="preserve"> </w:t>
-      </w:r>
-      <w:r>
-        <w:rPr>
           <w:bCs/>
+        </w:rPr>
+        <w:t xml:space="preserve">symptom onset dates between February 9th and 14th</w:t>
+      </w:r>
+      <w:r>
+        <w:t xml:space="preserve">, and who</w:t>
+      </w:r>
+      <w:r>
+        <w:t xml:space="preserve"> </w:t>
+      </w:r>
+      <w:r>
+        <w:rPr>
           <w:b/>
-        </w:rPr>
-        <w:t xml:space="preserve">symptom onset dates between February 9th and 14th</w:t>
-      </w:r>
-      <w:r>
-        <w:t xml:space="preserve">, and who</w:t>
-      </w:r>
-      <w:r>
-        <w:t xml:space="preserve"> </w:t>
-      </w:r>
-      <w:r>
-        <w:rPr>
           <w:bCs/>
-          <w:b/>
         </w:rPr>
         <w:t xml:space="preserve">attended the à-la-carte meal service on the evening of February 9th</w:t>
       </w:r>
@@ -2216,8 +2192,8 @@
       </w:r>
       <w:r>
         <w:rPr>
+          <w:i/>
           <w:iCs/>
-          <w:i/>
         </w:rPr>
         <w:t xml:space="preserve">order</w:t>
       </w:r>
@@ -2392,56 +2368,56 @@
       </w:r>
       <w:r>
         <w:rPr>
+          <w:b/>
           <w:bCs/>
+        </w:rPr>
+        <w:t xml:space="preserve">two</w:t>
+      </w:r>
+      <w:r>
+        <w:t xml:space="preserve"> </w:t>
+      </w:r>
+      <w:r>
+        <w:t xml:space="preserve">variables we’re working with for each calculation in this instance (i.e., consumed food item, case status) we’ll need to include</w:t>
+      </w:r>
+      <w:r>
+        <w:t xml:space="preserve"> </w:t>
+      </w:r>
+      <w:r>
+        <w:rPr>
           <w:b/>
-        </w:rPr>
-        <w:t xml:space="preserve">two</w:t>
-      </w:r>
-      <w:r>
-        <w:t xml:space="preserve"> </w:t>
-      </w:r>
-      <w:r>
-        <w:t xml:space="preserve">variables we’re working with for each calculation in this instance (i.e., consumed food item, case status) we’ll need to include</w:t>
-      </w:r>
-      <w:r>
-        <w:t xml:space="preserve"> </w:t>
-      </w:r>
-      <w:r>
-        <w:rPr>
           <w:bCs/>
+        </w:rPr>
+        <w:t xml:space="preserve">both</w:t>
+      </w:r>
+      <w:r>
+        <w:t xml:space="preserve"> </w:t>
+      </w:r>
+      <w:r>
+        <w:t xml:space="preserve">inside our sum() function when counting up the cases. We’ll use</w:t>
+      </w:r>
+      <w:r>
+        <w:t xml:space="preserve"> </w:t>
+      </w:r>
+      <w:r>
+        <w:rPr>
           <w:b/>
-        </w:rPr>
-        <w:t xml:space="preserve">both</w:t>
-      </w:r>
-      <w:r>
-        <w:t xml:space="preserve"> </w:t>
-      </w:r>
-      <w:r>
-        <w:t xml:space="preserve">inside our sum() function when counting up the cases. We’ll use</w:t>
-      </w:r>
-      <w:r>
-        <w:t xml:space="preserve"> </w:t>
-      </w:r>
-      <w:r>
-        <w:rPr>
           <w:bCs/>
+        </w:rPr>
+        <w:t xml:space="preserve">Boolean logic</w:t>
+      </w:r>
+      <w:r>
+        <w:t xml:space="preserve"> </w:t>
+      </w:r>
+      <w:r>
+        <w:t xml:space="preserve">to do this, and apply the</w:t>
+      </w:r>
+      <w:r>
+        <w:t xml:space="preserve"> </w:t>
+      </w:r>
+      <w:r>
+        <w:rPr>
           <w:b/>
-        </w:rPr>
-        <w:t xml:space="preserve">Boolean logic</w:t>
-      </w:r>
-      <w:r>
-        <w:t xml:space="preserve"> </w:t>
-      </w:r>
-      <w:r>
-        <w:t xml:space="preserve">to do this, and apply the</w:t>
-      </w:r>
-      <w:r>
-        <w:t xml:space="preserve"> </w:t>
-      </w:r>
-      <w:r>
-        <w:rPr>
           <w:bCs/>
-          <w:b/>
         </w:rPr>
         <w:t xml:space="preserve">AND</w:t>
       </w:r>
@@ -2466,17 +2442,16 @@
         <w:tblStyle w:val="Table"/>
         <w:tblLook w:firstRow="0" w:lastRow="0" w:firstColumn="0" w:lastColumn="0" w:noHBand="0" w:noVBand="0" w:val="0000"/>
         <w:tblBorders>
+          <w:top w:val="single" w:sz="4" w:space="0" w:color="0758E5"/>
           <w:left w:val="single" w:sz="24" w:space="0" w:color="0758E5"/>
+          <w:bottom w:val="single" w:sz="4" w:space="0" w:color="0758E5"/>
           <w:right w:val="single" w:sz="4" w:space="0" w:color="0758E5"/>
-          <w:top w:val="single" w:sz="4" w:space="0" w:color="0758E5"/>
-          <w:bottom w:val="single" w:sz="4" w:space="0" w:color="0758E5"/>
         </w:tblBorders>
         <w:tblCellMar>
           <w:left w:w="144" w:type="dxa"/>
           <w:right w:w="144" w:type="dxa"/>
         </w:tblCellMar>
-        <w:tblInd w:w="164" w:type="dxa"/>
-        <w:tblW w:type="pct" w:w="100%"/>
+        <w:tblLook w:firstRow="0" w:lastRow="0" w:firstColumn="0" w:lastColumn="0" w:noHBand="0" w:noVBand="0" w:val="0000"/>
       </w:tblPr>
       <w:tr>
         <w:trPr>
@@ -2508,7 +2483,7 @@
                     <a:graphicData uri="http://schemas.openxmlformats.org/drawingml/2006/picture">
                       <pic:pic>
                         <pic:nvPicPr>
-                          <pic:cNvPr descr="C:\Program Files\RStudio\resources\app\bin\quarto\share\formats\docx\note.png" id="40" name="Picture"/>
+                          <pic:cNvPr descr="C:\Users\BHETMAN\AppData\Local\Programs\Quarto\share\formats\docx\note.png" id="40" name="Picture"/>
                           <pic:cNvPicPr>
                             <a:picLocks noChangeArrowheads="1" noChangeAspect="1"/>
                           </pic:cNvPicPr>
@@ -2567,8 +2542,8 @@
             <w:tblPr>
               <w:tblStyle w:val="FigureTable"/>
               <w:tblW w:type="auto" w:w="0"/>
+              <w:jc w:val="center"/>
               <w:tblLook w:firstRow="0" w:lastRow="0" w:firstColumn="0" w:lastColumn="0"/>
-              <w:jc w:val="center"/>
             </w:tblPr>
             <w:tblGrid>
               <w:gridCol w:w="7920"/>
@@ -2587,7 +2562,7 @@
                         <wp:inline>
                           <wp:extent cx="4572000" cy="6134100"/>
                           <wp:effectExtent b="0" l="0" r="0" t="0"/>
-                          <wp:docPr descr="George Boole (1815-1864). Portrait by unknown artist." title="" id="42" name="Picture"/>
+                          <wp:docPr descr="" title="" id="42" name="Picture"/>
                           <a:graphic>
                             <a:graphicData uri="http://schemas.openxmlformats.org/drawingml/2006/picture">
                               <pic:pic>
@@ -2649,8 +2624,8 @@
             </w:r>
             <w:r>
               <w:rPr>
+                <w:b/>
                 <w:bCs/>
-                <w:b/>
               </w:rPr>
               <w:t xml:space="preserve">TRUE</w:t>
             </w:r>
@@ -2665,8 +2640,8 @@
             </w:r>
             <w:r>
               <w:rPr>
+                <w:b/>
                 <w:bCs/>
-                <w:b/>
               </w:rPr>
               <w:t xml:space="preserve">FALSE</w:t>
             </w:r>
@@ -2684,11 +2659,11 @@
           </w:p>
           <w:p>
             <w:pPr>
+              <w:pStyle w:val="Compact"/>
               <w:numPr>
                 <w:ilvl w:val="0"/>
                 <w:numId w:val="1007"/>
               </w:numPr>
-              <w:pStyle w:val="Compact"/>
             </w:pPr>
             <w:r>
               <w:rPr>
@@ -2705,11 +2680,11 @@
           </w:p>
           <w:p>
             <w:pPr>
+              <w:pStyle w:val="Compact"/>
               <w:numPr>
                 <w:ilvl w:val="0"/>
                 <w:numId w:val="1007"/>
               </w:numPr>
-              <w:pStyle w:val="Compact"/>
             </w:pPr>
             <w:r>
               <w:rPr>
@@ -2726,11 +2701,11 @@
           </w:p>
           <w:p>
             <w:pPr>
+              <w:pStyle w:val="Compact"/>
               <w:numPr>
                 <w:ilvl w:val="0"/>
                 <w:numId w:val="1007"/>
               </w:numPr>
-              <w:pStyle w:val="Compact"/>
             </w:pPr>
             <w:r>
               <w:rPr>
@@ -2757,8 +2732,8 @@
             </w:r>
             <w:r>
               <w:rPr>
+                <w:b/>
                 <w:bCs/>
-                <w:b/>
               </w:rPr>
               <w:t xml:space="preserve">comparison operators</w:t>
             </w:r>
@@ -2771,11 +2746,11 @@
           </w:p>
           <w:p>
             <w:pPr>
+              <w:pStyle w:val="Compact"/>
               <w:numPr>
                 <w:ilvl w:val="0"/>
                 <w:numId w:val="1008"/>
               </w:numPr>
-              <w:pStyle w:val="Compact"/>
             </w:pPr>
             <w:r>
               <w:rPr>
@@ -2792,11 +2767,11 @@
           </w:p>
           <w:p>
             <w:pPr>
+              <w:pStyle w:val="Compact"/>
               <w:numPr>
                 <w:ilvl w:val="0"/>
                 <w:numId w:val="1008"/>
               </w:numPr>
-              <w:pStyle w:val="Compact"/>
             </w:pPr>
             <w:r>
               <w:rPr>
@@ -2813,11 +2788,11 @@
           </w:p>
           <w:p>
             <w:pPr>
+              <w:pStyle w:val="Compact"/>
               <w:numPr>
                 <w:ilvl w:val="0"/>
                 <w:numId w:val="1008"/>
               </w:numPr>
-              <w:pStyle w:val="Compact"/>
             </w:pPr>
             <w:r>
               <w:rPr>
@@ -2834,11 +2809,11 @@
           </w:p>
           <w:p>
             <w:pPr>
+              <w:pStyle w:val="Compact"/>
               <w:numPr>
                 <w:ilvl w:val="0"/>
                 <w:numId w:val="1008"/>
               </w:numPr>
-              <w:pStyle w:val="Compact"/>
             </w:pPr>
             <w:r>
               <w:rPr>
@@ -2855,11 +2830,11 @@
           </w:p>
           <w:p>
             <w:pPr>
+              <w:pStyle w:val="Compact"/>
               <w:numPr>
                 <w:ilvl w:val="0"/>
                 <w:numId w:val="1008"/>
               </w:numPr>
-              <w:pStyle w:val="Compact"/>
             </w:pPr>
             <w:r>
               <w:rPr>
@@ -2876,11 +2851,11 @@
           </w:p>
           <w:p>
             <w:pPr>
+              <w:pStyle w:val="Compact"/>
               <w:numPr>
                 <w:ilvl w:val="0"/>
                 <w:numId w:val="1008"/>
               </w:numPr>
-              <w:pStyle w:val="Compact"/>
             </w:pPr>
             <w:r>
               <w:rPr>
@@ -2907,8 +2882,8 @@
             </w:r>
             <w:r>
               <w:rPr>
+                <w:b/>
                 <w:bCs/>
-                <w:b/>
               </w:rPr>
               <w:t xml:space="preserve">GREATER THAN OR EQUAL TO</w:t>
             </w:r>
@@ -2923,8 +2898,8 @@
             </w:r>
             <w:r>
               <w:rPr>
+                <w:b/>
                 <w:bCs/>
-                <w:b/>
               </w:rPr>
               <w:t xml:space="preserve">AND</w:t>
             </w:r>
@@ -2939,8 +2914,8 @@
             </w:r>
             <w:r>
               <w:rPr>
+                <w:b/>
                 <w:bCs/>
-                <w:b/>
               </w:rPr>
               <w:t xml:space="preserve">AND</w:t>
             </w:r>
@@ -2955,8 +2930,8 @@
             </w:r>
             <w:r>
               <w:rPr>
+                <w:b/>
                 <w:bCs/>
-                <w:b/>
               </w:rPr>
               <w:t xml:space="preserve">OR</w:t>
             </w:r>
@@ -3000,6 +2975,7 @@
               </w:r>
             </w:hyperlink>
           </w:p>
+          <w:p/>
         </w:tc>
       </w:tr>
     </w:tbl>
@@ -3015,8 +2991,8 @@
       </w:r>
       <w:r>
         <w:rPr>
+          <w:b/>
           <w:bCs/>
-          <w:b/>
         </w:rPr>
         <w:t xml:space="preserve">general</w:t>
       </w:r>
@@ -3743,69 +3719,69 @@
       </w:r>
       <w:r>
         <w:rPr>
+          <w:b/>
           <w:bCs/>
+        </w:rPr>
+        <w:t xml:space="preserve">general illnesses</w:t>
+      </w:r>
+      <w:r>
+        <w:t xml:space="preserve">. Feel free to use either long-form, and write out a new line for each food item, or go back and review earlier in this module, as well as</w:t>
+      </w:r>
+      <w:r>
+        <w:t xml:space="preserve"> </w:t>
+      </w:r>
+      <w:r>
+        <w:rPr>
           <w:b/>
-        </w:rPr>
-        <w:t xml:space="preserve">general illnesses</w:t>
-      </w:r>
-      <w:r>
-        <w:t xml:space="preserve">. Feel free to use either long-form, and write out a new line for each food item, or go back and review earlier in this module, as well as</w:t>
-      </w:r>
-      <w:r>
-        <w:t xml:space="preserve"> </w:t>
-      </w:r>
-      <w:r>
-        <w:rPr>
           <w:bCs/>
+        </w:rPr>
+        <w:t xml:space="preserve">Module 3</w:t>
+      </w:r>
+      <w:r>
+        <w:t xml:space="preserve"> </w:t>
+      </w:r>
+      <w:r>
+        <w:t xml:space="preserve">where we practiced with using</w:t>
+      </w:r>
+      <w:r>
+        <w:t xml:space="preserve"> </w:t>
+      </w:r>
+      <w:r>
+        <w:rPr>
           <w:b/>
-        </w:rPr>
-        <w:t xml:space="preserve">Module 3</w:t>
-      </w:r>
-      <w:r>
-        <w:t xml:space="preserve"> </w:t>
-      </w:r>
-      <w:r>
-        <w:t xml:space="preserve">where we practiced with using</w:t>
-      </w:r>
-      <w:r>
-        <w:t xml:space="preserve"> </w:t>
-      </w:r>
-      <w:r>
-        <w:rPr>
           <w:bCs/>
+        </w:rPr>
+        <w:t xml:space="preserve">across()</w:t>
+      </w:r>
+      <w:r>
+        <w:t xml:space="preserve"> </w:t>
+      </w:r>
+      <w:r>
+        <w:t xml:space="preserve">within the</w:t>
+      </w:r>
+      <w:r>
+        <w:t xml:space="preserve"> </w:t>
+      </w:r>
+      <w:r>
+        <w:rPr>
           <w:b/>
-        </w:rPr>
-        <w:t xml:space="preserve">across()</w:t>
-      </w:r>
-      <w:r>
-        <w:t xml:space="preserve"> </w:t>
-      </w:r>
-      <w:r>
-        <w:t xml:space="preserve">within the</w:t>
-      </w:r>
-      <w:r>
-        <w:t xml:space="preserve"> </w:t>
-      </w:r>
-      <w:r>
-        <w:rPr>
           <w:bCs/>
+        </w:rPr>
+        <w:t xml:space="preserve">summarise()</w:t>
+      </w:r>
+      <w:r>
+        <w:t xml:space="preserve"> </w:t>
+      </w:r>
+      <w:r>
+        <w:t xml:space="preserve">function, and try to work out how to do the calculations all in one go! Note: when we used</w:t>
+      </w:r>
+      <w:r>
+        <w:t xml:space="preserve"> </w:t>
+      </w:r>
+      <w:r>
+        <w:rPr>
           <w:b/>
-        </w:rPr>
-        <w:t xml:space="preserve">summarise()</w:t>
-      </w:r>
-      <w:r>
-        <w:t xml:space="preserve"> </w:t>
-      </w:r>
-      <w:r>
-        <w:t xml:space="preserve">function, and try to work out how to do the calculations all in one go! Note: when we used</w:t>
-      </w:r>
-      <w:r>
-        <w:t xml:space="preserve"> </w:t>
-      </w:r>
-      <w:r>
-        <w:rPr>
           <w:bCs/>
-          <w:b/>
         </w:rPr>
         <w:t xml:space="preserve">across()</w:t>
       </w:r>
@@ -6718,8 +6694,8 @@
       </w:r>
       <w:r>
         <w:rPr>
+          <w:b/>
           <w:bCs/>
-          <w:b/>
         </w:rPr>
         <w:t xml:space="preserve">S. S. Rainbow Cake</w:t>
       </w:r>
@@ -6731,8 +6707,8 @@
       </w:r>
       <w:r>
         <w:rPr>
+          <w:i/>
           <w:iCs/>
-          <w:i/>
         </w:rPr>
         <w:t xml:space="preserve">core</w:t>
       </w:r>
@@ -6775,24 +6751,24 @@
       </w:r>
       <w:r>
         <w:rPr>
+          <w:b/>
           <w:bCs/>
+        </w:rPr>
+        <w:t xml:space="preserve">data frame</w:t>
+      </w:r>
+      <w:r>
+        <w:t xml:space="preserve"> </w:t>
+      </w:r>
+      <w:r>
+        <w:t xml:space="preserve">as input, and returns a</w:t>
+      </w:r>
+      <w:r>
+        <w:t xml:space="preserve"> </w:t>
+      </w:r>
+      <w:r>
+        <w:rPr>
           <w:b/>
-        </w:rPr>
-        <w:t xml:space="preserve">data frame</w:t>
-      </w:r>
-      <w:r>
-        <w:t xml:space="preserve"> </w:t>
-      </w:r>
-      <w:r>
-        <w:t xml:space="preserve">as input, and returns a</w:t>
-      </w:r>
-      <w:r>
-        <w:t xml:space="preserve"> </w:t>
-      </w:r>
-      <w:r>
-        <w:rPr>
           <w:bCs/>
-          <w:b/>
         </w:rPr>
         <w:t xml:space="preserve">flextable</w:t>
       </w:r>
@@ -9142,17 +9118,16 @@
         <w:tblStyle w:val="Table"/>
         <w:tblLook w:firstRow="0" w:lastRow="0" w:firstColumn="0" w:lastColumn="0" w:noHBand="0" w:noVBand="0" w:val="0000"/>
         <w:tblBorders>
+          <w:top w:val="single" w:sz="4" w:space="0" w:color="CC1914"/>
           <w:left w:val="single" w:sz="24" w:space="0" w:color="CC1914"/>
+          <w:bottom w:val="single" w:sz="4" w:space="0" w:color="CC1914"/>
           <w:right w:val="single" w:sz="4" w:space="0" w:color="CC1914"/>
-          <w:top w:val="single" w:sz="4" w:space="0" w:color="CC1914"/>
-          <w:bottom w:val="single" w:sz="4" w:space="0" w:color="CC1914"/>
         </w:tblBorders>
         <w:tblCellMar>
           <w:left w:w="144" w:type="dxa"/>
           <w:right w:w="144" w:type="dxa"/>
         </w:tblCellMar>
-        <w:tblInd w:w="164" w:type="dxa"/>
-        <w:tblW w:type="pct" w:w="100%"/>
+        <w:tblLook w:firstRow="0" w:lastRow="0" w:firstColumn="0" w:lastColumn="0" w:noHBand="0" w:noVBand="0" w:val="0000"/>
       </w:tblPr>
       <w:tr>
         <w:trPr>
@@ -9184,7 +9159,7 @@
                     <a:graphicData uri="http://schemas.openxmlformats.org/drawingml/2006/picture">
                       <pic:pic>
                         <pic:nvPicPr>
-                          <pic:cNvPr descr="C:\Program Files\RStudio\resources\app\bin\quarto\share\formats\docx\important.png" id="54" name="Picture"/>
+                          <pic:cNvPr descr="C:\Users\BHETMAN\AppData\Local\Programs\Quarto\share\formats\docx\important.png" id="54" name="Picture"/>
                           <pic:cNvPicPr>
                             <a:picLocks noChangeArrowheads="1" noChangeAspect="1"/>
                           </pic:cNvPicPr>
@@ -9265,8 +9240,8 @@
             </w:r>
             <w:r>
               <w:rPr>
+                <w:b/>
                 <w:bCs/>
-                <w:b/>
               </w:rPr>
               <w:t xml:space="preserve">always</w:t>
             </w:r>
@@ -9277,6 +9252,7 @@
               <w:t xml:space="preserve">be broken down into smaller ones. When faced with a coding task that you’re unsure how to complete - start with the small things that you DO know how to do, and work up from there. You’d be surprised at how much you can accomplish when you just take things one piece at a time!</w:t>
             </w:r>
           </w:p>
+          <w:p/>
         </w:tc>
       </w:tr>
     </w:tbl>
@@ -9325,8 +9301,8 @@
       </w:r>
       <w:r>
         <w:rPr>
+          <w:i/>
           <w:iCs/>
-          <w:i/>
         </w:rPr>
         <w:t xml:space="preserve">Attack Rate</w:t>
       </w:r>
@@ -9673,6 +9649,7 @@
           </w:tcPr>
           <w:p>
             <w:pPr>
+              <w:pStyle w:val="Normal"/>
               <w:jc w:val="left"/>
               <w:pBdr>
                 <w:bottom w:val="none" w:sz="0" w:space="0" w:color="000000"/>
@@ -9687,7 +9664,6 @@
                 <w:i w:val="false"/>
                 <w:b w:val="true"/>
                 <w:u w:val="none"/>
-                <w:strike w:val="false"/>
                 <w:sz w:val="22"/>
                 <w:szCs w:val="22"/>
                 <w:color w:val="000000"/>
@@ -9699,7 +9675,6 @@
                 <w:i w:val="false"/>
                 <w:b w:val="true"/>
                 <w:u w:val="none"/>
-                <w:strike w:val="false"/>
                 <w:sz w:val="22"/>
                 <w:szCs w:val="22"/>
                 <w:color w:val="000000"/>
@@ -9727,6 +9702,7 @@
           </w:tcPr>
           <w:p>
             <w:pPr>
+              <w:pStyle w:val="Normal"/>
               <w:jc w:val="right"/>
               <w:pBdr>
                 <w:bottom w:val="none" w:sz="0" w:space="0" w:color="000000"/>
@@ -9741,7 +9717,6 @@
                 <w:i w:val="false"/>
                 <w:b w:val="true"/>
                 <w:u w:val="none"/>
-                <w:strike w:val="false"/>
                 <w:sz w:val="22"/>
                 <w:szCs w:val="22"/>
                 <w:color w:val="000000"/>
@@ -9753,7 +9728,6 @@
                 <w:i w:val="false"/>
                 <w:b w:val="true"/>
                 <w:u w:val="none"/>
-                <w:strike w:val="false"/>
                 <w:sz w:val="22"/>
                 <w:szCs w:val="22"/>
                 <w:color w:val="000000"/>
@@ -9787,6 +9761,7 @@
           </w:tcPr>
           <w:p>
             <w:pPr>
+              <w:pStyle w:val="Normal"/>
               <w:jc w:val="left"/>
               <w:pBdr>
                 <w:bottom w:val="none" w:sz="0" w:space="0" w:color="000000"/>
@@ -9801,7 +9776,6 @@
                 <w:i w:val="false"/>
                 <w:b w:val="false"/>
                 <w:u w:val="none"/>
-                <w:strike w:val="false"/>
                 <w:sz w:val="22"/>
                 <w:szCs w:val="22"/>
                 <w:color w:val="000000"/>
@@ -9813,7 +9787,6 @@
                 <w:i w:val="false"/>
                 <w:b w:val="false"/>
                 <w:u w:val="none"/>
-                <w:strike w:val="false"/>
                 <w:sz w:val="22"/>
                 <w:szCs w:val="22"/>
                 <w:color w:val="000000"/>
@@ -9841,6 +9814,7 @@
           </w:tcPr>
           <w:p>
             <w:pPr>
+              <w:pStyle w:val="Normal"/>
               <w:jc w:val="right"/>
               <w:pBdr>
                 <w:bottom w:val="none" w:sz="0" w:space="0" w:color="000000"/>
@@ -9855,7 +9829,6 @@
                 <w:i w:val="false"/>
                 <w:b w:val="false"/>
                 <w:u w:val="none"/>
-                <w:strike w:val="false"/>
                 <w:sz w:val="22"/>
                 <w:szCs w:val="22"/>
                 <w:color w:val="000000"/>
@@ -9867,7 +9840,6 @@
                 <w:i w:val="false"/>
                 <w:b w:val="false"/>
                 <w:u w:val="none"/>
-                <w:strike w:val="false"/>
                 <w:sz w:val="22"/>
                 <w:szCs w:val="22"/>
                 <w:color w:val="000000"/>
@@ -9901,6 +9873,7 @@
           </w:tcPr>
           <w:p>
             <w:pPr>
+              <w:pStyle w:val="Normal"/>
               <w:jc w:val="left"/>
               <w:pBdr>
                 <w:bottom w:val="none" w:sz="0" w:space="0" w:color="000000"/>
@@ -9915,7 +9888,6 @@
                 <w:i w:val="false"/>
                 <w:b w:val="false"/>
                 <w:u w:val="none"/>
-                <w:strike w:val="false"/>
                 <w:sz w:val="22"/>
                 <w:szCs w:val="22"/>
                 <w:color w:val="000000"/>
@@ -9927,7 +9899,6 @@
                 <w:i w:val="false"/>
                 <w:b w:val="false"/>
                 <w:u w:val="none"/>
-                <w:strike w:val="false"/>
                 <w:sz w:val="22"/>
                 <w:szCs w:val="22"/>
                 <w:color w:val="000000"/>
@@ -9955,6 +9926,7 @@
           </w:tcPr>
           <w:p>
             <w:pPr>
+              <w:pStyle w:val="Normal"/>
               <w:jc w:val="right"/>
               <w:pBdr>
                 <w:bottom w:val="none" w:sz="0" w:space="0" w:color="000000"/>
@@ -9969,7 +9941,6 @@
                 <w:i w:val="false"/>
                 <w:b w:val="false"/>
                 <w:u w:val="none"/>
-                <w:strike w:val="false"/>
                 <w:sz w:val="22"/>
                 <w:szCs w:val="22"/>
                 <w:color w:val="000000"/>
@@ -9981,7 +9952,6 @@
                 <w:i w:val="false"/>
                 <w:b w:val="false"/>
                 <w:u w:val="none"/>
-                <w:strike w:val="false"/>
                 <w:sz w:val="22"/>
                 <w:szCs w:val="22"/>
                 <w:color w:val="000000"/>
@@ -10015,6 +9985,7 @@
           </w:tcPr>
           <w:p>
             <w:pPr>
+              <w:pStyle w:val="Normal"/>
               <w:jc w:val="left"/>
               <w:pBdr>
                 <w:bottom w:val="none" w:sz="0" w:space="0" w:color="000000"/>
@@ -10029,7 +10000,6 @@
                 <w:i w:val="false"/>
                 <w:b w:val="false"/>
                 <w:u w:val="none"/>
-                <w:strike w:val="false"/>
                 <w:sz w:val="22"/>
                 <w:szCs w:val="22"/>
                 <w:color w:val="000000"/>
@@ -10041,7 +10011,6 @@
                 <w:i w:val="false"/>
                 <w:b w:val="false"/>
                 <w:u w:val="none"/>
-                <w:strike w:val="false"/>
                 <w:sz w:val="22"/>
                 <w:szCs w:val="22"/>
                 <w:color w:val="000000"/>
@@ -10069,6 +10038,7 @@
           </w:tcPr>
           <w:p>
             <w:pPr>
+              <w:pStyle w:val="Normal"/>
               <w:jc w:val="right"/>
               <w:pBdr>
                 <w:bottom w:val="none" w:sz="0" w:space="0" w:color="000000"/>
@@ -10083,7 +10053,6 @@
                 <w:i w:val="false"/>
                 <w:b w:val="false"/>
                 <w:u w:val="none"/>
-                <w:strike w:val="false"/>
                 <w:sz w:val="22"/>
                 <w:szCs w:val="22"/>
                 <w:color w:val="000000"/>
@@ -10095,7 +10064,6 @@
                 <w:i w:val="false"/>
                 <w:b w:val="false"/>
                 <w:u w:val="none"/>
-                <w:strike w:val="false"/>
                 <w:sz w:val="22"/>
                 <w:szCs w:val="22"/>
                 <w:color w:val="000000"/>
@@ -10129,6 +10097,7 @@
           </w:tcPr>
           <w:p>
             <w:pPr>
+              <w:pStyle w:val="Normal"/>
               <w:jc w:val="left"/>
               <w:pBdr>
                 <w:bottom w:val="none" w:sz="0" w:space="0" w:color="000000"/>
@@ -10143,7 +10112,6 @@
                 <w:i w:val="false"/>
                 <w:b w:val="false"/>
                 <w:u w:val="none"/>
-                <w:strike w:val="false"/>
                 <w:sz w:val="22"/>
                 <w:szCs w:val="22"/>
                 <w:color w:val="000000"/>
@@ -10155,7 +10123,6 @@
                 <w:i w:val="false"/>
                 <w:b w:val="false"/>
                 <w:u w:val="none"/>
-                <w:strike w:val="false"/>
                 <w:sz w:val="22"/>
                 <w:szCs w:val="22"/>
                 <w:color w:val="000000"/>
@@ -10183,6 +10150,7 @@
           </w:tcPr>
           <w:p>
             <w:pPr>
+              <w:pStyle w:val="Normal"/>
               <w:jc w:val="right"/>
               <w:pBdr>
                 <w:bottom w:val="none" w:sz="0" w:space="0" w:color="000000"/>
@@ -10197,7 +10165,6 @@
                 <w:i w:val="false"/>
                 <w:b w:val="false"/>
                 <w:u w:val="none"/>
-                <w:strike w:val="false"/>
                 <w:sz w:val="22"/>
                 <w:szCs w:val="22"/>
                 <w:color w:val="000000"/>
@@ -10209,7 +10176,6 @@
                 <w:i w:val="false"/>
                 <w:b w:val="false"/>
                 <w:u w:val="none"/>
-                <w:strike w:val="false"/>
                 <w:sz w:val="22"/>
                 <w:szCs w:val="22"/>
                 <w:color w:val="000000"/>
@@ -10243,6 +10209,7 @@
           </w:tcPr>
           <w:p>
             <w:pPr>
+              <w:pStyle w:val="Normal"/>
               <w:jc w:val="left"/>
               <w:pBdr>
                 <w:bottom w:val="none" w:sz="0" w:space="0" w:color="000000"/>
@@ -10257,7 +10224,6 @@
                 <w:i w:val="false"/>
                 <w:b w:val="false"/>
                 <w:u w:val="none"/>
-                <w:strike w:val="false"/>
                 <w:sz w:val="22"/>
                 <w:szCs w:val="22"/>
                 <w:color w:val="000000"/>
@@ -10269,7 +10235,6 @@
                 <w:i w:val="false"/>
                 <w:b w:val="false"/>
                 <w:u w:val="none"/>
-                <w:strike w:val="false"/>
                 <w:sz w:val="22"/>
                 <w:szCs w:val="22"/>
                 <w:color w:val="000000"/>
@@ -10297,6 +10262,7 @@
           </w:tcPr>
           <w:p>
             <w:pPr>
+              <w:pStyle w:val="Normal"/>
               <w:jc w:val="right"/>
               <w:pBdr>
                 <w:bottom w:val="none" w:sz="0" w:space="0" w:color="000000"/>
@@ -10311,7 +10277,6 @@
                 <w:i w:val="false"/>
                 <w:b w:val="false"/>
                 <w:u w:val="none"/>
-                <w:strike w:val="false"/>
                 <w:sz w:val="22"/>
                 <w:szCs w:val="22"/>
                 <w:color w:val="000000"/>
@@ -10323,7 +10288,6 @@
                 <w:i w:val="false"/>
                 <w:b w:val="false"/>
                 <w:u w:val="none"/>
-                <w:strike w:val="false"/>
                 <w:sz w:val="22"/>
                 <w:szCs w:val="22"/>
                 <w:color w:val="000000"/>
@@ -10357,6 +10321,7 @@
           </w:tcPr>
           <w:p>
             <w:pPr>
+              <w:pStyle w:val="Normal"/>
               <w:jc w:val="left"/>
               <w:pBdr>
                 <w:bottom w:val="none" w:sz="0" w:space="0" w:color="000000"/>
@@ -10371,7 +10336,6 @@
                 <w:i w:val="false"/>
                 <w:b w:val="false"/>
                 <w:u w:val="none"/>
-                <w:strike w:val="false"/>
                 <w:sz w:val="22"/>
                 <w:szCs w:val="22"/>
                 <w:color w:val="000000"/>
@@ -10383,7 +10347,6 @@
                 <w:i w:val="false"/>
                 <w:b w:val="false"/>
                 <w:u w:val="none"/>
-                <w:strike w:val="false"/>
                 <w:sz w:val="22"/>
                 <w:szCs w:val="22"/>
                 <w:color w:val="000000"/>
@@ -10411,6 +10374,7 @@
           </w:tcPr>
           <w:p>
             <w:pPr>
+              <w:pStyle w:val="Normal"/>
               <w:jc w:val="right"/>
               <w:pBdr>
                 <w:bottom w:val="none" w:sz="0" w:space="0" w:color="000000"/>
@@ -10425,7 +10389,6 @@
                 <w:i w:val="false"/>
                 <w:b w:val="false"/>
                 <w:u w:val="none"/>
-                <w:strike w:val="false"/>
                 <w:sz w:val="22"/>
                 <w:szCs w:val="22"/>
                 <w:color w:val="000000"/>
@@ -10437,7 +10400,6 @@
                 <w:i w:val="false"/>
                 <w:b w:val="false"/>
                 <w:u w:val="none"/>
-                <w:strike w:val="false"/>
                 <w:sz w:val="22"/>
                 <w:szCs w:val="22"/>
                 <w:color w:val="000000"/>
@@ -10471,6 +10433,7 @@
           </w:tcPr>
           <w:p>
             <w:pPr>
+              <w:pStyle w:val="Normal"/>
               <w:jc w:val="left"/>
               <w:pBdr>
                 <w:bottom w:val="none" w:sz="0" w:space="0" w:color="000000"/>
@@ -10485,7 +10448,6 @@
                 <w:i w:val="false"/>
                 <w:b w:val="false"/>
                 <w:u w:val="none"/>
-                <w:strike w:val="false"/>
                 <w:sz w:val="22"/>
                 <w:szCs w:val="22"/>
                 <w:color w:val="000000"/>
@@ -10497,7 +10459,6 @@
                 <w:i w:val="false"/>
                 <w:b w:val="false"/>
                 <w:u w:val="none"/>
-                <w:strike w:val="false"/>
                 <w:sz w:val="22"/>
                 <w:szCs w:val="22"/>
                 <w:color w:val="000000"/>
@@ -10525,6 +10486,7 @@
           </w:tcPr>
           <w:p>
             <w:pPr>
+              <w:pStyle w:val="Normal"/>
               <w:jc w:val="right"/>
               <w:pBdr>
                 <w:bottom w:val="none" w:sz="0" w:space="0" w:color="000000"/>
@@ -10539,7 +10501,6 @@
                 <w:i w:val="false"/>
                 <w:b w:val="false"/>
                 <w:u w:val="none"/>
-                <w:strike w:val="false"/>
                 <w:sz w:val="22"/>
                 <w:szCs w:val="22"/>
                 <w:color w:val="000000"/>
@@ -10551,7 +10512,6 @@
                 <w:i w:val="false"/>
                 <w:b w:val="false"/>
                 <w:u w:val="none"/>
-                <w:strike w:val="false"/>
                 <w:sz w:val="22"/>
                 <w:szCs w:val="22"/>
                 <w:color w:val="000000"/>
@@ -10585,6 +10545,7 @@
           </w:tcPr>
           <w:p>
             <w:pPr>
+              <w:pStyle w:val="Normal"/>
               <w:jc w:val="left"/>
               <w:pBdr>
                 <w:bottom w:val="none" w:sz="0" w:space="0" w:color="000000"/>
@@ -10599,7 +10560,6 @@
                 <w:i w:val="false"/>
                 <w:b w:val="false"/>
                 <w:u w:val="none"/>
-                <w:strike w:val="false"/>
                 <w:sz w:val="22"/>
                 <w:szCs w:val="22"/>
                 <w:color w:val="000000"/>
@@ -10611,7 +10571,6 @@
                 <w:i w:val="false"/>
                 <w:b w:val="false"/>
                 <w:u w:val="none"/>
-                <w:strike w:val="false"/>
                 <w:sz w:val="22"/>
                 <w:szCs w:val="22"/>
                 <w:color w:val="000000"/>
@@ -10639,6 +10598,7 @@
           </w:tcPr>
           <w:p>
             <w:pPr>
+              <w:pStyle w:val="Normal"/>
               <w:jc w:val="right"/>
               <w:pBdr>
                 <w:bottom w:val="none" w:sz="0" w:space="0" w:color="000000"/>
@@ -10653,7 +10613,6 @@
                 <w:i w:val="false"/>
                 <w:b w:val="false"/>
                 <w:u w:val="none"/>
-                <w:strike w:val="false"/>
                 <w:sz w:val="22"/>
                 <w:szCs w:val="22"/>
                 <w:color w:val="000000"/>
@@ -10665,7 +10624,6 @@
                 <w:i w:val="false"/>
                 <w:b w:val="false"/>
                 <w:u w:val="none"/>
-                <w:strike w:val="false"/>
                 <w:sz w:val="22"/>
                 <w:szCs w:val="22"/>
                 <w:color w:val="000000"/>
@@ -10699,6 +10657,7 @@
           </w:tcPr>
           <w:p>
             <w:pPr>
+              <w:pStyle w:val="Normal"/>
               <w:jc w:val="left"/>
               <w:pBdr>
                 <w:bottom w:val="none" w:sz="0" w:space="0" w:color="000000"/>
@@ -10713,7 +10672,6 @@
                 <w:i w:val="false"/>
                 <w:b w:val="false"/>
                 <w:u w:val="none"/>
-                <w:strike w:val="false"/>
                 <w:sz w:val="22"/>
                 <w:szCs w:val="22"/>
                 <w:color w:val="000000"/>
@@ -10725,7 +10683,6 @@
                 <w:i w:val="false"/>
                 <w:b w:val="false"/>
                 <w:u w:val="none"/>
-                <w:strike w:val="false"/>
                 <w:sz w:val="22"/>
                 <w:szCs w:val="22"/>
                 <w:color w:val="000000"/>
@@ -10753,6 +10710,7 @@
           </w:tcPr>
           <w:p>
             <w:pPr>
+              <w:pStyle w:val="Normal"/>
               <w:jc w:val="right"/>
               <w:pBdr>
                 <w:bottom w:val="none" w:sz="0" w:space="0" w:color="000000"/>
@@ -10767,7 +10725,6 @@
                 <w:i w:val="false"/>
                 <w:b w:val="false"/>
                 <w:u w:val="none"/>
-                <w:strike w:val="false"/>
                 <w:sz w:val="22"/>
                 <w:szCs w:val="22"/>
                 <w:color w:val="000000"/>
@@ -10779,7 +10736,6 @@
                 <w:i w:val="false"/>
                 <w:b w:val="false"/>
                 <w:u w:val="none"/>
-                <w:strike w:val="false"/>
                 <w:sz w:val="22"/>
                 <w:szCs w:val="22"/>
                 <w:color w:val="000000"/>
@@ -10813,6 +10769,7 @@
           </w:tcPr>
           <w:p>
             <w:pPr>
+              <w:pStyle w:val="Normal"/>
               <w:jc w:val="left"/>
               <w:pBdr>
                 <w:bottom w:val="none" w:sz="0" w:space="0" w:color="000000"/>
@@ -10827,7 +10784,6 @@
                 <w:i w:val="false"/>
                 <w:b w:val="false"/>
                 <w:u w:val="none"/>
-                <w:strike w:val="false"/>
                 <w:sz w:val="22"/>
                 <w:szCs w:val="22"/>
                 <w:color w:val="000000"/>
@@ -10839,7 +10795,6 @@
                 <w:i w:val="false"/>
                 <w:b w:val="false"/>
                 <w:u w:val="none"/>
-                <w:strike w:val="false"/>
                 <w:sz w:val="22"/>
                 <w:szCs w:val="22"/>
                 <w:color w:val="000000"/>
@@ -10867,6 +10822,7 @@
           </w:tcPr>
           <w:p>
             <w:pPr>
+              <w:pStyle w:val="Normal"/>
               <w:jc w:val="right"/>
               <w:pBdr>
                 <w:bottom w:val="none" w:sz="0" w:space="0" w:color="000000"/>
@@ -10881,7 +10837,6 @@
                 <w:i w:val="false"/>
                 <w:b w:val="false"/>
                 <w:u w:val="none"/>
-                <w:strike w:val="false"/>
                 <w:sz w:val="22"/>
                 <w:szCs w:val="22"/>
                 <w:color w:val="000000"/>
@@ -10893,7 +10848,6 @@
                 <w:i w:val="false"/>
                 <w:b w:val="false"/>
                 <w:u w:val="none"/>
-                <w:strike w:val="false"/>
                 <w:sz w:val="22"/>
                 <w:szCs w:val="22"/>
                 <w:color w:val="000000"/>
@@ -10927,6 +10881,7 @@
           </w:tcPr>
           <w:p>
             <w:pPr>
+              <w:pStyle w:val="Normal"/>
               <w:jc w:val="left"/>
               <w:pBdr>
                 <w:bottom w:val="none" w:sz="0" w:space="0" w:color="000000"/>
@@ -10941,7 +10896,6 @@
                 <w:i w:val="false"/>
                 <w:b w:val="false"/>
                 <w:u w:val="none"/>
-                <w:strike w:val="false"/>
                 <w:sz w:val="22"/>
                 <w:szCs w:val="22"/>
                 <w:color w:val="000000"/>
@@ -10953,7 +10907,6 @@
                 <w:i w:val="false"/>
                 <w:b w:val="false"/>
                 <w:u w:val="none"/>
-                <w:strike w:val="false"/>
                 <w:sz w:val="22"/>
                 <w:szCs w:val="22"/>
                 <w:color w:val="000000"/>
@@ -10981,6 +10934,7 @@
           </w:tcPr>
           <w:p>
             <w:pPr>
+              <w:pStyle w:val="Normal"/>
               <w:jc w:val="right"/>
               <w:pBdr>
                 <w:bottom w:val="none" w:sz="0" w:space="0" w:color="000000"/>
@@ -10995,7 +10949,6 @@
                 <w:i w:val="false"/>
                 <w:b w:val="false"/>
                 <w:u w:val="none"/>
-                <w:strike w:val="false"/>
                 <w:sz w:val="22"/>
                 <w:szCs w:val="22"/>
                 <w:color w:val="000000"/>
@@ -11007,7 +10960,6 @@
                 <w:i w:val="false"/>
                 <w:b w:val="false"/>
                 <w:u w:val="none"/>
-                <w:strike w:val="false"/>
                 <w:sz w:val="22"/>
                 <w:szCs w:val="22"/>
                 <w:color w:val="000000"/>
@@ -11041,6 +10993,7 @@
           </w:tcPr>
           <w:p>
             <w:pPr>
+              <w:pStyle w:val="Normal"/>
               <w:jc w:val="left"/>
               <w:pBdr>
                 <w:bottom w:val="none" w:sz="0" w:space="0" w:color="000000"/>
@@ -11055,7 +11008,6 @@
                 <w:i w:val="false"/>
                 <w:b w:val="false"/>
                 <w:u w:val="none"/>
-                <w:strike w:val="false"/>
                 <w:sz w:val="22"/>
                 <w:szCs w:val="22"/>
                 <w:color w:val="000000"/>
@@ -11067,7 +11019,6 @@
                 <w:i w:val="false"/>
                 <w:b w:val="false"/>
                 <w:u w:val="none"/>
-                <w:strike w:val="false"/>
                 <w:sz w:val="22"/>
                 <w:szCs w:val="22"/>
                 <w:color w:val="000000"/>
@@ -11095,6 +11046,7 @@
           </w:tcPr>
           <w:p>
             <w:pPr>
+              <w:pStyle w:val="Normal"/>
               <w:jc w:val="right"/>
               <w:pBdr>
                 <w:bottom w:val="none" w:sz="0" w:space="0" w:color="000000"/>
@@ -11109,7 +11061,6 @@
                 <w:i w:val="false"/>
                 <w:b w:val="false"/>
                 <w:u w:val="none"/>
-                <w:strike w:val="false"/>
                 <w:sz w:val="22"/>
                 <w:szCs w:val="22"/>
                 <w:color w:val="000000"/>
@@ -11121,7 +11072,6 @@
                 <w:i w:val="false"/>
                 <w:b w:val="false"/>
                 <w:u w:val="none"/>
-                <w:strike w:val="false"/>
                 <w:sz w:val="22"/>
                 <w:szCs w:val="22"/>
                 <w:color w:val="000000"/>
@@ -11232,24 +11182,24 @@
       </w:r>
       <w:r>
         <w:rPr>
+          <w:b/>
           <w:bCs/>
+        </w:rPr>
+        <w:t xml:space="preserve">general</w:t>
+      </w:r>
+      <w:r>
+        <w:t xml:space="preserve"> </w:t>
+      </w:r>
+      <w:r>
+        <w:t xml:space="preserve">illness case definition, but did not include the</w:t>
+      </w:r>
+      <w:r>
+        <w:t xml:space="preserve"> </w:t>
+      </w:r>
+      <w:r>
+        <w:rPr>
           <w:b/>
-        </w:rPr>
-        <w:t xml:space="preserve">general</w:t>
-      </w:r>
-      <w:r>
-        <w:t xml:space="preserve"> </w:t>
-      </w:r>
-      <w:r>
-        <w:t xml:space="preserve">illness case definition, but did not include the</w:t>
-      </w:r>
-      <w:r>
-        <w:t xml:space="preserve"> </w:t>
-      </w:r>
-      <w:r>
-        <w:rPr>
           <w:bCs/>
-          <w:b/>
         </w:rPr>
         <w:t xml:space="preserve">severe illness</w:t>
       </w:r>
@@ -11270,11 +11220,11 @@
     </w:p>
     <w:p>
       <w:pPr>
+        <w:pStyle w:val="Compact"/>
         <w:numPr>
           <w:ilvl w:val="0"/>
           <w:numId w:val="1009"/>
         </w:numPr>
-        <w:pStyle w:val="Compact"/>
       </w:pPr>
       <w:r>
         <w:t xml:space="preserve">Menu item</w:t>
@@ -11282,11 +11232,11 @@
     </w:p>
     <w:p>
       <w:pPr>
+        <w:pStyle w:val="Compact"/>
         <w:numPr>
           <w:ilvl w:val="0"/>
           <w:numId w:val="1009"/>
         </w:numPr>
-        <w:pStyle w:val="Compact"/>
       </w:pPr>
       <w:r>
         <w:t xml:space="preserve">General illness AR</w:t>
@@ -11294,11 +11244,11 @@
     </w:p>
     <w:p>
       <w:pPr>
+        <w:pStyle w:val="Compact"/>
         <w:numPr>
           <w:ilvl w:val="0"/>
           <w:numId w:val="1009"/>
         </w:numPr>
-        <w:pStyle w:val="Compact"/>
       </w:pPr>
       <w:r>
         <w:t xml:space="preserve">Severe illness AR</w:t>
@@ -11356,6 +11306,7 @@
           </w:tcPr>
           <w:p>
             <w:pPr>
+              <w:pStyle w:val="Normal"/>
               <w:jc w:val="left"/>
               <w:pBdr>
                 <w:bottom w:val="none" w:sz="0" w:space="0" w:color="000000"/>
@@ -11370,7 +11321,6 @@
                 <w:i w:val="false"/>
                 <w:b w:val="true"/>
                 <w:u w:val="none"/>
-                <w:strike w:val="false"/>
                 <w:sz w:val="22"/>
                 <w:szCs w:val="22"/>
                 <w:color w:val="000000"/>
@@ -11382,7 +11332,6 @@
                 <w:i w:val="false"/>
                 <w:b w:val="true"/>
                 <w:u w:val="none"/>
-                <w:strike w:val="false"/>
                 <w:sz w:val="22"/>
                 <w:szCs w:val="22"/>
                 <w:color w:val="000000"/>
@@ -11410,6 +11359,7 @@
           </w:tcPr>
           <w:p>
             <w:pPr>
+              <w:pStyle w:val="Normal"/>
               <w:jc w:val="right"/>
               <w:pBdr>
                 <w:bottom w:val="none" w:sz="0" w:space="0" w:color="000000"/>
@@ -11424,7 +11374,6 @@
                 <w:i w:val="false"/>
                 <w:b w:val="true"/>
                 <w:u w:val="none"/>
-                <w:strike w:val="false"/>
                 <w:sz w:val="22"/>
                 <w:szCs w:val="22"/>
                 <w:color w:val="000000"/>
@@ -11436,7 +11385,6 @@
                 <w:i w:val="false"/>
                 <w:b w:val="true"/>
                 <w:u w:val="none"/>
-                <w:strike w:val="false"/>
                 <w:sz w:val="22"/>
                 <w:szCs w:val="22"/>
                 <w:color w:val="000000"/>
@@ -11464,6 +11412,7 @@
           </w:tcPr>
           <w:p>
             <w:pPr>
+              <w:pStyle w:val="Normal"/>
               <w:jc w:val="right"/>
               <w:pBdr>
                 <w:bottom w:val="none" w:sz="0" w:space="0" w:color="000000"/>
@@ -11478,7 +11427,6 @@
                 <w:i w:val="false"/>
                 <w:b w:val="true"/>
                 <w:u w:val="none"/>
-                <w:strike w:val="false"/>
                 <w:sz w:val="22"/>
                 <w:szCs w:val="22"/>
                 <w:color w:val="000000"/>
@@ -11490,7 +11438,6 @@
                 <w:i w:val="false"/>
                 <w:b w:val="true"/>
                 <w:u w:val="none"/>
-                <w:strike w:val="false"/>
                 <w:sz w:val="22"/>
                 <w:szCs w:val="22"/>
                 <w:color w:val="000000"/>
@@ -11524,6 +11471,7 @@
           </w:tcPr>
           <w:p>
             <w:pPr>
+              <w:pStyle w:val="Normal"/>
               <w:jc w:val="left"/>
               <w:pBdr>
                 <w:bottom w:val="none" w:sz="0" w:space="0" w:color="000000"/>
@@ -11538,7 +11486,6 @@
                 <w:i w:val="false"/>
                 <w:b w:val="false"/>
                 <w:u w:val="none"/>
-                <w:strike w:val="false"/>
                 <w:sz w:val="22"/>
                 <w:szCs w:val="22"/>
                 <w:color w:val="000000"/>
@@ -11550,7 +11497,6 @@
                 <w:i w:val="false"/>
                 <w:b w:val="false"/>
                 <w:u w:val="none"/>
-                <w:strike w:val="false"/>
                 <w:sz w:val="22"/>
                 <w:szCs w:val="22"/>
                 <w:color w:val="000000"/>
@@ -11578,6 +11524,7 @@
           </w:tcPr>
           <w:p>
             <w:pPr>
+              <w:pStyle w:val="Normal"/>
               <w:jc w:val="right"/>
               <w:pBdr>
                 <w:bottom w:val="none" w:sz="0" w:space="0" w:color="000000"/>
@@ -11592,7 +11539,6 @@
                 <w:i w:val="false"/>
                 <w:b w:val="false"/>
                 <w:u w:val="none"/>
-                <w:strike w:val="false"/>
                 <w:sz w:val="22"/>
                 <w:szCs w:val="22"/>
                 <w:color w:val="000000"/>
@@ -11604,7 +11550,6 @@
                 <w:i w:val="false"/>
                 <w:b w:val="false"/>
                 <w:u w:val="none"/>
-                <w:strike w:val="false"/>
                 <w:sz w:val="22"/>
                 <w:szCs w:val="22"/>
                 <w:color w:val="000000"/>
@@ -11632,6 +11577,7 @@
           </w:tcPr>
           <w:p>
             <w:pPr>
+              <w:pStyle w:val="Normal"/>
               <w:jc w:val="right"/>
               <w:pBdr>
                 <w:bottom w:val="none" w:sz="0" w:space="0" w:color="000000"/>
@@ -11646,7 +11592,6 @@
                 <w:i w:val="false"/>
                 <w:b w:val="false"/>
                 <w:u w:val="none"/>
-                <w:strike w:val="false"/>
                 <w:sz w:val="22"/>
                 <w:szCs w:val="22"/>
                 <w:color w:val="000000"/>
@@ -11658,7 +11603,6 @@
                 <w:i w:val="false"/>
                 <w:b w:val="false"/>
                 <w:u w:val="none"/>
-                <w:strike w:val="false"/>
                 <w:sz w:val="22"/>
                 <w:szCs w:val="22"/>
                 <w:color w:val="000000"/>
@@ -11692,6 +11636,7 @@
           </w:tcPr>
           <w:p>
             <w:pPr>
+              <w:pStyle w:val="Normal"/>
               <w:jc w:val="left"/>
               <w:pBdr>
                 <w:bottom w:val="none" w:sz="0" w:space="0" w:color="000000"/>
@@ -11706,7 +11651,6 @@
                 <w:i w:val="false"/>
                 <w:b w:val="false"/>
                 <w:u w:val="none"/>
-                <w:strike w:val="false"/>
                 <w:sz w:val="22"/>
                 <w:szCs w:val="22"/>
                 <w:color w:val="000000"/>
@@ -11718,7 +11662,6 @@
                 <w:i w:val="false"/>
                 <w:b w:val="false"/>
                 <w:u w:val="none"/>
-                <w:strike w:val="false"/>
                 <w:sz w:val="22"/>
                 <w:szCs w:val="22"/>
                 <w:color w:val="000000"/>
@@ -11746,6 +11689,7 @@
           </w:tcPr>
           <w:p>
             <w:pPr>
+              <w:pStyle w:val="Normal"/>
               <w:jc w:val="right"/>
               <w:pBdr>
                 <w:bottom w:val="none" w:sz="0" w:space="0" w:color="000000"/>
@@ -11760,7 +11704,6 @@
                 <w:i w:val="false"/>
                 <w:b w:val="false"/>
                 <w:u w:val="none"/>
-                <w:strike w:val="false"/>
                 <w:sz w:val="22"/>
                 <w:szCs w:val="22"/>
                 <w:color w:val="000000"/>
@@ -11772,7 +11715,6 @@
                 <w:i w:val="false"/>
                 <w:b w:val="false"/>
                 <w:u w:val="none"/>
-                <w:strike w:val="false"/>
                 <w:sz w:val="22"/>
                 <w:szCs w:val="22"/>
                 <w:color w:val="000000"/>
@@ -11800,6 +11742,7 @@
           </w:tcPr>
           <w:p>
             <w:pPr>
+              <w:pStyle w:val="Normal"/>
               <w:jc w:val="right"/>
               <w:pBdr>
                 <w:bottom w:val="none" w:sz="0" w:space="0" w:color="000000"/>
@@ -11814,7 +11757,6 @@
                 <w:i w:val="false"/>
                 <w:b w:val="false"/>
                 <w:u w:val="none"/>
-                <w:strike w:val="false"/>
                 <w:sz w:val="22"/>
                 <w:szCs w:val="22"/>
                 <w:color w:val="000000"/>
@@ -11826,7 +11768,6 @@
                 <w:i w:val="false"/>
                 <w:b w:val="false"/>
                 <w:u w:val="none"/>
-                <w:strike w:val="false"/>
                 <w:sz w:val="22"/>
                 <w:szCs w:val="22"/>
                 <w:color w:val="000000"/>
@@ -11860,6 +11801,7 @@
           </w:tcPr>
           <w:p>
             <w:pPr>
+              <w:pStyle w:val="Normal"/>
               <w:jc w:val="left"/>
               <w:pBdr>
                 <w:bottom w:val="none" w:sz="0" w:space="0" w:color="000000"/>
@@ -11874,7 +11816,6 @@
                 <w:i w:val="false"/>
                 <w:b w:val="false"/>
                 <w:u w:val="none"/>
-                <w:strike w:val="false"/>
                 <w:sz w:val="22"/>
                 <w:szCs w:val="22"/>
                 <w:color w:val="000000"/>
@@ -11886,7 +11827,6 @@
                 <w:i w:val="false"/>
                 <w:b w:val="false"/>
                 <w:u w:val="none"/>
-                <w:strike w:val="false"/>
                 <w:sz w:val="22"/>
                 <w:szCs w:val="22"/>
                 <w:color w:val="000000"/>
@@ -11914,6 +11854,7 @@
           </w:tcPr>
           <w:p>
             <w:pPr>
+              <w:pStyle w:val="Normal"/>
               <w:jc w:val="right"/>
               <w:pBdr>
                 <w:bottom w:val="none" w:sz="0" w:space="0" w:color="000000"/>
@@ -11928,7 +11869,6 @@
                 <w:i w:val="false"/>
                 <w:b w:val="false"/>
                 <w:u w:val="none"/>
-                <w:strike w:val="false"/>
                 <w:sz w:val="22"/>
                 <w:szCs w:val="22"/>
                 <w:color w:val="000000"/>
@@ -11940,7 +11880,6 @@
                 <w:i w:val="false"/>
                 <w:b w:val="false"/>
                 <w:u w:val="none"/>
-                <w:strike w:val="false"/>
                 <w:sz w:val="22"/>
                 <w:szCs w:val="22"/>
                 <w:color w:val="000000"/>
@@ -11968,6 +11907,7 @@
           </w:tcPr>
           <w:p>
             <w:pPr>
+              <w:pStyle w:val="Normal"/>
               <w:jc w:val="right"/>
               <w:pBdr>
                 <w:bottom w:val="none" w:sz="0" w:space="0" w:color="000000"/>
@@ -11982,7 +11922,6 @@
                 <w:i w:val="false"/>
                 <w:b w:val="false"/>
                 <w:u w:val="none"/>
-                <w:strike w:val="false"/>
                 <w:sz w:val="22"/>
                 <w:szCs w:val="22"/>
                 <w:color w:val="000000"/>
@@ -11994,7 +11933,6 @@
                 <w:i w:val="false"/>
                 <w:b w:val="false"/>
                 <w:u w:val="none"/>
-                <w:strike w:val="false"/>
                 <w:sz w:val="22"/>
                 <w:szCs w:val="22"/>
                 <w:color w:val="000000"/>
@@ -12028,6 +11966,7 @@
           </w:tcPr>
           <w:p>
             <w:pPr>
+              <w:pStyle w:val="Normal"/>
               <w:jc w:val="left"/>
               <w:pBdr>
                 <w:bottom w:val="none" w:sz="0" w:space="0" w:color="000000"/>
@@ -12042,7 +11981,6 @@
                 <w:i w:val="false"/>
                 <w:b w:val="false"/>
                 <w:u w:val="none"/>
-                <w:strike w:val="false"/>
                 <w:sz w:val="22"/>
                 <w:szCs w:val="22"/>
                 <w:color w:val="000000"/>
@@ -12054,7 +11992,6 @@
                 <w:i w:val="false"/>
                 <w:b w:val="false"/>
                 <w:u w:val="none"/>
-                <w:strike w:val="false"/>
                 <w:sz w:val="22"/>
                 <w:szCs w:val="22"/>
                 <w:color w:val="000000"/>
@@ -12082,6 +12019,7 @@
           </w:tcPr>
           <w:p>
             <w:pPr>
+              <w:pStyle w:val="Normal"/>
               <w:jc w:val="right"/>
               <w:pBdr>
                 <w:bottom w:val="none" w:sz="0" w:space="0" w:color="000000"/>
@@ -12096,7 +12034,6 @@
                 <w:i w:val="false"/>
                 <w:b w:val="false"/>
                 <w:u w:val="none"/>
-                <w:strike w:val="false"/>
                 <w:sz w:val="22"/>
                 <w:szCs w:val="22"/>
                 <w:color w:val="000000"/>
@@ -12108,7 +12045,6 @@
                 <w:i w:val="false"/>
                 <w:b w:val="false"/>
                 <w:u w:val="none"/>
-                <w:strike w:val="false"/>
                 <w:sz w:val="22"/>
                 <w:szCs w:val="22"/>
                 <w:color w:val="000000"/>
@@ -12136,6 +12072,7 @@
           </w:tcPr>
           <w:p>
             <w:pPr>
+              <w:pStyle w:val="Normal"/>
               <w:jc w:val="right"/>
               <w:pBdr>
                 <w:bottom w:val="none" w:sz="0" w:space="0" w:color="000000"/>
@@ -12150,7 +12087,6 @@
                 <w:i w:val="false"/>
                 <w:b w:val="false"/>
                 <w:u w:val="none"/>
-                <w:strike w:val="false"/>
                 <w:sz w:val="22"/>
                 <w:szCs w:val="22"/>
                 <w:color w:val="000000"/>
@@ -12162,7 +12098,6 @@
                 <w:i w:val="false"/>
                 <w:b w:val="false"/>
                 <w:u w:val="none"/>
-                <w:strike w:val="false"/>
                 <w:sz w:val="22"/>
                 <w:szCs w:val="22"/>
                 <w:color w:val="000000"/>
@@ -12196,6 +12131,7 @@
           </w:tcPr>
           <w:p>
             <w:pPr>
+              <w:pStyle w:val="Normal"/>
               <w:jc w:val="left"/>
               <w:pBdr>
                 <w:bottom w:val="none" w:sz="0" w:space="0" w:color="000000"/>
@@ -12210,7 +12146,6 @@
                 <w:i w:val="false"/>
                 <w:b w:val="false"/>
                 <w:u w:val="none"/>
-                <w:strike w:val="false"/>
                 <w:sz w:val="22"/>
                 <w:szCs w:val="22"/>
                 <w:color w:val="000000"/>
@@ -12222,7 +12157,6 @@
                 <w:i w:val="false"/>
                 <w:b w:val="false"/>
                 <w:u w:val="none"/>
-                <w:strike w:val="false"/>
                 <w:sz w:val="22"/>
                 <w:szCs w:val="22"/>
                 <w:color w:val="000000"/>
@@ -12250,6 +12184,7 @@
           </w:tcPr>
           <w:p>
             <w:pPr>
+              <w:pStyle w:val="Normal"/>
               <w:jc w:val="right"/>
               <w:pBdr>
                 <w:bottom w:val="none" w:sz="0" w:space="0" w:color="000000"/>
@@ -12264,7 +12199,6 @@
                 <w:i w:val="false"/>
                 <w:b w:val="false"/>
                 <w:u w:val="none"/>
-                <w:strike w:val="false"/>
                 <w:sz w:val="22"/>
                 <w:szCs w:val="22"/>
                 <w:color w:val="000000"/>
@@ -12276,7 +12210,6 @@
                 <w:i w:val="false"/>
                 <w:b w:val="false"/>
                 <w:u w:val="none"/>
-                <w:strike w:val="false"/>
                 <w:sz w:val="22"/>
                 <w:szCs w:val="22"/>
                 <w:color w:val="000000"/>
@@ -12304,6 +12237,7 @@
           </w:tcPr>
           <w:p>
             <w:pPr>
+              <w:pStyle w:val="Normal"/>
               <w:jc w:val="right"/>
               <w:pBdr>
                 <w:bottom w:val="none" w:sz="0" w:space="0" w:color="000000"/>
@@ -12318,7 +12252,6 @@
                 <w:i w:val="false"/>
                 <w:b w:val="false"/>
                 <w:u w:val="none"/>
-                <w:strike w:val="false"/>
                 <w:sz w:val="22"/>
                 <w:szCs w:val="22"/>
                 <w:color w:val="000000"/>
@@ -12330,7 +12263,6 @@
                 <w:i w:val="false"/>
                 <w:b w:val="false"/>
                 <w:u w:val="none"/>
-                <w:strike w:val="false"/>
                 <w:sz w:val="22"/>
                 <w:szCs w:val="22"/>
                 <w:color w:val="000000"/>
@@ -12364,6 +12296,7 @@
           </w:tcPr>
           <w:p>
             <w:pPr>
+              <w:pStyle w:val="Normal"/>
               <w:jc w:val="left"/>
               <w:pBdr>
                 <w:bottom w:val="none" w:sz="0" w:space="0" w:color="000000"/>
@@ -12378,7 +12311,6 @@
                 <w:i w:val="false"/>
                 <w:b w:val="false"/>
                 <w:u w:val="none"/>
-                <w:strike w:val="false"/>
                 <w:sz w:val="22"/>
                 <w:szCs w:val="22"/>
                 <w:color w:val="000000"/>
@@ -12390,7 +12322,6 @@
                 <w:i w:val="false"/>
                 <w:b w:val="false"/>
                 <w:u w:val="none"/>
-                <w:strike w:val="false"/>
                 <w:sz w:val="22"/>
                 <w:szCs w:val="22"/>
                 <w:color w:val="000000"/>
@@ -12418,6 +12349,7 @@
           </w:tcPr>
           <w:p>
             <w:pPr>
+              <w:pStyle w:val="Normal"/>
               <w:jc w:val="right"/>
               <w:pBdr>
                 <w:bottom w:val="none" w:sz="0" w:space="0" w:color="000000"/>
@@ -12432,7 +12364,6 @@
                 <w:i w:val="false"/>
                 <w:b w:val="false"/>
                 <w:u w:val="none"/>
-                <w:strike w:val="false"/>
                 <w:sz w:val="22"/>
                 <w:szCs w:val="22"/>
                 <w:color w:val="000000"/>
@@ -12444,7 +12375,6 @@
                 <w:i w:val="false"/>
                 <w:b w:val="false"/>
                 <w:u w:val="none"/>
-                <w:strike w:val="false"/>
                 <w:sz w:val="22"/>
                 <w:szCs w:val="22"/>
                 <w:color w:val="000000"/>
@@ -12472,6 +12402,7 @@
           </w:tcPr>
           <w:p>
             <w:pPr>
+              <w:pStyle w:val="Normal"/>
               <w:jc w:val="right"/>
               <w:pBdr>
                 <w:bottom w:val="none" w:sz="0" w:space="0" w:color="000000"/>
@@ -12486,7 +12417,6 @@
                 <w:i w:val="false"/>
                 <w:b w:val="false"/>
                 <w:u w:val="none"/>
-                <w:strike w:val="false"/>
                 <w:sz w:val="22"/>
                 <w:szCs w:val="22"/>
                 <w:color w:val="000000"/>
@@ -12498,7 +12428,6 @@
                 <w:i w:val="false"/>
                 <w:b w:val="false"/>
                 <w:u w:val="none"/>
-                <w:strike w:val="false"/>
                 <w:sz w:val="22"/>
                 <w:szCs w:val="22"/>
                 <w:color w:val="000000"/>
@@ -12532,6 +12461,7 @@
           </w:tcPr>
           <w:p>
             <w:pPr>
+              <w:pStyle w:val="Normal"/>
               <w:jc w:val="left"/>
               <w:pBdr>
                 <w:bottom w:val="none" w:sz="0" w:space="0" w:color="000000"/>
@@ -12546,7 +12476,6 @@
                 <w:i w:val="false"/>
                 <w:b w:val="false"/>
                 <w:u w:val="none"/>
-                <w:strike w:val="false"/>
                 <w:sz w:val="22"/>
                 <w:szCs w:val="22"/>
                 <w:color w:val="000000"/>
@@ -12558,7 +12487,6 @@
                 <w:i w:val="false"/>
                 <w:b w:val="false"/>
                 <w:u w:val="none"/>
-                <w:strike w:val="false"/>
                 <w:sz w:val="22"/>
                 <w:szCs w:val="22"/>
                 <w:color w:val="000000"/>
@@ -12586,6 +12514,7 @@
           </w:tcPr>
           <w:p>
             <w:pPr>
+              <w:pStyle w:val="Normal"/>
               <w:jc w:val="right"/>
               <w:pBdr>
                 <w:bottom w:val="none" w:sz="0" w:space="0" w:color="000000"/>
@@ -12600,7 +12529,6 @@
                 <w:i w:val="false"/>
                 <w:b w:val="false"/>
                 <w:u w:val="none"/>
-                <w:strike w:val="false"/>
                 <w:sz w:val="22"/>
                 <w:szCs w:val="22"/>
                 <w:color w:val="000000"/>
@@ -12612,7 +12540,6 @@
                 <w:i w:val="false"/>
                 <w:b w:val="false"/>
                 <w:u w:val="none"/>
-                <w:strike w:val="false"/>
                 <w:sz w:val="22"/>
                 <w:szCs w:val="22"/>
                 <w:color w:val="000000"/>
@@ -12640,6 +12567,7 @@
           </w:tcPr>
           <w:p>
             <w:pPr>
+              <w:pStyle w:val="Normal"/>
               <w:jc w:val="right"/>
               <w:pBdr>
                 <w:bottom w:val="none" w:sz="0" w:space="0" w:color="000000"/>
@@ -12654,7 +12582,6 @@
                 <w:i w:val="false"/>
                 <w:b w:val="false"/>
                 <w:u w:val="none"/>
-                <w:strike w:val="false"/>
                 <w:sz w:val="22"/>
                 <w:szCs w:val="22"/>
                 <w:color w:val="000000"/>
@@ -12666,7 +12593,6 @@
                 <w:i w:val="false"/>
                 <w:b w:val="false"/>
                 <w:u w:val="none"/>
-                <w:strike w:val="false"/>
                 <w:sz w:val="22"/>
                 <w:szCs w:val="22"/>
                 <w:color w:val="000000"/>
@@ -12700,6 +12626,7 @@
           </w:tcPr>
           <w:p>
             <w:pPr>
+              <w:pStyle w:val="Normal"/>
               <w:jc w:val="left"/>
               <w:pBdr>
                 <w:bottom w:val="none" w:sz="0" w:space="0" w:color="000000"/>
@@ -12714,7 +12641,6 @@
                 <w:i w:val="false"/>
                 <w:b w:val="false"/>
                 <w:u w:val="none"/>
-                <w:strike w:val="false"/>
                 <w:sz w:val="22"/>
                 <w:szCs w:val="22"/>
                 <w:color w:val="000000"/>
@@ -12726,7 +12652,6 @@
                 <w:i w:val="false"/>
                 <w:b w:val="false"/>
                 <w:u w:val="none"/>
-                <w:strike w:val="false"/>
                 <w:sz w:val="22"/>
                 <w:szCs w:val="22"/>
                 <w:color w:val="000000"/>
@@ -12754,6 +12679,7 @@
           </w:tcPr>
           <w:p>
             <w:pPr>
+              <w:pStyle w:val="Normal"/>
               <w:jc w:val="right"/>
               <w:pBdr>
                 <w:bottom w:val="none" w:sz="0" w:space="0" w:color="000000"/>
@@ -12768,7 +12694,6 @@
                 <w:i w:val="false"/>
                 <w:b w:val="false"/>
                 <w:u w:val="none"/>
-                <w:strike w:val="false"/>
                 <w:sz w:val="22"/>
                 <w:szCs w:val="22"/>
                 <w:color w:val="000000"/>
@@ -12780,7 +12705,6 @@
                 <w:i w:val="false"/>
                 <w:b w:val="false"/>
                 <w:u w:val="none"/>
-                <w:strike w:val="false"/>
                 <w:sz w:val="22"/>
                 <w:szCs w:val="22"/>
                 <w:color w:val="000000"/>
@@ -12808,6 +12732,7 @@
           </w:tcPr>
           <w:p>
             <w:pPr>
+              <w:pStyle w:val="Normal"/>
               <w:jc w:val="right"/>
               <w:pBdr>
                 <w:bottom w:val="none" w:sz="0" w:space="0" w:color="000000"/>
@@ -12822,7 +12747,6 @@
                 <w:i w:val="false"/>
                 <w:b w:val="false"/>
                 <w:u w:val="none"/>
-                <w:strike w:val="false"/>
                 <w:sz w:val="22"/>
                 <w:szCs w:val="22"/>
                 <w:color w:val="000000"/>
@@ -12834,7 +12758,6 @@
                 <w:i w:val="false"/>
                 <w:b w:val="false"/>
                 <w:u w:val="none"/>
-                <w:strike w:val="false"/>
                 <w:sz w:val="22"/>
                 <w:szCs w:val="22"/>
                 <w:color w:val="000000"/>
@@ -12868,6 +12791,7 @@
           </w:tcPr>
           <w:p>
             <w:pPr>
+              <w:pStyle w:val="Normal"/>
               <w:jc w:val="left"/>
               <w:pBdr>
                 <w:bottom w:val="none" w:sz="0" w:space="0" w:color="000000"/>
@@ -12882,7 +12806,6 @@
                 <w:i w:val="false"/>
                 <w:b w:val="false"/>
                 <w:u w:val="none"/>
-                <w:strike w:val="false"/>
                 <w:sz w:val="22"/>
                 <w:szCs w:val="22"/>
                 <w:color w:val="000000"/>
@@ -12894,7 +12817,6 @@
                 <w:i w:val="false"/>
                 <w:b w:val="false"/>
                 <w:u w:val="none"/>
-                <w:strike w:val="false"/>
                 <w:sz w:val="22"/>
                 <w:szCs w:val="22"/>
                 <w:color w:val="000000"/>
@@ -12922,6 +12844,7 @@
           </w:tcPr>
           <w:p>
             <w:pPr>
+              <w:pStyle w:val="Normal"/>
               <w:jc w:val="right"/>
               <w:pBdr>
                 <w:bottom w:val="none" w:sz="0" w:space="0" w:color="000000"/>
@@ -12936,7 +12859,6 @@
                 <w:i w:val="false"/>
                 <w:b w:val="false"/>
                 <w:u w:val="none"/>
-                <w:strike w:val="false"/>
                 <w:sz w:val="22"/>
                 <w:szCs w:val="22"/>
                 <w:color w:val="000000"/>
@@ -12948,7 +12870,6 @@
                 <w:i w:val="false"/>
                 <w:b w:val="false"/>
                 <w:u w:val="none"/>
-                <w:strike w:val="false"/>
                 <w:sz w:val="22"/>
                 <w:szCs w:val="22"/>
                 <w:color w:val="000000"/>
@@ -12976,6 +12897,7 @@
           </w:tcPr>
           <w:p>
             <w:pPr>
+              <w:pStyle w:val="Normal"/>
               <w:jc w:val="right"/>
               <w:pBdr>
                 <w:bottom w:val="none" w:sz="0" w:space="0" w:color="000000"/>
@@ -12990,7 +12912,6 @@
                 <w:i w:val="false"/>
                 <w:b w:val="false"/>
                 <w:u w:val="none"/>
-                <w:strike w:val="false"/>
                 <w:sz w:val="22"/>
                 <w:szCs w:val="22"/>
                 <w:color w:val="000000"/>
@@ -13002,7 +12923,6 @@
                 <w:i w:val="false"/>
                 <w:b w:val="false"/>
                 <w:u w:val="none"/>
-                <w:strike w:val="false"/>
                 <w:sz w:val="22"/>
                 <w:szCs w:val="22"/>
                 <w:color w:val="000000"/>
@@ -13036,6 +12956,7 @@
           </w:tcPr>
           <w:p>
             <w:pPr>
+              <w:pStyle w:val="Normal"/>
               <w:jc w:val="left"/>
               <w:pBdr>
                 <w:bottom w:val="none" w:sz="0" w:space="0" w:color="000000"/>
@@ -13050,7 +12971,6 @@
                 <w:i w:val="false"/>
                 <w:b w:val="false"/>
                 <w:u w:val="none"/>
-                <w:strike w:val="false"/>
                 <w:sz w:val="22"/>
                 <w:szCs w:val="22"/>
                 <w:color w:val="000000"/>
@@ -13062,7 +12982,6 @@
                 <w:i w:val="false"/>
                 <w:b w:val="false"/>
                 <w:u w:val="none"/>
-                <w:strike w:val="false"/>
                 <w:sz w:val="22"/>
                 <w:szCs w:val="22"/>
                 <w:color w:val="000000"/>
@@ -13090,6 +13009,7 @@
           </w:tcPr>
           <w:p>
             <w:pPr>
+              <w:pStyle w:val="Normal"/>
               <w:jc w:val="right"/>
               <w:pBdr>
                 <w:bottom w:val="none" w:sz="0" w:space="0" w:color="000000"/>
@@ -13104,7 +13024,6 @@
                 <w:i w:val="false"/>
                 <w:b w:val="false"/>
                 <w:u w:val="none"/>
-                <w:strike w:val="false"/>
                 <w:sz w:val="22"/>
                 <w:szCs w:val="22"/>
                 <w:color w:val="000000"/>
@@ -13116,7 +13035,6 @@
                 <w:i w:val="false"/>
                 <w:b w:val="false"/>
                 <w:u w:val="none"/>
-                <w:strike w:val="false"/>
                 <w:sz w:val="22"/>
                 <w:szCs w:val="22"/>
                 <w:color w:val="000000"/>
@@ -13144,6 +13062,7 @@
           </w:tcPr>
           <w:p>
             <w:pPr>
+              <w:pStyle w:val="Normal"/>
               <w:jc w:val="right"/>
               <w:pBdr>
                 <w:bottom w:val="none" w:sz="0" w:space="0" w:color="000000"/>
@@ -13158,7 +13077,6 @@
                 <w:i w:val="false"/>
                 <w:b w:val="false"/>
                 <w:u w:val="none"/>
-                <w:strike w:val="false"/>
                 <w:sz w:val="22"/>
                 <w:szCs w:val="22"/>
                 <w:color w:val="000000"/>
@@ -13170,7 +13088,6 @@
                 <w:i w:val="false"/>
                 <w:b w:val="false"/>
                 <w:u w:val="none"/>
-                <w:strike w:val="false"/>
                 <w:sz w:val="22"/>
                 <w:szCs w:val="22"/>
                 <w:color w:val="000000"/>
@@ -13204,6 +13121,7 @@
           </w:tcPr>
           <w:p>
             <w:pPr>
+              <w:pStyle w:val="Normal"/>
               <w:jc w:val="left"/>
               <w:pBdr>
                 <w:bottom w:val="none" w:sz="0" w:space="0" w:color="000000"/>
@@ -13218,7 +13136,6 @@
                 <w:i w:val="false"/>
                 <w:b w:val="false"/>
                 <w:u w:val="none"/>
-                <w:strike w:val="false"/>
                 <w:sz w:val="22"/>
                 <w:szCs w:val="22"/>
                 <w:color w:val="000000"/>
@@ -13230,7 +13147,6 @@
                 <w:i w:val="false"/>
                 <w:b w:val="false"/>
                 <w:u w:val="none"/>
-                <w:strike w:val="false"/>
                 <w:sz w:val="22"/>
                 <w:szCs w:val="22"/>
                 <w:color w:val="000000"/>
@@ -13258,6 +13174,7 @@
           </w:tcPr>
           <w:p>
             <w:pPr>
+              <w:pStyle w:val="Normal"/>
               <w:jc w:val="right"/>
               <w:pBdr>
                 <w:bottom w:val="none" w:sz="0" w:space="0" w:color="000000"/>
@@ -13272,7 +13189,6 @@
                 <w:i w:val="false"/>
                 <w:b w:val="false"/>
                 <w:u w:val="none"/>
-                <w:strike w:val="false"/>
                 <w:sz w:val="22"/>
                 <w:szCs w:val="22"/>
                 <w:color w:val="000000"/>
@@ -13284,7 +13200,6 @@
                 <w:i w:val="false"/>
                 <w:b w:val="false"/>
                 <w:u w:val="none"/>
-                <w:strike w:val="false"/>
                 <w:sz w:val="22"/>
                 <w:szCs w:val="22"/>
                 <w:color w:val="000000"/>
@@ -13312,6 +13227,7 @@
           </w:tcPr>
           <w:p>
             <w:pPr>
+              <w:pStyle w:val="Normal"/>
               <w:jc w:val="right"/>
               <w:pBdr>
                 <w:bottom w:val="none" w:sz="0" w:space="0" w:color="000000"/>
@@ -13326,7 +13242,6 @@
                 <w:i w:val="false"/>
                 <w:b w:val="false"/>
                 <w:u w:val="none"/>
-                <w:strike w:val="false"/>
                 <w:sz w:val="22"/>
                 <w:szCs w:val="22"/>
                 <w:color w:val="000000"/>
@@ -13338,7 +13253,6 @@
                 <w:i w:val="false"/>
                 <w:b w:val="false"/>
                 <w:u w:val="none"/>
-                <w:strike w:val="false"/>
                 <w:sz w:val="22"/>
                 <w:szCs w:val="22"/>
                 <w:color w:val="000000"/>
@@ -13372,6 +13286,7 @@
           </w:tcPr>
           <w:p>
             <w:pPr>
+              <w:pStyle w:val="Normal"/>
               <w:jc w:val="left"/>
               <w:pBdr>
                 <w:bottom w:val="none" w:sz="0" w:space="0" w:color="000000"/>
@@ -13386,7 +13301,6 @@
                 <w:i w:val="false"/>
                 <w:b w:val="false"/>
                 <w:u w:val="none"/>
-                <w:strike w:val="false"/>
                 <w:sz w:val="22"/>
                 <w:szCs w:val="22"/>
                 <w:color w:val="000000"/>
@@ -13398,7 +13312,6 @@
                 <w:i w:val="false"/>
                 <w:b w:val="false"/>
                 <w:u w:val="none"/>
-                <w:strike w:val="false"/>
                 <w:sz w:val="22"/>
                 <w:szCs w:val="22"/>
                 <w:color w:val="000000"/>
@@ -13426,6 +13339,7 @@
           </w:tcPr>
           <w:p>
             <w:pPr>
+              <w:pStyle w:val="Normal"/>
               <w:jc w:val="right"/>
               <w:pBdr>
                 <w:bottom w:val="none" w:sz="0" w:space="0" w:color="000000"/>
@@ -13440,7 +13354,6 @@
                 <w:i w:val="false"/>
                 <w:b w:val="false"/>
                 <w:u w:val="none"/>
-                <w:strike w:val="false"/>
                 <w:sz w:val="22"/>
                 <w:szCs w:val="22"/>
                 <w:color w:val="000000"/>
@@ -13452,7 +13365,6 @@
                 <w:i w:val="false"/>
                 <w:b w:val="false"/>
                 <w:u w:val="none"/>
-                <w:strike w:val="false"/>
                 <w:sz w:val="22"/>
                 <w:szCs w:val="22"/>
                 <w:color w:val="000000"/>
@@ -13480,6 +13392,7 @@
           </w:tcPr>
           <w:p>
             <w:pPr>
+              <w:pStyle w:val="Normal"/>
               <w:jc w:val="right"/>
               <w:pBdr>
                 <w:bottom w:val="none" w:sz="0" w:space="0" w:color="000000"/>
@@ -13494,7 +13407,6 @@
                 <w:i w:val="false"/>
                 <w:b w:val="false"/>
                 <w:u w:val="none"/>
-                <w:strike w:val="false"/>
                 <w:sz w:val="22"/>
                 <w:szCs w:val="22"/>
                 <w:color w:val="000000"/>
@@ -13506,7 +13418,6 @@
                 <w:i w:val="false"/>
                 <w:b w:val="false"/>
                 <w:u w:val="none"/>
-                <w:strike w:val="false"/>
                 <w:sz w:val="22"/>
                 <w:szCs w:val="22"/>
                 <w:color w:val="000000"/>
@@ -13607,8 +13518,8 @@
       </w:r>
       <w:r>
         <w:rPr>
+          <w:b/>
           <w:bCs/>
-          <w:b/>
         </w:rPr>
         <w:t xml:space="preserve">S. S. Rainbow Cake</w:t>
       </w:r>
@@ -13617,7 +13528,11 @@
       </w:r>
     </w:p>
     <w:bookmarkEnd w:id="63"/>
-    <w:sectPr/>
+    <w:sectPr>
+      <w:footnotePr>
+        <w:numRestart w:val="eachSect"/>
+      </w:footnotePr>
+    </w:sectPr>
   </w:body>
 </w:document>
 </file>
@@ -13648,14 +13563,14 @@
 <file path=word/numbering.xml><?xml version="1.0" encoding="utf-8"?>
 <w:numbering xmlns:w="http://schemas.openxmlformats.org/wordprocessingml/2006/main">
   <w:abstractNum w:abstractNumId="990">
-    <w:nsid w:val="A990"/>
+    <w:nsid w:val="0000A990"/>
     <w:multiLevelType w:val="multilevel"/>
     <w:lvl w:ilvl="0">
       <w:numFmt w:val="bullet"/>
       <w:lvlText w:val=" "/>
       <w:lvlJc w:val="left"/>
       <w:pPr>
-        <w:ind w:left="720" w:hanging="480"/>
+        <w:ind w:left="720" w:hanging="360"/>
       </w:pPr>
     </w:lvl>
     <w:lvl w:ilvl="1">
@@ -13663,7 +13578,7 @@
       <w:lvlText w:val=" "/>
       <w:lvlJc w:val="left"/>
       <w:pPr>
-        <w:ind w:left="1440" w:hanging="480"/>
+        <w:ind w:left="1440" w:hanging="360"/>
       </w:pPr>
     </w:lvl>
     <w:lvl w:ilvl="2">
@@ -13671,7 +13586,7 @@
       <w:lvlText w:val=" "/>
       <w:lvlJc w:val="left"/>
       <w:pPr>
-        <w:ind w:left="2160" w:hanging="480"/>
+        <w:ind w:left="2160" w:hanging="360"/>
       </w:pPr>
     </w:lvl>
     <w:lvl w:ilvl="3">
@@ -13679,7 +13594,7 @@
       <w:lvlText w:val=" "/>
       <w:lvlJc w:val="left"/>
       <w:pPr>
-        <w:ind w:left="2880" w:hanging="480"/>
+        <w:ind w:left="2880" w:hanging="360"/>
       </w:pPr>
     </w:lvl>
     <w:lvl w:ilvl="4">
@@ -13687,7 +13602,7 @@
       <w:lvlText w:val=" "/>
       <w:lvlJc w:val="left"/>
       <w:pPr>
-        <w:ind w:left="3600" w:hanging="480"/>
+        <w:ind w:left="3600" w:hanging="360"/>
       </w:pPr>
     </w:lvl>
     <w:lvl w:ilvl="5">
@@ -13695,7 +13610,7 @@
       <w:lvlText w:val=" "/>
       <w:lvlJc w:val="left"/>
       <w:pPr>
-        <w:ind w:left="4320" w:hanging="480"/>
+        <w:ind w:left="4320" w:hanging="360"/>
       </w:pPr>
     </w:lvl>
     <w:lvl w:ilvl="6">
@@ -13703,7 +13618,7 @@
       <w:lvlText w:val=" "/>
       <w:lvlJc w:val="left"/>
       <w:pPr>
-        <w:ind w:left="5040" w:hanging="480"/>
+        <w:ind w:left="5040" w:hanging="360"/>
       </w:pPr>
     </w:lvl>
     <w:lvl w:ilvl="7">
@@ -13711,7 +13626,7 @@
       <w:lvlText w:val=" "/>
       <w:lvlJc w:val="left"/>
       <w:pPr>
-        <w:ind w:left="5760" w:hanging="480"/>
+        <w:ind w:left="5760" w:hanging="360"/>
       </w:pPr>
     </w:lvl>
     <w:lvl w:ilvl="8">
@@ -13719,12 +13634,12 @@
       <w:lvlText w:val=" "/>
       <w:lvlJc w:val="left"/>
       <w:pPr>
-        <w:ind w:left="6480" w:hanging="480"/>
+        <w:ind w:left="6480" w:hanging="360"/>
       </w:pPr>
     </w:lvl>
   </w:abstractNum>
   <w:abstractNum w:abstractNumId="99411">
-    <w:nsid w:val="A99411"/>
+    <w:nsid w:val="00A99411"/>
     <w:multiLevelType w:val="multilevel"/>
     <w:lvl w:ilvl="0">
       <w:start w:val="1"/>
@@ -13732,7 +13647,7 @@
       <w:lvlText w:val="%1."/>
       <w:lvlJc w:val="left"/>
       <w:pPr>
-        <w:ind w:left="720" w:hanging="480"/>
+        <w:ind w:left="720" w:hanging="360"/>
       </w:pPr>
     </w:lvl>
     <w:lvl w:ilvl="1">
@@ -13741,7 +13656,7 @@
       <w:lvlText w:val="%2."/>
       <w:lvlJc w:val="left"/>
       <w:pPr>
-        <w:ind w:left="1440" w:hanging="480"/>
+        <w:ind w:left="1440" w:hanging="360"/>
       </w:pPr>
     </w:lvl>
     <w:lvl w:ilvl="2">
@@ -13750,7 +13665,7 @@
       <w:lvlText w:val="%3."/>
       <w:lvlJc w:val="left"/>
       <w:pPr>
-        <w:ind w:left="2160" w:hanging="480"/>
+        <w:ind w:left="2160" w:hanging="360"/>
       </w:pPr>
     </w:lvl>
     <w:lvl w:ilvl="3">
@@ -13759,7 +13674,7 @@
       <w:lvlText w:val="%4."/>
       <w:lvlJc w:val="left"/>
       <w:pPr>
-        <w:ind w:left="2880" w:hanging="480"/>
+        <w:ind w:left="2880" w:hanging="360"/>
       </w:pPr>
     </w:lvl>
     <w:lvl w:ilvl="4">
@@ -13768,7 +13683,7 @@
       <w:lvlText w:val="%5."/>
       <w:lvlJc w:val="left"/>
       <w:pPr>
-        <w:ind w:left="3600" w:hanging="480"/>
+        <w:ind w:left="3600" w:hanging="360"/>
       </w:pPr>
     </w:lvl>
     <w:lvl w:ilvl="5">
@@ -13777,7 +13692,7 @@
       <w:lvlText w:val="%6."/>
       <w:lvlJc w:val="left"/>
       <w:pPr>
-        <w:ind w:left="4320" w:hanging="480"/>
+        <w:ind w:left="4320" w:hanging="360"/>
       </w:pPr>
     </w:lvl>
     <w:lvl w:ilvl="6">
@@ -13786,7 +13701,7 @@
       <w:lvlText w:val="%7."/>
       <w:lvlJc w:val="left"/>
       <w:pPr>
-        <w:ind w:left="5040" w:hanging="480"/>
+        <w:ind w:left="5040" w:hanging="360"/>
       </w:pPr>
     </w:lvl>
     <w:lvl w:ilvl="7">
@@ -13795,7 +13710,7 @@
       <w:lvlText w:val="%8."/>
       <w:lvlJc w:val="left"/>
       <w:pPr>
-        <w:ind w:left="5760" w:hanging="480"/>
+        <w:ind w:left="5760" w:hanging="360"/>
       </w:pPr>
     </w:lvl>
     <w:lvl w:ilvl="8">
@@ -13804,84 +13719,111 @@
       <w:lvlText w:val="%9."/>
       <w:lvlJc w:val="left"/>
       <w:pPr>
-        <w:ind w:left="6480" w:hanging="480"/>
+        <w:ind w:left="6480" w:hanging="360"/>
       </w:pPr>
     </w:lvl>
   </w:abstractNum>
   <w:abstractNum w:abstractNumId="991">
-    <w:nsid w:val="A991"/>
+    <w:nsid w:val="0000A991"/>
     <w:multiLevelType w:val="multilevel"/>
     <w:lvl w:ilvl="0">
       <w:numFmt w:val="bullet"/>
-      <w:lvlText w:val="•"/>
+      <w:lvlText w:val=""/>
       <w:lvlJc w:val="left"/>
       <w:pPr>
-        <w:ind w:left="720" w:hanging="480"/>
-      </w:pPr>
+        <w:ind w:left="720" w:hanging="360"/>
+      </w:pPr>
+      <w:rPr>
+        <w:rFonts w:ascii="Symbol" w:hAnsi="Symbol" w:cs="Symbol" w:hint="default"/>
+      </w:rPr>
     </w:lvl>
     <w:lvl w:ilvl="1">
       <w:numFmt w:val="bullet"/>
-      <w:lvlText w:val="–"/>
+      <w:lvlText w:val="o"/>
       <w:lvlJc w:val="left"/>
       <w:pPr>
-        <w:ind w:left="1440" w:hanging="480"/>
-      </w:pPr>
+        <w:ind w:left="1440" w:hanging="360"/>
+      </w:pPr>
+      <w:rPr>
+        <w:rFonts w:ascii="Courier New" w:hAnsi="Courier New" w:cs="Courier New" w:hint="default"/>
+      </w:rPr>
     </w:lvl>
     <w:lvl w:ilvl="2">
       <w:numFmt w:val="bullet"/>
-      <w:lvlText w:val="•"/>
+      <w:lvlText w:val=""/>
       <w:lvlJc w:val="left"/>
       <w:pPr>
-        <w:ind w:left="2160" w:hanging="480"/>
-      </w:pPr>
+        <w:ind w:left="2160" w:hanging="360"/>
+      </w:pPr>
+      <w:rPr>
+        <w:rFonts w:ascii="Wingdings" w:hAnsi="Wingdings" w:cs="Wingdings" w:hint="default"/>
+      </w:rPr>
     </w:lvl>
     <w:lvl w:ilvl="3">
       <w:numFmt w:val="bullet"/>
-      <w:lvlText w:val="–"/>
+      <w:lvlText w:val=""/>
       <w:lvlJc w:val="left"/>
       <w:pPr>
-        <w:ind w:left="2880" w:hanging="480"/>
-      </w:pPr>
+        <w:ind w:left="2880" w:hanging="360"/>
+      </w:pPr>
+      <w:rPr>
+        <w:rFonts w:ascii="Symbol" w:hAnsi="Symbol" w:cs="Symbol" w:hint="default"/>
+      </w:rPr>
     </w:lvl>
     <w:lvl w:ilvl="4">
       <w:numFmt w:val="bullet"/>
-      <w:lvlText w:val="•"/>
+      <w:lvlText w:val="o"/>
       <w:lvlJc w:val="left"/>
       <w:pPr>
-        <w:ind w:left="3600" w:hanging="480"/>
-      </w:pPr>
+        <w:ind w:left="3600" w:hanging="360"/>
+      </w:pPr>
+      <w:rPr>
+        <w:rFonts w:ascii="Courier New" w:hAnsi="Courier New" w:cs="Courier New" w:hint="default"/>
+      </w:rPr>
     </w:lvl>
     <w:lvl w:ilvl="5">
       <w:numFmt w:val="bullet"/>
-      <w:lvlText w:val="–"/>
+      <w:lvlText w:val=""/>
       <w:lvlJc w:val="left"/>
       <w:pPr>
-        <w:ind w:left="4320" w:hanging="480"/>
-      </w:pPr>
+        <w:ind w:left="4320" w:hanging="360"/>
+      </w:pPr>
+      <w:rPr>
+        <w:rFonts w:ascii="Wingdings" w:hAnsi="Wingdings" w:cs="Wingdings" w:hint="default"/>
+      </w:rPr>
     </w:lvl>
     <w:lvl w:ilvl="6">
       <w:numFmt w:val="bullet"/>
-      <w:lvlText w:val="•"/>
+      <w:lvlText w:val=""/>
       <w:lvlJc w:val="left"/>
       <w:pPr>
-        <w:ind w:left="5040" w:hanging="480"/>
-      </w:pPr>
+        <w:ind w:left="5040" w:hanging="360"/>
+      </w:pPr>
+      <w:rPr>
+        <w:rFonts w:ascii="Symbol" w:hAnsi="Symbol" w:cs="Symbol" w:hint="default"/>
+      </w:rPr>
     </w:lvl>
     <w:lvl w:ilvl="7">
       <w:numFmt w:val="bullet"/>
-      <w:lvlText w:val="–"/>
+      <w:lvlText w:val="o"/>
       <w:lvlJc w:val="left"/>
       <w:pPr>
-        <w:ind w:left="5760" w:hanging="480"/>
-      </w:pPr>
+        <w:ind w:left="5760" w:hanging="360"/>
+      </w:pPr>
+      <w:rPr>
+        <w:rFonts w:ascii="Courier New" w:hAnsi="Courier New" w:cs="Courier New" w:hint="default"/>
+      </w:rPr>
     </w:lvl>
     <w:lvl w:ilvl="8">
       <w:numFmt w:val="bullet"/>
-      <w:lvlText w:val="•"/>
+      <w:lvlText w:val=""/>
       <w:lvlJc w:val="left"/>
       <w:pPr>
-        <w:ind w:left="6480" w:hanging="480"/>
-      </w:pPr>
+        <w:ind w:left="6480" w:hanging="360"/>
+      </w:pPr>
+      <w:rPr>
+        <w:rFonts w:ascii="Wingdings" w:hAnsi="Wingdings" w:cs="Wingdings" w:hint="default"/>
+      </w:rPr>
     </w:lvl>
   </w:abstractNum>
   <w:num w:numId="1000">
@@ -14078,10 +14020,10 @@
     <w:name w:val="Body Text"/>
     <w:basedOn w:val="Normal"/>
     <w:link w:val="BodyTextChar"/>
+    <w:qFormat/>
     <w:pPr>
       <w:spacing w:after="180" w:before="180"/>
     </w:pPr>
-    <w:qFormat/>
   </w:style>
   <w:style w:customStyle="1" w:styleId="FirstParagraph" w:type="paragraph">
     <w:name w:val="First Paragraph"/>
@@ -14101,57 +14043,94 @@
     <w:name w:val="Title"/>
     <w:basedOn w:val="Normal"/>
     <w:next w:val="BodyText"/>
+    <w:link w:val="TitleChar"/>
+    <w:uiPriority w:val="10"/>
     <w:qFormat/>
+    <w:rsid w:val="00A10FD9"/>
     <w:pPr>
-      <w:keepNext/>
-      <w:keepLines/>
-      <w:spacing w:after="240" w:before="480"/>
+      <w:spacing w:after="80" w:line="240" w:lineRule="auto"/>
+      <w:contextualSpacing/>
       <w:jc w:val="center"/>
     </w:pPr>
     <w:rPr>
       <w:rFonts w:asciiTheme="majorHAnsi" w:cstheme="majorBidi" w:eastAsiaTheme="majorEastAsia" w:hAnsiTheme="majorHAnsi"/>
-      <w:b/>
-      <w:bCs/>
-      <w:color w:themeColor="accent1" w:themeShade="B5" w:val="345A8A"/>
-      <w:sz w:val="36"/>
-      <w:szCs w:val="36"/>
+      <w:sz w:val="56"/>
+      <w:szCs w:val="56"/>
+    </w:rPr>
+  </w:style>
+  <w:style w:customStyle="1" w:styleId="TitleChar" w:type="character">
+    <w:name w:val="Title Char"/>
+    <w:basedOn w:val="DefaultParagraphFont"/>
+    <w:link w:val="Title"/>
+    <w:uiPriority w:val="10"/>
+    <w:rsid w:val="00A10FD9"/>
+    <w:rPr>
+      <w:rFonts w:asciiTheme="majorHAnsi" w:cstheme="majorBidi" w:eastAsiaTheme="majorEastAsia" w:hAnsiTheme="majorHAnsi"/>
+      <w:sz w:val="56"/>
+      <w:szCs w:val="56"/>
     </w:rPr>
   </w:style>
   <w:style w:styleId="Subtitle" w:type="paragraph">
     <w:name w:val="Subtitle"/>
     <w:basedOn w:val="Title"/>
     <w:next w:val="BodyText"/>
+    <w:link w:val="SubtitleChar"/>
+    <w:uiPriority w:val="11"/>
     <w:qFormat/>
+    <w:rsid w:val="00A10FD9"/>
     <w:pPr>
-      <w:keepNext/>
-      <w:keepLines/>
-      <w:spacing w:after="240" w:before="240"/>
-      <w:jc w:val="center"/>
+      <w:numPr>
+        <w:ilvl w:val="1"/>
+      </w:numPr>
     </w:pPr>
     <w:rPr>
-      <w:sz w:val="30"/>
-      <w:szCs w:val="30"/>
+      <w:rFonts w:cstheme="majorBidi" w:eastAsiaTheme="majorEastAsia"/>
+      <w:spacing w:val="15"/>
+      <w:sz w:val="28"/>
+      <w:szCs w:val="28"/>
+    </w:rPr>
+  </w:style>
+  <w:style w:customStyle="1" w:styleId="SubtitleChar" w:type="character">
+    <w:name w:val="Subtitle Char"/>
+    <w:basedOn w:val="DefaultParagraphFont"/>
+    <w:link w:val="Subtitle"/>
+    <w:uiPriority w:val="11"/>
+    <w:rsid w:val="00A10FD9"/>
+    <w:rPr>
+      <w:rFonts w:cstheme="majorBidi" w:eastAsiaTheme="majorEastAsia"/>
+      <w:color w:themeColor="text1" w:themeTint="A6" w:val="595959"/>
+      <w:spacing w:val="15"/>
+      <w:sz w:val="28"/>
+      <w:szCs w:val="28"/>
     </w:rPr>
   </w:style>
   <w:style w:customStyle="1" w:styleId="Author" w:type="paragraph">
     <w:name w:val="Author"/>
+    <w:basedOn w:val="Title"/>
     <w:next w:val="BodyText"/>
     <w:qFormat/>
     <w:pPr>
       <w:keepNext/>
       <w:keepLines/>
-      <w:jc w:val="center"/>
     </w:pPr>
+    <w:rPr>
+      <w:sz w:val="24"/>
+      <w:szCs w:val="24"/>
+    </w:rPr>
   </w:style>
   <w:style w:styleId="Date" w:type="paragraph">
     <w:name w:val="Date"/>
+    <w:basedOn w:val="Title"/>
     <w:next w:val="BodyText"/>
     <w:qFormat/>
     <w:pPr>
       <w:keepNext/>
       <w:keepLines/>
-      <w:jc w:val="center"/>
     </w:pPr>
+    <w:rPr>
+      <w:sz w:val="24"/>
+      <w:szCs w:val="24"/>
+    </w:rPr>
   </w:style>
   <w:style w:customStyle="1" w:styleId="AbstractTitle" w:type="paragraph">
     <w:name w:val="Abstract Title"/>
@@ -14161,15 +14140,13 @@
     <w:pPr>
       <w:keepNext/>
       <w:keepLines/>
+      <w:spacing w:after="0" w:before="300"/>
       <w:jc w:val="center"/>
-      <w:spacing w:after="0" w:before="300"/>
     </w:pPr>
     <w:rPr>
+      <w:b/>
       <w:sz w:val="20"/>
       <w:szCs w:val="20"/>
-      <w:b/>
-      <w:color w:val="345A8A"/>
-      &gt;
     </w:rPr>
   </w:style>
   <w:style w:customStyle="1" w:styleId="Abstract" w:type="paragraph">
@@ -14196,191 +14173,321 @@
     <w:rPr/>
   </w:style>
   <w:style w:styleId="Heading1" w:type="paragraph">
-    <w:name w:val="Heading 1"/>
+    <w:name w:val="heading 1"/>
     <w:basedOn w:val="Normal"/>
     <w:next w:val="BodyText"/>
+    <w:link w:val="Heading1Char"/>
     <w:uiPriority w:val="9"/>
     <w:qFormat/>
+    <w:rsid w:val="00A10FD9"/>
     <w:pPr>
       <w:keepNext/>
       <w:keepLines/>
-      <w:spacing w:after="0" w:before="480"/>
+      <w:spacing w:after="80" w:before="360"/>
       <w:outlineLvl w:val="0"/>
     </w:pPr>
     <w:rPr>
       <w:rFonts w:asciiTheme="majorHAnsi" w:cstheme="majorBidi" w:eastAsiaTheme="majorEastAsia" w:hAnsiTheme="majorHAnsi"/>
-      <w:b/>
-      <w:bCs/>
-      <w:color w:themeColor="accent1" w:val="4F81BD"/>
+      <w:color w:themeColor="accent1" w:themeShade="BF" w:val="0F4761"/>
+      <w:sz w:val="40"/>
+      <w:szCs w:val="40"/>
+    </w:rPr>
+  </w:style>
+  <w:style w:styleId="Heading2" w:type="paragraph">
+    <w:name w:val="heading 2"/>
+    <w:basedOn w:val="Normal"/>
+    <w:next w:val="BodyText"/>
+    <w:link w:val="Heading2Char"/>
+    <w:uiPriority w:val="9"/>
+    <w:semiHidden/>
+    <w:unhideWhenUsed/>
+    <w:qFormat/>
+    <w:rsid w:val="00A10FD9"/>
+    <w:pPr>
+      <w:keepNext/>
+      <w:keepLines/>
+      <w:spacing w:after="80" w:before="160"/>
+      <w:outlineLvl w:val="1"/>
+    </w:pPr>
+    <w:rPr>
+      <w:rFonts w:asciiTheme="majorHAnsi" w:cstheme="majorBidi" w:eastAsiaTheme="majorEastAsia" w:hAnsiTheme="majorHAnsi"/>
+      <w:color w:themeColor="accent1" w:themeShade="BF" w:val="0F4761"/>
       <w:sz w:val="32"/>
       <w:szCs w:val="32"/>
     </w:rPr>
   </w:style>
-  <w:style w:styleId="Heading2" w:type="paragraph">
-    <w:name w:val="Heading 2"/>
+  <w:style w:styleId="Heading3" w:type="paragraph">
+    <w:name w:val="heading 3"/>
     <w:basedOn w:val="Normal"/>
     <w:next w:val="BodyText"/>
+    <w:link w:val="Heading3Char"/>
     <w:uiPriority w:val="9"/>
+    <w:semiHidden/>
     <w:unhideWhenUsed/>
     <w:qFormat/>
+    <w:rsid w:val="00A10FD9"/>
     <w:pPr>
       <w:keepNext/>
       <w:keepLines/>
-      <w:spacing w:after="0" w:before="200"/>
-      <w:outlineLvl w:val="1"/>
+      <w:spacing w:after="80" w:before="160"/>
+      <w:outlineLvl w:val="2"/>
     </w:pPr>
     <w:rPr>
-      <w:rFonts w:asciiTheme="majorHAnsi" w:cstheme="majorBidi" w:eastAsiaTheme="majorEastAsia" w:hAnsiTheme="majorHAnsi"/>
-      <w:b/>
-      <w:bCs/>
-      <w:color w:themeColor="accent1" w:val="4F81BD"/>
+      <w:rFonts w:cstheme="majorBidi" w:eastAsiaTheme="majorEastAsia"/>
+      <w:color w:themeColor="accent1" w:themeShade="BF" w:val="0F4761"/>
       <w:sz w:val="28"/>
       <w:szCs w:val="28"/>
     </w:rPr>
   </w:style>
-  <w:style w:styleId="Heading3" w:type="paragraph">
-    <w:name w:val="Heading 3"/>
+  <w:style w:styleId="Heading4" w:type="paragraph">
+    <w:name w:val="heading 4"/>
     <w:basedOn w:val="Normal"/>
     <w:next w:val="BodyText"/>
+    <w:link w:val="Heading4Char"/>
     <w:uiPriority w:val="9"/>
+    <w:semiHidden/>
     <w:unhideWhenUsed/>
     <w:qFormat/>
+    <w:rsid w:val="00A10FD9"/>
     <w:pPr>
       <w:keepNext/>
       <w:keepLines/>
-      <w:spacing w:after="0" w:before="200"/>
-      <w:outlineLvl w:val="2"/>
+      <w:spacing w:after="40" w:before="80"/>
+      <w:outlineLvl w:val="3"/>
     </w:pPr>
     <w:rPr>
-      <w:rFonts w:asciiTheme="majorHAnsi" w:cstheme="majorBidi" w:eastAsiaTheme="majorEastAsia" w:hAnsiTheme="majorHAnsi"/>
-      <w:b/>
-      <w:bCs/>
-      <w:color w:themeColor="accent1" w:val="4F81BD"/>
-      <w:sz w:val="24"/>
-      <w:szCs w:val="24"/>
+      <w:rFonts w:cstheme="majorBidi" w:eastAsiaTheme="majorEastAsia"/>
+      <w:i/>
+      <w:iCs/>
+      <w:color w:themeColor="accent1" w:themeShade="BF" w:val="0F4761"/>
     </w:rPr>
   </w:style>
-  <w:style w:styleId="Heading4" w:type="paragraph">
-    <w:name w:val="Heading 4"/>
+  <w:style w:styleId="Heading5" w:type="paragraph">
+    <w:name w:val="heading 5"/>
     <w:basedOn w:val="Normal"/>
     <w:next w:val="BodyText"/>
+    <w:link w:val="Heading5Char"/>
     <w:uiPriority w:val="9"/>
+    <w:semiHidden/>
     <w:unhideWhenUsed/>
     <w:qFormat/>
+    <w:rsid w:val="00A10FD9"/>
     <w:pPr>
       <w:keepNext/>
       <w:keepLines/>
-      <w:spacing w:after="0" w:before="200"/>
-      <w:outlineLvl w:val="3"/>
+      <w:spacing w:after="40" w:before="80"/>
+      <w:outlineLvl w:val="4"/>
     </w:pPr>
     <w:rPr>
-      <w:rFonts w:asciiTheme="majorHAnsi" w:cstheme="majorBidi" w:eastAsiaTheme="majorEastAsia" w:hAnsiTheme="majorHAnsi"/>
-      <w:i/>
-      <w:bCs/>
-      <w:color w:themeColor="accent1" w:val="4F81BD"/>
-      <w:sz w:val="24"/>
-      <w:szCs w:val="24"/>
+      <w:rFonts w:cstheme="majorBidi" w:eastAsiaTheme="majorEastAsia"/>
+      <w:color w:themeColor="accent1" w:themeShade="BF" w:val="0F4761"/>
     </w:rPr>
   </w:style>
-  <w:style w:styleId="Heading5" w:type="paragraph">
-    <w:name w:val="Heading 5"/>
+  <w:style w:styleId="Heading6" w:type="paragraph">
+    <w:name w:val="heading 6"/>
     <w:basedOn w:val="Normal"/>
     <w:next w:val="BodyText"/>
+    <w:link w:val="Heading6Char"/>
     <w:uiPriority w:val="9"/>
+    <w:semiHidden/>
     <w:unhideWhenUsed/>
     <w:qFormat/>
+    <w:rsid w:val="00A10FD9"/>
     <w:pPr>
       <w:keepNext/>
       <w:keepLines/>
-      <w:spacing w:after="0" w:before="200"/>
-      <w:outlineLvl w:val="4"/>
+      <w:spacing w:after="0" w:before="40"/>
+      <w:outlineLvl w:val="5"/>
     </w:pPr>
     <w:rPr>
-      <w:rFonts w:asciiTheme="majorHAnsi" w:cstheme="majorBidi" w:eastAsiaTheme="majorEastAsia" w:hAnsiTheme="majorHAnsi"/>
+      <w:rFonts w:cstheme="majorBidi" w:eastAsiaTheme="majorEastAsia"/>
+      <w:i/>
       <w:iCs/>
-      <w:color w:themeColor="accent1" w:val="4F81BD"/>
-      <w:sz w:val="24"/>
-      <w:szCs w:val="24"/>
+      <w:color w:themeColor="text1" w:themeTint="A6" w:val="595959"/>
     </w:rPr>
   </w:style>
-  <w:style w:styleId="Heading6" w:type="paragraph">
-    <w:name w:val="Heading 6"/>
+  <w:style w:styleId="Heading7" w:type="paragraph">
+    <w:name w:val="heading 7"/>
     <w:basedOn w:val="Normal"/>
     <w:next w:val="BodyText"/>
+    <w:link w:val="Heading7Char"/>
     <w:uiPriority w:val="9"/>
+    <w:semiHidden/>
     <w:unhideWhenUsed/>
     <w:qFormat/>
+    <w:rsid w:val="00A10FD9"/>
     <w:pPr>
       <w:keepNext/>
       <w:keepLines/>
-      <w:spacing w:after="0" w:before="200"/>
-      <w:outlineLvl w:val="5"/>
+      <w:spacing w:after="0" w:before="40"/>
+      <w:outlineLvl w:val="6"/>
     </w:pPr>
     <w:rPr>
-      <w:rFonts w:asciiTheme="majorHAnsi" w:cstheme="majorBidi" w:eastAsiaTheme="majorEastAsia" w:hAnsiTheme="majorHAnsi"/>
-      <w:color w:themeColor="accent1" w:val="4F81BD"/>
-      <w:sz w:val="24"/>
-      <w:szCs w:val="24"/>
+      <w:rFonts w:cstheme="majorBidi" w:eastAsiaTheme="majorEastAsia"/>
+      <w:color w:themeColor="text1" w:themeTint="A6" w:val="595959"/>
     </w:rPr>
   </w:style>
-  <w:style w:styleId="Heading7" w:type="paragraph">
-    <w:name w:val="Heading 7"/>
+  <w:style w:styleId="Heading8" w:type="paragraph">
+    <w:name w:val="heading 8"/>
     <w:basedOn w:val="Normal"/>
     <w:next w:val="BodyText"/>
+    <w:link w:val="Heading8Char"/>
     <w:uiPriority w:val="9"/>
+    <w:semiHidden/>
     <w:unhideWhenUsed/>
     <w:qFormat/>
+    <w:rsid w:val="00A10FD9"/>
     <w:pPr>
       <w:keepNext/>
       <w:keepLines/>
-      <w:spacing w:after="0" w:before="200"/>
-      <w:outlineLvl w:val="6"/>
+      <w:spacing w:after="0"/>
+      <w:outlineLvl w:val="7"/>
     </w:pPr>
     <w:rPr>
-      <w:rFonts w:asciiTheme="majorHAnsi" w:cstheme="majorBidi" w:eastAsiaTheme="majorEastAsia" w:hAnsiTheme="majorHAnsi"/>
-      <w:color w:themeColor="accent1" w:val="4F81BD"/>
-      <w:sz w:val="24"/>
-      <w:szCs w:val="24"/>
+      <w:rFonts w:cstheme="majorBidi" w:eastAsiaTheme="majorEastAsia"/>
+      <w:i/>
+      <w:iCs/>
+      <w:color w:themeColor="text1" w:themeTint="D8" w:val="272727"/>
     </w:rPr>
   </w:style>
-  <w:style w:styleId="Heading8" w:type="paragraph">
-    <w:name w:val="Heading 8"/>
+  <w:style w:styleId="Heading9" w:type="paragraph">
+    <w:name w:val="heading 9"/>
     <w:basedOn w:val="Normal"/>
     <w:next w:val="BodyText"/>
+    <w:link w:val="Heading9Char"/>
     <w:uiPriority w:val="9"/>
+    <w:semiHidden/>
     <w:unhideWhenUsed/>
     <w:qFormat/>
+    <w:rsid w:val="00A10FD9"/>
     <w:pPr>
       <w:keepNext/>
       <w:keepLines/>
-      <w:spacing w:after="0" w:before="200"/>
-      <w:outlineLvl w:val="7"/>
-    </w:pPr>
-    <w:rPr>
-      <w:rFonts w:asciiTheme="majorHAnsi" w:cstheme="majorBidi" w:eastAsiaTheme="majorEastAsia" w:hAnsiTheme="majorHAnsi"/>
-      <w:color w:themeColor="accent1" w:val="4F81BD"/>
-      <w:sz w:val="24"/>
-      <w:szCs w:val="24"/>
-    </w:rPr>
-  </w:style>
-  <w:style w:styleId="Heading9" w:type="paragraph">
-    <w:name w:val="Heading 9"/>
-    <w:basedOn w:val="Normal"/>
-    <w:next w:val="BodyText"/>
-    <w:uiPriority w:val="9"/>
-    <w:unhideWhenUsed/>
-    <w:qFormat/>
-    <w:pPr>
-      <w:keepNext/>
-      <w:keepLines/>
-      <w:spacing w:after="0" w:before="200"/>
+      <w:spacing w:after="0"/>
       <w:outlineLvl w:val="8"/>
     </w:pPr>
     <w:rPr>
+      <w:rFonts w:cstheme="majorBidi" w:eastAsiaTheme="majorEastAsia"/>
+      <w:color w:themeColor="text1" w:themeTint="D8" w:val="272727"/>
+    </w:rPr>
+  </w:style>
+  <w:style w:customStyle="1" w:styleId="Heading1Char" w:type="character">
+    <w:name w:val="Heading 1 Char"/>
+    <w:basedOn w:val="DefaultParagraphFont"/>
+    <w:link w:val="Heading1"/>
+    <w:uiPriority w:val="9"/>
+    <w:rsid w:val="00A10FD9"/>
+    <w:rPr>
       <w:rFonts w:asciiTheme="majorHAnsi" w:cstheme="majorBidi" w:eastAsiaTheme="majorEastAsia" w:hAnsiTheme="majorHAnsi"/>
-      <w:color w:themeColor="accent1" w:val="4F81BD"/>
-      <w:sz w:val="24"/>
-      <w:szCs w:val="24"/>
+      <w:color w:themeColor="accent1" w:themeShade="BF" w:val="0F4761"/>
+      <w:sz w:val="40"/>
+      <w:szCs w:val="40"/>
+    </w:rPr>
+  </w:style>
+  <w:style w:customStyle="1" w:styleId="Heading2Char" w:type="character">
+    <w:name w:val="Heading 2 Char"/>
+    <w:basedOn w:val="DefaultParagraphFont"/>
+    <w:link w:val="Heading2"/>
+    <w:uiPriority w:val="9"/>
+    <w:semiHidden/>
+    <w:rsid w:val="00A10FD9"/>
+    <w:rPr>
+      <w:rFonts w:asciiTheme="majorHAnsi" w:cstheme="majorBidi" w:eastAsiaTheme="majorEastAsia" w:hAnsiTheme="majorHAnsi"/>
+      <w:color w:themeColor="accent1" w:themeShade="BF" w:val="0F4761"/>
+      <w:sz w:val="32"/>
+      <w:szCs w:val="32"/>
+    </w:rPr>
+  </w:style>
+  <w:style w:customStyle="1" w:styleId="Heading3Char" w:type="character">
+    <w:name w:val="Heading 3 Char"/>
+    <w:basedOn w:val="DefaultParagraphFont"/>
+    <w:link w:val="Heading3"/>
+    <w:uiPriority w:val="9"/>
+    <w:semiHidden/>
+    <w:rsid w:val="00A10FD9"/>
+    <w:rPr>
+      <w:rFonts w:cstheme="majorBidi" w:eastAsiaTheme="majorEastAsia"/>
+      <w:color w:themeColor="accent1" w:themeShade="BF" w:val="0F4761"/>
+      <w:sz w:val="28"/>
+      <w:szCs w:val="28"/>
+    </w:rPr>
+  </w:style>
+  <w:style w:customStyle="1" w:styleId="Heading4Char" w:type="character">
+    <w:name w:val="Heading 4 Char"/>
+    <w:basedOn w:val="DefaultParagraphFont"/>
+    <w:link w:val="Heading4"/>
+    <w:uiPriority w:val="9"/>
+    <w:semiHidden/>
+    <w:rsid w:val="00A10FD9"/>
+    <w:rPr>
+      <w:rFonts w:cstheme="majorBidi" w:eastAsiaTheme="majorEastAsia"/>
+      <w:i/>
+      <w:iCs/>
+      <w:color w:themeColor="accent1" w:themeShade="BF" w:val="0F4761"/>
+    </w:rPr>
+  </w:style>
+  <w:style w:customStyle="1" w:styleId="Heading5Char" w:type="character">
+    <w:name w:val="Heading 5 Char"/>
+    <w:basedOn w:val="DefaultParagraphFont"/>
+    <w:link w:val="Heading5"/>
+    <w:uiPriority w:val="9"/>
+    <w:semiHidden/>
+    <w:rsid w:val="00A10FD9"/>
+    <w:rPr>
+      <w:rFonts w:cstheme="majorBidi" w:eastAsiaTheme="majorEastAsia"/>
+      <w:color w:themeColor="accent1" w:themeShade="BF" w:val="0F4761"/>
+    </w:rPr>
+  </w:style>
+  <w:style w:customStyle="1" w:styleId="Heading6Char" w:type="character">
+    <w:name w:val="Heading 6 Char"/>
+    <w:basedOn w:val="DefaultParagraphFont"/>
+    <w:link w:val="Heading6"/>
+    <w:uiPriority w:val="9"/>
+    <w:semiHidden/>
+    <w:rsid w:val="00A10FD9"/>
+    <w:rPr>
+      <w:rFonts w:cstheme="majorBidi" w:eastAsiaTheme="majorEastAsia"/>
+      <w:i/>
+      <w:iCs/>
+      <w:color w:themeColor="text1" w:themeTint="A6" w:val="595959"/>
+    </w:rPr>
+  </w:style>
+  <w:style w:customStyle="1" w:styleId="Heading7Char" w:type="character">
+    <w:name w:val="Heading 7 Char"/>
+    <w:basedOn w:val="DefaultParagraphFont"/>
+    <w:link w:val="Heading7"/>
+    <w:uiPriority w:val="9"/>
+    <w:semiHidden/>
+    <w:rsid w:val="00A10FD9"/>
+    <w:rPr>
+      <w:rFonts w:cstheme="majorBidi" w:eastAsiaTheme="majorEastAsia"/>
+      <w:color w:themeColor="text1" w:themeTint="A6" w:val="595959"/>
+    </w:rPr>
+  </w:style>
+  <w:style w:customStyle="1" w:styleId="Heading8Char" w:type="character">
+    <w:name w:val="Heading 8 Char"/>
+    <w:basedOn w:val="DefaultParagraphFont"/>
+    <w:link w:val="Heading8"/>
+    <w:uiPriority w:val="9"/>
+    <w:semiHidden/>
+    <w:rsid w:val="00A10FD9"/>
+    <w:rPr>
+      <w:rFonts w:cstheme="majorBidi" w:eastAsiaTheme="majorEastAsia"/>
+      <w:i/>
+      <w:iCs/>
+      <w:color w:themeColor="text1" w:themeTint="D8" w:val="272727"/>
+    </w:rPr>
+  </w:style>
+  <w:style w:customStyle="1" w:styleId="Heading9Char" w:type="character">
+    <w:name w:val="Heading 9 Char"/>
+    <w:basedOn w:val="DefaultParagraphFont"/>
+    <w:link w:val="Heading9"/>
+    <w:uiPriority w:val="9"/>
+    <w:semiHidden/>
+    <w:rsid w:val="00A10FD9"/>
+    <w:rPr>
+      <w:rFonts w:cstheme="majorBidi" w:eastAsiaTheme="majorEastAsia"/>
+      <w:color w:themeColor="text1" w:themeTint="D8" w:val="272727"/>
     </w:rPr>
   </w:style>
   <w:style w:styleId="BlockText" w:type="paragraph">
@@ -14405,8 +14512,8 @@
   </w:style>
   <w:style w:styleId="FootnoteBlockText" w:type="paragraph">
     <w:name w:val="Footnote Block Text"/>
-    <w:basedOn w:val="Footnote Text"/>
-    <w:next w:val="Footnote Text"/>
+    <w:basedOn w:val="FootnoteText"/>
+    <w:next w:val="FootnoteText"/>
     <w:uiPriority w:val="9"/>
     <w:unhideWhenUsed/>
     <w:qFormat/>
@@ -14444,10 +14551,10 @@
         <w:jc w:val="left"/>
       </w:trPr>
       <w:tcPr>
-        <w:vAlign w:val="bottom"/>
         <w:tcBorders>
           <w:bottom w:val="single"/>
         </w:tcBorders>
+        <w:vAlign w:val="bottom"/>
       </w:tcPr>
     </w:tblStylePr>
   </w:style>
@@ -14563,6 +14670,7 @@
     <w:name w:val="KeywordTok"/>
     <w:basedOn w:val="VerbatimChar"/>
     <w:rPr>
+      <w:b/>
       <w:color w:val="003b4f"/>
       <w:shd w:val="clear" w:fill="f1f3f5"/>
     </w:rPr>
@@ -14667,9 +14775,9 @@
     <w:name w:val="DocumentationTok"/>
     <w:basedOn w:val="VerbatimChar"/>
     <w:rPr>
+      <w:i/>
       <w:color w:val="5e5e5e"/>
       <w:shd w:val="clear" w:fill="f1f3f5"/>
-      <w:i/>
     </w:rPr>
   </w:style>
   <w:style w:type="character" w:customStyle="1" w:styleId="AnnotationTok">
@@ -14684,9 +14792,9 @@
     <w:name w:val="CommentVarTok"/>
     <w:basedOn w:val="VerbatimChar"/>
     <w:rPr>
+      <w:i/>
       <w:color w:val="5e5e5e"/>
       <w:shd w:val="clear" w:fill="f1f3f5"/>
-      <w:i/>
     </w:rPr>
   </w:style>
   <w:style w:type="character" w:customStyle="1" w:styleId="OtherTok">
@@ -14717,6 +14825,7 @@
     <w:name w:val="ControlFlowTok"/>
     <w:basedOn w:val="VerbatimChar"/>
     <w:rPr>
+      <w:b/>
       <w:color w:val="003b4f"/>
       <w:shd w:val="clear" w:fill="f1f3f5"/>
     </w:rPr>
@@ -14781,9 +14890,9 @@
     <w:name w:val="WarningTok"/>
     <w:basedOn w:val="VerbatimChar"/>
     <w:rPr>
+      <w:i/>
       <w:color w:val="5e5e5e"/>
       <w:shd w:val="clear" w:fill="f1f3f5"/>
-      <w:i/>
     </w:rPr>
   </w:style>
   <w:style w:type="character" w:customStyle="1" w:styleId="AlertTok">
@@ -14824,44 +14933,44 @@
         <a:sysClr val="window" lastClr="FFFFFF"/>
       </a:lt1>
       <a:dk2>
-        <a:srgbClr val="1F497D"/>
+        <a:srgbClr val="0E2841"/>
       </a:dk2>
       <a:lt2>
-        <a:srgbClr val="EEECE1"/>
+        <a:srgbClr val="E8E8E8"/>
       </a:lt2>
       <a:accent1>
-        <a:srgbClr val="4F81BD"/>
+        <a:srgbClr val="156082"/>
       </a:accent1>
       <a:accent2>
-        <a:srgbClr val="C0504D"/>
+        <a:srgbClr val="E97132"/>
       </a:accent2>
       <a:accent3>
-        <a:srgbClr val="9BBB59"/>
+        <a:srgbClr val="196B24"/>
       </a:accent3>
       <a:accent4>
-        <a:srgbClr val="8064A2"/>
+        <a:srgbClr val="0F9ED5"/>
       </a:accent4>
       <a:accent5>
-        <a:srgbClr val="4BACC6"/>
+        <a:srgbClr val="A02B93"/>
       </a:accent5>
       <a:accent6>
-        <a:srgbClr val="F79646"/>
+        <a:srgbClr val="4EA72E"/>
       </a:accent6>
       <a:hlink>
-        <a:srgbClr val="0000FF"/>
+        <a:srgbClr val="467886"/>
       </a:hlink>
       <a:folHlink>
-        <a:srgbClr val="800080"/>
+        <a:srgbClr val="96607D"/>
       </a:folHlink>
     </a:clrScheme>
     <a:fontScheme name="Office">
       <a:majorFont>
-        <a:latin typeface="Calibri"/>
+        <a:latin typeface="Aptos Display" panose="02110004020202020204"/>
         <a:ea typeface=""/>
         <a:cs typeface=""/>
-        <a:font script="Jpan" typeface="ＭＳ ゴシック"/>
+        <a:font script="Jpan" typeface="游ゴシック Light"/>
         <a:font script="Hang" typeface="맑은 고딕"/>
-        <a:font script="Hans" typeface="宋体"/>
+        <a:font script="Hans" typeface="等线 Light"/>
         <a:font script="Hant" typeface="新細明體"/>
         <a:font script="Arab" typeface="Times New Roman"/>
         <a:font script="Hebr" typeface="Times New Roman"/>
@@ -14888,14 +14997,32 @@
         <a:font script="Mong" typeface="Mongolian Baiti"/>
         <a:font script="Viet" typeface="Times New Roman"/>
         <a:font script="Uigh" typeface="Microsoft Uighur"/>
+        <a:font script="Geor" typeface="Sylfaen"/>
+        <a:font script="Armn" typeface="Arial"/>
+        <a:font script="Bugi" typeface="Leelawadee UI"/>
+        <a:font script="Bopo" typeface="Microsoft JhengHei"/>
+        <a:font script="Java" typeface="Javanese Text"/>
+        <a:font script="Lisu" typeface="Segoe UI"/>
+        <a:font script="Mymr" typeface="Myanmar Text"/>
+        <a:font script="Nkoo" typeface="Ebrima"/>
+        <a:font script="Olck" typeface="Nirmala UI"/>
+        <a:font script="Osma" typeface="Ebrima"/>
+        <a:font script="Phag" typeface="Phagspa"/>
+        <a:font script="Syrn" typeface="Estrangelo Edessa"/>
+        <a:font script="Syrj" typeface="Estrangelo Edessa"/>
+        <a:font script="Syre" typeface="Estrangelo Edessa"/>
+        <a:font script="Sora" typeface="Nirmala UI"/>
+        <a:font script="Tale" typeface="Microsoft Tai Le"/>
+        <a:font script="Talu" typeface="Microsoft New Tai Lue"/>
+        <a:font script="Tfng" typeface="Ebrima"/>
       </a:majorFont>
       <a:minorFont>
-        <a:latin typeface="Cambria"/>
+        <a:latin typeface="Aptos" panose="02110004020202020204"/>
         <a:ea typeface=""/>
         <a:cs typeface=""/>
-        <a:font script="Jpan" typeface="ＭＳ 明朝"/>
+        <a:font script="Jpan" typeface="游明朝"/>
         <a:font script="Hang" typeface="맑은 고딕"/>
-        <a:font script="Hans" typeface="宋体"/>
+        <a:font script="Hans" typeface="等线"/>
         <a:font script="Hant" typeface="新細明體"/>
         <a:font script="Arab" typeface="Arial"/>
         <a:font script="Hebr" typeface="Arial"/>
@@ -14922,6 +15049,24 @@
         <a:font script="Mong" typeface="Mongolian Baiti"/>
         <a:font script="Viet" typeface="Arial"/>
         <a:font script="Uigh" typeface="Microsoft Uighur"/>
+        <a:font script="Geor" typeface="Sylfaen"/>
+        <a:font script="Armn" typeface="Arial"/>
+        <a:font script="Bugi" typeface="Leelawadee UI"/>
+        <a:font script="Bopo" typeface="Microsoft JhengHei"/>
+        <a:font script="Java" typeface="Javanese Text"/>
+        <a:font script="Lisu" typeface="Segoe UI"/>
+        <a:font script="Mymr" typeface="Myanmar Text"/>
+        <a:font script="Nkoo" typeface="Ebrima"/>
+        <a:font script="Olck" typeface="Nirmala UI"/>
+        <a:font script="Osma" typeface="Ebrima"/>
+        <a:font script="Phag" typeface="Phagspa"/>
+        <a:font script="Syrn" typeface="Estrangelo Edessa"/>
+        <a:font script="Syrj" typeface="Estrangelo Edessa"/>
+        <a:font script="Syre" typeface="Estrangelo Edessa"/>
+        <a:font script="Sora" typeface="Nirmala UI"/>
+        <a:font script="Tale" typeface="Microsoft Tai Le"/>
+        <a:font script="Talu" typeface="Microsoft New Tai Lue"/>
+        <a:font script="Tfng" typeface="Ebrima"/>
       </a:minorFont>
     </a:fontScheme>
     <a:fmtScheme name="Office">
@@ -14933,200 +15078,141 @@
           <a:gsLst>
             <a:gs pos="0">
               <a:schemeClr val="phClr">
-                <a:tint val="50000"/>
-                <a:satMod val="300000"/>
+                <a:lumMod val="110000"/>
+                <a:satMod val="105000"/>
+                <a:tint val="67000"/>
               </a:schemeClr>
             </a:gs>
-            <a:gs pos="35000">
+            <a:gs pos="50000">
               <a:schemeClr val="phClr">
-                <a:tint val="37000"/>
-                <a:satMod val="300000"/>
+                <a:lumMod val="105000"/>
+                <a:satMod val="103000"/>
+                <a:tint val="73000"/>
               </a:schemeClr>
             </a:gs>
             <a:gs pos="100000">
               <a:schemeClr val="phClr">
-                <a:tint val="15000"/>
-                <a:satMod val="350000"/>
+                <a:lumMod val="105000"/>
+                <a:satMod val="109000"/>
+                <a:tint val="81000"/>
               </a:schemeClr>
             </a:gs>
           </a:gsLst>
-          <a:lin ang="16200000" scaled="1"/>
+          <a:lin ang="5400000" scaled="0"/>
         </a:gradFill>
         <a:gradFill rotWithShape="1">
           <a:gsLst>
             <a:gs pos="0">
               <a:schemeClr val="phClr">
-                <a:tint val="100000"/>
+                <a:satMod val="103000"/>
+                <a:lumMod val="102000"/>
+                <a:tint val="94000"/>
+              </a:schemeClr>
+            </a:gs>
+            <a:gs pos="50000">
+              <a:schemeClr val="phClr">
+                <a:satMod val="110000"/>
+                <a:lumMod val="100000"/>
                 <a:shade val="100000"/>
-                <a:satMod val="130000"/>
               </a:schemeClr>
             </a:gs>
             <a:gs pos="100000">
               <a:schemeClr val="phClr">
-                <a:tint val="50000"/>
-                <a:shade val="100000"/>
-                <a:satMod val="350000"/>
+                <a:lumMod val="99000"/>
+                <a:satMod val="120000"/>
+                <a:shade val="78000"/>
               </a:schemeClr>
             </a:gs>
           </a:gsLst>
-          <a:lin ang="16200000" scaled="0"/>
+          <a:lin ang="5400000" scaled="0"/>
         </a:gradFill>
       </a:fillStyleLst>
       <a:lnStyleLst>
-        <a:ln w="9525" cap="flat" cmpd="sng" algn="ctr">
-          <a:solidFill>
-            <a:schemeClr val="phClr">
-              <a:shade val="95000"/>
-              <a:satMod val="105000"/>
-            </a:schemeClr>
-          </a:solidFill>
-          <a:prstDash val="solid"/>
-        </a:ln>
-        <a:ln w="25400" cap="flat" cmpd="sng" algn="ctr">
+        <a:ln w="6350" cap="flat" cmpd="sng" algn="ctr">
           <a:solidFill>
             <a:schemeClr val="phClr"/>
           </a:solidFill>
           <a:prstDash val="solid"/>
+          <a:miter lim="800000"/>
         </a:ln>
-        <a:ln w="38100" cap="flat" cmpd="sng" algn="ctr">
+        <a:ln w="12700" cap="flat" cmpd="sng" algn="ctr">
           <a:solidFill>
             <a:schemeClr val="phClr"/>
           </a:solidFill>
           <a:prstDash val="solid"/>
+          <a:miter lim="800000"/>
+        </a:ln>
+        <a:ln w="19050" cap="flat" cmpd="sng" algn="ctr">
+          <a:solidFill>
+            <a:schemeClr val="phClr"/>
+          </a:solidFill>
+          <a:prstDash val="solid"/>
+          <a:miter lim="800000"/>
         </a:ln>
       </a:lnStyleLst>
       <a:effectStyleLst>
         <a:effectStyle>
+          <a:effectLst/>
+        </a:effectStyle>
+        <a:effectStyle>
+          <a:effectLst/>
+        </a:effectStyle>
+        <a:effectStyle>
           <a:effectLst>
-            <a:outerShdw blurRad="40000" dist="20000" dir="5400000" rotWithShape="0">
+            <a:outerShdw blurRad="57150" dist="19050" dir="5400000" algn="ctr" rotWithShape="0">
               <a:srgbClr val="000000">
-                <a:alpha val="38000"/>
+                <a:alpha val="63000"/>
               </a:srgbClr>
             </a:outerShdw>
           </a:effectLst>
-        </a:effectStyle>
-        <a:effectStyle>
-          <a:effectLst>
-            <a:outerShdw blurRad="40000" dist="23000" dir="5400000" rotWithShape="0">
-              <a:srgbClr val="000000">
-                <a:alpha val="35000"/>
-              </a:srgbClr>
-            </a:outerShdw>
-          </a:effectLst>
-        </a:effectStyle>
-        <a:effectStyle>
-          <a:effectLst>
-            <a:outerShdw blurRad="40000" dist="23000" dir="5400000" rotWithShape="0">
-              <a:srgbClr val="000000">
-                <a:alpha val="35000"/>
-              </a:srgbClr>
-            </a:outerShdw>
-          </a:effectLst>
-          <a:scene3d>
-            <a:camera prst="orthographicFront">
-              <a:rot lat="0" lon="0" rev="0"/>
-            </a:camera>
-            <a:lightRig rig="threePt" dir="t">
-              <a:rot lat="0" lon="0" rev="1200000"/>
-            </a:lightRig>
-          </a:scene3d>
-          <a:sp3d>
-            <a:bevelT w="63500" h="25400"/>
-          </a:sp3d>
         </a:effectStyle>
       </a:effectStyleLst>
       <a:bgFillStyleLst>
         <a:solidFill>
           <a:schemeClr val="phClr"/>
         </a:solidFill>
+        <a:solidFill>
+          <a:schemeClr val="phClr">
+            <a:tint val="95000"/>
+            <a:satMod val="170000"/>
+          </a:schemeClr>
+        </a:solidFill>
         <a:gradFill rotWithShape="1">
           <a:gsLst>
             <a:gs pos="0">
               <a:schemeClr val="phClr">
-                <a:tint val="40000"/>
-                <a:satMod val="350000"/>
+                <a:tint val="93000"/>
+                <a:satMod val="150000"/>
+                <a:shade val="98000"/>
+                <a:lumMod val="102000"/>
               </a:schemeClr>
             </a:gs>
-            <a:gs pos="40000">
+            <a:gs pos="50000">
               <a:schemeClr val="phClr">
-                <a:tint val="45000"/>
-                <a:shade val="99000"/>
-                <a:satMod val="350000"/>
+                <a:tint val="98000"/>
+                <a:satMod val="130000"/>
+                <a:shade val="90000"/>
+                <a:lumMod val="103000"/>
               </a:schemeClr>
             </a:gs>
             <a:gs pos="100000">
               <a:schemeClr val="phClr">
-                <a:shade val="20000"/>
-                <a:satMod val="255000"/>
+                <a:shade val="63000"/>
+                <a:satMod val="120000"/>
               </a:schemeClr>
             </a:gs>
           </a:gsLst>
-          <a:path path="circle">
-            <a:fillToRect l="50000" t="-80000" r="50000" b="180000"/>
-          </a:path>
-        </a:gradFill>
-        <a:gradFill rotWithShape="1">
-          <a:gsLst>
-            <a:gs pos="0">
-              <a:schemeClr val="phClr">
-                <a:tint val="80000"/>
-                <a:satMod val="300000"/>
-              </a:schemeClr>
-            </a:gs>
-            <a:gs pos="100000">
-              <a:schemeClr val="phClr">
-                <a:shade val="30000"/>
-                <a:satMod val="200000"/>
-              </a:schemeClr>
-            </a:gs>
-          </a:gsLst>
-          <a:path path="circle">
-            <a:fillToRect l="50000" t="50000" r="50000" b="50000"/>
-          </a:path>
+          <a:lin ang="5400000" scaled="0"/>
         </a:gradFill>
       </a:bgFillStyleLst>
     </a:fmtScheme>
   </a:themeElements>
-  <a:objectDefaults>
-    <a:spDef>
-      <a:spPr/>
-      <a:bodyPr/>
-      <a:lstStyle/>
-      <a:style>
-        <a:lnRef idx="1">
-          <a:schemeClr val="accent1"/>
-        </a:lnRef>
-        <a:fillRef idx="3">
-          <a:schemeClr val="accent1"/>
-        </a:fillRef>
-        <a:effectRef idx="2">
-          <a:schemeClr val="accent1"/>
-        </a:effectRef>
-        <a:fontRef idx="minor">
-          <a:schemeClr val="lt1"/>
-        </a:fontRef>
-      </a:style>
-    </a:spDef>
-    <a:lnDef>
-      <a:spPr/>
-      <a:bodyPr/>
-      <a:lstStyle/>
-      <a:style>
-        <a:lnRef idx="2">
-          <a:schemeClr val="accent1"/>
-        </a:lnRef>
-        <a:fillRef idx="0">
-          <a:schemeClr val="accent1"/>
-        </a:fillRef>
-        <a:effectRef idx="1">
-          <a:schemeClr val="accent1"/>
-        </a:effectRef>
-        <a:fontRef idx="minor">
-          <a:schemeClr val="tx1"/>
-        </a:fontRef>
-      </a:style>
-    </a:lnDef>
-  </a:objectDefaults>
+  <a:objectDefaults/>
   <a:extraClrSchemeLst/>
+  <a:extLst>
+    <a:ext uri="{05A4C25C-085E-4340-85A3-A5531E510DB2}">
+      <thm15:themeFamily xmlns:thm15="http://schemas.microsoft.com/office/thememl/2012/main" name="Office Theme" id="{2E142A2C-CD16-42D6-873A-C26D2A0506FA}" vid="{1BDDFF52-6CD6-40A5-AB3C-68EB2F1E4D0A}"/>
+    </a:ext>
+  </a:extLst>
 </a:theme>
 </file>
--- a/docs/module04.docx
+++ b/docs/module04.docx
@@ -163,7 +163,7 @@
         <w:t xml:space="preserve"> </w:t>
       </w:r>
       <w:r>
-        <w:t xml:space="preserve">appeared to be specific to passengers that had boarded the ship on February 9th, and primarily</w:t>
+        <w:t xml:space="preserve">appeared to be specific to passengers that had boarded the ship on February 9th, and primarily had</w:t>
       </w:r>
       <w:r>
         <w:t xml:space="preserve"> </w:t>
@@ -187,7 +187,7 @@
         </w:numPr>
       </w:pPr>
       <w:r>
-        <w:t xml:space="preserve">A certain proportion of passengers boarded the ship the day prior to departure: the same time that the bulk of the ship’s crew were arriving on board. As a result of lessened staff capacity, passengers who pre-boarded had access to reduced à-la-carte dining services only.</w:t>
+        <w:t xml:space="preserve">A certain proportion of passengers boarded the ship the day prior to departure: the same time that the bulk of the ship’s crew were arriving on board. As a result of reduced staff capacity, passengers who pre-boarded had access to à-la-carte dining services only.</w:t>
       </w:r>
     </w:p>
     <w:p>
@@ -207,7 +207,23 @@
         <w:pStyle w:val="FirstParagraph"/>
       </w:pPr>
       <w:r>
-        <w:t xml:space="preserve">You decide to talk to the ship’s cook about menu items served on February 9th. Maybe something there is responsible for the illnesses observed? The staff point you in the direction of the galley of the S. S. Rainbow Cake, where you meet the head chef:</w:t>
+        <w:t xml:space="preserve">You decide to talk to the ship’s cook about menu items served on February 9th. Maybe something there is responsible for the illnesses observed? The staff point you in the direction of the</w:t>
+      </w:r>
+      <w:r>
+        <w:t xml:space="preserve"> </w:t>
+      </w:r>
+      <w:r>
+        <w:rPr>
+          <w:b/>
+          <w:bCs/>
+        </w:rPr>
+        <w:t xml:space="preserve">S. S. Rainbow Cake</w:t>
+      </w:r>
+      <w:r>
+        <w:t xml:space="preserve"> </w:t>
+      </w:r>
+      <w:r>
+        <w:t xml:space="preserve">galley, where you meet the head chef:</w:t>
       </w:r>
       <w:r>
         <w:t xml:space="preserve"> </w:t>
@@ -301,7 +317,7 @@
         <w:pStyle w:val="BodyText"/>
       </w:pPr>
       <w:r>
-        <w:t xml:space="preserve">You can’t be certain, but something seems a little… off about Sam. Not what you expected, at least. Regardless, after speaking about the dining services offered on the evening of February 9th, you ask for information about the menu items offered, and recruit several members of the crew to interview passengers and record which menu items they ordered.</w:t>
+        <w:t xml:space="preserve">You can’t be certain, but something seems a little… off about Sam. Not what you expected, at least. Regardless, after speaking about the dining services available on the evening of February 9th, you ask for a list of menu items, and recruit several members of the crew to interview passengers and record which menu items they ordered.</w:t>
       </w:r>
     </w:p>
     <w:p>
@@ -505,7 +521,7 @@
               <w:t xml:space="preserve">S. S. Rainbow Cake</w:t>
             </w:r>
             <w:r>
-              <w:t xml:space="preserve">, have a read through the following resources, and reflect on the menu posted above. Are there any food items that you predict are likely to be the culprit just based on the frequency that they’re implicated as sources of outbreaks? What pathogen are you the most suspicious about?</w:t>
+              <w:t xml:space="preserve">, have a read through the following resources, and reflect on the menu posted above. Do any food items stand out as likely culprits based on what you’ve read about previously implicated sources of outbreaks? What pathogen are you the most suspicious about?</w:t>
             </w:r>
           </w:p>
           <w:p>
@@ -513,7 +529,7 @@
               <w:pStyle w:val="BodyText"/>
             </w:pPr>
             <w:r>
-              <w:t xml:space="preserve">If you have experience with cruise-ship outbreaks, we encourage you to post on the course discussion boards and share your thoughts and opinions with your classmates. Conversely, if you have questions about cruise-ship outbreaks - try asking on the discussion board to leverage the experience within the virtual classroom.</w:t>
+              <w:t xml:space="preserve">If you have experience with cruise ship outbreaks, we encourage you to post on the course discussion boards and share your thoughts and opinions with your classmates. Conversely, if you have questions about cruise ship outbreaks, try asking on the discussion board to leverage the experience within the virtual classroom.</w:t>
             </w:r>
           </w:p>
           <w:p>
@@ -521,7 +537,7 @@
               <w:pStyle w:val="BodyText"/>
             </w:pPr>
             <w:r>
-              <w:t xml:space="preserve">We’ll leave some resources here all about cruise-ship outbreaks for you to check out when you have time:</w:t>
+              <w:t xml:space="preserve">We’ll leave some resources here all about cruise ship outbreaks for you to check out when you have time:</w:t>
             </w:r>
           </w:p>
           <w:p>
@@ -608,10 +624,96 @@
     </w:p>
     <w:p>
       <w:pPr>
+        <w:pStyle w:val="BodyText"/>
+      </w:pPr>
+      <w:r>
+        <w:t xml:space="preserve">Remember:</w:t>
+      </w:r>
+      <w:r>
+        <w:t xml:space="preserve"> </w:t>
+      </w:r>
+      <w:r>
+        <w:t xml:space="preserve">1. All the datasets are provided in the participant_data folder, within the data folder under the appropriate module</w:t>
+      </w:r>
+      <w:r>
+        <w:t xml:space="preserve"> </w:t>
+      </w:r>
+      <w:r>
+        <w:t xml:space="preserve">2. Start a new script and save it as Module4.R in your</w:t>
+      </w:r>
+      <w:r>
+        <w:t xml:space="preserve"> </w:t>
+      </w:r>
+      <w:r>
+        <w:rPr>
+          <w:rStyle w:val="VerbatimChar"/>
+        </w:rPr>
+        <w:t xml:space="preserve">participant_data/module4/scripts</w:t>
+      </w:r>
+      <w:r>
+        <w:t xml:space="preserve"> </w:t>
+      </w:r>
+      <w:r>
+        <w:t xml:space="preserve">folder (recommended)</w:t>
+      </w:r>
+      <w:r>
+        <w:t xml:space="preserve"> </w:t>
+      </w:r>
+      <w:r>
+        <w:t xml:space="preserve">2. You will need to</w:t>
+      </w:r>
+      <w:r>
+        <w:t xml:space="preserve"> </w:t>
+      </w:r>
+      <w:r>
+        <w:rPr>
+          <w:rStyle w:val="VerbatimChar"/>
+        </w:rPr>
+        <w:t xml:space="preserve">p_load(tidyverse)</w:t>
+      </w:r>
+      <w:r>
+        <w:t xml:space="preserve"> </w:t>
+      </w:r>
+      <w:r>
+        <w:t xml:space="preserve">at the top of your script for Module 4 to reinitialize all the packages that we’ll be working with at the start of the module.</w:t>
+      </w:r>
+    </w:p>
+    <w:p>
+      <w:pPr>
         <w:pStyle w:val="SourceCode"/>
       </w:pPr>
       <w:r>
         <w:rPr>
+          <w:rStyle w:val="CommentTok"/>
+        </w:rPr>
+        <w:t xml:space="preserve"># Run as needed</w:t>
+      </w:r>
+      <w:r>
+        <w:br/>
+      </w:r>
+      <w:r>
+        <w:rPr>
+          <w:rStyle w:val="CommentTok"/>
+        </w:rPr>
+        <w:t xml:space="preserve">#pacman::p_load(tidyverse) </w:t>
+      </w:r>
+      <w:r>
+        <w:br/>
+      </w:r>
+      <w:r>
+        <w:br/>
+      </w:r>
+      <w:r>
+        <w:rPr>
+          <w:rStyle w:val="CommentTok"/>
+        </w:rPr>
+        <w:t xml:space="preserve"># Import the food exposures database. </w:t>
+      </w:r>
+      <w:r>
+        <w:br/>
+      </w:r>
+      <w:r>
+        <w:rPr>
           <w:rStyle w:val="NormalTok"/>
         </w:rPr>
         <w:t xml:space="preserve">foodexp </w:t>
@@ -651,6 +753,36 @@
           <w:rStyle w:val="NormalTok"/>
         </w:rPr>
         <w:t xml:space="preserve">)</w:t>
+      </w:r>
+      <w:r>
+        <w:br/>
+      </w:r>
+      <w:r>
+        <w:br/>
+      </w:r>
+      <w:r>
+        <w:rPr>
+          <w:rStyle w:val="CommentTok"/>
+        </w:rPr>
+        <w:t xml:space="preserve"># Explore the dataset </w:t>
+      </w:r>
+      <w:r>
+        <w:br/>
+      </w:r>
+      <w:r>
+        <w:rPr>
+          <w:rStyle w:val="CommentTok"/>
+        </w:rPr>
+        <w:t xml:space="preserve"># glimpse(foodexp)</w:t>
+      </w:r>
+      <w:r>
+        <w:br/>
+      </w:r>
+      <w:r>
+        <w:rPr>
+          <w:rStyle w:val="CommentTok"/>
+        </w:rPr>
+        <w:t xml:space="preserve"># view(foodexp)</w:t>
       </w:r>
     </w:p>
     <w:tbl>
@@ -762,7 +894,7 @@
               <w:spacing w:before="16"/>
             </w:pPr>
             <w:r>
-              <w:t xml:space="preserve">As you review the food exposures data, what do you notice about the values under each of the exposures? Are they a simple dichotomous value? How do you propose to work with these?</w:t>
+              <w:t xml:space="preserve">As you review the food exposures data, what do you notice about the values under each of the exposures? Are they simple dichotomous values? How do you propose to work with these?</w:t>
             </w:r>
           </w:p>
           <w:p>
@@ -938,7 +1070,7 @@
         <w:pStyle w:val="FirstParagraph"/>
       </w:pPr>
       <w:r>
-        <w:t xml:space="preserve">You may choose to do differently for your analysis, but for our walk-through of this module, we’ll use the following guidelines to recode these values into something we can use:</w:t>
+        <w:t xml:space="preserve">You may choose a different approach for your analysis, but for our walk-through of this module, we’ll use the following guidelines to recode these values into something we can use:</w:t>
       </w:r>
     </w:p>
     <w:p>
@@ -973,7 +1105,19 @@
         <w:t xml:space="preserve">Y or P</w:t>
       </w:r>
       <w:r>
-        <w:t xml:space="preserve">. Since there’s a possibility that the passenger consumed the food item, we’ll group them together with those who can confirm that they consumed they item. This approach may be slightly more sensitive than excluding them, but we’ll accept that for now.</w:t>
+        <w:t xml:space="preserve">. Since there’s a possibility that the passenger consumed the food item, we’ll group the</w:t>
+      </w:r>
+      <w:r>
+        <w:t xml:space="preserve"> </w:t>
+      </w:r>
+      <w:r>
+        <w:t xml:space="preserve">“P”</w:t>
+      </w:r>
+      <w:r>
+        <w:t xml:space="preserve"> </w:t>
+      </w:r>
+      <w:r>
+        <w:t xml:space="preserve">responses together with those who can confirm that they consumed the item. This approach may be slightly more sensitive than excluding them, but we’ll accept that for now.</w:t>
       </w:r>
     </w:p>
     <w:p>
@@ -1008,7 +1152,7 @@
         <w:t xml:space="preserve">N</w:t>
       </w:r>
       <w:r>
-        <w:t xml:space="preserve">. Only passengers who recall that they specifically did not consume the food item will be treated as a confirmed negative, since those with poor recall may have been exposed and not reported it.</w:t>
+        <w:t xml:space="preserve">. Only passengers who specifically recall that they did not consume the food item will be treated as a confirmed negative, since those with poor recall may have been exposed and not reported it.</w:t>
       </w:r>
     </w:p>
     <w:p>
@@ -1051,23 +1195,23 @@
         <w:pStyle w:val="FirstParagraph"/>
       </w:pPr>
       <w:r>
-        <w:t xml:space="preserve">Let’s go ahead recode the food exposures, then save this as a new object. Since we’re performing the</w:t>
-      </w:r>
-      <w:r>
-        <w:t xml:space="preserve"> </w:t>
-      </w:r>
-      <w:r>
-        <w:rPr>
-          <w:i/>
-          <w:iCs/>
-        </w:rPr>
-        <w:t xml:space="preserve">exact same operation</w:t>
-      </w:r>
-      <w:r>
-        <w:t xml:space="preserve"> </w:t>
-      </w:r>
-      <w:r>
-        <w:t xml:space="preserve">across a number of variables (see what we did there?), then this is another perfect use-case for our new favorite function:</w:t>
+        <w:t xml:space="preserve">Let’s go ahead and recode the food exposures, then save the results as a new object. Since we’re performing the exact same operation</w:t>
+      </w:r>
+      <w:r>
+        <w:t xml:space="preserve"> </w:t>
+      </w:r>
+      <w:r>
+        <w:rPr>
+          <w:b/>
+          <w:bCs/>
+        </w:rPr>
+        <w:t xml:space="preserve">across</w:t>
+      </w:r>
+      <w:r>
+        <w:t xml:space="preserve"> </w:t>
+      </w:r>
+      <w:r>
+        <w:t xml:space="preserve">a number of variables (see what we did there?), then this is another perfect use-case for our new favorite function:</w:t>
       </w:r>
       <w:r>
         <w:t xml:space="preserve"> </w:t>
@@ -1087,7 +1231,49 @@
         <w:pStyle w:val="BodyText"/>
       </w:pPr>
       <w:r>
-        <w:t xml:space="preserve">Since we’ve already covered this function, take a minute to try to piece together how you would use mutate(), across(), and case_when() to recode all of the Y/N/P/DK values in the dataset. When you’re finished, see how your code compares to ours below.</w:t>
+        <w:t xml:space="preserve">As we’ve already covered this function, take a minute to try to piece together how you would use</w:t>
+      </w:r>
+      <w:r>
+        <w:t xml:space="preserve"> </w:t>
+      </w:r>
+      <w:r>
+        <w:rPr>
+          <w:b/>
+          <w:bCs/>
+        </w:rPr>
+        <w:t xml:space="preserve">mutate()</w:t>
+      </w:r>
+      <w:r>
+        <w:t xml:space="preserve">,</w:t>
+      </w:r>
+      <w:r>
+        <w:t xml:space="preserve"> </w:t>
+      </w:r>
+      <w:r>
+        <w:rPr>
+          <w:b/>
+          <w:bCs/>
+        </w:rPr>
+        <w:t xml:space="preserve">across()</w:t>
+      </w:r>
+      <w:r>
+        <w:t xml:space="preserve">, and</w:t>
+      </w:r>
+      <w:r>
+        <w:t xml:space="preserve"> </w:t>
+      </w:r>
+      <w:r>
+        <w:rPr>
+          <w:b/>
+          <w:bCs/>
+        </w:rPr>
+        <w:t xml:space="preserve">case_when()</w:t>
+      </w:r>
+      <w:r>
+        <w:t xml:space="preserve"> </w:t>
+      </w:r>
+      <w:r>
+        <w:t xml:space="preserve">to recode all of the Y/N/P/DK values in the dataset. When you’re finished, see how your code compares to ours below.</w:t>
       </w:r>
     </w:p>
     <w:p>
@@ -1133,7 +1319,7 @@
         <w:rPr>
           <w:rStyle w:val="NormalTok"/>
         </w:rPr>
-        <w:t xml:space="preserve">foodexp </w:t>
+        <w:t xml:space="preserve">  foodexp </w:t>
       </w:r>
       <w:r>
         <w:rPr>
@@ -1223,7 +1409,7 @@
         <w:rPr>
           <w:rStyle w:val="NormalTok"/>
         </w:rPr>
-        <w:t xml:space="preserve">    </w:t>
+        <w:t xml:space="preserve">      </w:t>
       </w:r>
       <w:r>
         <w:rPr>
@@ -1256,7 +1442,7 @@
         <w:rPr>
           <w:rStyle w:val="NormalTok"/>
         </w:rPr>
-        <w:t xml:space="preserve">      .x </w:t>
+        <w:t xml:space="preserve">        .x </w:t>
       </w:r>
       <w:r>
         <w:rPr>
@@ -1319,7 +1505,7 @@
         <w:rPr>
           <w:rStyle w:val="NormalTok"/>
         </w:rPr>
-        <w:t xml:space="preserve">      .x </w:t>
+        <w:t xml:space="preserve">        .x </w:t>
       </w:r>
       <w:r>
         <w:rPr>
@@ -1376,7 +1562,7 @@
         <w:rPr>
           <w:rStyle w:val="NormalTok"/>
         </w:rPr>
-        <w:t xml:space="preserve">      .x </w:t>
+        <w:t xml:space="preserve">        .x </w:t>
       </w:r>
       <w:r>
         <w:rPr>
@@ -1433,7 +1619,7 @@
         <w:rPr>
           <w:rStyle w:val="NormalTok"/>
         </w:rPr>
-        <w:t xml:space="preserve">      .x </w:t>
+        <w:t xml:space="preserve">        .x </w:t>
       </w:r>
       <w:r>
         <w:rPr>
@@ -1496,7 +1682,7 @@
         <w:rPr>
           <w:rStyle w:val="NormalTok"/>
         </w:rPr>
-        <w:t xml:space="preserve">      </w:t>
+        <w:t xml:space="preserve">        </w:t>
       </w:r>
       <w:r>
         <w:rPr>
@@ -1535,6 +1721,15 @@
         <w:rPr>
           <w:rStyle w:val="NormalTok"/>
         </w:rPr>
+        <w:t xml:space="preserve">      )</w:t>
+      </w:r>
+      <w:r>
+        <w:br/>
+      </w:r>
+      <w:r>
+        <w:rPr>
+          <w:rStyle w:val="NormalTok"/>
+        </w:rPr>
         <w:t xml:space="preserve">    )</w:t>
       </w:r>
       <w:r>
@@ -1544,16 +1739,7 @@
         <w:rPr>
           <w:rStyle w:val="NormalTok"/>
         </w:rPr>
-        <w:t xml:space="preserve">    )</w:t>
-      </w:r>
-      <w:r>
-        <w:br/>
-      </w:r>
-      <w:r>
-        <w:rPr>
-          <w:rStyle w:val="NormalTok"/>
-        </w:rPr>
-        <w:t xml:space="preserve">    )</w:t>
+        <w:t xml:space="preserve">  )</w:t>
       </w:r>
     </w:p>
     <w:p>
@@ -1561,7 +1747,7 @@
         <w:pStyle w:val="FirstParagraph"/>
       </w:pPr>
       <w:r>
-        <w:t xml:space="preserve">Great! Now that you’ve got this dataset recoded and have spent a minute reviewing the data, you’ll notice that the food exposures data includes all the passengers who dined onboard the ship on February 9th and doesn’t differentiate between ill and healthy passengers.</w:t>
+        <w:t xml:space="preserve">Great! Now that you’ve got this dataset recoded and have spent a minute reviewing the data, you may have noticed that the food exposures data includes all the passengers who dined onboard the ship on February 9th and doesn’t differentiate between ill and healthy passengers.</w:t>
       </w:r>
     </w:p>
     <w:p>
@@ -1647,7 +1833,7 @@
     </w:p>
     <w:bookmarkEnd w:id="37"/>
     <w:bookmarkEnd w:id="38"/>
-    <w:bookmarkStart w:id="47" w:name="part-b-calculating-attack-rates"/>
+    <w:bookmarkStart w:id="50" w:name="part-b-calculating-attack-rates"/>
     <w:p>
       <w:pPr>
         <w:pStyle w:val="Heading2"/>
@@ -1749,7 +1935,7 @@
         </w:numPr>
       </w:pPr>
       <w:r>
-        <w:t xml:space="preserve">We’ll also need to figure out who we consider as ill from our symptoms dataset, in other words, we’ll want to make a</w:t>
+        <w:t xml:space="preserve">We’ll also need to figure out who we consider as ill from our symptoms dataset, in other words, we’ll want to think about our</w:t>
       </w:r>
       <w:r>
         <w:t xml:space="preserve"> </w:t>
@@ -1759,10 +1945,10 @@
           <w:b/>
           <w:bCs/>
         </w:rPr>
-        <w:t xml:space="preserve">case definition</w:t>
-      </w:r>
-      <w:r>
-        <w:t xml:space="preserve">. We saw in Module 3 that our symptoms dataset included individuals with dates of illness onset from February 10th up to February 14th, and that some individuals had worse symptoms than others (e.g., bloody stool and fever). For our analysis here, let’s start by just including</w:t>
+        <w:t xml:space="preserve">case definitions</w:t>
+      </w:r>
+      <w:r>
+        <w:t xml:space="preserve">. We saw in Module 3 that our symptoms dataset included individuals with dates of illness onset from February 10th up to February 14th, and that some individuals had more severe symptoms than others (e.g., bloody stool and fever). Since we appear to have passengers with symptoms of both general illness, and more severe illness, we should consider creating a case definition for each. For the general illness case definition, we’ll include</w:t>
       </w:r>
       <w:r>
         <w:t xml:space="preserve"> </w:t>
@@ -1772,10 +1958,10 @@
           <w:b/>
           <w:bCs/>
         </w:rPr>
-        <w:t xml:space="preserve">all passengers aboard the S. S. Rainbow Cake</w:t>
-      </w:r>
-      <w:r>
-        <w:t xml:space="preserve">, with</w:t>
+        <w:t xml:space="preserve">all individuals that reported to the infirmary between February 10th and 14th</w:t>
+      </w:r>
+      <w:r>
+        <w:t xml:space="preserve">. For the more serious illness, we’ll include</w:t>
       </w:r>
       <w:r>
         <w:t xml:space="preserve"> </w:t>
@@ -1785,10 +1971,10 @@
           <w:b/>
           <w:bCs/>
         </w:rPr>
-        <w:t xml:space="preserve">symptoms of bloody stool OR fever</w:t>
-      </w:r>
-      <w:r>
-        <w:t xml:space="preserve">,</w:t>
+        <w:t xml:space="preserve">all passengers aboard the S. S. Rainbow Cake</w:t>
+      </w:r>
+      <w:r>
+        <w:t xml:space="preserve">, with</w:t>
       </w:r>
       <w:r>
         <w:t xml:space="preserve"> </w:t>
@@ -1798,10 +1984,10 @@
           <w:b/>
           <w:bCs/>
         </w:rPr>
-        <w:t xml:space="preserve">symptom onset dates between February 9th and 14th</w:t>
-      </w:r>
-      <w:r>
-        <w:t xml:space="preserve">, and who</w:t>
+        <w:t xml:space="preserve">symptoms of bloody stool OR fever</w:t>
+      </w:r>
+      <w:r>
+        <w:t xml:space="preserve">,and</w:t>
       </w:r>
       <w:r>
         <w:t xml:space="preserve"> </w:t>
@@ -1811,7 +1997,7 @@
           <w:b/>
           <w:bCs/>
         </w:rPr>
-        <w:t xml:space="preserve">attended the à-la-carte meal service on the evening of February 9th</w:t>
+        <w:t xml:space="preserve">symptom onset dates between February 10th and 14th</w:t>
       </w:r>
       <w:r>
         <w:t xml:space="preserve">.</w:t>
@@ -1822,7 +2008,7 @@
         <w:pStyle w:val="FirstParagraph"/>
       </w:pPr>
       <w:r>
-        <w:t xml:space="preserve">Alright, let’s start getting into the data then! Since we’ve spent so much time practicing these operations already - we’d like you to try your hand at the R code by yourself first. If you get stuck, or finish and want to compare to how we did things - click the drop-down to see our code.</w:t>
+        <w:t xml:space="preserve">Alright, let’s start getting into the data! Since we’ve spent so much time practicing these operations already - we’d like you to try your hand at the R code by yourself first. If you get stuck, or finish and want to compare to how we did things - click the drop-down to see our code.(Note: if you want a good place to start, try copy and pasting some of the code from Module 3).</w:t>
       </w:r>
     </w:p>
     <w:p>
@@ -1830,7 +2016,7 @@
         <w:pStyle w:val="BodyText"/>
       </w:pPr>
       <w:r>
-        <w:t xml:space="preserve">Think about the two operations that we just listed above, and how, and in what order you would go about doing these. Remember, there’s really no wrong answer to how you decide to code things - over time, everyone develops their own personal style for what works best for them. If you’re not sure whether you’re doing things in a sensible way, or you’re worried someone won’t be able to follow your code, then just use lots of #comments so its easy to figure out later!</w:t>
+        <w:t xml:space="preserve">Think about the two operations that we just listed above. How, and in what order would you go about doing these? Remember, there’s really no wrong answer to how you decide to code things - over time, everyone develops their own personal style for what works best for them. If you’re not sure whether you’re doing things in a sensible way, or you’re worried someone (i.e., future you) won’t be able to follow your code, use lots of #comments so to make it easier to figure out later!</w:t>
       </w:r>
     </w:p>
     <w:p>
@@ -1852,7 +2038,23 @@
         <w:pStyle w:val="BodyText"/>
       </w:pPr>
       <w:r>
-        <w:t xml:space="preserve">We’re actually going to start with the symptoms dataset, and create our case definition first, then drop the additional symptom variables that we don’t need before joining with the food exposures dataset. Let’s create one case definition for the more serious symptomatic passengers (bloody stool OR fever), and then a general case definition for anyone reporting symptoms. Then we’ll drop the additional variables, and join with the food exposure dataset.</w:t>
+        <w:t xml:space="preserve">For our process, we’re actually going to start with the</w:t>
+      </w:r>
+      <w:r>
+        <w:t xml:space="preserve"> </w:t>
+      </w:r>
+      <w:r>
+        <w:rPr>
+          <w:b/>
+          <w:bCs/>
+        </w:rPr>
+        <w:t xml:space="preserve">symptoms</w:t>
+      </w:r>
+      <w:r>
+        <w:t xml:space="preserve"> </w:t>
+      </w:r>
+      <w:r>
+        <w:t xml:space="preserve">dataset, and create our case definitions first, then drop the individual symptom variables that we don’t need before joining with the food exposures dataset. Let’s create one case definition for the more serious symptomatic passengers (bloody stool OR fever), and then a general case definition for anyone reporting symptoms. Then we’ll drop the individual symptom variables, and join with the food exposure dataset.</w:t>
       </w:r>
     </w:p>
     <w:p>
@@ -2177,7 +2379,7 @@
         <w:pStyle w:val="FirstParagraph"/>
       </w:pPr>
       <w:r>
-        <w:t xml:space="preserve">Alright, now that we’ve got a simplified dataset with just the cases identified who meet the general versus serious case definitions, let’s join this with the food exposure dataset. Its going to be useful to us to know the how many passengers got sick as well as didn’t get sick from different food items on the night of February 9th.. so we’ll want to use a join that keeps all observations from the food exposures dataset whether or not they match to the symptomatic passengers.</w:t>
+        <w:t xml:space="preserve">Alright, now that we’ve got a simplified dataset with just the cases identified who meet the general versus serious case definitions, let’s join this with the food exposure dataset. Its going to be useful to us to know the how many passengers got sick as well as didn’t get sick after consuming different food items on the night of February 9th.. so we’ll want to use a join that keeps all observations from the food exposures dataset whether or not they match to the symptomatic passengers.</w:t>
       </w:r>
     </w:p>
     <w:p>
@@ -2345,15 +2547,203 @@
         <w:pStyle w:val="FirstParagraph"/>
       </w:pPr>
       <w:r>
-        <w:t xml:space="preserve">Great! Now we have a dataset we can use to start calculating attack rates of food items!</w:t>
+        <w:t xml:space="preserve">Great! Now we have a dataset we can use to start calculating attack rates of food items! Take a minute to review the results of your joined tables and make sure everything looks as expected.</w:t>
       </w:r>
     </w:p>
+    <w:tbl>
+      <w:tblPr>
+        <w:tblStyle w:val="Table"/>
+        <w:tblLook w:firstRow="0" w:lastRow="0" w:firstColumn="0" w:lastColumn="0" w:noHBand="0" w:noVBand="0" w:val="0000"/>
+        <w:tblBorders>
+          <w:top w:val="single" w:sz="4" w:space="0" w:color="EB9113"/>
+          <w:left w:val="single" w:sz="24" w:space="0" w:color="EB9113"/>
+          <w:bottom w:val="single" w:sz="4" w:space="0" w:color="EB9113"/>
+          <w:right w:val="single" w:sz="4" w:space="0" w:color="EB9113"/>
+        </w:tblBorders>
+        <w:tblCellMar>
+          <w:left w:w="144" w:type="dxa"/>
+          <w:right w:w="144" w:type="dxa"/>
+        </w:tblCellMar>
+        <w:tblLook w:firstRow="0" w:lastRow="0" w:firstColumn="0" w:lastColumn="0" w:noHBand="0" w:noVBand="0" w:val="0000"/>
+      </w:tblPr>
+      <w:tr>
+        <w:trPr>
+          <w:cantSplit/>
+        </w:trPr>
+        <w:tc>
+          <w:tcPr>
+            <w:shd w:color="auto" w:fill="fcefdc" w:val="clear"/>
+            <w:tcMar>
+              <w:top w:w="92" w:type="dxa"/>
+              <w:bottom w:w="92" w:type="dxa"/>
+            </w:tcMar>
+          </w:tcPr>
+          <w:p>
+            <w:pPr>
+              <w:pStyle w:val="BodyText"/>
+            </w:pPr>
+            <w:pPr>
+              <w:spacing w:before="0" w:after="0"/>
+              <w:textAlignment w:val="center"/>
+            </w:pPr>
+            <w:r>
+              <w:drawing>
+                <wp:inline>
+                  <wp:extent cx="152400" cy="152400"/>
+                  <wp:effectExtent b="0" l="0" r="0" t="0"/>
+                  <wp:docPr descr="" title="" id="40" name="Picture"/>
+                  <a:graphic>
+                    <a:graphicData uri="http://schemas.openxmlformats.org/drawingml/2006/picture">
+                      <pic:pic>
+                        <pic:nvPicPr>
+                          <pic:cNvPr descr="C:\Users\BHETMAN\AppData\Local\Programs\Quarto\share\formats\docx\warning.png" id="41" name="Picture"/>
+                          <pic:cNvPicPr>
+                            <a:picLocks noChangeArrowheads="1" noChangeAspect="1"/>
+                          </pic:cNvPicPr>
+                        </pic:nvPicPr>
+                        <pic:blipFill>
+                          <a:blip r:embed="rId39"/>
+                          <a:stretch>
+                            <a:fillRect/>
+                          </a:stretch>
+                        </pic:blipFill>
+                        <pic:spPr bwMode="auto">
+                          <a:xfrm>
+                            <a:off x="0" y="0"/>
+                            <a:ext cx="152400" cy="152400"/>
+                          </a:xfrm>
+                          <a:prstGeom prst="rect">
+                            <a:avLst/>
+                          </a:prstGeom>
+                          <a:noFill/>
+                          <a:ln w="9525">
+                            <a:noFill/>
+                            <a:headEnd/>
+                            <a:tailEnd/>
+                          </a:ln>
+                        </pic:spPr>
+                      </pic:pic>
+                    </a:graphicData>
+                  </a:graphic>
+                </wp:inline>
+              </w:drawing>
+            </w:r>
+            <w:r>
+              <w:t xml:space="preserve"> </w:t>
+            </w:r>
+            <w:r>
+              <w:t xml:space="preserve"> </w:t>
+            </w:r>
+            <w:r>
+              <w:t xml:space="preserve">Warning</w:t>
+            </w:r>
+          </w:p>
+        </w:tc>
+      </w:tr>
+      <w:tr>
+        <w:trPr>
+          <w:cantSplit/>
+        </w:trPr>
+        <w:tc>
+          <w:tcPr>
+            <w:tcMar>
+              <w:top w:w="108" w:type="dxa"/>
+              <w:bottom w:w="108" w:type="dxa"/>
+            </w:tcMar>
+          </w:tcPr>
+          <w:p>
+            <w:pPr>
+              <w:pStyle w:val="BodyText"/>
+            </w:pPr>
+            <w:pPr>
+              <w:spacing w:before="16"/>
+            </w:pPr>
+            <w:r>
+              <w:t xml:space="preserve">Remember, there were passengers who did not pre-board on February 9th, but who did report to the infirmary with symptoms of illness during the first few days of sailing. If you elected to use a</w:t>
+            </w:r>
+            <w:r>
+              <w:t xml:space="preserve"> </w:t>
+            </w:r>
+            <w:r>
+              <w:rPr>
+                <w:b/>
+                <w:bCs/>
+              </w:rPr>
+              <w:t xml:space="preserve">full_join</w:t>
+            </w:r>
+            <w:r>
+              <w:t xml:space="preserve"> </w:t>
+            </w:r>
+            <w:r>
+              <w:t xml:space="preserve">like we did, then the passenger ID of these individuals will still be included in the dataset that you’ll be using for calculating attack rates. However, since these passengers were not included in the</w:t>
+            </w:r>
+            <w:r>
+              <w:t xml:space="preserve"> </w:t>
+            </w:r>
+            <w:r>
+              <w:rPr>
+                <w:b/>
+                <w:bCs/>
+              </w:rPr>
+              <w:t xml:space="preserve">food exposures</w:t>
+            </w:r>
+            <w:r>
+              <w:t xml:space="preserve"> </w:t>
+            </w:r>
+            <w:r>
+              <w:t xml:space="preserve">dataset, their responses will be set to</w:t>
+            </w:r>
+            <w:r>
+              <w:t xml:space="preserve"> </w:t>
+            </w:r>
+            <w:r>
+              <w:rPr>
+                <w:b/>
+                <w:bCs/>
+              </w:rPr>
+              <w:t xml:space="preserve">NA</w:t>
+            </w:r>
+            <w:r>
+              <w:t xml:space="preserve">, and they will not be included in either the numerator or denominator for calculating attack rates. All this to say - we’re safe to keep those observations in our dataset becuase of the</w:t>
+            </w:r>
+            <w:r>
+              <w:t xml:space="preserve"> </w:t>
+            </w:r>
+            <w:r>
+              <w:rPr>
+                <w:b/>
+                <w:bCs/>
+              </w:rPr>
+              <w:t xml:space="preserve">NA</w:t>
+            </w:r>
+            <w:r>
+              <w:t xml:space="preserve"> </w:t>
+            </w:r>
+            <w:r>
+              <w:t xml:space="preserve">values.</w:t>
+            </w:r>
+          </w:p>
+          <w:p>
+            <w:pPr>
+              <w:pStyle w:val="BodyText"/>
+            </w:pPr>
+            <w:pPr>
+              <w:spacing w:after="16"/>
+            </w:pPr>
+            <w:r>
+              <w:t xml:space="preserve">It is important to always review and think about how your data will be treated in downstream analyses. If in doubt, try a couple calculations by hand, first, and verify using code. A little bit of verification early in your analysis can save a lot of headaches later on!</w:t>
+            </w:r>
+          </w:p>
+          <w:p/>
+        </w:tc>
+      </w:tr>
+    </w:tbl>
     <w:p>
       <w:pPr>
         <w:pStyle w:val="BodyText"/>
       </w:pPr>
       <w:r>
-        <w:t xml:space="preserve">So, in simple terms, the food-item specific attack rate is the number of passengers who ate the item and got sick divided by the total number of passengers who ate the item. This is simple enough on paper, but will take a little bit of logic to implement the code - something we’ve actually already practiced a lot in this course using the case_when() function!</w:t>
+        <w:t xml:space="preserve">In simple terms, a food-item specific attack rate is the number of passengers who ate the item and got sick divided by the total number of passengers who ate the item. This is simple enough on paper, but will take a little bit of logic to implement the code - something we’ve actually already practiced a lot in this course using the case_when() function!</w:t>
       </w:r>
     </w:p>
     <w:p>
@@ -2478,12 +2868,12 @@
                 <wp:inline>
                   <wp:extent cx="152400" cy="152400"/>
                   <wp:effectExtent b="0" l="0" r="0" t="0"/>
-                  <wp:docPr descr="" title="" id="39" name="Picture"/>
+                  <wp:docPr descr="" title="" id="42" name="Picture"/>
                   <a:graphic>
                     <a:graphicData uri="http://schemas.openxmlformats.org/drawingml/2006/picture">
                       <pic:pic>
                         <pic:nvPicPr>
-                          <pic:cNvPr descr="C:\Users\BHETMAN\AppData\Local\Programs\Quarto\share\formats\docx\note.png" id="40" name="Picture"/>
+                          <pic:cNvPr descr="C:\Users\BHETMAN\AppData\Local\Programs\Quarto\share\formats\docx\note.png" id="43" name="Picture"/>
                           <pic:cNvPicPr>
                             <a:picLocks noChangeArrowheads="1" noChangeAspect="1"/>
                           </pic:cNvPicPr>
@@ -2556,24 +2946,24 @@
                     <w:pStyle w:val="Compact"/>
                     <w:jc w:val="center"/>
                   </w:pPr>
-                  <w:hyperlink r:id="rId44">
+                  <w:hyperlink r:id="rId47">
                     <w:r>
                       <w:drawing>
                         <wp:inline>
                           <wp:extent cx="4572000" cy="6134100"/>
                           <wp:effectExtent b="0" l="0" r="0" t="0"/>
-                          <wp:docPr descr="" title="" id="42" name="Picture"/>
+                          <wp:docPr descr="" title="" id="45" name="Picture"/>
                           <a:graphic>
                             <a:graphicData uri="http://schemas.openxmlformats.org/drawingml/2006/picture">
                               <pic:pic>
                                 <pic:nvPicPr>
-                                  <pic:cNvPr descr="pics/module04_George_Boole.png" id="43" name="Picture"/>
+                                  <pic:cNvPr descr="pics/module04_George_Boole.png" id="46" name="Picture"/>
                                   <pic:cNvPicPr>
                                     <a:picLocks noChangeArrowheads="1" noChangeAspect="1"/>
                                   </pic:cNvPicPr>
                                 </pic:nvPicPr>
                                 <pic:blipFill>
-                                  <a:blip r:embed="rId41"/>
+                                  <a:blip r:embed="rId44"/>
                                   <a:stretch>
                                     <a:fillRect/>
                                   </a:stretch>
@@ -2966,7 +3356,7 @@
             <w:r>
               <w:t xml:space="preserve"> </w:t>
             </w:r>
-            <w:hyperlink r:id="rId45">
+            <w:hyperlink r:id="rId48">
               <w:r>
                 <w:rPr>
                   <w:rStyle w:val="Hyperlink"/>
@@ -3268,7 +3658,7 @@
         <w:pStyle w:val="FirstParagraph"/>
       </w:pPr>
       <w:r>
-        <w:t xml:space="preserve">According to our calculations, the green salad had an attack rate of approximately 17% for serious symptom outcomes. Let’s take a minute though to stop and double check that the calculations are correct. Sometimes using statements with multiple logic operators can get tricky - so it’s always good practice to stop and verify that things are working as intended.</w:t>
+        <w:t xml:space="preserve">According to our calculations, the green salad had an attack rate of approximately 17% for general symptom outcomes. Let’s take a minute though to stop and double check that the calculations are correct. Sometimes using statements with multiple logic operators can get tricky. Therefore, it is always good practice to stop and verify that things are working as intended.</w:t>
       </w:r>
     </w:p>
     <w:p>
@@ -3284,7 +3674,39 @@
         <w:pStyle w:val="BodyText"/>
       </w:pPr>
       <w:r>
-        <w:t xml:space="preserve">We’ll start by calculating the numerator just using tidyverse filter() functions, and count() the number of rows left over. We’ll filter for both serious cases only, then the number of individuals within those that reported green salad exposure.</w:t>
+        <w:t xml:space="preserve">We’ll start by calculating the numerator just using tidyverse</w:t>
+      </w:r>
+      <w:r>
+        <w:t xml:space="preserve"> </w:t>
+      </w:r>
+      <w:r>
+        <w:rPr>
+          <w:b/>
+          <w:bCs/>
+        </w:rPr>
+        <w:t xml:space="preserve">filter()</w:t>
+      </w:r>
+      <w:r>
+        <w:t xml:space="preserve"> </w:t>
+      </w:r>
+      <w:r>
+        <w:t xml:space="preserve">functions, and</w:t>
+      </w:r>
+      <w:r>
+        <w:t xml:space="preserve"> </w:t>
+      </w:r>
+      <w:r>
+        <w:rPr>
+          <w:b/>
+          <w:bCs/>
+        </w:rPr>
+        <w:t xml:space="preserve">count()</w:t>
+      </w:r>
+      <w:r>
+        <w:t xml:space="preserve"> </w:t>
+      </w:r>
+      <w:r>
+        <w:t xml:space="preserve">the number of rows left over. We’ll filter for general cases only, then apply a second filter to identify the number of individuals within those that reported green salad exposure.</w:t>
       </w:r>
     </w:p>
     <w:p>
@@ -3654,7 +4076,7 @@
         <w:rPr>
           <w:rStyle w:val="CommentTok"/>
         </w:rPr>
-        <w:t xml:space="preserve">#Green salad attack rate</w:t>
+        <w:t xml:space="preserve">#Green salad attack rate for general cases</w:t>
       </w:r>
       <w:r>
         <w:br/>
@@ -3704,7 +4126,7 @@
         <w:pStyle w:val="FirstParagraph"/>
       </w:pPr>
       <w:r>
-        <w:t xml:space="preserve">Phew! Double checking our calculation ended up with the exact same result, thankfully! It looks like our Boolean logic expression is working just fine. Now we can use the same syntax to calculate the attack rate for general illness of all the food items and see if there are any that stand out as being particularly risky.</w:t>
+        <w:t xml:space="preserve">Phew! Double checking our calculation ended up with the exact same result. Thankfully, it looks like our Boolean logic expression is working just fine. Now we can use the same syntax to calculate the attack rate for general illness of all the food items and see if there are any that stand out as being particularly risky.</w:t>
       </w:r>
     </w:p>
     <w:p>
@@ -3794,7 +4216,7 @@
       <w:r>
         <w:t xml:space="preserve"> </w:t>
       </w:r>
-      <w:hyperlink r:id="rId46">
+      <w:hyperlink r:id="rId49">
         <w:r>
           <w:rPr>
             <w:rStyle w:val="Hyperlink"/>
@@ -3836,6 +4258,18 @@
         <w:pStyle w:val="SourceCode"/>
       </w:pPr>
       <w:r>
+        <w:br/>
+      </w:r>
+      <w:r>
+        <w:rPr>
+          <w:rStyle w:val="CommentTok"/>
+        </w:rPr>
+        <w:t xml:space="preserve"># Long format calculations of attack rates for each food item.</w:t>
+      </w:r>
+      <w:r>
+        <w:br/>
+      </w:r>
+      <w:r>
         <w:rPr>
           <w:rStyle w:val="NormalTok"/>
         </w:rPr>
@@ -6201,6 +6635,12 @@
         <w:pStyle w:val="SourceCode"/>
       </w:pPr>
       <w:r>
+        <w:rPr>
+          <w:rStyle w:val="CommentTok"/>
+        </w:rPr>
+        <w:t xml:space="preserve"># Short version of calculating attack rates using the across() function</w:t>
+      </w:r>
+      <w:r>
         <w:br/>
       </w:r>
       <w:r>
@@ -6581,11 +7021,35 @@
         <w:pStyle w:val="FirstParagraph"/>
       </w:pPr>
       <w:r>
-        <w:t xml:space="preserve">After reviewing the attack rates of each food item - are there any that stand out as particularly risky to you? Repeat the analysis using the serious illness case definition and compare your results. What are your best epidemiological recommendations at this time? Are there other analyses that you would want to complete to be more confident in your assertions?</w:t>
+        <w:t xml:space="preserve">After reviewing the attack rates of each food item - are there any that stand out as particularly risky to you?</w:t>
       </w:r>
     </w:p>
-    <w:bookmarkEnd w:id="47"/>
-    <w:bookmarkStart w:id="62" w:name="part-c-flexing-your-r-expertise"/>
+    <w:p>
+      <w:pPr>
+        <w:pStyle w:val="BodyText"/>
+      </w:pPr>
+      <w:r>
+        <w:t xml:space="preserve">Repeat the analysis using the</w:t>
+      </w:r>
+      <w:r>
+        <w:t xml:space="preserve"> </w:t>
+      </w:r>
+      <w:r>
+        <w:rPr>
+          <w:b/>
+          <w:bCs/>
+        </w:rPr>
+        <w:t xml:space="preserve">serious illness case definition</w:t>
+      </w:r>
+      <w:r>
+        <w:t xml:space="preserve"> </w:t>
+      </w:r>
+      <w:r>
+        <w:t xml:space="preserve">and compare your results. What are your best epidemiological recommendations at this time? Are there other analyses that you would want to complete to be more confident in your assertions?</w:t>
+      </w:r>
+    </w:p>
+    <w:bookmarkEnd w:id="50"/>
+    <w:bookmarkStart w:id="65" w:name="part-c-flexing-your-r-expertise"/>
     <w:p>
       <w:pPr>
         <w:pStyle w:val="Heading2"/>
@@ -6630,7 +7094,7 @@
         <w:t xml:space="preserve"> </w:t>
       </w:r>
       <w:r>
-        <w:t xml:space="preserve">– I mean interviewin’ .. helpful.</w:t>
+        <w:t xml:space="preserve">- I mean interviewin’ - helpful.</w:t>
       </w:r>
     </w:p>
     <w:p>
@@ -6638,7 +7102,7 @@
         <w:pStyle w:val="BlockText"/>
       </w:pPr>
       <w:r>
-        <w:t xml:space="preserve">I’ll be notin as well, the cap’n is a reel Kate Winslet fan, and was watchin’ a film all about your profession last night. He says they had some real nice looking reports that were getting passed around in that film, and would like it if you could pass him something ta make it easy to read and understand whats been going on.</w:t>
+        <w:t xml:space="preserve">I’ll be notin’ as well, the cap’n is a reel Kate Winslet fan, and was watchin’ a film all about your profession last night. He says they had some real nice looking reports that were getting passed around in the film, and would like it if you could pass him something ta make it easy to read and understand all that has been going on.</w:t>
       </w:r>
     </w:p>
     <w:p>
@@ -6662,7 +7126,20 @@
         <w:pStyle w:val="FirstParagraph"/>
       </w:pPr>
       <w:r>
-        <w:t xml:space="preserve">As if you didn’t have enough things to worry about, the captain has requested an epidemiological update from you, in a nicely formatted report. As much as this is extra work on your plate - the captain and his steward, Patrick, have touched on something really important in public health: if you can’t easily translate the information and evidence that you’ve gathered, then what was the point in collecting it in the first place? The job of an epidemiologist is only one piece of the larger puzzle that goes into serving public health, and we need to make sure that the information and messaging that we provide is as clear as possible to those working in other disciplines - whether that be physicians, administrators, or deck swabbers!</w:t>
+        <w:t xml:space="preserve">As if you didn’t have enough to worry about, the captain has requested an epidemiological update from you, in a nicely formatted report. As much as this is extra work on your plate, the captain and his steward have touched on something really important in public health: if you can’t easily translate the information and evidence that you’ve gathered to those who need it, then</w:t>
+      </w:r>
+      <w:r>
+        <w:t xml:space="preserve"> </w:t>
+      </w:r>
+      <w:r>
+        <w:rPr>
+          <w:i/>
+          <w:iCs/>
+        </w:rPr>
+        <w:t xml:space="preserve">what was the point in collecting it in the first place</w:t>
+      </w:r>
+      <w:r>
+        <w:t xml:space="preserve">?</w:t>
       </w:r>
     </w:p>
     <w:p>
@@ -6670,10 +7147,18 @@
         <w:pStyle w:val="BodyText"/>
       </w:pPr>
       <w:r>
-        <w:t xml:space="preserve">Up until now, we’ve just been reading off the outputs provided in R, and while this is fine for us as a working-method, we should recognize that it is not very accessible for those that haven’t had specialized training in these areas. Therefore, we’ll explore some ways to create custom, easy-to-read tables for our results!</w:t>
+        <w:t xml:space="preserve">The job of an epidemiologist is only one piece of the larger puzzle that constitutes effective public health practice, and we need to make sure that the information and messaging provided is as clear as possible to those working in other disciplines - whether that be physicians, administrators, or deck swabbers!</w:t>
       </w:r>
     </w:p>
-    <w:bookmarkStart w:id="51" w:name="introducing-flextable"/>
+    <w:p>
+      <w:pPr>
+        <w:pStyle w:val="BodyText"/>
+      </w:pPr>
+      <w:r>
+        <w:t xml:space="preserve">Up until now, we’ve just been reading off the outputs provided in R, and while this is fine for us as a working method, we should recognize that it is not very accessible for those that haven’t had specialized training in these areas. Therefore, we’ll explore some ways to create custom, easy-to-read tables for our results!</w:t>
+      </w:r>
+    </w:p>
+    <w:bookmarkStart w:id="55" w:name="introducing-flextable"/>
     <w:p>
       <w:pPr>
         <w:pStyle w:val="Heading3"/>
@@ -6721,10 +7206,50 @@
     </w:p>
     <w:p>
       <w:pPr>
+        <w:pStyle w:val="BodyText"/>
+      </w:pPr>
+      <w:r>
+        <w:t xml:space="preserve">Over the next few code chunks we’ll walk through an example of how to employ flextable to make a simple, but attractive table. However, if you want to add more options to your table, or just want a convenient, quick reference, you can find a flextable cheat sheet</w:t>
+      </w:r>
+      <w:r>
+        <w:t xml:space="preserve"> </w:t>
+      </w:r>
+      <w:hyperlink r:id="rId51">
+        <w:r>
+          <w:rPr>
+            <w:rStyle w:val="Hyperlink"/>
+          </w:rPr>
+          <w:t xml:space="preserve">here</w:t>
+        </w:r>
+      </w:hyperlink>
+      <w:r>
+        <w:t xml:space="preserve">.</w:t>
+      </w:r>
+    </w:p>
+    <w:p>
+      <w:pPr>
         <w:pStyle w:val="SourceCode"/>
       </w:pPr>
       <w:r>
-        <w:br/>
+        <w:rPr>
+          <w:rStyle w:val="CommentTok"/>
+        </w:rPr>
+        <w:t xml:space="preserve"># Load the flextable package</w:t>
+      </w:r>
+      <w:r>
+        <w:br/>
+      </w:r>
+      <w:r>
+        <w:rPr>
+          <w:rStyle w:val="NormalTok"/>
+        </w:rPr>
+        <w:t xml:space="preserve">pacman</w:t>
+      </w:r>
+      <w:r>
+        <w:rPr>
+          <w:rStyle w:val="SpecialCharTok"/>
+        </w:rPr>
+        <w:t xml:space="preserve">::</w:t>
       </w:r>
       <w:r>
         <w:rPr>
@@ -6744,7 +7269,23 @@
         <w:pStyle w:val="FirstParagraph"/>
       </w:pPr>
       <w:r>
-        <w:t xml:space="preserve">The flextable() function uses a</w:t>
+        <w:t xml:space="preserve">The workhorse function from the package:</w:t>
+      </w:r>
+      <w:r>
+        <w:t xml:space="preserve"> </w:t>
+      </w:r>
+      <w:r>
+        <w:rPr>
+          <w:b/>
+          <w:bCs/>
+        </w:rPr>
+        <w:t xml:space="preserve">flextable()</w:t>
+      </w:r>
+      <w:r>
+        <w:t xml:space="preserve"> </w:t>
+      </w:r>
+      <w:r>
+        <w:t xml:space="preserve">takes a</w:t>
       </w:r>
       <w:r>
         <w:t xml:space="preserve"> </w:t>
@@ -6797,25 +7338,25 @@
     </w:p>
     <w:p>
       <w:pPr>
-        <w:pStyle w:val="CaptionedFigure"/>
+        <w:pStyle w:val="BodyText"/>
       </w:pPr>
       <w:r>
         <w:drawing>
           <wp:inline>
             <wp:extent cx="5334000" cy="2323329"/>
             <wp:effectExtent b="0" l="0" r="0" t="0"/>
-            <wp:docPr descr="Example of the default output from flextable" title="" id="49" name="Picture"/>
+            <wp:docPr descr="Example of the default output from flextable" title="" id="53" name="Picture"/>
             <a:graphic>
               <a:graphicData uri="http://schemas.openxmlformats.org/drawingml/2006/picture">
                 <pic:pic>
                   <pic:nvPicPr>
-                    <pic:cNvPr descr="pics/module04_flextable_example.jpeg" id="50" name="Picture"/>
+                    <pic:cNvPr descr="pics/module04_flextable_example.jpeg" id="54" name="Picture"/>
                     <pic:cNvPicPr>
                       <a:picLocks noChangeArrowheads="1" noChangeAspect="1"/>
                     </pic:cNvPicPr>
                   </pic:nvPicPr>
                   <pic:blipFill>
-                    <a:blip r:embed="rId48"/>
+                    <a:blip r:embed="rId52"/>
                     <a:stretch>
                       <a:fillRect/>
                     </a:stretch>
@@ -6841,17 +7382,15 @@
           </wp:inline>
         </w:drawing>
       </w:r>
+      <w:r>
+        <w:t xml:space="preserve"> </w:t>
+      </w:r>
+      <w:r>
+        <w:t xml:space="preserve">See? Just that easy, and we’ve already got defined headers and content in a very clean format.</w:t>
+      </w:r>
     </w:p>
-    <w:p>
-      <w:pPr>
-        <w:pStyle w:val="ImageCaption"/>
-      </w:pPr>
-      <w:r>
-        <w:t xml:space="preserve">Example of the default output from flextable</w:t>
-      </w:r>
-    </w:p>
-    <w:bookmarkEnd w:id="51"/>
-    <w:bookmarkStart w:id="60" w:name="building-a-table-of-attack-rates"/>
+    <w:bookmarkEnd w:id="55"/>
+    <w:bookmarkStart w:id="63" w:name="building-a-table-of-attack-rates"/>
     <w:p>
       <w:pPr>
         <w:pStyle w:val="Heading3"/>
@@ -6865,10 +7404,10 @@
         <w:pStyle w:val="FirstParagraph"/>
       </w:pPr>
       <w:r>
-        <w:t xml:space="preserve">We recently just produced an output of the attack rates of different food items, but as you saw, the results weren’t very pretty, and were poorly formatted to include in any kind of report or email that would could share with others. Instead of going through the painstaking process of drafting a table in a word processing software and manually copying over the values, let’s instead put our efforts into automating a nice flextable that we can then export to use directly in a report.</w:t>
+        <w:t xml:space="preserve">We recently produced an output of attack rates for the different food items from the ship’s menu, but as you saw, the results weren’t very pretty and were poorly formatted for inclusion in any kind of report or email to be shared with others. Instead of going through the painstaking process of drafting a table in a word processing software and manually copying over the values, let’s instead put our efforts into creating a nice flextable that we can then export to use directly in a report.</w:t>
       </w:r>
     </w:p>
-    <w:bookmarkStart w:id="55" w:name="formatting-the-data-for-use-in-a-table"/>
+    <w:bookmarkStart w:id="59" w:name="formatting-the-data-for-use-in-a-table"/>
     <w:p>
       <w:pPr>
         <w:pStyle w:val="Heading4"/>
@@ -6882,7 +7421,7 @@
         <w:pStyle w:val="FirstParagraph"/>
       </w:pPr>
       <w:r>
-        <w:t xml:space="preserve">First, we’ll start by revisiting the attack rate table that we created earlier.</w:t>
+        <w:t xml:space="preserve">First, we’ll start by revisiting the code we used earlier to create the attack rate table that was based on the general case definition for defining illness among ship’s passengers.</w:t>
       </w:r>
     </w:p>
     <w:p>
@@ -6891,6 +7430,18 @@
       </w:pPr>
       <w:r>
         <w:rPr>
+          <w:rStyle w:val="CommentTok"/>
+        </w:rPr>
+        <w:t xml:space="preserve"># Note: this is the same code used earlier</w:t>
+      </w:r>
+      <w:r>
+        <w:br/>
+      </w:r>
+      <w:r>
+        <w:br/>
+      </w:r>
+      <w:r>
+        <w:rPr>
           <w:rStyle w:val="NormalTok"/>
         </w:rPr>
         <w:t xml:space="preserve">  food_symp_joined </w:t>
@@ -7267,7 +7818,55 @@
         <w:pStyle w:val="FirstParagraph"/>
       </w:pPr>
       <w:r>
-        <w:t xml:space="preserve">You’ll notice that the table is in wide-format. This isn’t great for readability, so lets first pivot it into long format using pivot_longer().</w:t>
+        <w:t xml:space="preserve">You’ll notice that the results produced by the code above are printed in wide-format. This isn’t great for readability, so lets first</w:t>
+      </w:r>
+      <w:r>
+        <w:t xml:space="preserve"> </w:t>
+      </w:r>
+      <w:r>
+        <w:rPr>
+          <w:b/>
+          <w:bCs/>
+        </w:rPr>
+        <w:t xml:space="preserve">pivot</w:t>
+      </w:r>
+      <w:r>
+        <w:t xml:space="preserve"> </w:t>
+      </w:r>
+      <w:r>
+        <w:t xml:space="preserve">the results into</w:t>
+      </w:r>
+      <w:r>
+        <w:t xml:space="preserve"> </w:t>
+      </w:r>
+      <w:r>
+        <w:rPr>
+          <w:b/>
+          <w:bCs/>
+        </w:rPr>
+        <w:t xml:space="preserve">long format</w:t>
+      </w:r>
+      <w:r>
+        <w:t xml:space="preserve"> </w:t>
+      </w:r>
+      <w:r>
+        <w:t xml:space="preserve">using the</w:t>
+      </w:r>
+      <w:r>
+        <w:t xml:space="preserve"> </w:t>
+      </w:r>
+      <w:r>
+        <w:rPr>
+          <w:b/>
+          <w:bCs/>
+        </w:rPr>
+        <w:t xml:space="preserve">pivot_longer()</w:t>
+      </w:r>
+      <w:r>
+        <w:t xml:space="preserve"> </w:t>
+      </w:r>
+      <w:r>
+        <w:t xml:space="preserve">function.</w:t>
       </w:r>
     </w:p>
     <w:p>
@@ -7275,6 +7874,12 @@
         <w:pStyle w:val="SourceCode"/>
       </w:pPr>
       <w:r>
+        <w:rPr>
+          <w:rStyle w:val="CommentTok"/>
+        </w:rPr>
+        <w:t xml:space="preserve"># Pivot the attack rate table into long format for readability</w:t>
+      </w:r>
+      <w:r>
         <w:br/>
       </w:r>
       <w:r>
@@ -7865,7 +8470,7 @@
         <w:pStyle w:val="FirstParagraph"/>
       </w:pPr>
       <w:r>
-        <w:t xml:space="preserve">Great - that’s exactly what we wanted! A column of menu items, and a column of their attack rate for illness. Let’s save this as an object before moving on to more complex tasks. Since attack rates are usually expressed as a percent, we’ll add a line in to multiply that column by 100 too.</w:t>
+        <w:t xml:space="preserve">Great - that’s exactly what we wanted: a column that includes the menu items, and a column of their attack rate for general illness. Let’s save this as an object before moving on to more complex tasks, but first, since attack rates are usually expressed as a percentage, we’ll add a line in to multiply that column by 100.</w:t>
       </w:r>
     </w:p>
     <w:p>
@@ -8350,6 +8955,18 @@
         <w:t xml:space="preserve">%&gt;%</w:t>
       </w:r>
       <w:r>
+        <w:rPr>
+          <w:rStyle w:val="NormalTok"/>
+        </w:rPr>
+        <w:t xml:space="preserve"> </w:t>
+      </w:r>
+      <w:r>
+        <w:rPr>
+          <w:rStyle w:val="CommentTok"/>
+        </w:rPr>
+        <w:t xml:space="preserve"># Multiply AR by 100 to attain percentages</w:t>
+      </w:r>
+      <w:r>
         <w:br/>
       </w:r>
       <w:r>
@@ -8481,7 +9098,7 @@
         <w:pStyle w:val="FirstParagraph"/>
       </w:pPr>
       <w:r>
-        <w:t xml:space="preserve">Now that we have our attack rate table in a basic format that works, we can start applying changes to make it more attractive and legible. Let’s start out by changing the food item names from the codified versions we used back into the menu items to make them more understandable.</w:t>
+        <w:t xml:space="preserve">Now that we have our attack rate table in a basic format that works, we can start applying changes to make it more attractive and legible. Let’s start out by changing the food item names from the codified versions back into the menu items to make them more understandable.</w:t>
       </w:r>
     </w:p>
     <w:p>
@@ -9072,6 +9689,12 @@
         <w:pStyle w:val="SourceCode"/>
       </w:pPr>
       <w:r>
+        <w:rPr>
+          <w:rStyle w:val="CommentTok"/>
+        </w:rPr>
+        <w:t xml:space="preserve"># Save table as a flextable object</w:t>
+      </w:r>
+      <w:r>
         <w:br/>
       </w:r>
       <w:r>
@@ -9110,7 +9733,7 @@
         <w:pStyle w:val="FirstParagraph"/>
       </w:pPr>
       <w:r>
-        <w:t xml:space="preserve">Now you’ve got your data saved as a flextable object, which by itself works very well with documents in MS Word, or PDF, and also allows for lots of attractive formatting options!</w:t>
+        <w:t xml:space="preserve">Now you’ve got your data saved as a flextable object! By itself this works very well with documents in MS Word or PDF formats. Additionally, flextable also allows for lots of attractive formatting options!</w:t>
       </w:r>
     </w:p>
     <w:tbl>
@@ -9154,18 +9777,18 @@
                 <wp:inline>
                   <wp:extent cx="152400" cy="152400"/>
                   <wp:effectExtent b="0" l="0" r="0" t="0"/>
-                  <wp:docPr descr="" title="" id="53" name="Picture"/>
+                  <wp:docPr descr="" title="" id="57" name="Picture"/>
                   <a:graphic>
                     <a:graphicData uri="http://schemas.openxmlformats.org/drawingml/2006/picture">
                       <pic:pic>
                         <pic:nvPicPr>
-                          <pic:cNvPr descr="C:\Users\BHETMAN\AppData\Local\Programs\Quarto\share\formats\docx\important.png" id="54" name="Picture"/>
+                          <pic:cNvPr descr="C:\Users\BHETMAN\AppData\Local\Programs\Quarto\share\formats\docx\important.png" id="58" name="Picture"/>
                           <pic:cNvPicPr>
                             <a:picLocks noChangeArrowheads="1" noChangeAspect="1"/>
                           </pic:cNvPicPr>
                         </pic:nvPicPr>
                         <pic:blipFill>
-                          <a:blip r:embed="rId52"/>
+                          <a:blip r:embed="rId56"/>
                           <a:stretch>
                             <a:fillRect/>
                           </a:stretch>
@@ -9222,7 +9845,15 @@
               <w:spacing w:before="16"/>
             </w:pPr>
             <w:r>
-              <w:t xml:space="preserve">Did you see what we did there? By simply wrapping that whole chunk of code from earlier inside the flextable() function and saving it as an object, we were able to easily create a flextable object. We think its worthwhile to stop for a second, however, and take note of what that small piece of code represented. You had to start with two separate datasets, clean and prepare them for joining, merge them together, manipulate and calculate new metrics, summarise, pivot into a longer format, and relabel - all before wrapping the code in the flextable function.</w:t>
+              <w:t xml:space="preserve">Did you see what we did there? In a matter of one line of code, we were able to easily create a flextable object.</w:t>
+            </w:r>
+          </w:p>
+          <w:p>
+            <w:pPr>
+              <w:pStyle w:val="BodyText"/>
+            </w:pPr>
+            <w:r>
+              <w:t xml:space="preserve">We think its worthwhile to stop for a second, however, and take note of what that small piece of code represented. You had to start with two separate datasets, clean and prepare them for joining, merge them together, manipulate and calculate new metrics, summarise, pivot into a longer format, and relabel - all before you got to wrap the code into the flextable function.</w:t>
             </w:r>
           </w:p>
           <w:p>
@@ -9233,7 +9864,7 @@
               <w:spacing w:after="16"/>
             </w:pPr>
             <w:r>
-              <w:t xml:space="preserve">As you face more complex R operations in the future, you’ll find that large complex problems can</w:t>
+              <w:t xml:space="preserve">As you continue your R journey, and face more complex R operations in the future, you’ll find that large complex problems can</w:t>
             </w:r>
             <w:r>
               <w:t xml:space="preserve"> </w:t>
@@ -9256,8 +9887,8 @@
         </w:tc>
       </w:tr>
     </w:tbl>
-    <w:bookmarkEnd w:id="55"/>
-    <w:bookmarkStart w:id="59" w:name="working-with-a-flextable-object"/>
+    <w:bookmarkEnd w:id="59"/>
+    <w:bookmarkStart w:id="62" w:name="working-with-a-flextable-object"/>
     <w:p>
       <w:pPr>
         <w:pStyle w:val="Heading4"/>
@@ -9271,7 +9902,7 @@
         <w:pStyle w:val="FirstParagraph"/>
       </w:pPr>
       <w:r>
-        <w:t xml:space="preserve">Now that we have our basic flextable made up, let’s turn to some of our formatting options within the package to make the table a little nicer looking.</w:t>
+        <w:t xml:space="preserve">Now that we have our basic flextable made up, let’s try out some formatting options available within the flextable package to make the table a little nicer.</w:t>
       </w:r>
     </w:p>
     <w:p>
@@ -9331,7 +9962,7 @@
         <w:rPr>
           <w:rStyle w:val="VerbatimChar"/>
         </w:rPr>
-        <w:t xml:space="preserve">suffix</w:t>
+        <w:t xml:space="preserve">suffix =</w:t>
       </w:r>
       <w:r>
         <w:t xml:space="preserve"> </w:t>
@@ -9345,7 +9976,7 @@
         <w:pStyle w:val="BodyText"/>
       </w:pPr>
       <w:r>
-        <w:t xml:space="preserve">Then, we’ll embolden the header using</w:t>
+        <w:t xml:space="preserve">Finally, we’ll embolden the header using</w:t>
       </w:r>
       <w:r>
         <w:t xml:space="preserve"> </w:t>
@@ -11100,7 +11731,7 @@
       <w:r>
         <w:t xml:space="preserve"> </w:t>
       </w:r>
-      <w:hyperlink r:id="rId56">
+      <w:hyperlink r:id="rId60">
         <w:r>
           <w:rPr>
             <w:rStyle w:val="Hyperlink"/>
@@ -11120,12 +11751,12 @@
         <w:pStyle w:val="BodyText"/>
       </w:pPr>
       <w:r>
-        <w:t xml:space="preserve">While we only used very basic options in flextable, there are seemingly endless applications and extensions to the package. Take a few minutes to explore some further options for formatting your flextable using the documentation</w:t>
-      </w:r>
-      <w:r>
-        <w:t xml:space="preserve"> </w:t>
-      </w:r>
-      <w:hyperlink r:id="rId57">
+        <w:t xml:space="preserve">While we only used very basic options in flextable, there are almost endless applications and extensions to the package. Take a few minutes to explore some further options for formatting your flextable using the documentation</w:t>
+      </w:r>
+      <w:r>
+        <w:t xml:space="preserve"> </w:t>
+      </w:r>
+      <w:hyperlink r:id="rId61">
         <w:r>
           <w:rPr>
             <w:rStyle w:val="Hyperlink"/>
@@ -11137,31 +11768,9 @@
         <w:t xml:space="preserve">, as well as leveraging your favorite AI tool for ideas and help.</w:t>
       </w:r>
     </w:p>
-    <w:p>
-      <w:pPr>
-        <w:pStyle w:val="BodyText"/>
-      </w:pPr>
-      <w:r>
-        <w:t xml:space="preserve">Finally, if you’d like a cheatsheet as a quick reference for flextable, you can also download one</w:t>
-      </w:r>
-      <w:r>
-        <w:t xml:space="preserve"> </w:t>
-      </w:r>
-      <w:hyperlink r:id="rId58">
-        <w:r>
-          <w:rPr>
-            <w:rStyle w:val="Hyperlink"/>
-          </w:rPr>
-          <w:t xml:space="preserve">here</w:t>
-        </w:r>
-      </w:hyperlink>
-      <w:r>
-        <w:t xml:space="preserve">.</w:t>
-      </w:r>
-    </w:p>
-    <w:bookmarkEnd w:id="59"/>
-    <w:bookmarkEnd w:id="60"/>
-    <w:bookmarkStart w:id="61" w:name="now-its-your-turn"/>
+    <w:bookmarkEnd w:id="62"/>
+    <w:bookmarkEnd w:id="63"/>
+    <w:bookmarkStart w:id="64" w:name="now-its-your-turn"/>
     <w:p>
       <w:pPr>
         <w:pStyle w:val="Heading3"/>
@@ -11268,6 +11877,2023 @@
       </w:pPr>
       <w:r>
         <w:t xml:space="preserve">In the end, you should produce something that looks like the following:</w:t>
+      </w:r>
+    </w:p>
+    <w:p>
+      <w:pPr>
+        <w:pStyle w:val="BodyText"/>
+      </w:pPr>
+      <w:r>
+        <w:t xml:space="preserve">Click to show the code, but please try this yourself first!</w:t>
+      </w:r>
+    </w:p>
+    <w:p>
+      <w:pPr>
+        <w:pStyle w:val="SourceCode"/>
+      </w:pPr>
+      <w:r>
+        <w:rPr>
+          <w:rStyle w:val="NormalTok"/>
+        </w:rPr>
+        <w:t xml:space="preserve">ar_srs_table </w:t>
+      </w:r>
+      <w:r>
+        <w:rPr>
+          <w:rStyle w:val="OtherTok"/>
+        </w:rPr>
+        <w:t xml:space="preserve">&lt;-</w:t>
+      </w:r>
+      <w:r>
+        <w:rPr>
+          <w:rStyle w:val="NormalTok"/>
+        </w:rPr>
+        <w:t xml:space="preserve"> </w:t>
+      </w:r>
+      <w:r>
+        <w:br/>
+      </w:r>
+      <w:r>
+        <w:rPr>
+          <w:rStyle w:val="NormalTok"/>
+        </w:rPr>
+        <w:t xml:space="preserve">  food_symp_joined </w:t>
+      </w:r>
+      <w:r>
+        <w:rPr>
+          <w:rStyle w:val="SpecialCharTok"/>
+        </w:rPr>
+        <w:t xml:space="preserve">%&gt;%</w:t>
+      </w:r>
+      <w:r>
+        <w:rPr>
+          <w:rStyle w:val="NormalTok"/>
+        </w:rPr>
+        <w:t xml:space="preserve"> </w:t>
+      </w:r>
+      <w:r>
+        <w:br/>
+      </w:r>
+      <w:r>
+        <w:rPr>
+          <w:rStyle w:val="NormalTok"/>
+        </w:rPr>
+        <w:t xml:space="preserve">  </w:t>
+      </w:r>
+      <w:r>
+        <w:rPr>
+          <w:rStyle w:val="FunctionTok"/>
+        </w:rPr>
+        <w:t xml:space="preserve">summarise</w:t>
+      </w:r>
+      <w:r>
+        <w:rPr>
+          <w:rStyle w:val="NormalTok"/>
+        </w:rPr>
+        <w:t xml:space="preserve">(</w:t>
+      </w:r>
+      <w:r>
+        <w:br/>
+      </w:r>
+      <w:r>
+        <w:rPr>
+          <w:rStyle w:val="NormalTok"/>
+        </w:rPr>
+        <w:t xml:space="preserve">    </w:t>
+      </w:r>
+      <w:r>
+        <w:rPr>
+          <w:rStyle w:val="FunctionTok"/>
+        </w:rPr>
+        <w:t xml:space="preserve">across</w:t>
+      </w:r>
+      <w:r>
+        <w:rPr>
+          <w:rStyle w:val="NormalTok"/>
+        </w:rPr>
+        <w:t xml:space="preserve">(</w:t>
+      </w:r>
+      <w:r>
+        <w:br/>
+      </w:r>
+      <w:r>
+        <w:rPr>
+          <w:rStyle w:val="NormalTok"/>
+        </w:rPr>
+        <w:t xml:space="preserve">      gsalad</w:t>
+      </w:r>
+      <w:r>
+        <w:rPr>
+          <w:rStyle w:val="SpecialCharTok"/>
+        </w:rPr>
+        <w:t xml:space="preserve">:</w:t>
+      </w:r>
+      <w:r>
+        <w:rPr>
+          <w:rStyle w:val="NormalTok"/>
+        </w:rPr>
+        <w:t xml:space="preserve">vanicecr,</w:t>
+      </w:r>
+      <w:r>
+        <w:br/>
+      </w:r>
+      <w:r>
+        <w:rPr>
+          <w:rStyle w:val="NormalTok"/>
+        </w:rPr>
+        <w:t xml:space="preserve">      </w:t>
+      </w:r>
+      <w:r>
+        <w:rPr>
+          <w:rStyle w:val="SpecialCharTok"/>
+        </w:rPr>
+        <w:t xml:space="preserve">~</w:t>
+      </w:r>
+      <w:r>
+        <w:rPr>
+          <w:rStyle w:val="NormalTok"/>
+        </w:rPr>
+        <w:t xml:space="preserve"> </w:t>
+      </w:r>
+      <w:r>
+        <w:rPr>
+          <w:rStyle w:val="FunctionTok"/>
+        </w:rPr>
+        <w:t xml:space="preserve">sum</w:t>
+      </w:r>
+      <w:r>
+        <w:rPr>
+          <w:rStyle w:val="NormalTok"/>
+        </w:rPr>
+        <w:t xml:space="preserve">(.x </w:t>
+      </w:r>
+      <w:r>
+        <w:rPr>
+          <w:rStyle w:val="SpecialCharTok"/>
+        </w:rPr>
+        <w:t xml:space="preserve">==</w:t>
+      </w:r>
+      <w:r>
+        <w:rPr>
+          <w:rStyle w:val="NormalTok"/>
+        </w:rPr>
+        <w:t xml:space="preserve"> </w:t>
+      </w:r>
+      <w:r>
+        <w:rPr>
+          <w:rStyle w:val="DecValTok"/>
+        </w:rPr>
+        <w:t xml:space="preserve">1</w:t>
+      </w:r>
+      <w:r>
+        <w:rPr>
+          <w:rStyle w:val="NormalTok"/>
+        </w:rPr>
+        <w:t xml:space="preserve"> </w:t>
+      </w:r>
+      <w:r>
+        <w:rPr>
+          <w:rStyle w:val="SpecialCharTok"/>
+        </w:rPr>
+        <w:t xml:space="preserve">&amp;</w:t>
+      </w:r>
+      <w:r>
+        <w:rPr>
+          <w:rStyle w:val="NormalTok"/>
+        </w:rPr>
+        <w:t xml:space="preserve"> general.case </w:t>
+      </w:r>
+      <w:r>
+        <w:rPr>
+          <w:rStyle w:val="SpecialCharTok"/>
+        </w:rPr>
+        <w:t xml:space="preserve">==</w:t>
+      </w:r>
+      <w:r>
+        <w:rPr>
+          <w:rStyle w:val="NormalTok"/>
+        </w:rPr>
+        <w:t xml:space="preserve"> </w:t>
+      </w:r>
+      <w:r>
+        <w:rPr>
+          <w:rStyle w:val="DecValTok"/>
+        </w:rPr>
+        <w:t xml:space="preserve">1</w:t>
+      </w:r>
+      <w:r>
+        <w:rPr>
+          <w:rStyle w:val="NormalTok"/>
+        </w:rPr>
+        <w:t xml:space="preserve">, </w:t>
+      </w:r>
+      <w:r>
+        <w:rPr>
+          <w:rStyle w:val="AttributeTok"/>
+        </w:rPr>
+        <w:t xml:space="preserve">na.rm =</w:t>
+      </w:r>
+      <w:r>
+        <w:rPr>
+          <w:rStyle w:val="NormalTok"/>
+        </w:rPr>
+        <w:t xml:space="preserve"> </w:t>
+      </w:r>
+      <w:r>
+        <w:rPr>
+          <w:rStyle w:val="ConstantTok"/>
+        </w:rPr>
+        <w:t xml:space="preserve">TRUE</w:t>
+      </w:r>
+      <w:r>
+        <w:rPr>
+          <w:rStyle w:val="NormalTok"/>
+        </w:rPr>
+        <w:t xml:space="preserve">) </w:t>
+      </w:r>
+      <w:r>
+        <w:rPr>
+          <w:rStyle w:val="SpecialCharTok"/>
+        </w:rPr>
+        <w:t xml:space="preserve">/</w:t>
+      </w:r>
+      <w:r>
+        <w:br/>
+      </w:r>
+      <w:r>
+        <w:rPr>
+          <w:rStyle w:val="NormalTok"/>
+        </w:rPr>
+        <w:t xml:space="preserve">        </w:t>
+      </w:r>
+      <w:r>
+        <w:rPr>
+          <w:rStyle w:val="FunctionTok"/>
+        </w:rPr>
+        <w:t xml:space="preserve">sum</w:t>
+      </w:r>
+      <w:r>
+        <w:rPr>
+          <w:rStyle w:val="NormalTok"/>
+        </w:rPr>
+        <w:t xml:space="preserve">(.x </w:t>
+      </w:r>
+      <w:r>
+        <w:rPr>
+          <w:rStyle w:val="SpecialCharTok"/>
+        </w:rPr>
+        <w:t xml:space="preserve">==</w:t>
+      </w:r>
+      <w:r>
+        <w:rPr>
+          <w:rStyle w:val="NormalTok"/>
+        </w:rPr>
+        <w:t xml:space="preserve"> </w:t>
+      </w:r>
+      <w:r>
+        <w:rPr>
+          <w:rStyle w:val="DecValTok"/>
+        </w:rPr>
+        <w:t xml:space="preserve">1</w:t>
+      </w:r>
+      <w:r>
+        <w:rPr>
+          <w:rStyle w:val="NormalTok"/>
+        </w:rPr>
+        <w:t xml:space="preserve">, </w:t>
+      </w:r>
+      <w:r>
+        <w:rPr>
+          <w:rStyle w:val="AttributeTok"/>
+        </w:rPr>
+        <w:t xml:space="preserve">na.rm =</w:t>
+      </w:r>
+      <w:r>
+        <w:rPr>
+          <w:rStyle w:val="NormalTok"/>
+        </w:rPr>
+        <w:t xml:space="preserve"> </w:t>
+      </w:r>
+      <w:r>
+        <w:rPr>
+          <w:rStyle w:val="ConstantTok"/>
+        </w:rPr>
+        <w:t xml:space="preserve">TRUE</w:t>
+      </w:r>
+      <w:r>
+        <w:rPr>
+          <w:rStyle w:val="NormalTok"/>
+        </w:rPr>
+        <w:t xml:space="preserve">),</w:t>
+      </w:r>
+      <w:r>
+        <w:br/>
+      </w:r>
+      <w:r>
+        <w:rPr>
+          <w:rStyle w:val="NormalTok"/>
+        </w:rPr>
+        <w:t xml:space="preserve">      </w:t>
+      </w:r>
+      <w:r>
+        <w:rPr>
+          <w:rStyle w:val="AttributeTok"/>
+        </w:rPr>
+        <w:t xml:space="preserve">.names =</w:t>
+      </w:r>
+      <w:r>
+        <w:rPr>
+          <w:rStyle w:val="NormalTok"/>
+        </w:rPr>
+        <w:t xml:space="preserve"> </w:t>
+      </w:r>
+      <w:r>
+        <w:rPr>
+          <w:rStyle w:val="StringTok"/>
+        </w:rPr>
+        <w:t xml:space="preserve">"{.col}_AR_general"</w:t>
+      </w:r>
+      <w:r>
+        <w:br/>
+      </w:r>
+      <w:r>
+        <w:rPr>
+          <w:rStyle w:val="NormalTok"/>
+        </w:rPr>
+        <w:t xml:space="preserve">    ),</w:t>
+      </w:r>
+      <w:r>
+        <w:br/>
+      </w:r>
+      <w:r>
+        <w:rPr>
+          <w:rStyle w:val="NormalTok"/>
+        </w:rPr>
+        <w:t xml:space="preserve">    </w:t>
+      </w:r>
+      <w:r>
+        <w:rPr>
+          <w:rStyle w:val="FunctionTok"/>
+        </w:rPr>
+        <w:t xml:space="preserve">across</w:t>
+      </w:r>
+      <w:r>
+        <w:rPr>
+          <w:rStyle w:val="NormalTok"/>
+        </w:rPr>
+        <w:t xml:space="preserve">(</w:t>
+      </w:r>
+      <w:r>
+        <w:br/>
+      </w:r>
+      <w:r>
+        <w:rPr>
+          <w:rStyle w:val="NormalTok"/>
+        </w:rPr>
+        <w:t xml:space="preserve">      gsalad</w:t>
+      </w:r>
+      <w:r>
+        <w:rPr>
+          <w:rStyle w:val="SpecialCharTok"/>
+        </w:rPr>
+        <w:t xml:space="preserve">:</w:t>
+      </w:r>
+      <w:r>
+        <w:rPr>
+          <w:rStyle w:val="NormalTok"/>
+        </w:rPr>
+        <w:t xml:space="preserve">vanicecr,</w:t>
+      </w:r>
+      <w:r>
+        <w:br/>
+      </w:r>
+      <w:r>
+        <w:rPr>
+          <w:rStyle w:val="NormalTok"/>
+        </w:rPr>
+        <w:t xml:space="preserve">      </w:t>
+      </w:r>
+      <w:r>
+        <w:rPr>
+          <w:rStyle w:val="SpecialCharTok"/>
+        </w:rPr>
+        <w:t xml:space="preserve">~</w:t>
+      </w:r>
+      <w:r>
+        <w:rPr>
+          <w:rStyle w:val="NormalTok"/>
+        </w:rPr>
+        <w:t xml:space="preserve"> </w:t>
+      </w:r>
+      <w:r>
+        <w:rPr>
+          <w:rStyle w:val="FunctionTok"/>
+        </w:rPr>
+        <w:t xml:space="preserve">sum</w:t>
+      </w:r>
+      <w:r>
+        <w:rPr>
+          <w:rStyle w:val="NormalTok"/>
+        </w:rPr>
+        <w:t xml:space="preserve">(.x </w:t>
+      </w:r>
+      <w:r>
+        <w:rPr>
+          <w:rStyle w:val="SpecialCharTok"/>
+        </w:rPr>
+        <w:t xml:space="preserve">==</w:t>
+      </w:r>
+      <w:r>
+        <w:rPr>
+          <w:rStyle w:val="NormalTok"/>
+        </w:rPr>
+        <w:t xml:space="preserve"> </w:t>
+      </w:r>
+      <w:r>
+        <w:rPr>
+          <w:rStyle w:val="DecValTok"/>
+        </w:rPr>
+        <w:t xml:space="preserve">1</w:t>
+      </w:r>
+      <w:r>
+        <w:rPr>
+          <w:rStyle w:val="NormalTok"/>
+        </w:rPr>
+        <w:t xml:space="preserve"> </w:t>
+      </w:r>
+      <w:r>
+        <w:rPr>
+          <w:rStyle w:val="SpecialCharTok"/>
+        </w:rPr>
+        <w:t xml:space="preserve">&amp;</w:t>
+      </w:r>
+      <w:r>
+        <w:rPr>
+          <w:rStyle w:val="NormalTok"/>
+        </w:rPr>
+        <w:t xml:space="preserve"> serious.case </w:t>
+      </w:r>
+      <w:r>
+        <w:rPr>
+          <w:rStyle w:val="SpecialCharTok"/>
+        </w:rPr>
+        <w:t xml:space="preserve">==</w:t>
+      </w:r>
+      <w:r>
+        <w:rPr>
+          <w:rStyle w:val="NormalTok"/>
+        </w:rPr>
+        <w:t xml:space="preserve"> </w:t>
+      </w:r>
+      <w:r>
+        <w:rPr>
+          <w:rStyle w:val="DecValTok"/>
+        </w:rPr>
+        <w:t xml:space="preserve">1</w:t>
+      </w:r>
+      <w:r>
+        <w:rPr>
+          <w:rStyle w:val="NormalTok"/>
+        </w:rPr>
+        <w:t xml:space="preserve">, </w:t>
+      </w:r>
+      <w:r>
+        <w:rPr>
+          <w:rStyle w:val="AttributeTok"/>
+        </w:rPr>
+        <w:t xml:space="preserve">na.rm =</w:t>
+      </w:r>
+      <w:r>
+        <w:rPr>
+          <w:rStyle w:val="NormalTok"/>
+        </w:rPr>
+        <w:t xml:space="preserve"> </w:t>
+      </w:r>
+      <w:r>
+        <w:rPr>
+          <w:rStyle w:val="ConstantTok"/>
+        </w:rPr>
+        <w:t xml:space="preserve">TRUE</w:t>
+      </w:r>
+      <w:r>
+        <w:rPr>
+          <w:rStyle w:val="NormalTok"/>
+        </w:rPr>
+        <w:t xml:space="preserve">) </w:t>
+      </w:r>
+      <w:r>
+        <w:rPr>
+          <w:rStyle w:val="SpecialCharTok"/>
+        </w:rPr>
+        <w:t xml:space="preserve">/</w:t>
+      </w:r>
+      <w:r>
+        <w:br/>
+      </w:r>
+      <w:r>
+        <w:rPr>
+          <w:rStyle w:val="NormalTok"/>
+        </w:rPr>
+        <w:t xml:space="preserve">        </w:t>
+      </w:r>
+      <w:r>
+        <w:rPr>
+          <w:rStyle w:val="FunctionTok"/>
+        </w:rPr>
+        <w:t xml:space="preserve">sum</w:t>
+      </w:r>
+      <w:r>
+        <w:rPr>
+          <w:rStyle w:val="NormalTok"/>
+        </w:rPr>
+        <w:t xml:space="preserve">(.x </w:t>
+      </w:r>
+      <w:r>
+        <w:rPr>
+          <w:rStyle w:val="SpecialCharTok"/>
+        </w:rPr>
+        <w:t xml:space="preserve">==</w:t>
+      </w:r>
+      <w:r>
+        <w:rPr>
+          <w:rStyle w:val="NormalTok"/>
+        </w:rPr>
+        <w:t xml:space="preserve"> </w:t>
+      </w:r>
+      <w:r>
+        <w:rPr>
+          <w:rStyle w:val="DecValTok"/>
+        </w:rPr>
+        <w:t xml:space="preserve">1</w:t>
+      </w:r>
+      <w:r>
+        <w:rPr>
+          <w:rStyle w:val="NormalTok"/>
+        </w:rPr>
+        <w:t xml:space="preserve">, </w:t>
+      </w:r>
+      <w:r>
+        <w:rPr>
+          <w:rStyle w:val="AttributeTok"/>
+        </w:rPr>
+        <w:t xml:space="preserve">na.rm =</w:t>
+      </w:r>
+      <w:r>
+        <w:rPr>
+          <w:rStyle w:val="NormalTok"/>
+        </w:rPr>
+        <w:t xml:space="preserve"> </w:t>
+      </w:r>
+      <w:r>
+        <w:rPr>
+          <w:rStyle w:val="ConstantTok"/>
+        </w:rPr>
+        <w:t xml:space="preserve">TRUE</w:t>
+      </w:r>
+      <w:r>
+        <w:rPr>
+          <w:rStyle w:val="NormalTok"/>
+        </w:rPr>
+        <w:t xml:space="preserve">),</w:t>
+      </w:r>
+      <w:r>
+        <w:br/>
+      </w:r>
+      <w:r>
+        <w:rPr>
+          <w:rStyle w:val="NormalTok"/>
+        </w:rPr>
+        <w:t xml:space="preserve">      </w:t>
+      </w:r>
+      <w:r>
+        <w:rPr>
+          <w:rStyle w:val="AttributeTok"/>
+        </w:rPr>
+        <w:t xml:space="preserve">.names =</w:t>
+      </w:r>
+      <w:r>
+        <w:rPr>
+          <w:rStyle w:val="NormalTok"/>
+        </w:rPr>
+        <w:t xml:space="preserve"> </w:t>
+      </w:r>
+      <w:r>
+        <w:rPr>
+          <w:rStyle w:val="StringTok"/>
+        </w:rPr>
+        <w:t xml:space="preserve">"{.col}_AR_serious"</w:t>
+      </w:r>
+      <w:r>
+        <w:br/>
+      </w:r>
+      <w:r>
+        <w:rPr>
+          <w:rStyle w:val="NormalTok"/>
+        </w:rPr>
+        <w:t xml:space="preserve">    )</w:t>
+      </w:r>
+      <w:r>
+        <w:br/>
+      </w:r>
+      <w:r>
+        <w:rPr>
+          <w:rStyle w:val="NormalTok"/>
+        </w:rPr>
+        <w:t xml:space="preserve">  ) </w:t>
+      </w:r>
+      <w:r>
+        <w:rPr>
+          <w:rStyle w:val="SpecialCharTok"/>
+        </w:rPr>
+        <w:t xml:space="preserve">%&gt;%</w:t>
+      </w:r>
+      <w:r>
+        <w:br/>
+      </w:r>
+      <w:r>
+        <w:rPr>
+          <w:rStyle w:val="NormalTok"/>
+        </w:rPr>
+        <w:t xml:space="preserve">  </w:t>
+      </w:r>
+      <w:r>
+        <w:rPr>
+          <w:rStyle w:val="FunctionTok"/>
+        </w:rPr>
+        <w:t xml:space="preserve">pivot_longer</w:t>
+      </w:r>
+      <w:r>
+        <w:rPr>
+          <w:rStyle w:val="NormalTok"/>
+        </w:rPr>
+        <w:t xml:space="preserve">(</w:t>
+      </w:r>
+      <w:r>
+        <w:br/>
+      </w:r>
+      <w:r>
+        <w:rPr>
+          <w:rStyle w:val="NormalTok"/>
+        </w:rPr>
+        <w:t xml:space="preserve">    </w:t>
+      </w:r>
+      <w:r>
+        <w:rPr>
+          <w:rStyle w:val="FunctionTok"/>
+        </w:rPr>
+        <w:t xml:space="preserve">everything</w:t>
+      </w:r>
+      <w:r>
+        <w:rPr>
+          <w:rStyle w:val="NormalTok"/>
+        </w:rPr>
+        <w:t xml:space="preserve">(),</w:t>
+      </w:r>
+      <w:r>
+        <w:br/>
+      </w:r>
+      <w:r>
+        <w:rPr>
+          <w:rStyle w:val="NormalTok"/>
+        </w:rPr>
+        <w:t xml:space="preserve">    </w:t>
+      </w:r>
+      <w:r>
+        <w:rPr>
+          <w:rStyle w:val="AttributeTok"/>
+        </w:rPr>
+        <w:t xml:space="preserve">names_to =</w:t>
+      </w:r>
+      <w:r>
+        <w:rPr>
+          <w:rStyle w:val="NormalTok"/>
+        </w:rPr>
+        <w:t xml:space="preserve"> </w:t>
+      </w:r>
+      <w:r>
+        <w:rPr>
+          <w:rStyle w:val="FunctionTok"/>
+        </w:rPr>
+        <w:t xml:space="preserve">c</w:t>
+      </w:r>
+      <w:r>
+        <w:rPr>
+          <w:rStyle w:val="NormalTok"/>
+        </w:rPr>
+        <w:t xml:space="preserve">(</w:t>
+      </w:r>
+      <w:r>
+        <w:rPr>
+          <w:rStyle w:val="StringTok"/>
+        </w:rPr>
+        <w:t xml:space="preserve">"menu_item"</w:t>
+      </w:r>
+      <w:r>
+        <w:rPr>
+          <w:rStyle w:val="NormalTok"/>
+        </w:rPr>
+        <w:t xml:space="preserve">, </w:t>
+      </w:r>
+      <w:r>
+        <w:rPr>
+          <w:rStyle w:val="StringTok"/>
+        </w:rPr>
+        <w:t xml:space="preserve">"AR_type"</w:t>
+      </w:r>
+      <w:r>
+        <w:rPr>
+          <w:rStyle w:val="NormalTok"/>
+        </w:rPr>
+        <w:t xml:space="preserve">),</w:t>
+      </w:r>
+      <w:r>
+        <w:br/>
+      </w:r>
+      <w:r>
+        <w:rPr>
+          <w:rStyle w:val="NormalTok"/>
+        </w:rPr>
+        <w:t xml:space="preserve">    </w:t>
+      </w:r>
+      <w:r>
+        <w:rPr>
+          <w:rStyle w:val="AttributeTok"/>
+        </w:rPr>
+        <w:t xml:space="preserve">names_pattern =</w:t>
+      </w:r>
+      <w:r>
+        <w:rPr>
+          <w:rStyle w:val="NormalTok"/>
+        </w:rPr>
+        <w:t xml:space="preserve"> </w:t>
+      </w:r>
+      <w:r>
+        <w:rPr>
+          <w:rStyle w:val="StringTok"/>
+        </w:rPr>
+        <w:t xml:space="preserve">"(.*)_AR_(.*)"</w:t>
+      </w:r>
+      <w:r>
+        <w:rPr>
+          <w:rStyle w:val="NormalTok"/>
+        </w:rPr>
+        <w:t xml:space="preserve">,</w:t>
+      </w:r>
+      <w:r>
+        <w:br/>
+      </w:r>
+      <w:r>
+        <w:rPr>
+          <w:rStyle w:val="NormalTok"/>
+        </w:rPr>
+        <w:t xml:space="preserve">    </w:t>
+      </w:r>
+      <w:r>
+        <w:rPr>
+          <w:rStyle w:val="AttributeTok"/>
+        </w:rPr>
+        <w:t xml:space="preserve">values_to =</w:t>
+      </w:r>
+      <w:r>
+        <w:rPr>
+          <w:rStyle w:val="NormalTok"/>
+        </w:rPr>
+        <w:t xml:space="preserve"> </w:t>
+      </w:r>
+      <w:r>
+        <w:rPr>
+          <w:rStyle w:val="StringTok"/>
+        </w:rPr>
+        <w:t xml:space="preserve">"attack_rate"</w:t>
+      </w:r>
+      <w:r>
+        <w:br/>
+      </w:r>
+      <w:r>
+        <w:rPr>
+          <w:rStyle w:val="NormalTok"/>
+        </w:rPr>
+        <w:t xml:space="preserve">  ) </w:t>
+      </w:r>
+      <w:r>
+        <w:rPr>
+          <w:rStyle w:val="SpecialCharTok"/>
+        </w:rPr>
+        <w:t xml:space="preserve">%&gt;%</w:t>
+      </w:r>
+      <w:r>
+        <w:br/>
+      </w:r>
+      <w:r>
+        <w:rPr>
+          <w:rStyle w:val="NormalTok"/>
+        </w:rPr>
+        <w:t xml:space="preserve">  </w:t>
+      </w:r>
+      <w:r>
+        <w:rPr>
+          <w:rStyle w:val="FunctionTok"/>
+        </w:rPr>
+        <w:t xml:space="preserve">pivot_wider</w:t>
+      </w:r>
+      <w:r>
+        <w:rPr>
+          <w:rStyle w:val="NormalTok"/>
+        </w:rPr>
+        <w:t xml:space="preserve">(</w:t>
+      </w:r>
+      <w:r>
+        <w:br/>
+      </w:r>
+      <w:r>
+        <w:rPr>
+          <w:rStyle w:val="NormalTok"/>
+        </w:rPr>
+        <w:t xml:space="preserve">    </w:t>
+      </w:r>
+      <w:r>
+        <w:rPr>
+          <w:rStyle w:val="AttributeTok"/>
+        </w:rPr>
+        <w:t xml:space="preserve">names_from  =</w:t>
+      </w:r>
+      <w:r>
+        <w:rPr>
+          <w:rStyle w:val="NormalTok"/>
+        </w:rPr>
+        <w:t xml:space="preserve"> AR_type,</w:t>
+      </w:r>
+      <w:r>
+        <w:br/>
+      </w:r>
+      <w:r>
+        <w:rPr>
+          <w:rStyle w:val="NormalTok"/>
+        </w:rPr>
+        <w:t xml:space="preserve">    </w:t>
+      </w:r>
+      <w:r>
+        <w:rPr>
+          <w:rStyle w:val="AttributeTok"/>
+        </w:rPr>
+        <w:t xml:space="preserve">values_from =</w:t>
+      </w:r>
+      <w:r>
+        <w:rPr>
+          <w:rStyle w:val="NormalTok"/>
+        </w:rPr>
+        <w:t xml:space="preserve"> attack_rate</w:t>
+      </w:r>
+      <w:r>
+        <w:br/>
+      </w:r>
+      <w:r>
+        <w:rPr>
+          <w:rStyle w:val="NormalTok"/>
+        </w:rPr>
+        <w:t xml:space="preserve">  ) </w:t>
+      </w:r>
+      <w:r>
+        <w:rPr>
+          <w:rStyle w:val="SpecialCharTok"/>
+        </w:rPr>
+        <w:t xml:space="preserve">%&gt;%</w:t>
+      </w:r>
+      <w:r>
+        <w:rPr>
+          <w:rStyle w:val="NormalTok"/>
+        </w:rPr>
+        <w:t xml:space="preserve"> </w:t>
+      </w:r>
+      <w:r>
+        <w:br/>
+      </w:r>
+      <w:r>
+        <w:rPr>
+          <w:rStyle w:val="NormalTok"/>
+        </w:rPr>
+        <w:t xml:space="preserve">  </w:t>
+      </w:r>
+      <w:r>
+        <w:rPr>
+          <w:rStyle w:val="FunctionTok"/>
+        </w:rPr>
+        <w:t xml:space="preserve">mutate</w:t>
+      </w:r>
+      <w:r>
+        <w:rPr>
+          <w:rStyle w:val="NormalTok"/>
+        </w:rPr>
+        <w:t xml:space="preserve">(</w:t>
+      </w:r>
+      <w:r>
+        <w:br/>
+      </w:r>
+      <w:r>
+        <w:rPr>
+          <w:rStyle w:val="NormalTok"/>
+        </w:rPr>
+        <w:t xml:space="preserve">    </w:t>
+      </w:r>
+      <w:r>
+        <w:rPr>
+          <w:rStyle w:val="StringTok"/>
+        </w:rPr>
+        <w:t xml:space="preserve">`</w:t>
+      </w:r>
+      <w:r>
+        <w:rPr>
+          <w:rStyle w:val="AttributeTok"/>
+        </w:rPr>
+        <w:t xml:space="preserve">menu_item</w:t>
+      </w:r>
+      <w:r>
+        <w:rPr>
+          <w:rStyle w:val="StringTok"/>
+        </w:rPr>
+        <w:t xml:space="preserve">`</w:t>
+      </w:r>
+      <w:r>
+        <w:rPr>
+          <w:rStyle w:val="NormalTok"/>
+        </w:rPr>
+        <w:t xml:space="preserve"> </w:t>
+      </w:r>
+      <w:r>
+        <w:rPr>
+          <w:rStyle w:val="OtherTok"/>
+        </w:rPr>
+        <w:t xml:space="preserve">=</w:t>
+      </w:r>
+      <w:r>
+        <w:rPr>
+          <w:rStyle w:val="NormalTok"/>
+        </w:rPr>
+        <w:t xml:space="preserve"> </w:t>
+      </w:r>
+      <w:r>
+        <w:rPr>
+          <w:rStyle w:val="FunctionTok"/>
+        </w:rPr>
+        <w:t xml:space="preserve">recode</w:t>
+      </w:r>
+      <w:r>
+        <w:rPr>
+          <w:rStyle w:val="NormalTok"/>
+        </w:rPr>
+        <w:t xml:space="preserve">(</w:t>
+      </w:r>
+      <w:r>
+        <w:br/>
+      </w:r>
+      <w:r>
+        <w:rPr>
+          <w:rStyle w:val="NormalTok"/>
+        </w:rPr>
+        <w:t xml:space="preserve">      </w:t>
+      </w:r>
+      <w:r>
+        <w:rPr>
+          <w:rStyle w:val="StringTok"/>
+        </w:rPr>
+        <w:t xml:space="preserve">`</w:t>
+      </w:r>
+      <w:r>
+        <w:rPr>
+          <w:rStyle w:val="AttributeTok"/>
+        </w:rPr>
+        <w:t xml:space="preserve">menu_item</w:t>
+      </w:r>
+      <w:r>
+        <w:rPr>
+          <w:rStyle w:val="StringTok"/>
+        </w:rPr>
+        <w:t xml:space="preserve">`</w:t>
+      </w:r>
+      <w:r>
+        <w:rPr>
+          <w:rStyle w:val="NormalTok"/>
+        </w:rPr>
+        <w:t xml:space="preserve">, </w:t>
+      </w:r>
+      <w:r>
+        <w:rPr>
+          <w:rStyle w:val="CommentTok"/>
+        </w:rPr>
+        <w:t xml:space="preserve">#need to specify which variable to recode in first argument</w:t>
+      </w:r>
+      <w:r>
+        <w:br/>
+      </w:r>
+      <w:r>
+        <w:rPr>
+          <w:rStyle w:val="NormalTok"/>
+        </w:rPr>
+        <w:t xml:space="preserve">      </w:t>
+      </w:r>
+      <w:r>
+        <w:rPr>
+          <w:rStyle w:val="AttributeTok"/>
+        </w:rPr>
+        <w:t xml:space="preserve">gsalad    =</w:t>
+      </w:r>
+      <w:r>
+        <w:rPr>
+          <w:rStyle w:val="NormalTok"/>
+        </w:rPr>
+        <w:t xml:space="preserve"> </w:t>
+      </w:r>
+      <w:r>
+        <w:rPr>
+          <w:rStyle w:val="StringTok"/>
+        </w:rPr>
+        <w:t xml:space="preserve">"Green Salad"</w:t>
+      </w:r>
+      <w:r>
+        <w:rPr>
+          <w:rStyle w:val="NormalTok"/>
+        </w:rPr>
+        <w:t xml:space="preserve">,</w:t>
+      </w:r>
+      <w:r>
+        <w:br/>
+      </w:r>
+      <w:r>
+        <w:rPr>
+          <w:rStyle w:val="NormalTok"/>
+        </w:rPr>
+        <w:t xml:space="preserve">      </w:t>
+      </w:r>
+      <w:r>
+        <w:rPr>
+          <w:rStyle w:val="AttributeTok"/>
+        </w:rPr>
+        <w:t xml:space="preserve">csalad    =</w:t>
+      </w:r>
+      <w:r>
+        <w:rPr>
+          <w:rStyle w:val="NormalTok"/>
+        </w:rPr>
+        <w:t xml:space="preserve"> </w:t>
+      </w:r>
+      <w:r>
+        <w:rPr>
+          <w:rStyle w:val="StringTok"/>
+        </w:rPr>
+        <w:t xml:space="preserve">"Caesar Salad"</w:t>
+      </w:r>
+      <w:r>
+        <w:rPr>
+          <w:rStyle w:val="NormalTok"/>
+        </w:rPr>
+        <w:t xml:space="preserve">,</w:t>
+      </w:r>
+      <w:r>
+        <w:br/>
+      </w:r>
+      <w:r>
+        <w:rPr>
+          <w:rStyle w:val="NormalTok"/>
+        </w:rPr>
+        <w:t xml:space="preserve">      </w:t>
+      </w:r>
+      <w:r>
+        <w:rPr>
+          <w:rStyle w:val="AttributeTok"/>
+        </w:rPr>
+        <w:t xml:space="preserve">oyster    =</w:t>
+      </w:r>
+      <w:r>
+        <w:rPr>
+          <w:rStyle w:val="NormalTok"/>
+        </w:rPr>
+        <w:t xml:space="preserve"> </w:t>
+      </w:r>
+      <w:r>
+        <w:rPr>
+          <w:rStyle w:val="StringTok"/>
+        </w:rPr>
+        <w:t xml:space="preserve">"Raw Oysters"</w:t>
+      </w:r>
+      <w:r>
+        <w:rPr>
+          <w:rStyle w:val="NormalTok"/>
+        </w:rPr>
+        <w:t xml:space="preserve">,</w:t>
+      </w:r>
+      <w:r>
+        <w:br/>
+      </w:r>
+      <w:r>
+        <w:rPr>
+          <w:rStyle w:val="NormalTok"/>
+        </w:rPr>
+        <w:t xml:space="preserve">      </w:t>
+      </w:r>
+      <w:r>
+        <w:rPr>
+          <w:rStyle w:val="AttributeTok"/>
+        </w:rPr>
+        <w:t xml:space="preserve">shcocktl  =</w:t>
+      </w:r>
+      <w:r>
+        <w:rPr>
+          <w:rStyle w:val="NormalTok"/>
+        </w:rPr>
+        <w:t xml:space="preserve"> </w:t>
+      </w:r>
+      <w:r>
+        <w:rPr>
+          <w:rStyle w:val="StringTok"/>
+        </w:rPr>
+        <w:t xml:space="preserve">"Shrimp Cocktail"</w:t>
+      </w:r>
+      <w:r>
+        <w:rPr>
+          <w:rStyle w:val="NormalTok"/>
+        </w:rPr>
+        <w:t xml:space="preserve">,</w:t>
+      </w:r>
+      <w:r>
+        <w:br/>
+      </w:r>
+      <w:r>
+        <w:rPr>
+          <w:rStyle w:val="NormalTok"/>
+        </w:rPr>
+        <w:t xml:space="preserve">      </w:t>
+      </w:r>
+      <w:r>
+        <w:rPr>
+          <w:rStyle w:val="AttributeTok"/>
+        </w:rPr>
+        <w:t xml:space="preserve">deggs     =</w:t>
+      </w:r>
+      <w:r>
+        <w:rPr>
+          <w:rStyle w:val="NormalTok"/>
+        </w:rPr>
+        <w:t xml:space="preserve"> </w:t>
+      </w:r>
+      <w:r>
+        <w:rPr>
+          <w:rStyle w:val="StringTok"/>
+        </w:rPr>
+        <w:t xml:space="preserve">"Deviled Eggs"</w:t>
+      </w:r>
+      <w:r>
+        <w:rPr>
+          <w:rStyle w:val="NormalTok"/>
+        </w:rPr>
+        <w:t xml:space="preserve">,</w:t>
+      </w:r>
+      <w:r>
+        <w:br/>
+      </w:r>
+      <w:r>
+        <w:rPr>
+          <w:rStyle w:val="NormalTok"/>
+        </w:rPr>
+        <w:t xml:space="preserve">      </w:t>
+      </w:r>
+      <w:r>
+        <w:rPr>
+          <w:rStyle w:val="AttributeTok"/>
+        </w:rPr>
+        <w:t xml:space="preserve">ssteak    =</w:t>
+      </w:r>
+      <w:r>
+        <w:rPr>
+          <w:rStyle w:val="NormalTok"/>
+        </w:rPr>
+        <w:t xml:space="preserve"> </w:t>
+      </w:r>
+      <w:r>
+        <w:rPr>
+          <w:rStyle w:val="StringTok"/>
+        </w:rPr>
+        <w:t xml:space="preserve">"Sirloin Steak"</w:t>
+      </w:r>
+      <w:r>
+        <w:rPr>
+          <w:rStyle w:val="NormalTok"/>
+        </w:rPr>
+        <w:t xml:space="preserve">,</w:t>
+      </w:r>
+      <w:r>
+        <w:br/>
+      </w:r>
+      <w:r>
+        <w:rPr>
+          <w:rStyle w:val="NormalTok"/>
+        </w:rPr>
+        <w:t xml:space="preserve">      </w:t>
+      </w:r>
+      <w:r>
+        <w:rPr>
+          <w:rStyle w:val="AttributeTok"/>
+        </w:rPr>
+        <w:t xml:space="preserve">fcbreast  =</w:t>
+      </w:r>
+      <w:r>
+        <w:rPr>
+          <w:rStyle w:val="NormalTok"/>
+        </w:rPr>
+        <w:t xml:space="preserve"> </w:t>
+      </w:r>
+      <w:r>
+        <w:rPr>
+          <w:rStyle w:val="StringTok"/>
+        </w:rPr>
+        <w:t xml:space="preserve">"Fancy Chicken Breast"</w:t>
+      </w:r>
+      <w:r>
+        <w:rPr>
+          <w:rStyle w:val="NormalTok"/>
+        </w:rPr>
+        <w:t xml:space="preserve">,</w:t>
+      </w:r>
+      <w:r>
+        <w:br/>
+      </w:r>
+      <w:r>
+        <w:rPr>
+          <w:rStyle w:val="NormalTok"/>
+        </w:rPr>
+        <w:t xml:space="preserve">      </w:t>
+      </w:r>
+      <w:r>
+        <w:rPr>
+          <w:rStyle w:val="AttributeTok"/>
+        </w:rPr>
+        <w:t xml:space="preserve">pchsalmon =</w:t>
+      </w:r>
+      <w:r>
+        <w:rPr>
+          <w:rStyle w:val="NormalTok"/>
+        </w:rPr>
+        <w:t xml:space="preserve"> </w:t>
+      </w:r>
+      <w:r>
+        <w:rPr>
+          <w:rStyle w:val="StringTok"/>
+        </w:rPr>
+        <w:t xml:space="preserve">"Poached Salmon"</w:t>
+      </w:r>
+      <w:r>
+        <w:rPr>
+          <w:rStyle w:val="NormalTok"/>
+        </w:rPr>
+        <w:t xml:space="preserve">,</w:t>
+      </w:r>
+      <w:r>
+        <w:br/>
+      </w:r>
+      <w:r>
+        <w:rPr>
+          <w:rStyle w:val="NormalTok"/>
+        </w:rPr>
+        <w:t xml:space="preserve">      </w:t>
+      </w:r>
+      <w:r>
+        <w:rPr>
+          <w:rStyle w:val="AttributeTok"/>
+        </w:rPr>
+        <w:t xml:space="preserve">ppasta    =</w:t>
+      </w:r>
+      <w:r>
+        <w:rPr>
+          <w:rStyle w:val="NormalTok"/>
+        </w:rPr>
+        <w:t xml:space="preserve"> </w:t>
+      </w:r>
+      <w:r>
+        <w:rPr>
+          <w:rStyle w:val="StringTok"/>
+        </w:rPr>
+        <w:t xml:space="preserve">"Pasta Primavera"</w:t>
+      </w:r>
+      <w:r>
+        <w:rPr>
+          <w:rStyle w:val="NormalTok"/>
+        </w:rPr>
+        <w:t xml:space="preserve">,</w:t>
+      </w:r>
+      <w:r>
+        <w:br/>
+      </w:r>
+      <w:r>
+        <w:rPr>
+          <w:rStyle w:val="NormalTok"/>
+        </w:rPr>
+        <w:t xml:space="preserve">      </w:t>
+      </w:r>
+      <w:r>
+        <w:rPr>
+          <w:rStyle w:val="AttributeTok"/>
+        </w:rPr>
+        <w:t xml:space="preserve">choclava  =</w:t>
+      </w:r>
+      <w:r>
+        <w:rPr>
+          <w:rStyle w:val="NormalTok"/>
+        </w:rPr>
+        <w:t xml:space="preserve"> </w:t>
+      </w:r>
+      <w:r>
+        <w:rPr>
+          <w:rStyle w:val="StringTok"/>
+        </w:rPr>
+        <w:t xml:space="preserve">"Chocolate Lava Cake"</w:t>
+      </w:r>
+      <w:r>
+        <w:rPr>
+          <w:rStyle w:val="NormalTok"/>
+        </w:rPr>
+        <w:t xml:space="preserve">,</w:t>
+      </w:r>
+      <w:r>
+        <w:br/>
+      </w:r>
+      <w:r>
+        <w:rPr>
+          <w:rStyle w:val="NormalTok"/>
+        </w:rPr>
+        <w:t xml:space="preserve">      </w:t>
+      </w:r>
+      <w:r>
+        <w:rPr>
+          <w:rStyle w:val="AttributeTok"/>
+        </w:rPr>
+        <w:t xml:space="preserve">nycake    =</w:t>
+      </w:r>
+      <w:r>
+        <w:rPr>
+          <w:rStyle w:val="NormalTok"/>
+        </w:rPr>
+        <w:t xml:space="preserve"> </w:t>
+      </w:r>
+      <w:r>
+        <w:rPr>
+          <w:rStyle w:val="StringTok"/>
+        </w:rPr>
+        <w:t xml:space="preserve">"New York Cheesecake"</w:t>
+      </w:r>
+      <w:r>
+        <w:rPr>
+          <w:rStyle w:val="NormalTok"/>
+        </w:rPr>
+        <w:t xml:space="preserve">,</w:t>
+      </w:r>
+      <w:r>
+        <w:br/>
+      </w:r>
+      <w:r>
+        <w:rPr>
+          <w:rStyle w:val="NormalTok"/>
+        </w:rPr>
+        <w:t xml:space="preserve">      </w:t>
+      </w:r>
+      <w:r>
+        <w:rPr>
+          <w:rStyle w:val="AttributeTok"/>
+        </w:rPr>
+        <w:t xml:space="preserve">vanicecr  =</w:t>
+      </w:r>
+      <w:r>
+        <w:rPr>
+          <w:rStyle w:val="NormalTok"/>
+        </w:rPr>
+        <w:t xml:space="preserve"> </w:t>
+      </w:r>
+      <w:r>
+        <w:rPr>
+          <w:rStyle w:val="StringTok"/>
+        </w:rPr>
+        <w:t xml:space="preserve">"Vanilla Ice Cream"</w:t>
+      </w:r>
+      <w:r>
+        <w:br/>
+      </w:r>
+      <w:r>
+        <w:rPr>
+          <w:rStyle w:val="NormalTok"/>
+        </w:rPr>
+        <w:t xml:space="preserve">    )</w:t>
+      </w:r>
+      <w:r>
+        <w:br/>
+      </w:r>
+      <w:r>
+        <w:rPr>
+          <w:rStyle w:val="NormalTok"/>
+        </w:rPr>
+        <w:t xml:space="preserve">  ) </w:t>
+      </w:r>
+      <w:r>
+        <w:rPr>
+          <w:rStyle w:val="SpecialCharTok"/>
+        </w:rPr>
+        <w:t xml:space="preserve">%&gt;%</w:t>
+      </w:r>
+      <w:r>
+        <w:rPr>
+          <w:rStyle w:val="NormalTok"/>
+        </w:rPr>
+        <w:t xml:space="preserve"> </w:t>
+      </w:r>
+      <w:r>
+        <w:br/>
+      </w:r>
+      <w:r>
+        <w:rPr>
+          <w:rStyle w:val="NormalTok"/>
+        </w:rPr>
+        <w:t xml:space="preserve">  </w:t>
+      </w:r>
+      <w:r>
+        <w:rPr>
+          <w:rStyle w:val="FunctionTok"/>
+        </w:rPr>
+        <w:t xml:space="preserve">mutate</w:t>
+      </w:r>
+      <w:r>
+        <w:rPr>
+          <w:rStyle w:val="NormalTok"/>
+        </w:rPr>
+        <w:t xml:space="preserve">(</w:t>
+      </w:r>
+      <w:r>
+        <w:br/>
+      </w:r>
+      <w:r>
+        <w:rPr>
+          <w:rStyle w:val="NormalTok"/>
+        </w:rPr>
+        <w:t xml:space="preserve">    </w:t>
+      </w:r>
+      <w:r>
+        <w:rPr>
+          <w:rStyle w:val="AttributeTok"/>
+        </w:rPr>
+        <w:t xml:space="preserve">general =</w:t>
+      </w:r>
+      <w:r>
+        <w:rPr>
+          <w:rStyle w:val="NormalTok"/>
+        </w:rPr>
+        <w:t xml:space="preserve"> general</w:t>
+      </w:r>
+      <w:r>
+        <w:rPr>
+          <w:rStyle w:val="SpecialCharTok"/>
+        </w:rPr>
+        <w:t xml:space="preserve">*</w:t>
+      </w:r>
+      <w:r>
+        <w:rPr>
+          <w:rStyle w:val="DecValTok"/>
+        </w:rPr>
+        <w:t xml:space="preserve">100</w:t>
+      </w:r>
+      <w:r>
+        <w:rPr>
+          <w:rStyle w:val="NormalTok"/>
+        </w:rPr>
+        <w:t xml:space="preserve">, </w:t>
+      </w:r>
+      <w:r>
+        <w:br/>
+      </w:r>
+      <w:r>
+        <w:rPr>
+          <w:rStyle w:val="NormalTok"/>
+        </w:rPr>
+        <w:t xml:space="preserve">    </w:t>
+      </w:r>
+      <w:r>
+        <w:rPr>
+          <w:rStyle w:val="AttributeTok"/>
+        </w:rPr>
+        <w:t xml:space="preserve">serious =</w:t>
+      </w:r>
+      <w:r>
+        <w:rPr>
+          <w:rStyle w:val="NormalTok"/>
+        </w:rPr>
+        <w:t xml:space="preserve"> serious</w:t>
+      </w:r>
+      <w:r>
+        <w:rPr>
+          <w:rStyle w:val="SpecialCharTok"/>
+        </w:rPr>
+        <w:t xml:space="preserve">*</w:t>
+      </w:r>
+      <w:r>
+        <w:rPr>
+          <w:rStyle w:val="DecValTok"/>
+        </w:rPr>
+        <w:t xml:space="preserve">100</w:t>
+      </w:r>
+      <w:r>
+        <w:br/>
+      </w:r>
+      <w:r>
+        <w:rPr>
+          <w:rStyle w:val="NormalTok"/>
+        </w:rPr>
+        <w:t xml:space="preserve">  ) </w:t>
+      </w:r>
+      <w:r>
+        <w:rPr>
+          <w:rStyle w:val="SpecialCharTok"/>
+        </w:rPr>
+        <w:t xml:space="preserve">%&gt;%</w:t>
+      </w:r>
+      <w:r>
+        <w:rPr>
+          <w:rStyle w:val="NormalTok"/>
+        </w:rPr>
+        <w:t xml:space="preserve"> </w:t>
+      </w:r>
+      <w:r>
+        <w:br/>
+      </w:r>
+      <w:r>
+        <w:rPr>
+          <w:rStyle w:val="NormalTok"/>
+        </w:rPr>
+        <w:t xml:space="preserve">  </w:t>
+      </w:r>
+      <w:r>
+        <w:rPr>
+          <w:rStyle w:val="FunctionTok"/>
+        </w:rPr>
+        <w:t xml:space="preserve">rename</w:t>
+      </w:r>
+      <w:r>
+        <w:rPr>
+          <w:rStyle w:val="NormalTok"/>
+        </w:rPr>
+        <w:t xml:space="preserve">(</w:t>
+      </w:r>
+      <w:r>
+        <w:br/>
+      </w:r>
+      <w:r>
+        <w:rPr>
+          <w:rStyle w:val="NormalTok"/>
+        </w:rPr>
+        <w:t xml:space="preserve">    </w:t>
+      </w:r>
+      <w:r>
+        <w:rPr>
+          <w:rStyle w:val="StringTok"/>
+        </w:rPr>
+        <w:t xml:space="preserve">`</w:t>
+      </w:r>
+      <w:r>
+        <w:rPr>
+          <w:rStyle w:val="AttributeTok"/>
+        </w:rPr>
+        <w:t xml:space="preserve">Menu Item</w:t>
+      </w:r>
+      <w:r>
+        <w:rPr>
+          <w:rStyle w:val="StringTok"/>
+        </w:rPr>
+        <w:t xml:space="preserve">`</w:t>
+      </w:r>
+      <w:r>
+        <w:rPr>
+          <w:rStyle w:val="NormalTok"/>
+        </w:rPr>
+        <w:t xml:space="preserve"> </w:t>
+      </w:r>
+      <w:r>
+        <w:rPr>
+          <w:rStyle w:val="OtherTok"/>
+        </w:rPr>
+        <w:t xml:space="preserve">=</w:t>
+      </w:r>
+      <w:r>
+        <w:rPr>
+          <w:rStyle w:val="NormalTok"/>
+        </w:rPr>
+        <w:t xml:space="preserve"> </w:t>
+      </w:r>
+      <w:r>
+        <w:rPr>
+          <w:rStyle w:val="StringTok"/>
+        </w:rPr>
+        <w:t xml:space="preserve">"menu_item"</w:t>
+      </w:r>
+      <w:r>
+        <w:rPr>
+          <w:rStyle w:val="NormalTok"/>
+        </w:rPr>
+        <w:t xml:space="preserve">, </w:t>
+      </w:r>
+      <w:r>
+        <w:br/>
+      </w:r>
+      <w:r>
+        <w:rPr>
+          <w:rStyle w:val="NormalTok"/>
+        </w:rPr>
+        <w:t xml:space="preserve">    </w:t>
+      </w:r>
+      <w:r>
+        <w:rPr>
+          <w:rStyle w:val="StringTok"/>
+        </w:rPr>
+        <w:t xml:space="preserve">`</w:t>
+      </w:r>
+      <w:r>
+        <w:rPr>
+          <w:rStyle w:val="AttributeTok"/>
+        </w:rPr>
+        <w:t xml:space="preserve">AR General</w:t>
+      </w:r>
+      <w:r>
+        <w:rPr>
+          <w:rStyle w:val="StringTok"/>
+        </w:rPr>
+        <w:t xml:space="preserve">`</w:t>
+      </w:r>
+      <w:r>
+        <w:rPr>
+          <w:rStyle w:val="NormalTok"/>
+        </w:rPr>
+        <w:t xml:space="preserve"> </w:t>
+      </w:r>
+      <w:r>
+        <w:rPr>
+          <w:rStyle w:val="OtherTok"/>
+        </w:rPr>
+        <w:t xml:space="preserve">=</w:t>
+      </w:r>
+      <w:r>
+        <w:rPr>
+          <w:rStyle w:val="NormalTok"/>
+        </w:rPr>
+        <w:t xml:space="preserve"> </w:t>
+      </w:r>
+      <w:r>
+        <w:rPr>
+          <w:rStyle w:val="StringTok"/>
+        </w:rPr>
+        <w:t xml:space="preserve">"general"</w:t>
+      </w:r>
+      <w:r>
+        <w:rPr>
+          <w:rStyle w:val="NormalTok"/>
+        </w:rPr>
+        <w:t xml:space="preserve">,</w:t>
+      </w:r>
+      <w:r>
+        <w:br/>
+      </w:r>
+      <w:r>
+        <w:rPr>
+          <w:rStyle w:val="NormalTok"/>
+        </w:rPr>
+        <w:t xml:space="preserve">    </w:t>
+      </w:r>
+      <w:r>
+        <w:rPr>
+          <w:rStyle w:val="StringTok"/>
+        </w:rPr>
+        <w:t xml:space="preserve">`</w:t>
+      </w:r>
+      <w:r>
+        <w:rPr>
+          <w:rStyle w:val="AttributeTok"/>
+        </w:rPr>
+        <w:t xml:space="preserve">AR Serious</w:t>
+      </w:r>
+      <w:r>
+        <w:rPr>
+          <w:rStyle w:val="StringTok"/>
+        </w:rPr>
+        <w:t xml:space="preserve">`</w:t>
+      </w:r>
+      <w:r>
+        <w:rPr>
+          <w:rStyle w:val="NormalTok"/>
+        </w:rPr>
+        <w:t xml:space="preserve"> </w:t>
+      </w:r>
+      <w:r>
+        <w:rPr>
+          <w:rStyle w:val="OtherTok"/>
+        </w:rPr>
+        <w:t xml:space="preserve">=</w:t>
+      </w:r>
+      <w:r>
+        <w:rPr>
+          <w:rStyle w:val="NormalTok"/>
+        </w:rPr>
+        <w:t xml:space="preserve"> </w:t>
+      </w:r>
+      <w:r>
+        <w:rPr>
+          <w:rStyle w:val="StringTok"/>
+        </w:rPr>
+        <w:t xml:space="preserve">"serious"</w:t>
+      </w:r>
+      <w:r>
+        <w:br/>
+      </w:r>
+      <w:r>
+        <w:rPr>
+          <w:rStyle w:val="NormalTok"/>
+        </w:rPr>
+        <w:t xml:space="preserve">  ) </w:t>
+      </w:r>
+      <w:r>
+        <w:rPr>
+          <w:rStyle w:val="SpecialCharTok"/>
+        </w:rPr>
+        <w:t xml:space="preserve">%&gt;%</w:t>
+      </w:r>
+      <w:r>
+        <w:rPr>
+          <w:rStyle w:val="NormalTok"/>
+        </w:rPr>
+        <w:t xml:space="preserve"> </w:t>
+      </w:r>
+      <w:r>
+        <w:br/>
+      </w:r>
+      <w:r>
+        <w:rPr>
+          <w:rStyle w:val="NormalTok"/>
+        </w:rPr>
+        <w:t xml:space="preserve">  </w:t>
+      </w:r>
+      <w:r>
+        <w:rPr>
+          <w:rStyle w:val="FunctionTok"/>
+        </w:rPr>
+        <w:t xml:space="preserve">flextable</w:t>
+      </w:r>
+      <w:r>
+        <w:rPr>
+          <w:rStyle w:val="NormalTok"/>
+        </w:rPr>
+        <w:t xml:space="preserve">() </w:t>
+      </w:r>
+      <w:r>
+        <w:rPr>
+          <w:rStyle w:val="SpecialCharTok"/>
+        </w:rPr>
+        <w:t xml:space="preserve">%&gt;%</w:t>
+      </w:r>
+      <w:r>
+        <w:br/>
+      </w:r>
+      <w:r>
+        <w:rPr>
+          <w:rStyle w:val="NormalTok"/>
+        </w:rPr>
+        <w:t xml:space="preserve">  </w:t>
+      </w:r>
+      <w:r>
+        <w:rPr>
+          <w:rStyle w:val="FunctionTok"/>
+        </w:rPr>
+        <w:t xml:space="preserve">colformat_double</w:t>
+      </w:r>
+      <w:r>
+        <w:rPr>
+          <w:rStyle w:val="NormalTok"/>
+        </w:rPr>
+        <w:t xml:space="preserve">(</w:t>
+      </w:r>
+      <w:r>
+        <w:br/>
+      </w:r>
+      <w:r>
+        <w:rPr>
+          <w:rStyle w:val="NormalTok"/>
+        </w:rPr>
+        <w:t xml:space="preserve">    </w:t>
+      </w:r>
+      <w:r>
+        <w:rPr>
+          <w:rStyle w:val="AttributeTok"/>
+        </w:rPr>
+        <w:t xml:space="preserve">j =</w:t>
+      </w:r>
+      <w:r>
+        <w:rPr>
+          <w:rStyle w:val="NormalTok"/>
+        </w:rPr>
+        <w:t xml:space="preserve"> </w:t>
+      </w:r>
+      <w:r>
+        <w:rPr>
+          <w:rStyle w:val="FunctionTok"/>
+        </w:rPr>
+        <w:t xml:space="preserve">c</w:t>
+      </w:r>
+      <w:r>
+        <w:rPr>
+          <w:rStyle w:val="NormalTok"/>
+        </w:rPr>
+        <w:t xml:space="preserve">(</w:t>
+      </w:r>
+      <w:r>
+        <w:rPr>
+          <w:rStyle w:val="StringTok"/>
+        </w:rPr>
+        <w:t xml:space="preserve">"AR General"</w:t>
+      </w:r>
+      <w:r>
+        <w:rPr>
+          <w:rStyle w:val="NormalTok"/>
+        </w:rPr>
+        <w:t xml:space="preserve">, </w:t>
+      </w:r>
+      <w:r>
+        <w:rPr>
+          <w:rStyle w:val="StringTok"/>
+        </w:rPr>
+        <w:t xml:space="preserve">"AR Serious"</w:t>
+      </w:r>
+      <w:r>
+        <w:rPr>
+          <w:rStyle w:val="NormalTok"/>
+        </w:rPr>
+        <w:t xml:space="preserve">),</w:t>
+      </w:r>
+      <w:r>
+        <w:br/>
+      </w:r>
+      <w:r>
+        <w:rPr>
+          <w:rStyle w:val="NormalTok"/>
+        </w:rPr>
+        <w:t xml:space="preserve">    </w:t>
+      </w:r>
+      <w:r>
+        <w:rPr>
+          <w:rStyle w:val="AttributeTok"/>
+        </w:rPr>
+        <w:t xml:space="preserve">digits =</w:t>
+      </w:r>
+      <w:r>
+        <w:rPr>
+          <w:rStyle w:val="NormalTok"/>
+        </w:rPr>
+        <w:t xml:space="preserve"> </w:t>
+      </w:r>
+      <w:r>
+        <w:rPr>
+          <w:rStyle w:val="DecValTok"/>
+        </w:rPr>
+        <w:t xml:space="preserve">1</w:t>
+      </w:r>
+      <w:r>
+        <w:rPr>
+          <w:rStyle w:val="NormalTok"/>
+        </w:rPr>
+        <w:t xml:space="preserve">,</w:t>
+      </w:r>
+      <w:r>
+        <w:br/>
+      </w:r>
+      <w:r>
+        <w:rPr>
+          <w:rStyle w:val="NormalTok"/>
+        </w:rPr>
+        <w:t xml:space="preserve">    </w:t>
+      </w:r>
+      <w:r>
+        <w:rPr>
+          <w:rStyle w:val="AttributeTok"/>
+        </w:rPr>
+        <w:t xml:space="preserve">suffix =</w:t>
+      </w:r>
+      <w:r>
+        <w:rPr>
+          <w:rStyle w:val="NormalTok"/>
+        </w:rPr>
+        <w:t xml:space="preserve"> </w:t>
+      </w:r>
+      <w:r>
+        <w:rPr>
+          <w:rStyle w:val="StringTok"/>
+        </w:rPr>
+        <w:t xml:space="preserve">"%"</w:t>
+      </w:r>
+      <w:r>
+        <w:br/>
+      </w:r>
+      <w:r>
+        <w:rPr>
+          <w:rStyle w:val="NormalTok"/>
+        </w:rPr>
+        <w:t xml:space="preserve">  ) </w:t>
+      </w:r>
+      <w:r>
+        <w:rPr>
+          <w:rStyle w:val="SpecialCharTok"/>
+        </w:rPr>
+        <w:t xml:space="preserve">%&gt;%</w:t>
+      </w:r>
+      <w:r>
+        <w:rPr>
+          <w:rStyle w:val="NormalTok"/>
+        </w:rPr>
+        <w:t xml:space="preserve"> </w:t>
+      </w:r>
+      <w:r>
+        <w:br/>
+      </w:r>
+      <w:r>
+        <w:rPr>
+          <w:rStyle w:val="NormalTok"/>
+        </w:rPr>
+        <w:t xml:space="preserve">  </w:t>
+      </w:r>
+      <w:r>
+        <w:rPr>
+          <w:rStyle w:val="FunctionTok"/>
+        </w:rPr>
+        <w:t xml:space="preserve">bold</w:t>
+      </w:r>
+      <w:r>
+        <w:rPr>
+          <w:rStyle w:val="NormalTok"/>
+        </w:rPr>
+        <w:t xml:space="preserve">(</w:t>
+      </w:r>
+      <w:r>
+        <w:rPr>
+          <w:rStyle w:val="AttributeTok"/>
+        </w:rPr>
+        <w:t xml:space="preserve">part =</w:t>
+      </w:r>
+      <w:r>
+        <w:rPr>
+          <w:rStyle w:val="NormalTok"/>
+        </w:rPr>
+        <w:t xml:space="preserve"> </w:t>
+      </w:r>
+      <w:r>
+        <w:rPr>
+          <w:rStyle w:val="StringTok"/>
+        </w:rPr>
+        <w:t xml:space="preserve">"header"</w:t>
+      </w:r>
+      <w:r>
+        <w:rPr>
+          <w:rStyle w:val="NormalTok"/>
+        </w:rPr>
+        <w:t xml:space="preserve">) </w:t>
+      </w:r>
+      <w:r>
+        <w:rPr>
+          <w:rStyle w:val="SpecialCharTok"/>
+        </w:rPr>
+        <w:t xml:space="preserve">%&gt;%</w:t>
+      </w:r>
+      <w:r>
+        <w:rPr>
+          <w:rStyle w:val="NormalTok"/>
+        </w:rPr>
+        <w:t xml:space="preserve"> </w:t>
+      </w:r>
+      <w:r>
+        <w:br/>
+      </w:r>
+      <w:r>
+        <w:rPr>
+          <w:rStyle w:val="NormalTok"/>
+        </w:rPr>
+        <w:t xml:space="preserve">  </w:t>
+      </w:r>
+      <w:r>
+        <w:rPr>
+          <w:rStyle w:val="FunctionTok"/>
+        </w:rPr>
+        <w:t xml:space="preserve">autofit</w:t>
+      </w:r>
+      <w:r>
+        <w:rPr>
+          <w:rStyle w:val="NormalTok"/>
+        </w:rPr>
+        <w:t xml:space="preserve">()</w:t>
+      </w:r>
+      <w:r>
+        <w:br/>
+      </w:r>
+      <w:r>
+        <w:rPr>
+          <w:rStyle w:val="NormalTok"/>
+        </w:rPr>
+        <w:t xml:space="preserve">  </w:t>
       </w:r>
     </w:p>
     <w:tbl xmlns:w="http://schemas.openxmlformats.org/wordprocessingml/2006/main" xmlns:r="http://schemas.openxmlformats.org/officeDocument/2006/relationships" xmlns:w14="http://schemas.microsoft.com/office/word/2010/wordml" xmlns:wp="http://schemas.openxmlformats.org/drawingml/2006/wordprocessingDrawing" xmlns:a="http://schemas.openxmlformats.org/drawingml/2006/main" xmlns:pic="http://schemas.openxmlformats.org/drawingml/2006/picture">
@@ -13428,9 +16054,9 @@
         </w:tc>
       </w:tr>
     </w:tbl>
-    <w:bookmarkEnd w:id="61"/>
-    <w:bookmarkEnd w:id="62"/>
-    <w:bookmarkStart w:id="63" w:name="part-d-putting-it-all-together"/>
+    <w:bookmarkEnd w:id="64"/>
+    <w:bookmarkEnd w:id="65"/>
+    <w:bookmarkStart w:id="66" w:name="part-d-putting-it-all-together"/>
     <w:p>
       <w:pPr>
         <w:pStyle w:val="Heading2"/>
@@ -13461,7 +16087,7 @@
         <w:rPr>
           <w:rStyle w:val="VerbatimChar"/>
         </w:rPr>
-        <w:t xml:space="preserve">participant_data/module4</w:t>
+        <w:t xml:space="preserve">participant_data/module4/scripts</w:t>
       </w:r>
       <w:r>
         <w:t xml:space="preserve"> </w:t>
@@ -13503,7 +16129,7 @@
         <w:pStyle w:val="BodyText"/>
       </w:pPr>
       <w:r>
-        <w:t xml:space="preserve">Your report should include at least 1 figure (the epidemiologic curve from Module 3) and 1 table (attack rate table from Module 4). Apart from that, feel free to be as creative as you like.</w:t>
+        <w:t xml:space="preserve">Your report should include at least 1 figure (the epidemiologic curve from Module 3) and 1 table (attack rate table including general and serious illnesses from Module 4). Apart from that, feel free to be as creative as you like.</w:t>
       </w:r>
     </w:p>
     <w:p>
@@ -13527,7 +16153,7 @@
         <w:t xml:space="preserve">.</w:t>
       </w:r>
     </w:p>
-    <w:bookmarkEnd w:id="63"/>
+    <w:bookmarkEnd w:id="66"/>
     <w:sectPr>
       <w:footnotePr>
         <w:numRestart w:val="eachSect"/>
